--- a/WebContent/docx/实体瘤86基因报告-单样本-重庆分子.docx
+++ b/WebContent/docx/实体瘤86基因报告-单样本-重庆分子.docx
@@ -3416,16 +3416,16 @@
         </w:rPr>
       </w:pPr>
       <w:bookmarkStart w:id="0" w:name="_Toc10446"/>
-      <w:bookmarkStart w:id="1" w:name="_Toc21009_WPSOffice_Level1"/>
+      <w:bookmarkStart w:id="1" w:name="_Toc12688"/>
       <w:bookmarkStart w:id="2" w:name="_Toc24178_WPSOffice_Level1"/>
-      <w:bookmarkStart w:id="3" w:name="_Toc32054"/>
-      <w:bookmarkStart w:id="4" w:name="_Toc24397"/>
-      <w:bookmarkStart w:id="5" w:name="_Toc21669"/>
-      <w:bookmarkStart w:id="6" w:name="_Toc13806"/>
-      <w:bookmarkStart w:id="7" w:name="_Toc28303"/>
-      <w:bookmarkStart w:id="8" w:name="_Toc12688"/>
-      <w:bookmarkStart w:id="9" w:name="_Toc30143_WPSOffice_Level1"/>
-      <w:bookmarkStart w:id="10" w:name="_Toc27500"/>
+      <w:bookmarkStart w:id="3" w:name="_Toc21669"/>
+      <w:bookmarkStart w:id="4" w:name="_Toc13806"/>
+      <w:bookmarkStart w:id="5" w:name="_Toc27500"/>
+      <w:bookmarkStart w:id="6" w:name="_Toc28303"/>
+      <w:bookmarkStart w:id="7" w:name="_Toc30143_WPSOffice_Level1"/>
+      <w:bookmarkStart w:id="8" w:name="_Toc24397"/>
+      <w:bookmarkStart w:id="9" w:name="_Toc21009_WPSOffice_Level1"/>
+      <w:bookmarkStart w:id="10" w:name="_Toc32054"/>
       <w:r>
         <w:rPr>
           <w:rFonts w:ascii="Times New Roman" w:hAnsi="Times New Roman"/>
@@ -3489,13 +3489,6 @@
             <w:insideH w:val="single" w:color="BEBEBE" w:themeColor="background1" w:themeShade="BF" w:sz="4" w:space="0"/>
             <w:insideV w:val="single" w:color="BEBEBE" w:themeColor="background1" w:themeShade="BF" w:sz="4" w:space="0"/>
           </w:tblBorders>
-          <w:shd w:val="clear" w:color="auto" w:fill="FFFFFF" w:themeFill="background1"/>
-          <w:tblCellMar>
-            <w:top w:w="0" w:type="dxa"/>
-            <w:left w:w="108" w:type="dxa"/>
-            <w:bottom w:w="0" w:type="dxa"/>
-            <w:right w:w="108" w:type="dxa"/>
-          </w:tblCellMar>
         </w:tblPrEx>
         <w:trPr>
           <w:trHeight w:val="397" w:hRule="atLeast"/>
@@ -3772,23 +3765,14 @@
             </w:pPr>
             <w:r>
               <w:rPr>
-                <w:rFonts w:ascii="Times New Roman" w:hAnsi="Times New Roman" w:eastAsia="微软雅黑" w:cs="Times New Roman"/>
+                <w:rFonts w:hint="eastAsia" w:ascii="Times New Roman" w:hAnsi="Times New Roman" w:eastAsia="微软雅黑" w:cs="Times New Roman"/>
+                <w:bCs/>
                 <w:color w:val="000000"/>
                 <w:sz w:val="21"/>
                 <w:szCs w:val="21"/>
-                <w:lang w:eastAsia="zh-CN"/>
-              </w:rPr>
-              <w:t>标本类型：</w:t>
-            </w:r>
-            <w:r>
-              <w:rPr>
-                <w:rFonts w:hint="eastAsia" w:ascii="Times New Roman" w:hAnsi="Times New Roman" w:eastAsia="微软雅黑" w:cs="Times New Roman"/>
-                <w:color w:val="000000"/>
-                <w:sz w:val="21"/>
-                <w:szCs w:val="21"/>
-                <w:lang w:eastAsia="zh-CN"/>
-              </w:rPr>
-              <w:t>{{ sample_type }}</w:t>
+                <w:lang w:val="en-US" w:eastAsia="zh-CN"/>
+              </w:rPr>
+              <w:t>病理编号：{{ patientid }}</w:t>
             </w:r>
           </w:p>
         </w:tc>
@@ -3928,15 +3912,57 @@
             </w:pPr>
             <w:r>
               <w:rPr>
-                <w:rFonts w:hint="eastAsia" w:ascii="Times New Roman" w:hAnsi="Times New Roman" w:eastAsia="微软雅黑" w:cs="Times New Roman"/>
-                <w:bCs/>
+                <w:rFonts w:ascii="Times New Roman" w:hAnsi="Times New Roman" w:eastAsia="微软雅黑" w:cs="Times New Roman"/>
                 <w:color w:val="000000"/>
                 <w:sz w:val="21"/>
                 <w:szCs w:val="21"/>
-                <w:lang w:val="en-US" w:eastAsia="zh-CN"/>
-              </w:rPr>
-              <w:t>病理编号：{{ patientid }}</w:t>
-            </w:r>
+                <w:lang w:eastAsia="zh-CN"/>
+              </w:rPr>
+              <w:t>标本类型：</w:t>
+            </w:r>
+            <w:r>
+              <w:rPr>
+                <w:rFonts w:hint="eastAsia" w:ascii="Times New Roman" w:hAnsi="Times New Roman" w:eastAsia="微软雅黑" w:cs="黑体"/>
+                <w:sz w:val="21"/>
+                <w:lang w:eastAsia="zh-CN"/>
+              </w:rPr>
+              <w:t xml:space="preserve">{% if summaryOfRresults.type == </w:t>
+            </w:r>
+            <w:r>
+              <w:rPr>
+                <w:rFonts w:ascii="Times New Roman" w:hAnsi="Times New Roman" w:eastAsia="微软雅黑" w:cs="黑体"/>
+                <w:sz w:val="21"/>
+                <w:lang w:eastAsia="zh-CN"/>
+              </w:rPr>
+              <w:t>“tissue”</w:t>
+            </w:r>
+            <w:r>
+              <w:rPr>
+                <w:rFonts w:hint="eastAsia" w:ascii="Times New Roman" w:hAnsi="Times New Roman" w:eastAsia="微软雅黑" w:cs="黑体"/>
+                <w:sz w:val="21"/>
+                <w:lang w:eastAsia="zh-CN"/>
+              </w:rPr>
+              <w:t xml:space="preserve"> %}石蜡样本{% else %}</w:t>
+            </w:r>
+            <w:r>
+              <w:rPr>
+                <w:rFonts w:hint="eastAsia" w:ascii="微软雅黑" w:hAnsi="微软雅黑" w:eastAsia="微软雅黑" w:cs="微软雅黑"/>
+                <w:sz w:val="21"/>
+                <w:szCs w:val="21"/>
+                <w:lang w:val="en-US" w:eastAsia="zh-CN" w:bidi="ar"/>
+              </w:rPr>
+              <w:t>血液</w:t>
+            </w:r>
+            <w:r>
+              <w:rPr>
+                <w:rFonts w:hint="eastAsia" w:ascii="Times New Roman" w:hAnsi="Times New Roman" w:eastAsia="微软雅黑" w:cs="黑体"/>
+                <w:sz w:val="21"/>
+                <w:lang w:eastAsia="zh-CN"/>
+              </w:rPr>
+              <w:t>{% endif %}</w:t>
+            </w:r>
+            <w:bookmarkStart w:id="156" w:name="_GoBack"/>
+            <w:bookmarkEnd w:id="156"/>
           </w:p>
         </w:tc>
       </w:tr>
@@ -4136,16 +4162,16 @@
           </w14:shadow>
         </w:rPr>
       </w:pPr>
-      <w:bookmarkStart w:id="11" w:name="_Toc18062_WPSOffice_Level1"/>
-      <w:bookmarkStart w:id="12" w:name="_Toc13416"/>
-      <w:bookmarkStart w:id="13" w:name="_Toc17451"/>
-      <w:bookmarkStart w:id="14" w:name="_Toc11015_WPSOffice_Level1"/>
-      <w:bookmarkStart w:id="15" w:name="_Toc11465"/>
-      <w:bookmarkStart w:id="16" w:name="_Toc15297"/>
-      <w:bookmarkStart w:id="17" w:name="_Toc10518"/>
-      <w:bookmarkStart w:id="18" w:name="_Toc19594"/>
-      <w:bookmarkStart w:id="19" w:name="_Toc13931"/>
-      <w:bookmarkStart w:id="20" w:name="_Toc7021_WPSOffice_Level1"/>
+      <w:bookmarkStart w:id="11" w:name="_Toc7021_WPSOffice_Level1"/>
+      <w:bookmarkStart w:id="12" w:name="_Toc18062_WPSOffice_Level1"/>
+      <w:bookmarkStart w:id="13" w:name="_Toc13416"/>
+      <w:bookmarkStart w:id="14" w:name="_Toc17451"/>
+      <w:bookmarkStart w:id="15" w:name="_Toc11015_WPSOffice_Level1"/>
+      <w:bookmarkStart w:id="16" w:name="_Toc11465"/>
+      <w:bookmarkStart w:id="17" w:name="_Toc13931"/>
+      <w:bookmarkStart w:id="18" w:name="_Toc15297"/>
+      <w:bookmarkStart w:id="19" w:name="_Toc10518"/>
+      <w:bookmarkStart w:id="20" w:name="_Toc19594"/>
       <w:bookmarkStart w:id="21" w:name="_Toc3823"/>
       <w:r>
         <w:rPr>
@@ -4320,16 +4346,16 @@
           </w14:shadow>
         </w:rPr>
       </w:pPr>
-      <w:bookmarkStart w:id="23" w:name="_Toc18058"/>
-      <w:bookmarkStart w:id="24" w:name="_Toc1410"/>
-      <w:bookmarkStart w:id="25" w:name="_Toc3871"/>
-      <w:bookmarkStart w:id="26" w:name="_Toc25920"/>
-      <w:bookmarkStart w:id="27" w:name="_Toc2563"/>
-      <w:bookmarkStart w:id="28" w:name="_Toc4088"/>
-      <w:bookmarkStart w:id="29" w:name="_Toc6221_WPSOffice_Level1"/>
+      <w:bookmarkStart w:id="23" w:name="_Toc3871"/>
+      <w:bookmarkStart w:id="24" w:name="_Toc4088"/>
+      <w:bookmarkStart w:id="25" w:name="_Toc2563"/>
+      <w:bookmarkStart w:id="26" w:name="_Toc18058"/>
+      <w:bookmarkStart w:id="27" w:name="_Toc1410"/>
+      <w:bookmarkStart w:id="28" w:name="_Toc6221_WPSOffice_Level1"/>
+      <w:bookmarkStart w:id="29" w:name="_Toc25920"/>
       <w:bookmarkStart w:id="30" w:name="_Toc23369_WPSOffice_Level1"/>
-      <w:bookmarkStart w:id="31" w:name="_Toc19624"/>
-      <w:bookmarkStart w:id="32" w:name="_Toc11387"/>
+      <w:bookmarkStart w:id="31" w:name="_Toc11387"/>
+      <w:bookmarkStart w:id="32" w:name="_Toc19624"/>
       <w:r>
         <w:rPr>
           <w:rFonts w:hint="eastAsia" w:ascii="Times New Roman" w:hAnsi="Times New Roman"/>
@@ -4398,9 +4424,9 @@
           <w:lang w:eastAsia="zh-CN"/>
         </w:rPr>
       </w:pPr>
-      <w:bookmarkStart w:id="33" w:name="_Toc29503"/>
-      <w:bookmarkStart w:id="34" w:name="_Toc24467"/>
-      <w:bookmarkStart w:id="35" w:name="_Toc149837254"/>
+      <w:bookmarkStart w:id="33" w:name="_Toc149837254"/>
+      <w:bookmarkStart w:id="34" w:name="_Toc29503"/>
+      <w:bookmarkStart w:id="35" w:name="_Toc24467"/>
       <w:r>
         <w:rPr>
           <w:rFonts w:hint="eastAsia"/>
@@ -4489,8 +4515,8 @@
                 </w14:textFill>
               </w:rPr>
             </w:pPr>
-            <w:bookmarkStart w:id="36" w:name="_Toc14270"/>
-            <w:bookmarkStart w:id="37" w:name="_Toc21059"/>
+            <w:bookmarkStart w:id="36" w:name="_Toc21059"/>
+            <w:bookmarkStart w:id="37" w:name="_Toc14270"/>
             <w:r>
               <w:rPr>
                 <w:rFonts w:hint="eastAsia" w:cs="黑体"/>
@@ -5657,16 +5683,16 @@
           <w:lang w:eastAsia="zh-CN"/>
         </w:rPr>
       </w:pPr>
-      <w:bookmarkStart w:id="38" w:name="_Toc149837255"/>
-      <w:bookmarkStart w:id="39" w:name="_Toc31847"/>
-      <w:bookmarkStart w:id="40" w:name="_Toc19430"/>
-      <w:bookmarkStart w:id="41" w:name="_Toc284"/>
-      <w:bookmarkStart w:id="42" w:name="_Toc12381"/>
+      <w:bookmarkStart w:id="38" w:name="_Toc19430"/>
+      <w:bookmarkStart w:id="39" w:name="_Toc149837255"/>
+      <w:bookmarkStart w:id="40" w:name="_Toc31847"/>
+      <w:bookmarkStart w:id="41" w:name="_Toc12381"/>
+      <w:bookmarkStart w:id="42" w:name="_Toc20136_WPSOffice_Level1"/>
       <w:bookmarkStart w:id="43" w:name="_Toc2781"/>
       <w:bookmarkStart w:id="44" w:name="_Toc19184"/>
-      <w:bookmarkStart w:id="45" w:name="_Toc14062"/>
-      <w:bookmarkStart w:id="46" w:name="_Toc19898_WPSOffice_Level1"/>
-      <w:bookmarkStart w:id="47" w:name="_Toc20136_WPSOffice_Level1"/>
+      <w:bookmarkStart w:id="45" w:name="_Toc284"/>
+      <w:bookmarkStart w:id="46" w:name="_Toc14062"/>
+      <w:bookmarkStart w:id="47" w:name="_Toc19898_WPSOffice_Level1"/>
       <w:bookmarkStart w:id="48" w:name="_Toc22132"/>
       <w:r>
         <w:rPr>
@@ -6115,6 +6141,14 @@
       </w:tr>
       <w:tr>
         <w:tblPrEx>
+          <w:tblBorders>
+            <w:top w:val="single" w:color="A4A4A4" w:sz="4" w:space="0"/>
+            <w:left w:val="none" w:color="auto" w:sz="0" w:space="0"/>
+            <w:bottom w:val="single" w:color="A4A4A4" w:sz="4" w:space="0"/>
+            <w:right w:val="none" w:color="auto" w:sz="0" w:space="0"/>
+            <w:insideH w:val="single" w:color="A4A4A4" w:sz="4" w:space="0"/>
+            <w:insideV w:val="single" w:color="A4A4A4" w:sz="4" w:space="0"/>
+          </w:tblBorders>
           <w:tblCellMar>
             <w:top w:w="0" w:type="dxa"/>
             <w:left w:w="108" w:type="dxa"/>
@@ -7399,8 +7433,8 @@
           </w14:shadow>
         </w:rPr>
       </w:pPr>
-      <w:bookmarkStart w:id="49" w:name="_Toc18773"/>
-      <w:bookmarkStart w:id="50" w:name="_Toc30153"/>
+      <w:bookmarkStart w:id="49" w:name="_Toc30153"/>
+      <w:bookmarkStart w:id="50" w:name="_Toc18773"/>
       <w:r>
         <w:rPr>
           <w:rStyle w:val="36"/>
@@ -7446,9 +7480,9 @@
       </w:pPr>
       <w:bookmarkStart w:id="51" w:name="_Toc149826007"/>
       <w:bookmarkStart w:id="52" w:name="_Toc19400"/>
-      <w:bookmarkStart w:id="53" w:name="_Toc149832732"/>
-      <w:bookmarkStart w:id="54" w:name="_Toc26774"/>
-      <w:bookmarkStart w:id="55" w:name="_Toc11621"/>
+      <w:bookmarkStart w:id="53" w:name="_Toc11621"/>
+      <w:bookmarkStart w:id="54" w:name="_Toc149832732"/>
+      <w:bookmarkStart w:id="55" w:name="_Toc26774"/>
       <w:r>
         <w:rPr>
           <w:rFonts w:hint="eastAsia"/>
@@ -12356,8 +12390,8 @@
           <w:lang w:eastAsia="zh-CN"/>
         </w:rPr>
       </w:pPr>
-      <w:bookmarkStart w:id="56" w:name="_Toc149837260"/>
-      <w:bookmarkStart w:id="57" w:name="_Toc28239"/>
+      <w:bookmarkStart w:id="56" w:name="_Toc28239"/>
+      <w:bookmarkStart w:id="57" w:name="_Toc149837260"/>
       <w:bookmarkStart w:id="58" w:name="_Toc7307_WPSOffice_Level3"/>
       <w:r>
         <w:rPr>
@@ -13658,12 +13692,6 @@
             <w:insideH w:val="dotted" w:color="033F86" w:sz="4" w:space="0"/>
             <w:insideV w:val="dotted" w:color="033F86" w:sz="4" w:space="0"/>
           </w:tblBorders>
-          <w:tblCellMar>
-            <w:top w:w="0" w:type="dxa"/>
-            <w:left w:w="108" w:type="dxa"/>
-            <w:bottom w:w="0" w:type="dxa"/>
-            <w:right w:w="108" w:type="dxa"/>
-          </w:tblCellMar>
         </w:tblPrEx>
         <w:trPr>
           <w:jc w:val="center"/>
@@ -14787,6 +14815,12 @@
             <w:insideH w:val="none" w:color="auto" w:sz="0" w:space="0"/>
             <w:insideV w:val="none" w:color="auto" w:sz="0" w:space="0"/>
           </w:tblBorders>
+          <w:tblCellMar>
+            <w:top w:w="0" w:type="dxa"/>
+            <w:left w:w="113" w:type="dxa"/>
+            <w:bottom w:w="0" w:type="dxa"/>
+            <w:right w:w="113" w:type="dxa"/>
+          </w:tblCellMar>
         </w:tblPrEx>
         <w:trPr>
           <w:trHeight w:val="1984" w:hRule="atLeast"/>
@@ -17501,19 +17535,19 @@
           </w14:shadow>
         </w:rPr>
       </w:pPr>
-      <w:bookmarkStart w:id="66" w:name="_Toc25727"/>
+      <w:bookmarkStart w:id="66" w:name="_Toc23903"/>
       <w:bookmarkStart w:id="67" w:name="_Toc5533"/>
       <w:bookmarkStart w:id="68" w:name="_Toc4331_WPSOffice_Level1"/>
-      <w:bookmarkStart w:id="69" w:name="_Toc149837263"/>
-      <w:bookmarkStart w:id="70" w:name="_Toc23846_WPSOffice_Level1"/>
+      <w:bookmarkStart w:id="69" w:name="_Toc30705"/>
+      <w:bookmarkStart w:id="70" w:name="_Toc25727"/>
       <w:bookmarkStart w:id="71" w:name="_Toc180"/>
-      <w:bookmarkStart w:id="72" w:name="_Toc32443_WPSOffice_Level1"/>
-      <w:bookmarkStart w:id="73" w:name="_Toc30705"/>
-      <w:bookmarkStart w:id="74" w:name="_Toc23903"/>
+      <w:bookmarkStart w:id="72" w:name="_Toc23846_WPSOffice_Level1"/>
+      <w:bookmarkStart w:id="73" w:name="_Toc149837263"/>
+      <w:bookmarkStart w:id="74" w:name="_Toc32443_WPSOffice_Level1"/>
       <w:bookmarkStart w:id="75" w:name="_Toc32468"/>
-      <w:bookmarkStart w:id="76" w:name="_Toc6784"/>
-      <w:bookmarkStart w:id="77" w:name="_Toc20694"/>
-      <w:bookmarkStart w:id="78" w:name="_Toc29383"/>
+      <w:bookmarkStart w:id="76" w:name="_Toc29383"/>
+      <w:bookmarkStart w:id="77" w:name="_Toc6784"/>
+      <w:bookmarkStart w:id="78" w:name="_Toc20694"/>
       <w:bookmarkStart w:id="79" w:name="_Toc26395"/>
       <w:r>
         <w:rPr>
@@ -17774,6 +17808,4687 @@
                 <w:lang w:eastAsia="zh-CN"/>
               </w:rPr>
               <w:t>{{ tdd.ori_variant }}</w:t>
+            </w:r>
+          </w:p>
+        </w:tc>
+      </w:tr>
+      <w:tr>
+        <w:tblPrEx>
+          <w:tblBorders>
+            <w:top w:val="single" w:color="45A3A7" w:sz="18" w:space="0"/>
+            <w:left w:val="none" w:color="auto" w:sz="0" w:space="0"/>
+            <w:bottom w:val="dotted" w:color="45A3A7" w:sz="4" w:space="0"/>
+            <w:right w:val="none" w:color="auto" w:sz="0" w:space="0"/>
+            <w:insideH w:val="dotted" w:color="45A3A7" w:sz="4" w:space="0"/>
+            <w:insideV w:val="dotted" w:color="45A3A7" w:sz="4" w:space="0"/>
+          </w:tblBorders>
+          <w:tblCellMar>
+            <w:top w:w="0" w:type="dxa"/>
+            <w:left w:w="108" w:type="dxa"/>
+            <w:bottom w:w="0" w:type="dxa"/>
+            <w:right w:w="108" w:type="dxa"/>
+          </w:tblCellMar>
+        </w:tblPrEx>
+        <w:trPr>
+          <w:trHeight w:val="494" w:hRule="atLeast"/>
+          <w:jc w:val="center"/>
+        </w:trPr>
+        <w:tc>
+          <w:tcPr>
+            <w:tcW w:w="1623" w:type="dxa"/>
+            <w:gridSpan w:val="2"/>
+            <w:tcBorders>
+              <w:top w:val="single" w:color="FFFFFF" w:themeColor="background1" w:sz="18" w:space="0"/>
+              <w:left w:val="nil"/>
+              <w:bottom w:val="single" w:color="FFFFFF" w:themeColor="background1" w:sz="18" w:space="0"/>
+              <w:right w:val="nil"/>
+            </w:tcBorders>
+            <w:shd w:val="clear" w:color="auto" w:fill="62B541"/>
+            <w:vAlign w:val="center"/>
+          </w:tcPr>
+          <w:p>
+            <w:pPr>
+              <w:keepNext/>
+              <w:spacing w:before="26"/>
+              <w:jc w:val="center"/>
+              <w:rPr>
+                <w:rFonts w:ascii="Times New Roman" w:hAnsi="Times New Roman" w:eastAsia="微软雅黑" w:cs="Times New Roman"/>
+                <w:b/>
+                <w:color w:val="FFFFFF" w:themeColor="background1"/>
+                <w:sz w:val="18"/>
+                <w:szCs w:val="18"/>
+                <w:lang w:eastAsia="zh-CN"/>
+                <w14:textFill>
+                  <w14:solidFill>
+                    <w14:schemeClr w14:val="bg1"/>
+                  </w14:solidFill>
+                </w14:textFill>
+              </w:rPr>
+            </w:pPr>
+            <w:r>
+              <w:rPr>
+                <w:rFonts w:hint="eastAsia" w:ascii="Times New Roman" w:hAnsi="Times New Roman" w:eastAsia="微软雅黑" w:cs="Times New Roman"/>
+                <w:b/>
+                <w:color w:val="FFFFFF" w:themeColor="background1"/>
+                <w:sz w:val="18"/>
+                <w:szCs w:val="18"/>
+                <w:highlight w:val="none"/>
+                <w:lang w:eastAsia="zh-CN"/>
+                <w14:textFill>
+                  <w14:solidFill>
+                    <w14:schemeClr w14:val="bg1"/>
+                  </w14:solidFill>
+                </w14:textFill>
+              </w:rPr>
+              <w:t>{{ tdd.mutFreq</w:t>
+            </w:r>
+            <w:r>
+              <w:rPr>
+                <w:rFonts w:hint="eastAsia" w:ascii="Times New Roman" w:hAnsi="Times New Roman" w:eastAsia="微软雅黑" w:cs="Times New Roman"/>
+                <w:b/>
+                <w:color w:val="FFFFFF" w:themeColor="background1"/>
+                <w:sz w:val="18"/>
+                <w:szCs w:val="18"/>
+                <w:highlight w:val="none"/>
+                <w:lang w:val="en-US" w:eastAsia="zh-CN"/>
+                <w14:textFill>
+                  <w14:solidFill>
+                    <w14:schemeClr w14:val="bg1"/>
+                  </w14:solidFill>
+                </w14:textFill>
+              </w:rPr>
+              <w:t>Type</w:t>
+            </w:r>
+            <w:r>
+              <w:rPr>
+                <w:rFonts w:hint="eastAsia" w:ascii="Times New Roman" w:hAnsi="Times New Roman" w:eastAsia="微软雅黑" w:cs="Times New Roman"/>
+                <w:b/>
+                <w:color w:val="FFFFFF" w:themeColor="background1"/>
+                <w:sz w:val="18"/>
+                <w:szCs w:val="18"/>
+                <w:highlight w:val="none"/>
+                <w:lang w:eastAsia="zh-CN"/>
+                <w14:textFill>
+                  <w14:solidFill>
+                    <w14:schemeClr w14:val="bg1"/>
+                  </w14:solidFill>
+                </w14:textFill>
+              </w:rPr>
+              <w:t xml:space="preserve"> }}</w:t>
+            </w:r>
+          </w:p>
+        </w:tc>
+        <w:tc>
+          <w:tcPr>
+            <w:tcW w:w="8247" w:type="dxa"/>
+            <w:tcBorders>
+              <w:top w:val="single" w:color="A4A4A4" w:sz="4" w:space="0"/>
+              <w:left w:val="nil"/>
+              <w:bottom w:val="single" w:color="A4A4A4" w:sz="4" w:space="0"/>
+              <w:right w:val="nil"/>
+            </w:tcBorders>
+            <w:vAlign w:val="center"/>
+          </w:tcPr>
+          <w:p>
+            <w:pPr>
+              <w:keepNext/>
+              <w:spacing w:before="26"/>
+              <w:jc w:val="center"/>
+              <w:rPr>
+                <w:rFonts w:ascii="Times New Roman" w:hAnsi="Times New Roman" w:eastAsia="微软雅黑" w:cs="Times New Roman"/>
+                <w:bCs/>
+                <w:sz w:val="18"/>
+                <w:szCs w:val="18"/>
+                <w:lang w:eastAsia="zh-CN"/>
+              </w:rPr>
+            </w:pPr>
+            <w:r>
+              <w:rPr>
+                <w:rFonts w:hint="eastAsia" w:ascii="Times New Roman" w:hAnsi="Times New Roman" w:eastAsia="微软雅黑" w:cs="Times New Roman"/>
+                <w:bCs/>
+                <w:sz w:val="18"/>
+                <w:szCs w:val="18"/>
+                <w:lang w:eastAsia="zh-CN"/>
+              </w:rPr>
+              <w:t>{{ tdd.mutFreq }}</w:t>
+            </w:r>
+          </w:p>
+        </w:tc>
+      </w:tr>
+      <w:tr>
+        <w:tblPrEx>
+          <w:tblBorders>
+            <w:top w:val="single" w:color="45A3A7" w:sz="18" w:space="0"/>
+            <w:left w:val="none" w:color="auto" w:sz="0" w:space="0"/>
+            <w:bottom w:val="dotted" w:color="45A3A7" w:sz="4" w:space="0"/>
+            <w:right w:val="none" w:color="auto" w:sz="0" w:space="0"/>
+            <w:insideH w:val="dotted" w:color="45A3A7" w:sz="4" w:space="0"/>
+            <w:insideV w:val="dotted" w:color="45A3A7" w:sz="4" w:space="0"/>
+          </w:tblBorders>
+          <w:tblCellMar>
+            <w:top w:w="0" w:type="dxa"/>
+            <w:left w:w="108" w:type="dxa"/>
+            <w:bottom w:w="0" w:type="dxa"/>
+            <w:right w:w="108" w:type="dxa"/>
+          </w:tblCellMar>
+        </w:tblPrEx>
+        <w:trPr>
+          <w:trHeight w:val="474" w:hRule="atLeast"/>
+          <w:jc w:val="center"/>
+        </w:trPr>
+        <w:tc>
+          <w:tcPr>
+            <w:tcW w:w="432" w:type="dxa"/>
+            <w:vMerge w:val="restart"/>
+            <w:tcBorders>
+              <w:top w:val="single" w:color="FFFFFF" w:themeColor="background1" w:sz="18" w:space="0"/>
+              <w:left w:val="nil"/>
+              <w:bottom w:val="single" w:color="FFFFFF" w:themeColor="background1" w:sz="18" w:space="0"/>
+              <w:right w:val="single" w:color="FFFFFF" w:themeColor="background1" w:sz="18" w:space="0"/>
+            </w:tcBorders>
+            <w:shd w:val="clear" w:color="auto" w:fill="62B541"/>
+            <w:vAlign w:val="center"/>
+          </w:tcPr>
+          <w:p>
+            <w:pPr>
+              <w:spacing w:before="1" w:line="250" w:lineRule="auto"/>
+              <w:jc w:val="center"/>
+              <w:rPr>
+                <w:rFonts w:ascii="Times New Roman" w:hAnsi="Times New Roman" w:eastAsia="微软雅黑" w:cs="Times New Roman"/>
+                <w:sz w:val="18"/>
+                <w:szCs w:val="18"/>
+                <w:lang w:eastAsia="zh-CN"/>
+              </w:rPr>
+            </w:pPr>
+            <w:r>
+              <w:rPr>
+                <w:rFonts w:ascii="Times New Roman" w:hAnsi="Times New Roman" w:eastAsia="微软雅黑" w:cs="Times New Roman"/>
+                <w:b/>
+                <w:color w:val="FFFFFF" w:themeColor="background1"/>
+                <w:sz w:val="18"/>
+                <w:szCs w:val="18"/>
+                <w:lang w:eastAsia="zh-CN"/>
+                <w14:textFill>
+                  <w14:solidFill>
+                    <w14:schemeClr w14:val="bg1"/>
+                  </w14:solidFill>
+                </w14:textFill>
+              </w:rPr>
+              <w:t>潜在获益药物</w:t>
+            </w:r>
+          </w:p>
+        </w:tc>
+        <w:tc>
+          <w:tcPr>
+            <w:tcW w:w="1191" w:type="dxa"/>
+            <w:tcBorders>
+              <w:top w:val="single" w:color="FFFFFF" w:themeColor="background1" w:sz="18" w:space="0"/>
+              <w:left w:val="single" w:color="FFFFFF" w:themeColor="background1" w:sz="18" w:space="0"/>
+              <w:bottom w:val="single" w:color="FFFFFF" w:themeColor="background1" w:sz="18" w:space="0"/>
+              <w:right w:val="nil"/>
+            </w:tcBorders>
+            <w:shd w:val="clear" w:color="auto" w:fill="62B541"/>
+            <w:vAlign w:val="center"/>
+          </w:tcPr>
+          <w:p>
+            <w:pPr>
+              <w:spacing w:before="1" w:line="250" w:lineRule="auto"/>
+              <w:jc w:val="center"/>
+              <w:rPr>
+                <w:rFonts w:ascii="Times New Roman" w:hAnsi="Times New Roman" w:eastAsia="微软雅黑" w:cs="Times New Roman"/>
+                <w:b/>
+                <w:color w:val="FFFFFF" w:themeColor="background1"/>
+                <w:sz w:val="18"/>
+                <w:szCs w:val="18"/>
+                <w:lang w:eastAsia="zh-CN"/>
+                <w14:textFill>
+                  <w14:solidFill>
+                    <w14:schemeClr w14:val="bg1"/>
+                  </w14:solidFill>
+                </w14:textFill>
+              </w:rPr>
+            </w:pPr>
+            <w:r>
+              <w:rPr>
+                <w:rFonts w:ascii="Times New Roman" w:hAnsi="Times New Roman" w:eastAsia="微软雅黑" w:cs="Times New Roman"/>
+                <w:b/>
+                <w:color w:val="FFFFFF" w:themeColor="background1"/>
+                <w:sz w:val="18"/>
+                <w:szCs w:val="18"/>
+                <w:lang w:eastAsia="zh-CN"/>
+                <w14:textFill>
+                  <w14:solidFill>
+                    <w14:schemeClr w14:val="bg1"/>
+                  </w14:solidFill>
+                </w14:textFill>
+              </w:rPr>
+              <w:t>A级</w:t>
+            </w:r>
+          </w:p>
+        </w:tc>
+        <w:tc>
+          <w:tcPr>
+            <w:tcW w:w="8247" w:type="dxa"/>
+            <w:tcBorders>
+              <w:top w:val="single" w:color="A4A4A4" w:sz="4" w:space="0"/>
+              <w:left w:val="nil"/>
+              <w:bottom w:val="single" w:color="A4A4A4" w:sz="4" w:space="0"/>
+              <w:right w:val="nil"/>
+            </w:tcBorders>
+            <w:shd w:val="clear" w:color="auto" w:fill="auto"/>
+            <w:vAlign w:val="center"/>
+          </w:tcPr>
+          <w:p>
+            <w:pPr>
+              <w:spacing w:before="1" w:line="250" w:lineRule="auto"/>
+              <w:jc w:val="center"/>
+              <w:rPr>
+                <w:rFonts w:ascii="Times New Roman" w:hAnsi="Times New Roman" w:eastAsia="微软雅黑" w:cs="Times New Roman"/>
+                <w:b/>
+                <w:color w:val="FFFFFF" w:themeColor="background1"/>
+                <w:sz w:val="18"/>
+                <w:szCs w:val="18"/>
+                <w:lang w:eastAsia="zh-CN"/>
+                <w14:textFill>
+                  <w14:solidFill>
+                    <w14:schemeClr w14:val="bg1"/>
+                  </w14:solidFill>
+                </w14:textFill>
+              </w:rPr>
+            </w:pPr>
+            <w:r>
+              <w:rPr>
+                <w:rFonts w:ascii="Times New Roman" w:hAnsi="Times New Roman" w:eastAsia="微软雅黑" w:cs="Times New Roman"/>
+                <w:sz w:val="18"/>
+                <w:szCs w:val="18"/>
+                <w:lang w:eastAsia="zh-CN"/>
+              </w:rPr>
+              <w:t>{% if tdd.drugaStr == [] %}无{% else%}{% for d in tdd.drugaStr %}{%if loop.last%}</w:t>
+            </w:r>
+            <w:r>
+              <w:rPr>
+                <w:rFonts w:hint="eastAsia" w:ascii="Times New Roman" w:hAnsi="Times New Roman" w:eastAsia="微软雅黑" w:cs="Times New Roman"/>
+                <w:sz w:val="18"/>
+                <w:szCs w:val="18"/>
+                <w:lang w:eastAsia="zh-CN"/>
+              </w:rPr>
+              <w:t>{{ d.nameLevel }}</w:t>
+            </w:r>
+            <w:r>
+              <w:rPr>
+                <w:rFonts w:ascii="Times New Roman" w:hAnsi="Times New Roman" w:eastAsia="微软雅黑" w:cs="Times New Roman"/>
+                <w:sz w:val="18"/>
+                <w:szCs w:val="18"/>
+                <w:lang w:eastAsia="zh-CN"/>
+              </w:rPr>
+              <w:t>{%else%}</w:t>
+            </w:r>
+            <w:r>
+              <w:rPr>
+                <w:rFonts w:hint="eastAsia" w:ascii="Times New Roman" w:hAnsi="Times New Roman" w:eastAsia="微软雅黑" w:cs="Times New Roman"/>
+                <w:sz w:val="18"/>
+                <w:szCs w:val="18"/>
+                <w:lang w:eastAsia="zh-CN"/>
+              </w:rPr>
+              <w:t>{{ d.nameLevel }}</w:t>
+            </w:r>
+            <w:r>
+              <w:rPr>
+                <w:rFonts w:ascii="Times New Roman" w:hAnsi="Times New Roman" w:eastAsia="微软雅黑" w:cs="Times New Roman"/>
+                <w:sz w:val="18"/>
+                <w:szCs w:val="18"/>
+                <w:lang w:eastAsia="zh-CN"/>
+              </w:rPr>
+              <w:t>，{%endif%}{% endfor %}{% endif%}</w:t>
+            </w:r>
+          </w:p>
+        </w:tc>
+      </w:tr>
+      <w:tr>
+        <w:tblPrEx>
+          <w:tblBorders>
+            <w:top w:val="single" w:color="45A3A7" w:sz="18" w:space="0"/>
+            <w:left w:val="none" w:color="auto" w:sz="0" w:space="0"/>
+            <w:bottom w:val="dotted" w:color="45A3A7" w:sz="4" w:space="0"/>
+            <w:right w:val="none" w:color="auto" w:sz="0" w:space="0"/>
+            <w:insideH w:val="dotted" w:color="45A3A7" w:sz="4" w:space="0"/>
+            <w:insideV w:val="dotted" w:color="45A3A7" w:sz="4" w:space="0"/>
+          </w:tblBorders>
+          <w:tblCellMar>
+            <w:top w:w="0" w:type="dxa"/>
+            <w:left w:w="108" w:type="dxa"/>
+            <w:bottom w:w="0" w:type="dxa"/>
+            <w:right w:w="108" w:type="dxa"/>
+          </w:tblCellMar>
+        </w:tblPrEx>
+        <w:trPr>
+          <w:trHeight w:val="474" w:hRule="atLeast"/>
+          <w:jc w:val="center"/>
+        </w:trPr>
+        <w:tc>
+          <w:tcPr>
+            <w:tcW w:w="432" w:type="dxa"/>
+            <w:vMerge w:val="continue"/>
+            <w:tcBorders>
+              <w:top w:val="single" w:color="FFFFFF" w:themeColor="background1" w:sz="18" w:space="0"/>
+              <w:left w:val="nil"/>
+              <w:bottom w:val="single" w:color="FFFFFF" w:themeColor="background1" w:sz="18" w:space="0"/>
+              <w:right w:val="single" w:color="FFFFFF" w:themeColor="background1" w:sz="18" w:space="0"/>
+            </w:tcBorders>
+            <w:shd w:val="clear" w:color="auto" w:fill="62B541"/>
+            <w:vAlign w:val="center"/>
+          </w:tcPr>
+          <w:p>
+            <w:pPr>
+              <w:spacing w:before="1" w:line="250" w:lineRule="auto"/>
+              <w:jc w:val="center"/>
+              <w:rPr>
+                <w:rFonts w:ascii="Times New Roman" w:hAnsi="Times New Roman" w:eastAsia="微软雅黑" w:cs="Times New Roman"/>
+                <w:b/>
+                <w:color w:val="FFFFFF" w:themeColor="background1"/>
+                <w:sz w:val="18"/>
+                <w:szCs w:val="18"/>
+                <w:lang w:eastAsia="zh-CN"/>
+                <w14:textFill>
+                  <w14:solidFill>
+                    <w14:schemeClr w14:val="bg1"/>
+                  </w14:solidFill>
+                </w14:textFill>
+              </w:rPr>
+            </w:pPr>
+          </w:p>
+        </w:tc>
+        <w:tc>
+          <w:tcPr>
+            <w:tcW w:w="1191" w:type="dxa"/>
+            <w:tcBorders>
+              <w:top w:val="single" w:color="FFFFFF" w:themeColor="background1" w:sz="18" w:space="0"/>
+              <w:left w:val="single" w:color="FFFFFF" w:themeColor="background1" w:sz="18" w:space="0"/>
+              <w:bottom w:val="single" w:color="FFFFFF" w:themeColor="background1" w:sz="18" w:space="0"/>
+              <w:right w:val="nil"/>
+            </w:tcBorders>
+            <w:shd w:val="clear" w:color="auto" w:fill="62B541"/>
+            <w:vAlign w:val="center"/>
+          </w:tcPr>
+          <w:p>
+            <w:pPr>
+              <w:spacing w:before="1" w:line="250" w:lineRule="auto"/>
+              <w:jc w:val="center"/>
+              <w:rPr>
+                <w:rFonts w:ascii="Times New Roman" w:hAnsi="Times New Roman" w:eastAsia="微软雅黑" w:cs="Times New Roman"/>
+                <w:b/>
+                <w:color w:val="FFFFFF" w:themeColor="background1"/>
+                <w:sz w:val="18"/>
+                <w:szCs w:val="18"/>
+                <w:lang w:eastAsia="zh-CN"/>
+                <w14:textFill>
+                  <w14:solidFill>
+                    <w14:schemeClr w14:val="bg1"/>
+                  </w14:solidFill>
+                </w14:textFill>
+              </w:rPr>
+            </w:pPr>
+            <w:r>
+              <w:rPr>
+                <w:rFonts w:ascii="Times New Roman" w:hAnsi="Times New Roman" w:eastAsia="微软雅黑" w:cs="Times New Roman"/>
+                <w:b/>
+                <w:color w:val="FFFFFF" w:themeColor="background1"/>
+                <w:sz w:val="18"/>
+                <w:szCs w:val="18"/>
+                <w:lang w:eastAsia="zh-CN"/>
+                <w14:textFill>
+                  <w14:solidFill>
+                    <w14:schemeClr w14:val="bg1"/>
+                  </w14:solidFill>
+                </w14:textFill>
+              </w:rPr>
+              <w:t>B级</w:t>
+            </w:r>
+          </w:p>
+        </w:tc>
+        <w:tc>
+          <w:tcPr>
+            <w:tcW w:w="8247" w:type="dxa"/>
+            <w:tcBorders>
+              <w:top w:val="single" w:color="A4A4A4" w:sz="4" w:space="0"/>
+              <w:left w:val="nil"/>
+              <w:bottom w:val="single" w:color="A4A4A4" w:sz="4" w:space="0"/>
+              <w:right w:val="nil"/>
+            </w:tcBorders>
+            <w:shd w:val="clear" w:color="auto" w:fill="auto"/>
+            <w:vAlign w:val="center"/>
+          </w:tcPr>
+          <w:p>
+            <w:pPr>
+              <w:keepNext/>
+              <w:spacing w:before="26"/>
+              <w:jc w:val="center"/>
+              <w:rPr>
+                <w:rFonts w:ascii="Times New Roman" w:hAnsi="Times New Roman" w:eastAsia="微软雅黑" w:cs="Times New Roman"/>
+                <w:b/>
+                <w:color w:val="FFFFFF" w:themeColor="background1"/>
+                <w:sz w:val="18"/>
+                <w:szCs w:val="18"/>
+                <w:lang w:eastAsia="zh-CN"/>
+                <w14:textFill>
+                  <w14:solidFill>
+                    <w14:schemeClr w14:val="bg1"/>
+                  </w14:solidFill>
+                </w14:textFill>
+              </w:rPr>
+            </w:pPr>
+            <w:r>
+              <w:rPr>
+                <w:rFonts w:ascii="Times New Roman" w:hAnsi="Times New Roman" w:eastAsia="微软雅黑" w:cs="Times New Roman"/>
+                <w:sz w:val="18"/>
+                <w:szCs w:val="18"/>
+                <w:lang w:eastAsia="zh-CN"/>
+              </w:rPr>
+              <w:t>{% if tdd.drugbStr == [] %}无{% else%}{% for d in tdd.drugbStr %}{%if loop.last%}</w:t>
+            </w:r>
+            <w:r>
+              <w:rPr>
+                <w:rFonts w:hint="eastAsia" w:ascii="Times New Roman" w:hAnsi="Times New Roman" w:eastAsia="微软雅黑" w:cs="Times New Roman"/>
+                <w:sz w:val="18"/>
+                <w:szCs w:val="18"/>
+                <w:lang w:eastAsia="zh-CN"/>
+              </w:rPr>
+              <w:t>{{ d.nameLevel }}</w:t>
+            </w:r>
+            <w:r>
+              <w:rPr>
+                <w:rFonts w:ascii="Times New Roman" w:hAnsi="Times New Roman" w:eastAsia="微软雅黑" w:cs="Times New Roman"/>
+                <w:sz w:val="18"/>
+                <w:szCs w:val="18"/>
+                <w:lang w:eastAsia="zh-CN"/>
+              </w:rPr>
+              <w:t>{%else%}</w:t>
+            </w:r>
+            <w:r>
+              <w:rPr>
+                <w:rFonts w:hint="eastAsia" w:ascii="Times New Roman" w:hAnsi="Times New Roman" w:eastAsia="微软雅黑" w:cs="Times New Roman"/>
+                <w:sz w:val="18"/>
+                <w:szCs w:val="18"/>
+                <w:lang w:eastAsia="zh-CN"/>
+              </w:rPr>
+              <w:t>{{ d.nameLevel }}</w:t>
+            </w:r>
+            <w:r>
+              <w:rPr>
+                <w:rFonts w:ascii="Times New Roman" w:hAnsi="Times New Roman" w:eastAsia="微软雅黑" w:cs="Times New Roman"/>
+                <w:sz w:val="18"/>
+                <w:szCs w:val="18"/>
+                <w:lang w:eastAsia="zh-CN"/>
+              </w:rPr>
+              <w:t>，{%endif%}{% endfor %}{% endif%}</w:t>
+            </w:r>
+          </w:p>
+        </w:tc>
+      </w:tr>
+      <w:tr>
+        <w:tblPrEx>
+          <w:tblBorders>
+            <w:top w:val="single" w:color="45A3A7" w:sz="18" w:space="0"/>
+            <w:left w:val="none" w:color="auto" w:sz="0" w:space="0"/>
+            <w:bottom w:val="dotted" w:color="45A3A7" w:sz="4" w:space="0"/>
+            <w:right w:val="none" w:color="auto" w:sz="0" w:space="0"/>
+            <w:insideH w:val="dotted" w:color="45A3A7" w:sz="4" w:space="0"/>
+            <w:insideV w:val="dotted" w:color="45A3A7" w:sz="4" w:space="0"/>
+          </w:tblBorders>
+          <w:tblCellMar>
+            <w:top w:w="0" w:type="dxa"/>
+            <w:left w:w="108" w:type="dxa"/>
+            <w:bottom w:w="0" w:type="dxa"/>
+            <w:right w:w="108" w:type="dxa"/>
+          </w:tblCellMar>
+        </w:tblPrEx>
+        <w:trPr>
+          <w:trHeight w:val="474" w:hRule="atLeast"/>
+          <w:jc w:val="center"/>
+        </w:trPr>
+        <w:tc>
+          <w:tcPr>
+            <w:tcW w:w="432" w:type="dxa"/>
+            <w:vMerge w:val="continue"/>
+            <w:tcBorders>
+              <w:top w:val="single" w:color="FFFFFF" w:themeColor="background1" w:sz="18" w:space="0"/>
+              <w:left w:val="nil"/>
+              <w:bottom w:val="single" w:color="FFFFFF" w:themeColor="background1" w:sz="18" w:space="0"/>
+              <w:right w:val="single" w:color="FFFFFF" w:themeColor="background1" w:sz="18" w:space="0"/>
+            </w:tcBorders>
+            <w:shd w:val="clear" w:color="auto" w:fill="62B541"/>
+            <w:vAlign w:val="center"/>
+          </w:tcPr>
+          <w:p>
+            <w:pPr>
+              <w:spacing w:before="1" w:line="250" w:lineRule="auto"/>
+              <w:jc w:val="center"/>
+              <w:rPr>
+                <w:rFonts w:ascii="Times New Roman" w:hAnsi="Times New Roman" w:eastAsia="微软雅黑" w:cs="Times New Roman"/>
+                <w:b/>
+                <w:color w:val="FFFFFF" w:themeColor="background1"/>
+                <w:sz w:val="18"/>
+                <w:szCs w:val="18"/>
+                <w:lang w:eastAsia="zh-CN"/>
+                <w14:textFill>
+                  <w14:solidFill>
+                    <w14:schemeClr w14:val="bg1"/>
+                  </w14:solidFill>
+                </w14:textFill>
+              </w:rPr>
+            </w:pPr>
+          </w:p>
+        </w:tc>
+        <w:tc>
+          <w:tcPr>
+            <w:tcW w:w="1191" w:type="dxa"/>
+            <w:tcBorders>
+              <w:top w:val="single" w:color="FFFFFF" w:themeColor="background1" w:sz="18" w:space="0"/>
+              <w:left w:val="single" w:color="FFFFFF" w:themeColor="background1" w:sz="18" w:space="0"/>
+              <w:bottom w:val="single" w:color="FFFFFF" w:themeColor="background1" w:sz="18" w:space="0"/>
+              <w:right w:val="nil"/>
+            </w:tcBorders>
+            <w:shd w:val="clear" w:color="auto" w:fill="62B541"/>
+            <w:vAlign w:val="center"/>
+          </w:tcPr>
+          <w:p>
+            <w:pPr>
+              <w:spacing w:before="1" w:line="250" w:lineRule="auto"/>
+              <w:jc w:val="center"/>
+              <w:rPr>
+                <w:rFonts w:ascii="Times New Roman" w:hAnsi="Times New Roman" w:eastAsia="微软雅黑" w:cs="Times New Roman"/>
+                <w:b/>
+                <w:color w:val="FFFFFF" w:themeColor="background1"/>
+                <w:sz w:val="18"/>
+                <w:szCs w:val="18"/>
+                <w:lang w:eastAsia="zh-CN"/>
+                <w14:textFill>
+                  <w14:solidFill>
+                    <w14:schemeClr w14:val="bg1"/>
+                  </w14:solidFill>
+                </w14:textFill>
+              </w:rPr>
+            </w:pPr>
+            <w:r>
+              <w:rPr>
+                <w:rFonts w:ascii="Times New Roman" w:hAnsi="Times New Roman" w:eastAsia="微软雅黑" w:cs="Times New Roman"/>
+                <w:b/>
+                <w:color w:val="FFFFFF" w:themeColor="background1"/>
+                <w:sz w:val="18"/>
+                <w:szCs w:val="18"/>
+                <w:lang w:eastAsia="zh-CN"/>
+                <w14:textFill>
+                  <w14:solidFill>
+                    <w14:schemeClr w14:val="bg1"/>
+                  </w14:solidFill>
+                </w14:textFill>
+              </w:rPr>
+              <w:t>C级</w:t>
+            </w:r>
+          </w:p>
+        </w:tc>
+        <w:tc>
+          <w:tcPr>
+            <w:tcW w:w="8247" w:type="dxa"/>
+            <w:tcBorders>
+              <w:top w:val="single" w:color="A4A4A4" w:sz="4" w:space="0"/>
+              <w:left w:val="nil"/>
+              <w:bottom w:val="single" w:color="A4A4A4" w:sz="4" w:space="0"/>
+              <w:right w:val="nil"/>
+            </w:tcBorders>
+            <w:shd w:val="clear" w:color="auto" w:fill="auto"/>
+            <w:vAlign w:val="center"/>
+          </w:tcPr>
+          <w:p>
+            <w:pPr>
+              <w:keepNext/>
+              <w:spacing w:before="26"/>
+              <w:jc w:val="center"/>
+              <w:rPr>
+                <w:rFonts w:ascii="Times New Roman" w:hAnsi="Times New Roman" w:eastAsia="微软雅黑" w:cs="Times New Roman"/>
+                <w:b/>
+                <w:color w:val="FFFFFF" w:themeColor="background1"/>
+                <w:sz w:val="18"/>
+                <w:szCs w:val="18"/>
+                <w:lang w:eastAsia="zh-CN"/>
+                <w14:textFill>
+                  <w14:solidFill>
+                    <w14:schemeClr w14:val="bg1"/>
+                  </w14:solidFill>
+                </w14:textFill>
+              </w:rPr>
+            </w:pPr>
+            <w:r>
+              <w:rPr>
+                <w:rFonts w:ascii="Times New Roman" w:hAnsi="Times New Roman" w:eastAsia="微软雅黑" w:cs="Times New Roman"/>
+                <w:sz w:val="18"/>
+                <w:szCs w:val="18"/>
+                <w:lang w:eastAsia="zh-CN"/>
+              </w:rPr>
+              <w:t>{% if tdd.drugcStr == [] %}无{% else%}{% for d in tdd.drugcStr %}{%if loop.last%}</w:t>
+            </w:r>
+            <w:r>
+              <w:rPr>
+                <w:rFonts w:hint="eastAsia" w:ascii="Times New Roman" w:hAnsi="Times New Roman" w:eastAsia="微软雅黑" w:cs="Times New Roman"/>
+                <w:sz w:val="18"/>
+                <w:szCs w:val="18"/>
+                <w:lang w:eastAsia="zh-CN"/>
+              </w:rPr>
+              <w:t>{{ d.nameLevel }}</w:t>
+            </w:r>
+            <w:r>
+              <w:rPr>
+                <w:rFonts w:ascii="Times New Roman" w:hAnsi="Times New Roman" w:eastAsia="微软雅黑" w:cs="Times New Roman"/>
+                <w:sz w:val="18"/>
+                <w:szCs w:val="18"/>
+                <w:lang w:eastAsia="zh-CN"/>
+              </w:rPr>
+              <w:t>{%else%}</w:t>
+            </w:r>
+            <w:r>
+              <w:rPr>
+                <w:rFonts w:hint="eastAsia" w:ascii="Times New Roman" w:hAnsi="Times New Roman" w:eastAsia="微软雅黑" w:cs="Times New Roman"/>
+                <w:sz w:val="18"/>
+                <w:szCs w:val="18"/>
+                <w:lang w:eastAsia="zh-CN"/>
+              </w:rPr>
+              <w:t>{{ d.nameLevel }}</w:t>
+            </w:r>
+            <w:r>
+              <w:rPr>
+                <w:rFonts w:ascii="Times New Roman" w:hAnsi="Times New Roman" w:eastAsia="微软雅黑" w:cs="Times New Roman"/>
+                <w:sz w:val="18"/>
+                <w:szCs w:val="18"/>
+                <w:lang w:eastAsia="zh-CN"/>
+              </w:rPr>
+              <w:t>，{%endif%}{% endfor %}{% endif%}</w:t>
+            </w:r>
+          </w:p>
+        </w:tc>
+      </w:tr>
+      <w:tr>
+        <w:tblPrEx>
+          <w:tblBorders>
+            <w:top w:val="single" w:color="45A3A7" w:sz="18" w:space="0"/>
+            <w:left w:val="none" w:color="auto" w:sz="0" w:space="0"/>
+            <w:bottom w:val="dotted" w:color="45A3A7" w:sz="4" w:space="0"/>
+            <w:right w:val="none" w:color="auto" w:sz="0" w:space="0"/>
+            <w:insideH w:val="dotted" w:color="45A3A7" w:sz="4" w:space="0"/>
+            <w:insideV w:val="dotted" w:color="45A3A7" w:sz="4" w:space="0"/>
+          </w:tblBorders>
+          <w:tblCellMar>
+            <w:top w:w="0" w:type="dxa"/>
+            <w:left w:w="108" w:type="dxa"/>
+            <w:bottom w:w="0" w:type="dxa"/>
+            <w:right w:w="108" w:type="dxa"/>
+          </w:tblCellMar>
+        </w:tblPrEx>
+        <w:trPr>
+          <w:trHeight w:val="474" w:hRule="atLeast"/>
+          <w:jc w:val="center"/>
+        </w:trPr>
+        <w:tc>
+          <w:tcPr>
+            <w:tcW w:w="432" w:type="dxa"/>
+            <w:vMerge w:val="continue"/>
+            <w:tcBorders>
+              <w:top w:val="single" w:color="FFFFFF" w:themeColor="background1" w:sz="18" w:space="0"/>
+              <w:left w:val="nil"/>
+              <w:bottom w:val="single" w:color="FFFFFF" w:themeColor="background1" w:sz="18" w:space="0"/>
+              <w:right w:val="single" w:color="FFFFFF" w:themeColor="background1" w:sz="18" w:space="0"/>
+            </w:tcBorders>
+            <w:shd w:val="clear" w:color="auto" w:fill="62B541"/>
+            <w:vAlign w:val="center"/>
+          </w:tcPr>
+          <w:p>
+            <w:pPr>
+              <w:spacing w:before="1" w:line="250" w:lineRule="auto"/>
+              <w:jc w:val="center"/>
+              <w:rPr>
+                <w:rFonts w:ascii="Times New Roman" w:hAnsi="Times New Roman" w:eastAsia="微软雅黑" w:cs="Times New Roman"/>
+                <w:b/>
+                <w:color w:val="FFFFFF" w:themeColor="background1"/>
+                <w:sz w:val="18"/>
+                <w:szCs w:val="18"/>
+                <w:lang w:eastAsia="zh-CN"/>
+                <w14:textFill>
+                  <w14:solidFill>
+                    <w14:schemeClr w14:val="bg1"/>
+                  </w14:solidFill>
+                </w14:textFill>
+              </w:rPr>
+            </w:pPr>
+          </w:p>
+        </w:tc>
+        <w:tc>
+          <w:tcPr>
+            <w:tcW w:w="1191" w:type="dxa"/>
+            <w:tcBorders>
+              <w:top w:val="single" w:color="FFFFFF" w:themeColor="background1" w:sz="18" w:space="0"/>
+              <w:left w:val="single" w:color="FFFFFF" w:themeColor="background1" w:sz="18" w:space="0"/>
+              <w:bottom w:val="single" w:color="FFFFFF" w:themeColor="background1" w:sz="18" w:space="0"/>
+              <w:right w:val="nil"/>
+            </w:tcBorders>
+            <w:shd w:val="clear" w:color="auto" w:fill="62B541"/>
+            <w:vAlign w:val="center"/>
+          </w:tcPr>
+          <w:p>
+            <w:pPr>
+              <w:spacing w:before="1" w:line="250" w:lineRule="auto"/>
+              <w:jc w:val="center"/>
+              <w:rPr>
+                <w:rFonts w:ascii="Times New Roman" w:hAnsi="Times New Roman" w:eastAsia="微软雅黑" w:cs="Times New Roman"/>
+                <w:b/>
+                <w:color w:val="FFFFFF" w:themeColor="background1"/>
+                <w:sz w:val="18"/>
+                <w:szCs w:val="18"/>
+                <w:lang w:eastAsia="zh-CN"/>
+                <w14:textFill>
+                  <w14:solidFill>
+                    <w14:schemeClr w14:val="bg1"/>
+                  </w14:solidFill>
+                </w14:textFill>
+              </w:rPr>
+            </w:pPr>
+            <w:r>
+              <w:rPr>
+                <w:rFonts w:hint="eastAsia" w:ascii="Times New Roman" w:hAnsi="Times New Roman" w:eastAsia="微软雅黑" w:cs="Times New Roman"/>
+                <w:b/>
+                <w:color w:val="FFFFFF" w:themeColor="background1"/>
+                <w:sz w:val="18"/>
+                <w:szCs w:val="18"/>
+                <w:lang w:eastAsia="zh-CN"/>
+                <w14:textFill>
+                  <w14:solidFill>
+                    <w14:schemeClr w14:val="bg1"/>
+                  </w14:solidFill>
+                </w14:textFill>
+              </w:rPr>
+              <w:t>D</w:t>
+            </w:r>
+            <w:r>
+              <w:rPr>
+                <w:rFonts w:ascii="Times New Roman" w:hAnsi="Times New Roman" w:eastAsia="微软雅黑" w:cs="Times New Roman"/>
+                <w:b/>
+                <w:color w:val="FFFFFF" w:themeColor="background1"/>
+                <w:sz w:val="18"/>
+                <w:szCs w:val="18"/>
+                <w:lang w:eastAsia="zh-CN"/>
+                <w14:textFill>
+                  <w14:solidFill>
+                    <w14:schemeClr w14:val="bg1"/>
+                  </w14:solidFill>
+                </w14:textFill>
+              </w:rPr>
+              <w:t>级</w:t>
+            </w:r>
+          </w:p>
+        </w:tc>
+        <w:tc>
+          <w:tcPr>
+            <w:tcW w:w="8247" w:type="dxa"/>
+            <w:tcBorders>
+              <w:top w:val="single" w:color="A4A4A4" w:sz="4" w:space="0"/>
+              <w:left w:val="nil"/>
+              <w:bottom w:val="single" w:color="A4A4A4" w:sz="4" w:space="0"/>
+              <w:right w:val="nil"/>
+            </w:tcBorders>
+            <w:shd w:val="clear" w:color="auto" w:fill="auto"/>
+            <w:vAlign w:val="center"/>
+          </w:tcPr>
+          <w:p>
+            <w:pPr>
+              <w:keepNext/>
+              <w:spacing w:before="26"/>
+              <w:jc w:val="center"/>
+              <w:rPr>
+                <w:rFonts w:ascii="Times New Roman" w:hAnsi="Times New Roman" w:eastAsia="微软雅黑" w:cs="Times New Roman"/>
+                <w:b/>
+                <w:color w:val="FFFFFF" w:themeColor="background1"/>
+                <w:sz w:val="18"/>
+                <w:szCs w:val="18"/>
+                <w:lang w:eastAsia="zh-CN"/>
+                <w14:textFill>
+                  <w14:solidFill>
+                    <w14:schemeClr w14:val="bg1"/>
+                  </w14:solidFill>
+                </w14:textFill>
+              </w:rPr>
+            </w:pPr>
+            <w:r>
+              <w:rPr>
+                <w:rFonts w:ascii="Times New Roman" w:hAnsi="Times New Roman" w:eastAsia="微软雅黑" w:cs="Times New Roman"/>
+                <w:sz w:val="18"/>
+                <w:szCs w:val="18"/>
+                <w:lang w:eastAsia="zh-CN"/>
+              </w:rPr>
+              <w:t>{% if tdd.drug</w:t>
+            </w:r>
+            <w:r>
+              <w:rPr>
+                <w:rFonts w:hint="eastAsia" w:ascii="Times New Roman" w:hAnsi="Times New Roman" w:eastAsia="微软雅黑" w:cs="Times New Roman"/>
+                <w:sz w:val="18"/>
+                <w:szCs w:val="18"/>
+                <w:lang w:eastAsia="zh-CN"/>
+              </w:rPr>
+              <w:t>d</w:t>
+            </w:r>
+            <w:r>
+              <w:rPr>
+                <w:rFonts w:ascii="Times New Roman" w:hAnsi="Times New Roman" w:eastAsia="微软雅黑" w:cs="Times New Roman"/>
+                <w:sz w:val="18"/>
+                <w:szCs w:val="18"/>
+                <w:lang w:eastAsia="zh-CN"/>
+              </w:rPr>
+              <w:t>Str == [] %}无{% else%}{% for d in tdd.drug</w:t>
+            </w:r>
+            <w:r>
+              <w:rPr>
+                <w:rFonts w:hint="eastAsia" w:ascii="Times New Roman" w:hAnsi="Times New Roman" w:eastAsia="微软雅黑" w:cs="Times New Roman"/>
+                <w:sz w:val="18"/>
+                <w:szCs w:val="18"/>
+                <w:lang w:eastAsia="zh-CN"/>
+              </w:rPr>
+              <w:t>d</w:t>
+            </w:r>
+            <w:r>
+              <w:rPr>
+                <w:rFonts w:ascii="Times New Roman" w:hAnsi="Times New Roman" w:eastAsia="微软雅黑" w:cs="Times New Roman"/>
+                <w:sz w:val="18"/>
+                <w:szCs w:val="18"/>
+                <w:lang w:eastAsia="zh-CN"/>
+              </w:rPr>
+              <w:t>Str %}{%if loop.last%}</w:t>
+            </w:r>
+            <w:r>
+              <w:rPr>
+                <w:rFonts w:hint="eastAsia" w:ascii="Times New Roman" w:hAnsi="Times New Roman" w:eastAsia="微软雅黑" w:cs="Times New Roman"/>
+                <w:sz w:val="18"/>
+                <w:szCs w:val="18"/>
+                <w:lang w:eastAsia="zh-CN"/>
+              </w:rPr>
+              <w:t>{{ d.nameLevel }}</w:t>
+            </w:r>
+            <w:r>
+              <w:rPr>
+                <w:rFonts w:ascii="Times New Roman" w:hAnsi="Times New Roman" w:eastAsia="微软雅黑" w:cs="Times New Roman"/>
+                <w:sz w:val="18"/>
+                <w:szCs w:val="18"/>
+                <w:lang w:eastAsia="zh-CN"/>
+              </w:rPr>
+              <w:t>{%else%}</w:t>
+            </w:r>
+            <w:r>
+              <w:rPr>
+                <w:rFonts w:hint="eastAsia" w:ascii="Times New Roman" w:hAnsi="Times New Roman" w:eastAsia="微软雅黑" w:cs="Times New Roman"/>
+                <w:sz w:val="18"/>
+                <w:szCs w:val="18"/>
+                <w:lang w:eastAsia="zh-CN"/>
+              </w:rPr>
+              <w:t>{{ d.nameLevel }}</w:t>
+            </w:r>
+            <w:r>
+              <w:rPr>
+                <w:rFonts w:ascii="Times New Roman" w:hAnsi="Times New Roman" w:eastAsia="微软雅黑" w:cs="Times New Roman"/>
+                <w:sz w:val="18"/>
+                <w:szCs w:val="18"/>
+                <w:lang w:eastAsia="zh-CN"/>
+              </w:rPr>
+              <w:t>，{%endif%}{% endfor %}{% endif%}</w:t>
+            </w:r>
+          </w:p>
+        </w:tc>
+      </w:tr>
+      <w:tr>
+        <w:tblPrEx>
+          <w:tblBorders>
+            <w:top w:val="single" w:color="45A3A7" w:sz="18" w:space="0"/>
+            <w:left w:val="none" w:color="auto" w:sz="0" w:space="0"/>
+            <w:bottom w:val="dotted" w:color="45A3A7" w:sz="4" w:space="0"/>
+            <w:right w:val="none" w:color="auto" w:sz="0" w:space="0"/>
+            <w:insideH w:val="dotted" w:color="45A3A7" w:sz="4" w:space="0"/>
+            <w:insideV w:val="dotted" w:color="45A3A7" w:sz="4" w:space="0"/>
+          </w:tblBorders>
+          <w:tblCellMar>
+            <w:top w:w="0" w:type="dxa"/>
+            <w:left w:w="108" w:type="dxa"/>
+            <w:bottom w:w="0" w:type="dxa"/>
+            <w:right w:w="108" w:type="dxa"/>
+          </w:tblCellMar>
+        </w:tblPrEx>
+        <w:trPr>
+          <w:trHeight w:val="474" w:hRule="atLeast"/>
+          <w:jc w:val="center"/>
+        </w:trPr>
+        <w:tc>
+          <w:tcPr>
+            <w:tcW w:w="432" w:type="dxa"/>
+            <w:vMerge w:val="restart"/>
+            <w:tcBorders>
+              <w:top w:val="single" w:color="FFFFFF" w:themeColor="background1" w:sz="18" w:space="0"/>
+              <w:left w:val="nil"/>
+              <w:right w:val="single" w:color="FFFFFF" w:themeColor="background1" w:sz="18" w:space="0"/>
+            </w:tcBorders>
+            <w:shd w:val="clear" w:color="auto" w:fill="62B541"/>
+            <w:vAlign w:val="center"/>
+          </w:tcPr>
+          <w:p>
+            <w:pPr>
+              <w:keepNext/>
+              <w:spacing w:before="26"/>
+              <w:jc w:val="center"/>
+              <w:rPr>
+                <w:rFonts w:ascii="Times New Roman" w:hAnsi="Times New Roman" w:eastAsia="微软雅黑" w:cs="Times New Roman"/>
+                <w:b/>
+                <w:color w:val="FFFFFF" w:themeColor="background1"/>
+                <w:sz w:val="18"/>
+                <w:szCs w:val="18"/>
+                <w:lang w:eastAsia="zh-CN"/>
+                <w14:textFill>
+                  <w14:solidFill>
+                    <w14:schemeClr w14:val="bg1"/>
+                  </w14:solidFill>
+                </w14:textFill>
+              </w:rPr>
+            </w:pPr>
+            <w:r>
+              <w:rPr>
+                <w:rFonts w:ascii="Times New Roman" w:hAnsi="Times New Roman" w:eastAsia="微软雅黑" w:cs="Times New Roman"/>
+                <w:b/>
+                <w:color w:val="FFFFFF" w:themeColor="background1"/>
+                <w:sz w:val="18"/>
+                <w:szCs w:val="18"/>
+                <w:lang w:eastAsia="zh-CN"/>
+                <w14:textFill>
+                  <w14:solidFill>
+                    <w14:schemeClr w14:val="bg1"/>
+                  </w14:solidFill>
+                </w14:textFill>
+              </w:rPr>
+              <w:t>潜在耐药信息</w:t>
+            </w:r>
+          </w:p>
+        </w:tc>
+        <w:tc>
+          <w:tcPr>
+            <w:tcW w:w="1191" w:type="dxa"/>
+            <w:tcBorders>
+              <w:top w:val="single" w:color="FFFFFF" w:themeColor="background1" w:sz="18" w:space="0"/>
+              <w:left w:val="single" w:color="FFFFFF" w:themeColor="background1" w:sz="18" w:space="0"/>
+              <w:bottom w:val="single" w:color="FFFFFF" w:themeColor="background1" w:sz="18" w:space="0"/>
+              <w:right w:val="nil"/>
+            </w:tcBorders>
+            <w:shd w:val="clear" w:color="auto" w:fill="62B541"/>
+            <w:vAlign w:val="center"/>
+          </w:tcPr>
+          <w:p>
+            <w:pPr>
+              <w:keepNext/>
+              <w:spacing w:before="26"/>
+              <w:jc w:val="center"/>
+              <w:rPr>
+                <w:rFonts w:ascii="Times New Roman" w:hAnsi="Times New Roman" w:eastAsia="微软雅黑" w:cs="Times New Roman"/>
+                <w:b/>
+                <w:color w:val="FFFFFF" w:themeColor="background1"/>
+                <w:sz w:val="18"/>
+                <w:szCs w:val="18"/>
+                <w:lang w:eastAsia="zh-CN"/>
+                <w14:textFill>
+                  <w14:solidFill>
+                    <w14:schemeClr w14:val="bg1"/>
+                  </w14:solidFill>
+                </w14:textFill>
+              </w:rPr>
+            </w:pPr>
+            <w:r>
+              <w:rPr>
+                <w:rFonts w:ascii="Times New Roman" w:hAnsi="Times New Roman" w:eastAsia="微软雅黑" w:cs="Times New Roman"/>
+                <w:b/>
+                <w:color w:val="FFFFFF" w:themeColor="background1"/>
+                <w:sz w:val="18"/>
+                <w:szCs w:val="18"/>
+                <w:lang w:eastAsia="zh-CN"/>
+                <w14:textFill>
+                  <w14:solidFill>
+                    <w14:schemeClr w14:val="bg1"/>
+                  </w14:solidFill>
+                </w14:textFill>
+              </w:rPr>
+              <w:t>A级</w:t>
+            </w:r>
+          </w:p>
+        </w:tc>
+        <w:tc>
+          <w:tcPr>
+            <w:tcW w:w="8247" w:type="dxa"/>
+            <w:tcBorders>
+              <w:top w:val="single" w:color="A4A4A4" w:sz="4" w:space="0"/>
+              <w:left w:val="nil"/>
+              <w:bottom w:val="single" w:color="A4A4A4" w:sz="4" w:space="0"/>
+              <w:right w:val="nil"/>
+            </w:tcBorders>
+            <w:shd w:val="clear" w:color="auto" w:fill="auto"/>
+            <w:vAlign w:val="center"/>
+          </w:tcPr>
+          <w:p>
+            <w:pPr>
+              <w:keepNext/>
+              <w:spacing w:before="26"/>
+              <w:jc w:val="center"/>
+              <w:rPr>
+                <w:rFonts w:ascii="Times New Roman" w:hAnsi="Times New Roman" w:eastAsia="微软雅黑" w:cs="Times New Roman"/>
+                <w:sz w:val="18"/>
+                <w:szCs w:val="18"/>
+                <w:lang w:eastAsia="zh-CN"/>
+              </w:rPr>
+            </w:pPr>
+            <w:r>
+              <w:rPr>
+                <w:rFonts w:ascii="Times New Roman" w:hAnsi="Times New Roman" w:eastAsia="微软雅黑" w:cs="Times New Roman"/>
+                <w:sz w:val="18"/>
+                <w:szCs w:val="18"/>
+                <w:lang w:eastAsia="zh-CN"/>
+              </w:rPr>
+              <w:t>{% if tdd.resistant</w:t>
+            </w:r>
+            <w:r>
+              <w:rPr>
+                <w:rFonts w:hint="eastAsia" w:ascii="Times New Roman" w:hAnsi="Times New Roman" w:eastAsia="微软雅黑" w:cs="Times New Roman"/>
+                <w:sz w:val="18"/>
+                <w:szCs w:val="18"/>
+                <w:lang w:eastAsia="zh-CN"/>
+              </w:rPr>
+              <w:t>a</w:t>
+            </w:r>
+            <w:r>
+              <w:rPr>
+                <w:rFonts w:ascii="Times New Roman" w:hAnsi="Times New Roman" w:eastAsia="微软雅黑" w:cs="Times New Roman"/>
+                <w:sz w:val="18"/>
+                <w:szCs w:val="18"/>
+                <w:lang w:eastAsia="zh-CN"/>
+              </w:rPr>
+              <w:t>Str == [] %}无{% else%}{% for d in tdd.resistant</w:t>
+            </w:r>
+            <w:r>
+              <w:rPr>
+                <w:rFonts w:hint="eastAsia" w:ascii="Times New Roman" w:hAnsi="Times New Roman" w:eastAsia="微软雅黑" w:cs="Times New Roman"/>
+                <w:sz w:val="18"/>
+                <w:szCs w:val="18"/>
+                <w:lang w:eastAsia="zh-CN"/>
+              </w:rPr>
+              <w:t>a</w:t>
+            </w:r>
+            <w:r>
+              <w:rPr>
+                <w:rFonts w:ascii="Times New Roman" w:hAnsi="Times New Roman" w:eastAsia="微软雅黑" w:cs="Times New Roman"/>
+                <w:sz w:val="18"/>
+                <w:szCs w:val="18"/>
+                <w:lang w:eastAsia="zh-CN"/>
+              </w:rPr>
+              <w:t>Str %}{%if loop.last%}</w:t>
+            </w:r>
+            <w:r>
+              <w:rPr>
+                <w:rFonts w:hint="eastAsia" w:ascii="Times New Roman" w:hAnsi="Times New Roman" w:eastAsia="微软雅黑" w:cs="Times New Roman"/>
+                <w:sz w:val="18"/>
+                <w:szCs w:val="18"/>
+                <w:lang w:eastAsia="zh-CN"/>
+              </w:rPr>
+              <w:t>{{ d.nameLevel }}</w:t>
+            </w:r>
+            <w:r>
+              <w:rPr>
+                <w:rFonts w:ascii="Times New Roman" w:hAnsi="Times New Roman" w:eastAsia="微软雅黑" w:cs="Times New Roman"/>
+                <w:sz w:val="18"/>
+                <w:szCs w:val="18"/>
+                <w:lang w:eastAsia="zh-CN"/>
+              </w:rPr>
+              <w:t>{%else%}</w:t>
+            </w:r>
+            <w:r>
+              <w:rPr>
+                <w:rFonts w:hint="eastAsia" w:ascii="Times New Roman" w:hAnsi="Times New Roman" w:eastAsia="微软雅黑" w:cs="Times New Roman"/>
+                <w:sz w:val="18"/>
+                <w:szCs w:val="18"/>
+                <w:lang w:eastAsia="zh-CN"/>
+              </w:rPr>
+              <w:t>{{ d.nameLevel }}</w:t>
+            </w:r>
+            <w:r>
+              <w:rPr>
+                <w:rFonts w:ascii="Times New Roman" w:hAnsi="Times New Roman" w:eastAsia="微软雅黑" w:cs="Times New Roman"/>
+                <w:sz w:val="18"/>
+                <w:szCs w:val="18"/>
+                <w:lang w:eastAsia="zh-CN"/>
+              </w:rPr>
+              <w:t>，{%endif%}{% endfor %}{% endif%}</w:t>
+            </w:r>
+          </w:p>
+        </w:tc>
+      </w:tr>
+      <w:tr>
+        <w:tblPrEx>
+          <w:tblBorders>
+            <w:top w:val="single" w:color="45A3A7" w:sz="18" w:space="0"/>
+            <w:left w:val="none" w:color="auto" w:sz="0" w:space="0"/>
+            <w:bottom w:val="dotted" w:color="45A3A7" w:sz="4" w:space="0"/>
+            <w:right w:val="none" w:color="auto" w:sz="0" w:space="0"/>
+            <w:insideH w:val="dotted" w:color="45A3A7" w:sz="4" w:space="0"/>
+            <w:insideV w:val="dotted" w:color="45A3A7" w:sz="4" w:space="0"/>
+          </w:tblBorders>
+          <w:tblCellMar>
+            <w:top w:w="0" w:type="dxa"/>
+            <w:left w:w="108" w:type="dxa"/>
+            <w:bottom w:w="0" w:type="dxa"/>
+            <w:right w:w="108" w:type="dxa"/>
+          </w:tblCellMar>
+        </w:tblPrEx>
+        <w:trPr>
+          <w:trHeight w:val="474" w:hRule="atLeast"/>
+          <w:jc w:val="center"/>
+        </w:trPr>
+        <w:tc>
+          <w:tcPr>
+            <w:tcW w:w="432" w:type="dxa"/>
+            <w:vMerge w:val="continue"/>
+            <w:tcBorders>
+              <w:left w:val="nil"/>
+              <w:right w:val="single" w:color="FFFFFF" w:themeColor="background1" w:sz="18" w:space="0"/>
+            </w:tcBorders>
+            <w:shd w:val="clear" w:color="auto" w:fill="62B541"/>
+            <w:vAlign w:val="center"/>
+          </w:tcPr>
+          <w:p>
+            <w:pPr>
+              <w:keepNext/>
+              <w:spacing w:before="26"/>
+              <w:jc w:val="center"/>
+              <w:rPr>
+                <w:rFonts w:ascii="Times New Roman" w:hAnsi="Times New Roman" w:eastAsia="微软雅黑" w:cs="Times New Roman"/>
+                <w:b/>
+                <w:color w:val="FFFFFF" w:themeColor="background1"/>
+                <w:sz w:val="18"/>
+                <w:szCs w:val="18"/>
+                <w:lang w:eastAsia="zh-CN"/>
+                <w14:textFill>
+                  <w14:solidFill>
+                    <w14:schemeClr w14:val="bg1"/>
+                  </w14:solidFill>
+                </w14:textFill>
+              </w:rPr>
+            </w:pPr>
+          </w:p>
+        </w:tc>
+        <w:tc>
+          <w:tcPr>
+            <w:tcW w:w="1191" w:type="dxa"/>
+            <w:tcBorders>
+              <w:top w:val="single" w:color="FFFFFF" w:themeColor="background1" w:sz="18" w:space="0"/>
+              <w:left w:val="single" w:color="FFFFFF" w:themeColor="background1" w:sz="18" w:space="0"/>
+              <w:bottom w:val="single" w:color="FFFFFF" w:themeColor="background1" w:sz="18" w:space="0"/>
+              <w:right w:val="nil"/>
+            </w:tcBorders>
+            <w:shd w:val="clear" w:color="auto" w:fill="62B541"/>
+            <w:vAlign w:val="center"/>
+          </w:tcPr>
+          <w:p>
+            <w:pPr>
+              <w:keepNext/>
+              <w:spacing w:before="26"/>
+              <w:jc w:val="center"/>
+              <w:rPr>
+                <w:rFonts w:ascii="Times New Roman" w:hAnsi="Times New Roman" w:eastAsia="微软雅黑" w:cs="Times New Roman"/>
+                <w:b/>
+                <w:color w:val="FFFFFF" w:themeColor="background1"/>
+                <w:sz w:val="18"/>
+                <w:szCs w:val="18"/>
+                <w:lang w:eastAsia="zh-CN"/>
+                <w14:textFill>
+                  <w14:solidFill>
+                    <w14:schemeClr w14:val="bg1"/>
+                  </w14:solidFill>
+                </w14:textFill>
+              </w:rPr>
+            </w:pPr>
+            <w:r>
+              <w:rPr>
+                <w:rFonts w:ascii="Times New Roman" w:hAnsi="Times New Roman" w:eastAsia="微软雅黑" w:cs="Times New Roman"/>
+                <w:b/>
+                <w:color w:val="FFFFFF" w:themeColor="background1"/>
+                <w:sz w:val="18"/>
+                <w:szCs w:val="18"/>
+                <w:lang w:eastAsia="zh-CN"/>
+                <w14:textFill>
+                  <w14:solidFill>
+                    <w14:schemeClr w14:val="bg1"/>
+                  </w14:solidFill>
+                </w14:textFill>
+              </w:rPr>
+              <w:t>B级</w:t>
+            </w:r>
+          </w:p>
+        </w:tc>
+        <w:tc>
+          <w:tcPr>
+            <w:tcW w:w="8247" w:type="dxa"/>
+            <w:tcBorders>
+              <w:top w:val="single" w:color="A4A4A4" w:sz="4" w:space="0"/>
+              <w:left w:val="nil"/>
+              <w:bottom w:val="single" w:color="A4A4A4" w:sz="4" w:space="0"/>
+              <w:right w:val="nil"/>
+            </w:tcBorders>
+            <w:shd w:val="clear" w:color="auto" w:fill="auto"/>
+            <w:vAlign w:val="center"/>
+          </w:tcPr>
+          <w:p>
+            <w:pPr>
+              <w:keepNext/>
+              <w:spacing w:before="26"/>
+              <w:jc w:val="center"/>
+              <w:rPr>
+                <w:rFonts w:ascii="Times New Roman" w:hAnsi="Times New Roman" w:eastAsia="微软雅黑" w:cs="Times New Roman"/>
+                <w:sz w:val="18"/>
+                <w:szCs w:val="18"/>
+                <w:lang w:eastAsia="zh-CN"/>
+              </w:rPr>
+            </w:pPr>
+            <w:r>
+              <w:rPr>
+                <w:rFonts w:ascii="Times New Roman" w:hAnsi="Times New Roman" w:eastAsia="微软雅黑" w:cs="Times New Roman"/>
+                <w:sz w:val="18"/>
+                <w:szCs w:val="18"/>
+                <w:lang w:eastAsia="zh-CN"/>
+              </w:rPr>
+              <w:t>{% if tdd.resistant</w:t>
+            </w:r>
+            <w:r>
+              <w:rPr>
+                <w:rFonts w:hint="eastAsia" w:ascii="Times New Roman" w:hAnsi="Times New Roman" w:eastAsia="微软雅黑" w:cs="Times New Roman"/>
+                <w:sz w:val="18"/>
+                <w:szCs w:val="18"/>
+                <w:lang w:eastAsia="zh-CN"/>
+              </w:rPr>
+              <w:t>b</w:t>
+            </w:r>
+            <w:r>
+              <w:rPr>
+                <w:rFonts w:ascii="Times New Roman" w:hAnsi="Times New Roman" w:eastAsia="微软雅黑" w:cs="Times New Roman"/>
+                <w:sz w:val="18"/>
+                <w:szCs w:val="18"/>
+                <w:lang w:eastAsia="zh-CN"/>
+              </w:rPr>
+              <w:t>Str == [] %}无{% else%}{% for d in tdd.resistant</w:t>
+            </w:r>
+            <w:r>
+              <w:rPr>
+                <w:rFonts w:hint="eastAsia" w:ascii="Times New Roman" w:hAnsi="Times New Roman" w:eastAsia="微软雅黑" w:cs="Times New Roman"/>
+                <w:sz w:val="18"/>
+                <w:szCs w:val="18"/>
+                <w:lang w:eastAsia="zh-CN"/>
+              </w:rPr>
+              <w:t>b</w:t>
+            </w:r>
+            <w:r>
+              <w:rPr>
+                <w:rFonts w:ascii="Times New Roman" w:hAnsi="Times New Roman" w:eastAsia="微软雅黑" w:cs="Times New Roman"/>
+                <w:sz w:val="18"/>
+                <w:szCs w:val="18"/>
+                <w:lang w:eastAsia="zh-CN"/>
+              </w:rPr>
+              <w:t>Str %}{%if loop.last%}</w:t>
+            </w:r>
+            <w:r>
+              <w:rPr>
+                <w:rFonts w:hint="eastAsia" w:ascii="Times New Roman" w:hAnsi="Times New Roman" w:eastAsia="微软雅黑" w:cs="Times New Roman"/>
+                <w:sz w:val="18"/>
+                <w:szCs w:val="18"/>
+                <w:lang w:eastAsia="zh-CN"/>
+              </w:rPr>
+              <w:t>{{ d.nameLevel }}</w:t>
+            </w:r>
+            <w:r>
+              <w:rPr>
+                <w:rFonts w:ascii="Times New Roman" w:hAnsi="Times New Roman" w:eastAsia="微软雅黑" w:cs="Times New Roman"/>
+                <w:sz w:val="18"/>
+                <w:szCs w:val="18"/>
+                <w:lang w:eastAsia="zh-CN"/>
+              </w:rPr>
+              <w:t>{%else%}</w:t>
+            </w:r>
+            <w:r>
+              <w:rPr>
+                <w:rFonts w:hint="eastAsia" w:ascii="Times New Roman" w:hAnsi="Times New Roman" w:eastAsia="微软雅黑" w:cs="Times New Roman"/>
+                <w:sz w:val="18"/>
+                <w:szCs w:val="18"/>
+                <w:lang w:eastAsia="zh-CN"/>
+              </w:rPr>
+              <w:t>{{ d.nameLevel }}</w:t>
+            </w:r>
+            <w:r>
+              <w:rPr>
+                <w:rFonts w:ascii="Times New Roman" w:hAnsi="Times New Roman" w:eastAsia="微软雅黑" w:cs="Times New Roman"/>
+                <w:sz w:val="18"/>
+                <w:szCs w:val="18"/>
+                <w:lang w:eastAsia="zh-CN"/>
+              </w:rPr>
+              <w:t>，{%endif%}{% endfor %}{% endif%}</w:t>
+            </w:r>
+          </w:p>
+        </w:tc>
+      </w:tr>
+      <w:tr>
+        <w:tblPrEx>
+          <w:tblBorders>
+            <w:top w:val="single" w:color="45A3A7" w:sz="18" w:space="0"/>
+            <w:left w:val="none" w:color="auto" w:sz="0" w:space="0"/>
+            <w:bottom w:val="dotted" w:color="45A3A7" w:sz="4" w:space="0"/>
+            <w:right w:val="none" w:color="auto" w:sz="0" w:space="0"/>
+            <w:insideH w:val="dotted" w:color="45A3A7" w:sz="4" w:space="0"/>
+            <w:insideV w:val="dotted" w:color="45A3A7" w:sz="4" w:space="0"/>
+          </w:tblBorders>
+          <w:tblCellMar>
+            <w:top w:w="0" w:type="dxa"/>
+            <w:left w:w="108" w:type="dxa"/>
+            <w:bottom w:w="0" w:type="dxa"/>
+            <w:right w:w="108" w:type="dxa"/>
+          </w:tblCellMar>
+        </w:tblPrEx>
+        <w:trPr>
+          <w:trHeight w:val="474" w:hRule="atLeast"/>
+          <w:jc w:val="center"/>
+        </w:trPr>
+        <w:tc>
+          <w:tcPr>
+            <w:tcW w:w="432" w:type="dxa"/>
+            <w:vMerge w:val="continue"/>
+            <w:tcBorders>
+              <w:left w:val="nil"/>
+              <w:right w:val="single" w:color="FFFFFF" w:themeColor="background1" w:sz="18" w:space="0"/>
+            </w:tcBorders>
+            <w:shd w:val="clear" w:color="auto" w:fill="62B541"/>
+            <w:vAlign w:val="center"/>
+          </w:tcPr>
+          <w:p>
+            <w:pPr>
+              <w:keepNext/>
+              <w:spacing w:before="26"/>
+              <w:jc w:val="center"/>
+              <w:rPr>
+                <w:rFonts w:ascii="Times New Roman" w:hAnsi="Times New Roman" w:eastAsia="微软雅黑" w:cs="Times New Roman"/>
+                <w:b/>
+                <w:color w:val="FFFFFF" w:themeColor="background1"/>
+                <w:sz w:val="18"/>
+                <w:szCs w:val="18"/>
+                <w:lang w:eastAsia="zh-CN"/>
+                <w14:textFill>
+                  <w14:solidFill>
+                    <w14:schemeClr w14:val="bg1"/>
+                  </w14:solidFill>
+                </w14:textFill>
+              </w:rPr>
+            </w:pPr>
+          </w:p>
+        </w:tc>
+        <w:tc>
+          <w:tcPr>
+            <w:tcW w:w="1191" w:type="dxa"/>
+            <w:tcBorders>
+              <w:top w:val="single" w:color="FFFFFF" w:themeColor="background1" w:sz="18" w:space="0"/>
+              <w:left w:val="single" w:color="FFFFFF" w:themeColor="background1" w:sz="18" w:space="0"/>
+              <w:bottom w:val="single" w:color="FFFFFF" w:themeColor="background1" w:sz="18" w:space="0"/>
+              <w:right w:val="nil"/>
+            </w:tcBorders>
+            <w:shd w:val="clear" w:color="auto" w:fill="62B541"/>
+            <w:vAlign w:val="center"/>
+          </w:tcPr>
+          <w:p>
+            <w:pPr>
+              <w:keepNext/>
+              <w:spacing w:before="26"/>
+              <w:jc w:val="center"/>
+              <w:rPr>
+                <w:rFonts w:ascii="Times New Roman" w:hAnsi="Times New Roman" w:eastAsia="微软雅黑" w:cs="Times New Roman"/>
+                <w:b/>
+                <w:color w:val="FFFFFF" w:themeColor="background1"/>
+                <w:sz w:val="18"/>
+                <w:szCs w:val="18"/>
+                <w:lang w:eastAsia="zh-CN"/>
+                <w14:textFill>
+                  <w14:solidFill>
+                    <w14:schemeClr w14:val="bg1"/>
+                  </w14:solidFill>
+                </w14:textFill>
+              </w:rPr>
+            </w:pPr>
+            <w:r>
+              <w:rPr>
+                <w:rFonts w:ascii="Times New Roman" w:hAnsi="Times New Roman" w:eastAsia="微软雅黑" w:cs="Times New Roman"/>
+                <w:b/>
+                <w:color w:val="FFFFFF" w:themeColor="background1"/>
+                <w:sz w:val="18"/>
+                <w:szCs w:val="18"/>
+                <w:lang w:eastAsia="zh-CN"/>
+                <w14:textFill>
+                  <w14:solidFill>
+                    <w14:schemeClr w14:val="bg1"/>
+                  </w14:solidFill>
+                </w14:textFill>
+              </w:rPr>
+              <w:t>C级</w:t>
+            </w:r>
+          </w:p>
+        </w:tc>
+        <w:tc>
+          <w:tcPr>
+            <w:tcW w:w="8247" w:type="dxa"/>
+            <w:tcBorders>
+              <w:top w:val="single" w:color="A4A4A4" w:sz="4" w:space="0"/>
+              <w:left w:val="nil"/>
+              <w:bottom w:val="single" w:color="A4A4A4" w:sz="4" w:space="0"/>
+              <w:right w:val="nil"/>
+            </w:tcBorders>
+            <w:shd w:val="clear" w:color="auto" w:fill="auto"/>
+            <w:vAlign w:val="center"/>
+          </w:tcPr>
+          <w:p>
+            <w:pPr>
+              <w:keepNext/>
+              <w:spacing w:before="26"/>
+              <w:jc w:val="center"/>
+              <w:rPr>
+                <w:rFonts w:ascii="Times New Roman" w:hAnsi="Times New Roman" w:eastAsia="微软雅黑" w:cs="Times New Roman"/>
+                <w:sz w:val="18"/>
+                <w:szCs w:val="18"/>
+                <w:lang w:eastAsia="zh-CN"/>
+              </w:rPr>
+            </w:pPr>
+            <w:r>
+              <w:rPr>
+                <w:rFonts w:ascii="Times New Roman" w:hAnsi="Times New Roman" w:eastAsia="微软雅黑" w:cs="Times New Roman"/>
+                <w:sz w:val="18"/>
+                <w:szCs w:val="18"/>
+                <w:lang w:eastAsia="zh-CN"/>
+              </w:rPr>
+              <w:t>{% if tdd.resistant</w:t>
+            </w:r>
+            <w:r>
+              <w:rPr>
+                <w:rFonts w:hint="eastAsia" w:ascii="Times New Roman" w:hAnsi="Times New Roman" w:eastAsia="微软雅黑" w:cs="Times New Roman"/>
+                <w:sz w:val="18"/>
+                <w:szCs w:val="18"/>
+                <w:lang w:eastAsia="zh-CN"/>
+              </w:rPr>
+              <w:t>c</w:t>
+            </w:r>
+            <w:r>
+              <w:rPr>
+                <w:rFonts w:ascii="Times New Roman" w:hAnsi="Times New Roman" w:eastAsia="微软雅黑" w:cs="Times New Roman"/>
+                <w:sz w:val="18"/>
+                <w:szCs w:val="18"/>
+                <w:lang w:eastAsia="zh-CN"/>
+              </w:rPr>
+              <w:t>Str == [] %}无{% else%}{% for d in tdd.resistant</w:t>
+            </w:r>
+            <w:r>
+              <w:rPr>
+                <w:rFonts w:hint="eastAsia" w:ascii="Times New Roman" w:hAnsi="Times New Roman" w:eastAsia="微软雅黑" w:cs="Times New Roman"/>
+                <w:sz w:val="18"/>
+                <w:szCs w:val="18"/>
+                <w:lang w:eastAsia="zh-CN"/>
+              </w:rPr>
+              <w:t>c</w:t>
+            </w:r>
+            <w:r>
+              <w:rPr>
+                <w:rFonts w:ascii="Times New Roman" w:hAnsi="Times New Roman" w:eastAsia="微软雅黑" w:cs="Times New Roman"/>
+                <w:sz w:val="18"/>
+                <w:szCs w:val="18"/>
+                <w:lang w:eastAsia="zh-CN"/>
+              </w:rPr>
+              <w:t>Str %}{%if loop.last%}</w:t>
+            </w:r>
+            <w:r>
+              <w:rPr>
+                <w:rFonts w:hint="eastAsia" w:ascii="Times New Roman" w:hAnsi="Times New Roman" w:eastAsia="微软雅黑" w:cs="Times New Roman"/>
+                <w:sz w:val="18"/>
+                <w:szCs w:val="18"/>
+                <w:lang w:eastAsia="zh-CN"/>
+              </w:rPr>
+              <w:t>{{ d.nameLevel }}</w:t>
+            </w:r>
+            <w:r>
+              <w:rPr>
+                <w:rFonts w:ascii="Times New Roman" w:hAnsi="Times New Roman" w:eastAsia="微软雅黑" w:cs="Times New Roman"/>
+                <w:sz w:val="18"/>
+                <w:szCs w:val="18"/>
+                <w:lang w:eastAsia="zh-CN"/>
+              </w:rPr>
+              <w:t>{%else%}</w:t>
+            </w:r>
+            <w:r>
+              <w:rPr>
+                <w:rFonts w:hint="eastAsia" w:ascii="Times New Roman" w:hAnsi="Times New Roman" w:eastAsia="微软雅黑" w:cs="Times New Roman"/>
+                <w:sz w:val="18"/>
+                <w:szCs w:val="18"/>
+                <w:lang w:eastAsia="zh-CN"/>
+              </w:rPr>
+              <w:t>{{ d.nameLevel }}</w:t>
+            </w:r>
+            <w:r>
+              <w:rPr>
+                <w:rFonts w:ascii="Times New Roman" w:hAnsi="Times New Roman" w:eastAsia="微软雅黑" w:cs="Times New Roman"/>
+                <w:sz w:val="18"/>
+                <w:szCs w:val="18"/>
+                <w:lang w:eastAsia="zh-CN"/>
+              </w:rPr>
+              <w:t>，{%endif%}{% endfor %}{% endif%}</w:t>
+            </w:r>
+          </w:p>
+        </w:tc>
+      </w:tr>
+      <w:tr>
+        <w:tblPrEx>
+          <w:tblBorders>
+            <w:top w:val="single" w:color="45A3A7" w:sz="18" w:space="0"/>
+            <w:left w:val="none" w:color="auto" w:sz="0" w:space="0"/>
+            <w:bottom w:val="dotted" w:color="45A3A7" w:sz="4" w:space="0"/>
+            <w:right w:val="none" w:color="auto" w:sz="0" w:space="0"/>
+            <w:insideH w:val="dotted" w:color="45A3A7" w:sz="4" w:space="0"/>
+            <w:insideV w:val="dotted" w:color="45A3A7" w:sz="4" w:space="0"/>
+          </w:tblBorders>
+          <w:tblCellMar>
+            <w:top w:w="0" w:type="dxa"/>
+            <w:left w:w="108" w:type="dxa"/>
+            <w:bottom w:w="0" w:type="dxa"/>
+            <w:right w:w="108" w:type="dxa"/>
+          </w:tblCellMar>
+        </w:tblPrEx>
+        <w:trPr>
+          <w:trHeight w:val="474" w:hRule="atLeast"/>
+          <w:jc w:val="center"/>
+        </w:trPr>
+        <w:tc>
+          <w:tcPr>
+            <w:tcW w:w="432" w:type="dxa"/>
+            <w:vMerge w:val="continue"/>
+            <w:tcBorders>
+              <w:left w:val="nil"/>
+              <w:bottom w:val="single" w:color="FFFFFF" w:themeColor="background1" w:sz="18" w:space="0"/>
+              <w:right w:val="single" w:color="FFFFFF" w:themeColor="background1" w:sz="18" w:space="0"/>
+            </w:tcBorders>
+            <w:shd w:val="clear" w:color="auto" w:fill="62B541"/>
+            <w:vAlign w:val="center"/>
+          </w:tcPr>
+          <w:p>
+            <w:pPr>
+              <w:keepNext/>
+              <w:spacing w:before="26"/>
+              <w:jc w:val="center"/>
+              <w:rPr>
+                <w:rFonts w:ascii="Times New Roman" w:hAnsi="Times New Roman" w:eastAsia="微软雅黑" w:cs="Times New Roman"/>
+                <w:b/>
+                <w:color w:val="FFFFFF" w:themeColor="background1"/>
+                <w:sz w:val="18"/>
+                <w:szCs w:val="18"/>
+                <w:lang w:eastAsia="zh-CN"/>
+                <w14:textFill>
+                  <w14:solidFill>
+                    <w14:schemeClr w14:val="bg1"/>
+                  </w14:solidFill>
+                </w14:textFill>
+              </w:rPr>
+            </w:pPr>
+          </w:p>
+        </w:tc>
+        <w:tc>
+          <w:tcPr>
+            <w:tcW w:w="1191" w:type="dxa"/>
+            <w:tcBorders>
+              <w:top w:val="single" w:color="FFFFFF" w:themeColor="background1" w:sz="18" w:space="0"/>
+              <w:left w:val="single" w:color="FFFFFF" w:themeColor="background1" w:sz="18" w:space="0"/>
+              <w:bottom w:val="single" w:color="FFFFFF" w:themeColor="background1" w:sz="18" w:space="0"/>
+              <w:right w:val="nil"/>
+            </w:tcBorders>
+            <w:shd w:val="clear" w:color="auto" w:fill="62B541"/>
+            <w:vAlign w:val="center"/>
+          </w:tcPr>
+          <w:p>
+            <w:pPr>
+              <w:keepNext/>
+              <w:spacing w:before="26"/>
+              <w:jc w:val="center"/>
+              <w:rPr>
+                <w:rFonts w:ascii="Times New Roman" w:hAnsi="Times New Roman" w:eastAsia="微软雅黑" w:cs="Times New Roman"/>
+                <w:b/>
+                <w:color w:val="FFFFFF" w:themeColor="background1"/>
+                <w:sz w:val="18"/>
+                <w:szCs w:val="18"/>
+                <w:lang w:eastAsia="zh-CN"/>
+                <w14:textFill>
+                  <w14:solidFill>
+                    <w14:schemeClr w14:val="bg1"/>
+                  </w14:solidFill>
+                </w14:textFill>
+              </w:rPr>
+            </w:pPr>
+            <w:r>
+              <w:rPr>
+                <w:rFonts w:hint="eastAsia" w:ascii="Times New Roman" w:hAnsi="Times New Roman" w:eastAsia="微软雅黑" w:cs="Times New Roman"/>
+                <w:b/>
+                <w:color w:val="FFFFFF" w:themeColor="background1"/>
+                <w:sz w:val="18"/>
+                <w:szCs w:val="18"/>
+                <w:lang w:eastAsia="zh-CN"/>
+                <w14:textFill>
+                  <w14:solidFill>
+                    <w14:schemeClr w14:val="bg1"/>
+                  </w14:solidFill>
+                </w14:textFill>
+              </w:rPr>
+              <w:t>D</w:t>
+            </w:r>
+            <w:r>
+              <w:rPr>
+                <w:rFonts w:ascii="Times New Roman" w:hAnsi="Times New Roman" w:eastAsia="微软雅黑" w:cs="Times New Roman"/>
+                <w:b/>
+                <w:color w:val="FFFFFF" w:themeColor="background1"/>
+                <w:sz w:val="18"/>
+                <w:szCs w:val="18"/>
+                <w:lang w:eastAsia="zh-CN"/>
+                <w14:textFill>
+                  <w14:solidFill>
+                    <w14:schemeClr w14:val="bg1"/>
+                  </w14:solidFill>
+                </w14:textFill>
+              </w:rPr>
+              <w:t>级</w:t>
+            </w:r>
+          </w:p>
+        </w:tc>
+        <w:tc>
+          <w:tcPr>
+            <w:tcW w:w="8247" w:type="dxa"/>
+            <w:tcBorders>
+              <w:top w:val="single" w:color="A4A4A4" w:sz="4" w:space="0"/>
+              <w:left w:val="nil"/>
+              <w:bottom w:val="single" w:color="A4A4A4" w:sz="4" w:space="0"/>
+              <w:right w:val="nil"/>
+            </w:tcBorders>
+            <w:shd w:val="clear" w:color="auto" w:fill="auto"/>
+            <w:vAlign w:val="center"/>
+          </w:tcPr>
+          <w:p>
+            <w:pPr>
+              <w:keepNext/>
+              <w:spacing w:before="26"/>
+              <w:jc w:val="center"/>
+              <w:rPr>
+                <w:rFonts w:ascii="Times New Roman" w:hAnsi="Times New Roman" w:eastAsia="微软雅黑" w:cs="Times New Roman"/>
+                <w:sz w:val="18"/>
+                <w:szCs w:val="18"/>
+                <w:lang w:eastAsia="zh-CN"/>
+              </w:rPr>
+            </w:pPr>
+            <w:r>
+              <w:rPr>
+                <w:rFonts w:ascii="Times New Roman" w:hAnsi="Times New Roman" w:eastAsia="微软雅黑" w:cs="Times New Roman"/>
+                <w:sz w:val="18"/>
+                <w:szCs w:val="18"/>
+                <w:lang w:eastAsia="zh-CN"/>
+              </w:rPr>
+              <w:t>{% if tdd.resistant</w:t>
+            </w:r>
+            <w:r>
+              <w:rPr>
+                <w:rFonts w:hint="eastAsia" w:ascii="Times New Roman" w:hAnsi="Times New Roman" w:eastAsia="微软雅黑" w:cs="Times New Roman"/>
+                <w:sz w:val="18"/>
+                <w:szCs w:val="18"/>
+                <w:lang w:eastAsia="zh-CN"/>
+              </w:rPr>
+              <w:t>d</w:t>
+            </w:r>
+            <w:r>
+              <w:rPr>
+                <w:rFonts w:ascii="Times New Roman" w:hAnsi="Times New Roman" w:eastAsia="微软雅黑" w:cs="Times New Roman"/>
+                <w:sz w:val="18"/>
+                <w:szCs w:val="18"/>
+                <w:lang w:eastAsia="zh-CN"/>
+              </w:rPr>
+              <w:t>Str == [] %}无{% else%}{% for d in tdd.resistant</w:t>
+            </w:r>
+            <w:r>
+              <w:rPr>
+                <w:rFonts w:hint="eastAsia" w:ascii="Times New Roman" w:hAnsi="Times New Roman" w:eastAsia="微软雅黑" w:cs="Times New Roman"/>
+                <w:sz w:val="18"/>
+                <w:szCs w:val="18"/>
+                <w:lang w:eastAsia="zh-CN"/>
+              </w:rPr>
+              <w:t>d</w:t>
+            </w:r>
+            <w:r>
+              <w:rPr>
+                <w:rFonts w:ascii="Times New Roman" w:hAnsi="Times New Roman" w:eastAsia="微软雅黑" w:cs="Times New Roman"/>
+                <w:sz w:val="18"/>
+                <w:szCs w:val="18"/>
+                <w:lang w:eastAsia="zh-CN"/>
+              </w:rPr>
+              <w:t>Str %}{%if loop.last%}</w:t>
+            </w:r>
+            <w:r>
+              <w:rPr>
+                <w:rFonts w:hint="eastAsia" w:ascii="Times New Roman" w:hAnsi="Times New Roman" w:eastAsia="微软雅黑" w:cs="Times New Roman"/>
+                <w:sz w:val="18"/>
+                <w:szCs w:val="18"/>
+                <w:lang w:eastAsia="zh-CN"/>
+              </w:rPr>
+              <w:t>{{ d.nameLevel }}</w:t>
+            </w:r>
+            <w:r>
+              <w:rPr>
+                <w:rFonts w:ascii="Times New Roman" w:hAnsi="Times New Roman" w:eastAsia="微软雅黑" w:cs="Times New Roman"/>
+                <w:sz w:val="18"/>
+                <w:szCs w:val="18"/>
+                <w:lang w:eastAsia="zh-CN"/>
+              </w:rPr>
+              <w:t>{%else%}</w:t>
+            </w:r>
+            <w:r>
+              <w:rPr>
+                <w:rFonts w:hint="eastAsia" w:ascii="Times New Roman" w:hAnsi="Times New Roman" w:eastAsia="微软雅黑" w:cs="Times New Roman"/>
+                <w:sz w:val="18"/>
+                <w:szCs w:val="18"/>
+                <w:lang w:eastAsia="zh-CN"/>
+              </w:rPr>
+              <w:t>{{ d.nameLevel }}</w:t>
+            </w:r>
+            <w:r>
+              <w:rPr>
+                <w:rFonts w:ascii="Times New Roman" w:hAnsi="Times New Roman" w:eastAsia="微软雅黑" w:cs="Times New Roman"/>
+                <w:sz w:val="18"/>
+                <w:szCs w:val="18"/>
+                <w:lang w:eastAsia="zh-CN"/>
+              </w:rPr>
+              <w:t>，{%endif%}{% endfor %}{% endif%}</w:t>
+            </w:r>
+          </w:p>
+        </w:tc>
+      </w:tr>
+      <w:tr>
+        <w:tblPrEx>
+          <w:tblBorders>
+            <w:top w:val="single" w:color="45A3A7" w:sz="18" w:space="0"/>
+            <w:left w:val="none" w:color="auto" w:sz="0" w:space="0"/>
+            <w:bottom w:val="dotted" w:color="45A3A7" w:sz="4" w:space="0"/>
+            <w:right w:val="none" w:color="auto" w:sz="0" w:space="0"/>
+            <w:insideH w:val="dotted" w:color="45A3A7" w:sz="4" w:space="0"/>
+            <w:insideV w:val="dotted" w:color="45A3A7" w:sz="4" w:space="0"/>
+          </w:tblBorders>
+          <w:tblCellMar>
+            <w:top w:w="0" w:type="dxa"/>
+            <w:left w:w="108" w:type="dxa"/>
+            <w:bottom w:w="0" w:type="dxa"/>
+            <w:right w:w="108" w:type="dxa"/>
+          </w:tblCellMar>
+        </w:tblPrEx>
+        <w:trPr>
+          <w:jc w:val="center"/>
+        </w:trPr>
+        <w:tc>
+          <w:tcPr>
+            <w:tcW w:w="1623" w:type="dxa"/>
+            <w:gridSpan w:val="2"/>
+            <w:tcBorders>
+              <w:top w:val="single" w:color="FFFFFF" w:themeColor="background1" w:sz="18" w:space="0"/>
+              <w:left w:val="nil"/>
+              <w:right w:val="nil"/>
+            </w:tcBorders>
+            <w:shd w:val="clear" w:color="auto" w:fill="62B541"/>
+            <w:vAlign w:val="center"/>
+          </w:tcPr>
+          <w:p>
+            <w:pPr>
+              <w:keepNext/>
+              <w:spacing w:before="26"/>
+              <w:jc w:val="center"/>
+              <w:rPr>
+                <w:rFonts w:ascii="Times New Roman" w:hAnsi="Times New Roman" w:eastAsia="微软雅黑" w:cs="Times New Roman"/>
+                <w:b/>
+                <w:color w:val="FFFFFF" w:themeColor="background1"/>
+                <w:sz w:val="18"/>
+                <w:szCs w:val="18"/>
+                <w:lang w:eastAsia="zh-CN"/>
+                <w14:textFill>
+                  <w14:solidFill>
+                    <w14:schemeClr w14:val="bg1"/>
+                  </w14:solidFill>
+                </w14:textFill>
+              </w:rPr>
+            </w:pPr>
+            <w:r>
+              <w:rPr>
+                <w:rFonts w:hint="eastAsia" w:ascii="Times New Roman" w:hAnsi="Times New Roman" w:eastAsia="微软雅黑" w:cs="Times New Roman"/>
+                <w:b/>
+                <w:color w:val="FFFFFF" w:themeColor="background1"/>
+                <w:sz w:val="18"/>
+                <w:szCs w:val="18"/>
+                <w:lang w:eastAsia="zh-CN"/>
+                <w14:textFill>
+                  <w14:solidFill>
+                    <w14:schemeClr w14:val="bg1"/>
+                  </w14:solidFill>
+                </w14:textFill>
+              </w:rPr>
+              <w:t>基因突变相关说明</w:t>
+            </w:r>
+          </w:p>
+        </w:tc>
+        <w:tc>
+          <w:tcPr>
+            <w:tcW w:w="8247" w:type="dxa"/>
+            <w:tcBorders>
+              <w:top w:val="single" w:color="A4A4A4" w:sz="4" w:space="0"/>
+              <w:left w:val="nil"/>
+              <w:bottom w:val="single" w:color="A4A4A4" w:sz="4" w:space="0"/>
+              <w:right w:val="nil"/>
+            </w:tcBorders>
+            <w:vAlign w:val="center"/>
+          </w:tcPr>
+          <w:p>
+            <w:pPr>
+              <w:keepNext/>
+              <w:spacing w:before="26"/>
+              <w:rPr>
+                <w:rFonts w:ascii="Times New Roman" w:hAnsi="Times New Roman" w:eastAsia="微软雅黑" w:cs="Times New Roman"/>
+                <w:sz w:val="18"/>
+                <w:szCs w:val="18"/>
+                <w:lang w:eastAsia="zh-CN"/>
+              </w:rPr>
+            </w:pPr>
+            <w:r>
+              <w:rPr>
+                <w:rFonts w:hint="eastAsia" w:ascii="Times New Roman" w:hAnsi="Times New Roman" w:eastAsia="微软雅黑" w:cs="Times New Roman"/>
+                <w:sz w:val="18"/>
+                <w:szCs w:val="18"/>
+                <w:lang w:eastAsia="zh-CN"/>
+              </w:rPr>
+              <w:t>{% for md in tdd.medicationDescription %}{% if md.key == '突变说明</w:t>
+            </w:r>
+            <w:r>
+              <w:rPr>
+                <w:rFonts w:ascii="Times New Roman" w:hAnsi="Times New Roman" w:eastAsia="微软雅黑" w:cs="Times New Roman"/>
+                <w:sz w:val="18"/>
+                <w:szCs w:val="18"/>
+                <w:lang w:eastAsia="zh-CN"/>
+              </w:rPr>
+              <w:t>:</w:t>
+            </w:r>
+            <w:r>
+              <w:rPr>
+                <w:rFonts w:hint="eastAsia" w:ascii="Times New Roman" w:hAnsi="Times New Roman" w:eastAsia="微软雅黑" w:cs="Times New Roman"/>
+                <w:sz w:val="18"/>
+                <w:szCs w:val="18"/>
+                <w:lang w:eastAsia="zh-CN"/>
+              </w:rPr>
+              <w:t>' %}</w:t>
+            </w:r>
+            <w:r>
+              <w:rPr>
+                <w:rFonts w:hint="eastAsia" w:ascii="Times New Roman" w:hAnsi="Times New Roman" w:eastAsia="微软雅黑" w:cs="Times New Roman"/>
+                <w:b/>
+                <w:bCs/>
+                <w:sz w:val="18"/>
+                <w:szCs w:val="18"/>
+                <w:lang w:eastAsia="zh-CN"/>
+              </w:rPr>
+              <w:t>{{md.key}}</w:t>
+            </w:r>
+            <w:r>
+              <w:rPr>
+                <w:rFonts w:hint="eastAsia" w:ascii="Times New Roman" w:hAnsi="Times New Roman" w:eastAsia="微软雅黑" w:cs="Times New Roman"/>
+                <w:sz w:val="18"/>
+                <w:szCs w:val="18"/>
+                <w:lang w:eastAsia="zh-CN"/>
+              </w:rPr>
+              <w:t>{{md.value}}{% elif md.value == '' %}{% else%}</w:t>
+            </w:r>
+            <w:r>
+              <w:rPr>
+                <w:rFonts w:hint="eastAsia" w:ascii="Times New Roman" w:hAnsi="Times New Roman" w:eastAsia="微软雅黑" w:cs="Times New Roman"/>
+                <w:b/>
+                <w:bCs/>
+                <w:sz w:val="18"/>
+                <w:szCs w:val="18"/>
+                <w:lang w:eastAsia="zh-CN"/>
+              </w:rPr>
+              <w:t>{{md.key}}</w:t>
+            </w:r>
+            <w:r>
+              <w:rPr>
+                <w:rFonts w:hint="eastAsia" w:ascii="Times New Roman" w:hAnsi="Times New Roman" w:eastAsia="微软雅黑" w:cs="Times New Roman"/>
+                <w:sz w:val="18"/>
+                <w:szCs w:val="18"/>
+                <w:lang w:eastAsia="zh-CN"/>
+              </w:rPr>
+              <w:t>{{md.value}}</w:t>
+            </w:r>
+          </w:p>
+          <w:p>
+            <w:pPr>
+              <w:keepNext/>
+              <w:spacing w:before="26"/>
+              <w:rPr>
+                <w:rFonts w:ascii="Times New Roman" w:hAnsi="Times New Roman" w:eastAsia="微软雅黑" w:cs="Times New Roman"/>
+                <w:sz w:val="18"/>
+                <w:szCs w:val="18"/>
+                <w:lang w:eastAsia="zh-CN"/>
+              </w:rPr>
+            </w:pPr>
+            <w:r>
+              <w:rPr>
+                <w:rFonts w:hint="eastAsia" w:ascii="Times New Roman" w:hAnsi="Times New Roman" w:eastAsia="微软雅黑" w:cs="Times New Roman"/>
+                <w:sz w:val="18"/>
+                <w:szCs w:val="18"/>
+                <w:lang w:eastAsia="zh-CN"/>
+              </w:rPr>
+              <w:t>{% endif %}{% endfor %}</w:t>
+            </w:r>
+          </w:p>
+        </w:tc>
+      </w:tr>
+    </w:tbl>
+    <w:p>
+      <w:pPr>
+        <w:spacing w:before="26"/>
+        <w:rPr>
+          <w:rFonts w:ascii="Times New Roman" w:hAnsi="Times New Roman" w:eastAsia="微软雅黑" w:cs="Times New Roman"/>
+          <w:b/>
+          <w:sz w:val="24"/>
+          <w:szCs w:val="24"/>
+          <w:lang w:eastAsia="zh-CN"/>
+        </w:rPr>
+      </w:pPr>
+      <w:r>
+        <w:rPr>
+          <w:rFonts w:hint="eastAsia" w:ascii="Times New Roman" w:hAnsi="Times New Roman" w:eastAsia="微软雅黑" w:cs="Times New Roman"/>
+          <w:b/>
+          <w:sz w:val="24"/>
+          <w:szCs w:val="24"/>
+          <w:lang w:eastAsia="zh-CN"/>
+        </w:rPr>
+        <w:t>{%if tdd.drugResearchList != [] %}</w:t>
+      </w:r>
+    </w:p>
+    <w:p>
+      <w:pPr>
+        <w:keepNext/>
+        <w:spacing w:before="26"/>
+        <w:rPr>
+          <w:rFonts w:ascii="Times New Roman" w:hAnsi="Times New Roman" w:eastAsia="微软雅黑" w:cs="Times New Roman"/>
+          <w:b/>
+          <w:sz w:val="24"/>
+          <w:lang w:eastAsia="zh-CN"/>
+        </w:rPr>
+      </w:pPr>
+      <w:r>
+        <w:rPr>
+          <w:rFonts w:ascii="Times New Roman" w:hAnsi="Times New Roman" w:eastAsia="微软雅黑" w:cs="Times New Roman"/>
+          <w:b/>
+          <w:sz w:val="24"/>
+          <w:lang w:eastAsia="zh-CN"/>
+        </w:rPr>
+        <w:t>潜在受益药物研究信息：</w:t>
+      </w:r>
+    </w:p>
+    <w:tbl>
+      <w:tblPr>
+        <w:tblStyle w:val="16"/>
+        <w:tblpPr w:leftFromText="180" w:rightFromText="180" w:vertAnchor="text" w:tblpXSpec="center" w:tblpY="1"/>
+        <w:tblOverlap w:val="never"/>
+        <w:tblW w:w="9870" w:type="dxa"/>
+        <w:jc w:val="center"/>
+        <w:tblBorders>
+          <w:top w:val="single" w:color="45A3A7" w:sz="18" w:space="0"/>
+          <w:left w:val="none" w:color="auto" w:sz="0" w:space="0"/>
+          <w:bottom w:val="dotted" w:color="45A3A7" w:sz="4" w:space="0"/>
+          <w:right w:val="none" w:color="auto" w:sz="0" w:space="0"/>
+          <w:insideH w:val="dotted" w:color="45A3A7" w:sz="4" w:space="0"/>
+          <w:insideV w:val="dotted" w:color="45A3A7" w:sz="4" w:space="0"/>
+        </w:tblBorders>
+        <w:tblLayout w:type="fixed"/>
+        <w:tblCellMar>
+          <w:top w:w="0" w:type="dxa"/>
+          <w:left w:w="108" w:type="dxa"/>
+          <w:bottom w:w="0" w:type="dxa"/>
+          <w:right w:w="108" w:type="dxa"/>
+        </w:tblCellMar>
+      </w:tblPr>
+      <w:tblGrid>
+        <w:gridCol w:w="1526"/>
+        <w:gridCol w:w="1417"/>
+        <w:gridCol w:w="1232"/>
+        <w:gridCol w:w="5695"/>
+      </w:tblGrid>
+      <w:tr>
+        <w:tblPrEx>
+          <w:tblBorders>
+            <w:top w:val="single" w:color="45A3A7" w:sz="18" w:space="0"/>
+            <w:left w:val="none" w:color="auto" w:sz="0" w:space="0"/>
+            <w:bottom w:val="dotted" w:color="45A3A7" w:sz="4" w:space="0"/>
+            <w:right w:val="none" w:color="auto" w:sz="0" w:space="0"/>
+            <w:insideH w:val="dotted" w:color="45A3A7" w:sz="4" w:space="0"/>
+            <w:insideV w:val="dotted" w:color="45A3A7" w:sz="4" w:space="0"/>
+          </w:tblBorders>
+          <w:tblCellMar>
+            <w:top w:w="0" w:type="dxa"/>
+            <w:left w:w="108" w:type="dxa"/>
+            <w:bottom w:w="0" w:type="dxa"/>
+            <w:right w:w="108" w:type="dxa"/>
+          </w:tblCellMar>
+        </w:tblPrEx>
+        <w:trPr>
+          <w:trHeight w:val="417" w:hRule="atLeast"/>
+          <w:jc w:val="center"/>
+        </w:trPr>
+        <w:tc>
+          <w:tcPr>
+            <w:tcW w:w="1526" w:type="dxa"/>
+            <w:tcBorders>
+              <w:top w:val="nil"/>
+              <w:left w:val="nil"/>
+              <w:bottom w:val="nil"/>
+              <w:right w:val="single" w:color="FFFFFF" w:sz="18" w:space="0"/>
+            </w:tcBorders>
+            <w:shd w:val="clear" w:color="auto" w:fill="62B541"/>
+            <w:vAlign w:val="center"/>
+          </w:tcPr>
+          <w:p>
+            <w:pPr>
+              <w:keepNext/>
+              <w:jc w:val="center"/>
+              <w:rPr>
+                <w:rFonts w:ascii="Times New Roman" w:hAnsi="Times New Roman" w:eastAsia="微软雅黑" w:cs="Times New Roman"/>
+                <w:b/>
+                <w:color w:val="FFFFFF" w:themeColor="background1"/>
+                <w:sz w:val="18"/>
+                <w:szCs w:val="18"/>
+                <w:lang w:eastAsia="zh-CN"/>
+                <w14:textFill>
+                  <w14:solidFill>
+                    <w14:schemeClr w14:val="bg1"/>
+                  </w14:solidFill>
+                </w14:textFill>
+              </w:rPr>
+            </w:pPr>
+            <w:r>
+              <w:rPr>
+                <w:rFonts w:ascii="Times New Roman" w:hAnsi="Times New Roman" w:eastAsia="微软雅黑" w:cs="Times New Roman"/>
+                <w:b/>
+                <w:color w:val="FFFFFF" w:themeColor="background1"/>
+                <w:sz w:val="18"/>
+                <w:szCs w:val="18"/>
+                <w:lang w:eastAsia="zh-CN"/>
+                <w14:textFill>
+                  <w14:solidFill>
+                    <w14:schemeClr w14:val="bg1"/>
+                  </w14:solidFill>
+                </w14:textFill>
+              </w:rPr>
+              <w:t>药物名称</w:t>
+            </w:r>
+          </w:p>
+        </w:tc>
+        <w:tc>
+          <w:tcPr>
+            <w:tcW w:w="1417" w:type="dxa"/>
+            <w:tcBorders>
+              <w:top w:val="nil"/>
+              <w:left w:val="single" w:color="FFFFFF" w:sz="18" w:space="0"/>
+              <w:bottom w:val="nil"/>
+              <w:right w:val="single" w:color="FFFFFF" w:sz="18" w:space="0"/>
+            </w:tcBorders>
+            <w:shd w:val="clear" w:color="auto" w:fill="62B541"/>
+            <w:vAlign w:val="center"/>
+          </w:tcPr>
+          <w:p>
+            <w:pPr>
+              <w:keepNext/>
+              <w:jc w:val="center"/>
+              <w:rPr>
+                <w:rFonts w:ascii="Times New Roman" w:hAnsi="Times New Roman" w:eastAsia="微软雅黑" w:cs="Times New Roman"/>
+                <w:b/>
+                <w:color w:val="FFFFFF" w:themeColor="background1"/>
+                <w:sz w:val="18"/>
+                <w:szCs w:val="18"/>
+                <w:lang w:eastAsia="zh-CN"/>
+                <w14:textFill>
+                  <w14:solidFill>
+                    <w14:schemeClr w14:val="bg1"/>
+                  </w14:solidFill>
+                </w14:textFill>
+              </w:rPr>
+            </w:pPr>
+            <w:r>
+              <w:rPr>
+                <w:rFonts w:ascii="Times New Roman" w:hAnsi="Times New Roman" w:eastAsia="微软雅黑" w:cs="Times New Roman"/>
+                <w:b/>
+                <w:color w:val="FFFFFF" w:themeColor="background1"/>
+                <w:sz w:val="18"/>
+                <w:szCs w:val="18"/>
+                <w:lang w:eastAsia="zh-CN"/>
+                <w14:textFill>
+                  <w14:solidFill>
+                    <w14:schemeClr w14:val="bg1"/>
+                  </w14:solidFill>
+                </w14:textFill>
+              </w:rPr>
+              <w:t>相关疾病</w:t>
+            </w:r>
+          </w:p>
+        </w:tc>
+        <w:tc>
+          <w:tcPr>
+            <w:tcW w:w="1232" w:type="dxa"/>
+            <w:tcBorders>
+              <w:top w:val="nil"/>
+              <w:left w:val="single" w:color="FFFFFF" w:sz="18" w:space="0"/>
+              <w:bottom w:val="nil"/>
+              <w:right w:val="single" w:color="FFFFFF" w:sz="18" w:space="0"/>
+            </w:tcBorders>
+            <w:shd w:val="clear" w:color="auto" w:fill="62B541"/>
+            <w:vAlign w:val="center"/>
+          </w:tcPr>
+          <w:p>
+            <w:pPr>
+              <w:keepNext/>
+              <w:jc w:val="center"/>
+              <w:rPr>
+                <w:rFonts w:ascii="Times New Roman" w:hAnsi="Times New Roman" w:eastAsia="微软雅黑" w:cs="Times New Roman"/>
+                <w:b/>
+                <w:color w:val="FFFFFF" w:themeColor="background1"/>
+                <w:sz w:val="18"/>
+                <w:szCs w:val="18"/>
+                <w:lang w:eastAsia="zh-CN"/>
+                <w14:textFill>
+                  <w14:solidFill>
+                    <w14:schemeClr w14:val="bg1"/>
+                  </w14:solidFill>
+                </w14:textFill>
+              </w:rPr>
+            </w:pPr>
+            <w:r>
+              <w:rPr>
+                <w:rFonts w:ascii="Times New Roman" w:hAnsi="Times New Roman" w:eastAsia="微软雅黑" w:cs="Times New Roman"/>
+                <w:b/>
+                <w:color w:val="FFFFFF" w:themeColor="background1"/>
+                <w:sz w:val="18"/>
+                <w:szCs w:val="18"/>
+                <w:lang w:eastAsia="zh-CN"/>
+                <w14:textFill>
+                  <w14:solidFill>
+                    <w14:schemeClr w14:val="bg1"/>
+                  </w14:solidFill>
+                </w14:textFill>
+              </w:rPr>
+              <w:t>证据</w:t>
+            </w:r>
+            <w:r>
+              <w:rPr>
+                <w:rFonts w:hint="eastAsia" w:ascii="Times New Roman" w:hAnsi="Times New Roman" w:eastAsia="微软雅黑" w:cs="Times New Roman"/>
+                <w:b/>
+                <w:color w:val="FFFFFF" w:themeColor="background1"/>
+                <w:sz w:val="18"/>
+                <w:szCs w:val="18"/>
+                <w:lang w:eastAsia="zh-CN"/>
+                <w14:textFill>
+                  <w14:solidFill>
+                    <w14:schemeClr w14:val="bg1"/>
+                  </w14:solidFill>
+                </w14:textFill>
+              </w:rPr>
+              <w:t>等级</w:t>
+            </w:r>
+          </w:p>
+        </w:tc>
+        <w:tc>
+          <w:tcPr>
+            <w:tcW w:w="5695" w:type="dxa"/>
+            <w:tcBorders>
+              <w:top w:val="nil"/>
+              <w:left w:val="single" w:color="FFFFFF" w:sz="18" w:space="0"/>
+              <w:bottom w:val="nil"/>
+              <w:right w:val="nil"/>
+            </w:tcBorders>
+            <w:shd w:val="clear" w:color="auto" w:fill="62B541"/>
+            <w:vAlign w:val="center"/>
+          </w:tcPr>
+          <w:p>
+            <w:pPr>
+              <w:keepNext/>
+              <w:jc w:val="center"/>
+              <w:rPr>
+                <w:rFonts w:ascii="Times New Roman" w:hAnsi="Times New Roman" w:eastAsia="微软雅黑" w:cs="Times New Roman"/>
+                <w:b/>
+                <w:color w:val="FFFFFF" w:themeColor="background1"/>
+                <w:sz w:val="18"/>
+                <w:szCs w:val="18"/>
+                <w:lang w:eastAsia="zh-CN"/>
+                <w14:textFill>
+                  <w14:solidFill>
+                    <w14:schemeClr w14:val="bg1"/>
+                  </w14:solidFill>
+                </w14:textFill>
+              </w:rPr>
+            </w:pPr>
+            <w:r>
+              <w:rPr>
+                <w:rFonts w:ascii="Times New Roman" w:hAnsi="Times New Roman" w:eastAsia="微软雅黑" w:cs="Times New Roman"/>
+                <w:b/>
+                <w:color w:val="FFFFFF" w:themeColor="background1"/>
+                <w:sz w:val="18"/>
+                <w:szCs w:val="18"/>
+                <w:lang w:eastAsia="zh-CN"/>
+                <w14:textFill>
+                  <w14:solidFill>
+                    <w14:schemeClr w14:val="bg1"/>
+                  </w14:solidFill>
+                </w14:textFill>
+              </w:rPr>
+              <w:t>循证医学信息</w:t>
+            </w:r>
+          </w:p>
+        </w:tc>
+      </w:tr>
+      <w:tr>
+        <w:tblPrEx>
+          <w:tblBorders>
+            <w:top w:val="single" w:color="45A3A7" w:sz="18" w:space="0"/>
+            <w:left w:val="none" w:color="auto" w:sz="0" w:space="0"/>
+            <w:bottom w:val="dotted" w:color="45A3A7" w:sz="4" w:space="0"/>
+            <w:right w:val="none" w:color="auto" w:sz="0" w:space="0"/>
+            <w:insideH w:val="dotted" w:color="45A3A7" w:sz="4" w:space="0"/>
+            <w:insideV w:val="dotted" w:color="45A3A7" w:sz="4" w:space="0"/>
+          </w:tblBorders>
+          <w:tblCellMar>
+            <w:top w:w="0" w:type="dxa"/>
+            <w:left w:w="108" w:type="dxa"/>
+            <w:bottom w:w="0" w:type="dxa"/>
+            <w:right w:w="108" w:type="dxa"/>
+          </w:tblCellMar>
+        </w:tblPrEx>
+        <w:trPr>
+          <w:trHeight w:val="494" w:hRule="atLeast"/>
+          <w:jc w:val="center"/>
+        </w:trPr>
+        <w:tc>
+          <w:tcPr>
+            <w:tcW w:w="9870" w:type="dxa"/>
+            <w:gridSpan w:val="4"/>
+            <w:tcBorders>
+              <w:top w:val="nil"/>
+              <w:left w:val="nil"/>
+              <w:bottom w:val="single" w:color="A4A4A4" w:sz="4" w:space="0"/>
+              <w:right w:val="nil"/>
+            </w:tcBorders>
+            <w:vAlign w:val="center"/>
+          </w:tcPr>
+          <w:p>
+            <w:pPr>
+              <w:keepNext/>
+              <w:spacing w:before="26"/>
+              <w:jc w:val="center"/>
+              <w:rPr>
+                <w:rFonts w:ascii="Times New Roman" w:hAnsi="Times New Roman" w:eastAsia="微软雅黑" w:cs="Times New Roman"/>
+                <w:bCs/>
+                <w:sz w:val="18"/>
+                <w:szCs w:val="18"/>
+                <w:highlight w:val="yellow"/>
+                <w:lang w:eastAsia="zh-CN"/>
+              </w:rPr>
+            </w:pPr>
+            <w:r>
+              <w:rPr>
+                <w:rFonts w:hint="eastAsia" w:ascii="Times New Roman" w:hAnsi="Times New Roman" w:eastAsia="微软雅黑" w:cs="Times New Roman"/>
+                <w:b/>
+                <w:sz w:val="18"/>
+                <w:szCs w:val="18"/>
+                <w:lang w:eastAsia="zh-CN"/>
+              </w:rPr>
+              <w:t>{%tr for dis in tdd.drugResearchList %}</w:t>
+            </w:r>
+          </w:p>
+        </w:tc>
+      </w:tr>
+      <w:tr>
+        <w:tblPrEx>
+          <w:tblBorders>
+            <w:top w:val="single" w:color="45A3A7" w:sz="18" w:space="0"/>
+            <w:left w:val="none" w:color="auto" w:sz="0" w:space="0"/>
+            <w:bottom w:val="dotted" w:color="45A3A7" w:sz="4" w:space="0"/>
+            <w:right w:val="none" w:color="auto" w:sz="0" w:space="0"/>
+            <w:insideH w:val="dotted" w:color="45A3A7" w:sz="4" w:space="0"/>
+            <w:insideV w:val="dotted" w:color="45A3A7" w:sz="4" w:space="0"/>
+          </w:tblBorders>
+          <w:tblCellMar>
+            <w:top w:w="0" w:type="dxa"/>
+            <w:left w:w="108" w:type="dxa"/>
+            <w:bottom w:w="0" w:type="dxa"/>
+            <w:right w:w="108" w:type="dxa"/>
+          </w:tblCellMar>
+        </w:tblPrEx>
+        <w:trPr>
+          <w:trHeight w:val="494" w:hRule="atLeast"/>
+          <w:jc w:val="center"/>
+        </w:trPr>
+        <w:tc>
+          <w:tcPr>
+            <w:tcW w:w="1526" w:type="dxa"/>
+            <w:tcBorders>
+              <w:top w:val="single" w:color="A4A4A4" w:sz="4" w:space="0"/>
+              <w:left w:val="nil"/>
+              <w:bottom w:val="single" w:color="A4A4A4" w:sz="4" w:space="0"/>
+              <w:right w:val="single" w:color="A4A4A4" w:sz="4" w:space="0"/>
+            </w:tcBorders>
+            <w:vAlign w:val="center"/>
+          </w:tcPr>
+          <w:p>
+            <w:pPr>
+              <w:spacing w:before="1" w:line="249" w:lineRule="auto"/>
+              <w:ind w:right="131"/>
+              <w:jc w:val="center"/>
+              <w:rPr>
+                <w:rFonts w:ascii="Times New Roman" w:hAnsi="Times New Roman" w:eastAsia="微软雅黑" w:cs="Times New Roman"/>
+                <w:b/>
+                <w:sz w:val="18"/>
+                <w:szCs w:val="18"/>
+                <w:highlight w:val="yellow"/>
+              </w:rPr>
+            </w:pPr>
+            <w:r>
+              <w:rPr>
+                <w:rFonts w:ascii="Times New Roman" w:hAnsi="Times New Roman" w:eastAsia="微软雅黑" w:cs="Times New Roman"/>
+                <w:sz w:val="18"/>
+                <w:szCs w:val="18"/>
+                <w:lang w:eastAsia="zh-CN"/>
+              </w:rPr>
+              <w:t>{{</w:t>
+            </w:r>
+            <w:r>
+              <w:rPr>
+                <w:rFonts w:ascii="Times New Roman" w:hAnsi="Times New Roman" w:eastAsia="微软雅黑" w:cs="Times New Roman"/>
+                <w:bCs/>
+                <w:sz w:val="18"/>
+                <w:szCs w:val="18"/>
+                <w:lang w:eastAsia="zh-CN"/>
+              </w:rPr>
+              <w:t>dis.drug_name_chinese</w:t>
+            </w:r>
+            <w:r>
+              <w:rPr>
+                <w:rFonts w:hint="eastAsia" w:ascii="Times New Roman" w:hAnsi="Times New Roman" w:eastAsia="微软雅黑" w:cs="Times New Roman"/>
+                <w:bCs/>
+                <w:sz w:val="18"/>
+                <w:szCs w:val="18"/>
+                <w:lang w:eastAsia="zh-CN"/>
+              </w:rPr>
+              <w:t>3</w:t>
+            </w:r>
+            <w:r>
+              <w:rPr>
+                <w:rFonts w:ascii="Times New Roman" w:hAnsi="Times New Roman" w:eastAsia="微软雅黑" w:cs="Times New Roman"/>
+                <w:sz w:val="18"/>
+                <w:szCs w:val="18"/>
+                <w:lang w:eastAsia="zh-CN"/>
+              </w:rPr>
+              <w:t xml:space="preserve"> }}</w:t>
+            </w:r>
+          </w:p>
+        </w:tc>
+        <w:tc>
+          <w:tcPr>
+            <w:tcW w:w="1417" w:type="dxa"/>
+            <w:tcBorders>
+              <w:top w:val="single" w:color="A4A4A4" w:sz="4" w:space="0"/>
+              <w:left w:val="single" w:color="A4A4A4" w:sz="4" w:space="0"/>
+              <w:bottom w:val="single" w:color="A4A4A4" w:sz="4" w:space="0"/>
+              <w:right w:val="single" w:color="A4A4A4" w:sz="4" w:space="0"/>
+            </w:tcBorders>
+            <w:vAlign w:val="center"/>
+          </w:tcPr>
+          <w:p>
+            <w:pPr>
+              <w:keepNext/>
+              <w:spacing w:before="26"/>
+              <w:jc w:val="center"/>
+              <w:rPr>
+                <w:rFonts w:ascii="Times New Roman" w:hAnsi="Times New Roman" w:eastAsia="微软雅黑" w:cs="Times New Roman"/>
+                <w:bCs/>
+                <w:sz w:val="18"/>
+                <w:szCs w:val="18"/>
+                <w:highlight w:val="yellow"/>
+                <w:lang w:eastAsia="zh-CN"/>
+              </w:rPr>
+            </w:pPr>
+            <w:r>
+              <w:rPr>
+                <w:rFonts w:hint="eastAsia" w:ascii="Times New Roman" w:hAnsi="Times New Roman" w:eastAsia="微软雅黑" w:cs="Times New Roman"/>
+                <w:sz w:val="18"/>
+                <w:szCs w:val="18"/>
+                <w:lang w:eastAsia="zh-CN"/>
+              </w:rPr>
+              <w:t>{{dis.</w:t>
+            </w:r>
+            <w:r>
+              <w:rPr>
+                <w:rFonts w:hint="eastAsia" w:ascii="Times New Roman" w:hAnsi="Times New Roman" w:eastAsia="微软雅黑" w:cs="Times New Roman"/>
+                <w:bCs/>
+                <w:sz w:val="18"/>
+                <w:szCs w:val="18"/>
+                <w:lang w:eastAsia="zh-CN"/>
+              </w:rPr>
+              <w:t>disease_name_chinese</w:t>
+            </w:r>
+            <w:r>
+              <w:rPr>
+                <w:rFonts w:hint="eastAsia" w:ascii="Times New Roman" w:hAnsi="Times New Roman" w:eastAsia="微软雅黑" w:cs="Times New Roman"/>
+                <w:sz w:val="18"/>
+                <w:szCs w:val="18"/>
+                <w:lang w:eastAsia="zh-CN"/>
+              </w:rPr>
+              <w:t>}}</w:t>
+            </w:r>
+          </w:p>
+        </w:tc>
+        <w:tc>
+          <w:tcPr>
+            <w:tcW w:w="1232" w:type="dxa"/>
+            <w:tcBorders>
+              <w:top w:val="single" w:color="A4A4A4" w:sz="4" w:space="0"/>
+              <w:left w:val="single" w:color="A4A4A4" w:sz="4" w:space="0"/>
+              <w:bottom w:val="single" w:color="A4A4A4" w:sz="4" w:space="0"/>
+              <w:right w:val="single" w:color="A4A4A4" w:sz="4" w:space="0"/>
+            </w:tcBorders>
+            <w:vAlign w:val="center"/>
+          </w:tcPr>
+          <w:p>
+            <w:pPr>
+              <w:keepNext/>
+              <w:spacing w:before="26"/>
+              <w:jc w:val="center"/>
+              <w:rPr>
+                <w:rFonts w:ascii="Times New Roman" w:hAnsi="Times New Roman" w:eastAsia="微软雅黑" w:cs="Times New Roman"/>
+                <w:bCs/>
+                <w:sz w:val="18"/>
+                <w:szCs w:val="18"/>
+                <w:highlight w:val="yellow"/>
+                <w:lang w:eastAsia="zh-CN"/>
+              </w:rPr>
+            </w:pPr>
+            <w:r>
+              <w:rPr>
+                <w:rFonts w:hint="eastAsia" w:ascii="Times New Roman" w:hAnsi="Times New Roman" w:eastAsia="微软雅黑" w:cs="Times New Roman"/>
+                <w:sz w:val="18"/>
+                <w:szCs w:val="18"/>
+                <w:lang w:eastAsia="zh-CN"/>
+              </w:rPr>
+              <w:t>{{</w:t>
+            </w:r>
+            <w:r>
+              <w:rPr>
+                <w:rFonts w:hint="eastAsia" w:ascii="Times New Roman" w:hAnsi="Times New Roman" w:eastAsia="微软雅黑" w:cs="Times New Roman"/>
+                <w:bCs/>
+                <w:sz w:val="18"/>
+                <w:szCs w:val="18"/>
+                <w:lang w:eastAsia="zh-CN"/>
+              </w:rPr>
+              <w:t>dis.evidence_phase_chinese</w:t>
+            </w:r>
+            <w:r>
+              <w:rPr>
+                <w:rFonts w:hint="eastAsia" w:ascii="Times New Roman" w:hAnsi="Times New Roman" w:eastAsia="微软雅黑" w:cs="Times New Roman"/>
+                <w:sz w:val="18"/>
+                <w:szCs w:val="18"/>
+                <w:lang w:eastAsia="zh-CN"/>
+              </w:rPr>
+              <w:t>}}</w:t>
+            </w:r>
+          </w:p>
+        </w:tc>
+        <w:tc>
+          <w:tcPr>
+            <w:tcW w:w="5695" w:type="dxa"/>
+            <w:tcBorders>
+              <w:top w:val="single" w:color="A4A4A4" w:sz="4" w:space="0"/>
+              <w:left w:val="single" w:color="A4A4A4" w:sz="4" w:space="0"/>
+              <w:bottom w:val="single" w:color="A4A4A4" w:sz="4" w:space="0"/>
+              <w:right w:val="nil"/>
+            </w:tcBorders>
+            <w:vAlign w:val="center"/>
+          </w:tcPr>
+          <w:p>
+            <w:pPr>
+              <w:keepNext/>
+              <w:spacing w:before="26"/>
+              <w:jc w:val="center"/>
+              <w:rPr>
+                <w:rFonts w:ascii="Times New Roman" w:hAnsi="Times New Roman" w:eastAsia="微软雅黑" w:cs="Times New Roman"/>
+                <w:bCs/>
+                <w:sz w:val="18"/>
+                <w:szCs w:val="18"/>
+                <w:highlight w:val="yellow"/>
+                <w:lang w:eastAsia="zh-CN"/>
+              </w:rPr>
+            </w:pPr>
+            <w:r>
+              <w:rPr>
+                <w:rFonts w:hint="eastAsia" w:ascii="Times New Roman" w:hAnsi="Times New Roman" w:eastAsia="微软雅黑" w:cs="Times New Roman"/>
+                <w:sz w:val="18"/>
+                <w:szCs w:val="18"/>
+                <w:lang w:eastAsia="zh-CN"/>
+              </w:rPr>
+              <w:t>{{</w:t>
+            </w:r>
+            <w:r>
+              <w:rPr>
+                <w:rFonts w:hint="eastAsia" w:ascii="Times New Roman" w:hAnsi="Times New Roman" w:eastAsia="微软雅黑" w:cs="Times New Roman"/>
+                <w:bCs/>
+                <w:sz w:val="18"/>
+                <w:szCs w:val="18"/>
+                <w:lang w:eastAsia="zh-CN"/>
+              </w:rPr>
+              <w:t>dis.annotation_chinese</w:t>
+            </w:r>
+            <w:r>
+              <w:rPr>
+                <w:rFonts w:hint="eastAsia" w:ascii="Times New Roman" w:hAnsi="Times New Roman" w:eastAsia="微软雅黑" w:cs="Times New Roman"/>
+                <w:sz w:val="18"/>
+                <w:szCs w:val="18"/>
+                <w:lang w:eastAsia="zh-CN"/>
+              </w:rPr>
+              <w:t>}}</w:t>
+            </w:r>
+          </w:p>
+        </w:tc>
+      </w:tr>
+      <w:tr>
+        <w:tblPrEx>
+          <w:tblBorders>
+            <w:top w:val="single" w:color="45A3A7" w:sz="18" w:space="0"/>
+            <w:left w:val="none" w:color="auto" w:sz="0" w:space="0"/>
+            <w:bottom w:val="dotted" w:color="45A3A7" w:sz="4" w:space="0"/>
+            <w:right w:val="none" w:color="auto" w:sz="0" w:space="0"/>
+            <w:insideH w:val="dotted" w:color="45A3A7" w:sz="4" w:space="0"/>
+            <w:insideV w:val="dotted" w:color="45A3A7" w:sz="4" w:space="0"/>
+          </w:tblBorders>
+          <w:tblCellMar>
+            <w:top w:w="0" w:type="dxa"/>
+            <w:left w:w="108" w:type="dxa"/>
+            <w:bottom w:w="0" w:type="dxa"/>
+            <w:right w:w="108" w:type="dxa"/>
+          </w:tblCellMar>
+        </w:tblPrEx>
+        <w:trPr>
+          <w:trHeight w:val="494" w:hRule="atLeast"/>
+          <w:jc w:val="center"/>
+        </w:trPr>
+        <w:tc>
+          <w:tcPr>
+            <w:tcW w:w="9870" w:type="dxa"/>
+            <w:gridSpan w:val="4"/>
+            <w:tcBorders>
+              <w:top w:val="single" w:color="A4A4A4" w:sz="4" w:space="0"/>
+              <w:left w:val="nil"/>
+              <w:bottom w:val="single" w:color="A4A4A4" w:sz="4" w:space="0"/>
+              <w:right w:val="nil"/>
+            </w:tcBorders>
+            <w:vAlign w:val="center"/>
+          </w:tcPr>
+          <w:p>
+            <w:pPr>
+              <w:keepNext/>
+              <w:spacing w:before="26"/>
+              <w:jc w:val="center"/>
+              <w:rPr>
+                <w:rFonts w:ascii="Times New Roman" w:hAnsi="Times New Roman" w:eastAsia="微软雅黑" w:cs="Times New Roman"/>
+                <w:bCs/>
+                <w:sz w:val="18"/>
+                <w:szCs w:val="18"/>
+                <w:lang w:eastAsia="zh-CN"/>
+              </w:rPr>
+            </w:pPr>
+            <w:r>
+              <w:rPr>
+                <w:rFonts w:hint="eastAsia" w:ascii="Times New Roman" w:hAnsi="Times New Roman" w:eastAsia="微软雅黑" w:cs="Times New Roman"/>
+                <w:b/>
+                <w:sz w:val="18"/>
+                <w:szCs w:val="18"/>
+                <w:lang w:eastAsia="zh-CN"/>
+              </w:rPr>
+              <w:t>{%tr endfor %}</w:t>
+            </w:r>
+          </w:p>
+        </w:tc>
+      </w:tr>
+    </w:tbl>
+    <w:p>
+      <w:pPr>
+        <w:spacing w:before="26"/>
+        <w:rPr>
+          <w:rFonts w:ascii="Times New Roman" w:hAnsi="Times New Roman" w:eastAsia="微软雅黑" w:cs="Times New Roman"/>
+          <w:b/>
+          <w:sz w:val="24"/>
+          <w:szCs w:val="24"/>
+          <w:lang w:eastAsia="zh-CN"/>
+        </w:rPr>
+      </w:pPr>
+      <w:r>
+        <w:rPr>
+          <w:rFonts w:hint="eastAsia" w:ascii="Times New Roman" w:hAnsi="Times New Roman" w:eastAsia="微软雅黑" w:cs="Times New Roman"/>
+          <w:b/>
+          <w:sz w:val="24"/>
+          <w:szCs w:val="24"/>
+          <w:lang w:eastAsia="zh-CN"/>
+        </w:rPr>
+        <w:t>{% endif %}{%if tdd.potentialDrugList != [] %}</w:t>
+      </w:r>
+    </w:p>
+    <w:p>
+      <w:pPr>
+        <w:keepNext/>
+        <w:spacing w:before="26"/>
+        <w:rPr>
+          <w:rFonts w:ascii="Times New Roman" w:hAnsi="Times New Roman" w:eastAsia="微软雅黑" w:cs="Times New Roman"/>
+          <w:b/>
+          <w:sz w:val="24"/>
+          <w:lang w:eastAsia="zh-CN"/>
+        </w:rPr>
+      </w:pPr>
+      <w:r>
+        <w:rPr>
+          <w:rFonts w:hint="eastAsia" w:ascii="Times New Roman" w:hAnsi="Times New Roman" w:eastAsia="微软雅黑" w:cs="Times New Roman"/>
+          <w:b/>
+          <w:sz w:val="24"/>
+          <w:lang w:eastAsia="zh-CN"/>
+        </w:rPr>
+        <w:t>潜在耐药研究信息：</w:t>
+      </w:r>
+    </w:p>
+    <w:tbl>
+      <w:tblPr>
+        <w:tblStyle w:val="16"/>
+        <w:tblpPr w:leftFromText="180" w:rightFromText="180" w:vertAnchor="text" w:tblpXSpec="center" w:tblpY="1"/>
+        <w:tblOverlap w:val="never"/>
+        <w:tblW w:w="9870" w:type="dxa"/>
+        <w:jc w:val="center"/>
+        <w:tblBorders>
+          <w:top w:val="single" w:color="45A3A7" w:sz="18" w:space="0"/>
+          <w:left w:val="none" w:color="auto" w:sz="0" w:space="0"/>
+          <w:bottom w:val="dotted" w:color="45A3A7" w:sz="4" w:space="0"/>
+          <w:right w:val="none" w:color="auto" w:sz="0" w:space="0"/>
+          <w:insideH w:val="dotted" w:color="45A3A7" w:sz="4" w:space="0"/>
+          <w:insideV w:val="dotted" w:color="45A3A7" w:sz="4" w:space="0"/>
+        </w:tblBorders>
+        <w:tblLayout w:type="fixed"/>
+        <w:tblCellMar>
+          <w:top w:w="0" w:type="dxa"/>
+          <w:left w:w="108" w:type="dxa"/>
+          <w:bottom w:w="0" w:type="dxa"/>
+          <w:right w:w="108" w:type="dxa"/>
+        </w:tblCellMar>
+      </w:tblPr>
+      <w:tblGrid>
+        <w:gridCol w:w="1526"/>
+        <w:gridCol w:w="1417"/>
+        <w:gridCol w:w="1261"/>
+        <w:gridCol w:w="5666"/>
+      </w:tblGrid>
+      <w:tr>
+        <w:tblPrEx>
+          <w:tblBorders>
+            <w:top w:val="single" w:color="45A3A7" w:sz="18" w:space="0"/>
+            <w:left w:val="none" w:color="auto" w:sz="0" w:space="0"/>
+            <w:bottom w:val="dotted" w:color="45A3A7" w:sz="4" w:space="0"/>
+            <w:right w:val="none" w:color="auto" w:sz="0" w:space="0"/>
+            <w:insideH w:val="dotted" w:color="45A3A7" w:sz="4" w:space="0"/>
+            <w:insideV w:val="dotted" w:color="45A3A7" w:sz="4" w:space="0"/>
+          </w:tblBorders>
+          <w:tblCellMar>
+            <w:top w:w="0" w:type="dxa"/>
+            <w:left w:w="108" w:type="dxa"/>
+            <w:bottom w:w="0" w:type="dxa"/>
+            <w:right w:w="108" w:type="dxa"/>
+          </w:tblCellMar>
+        </w:tblPrEx>
+        <w:trPr>
+          <w:trHeight w:val="417" w:hRule="atLeast"/>
+          <w:jc w:val="center"/>
+        </w:trPr>
+        <w:tc>
+          <w:tcPr>
+            <w:tcW w:w="1526" w:type="dxa"/>
+            <w:tcBorders>
+              <w:top w:val="nil"/>
+              <w:left w:val="nil"/>
+              <w:bottom w:val="nil"/>
+              <w:right w:val="single" w:color="FFFFFF" w:sz="18" w:space="0"/>
+            </w:tcBorders>
+            <w:shd w:val="clear" w:color="auto" w:fill="62B541"/>
+            <w:vAlign w:val="center"/>
+          </w:tcPr>
+          <w:p>
+            <w:pPr>
+              <w:keepNext/>
+              <w:jc w:val="center"/>
+              <w:rPr>
+                <w:rFonts w:ascii="Times New Roman" w:hAnsi="Times New Roman" w:eastAsia="微软雅黑" w:cs="Times New Roman"/>
+                <w:b/>
+                <w:color w:val="FFFFFF" w:themeColor="background1"/>
+                <w:sz w:val="18"/>
+                <w:szCs w:val="18"/>
+                <w:lang w:eastAsia="zh-CN"/>
+                <w14:textFill>
+                  <w14:solidFill>
+                    <w14:schemeClr w14:val="bg1"/>
+                  </w14:solidFill>
+                </w14:textFill>
+              </w:rPr>
+            </w:pPr>
+            <w:r>
+              <w:rPr>
+                <w:rFonts w:ascii="Times New Roman" w:hAnsi="Times New Roman" w:eastAsia="微软雅黑" w:cs="Times New Roman"/>
+                <w:b/>
+                <w:color w:val="FFFFFF" w:themeColor="background1"/>
+                <w:sz w:val="18"/>
+                <w:szCs w:val="18"/>
+                <w:lang w:eastAsia="zh-CN"/>
+                <w14:textFill>
+                  <w14:solidFill>
+                    <w14:schemeClr w14:val="bg1"/>
+                  </w14:solidFill>
+                </w14:textFill>
+              </w:rPr>
+              <w:t>药物名称</w:t>
+            </w:r>
+          </w:p>
+        </w:tc>
+        <w:tc>
+          <w:tcPr>
+            <w:tcW w:w="1417" w:type="dxa"/>
+            <w:tcBorders>
+              <w:top w:val="nil"/>
+              <w:left w:val="single" w:color="FFFFFF" w:sz="18" w:space="0"/>
+              <w:bottom w:val="nil"/>
+              <w:right w:val="single" w:color="FFFFFF" w:sz="18" w:space="0"/>
+            </w:tcBorders>
+            <w:shd w:val="clear" w:color="auto" w:fill="62B541"/>
+            <w:vAlign w:val="center"/>
+          </w:tcPr>
+          <w:p>
+            <w:pPr>
+              <w:keepNext/>
+              <w:jc w:val="center"/>
+              <w:rPr>
+                <w:rFonts w:ascii="Times New Roman" w:hAnsi="Times New Roman" w:eastAsia="微软雅黑" w:cs="Times New Roman"/>
+                <w:b/>
+                <w:color w:val="FFFFFF" w:themeColor="background1"/>
+                <w:sz w:val="18"/>
+                <w:szCs w:val="18"/>
+                <w:lang w:eastAsia="zh-CN"/>
+                <w14:textFill>
+                  <w14:solidFill>
+                    <w14:schemeClr w14:val="bg1"/>
+                  </w14:solidFill>
+                </w14:textFill>
+              </w:rPr>
+            </w:pPr>
+            <w:r>
+              <w:rPr>
+                <w:rFonts w:ascii="Times New Roman" w:hAnsi="Times New Roman" w:eastAsia="微软雅黑" w:cs="Times New Roman"/>
+                <w:b/>
+                <w:color w:val="FFFFFF" w:themeColor="background1"/>
+                <w:sz w:val="18"/>
+                <w:szCs w:val="18"/>
+                <w:lang w:eastAsia="zh-CN"/>
+                <w14:textFill>
+                  <w14:solidFill>
+                    <w14:schemeClr w14:val="bg1"/>
+                  </w14:solidFill>
+                </w14:textFill>
+              </w:rPr>
+              <w:t>相关疾病</w:t>
+            </w:r>
+          </w:p>
+        </w:tc>
+        <w:tc>
+          <w:tcPr>
+            <w:tcW w:w="1261" w:type="dxa"/>
+            <w:tcBorders>
+              <w:top w:val="nil"/>
+              <w:left w:val="single" w:color="FFFFFF" w:sz="18" w:space="0"/>
+              <w:bottom w:val="nil"/>
+              <w:right w:val="single" w:color="FFFFFF" w:sz="18" w:space="0"/>
+            </w:tcBorders>
+            <w:shd w:val="clear" w:color="auto" w:fill="62B541"/>
+            <w:vAlign w:val="center"/>
+          </w:tcPr>
+          <w:p>
+            <w:pPr>
+              <w:keepNext/>
+              <w:jc w:val="center"/>
+              <w:rPr>
+                <w:rFonts w:ascii="Times New Roman" w:hAnsi="Times New Roman" w:eastAsia="微软雅黑" w:cs="Times New Roman"/>
+                <w:b/>
+                <w:color w:val="FFFFFF" w:themeColor="background1"/>
+                <w:sz w:val="18"/>
+                <w:szCs w:val="18"/>
+                <w:lang w:eastAsia="zh-CN"/>
+                <w14:textFill>
+                  <w14:solidFill>
+                    <w14:schemeClr w14:val="bg1"/>
+                  </w14:solidFill>
+                </w14:textFill>
+              </w:rPr>
+            </w:pPr>
+            <w:r>
+              <w:rPr>
+                <w:rFonts w:ascii="Times New Roman" w:hAnsi="Times New Roman" w:eastAsia="微软雅黑" w:cs="Times New Roman"/>
+                <w:b/>
+                <w:color w:val="FFFFFF" w:themeColor="background1"/>
+                <w:sz w:val="18"/>
+                <w:szCs w:val="18"/>
+                <w:lang w:eastAsia="zh-CN"/>
+                <w14:textFill>
+                  <w14:solidFill>
+                    <w14:schemeClr w14:val="bg1"/>
+                  </w14:solidFill>
+                </w14:textFill>
+              </w:rPr>
+              <w:t>证据</w:t>
+            </w:r>
+            <w:r>
+              <w:rPr>
+                <w:rFonts w:hint="eastAsia" w:ascii="Times New Roman" w:hAnsi="Times New Roman" w:eastAsia="微软雅黑" w:cs="Times New Roman"/>
+                <w:b/>
+                <w:color w:val="FFFFFF" w:themeColor="background1"/>
+                <w:sz w:val="18"/>
+                <w:szCs w:val="18"/>
+                <w:lang w:eastAsia="zh-CN"/>
+                <w14:textFill>
+                  <w14:solidFill>
+                    <w14:schemeClr w14:val="bg1"/>
+                  </w14:solidFill>
+                </w14:textFill>
+              </w:rPr>
+              <w:t>等级</w:t>
+            </w:r>
+          </w:p>
+        </w:tc>
+        <w:tc>
+          <w:tcPr>
+            <w:tcW w:w="5666" w:type="dxa"/>
+            <w:tcBorders>
+              <w:top w:val="nil"/>
+              <w:left w:val="single" w:color="FFFFFF" w:sz="18" w:space="0"/>
+              <w:bottom w:val="nil"/>
+              <w:right w:val="nil"/>
+            </w:tcBorders>
+            <w:shd w:val="clear" w:color="auto" w:fill="62B541"/>
+            <w:vAlign w:val="center"/>
+          </w:tcPr>
+          <w:p>
+            <w:pPr>
+              <w:keepNext/>
+              <w:jc w:val="center"/>
+              <w:rPr>
+                <w:rFonts w:ascii="Times New Roman" w:hAnsi="Times New Roman" w:eastAsia="微软雅黑" w:cs="Times New Roman"/>
+                <w:b/>
+                <w:color w:val="FFFFFF" w:themeColor="background1"/>
+                <w:sz w:val="18"/>
+                <w:szCs w:val="18"/>
+                <w:lang w:eastAsia="zh-CN"/>
+                <w14:textFill>
+                  <w14:solidFill>
+                    <w14:schemeClr w14:val="bg1"/>
+                  </w14:solidFill>
+                </w14:textFill>
+              </w:rPr>
+            </w:pPr>
+            <w:r>
+              <w:rPr>
+                <w:rFonts w:ascii="Times New Roman" w:hAnsi="Times New Roman" w:eastAsia="微软雅黑" w:cs="Times New Roman"/>
+                <w:b/>
+                <w:color w:val="FFFFFF" w:themeColor="background1"/>
+                <w:sz w:val="18"/>
+                <w:szCs w:val="18"/>
+                <w:lang w:eastAsia="zh-CN"/>
+                <w14:textFill>
+                  <w14:solidFill>
+                    <w14:schemeClr w14:val="bg1"/>
+                  </w14:solidFill>
+                </w14:textFill>
+              </w:rPr>
+              <w:t>循证医学信息</w:t>
+            </w:r>
+          </w:p>
+        </w:tc>
+      </w:tr>
+      <w:tr>
+        <w:tblPrEx>
+          <w:tblBorders>
+            <w:top w:val="single" w:color="45A3A7" w:sz="18" w:space="0"/>
+            <w:left w:val="none" w:color="auto" w:sz="0" w:space="0"/>
+            <w:bottom w:val="dotted" w:color="45A3A7" w:sz="4" w:space="0"/>
+            <w:right w:val="none" w:color="auto" w:sz="0" w:space="0"/>
+            <w:insideH w:val="dotted" w:color="45A3A7" w:sz="4" w:space="0"/>
+            <w:insideV w:val="dotted" w:color="45A3A7" w:sz="4" w:space="0"/>
+          </w:tblBorders>
+          <w:tblCellMar>
+            <w:top w:w="0" w:type="dxa"/>
+            <w:left w:w="108" w:type="dxa"/>
+            <w:bottom w:w="0" w:type="dxa"/>
+            <w:right w:w="108" w:type="dxa"/>
+          </w:tblCellMar>
+        </w:tblPrEx>
+        <w:trPr>
+          <w:trHeight w:val="494" w:hRule="atLeast"/>
+          <w:jc w:val="center"/>
+        </w:trPr>
+        <w:tc>
+          <w:tcPr>
+            <w:tcW w:w="9870" w:type="dxa"/>
+            <w:gridSpan w:val="4"/>
+            <w:tcBorders>
+              <w:top w:val="nil"/>
+              <w:left w:val="nil"/>
+              <w:bottom w:val="single" w:color="A4A4A4" w:sz="4" w:space="0"/>
+              <w:right w:val="nil"/>
+            </w:tcBorders>
+            <w:vAlign w:val="center"/>
+          </w:tcPr>
+          <w:p>
+            <w:pPr>
+              <w:keepNext/>
+              <w:spacing w:before="26"/>
+              <w:jc w:val="center"/>
+              <w:rPr>
+                <w:rFonts w:ascii="Times New Roman" w:hAnsi="Times New Roman" w:eastAsia="微软雅黑" w:cs="Times New Roman"/>
+                <w:bCs/>
+                <w:sz w:val="18"/>
+                <w:szCs w:val="18"/>
+                <w:highlight w:val="yellow"/>
+                <w:lang w:eastAsia="zh-CN"/>
+              </w:rPr>
+            </w:pPr>
+            <w:r>
+              <w:rPr>
+                <w:rFonts w:hint="eastAsia" w:ascii="Times New Roman" w:hAnsi="Times New Roman" w:eastAsia="微软雅黑" w:cs="Times New Roman"/>
+                <w:b/>
+                <w:sz w:val="18"/>
+                <w:szCs w:val="18"/>
+                <w:lang w:eastAsia="zh-CN"/>
+              </w:rPr>
+              <w:t>{%tr for dis in tdd.</w:t>
+            </w:r>
+            <w:r>
+              <w:rPr>
+                <w:rFonts w:ascii="Times New Roman" w:hAnsi="Times New Roman" w:eastAsia="微软雅黑" w:cs="Times New Roman"/>
+                <w:b/>
+                <w:sz w:val="18"/>
+                <w:szCs w:val="18"/>
+                <w:lang w:eastAsia="zh-CN"/>
+              </w:rPr>
+              <w:t>potentialDrugList</w:t>
+            </w:r>
+            <w:r>
+              <w:rPr>
+                <w:rFonts w:hint="eastAsia" w:ascii="Times New Roman" w:hAnsi="Times New Roman" w:eastAsia="微软雅黑" w:cs="Times New Roman"/>
+                <w:b/>
+                <w:sz w:val="18"/>
+                <w:szCs w:val="18"/>
+                <w:lang w:eastAsia="zh-CN"/>
+              </w:rPr>
+              <w:t xml:space="preserve"> %}</w:t>
+            </w:r>
+          </w:p>
+        </w:tc>
+      </w:tr>
+      <w:tr>
+        <w:tblPrEx>
+          <w:tblBorders>
+            <w:top w:val="single" w:color="45A3A7" w:sz="18" w:space="0"/>
+            <w:left w:val="none" w:color="auto" w:sz="0" w:space="0"/>
+            <w:bottom w:val="dotted" w:color="45A3A7" w:sz="4" w:space="0"/>
+            <w:right w:val="none" w:color="auto" w:sz="0" w:space="0"/>
+            <w:insideH w:val="dotted" w:color="45A3A7" w:sz="4" w:space="0"/>
+            <w:insideV w:val="dotted" w:color="45A3A7" w:sz="4" w:space="0"/>
+          </w:tblBorders>
+          <w:tblCellMar>
+            <w:top w:w="0" w:type="dxa"/>
+            <w:left w:w="108" w:type="dxa"/>
+            <w:bottom w:w="0" w:type="dxa"/>
+            <w:right w:w="108" w:type="dxa"/>
+          </w:tblCellMar>
+        </w:tblPrEx>
+        <w:trPr>
+          <w:trHeight w:val="494" w:hRule="atLeast"/>
+          <w:jc w:val="center"/>
+        </w:trPr>
+        <w:tc>
+          <w:tcPr>
+            <w:tcW w:w="1526" w:type="dxa"/>
+            <w:tcBorders>
+              <w:top w:val="single" w:color="A4A4A4" w:sz="4" w:space="0"/>
+              <w:left w:val="nil"/>
+              <w:bottom w:val="single" w:color="A4A4A4" w:sz="4" w:space="0"/>
+              <w:right w:val="single" w:color="A4A4A4" w:sz="4" w:space="0"/>
+            </w:tcBorders>
+            <w:vAlign w:val="center"/>
+          </w:tcPr>
+          <w:p>
+            <w:pPr>
+              <w:spacing w:before="1" w:line="249" w:lineRule="auto"/>
+              <w:ind w:right="131"/>
+              <w:jc w:val="center"/>
+              <w:rPr>
+                <w:rFonts w:ascii="Times New Roman" w:hAnsi="Times New Roman" w:eastAsia="微软雅黑" w:cs="Times New Roman"/>
+                <w:b/>
+                <w:sz w:val="18"/>
+                <w:szCs w:val="18"/>
+                <w:highlight w:val="yellow"/>
+              </w:rPr>
+            </w:pPr>
+            <w:r>
+              <w:rPr>
+                <w:rFonts w:ascii="Times New Roman" w:hAnsi="Times New Roman" w:eastAsia="微软雅黑" w:cs="Times New Roman"/>
+                <w:sz w:val="18"/>
+                <w:szCs w:val="18"/>
+                <w:lang w:eastAsia="zh-CN"/>
+              </w:rPr>
+              <w:t>{{</w:t>
+            </w:r>
+            <w:r>
+              <w:rPr>
+                <w:rFonts w:ascii="Times New Roman" w:hAnsi="Times New Roman" w:eastAsia="微软雅黑" w:cs="Times New Roman"/>
+                <w:bCs/>
+                <w:sz w:val="18"/>
+                <w:szCs w:val="18"/>
+                <w:lang w:eastAsia="zh-CN"/>
+              </w:rPr>
+              <w:t>dis.drug_name_chinese</w:t>
+            </w:r>
+            <w:r>
+              <w:rPr>
+                <w:rFonts w:hint="eastAsia" w:ascii="Times New Roman" w:hAnsi="Times New Roman" w:eastAsia="微软雅黑" w:cs="Times New Roman"/>
+                <w:bCs/>
+                <w:sz w:val="18"/>
+                <w:szCs w:val="18"/>
+                <w:lang w:eastAsia="zh-CN"/>
+              </w:rPr>
+              <w:t>3</w:t>
+            </w:r>
+            <w:r>
+              <w:rPr>
+                <w:rFonts w:ascii="Times New Roman" w:hAnsi="Times New Roman" w:eastAsia="微软雅黑" w:cs="Times New Roman"/>
+                <w:sz w:val="18"/>
+                <w:szCs w:val="18"/>
+                <w:lang w:eastAsia="zh-CN"/>
+              </w:rPr>
+              <w:t xml:space="preserve"> }}</w:t>
+            </w:r>
+          </w:p>
+        </w:tc>
+        <w:tc>
+          <w:tcPr>
+            <w:tcW w:w="1417" w:type="dxa"/>
+            <w:tcBorders>
+              <w:top w:val="single" w:color="A4A4A4" w:sz="4" w:space="0"/>
+              <w:left w:val="single" w:color="A4A4A4" w:sz="4" w:space="0"/>
+              <w:bottom w:val="single" w:color="A4A4A4" w:sz="4" w:space="0"/>
+              <w:right w:val="single" w:color="A4A4A4" w:sz="4" w:space="0"/>
+            </w:tcBorders>
+            <w:vAlign w:val="center"/>
+          </w:tcPr>
+          <w:p>
+            <w:pPr>
+              <w:keepNext/>
+              <w:spacing w:before="26"/>
+              <w:jc w:val="center"/>
+              <w:rPr>
+                <w:rFonts w:ascii="Times New Roman" w:hAnsi="Times New Roman" w:eastAsia="微软雅黑" w:cs="Times New Roman"/>
+                <w:bCs/>
+                <w:sz w:val="18"/>
+                <w:szCs w:val="18"/>
+                <w:highlight w:val="yellow"/>
+                <w:lang w:eastAsia="zh-CN"/>
+              </w:rPr>
+            </w:pPr>
+            <w:r>
+              <w:rPr>
+                <w:rFonts w:hint="eastAsia" w:ascii="Times New Roman" w:hAnsi="Times New Roman" w:eastAsia="微软雅黑" w:cs="Times New Roman"/>
+                <w:sz w:val="18"/>
+                <w:szCs w:val="18"/>
+                <w:lang w:eastAsia="zh-CN"/>
+              </w:rPr>
+              <w:t>{{dis.</w:t>
+            </w:r>
+            <w:r>
+              <w:rPr>
+                <w:rFonts w:hint="eastAsia" w:ascii="Times New Roman" w:hAnsi="Times New Roman" w:eastAsia="微软雅黑" w:cs="Times New Roman"/>
+                <w:bCs/>
+                <w:sz w:val="18"/>
+                <w:szCs w:val="18"/>
+                <w:lang w:eastAsia="zh-CN"/>
+              </w:rPr>
+              <w:t>disease_name_chinese</w:t>
+            </w:r>
+            <w:r>
+              <w:rPr>
+                <w:rFonts w:hint="eastAsia" w:ascii="Times New Roman" w:hAnsi="Times New Roman" w:eastAsia="微软雅黑" w:cs="Times New Roman"/>
+                <w:sz w:val="18"/>
+                <w:szCs w:val="18"/>
+                <w:lang w:eastAsia="zh-CN"/>
+              </w:rPr>
+              <w:t>}}</w:t>
+            </w:r>
+          </w:p>
+        </w:tc>
+        <w:tc>
+          <w:tcPr>
+            <w:tcW w:w="1261" w:type="dxa"/>
+            <w:tcBorders>
+              <w:top w:val="single" w:color="A4A4A4" w:sz="4" w:space="0"/>
+              <w:left w:val="single" w:color="A4A4A4" w:sz="4" w:space="0"/>
+              <w:bottom w:val="single" w:color="A4A4A4" w:sz="4" w:space="0"/>
+              <w:right w:val="single" w:color="A4A4A4" w:sz="4" w:space="0"/>
+            </w:tcBorders>
+            <w:vAlign w:val="center"/>
+          </w:tcPr>
+          <w:p>
+            <w:pPr>
+              <w:keepNext/>
+              <w:spacing w:before="26"/>
+              <w:jc w:val="center"/>
+              <w:rPr>
+                <w:rFonts w:ascii="Times New Roman" w:hAnsi="Times New Roman" w:eastAsia="微软雅黑" w:cs="Times New Roman"/>
+                <w:bCs/>
+                <w:sz w:val="18"/>
+                <w:szCs w:val="18"/>
+                <w:highlight w:val="yellow"/>
+                <w:lang w:eastAsia="zh-CN"/>
+              </w:rPr>
+            </w:pPr>
+            <w:r>
+              <w:rPr>
+                <w:rFonts w:hint="eastAsia" w:ascii="Times New Roman" w:hAnsi="Times New Roman" w:eastAsia="微软雅黑" w:cs="Times New Roman"/>
+                <w:sz w:val="18"/>
+                <w:szCs w:val="18"/>
+                <w:lang w:eastAsia="zh-CN"/>
+              </w:rPr>
+              <w:t>{{</w:t>
+            </w:r>
+            <w:r>
+              <w:rPr>
+                <w:rFonts w:hint="eastAsia" w:ascii="Times New Roman" w:hAnsi="Times New Roman" w:eastAsia="微软雅黑" w:cs="Times New Roman"/>
+                <w:bCs/>
+                <w:sz w:val="18"/>
+                <w:szCs w:val="18"/>
+                <w:lang w:eastAsia="zh-CN"/>
+              </w:rPr>
+              <w:t>dis.evidence_phase_chinese</w:t>
+            </w:r>
+            <w:r>
+              <w:rPr>
+                <w:rFonts w:hint="eastAsia" w:ascii="Times New Roman" w:hAnsi="Times New Roman" w:eastAsia="微软雅黑" w:cs="Times New Roman"/>
+                <w:sz w:val="18"/>
+                <w:szCs w:val="18"/>
+                <w:lang w:eastAsia="zh-CN"/>
+              </w:rPr>
+              <w:t>}}</w:t>
+            </w:r>
+          </w:p>
+        </w:tc>
+        <w:tc>
+          <w:tcPr>
+            <w:tcW w:w="5666" w:type="dxa"/>
+            <w:tcBorders>
+              <w:top w:val="single" w:color="A4A4A4" w:sz="4" w:space="0"/>
+              <w:left w:val="single" w:color="A4A4A4" w:sz="4" w:space="0"/>
+              <w:bottom w:val="single" w:color="A4A4A4" w:sz="4" w:space="0"/>
+              <w:right w:val="nil"/>
+            </w:tcBorders>
+            <w:vAlign w:val="center"/>
+          </w:tcPr>
+          <w:p>
+            <w:pPr>
+              <w:keepNext/>
+              <w:spacing w:before="26"/>
+              <w:jc w:val="center"/>
+              <w:rPr>
+                <w:rFonts w:ascii="Times New Roman" w:hAnsi="Times New Roman" w:eastAsia="微软雅黑" w:cs="Times New Roman"/>
+                <w:bCs/>
+                <w:sz w:val="18"/>
+                <w:szCs w:val="18"/>
+                <w:highlight w:val="yellow"/>
+                <w:lang w:eastAsia="zh-CN"/>
+              </w:rPr>
+            </w:pPr>
+            <w:r>
+              <w:rPr>
+                <w:rFonts w:hint="eastAsia" w:ascii="Times New Roman" w:hAnsi="Times New Roman" w:eastAsia="微软雅黑" w:cs="Times New Roman"/>
+                <w:sz w:val="18"/>
+                <w:szCs w:val="18"/>
+                <w:lang w:eastAsia="zh-CN"/>
+              </w:rPr>
+              <w:t>{{</w:t>
+            </w:r>
+            <w:r>
+              <w:rPr>
+                <w:rFonts w:hint="eastAsia" w:ascii="Times New Roman" w:hAnsi="Times New Roman" w:eastAsia="微软雅黑" w:cs="Times New Roman"/>
+                <w:bCs/>
+                <w:sz w:val="18"/>
+                <w:szCs w:val="18"/>
+                <w:lang w:eastAsia="zh-CN"/>
+              </w:rPr>
+              <w:t>dis.annotation_chinese</w:t>
+            </w:r>
+            <w:r>
+              <w:rPr>
+                <w:rFonts w:hint="eastAsia" w:ascii="Times New Roman" w:hAnsi="Times New Roman" w:eastAsia="微软雅黑" w:cs="Times New Roman"/>
+                <w:sz w:val="18"/>
+                <w:szCs w:val="18"/>
+                <w:lang w:eastAsia="zh-CN"/>
+              </w:rPr>
+              <w:t>}}</w:t>
+            </w:r>
+          </w:p>
+        </w:tc>
+      </w:tr>
+      <w:tr>
+        <w:tblPrEx>
+          <w:tblBorders>
+            <w:top w:val="single" w:color="45A3A7" w:sz="18" w:space="0"/>
+            <w:left w:val="none" w:color="auto" w:sz="0" w:space="0"/>
+            <w:bottom w:val="dotted" w:color="45A3A7" w:sz="4" w:space="0"/>
+            <w:right w:val="none" w:color="auto" w:sz="0" w:space="0"/>
+            <w:insideH w:val="dotted" w:color="45A3A7" w:sz="4" w:space="0"/>
+            <w:insideV w:val="dotted" w:color="45A3A7" w:sz="4" w:space="0"/>
+          </w:tblBorders>
+          <w:tblCellMar>
+            <w:top w:w="0" w:type="dxa"/>
+            <w:left w:w="108" w:type="dxa"/>
+            <w:bottom w:w="0" w:type="dxa"/>
+            <w:right w:w="108" w:type="dxa"/>
+          </w:tblCellMar>
+        </w:tblPrEx>
+        <w:trPr>
+          <w:trHeight w:val="494" w:hRule="atLeast"/>
+          <w:jc w:val="center"/>
+        </w:trPr>
+        <w:tc>
+          <w:tcPr>
+            <w:tcW w:w="9870" w:type="dxa"/>
+            <w:gridSpan w:val="4"/>
+            <w:tcBorders>
+              <w:top w:val="single" w:color="A4A4A4" w:sz="4" w:space="0"/>
+              <w:left w:val="nil"/>
+              <w:bottom w:val="single" w:color="A4A4A4" w:sz="4" w:space="0"/>
+              <w:right w:val="nil"/>
+            </w:tcBorders>
+            <w:vAlign w:val="center"/>
+          </w:tcPr>
+          <w:p>
+            <w:pPr>
+              <w:keepNext/>
+              <w:spacing w:before="26"/>
+              <w:jc w:val="center"/>
+              <w:rPr>
+                <w:rFonts w:ascii="Times New Roman" w:hAnsi="Times New Roman" w:eastAsia="微软雅黑" w:cs="Times New Roman"/>
+                <w:bCs/>
+                <w:sz w:val="18"/>
+                <w:szCs w:val="18"/>
+                <w:lang w:eastAsia="zh-CN"/>
+              </w:rPr>
+            </w:pPr>
+            <w:r>
+              <w:rPr>
+                <w:rFonts w:hint="eastAsia" w:ascii="Times New Roman" w:hAnsi="Times New Roman" w:eastAsia="微软雅黑" w:cs="Times New Roman"/>
+                <w:b/>
+                <w:sz w:val="18"/>
+                <w:szCs w:val="18"/>
+                <w:lang w:eastAsia="zh-CN"/>
+              </w:rPr>
+              <w:t>{%tr endfor %}</w:t>
+            </w:r>
+          </w:p>
+        </w:tc>
+      </w:tr>
+    </w:tbl>
+    <w:p>
+      <w:pPr>
+        <w:spacing w:before="26"/>
+        <w:rPr>
+          <w:rFonts w:ascii="Times New Roman" w:hAnsi="Times New Roman" w:eastAsia="微软雅黑" w:cs="Times New Roman"/>
+          <w:b/>
+          <w:sz w:val="24"/>
+          <w:szCs w:val="24"/>
+          <w:lang w:eastAsia="zh-CN"/>
+        </w:rPr>
+      </w:pPr>
+      <w:r>
+        <w:rPr>
+          <w:rFonts w:hint="eastAsia" w:ascii="Times New Roman" w:hAnsi="Times New Roman" w:eastAsia="微软雅黑" w:cs="Times New Roman"/>
+          <w:b/>
+          <w:sz w:val="24"/>
+          <w:szCs w:val="24"/>
+          <w:lang w:eastAsia="zh-CN"/>
+        </w:rPr>
+        <w:t>{% endif %}{%if tdd.clinicalTrialInformationStr!= [] %}</w:t>
+      </w:r>
+    </w:p>
+    <w:p>
+      <w:pPr>
+        <w:keepNext/>
+        <w:spacing w:before="26"/>
+        <w:rPr>
+          <w:rFonts w:ascii="Times New Roman" w:hAnsi="Times New Roman" w:eastAsia="微软雅黑" w:cs="Times New Roman"/>
+          <w:b/>
+          <w:sz w:val="24"/>
+          <w:lang w:eastAsia="zh-CN"/>
+        </w:rPr>
+      </w:pPr>
+      <w:r>
+        <w:rPr>
+          <w:rFonts w:hint="eastAsia" w:ascii="Times New Roman" w:hAnsi="Times New Roman" w:eastAsia="微软雅黑" w:cs="Times New Roman"/>
+          <w:b/>
+          <w:sz w:val="24"/>
+          <w:lang w:eastAsia="zh-CN"/>
+        </w:rPr>
+        <w:t>临床试验信息</w:t>
+      </w:r>
+    </w:p>
+    <w:tbl>
+      <w:tblPr>
+        <w:tblStyle w:val="16"/>
+        <w:tblpPr w:leftFromText="180" w:rightFromText="180" w:vertAnchor="text" w:tblpXSpec="center" w:tblpY="1"/>
+        <w:tblOverlap w:val="never"/>
+        <w:tblW w:w="9870" w:type="dxa"/>
+        <w:jc w:val="center"/>
+        <w:tblBorders>
+          <w:top w:val="single" w:color="45A3A7" w:sz="18" w:space="0"/>
+          <w:left w:val="none" w:color="auto" w:sz="0" w:space="0"/>
+          <w:bottom w:val="dotted" w:color="45A3A7" w:sz="4" w:space="0"/>
+          <w:right w:val="none" w:color="auto" w:sz="0" w:space="0"/>
+          <w:insideH w:val="dotted" w:color="45A3A7" w:sz="4" w:space="0"/>
+          <w:insideV w:val="dotted" w:color="45A3A7" w:sz="4" w:space="0"/>
+        </w:tblBorders>
+        <w:tblLayout w:type="fixed"/>
+        <w:tblCellMar>
+          <w:top w:w="0" w:type="dxa"/>
+          <w:left w:w="108" w:type="dxa"/>
+          <w:bottom w:w="0" w:type="dxa"/>
+          <w:right w:w="108" w:type="dxa"/>
+        </w:tblCellMar>
+      </w:tblPr>
+      <w:tblGrid>
+        <w:gridCol w:w="1645"/>
+        <w:gridCol w:w="3884"/>
+        <w:gridCol w:w="1246"/>
+        <w:gridCol w:w="1035"/>
+        <w:gridCol w:w="1204"/>
+        <w:gridCol w:w="856"/>
+      </w:tblGrid>
+      <w:tr>
+        <w:tblPrEx>
+          <w:tblBorders>
+            <w:top w:val="single" w:color="45A3A7" w:sz="18" w:space="0"/>
+            <w:left w:val="none" w:color="auto" w:sz="0" w:space="0"/>
+            <w:bottom w:val="dotted" w:color="45A3A7" w:sz="4" w:space="0"/>
+            <w:right w:val="none" w:color="auto" w:sz="0" w:space="0"/>
+            <w:insideH w:val="dotted" w:color="45A3A7" w:sz="4" w:space="0"/>
+            <w:insideV w:val="dotted" w:color="45A3A7" w:sz="4" w:space="0"/>
+          </w:tblBorders>
+        </w:tblPrEx>
+        <w:trPr>
+          <w:trHeight w:val="420" w:hRule="atLeast"/>
+          <w:jc w:val="center"/>
+        </w:trPr>
+        <w:tc>
+          <w:tcPr>
+            <w:tcW w:w="1645" w:type="dxa"/>
+            <w:tcBorders>
+              <w:top w:val="nil"/>
+              <w:left w:val="nil"/>
+              <w:bottom w:val="nil"/>
+              <w:right w:val="single" w:color="FFFFFF" w:sz="18" w:space="0"/>
+            </w:tcBorders>
+            <w:shd w:val="clear" w:color="auto" w:fill="62B541"/>
+            <w:vAlign w:val="center"/>
+          </w:tcPr>
+          <w:p>
+            <w:pPr>
+              <w:keepNext/>
+              <w:spacing w:before="26"/>
+              <w:jc w:val="center"/>
+              <w:rPr>
+                <w:rFonts w:ascii="Times New Roman" w:hAnsi="Times New Roman" w:eastAsia="微软雅黑" w:cs="Times New Roman"/>
+                <w:b/>
+                <w:color w:val="FFFFFF" w:themeColor="background1"/>
+                <w:sz w:val="18"/>
+                <w:szCs w:val="18"/>
+                <w:lang w:eastAsia="zh-CN"/>
+                <w14:textFill>
+                  <w14:solidFill>
+                    <w14:schemeClr w14:val="bg1"/>
+                  </w14:solidFill>
+                </w14:textFill>
+              </w:rPr>
+            </w:pPr>
+            <w:r>
+              <w:rPr>
+                <w:rFonts w:ascii="Times New Roman" w:hAnsi="Times New Roman" w:eastAsia="微软雅黑" w:cs="Times New Roman"/>
+                <w:b/>
+                <w:color w:val="FFFFFF" w:themeColor="background1"/>
+                <w:sz w:val="18"/>
+                <w:szCs w:val="18"/>
+                <w:lang w:eastAsia="zh-CN"/>
+                <w14:textFill>
+                  <w14:solidFill>
+                    <w14:schemeClr w14:val="bg1"/>
+                  </w14:solidFill>
+                </w14:textFill>
+              </w:rPr>
+              <w:t>ID</w:t>
+            </w:r>
+          </w:p>
+        </w:tc>
+        <w:tc>
+          <w:tcPr>
+            <w:tcW w:w="3884" w:type="dxa"/>
+            <w:tcBorders>
+              <w:top w:val="nil"/>
+              <w:left w:val="single" w:color="FFFFFF" w:sz="18" w:space="0"/>
+              <w:bottom w:val="nil"/>
+              <w:right w:val="single" w:color="FFFFFF" w:sz="18" w:space="0"/>
+            </w:tcBorders>
+            <w:shd w:val="clear" w:color="auto" w:fill="62B541"/>
+            <w:vAlign w:val="center"/>
+          </w:tcPr>
+          <w:p>
+            <w:pPr>
+              <w:keepNext/>
+              <w:spacing w:before="26"/>
+              <w:jc w:val="center"/>
+              <w:rPr>
+                <w:rFonts w:ascii="Times New Roman" w:hAnsi="Times New Roman" w:eastAsia="微软雅黑" w:cs="Times New Roman"/>
+                <w:b/>
+                <w:color w:val="FFFFFF" w:themeColor="background1"/>
+                <w:sz w:val="18"/>
+                <w:szCs w:val="18"/>
+                <w:lang w:eastAsia="zh-CN"/>
+                <w14:textFill>
+                  <w14:solidFill>
+                    <w14:schemeClr w14:val="bg1"/>
+                  </w14:solidFill>
+                </w14:textFill>
+              </w:rPr>
+            </w:pPr>
+            <w:r>
+              <w:rPr>
+                <w:rFonts w:ascii="Times New Roman" w:hAnsi="Times New Roman" w:eastAsia="微软雅黑" w:cs="Times New Roman"/>
+                <w:b/>
+                <w:color w:val="FFFFFF" w:themeColor="background1"/>
+                <w:sz w:val="18"/>
+                <w:szCs w:val="18"/>
+                <w:lang w:eastAsia="zh-CN"/>
+                <w14:textFill>
+                  <w14:solidFill>
+                    <w14:schemeClr w14:val="bg1"/>
+                  </w14:solidFill>
+                </w14:textFill>
+              </w:rPr>
+              <w:t>临床试验名称</w:t>
+            </w:r>
+          </w:p>
+        </w:tc>
+        <w:tc>
+          <w:tcPr>
+            <w:tcW w:w="1246" w:type="dxa"/>
+            <w:tcBorders>
+              <w:top w:val="nil"/>
+              <w:left w:val="single" w:color="FFFFFF" w:sz="18" w:space="0"/>
+              <w:bottom w:val="nil"/>
+              <w:right w:val="single" w:color="FFFFFF" w:sz="18" w:space="0"/>
+            </w:tcBorders>
+            <w:shd w:val="clear" w:color="auto" w:fill="62B541"/>
+            <w:vAlign w:val="center"/>
+          </w:tcPr>
+          <w:p>
+            <w:pPr>
+              <w:keepNext/>
+              <w:spacing w:before="26"/>
+              <w:jc w:val="center"/>
+              <w:rPr>
+                <w:rFonts w:ascii="Times New Roman" w:hAnsi="Times New Roman" w:eastAsia="微软雅黑" w:cs="Times New Roman"/>
+                <w:b/>
+                <w:color w:val="FFFFFF" w:themeColor="background1"/>
+                <w:sz w:val="18"/>
+                <w:szCs w:val="18"/>
+                <w:lang w:eastAsia="zh-CN"/>
+                <w14:textFill>
+                  <w14:solidFill>
+                    <w14:schemeClr w14:val="bg1"/>
+                  </w14:solidFill>
+                </w14:textFill>
+              </w:rPr>
+            </w:pPr>
+            <w:r>
+              <w:rPr>
+                <w:rFonts w:ascii="Times New Roman" w:hAnsi="Times New Roman" w:eastAsia="微软雅黑" w:cs="Times New Roman"/>
+                <w:b/>
+                <w:color w:val="FFFFFF" w:themeColor="background1"/>
+                <w:sz w:val="18"/>
+                <w:szCs w:val="18"/>
+                <w:lang w:eastAsia="zh-CN"/>
+                <w14:textFill>
+                  <w14:solidFill>
+                    <w14:schemeClr w14:val="bg1"/>
+                  </w14:solidFill>
+                </w14:textFill>
+              </w:rPr>
+              <w:t>肿瘤类型</w:t>
+            </w:r>
+          </w:p>
+        </w:tc>
+        <w:tc>
+          <w:tcPr>
+            <w:tcW w:w="1035" w:type="dxa"/>
+            <w:tcBorders>
+              <w:top w:val="nil"/>
+              <w:left w:val="single" w:color="FFFFFF" w:sz="18" w:space="0"/>
+              <w:bottom w:val="nil"/>
+              <w:right w:val="single" w:color="FFFFFF" w:sz="18" w:space="0"/>
+            </w:tcBorders>
+            <w:shd w:val="clear" w:color="auto" w:fill="62B541"/>
+            <w:vAlign w:val="center"/>
+          </w:tcPr>
+          <w:p>
+            <w:pPr>
+              <w:keepNext/>
+              <w:spacing w:before="26"/>
+              <w:jc w:val="center"/>
+              <w:rPr>
+                <w:rFonts w:ascii="Times New Roman" w:hAnsi="Times New Roman" w:eastAsia="微软雅黑" w:cs="Times New Roman"/>
+                <w:b/>
+                <w:color w:val="FFFFFF" w:themeColor="background1"/>
+                <w:sz w:val="18"/>
+                <w:szCs w:val="18"/>
+                <w:lang w:eastAsia="zh-CN"/>
+                <w14:textFill>
+                  <w14:solidFill>
+                    <w14:schemeClr w14:val="bg1"/>
+                  </w14:solidFill>
+                </w14:textFill>
+              </w:rPr>
+            </w:pPr>
+            <w:r>
+              <w:rPr>
+                <w:rFonts w:ascii="Times New Roman" w:hAnsi="Times New Roman" w:eastAsia="微软雅黑" w:cs="Times New Roman"/>
+                <w:b/>
+                <w:color w:val="FFFFFF" w:themeColor="background1"/>
+                <w:sz w:val="18"/>
+                <w:szCs w:val="18"/>
+                <w:lang w:eastAsia="zh-CN"/>
+                <w14:textFill>
+                  <w14:solidFill>
+                    <w14:schemeClr w14:val="bg1"/>
+                  </w14:solidFill>
+                </w14:textFill>
+              </w:rPr>
+              <w:t>阶段</w:t>
+            </w:r>
+          </w:p>
+        </w:tc>
+        <w:tc>
+          <w:tcPr>
+            <w:tcW w:w="1204" w:type="dxa"/>
+            <w:tcBorders>
+              <w:top w:val="nil"/>
+              <w:left w:val="single" w:color="FFFFFF" w:sz="18" w:space="0"/>
+              <w:bottom w:val="nil"/>
+              <w:right w:val="single" w:color="FFFFFF" w:sz="18" w:space="0"/>
+            </w:tcBorders>
+            <w:shd w:val="clear" w:color="auto" w:fill="62BC41"/>
+            <w:vAlign w:val="center"/>
+          </w:tcPr>
+          <w:p>
+            <w:pPr>
+              <w:keepNext/>
+              <w:spacing w:before="26"/>
+              <w:jc w:val="center"/>
+              <w:rPr>
+                <w:rFonts w:ascii="Times New Roman" w:hAnsi="Times New Roman" w:eastAsia="微软雅黑" w:cs="Times New Roman"/>
+                <w:b/>
+                <w:color w:val="FFFFFF" w:themeColor="background1"/>
+                <w:sz w:val="18"/>
+                <w:szCs w:val="18"/>
+                <w:lang w:eastAsia="zh-CN"/>
+                <w14:textFill>
+                  <w14:solidFill>
+                    <w14:schemeClr w14:val="bg1"/>
+                  </w14:solidFill>
+                </w14:textFill>
+              </w:rPr>
+            </w:pPr>
+            <w:r>
+              <w:rPr>
+                <w:rFonts w:ascii="Times New Roman" w:hAnsi="Times New Roman" w:eastAsia="微软雅黑" w:cs="Times New Roman"/>
+                <w:b/>
+                <w:color w:val="FFFFFF" w:themeColor="background1"/>
+                <w:sz w:val="18"/>
+                <w:szCs w:val="18"/>
+                <w:lang w:eastAsia="zh-CN"/>
+                <w14:textFill>
+                  <w14:solidFill>
+                    <w14:schemeClr w14:val="bg1"/>
+                  </w14:solidFill>
+                </w14:textFill>
+              </w:rPr>
+              <w:t>药物</w:t>
+            </w:r>
+          </w:p>
+        </w:tc>
+        <w:tc>
+          <w:tcPr>
+            <w:tcW w:w="856" w:type="dxa"/>
+            <w:tcBorders>
+              <w:top w:val="nil"/>
+              <w:left w:val="single" w:color="FFFFFF" w:sz="18" w:space="0"/>
+              <w:bottom w:val="nil"/>
+              <w:right w:val="nil"/>
+            </w:tcBorders>
+            <w:shd w:val="clear" w:color="auto" w:fill="62BC41"/>
+            <w:vAlign w:val="center"/>
+          </w:tcPr>
+          <w:p>
+            <w:pPr>
+              <w:keepNext/>
+              <w:spacing w:before="26"/>
+              <w:jc w:val="center"/>
+              <w:rPr>
+                <w:rFonts w:ascii="Times New Roman" w:hAnsi="Times New Roman" w:eastAsia="微软雅黑" w:cs="Times New Roman"/>
+                <w:b/>
+                <w:color w:val="FFFFFF" w:themeColor="background1"/>
+                <w:sz w:val="18"/>
+                <w:szCs w:val="18"/>
+                <w:lang w:eastAsia="zh-CN"/>
+                <w14:textFill>
+                  <w14:solidFill>
+                    <w14:schemeClr w14:val="bg1"/>
+                  </w14:solidFill>
+                </w14:textFill>
+              </w:rPr>
+            </w:pPr>
+            <w:r>
+              <w:rPr>
+                <w:rFonts w:ascii="Times New Roman" w:hAnsi="Times New Roman" w:eastAsia="微软雅黑" w:cs="Times New Roman"/>
+                <w:b/>
+                <w:color w:val="FFFFFF" w:themeColor="background1"/>
+                <w:sz w:val="18"/>
+                <w:szCs w:val="18"/>
+                <w:lang w:eastAsia="zh-CN"/>
+                <w14:textFill>
+                  <w14:solidFill>
+                    <w14:schemeClr w14:val="bg1"/>
+                  </w14:solidFill>
+                </w14:textFill>
+              </w:rPr>
+              <w:t>地点</w:t>
+            </w:r>
+          </w:p>
+        </w:tc>
+      </w:tr>
+      <w:tr>
+        <w:tblPrEx>
+          <w:tblBorders>
+            <w:top w:val="single" w:color="45A3A7" w:sz="18" w:space="0"/>
+            <w:left w:val="none" w:color="auto" w:sz="0" w:space="0"/>
+            <w:bottom w:val="dotted" w:color="45A3A7" w:sz="4" w:space="0"/>
+            <w:right w:val="none" w:color="auto" w:sz="0" w:space="0"/>
+            <w:insideH w:val="dotted" w:color="45A3A7" w:sz="4" w:space="0"/>
+            <w:insideV w:val="dotted" w:color="45A3A7" w:sz="4" w:space="0"/>
+          </w:tblBorders>
+          <w:tblCellMar>
+            <w:top w:w="0" w:type="dxa"/>
+            <w:left w:w="108" w:type="dxa"/>
+            <w:bottom w:w="0" w:type="dxa"/>
+            <w:right w:w="108" w:type="dxa"/>
+          </w:tblCellMar>
+        </w:tblPrEx>
+        <w:trPr>
+          <w:jc w:val="center"/>
+        </w:trPr>
+        <w:tc>
+          <w:tcPr>
+            <w:tcW w:w="9870" w:type="dxa"/>
+            <w:gridSpan w:val="6"/>
+            <w:tcBorders>
+              <w:top w:val="nil"/>
+              <w:bottom w:val="single" w:color="A4A4A4" w:sz="4" w:space="0"/>
+            </w:tcBorders>
+            <w:vAlign w:val="center"/>
+          </w:tcPr>
+          <w:p>
+            <w:pPr>
+              <w:keepNext/>
+              <w:spacing w:before="26"/>
+              <w:jc w:val="center"/>
+              <w:rPr>
+                <w:rFonts w:ascii="Times New Roman" w:hAnsi="Times New Roman" w:eastAsia="微软雅黑" w:cs="Times New Roman"/>
+                <w:bCs/>
+                <w:sz w:val="18"/>
+                <w:szCs w:val="18"/>
+                <w:lang w:eastAsia="zh-CN"/>
+              </w:rPr>
+            </w:pPr>
+            <w:r>
+              <w:rPr>
+                <w:rFonts w:hint="eastAsia" w:ascii="Times New Roman" w:hAnsi="Times New Roman" w:eastAsia="微软雅黑" w:cs="Times New Roman"/>
+                <w:b/>
+                <w:sz w:val="18"/>
+                <w:szCs w:val="18"/>
+                <w:lang w:eastAsia="zh-CN"/>
+              </w:rPr>
+              <w:t>{%tr for cti in tdd.clinicalTrialInformationStr %}</w:t>
+            </w:r>
+          </w:p>
+        </w:tc>
+      </w:tr>
+      <w:tr>
+        <w:tblPrEx>
+          <w:tblBorders>
+            <w:top w:val="single" w:color="45A3A7" w:sz="18" w:space="0"/>
+            <w:left w:val="none" w:color="auto" w:sz="0" w:space="0"/>
+            <w:bottom w:val="dotted" w:color="45A3A7" w:sz="4" w:space="0"/>
+            <w:right w:val="none" w:color="auto" w:sz="0" w:space="0"/>
+            <w:insideH w:val="dotted" w:color="45A3A7" w:sz="4" w:space="0"/>
+            <w:insideV w:val="dotted" w:color="45A3A7" w:sz="4" w:space="0"/>
+          </w:tblBorders>
+          <w:tblCellMar>
+            <w:top w:w="0" w:type="dxa"/>
+            <w:left w:w="108" w:type="dxa"/>
+            <w:bottom w:w="0" w:type="dxa"/>
+            <w:right w:w="108" w:type="dxa"/>
+          </w:tblCellMar>
+        </w:tblPrEx>
+        <w:trPr>
+          <w:jc w:val="center"/>
+        </w:trPr>
+        <w:tc>
+          <w:tcPr>
+            <w:tcW w:w="1645" w:type="dxa"/>
+            <w:tcBorders>
+              <w:top w:val="single" w:color="A4A4A4" w:sz="4" w:space="0"/>
+              <w:bottom w:val="single" w:color="A4A4A4" w:sz="4" w:space="0"/>
+              <w:right w:val="single" w:color="A4A4A4" w:sz="4" w:space="0"/>
+            </w:tcBorders>
+            <w:vAlign w:val="center"/>
+          </w:tcPr>
+          <w:p>
+            <w:pPr>
+              <w:keepNext/>
+              <w:spacing w:before="26"/>
+              <w:jc w:val="center"/>
+              <w:rPr>
+                <w:rFonts w:ascii="Times New Roman" w:hAnsi="Times New Roman" w:eastAsia="微软雅黑" w:cs="Times New Roman"/>
+                <w:bCs/>
+                <w:sz w:val="18"/>
+                <w:szCs w:val="18"/>
+                <w:lang w:eastAsia="zh-CN"/>
+              </w:rPr>
+            </w:pPr>
+            <w:r>
+              <w:rPr>
+                <w:rFonts w:hint="eastAsia" w:ascii="Times New Roman" w:hAnsi="Times New Roman" w:eastAsia="微软雅黑" w:cs="Times New Roman"/>
+                <w:bCs/>
+                <w:sz w:val="18"/>
+                <w:szCs w:val="18"/>
+                <w:lang w:eastAsia="zh-CN"/>
+              </w:rPr>
+              <w:t>{{ cti.clinical_trial_id }}</w:t>
+            </w:r>
+          </w:p>
+        </w:tc>
+        <w:tc>
+          <w:tcPr>
+            <w:tcW w:w="3884" w:type="dxa"/>
+            <w:tcBorders>
+              <w:top w:val="single" w:color="A4A4A4" w:sz="4" w:space="0"/>
+              <w:left w:val="single" w:color="A4A4A4" w:sz="4" w:space="0"/>
+              <w:bottom w:val="single" w:color="A4A4A4" w:sz="4" w:space="0"/>
+              <w:right w:val="single" w:color="A4A4A4" w:sz="4" w:space="0"/>
+            </w:tcBorders>
+            <w:vAlign w:val="center"/>
+          </w:tcPr>
+          <w:p>
+            <w:pPr>
+              <w:keepNext/>
+              <w:jc w:val="center"/>
+              <w:rPr>
+                <w:rFonts w:ascii="Times New Roman" w:hAnsi="Times New Roman" w:eastAsia="微软雅黑" w:cs="Times New Roman"/>
+                <w:bCs/>
+                <w:sz w:val="18"/>
+                <w:szCs w:val="18"/>
+                <w:lang w:eastAsia="zh-CN"/>
+              </w:rPr>
+            </w:pPr>
+            <w:r>
+              <w:rPr>
+                <w:rFonts w:hint="eastAsia" w:ascii="Times New Roman" w:hAnsi="Times New Roman" w:eastAsia="微软雅黑" w:cs="Times New Roman"/>
+                <w:bCs/>
+                <w:sz w:val="18"/>
+                <w:szCs w:val="18"/>
+                <w:lang w:eastAsia="zh-CN"/>
+              </w:rPr>
+              <w:t>{{ cti.title_chinese }}</w:t>
+            </w:r>
+          </w:p>
+        </w:tc>
+        <w:tc>
+          <w:tcPr>
+            <w:tcW w:w="1246" w:type="dxa"/>
+            <w:tcBorders>
+              <w:top w:val="single" w:color="A4A4A4" w:sz="4" w:space="0"/>
+              <w:left w:val="single" w:color="A4A4A4" w:sz="4" w:space="0"/>
+              <w:bottom w:val="single" w:color="A4A4A4" w:sz="4" w:space="0"/>
+              <w:right w:val="single" w:color="A4A4A4" w:sz="4" w:space="0"/>
+            </w:tcBorders>
+            <w:vAlign w:val="center"/>
+          </w:tcPr>
+          <w:p>
+            <w:pPr>
+              <w:keepNext/>
+              <w:spacing w:before="26"/>
+              <w:jc w:val="center"/>
+              <w:rPr>
+                <w:rFonts w:ascii="Times New Roman" w:hAnsi="Times New Roman" w:eastAsia="微软雅黑" w:cs="Times New Roman"/>
+                <w:bCs/>
+                <w:sz w:val="18"/>
+                <w:szCs w:val="18"/>
+                <w:lang w:eastAsia="zh-CN"/>
+              </w:rPr>
+            </w:pPr>
+            <w:r>
+              <w:rPr>
+                <w:rFonts w:hint="eastAsia" w:ascii="Times New Roman" w:hAnsi="Times New Roman" w:eastAsia="微软雅黑" w:cs="Times New Roman"/>
+                <w:bCs/>
+                <w:sz w:val="18"/>
+                <w:szCs w:val="18"/>
+                <w:lang w:eastAsia="zh-CN"/>
+              </w:rPr>
+              <w:t>{{ cti.condition_chinese }}</w:t>
+            </w:r>
+          </w:p>
+        </w:tc>
+        <w:tc>
+          <w:tcPr>
+            <w:tcW w:w="1035" w:type="dxa"/>
+            <w:tcBorders>
+              <w:top w:val="single" w:color="A4A4A4" w:sz="4" w:space="0"/>
+              <w:left w:val="single" w:color="A4A4A4" w:sz="4" w:space="0"/>
+              <w:bottom w:val="single" w:color="A4A4A4" w:sz="4" w:space="0"/>
+              <w:right w:val="single" w:color="A4A4A4" w:sz="4" w:space="0"/>
+            </w:tcBorders>
+            <w:vAlign w:val="center"/>
+          </w:tcPr>
+          <w:p>
+            <w:pPr>
+              <w:keepNext/>
+              <w:spacing w:before="26"/>
+              <w:jc w:val="center"/>
+              <w:rPr>
+                <w:rFonts w:ascii="Times New Roman" w:hAnsi="Times New Roman" w:eastAsia="微软雅黑" w:cs="Times New Roman"/>
+                <w:bCs/>
+                <w:sz w:val="18"/>
+                <w:szCs w:val="18"/>
+                <w:lang w:eastAsia="zh-CN"/>
+              </w:rPr>
+            </w:pPr>
+            <w:r>
+              <w:rPr>
+                <w:rFonts w:hint="eastAsia" w:ascii="Times New Roman" w:hAnsi="Times New Roman" w:eastAsia="微软雅黑" w:cs="Times New Roman"/>
+                <w:bCs/>
+                <w:sz w:val="18"/>
+                <w:szCs w:val="18"/>
+                <w:lang w:eastAsia="zh-CN"/>
+              </w:rPr>
+              <w:t>{{ cti.phase }}</w:t>
+            </w:r>
+          </w:p>
+        </w:tc>
+        <w:tc>
+          <w:tcPr>
+            <w:tcW w:w="1204" w:type="dxa"/>
+            <w:tcBorders>
+              <w:top w:val="single" w:color="A4A4A4" w:sz="4" w:space="0"/>
+              <w:left w:val="single" w:color="A4A4A4" w:sz="4" w:space="0"/>
+              <w:bottom w:val="single" w:color="A4A4A4" w:sz="4" w:space="0"/>
+              <w:right w:val="single" w:color="A4A4A4" w:sz="4" w:space="0"/>
+            </w:tcBorders>
+            <w:vAlign w:val="center"/>
+          </w:tcPr>
+          <w:p>
+            <w:pPr>
+              <w:spacing w:before="1" w:line="249" w:lineRule="auto"/>
+              <w:ind w:right="131"/>
+              <w:jc w:val="center"/>
+              <w:rPr>
+                <w:rFonts w:ascii="Times New Roman" w:hAnsi="Times New Roman" w:eastAsia="微软雅黑" w:cs="Times New Roman"/>
+                <w:sz w:val="18"/>
+                <w:szCs w:val="18"/>
+                <w:lang w:eastAsia="zh-CN"/>
+              </w:rPr>
+            </w:pPr>
+            <w:r>
+              <w:rPr>
+                <w:rFonts w:hint="eastAsia" w:ascii="Times New Roman" w:hAnsi="Times New Roman" w:eastAsia="微软雅黑" w:cs="Times New Roman"/>
+                <w:sz w:val="18"/>
+                <w:szCs w:val="18"/>
+                <w:lang w:eastAsia="zh-CN"/>
+              </w:rPr>
+              <w:t xml:space="preserve">{% for d in </w:t>
+            </w:r>
+            <w:r>
+              <w:rPr>
+                <w:rFonts w:hint="eastAsia" w:ascii="Times New Roman" w:hAnsi="Times New Roman" w:eastAsia="微软雅黑" w:cs="Times New Roman"/>
+                <w:bCs/>
+                <w:sz w:val="18"/>
+                <w:szCs w:val="18"/>
+                <w:lang w:eastAsia="zh-CN"/>
+              </w:rPr>
+              <w:t>cti.drug_name_chinese</w:t>
+            </w:r>
+            <w:r>
+              <w:rPr>
+                <w:rFonts w:hint="eastAsia" w:ascii="Times New Roman" w:hAnsi="Times New Roman" w:eastAsia="微软雅黑" w:cs="Times New Roman"/>
+                <w:sz w:val="18"/>
+                <w:szCs w:val="18"/>
+                <w:lang w:eastAsia="zh-CN"/>
+              </w:rPr>
+              <w:t xml:space="preserve"> %}{%if loop.last%}{{ d.name }}{%else%}{{ d.name }}</w:t>
+            </w:r>
+          </w:p>
+          <w:p>
+            <w:pPr>
+              <w:keepNext/>
+              <w:jc w:val="center"/>
+              <w:rPr>
+                <w:rFonts w:ascii="Times New Roman" w:hAnsi="Times New Roman" w:eastAsia="微软雅黑" w:cs="Times New Roman"/>
+                <w:sz w:val="18"/>
+                <w:szCs w:val="18"/>
+                <w:lang w:eastAsia="zh-CN"/>
+              </w:rPr>
+            </w:pPr>
+            <w:r>
+              <w:rPr>
+                <w:rFonts w:hint="eastAsia" w:ascii="Times New Roman" w:hAnsi="Times New Roman" w:eastAsia="微软雅黑" w:cs="Times New Roman"/>
+                <w:sz w:val="18"/>
+                <w:szCs w:val="18"/>
+                <w:lang w:eastAsia="zh-CN"/>
+              </w:rPr>
+              <w:t>{%endif%}{% endfor %}</w:t>
+            </w:r>
+          </w:p>
+        </w:tc>
+        <w:tc>
+          <w:tcPr>
+            <w:tcW w:w="856" w:type="dxa"/>
+            <w:tcBorders>
+              <w:top w:val="single" w:color="A4A4A4" w:sz="4" w:space="0"/>
+              <w:left w:val="single" w:color="A4A4A4" w:sz="4" w:space="0"/>
+              <w:bottom w:val="single" w:color="A4A4A4" w:sz="4" w:space="0"/>
+            </w:tcBorders>
+            <w:vAlign w:val="center"/>
+          </w:tcPr>
+          <w:p>
+            <w:pPr>
+              <w:keepNext/>
+              <w:spacing w:before="26"/>
+              <w:jc w:val="center"/>
+              <w:rPr>
+                <w:rFonts w:ascii="Times New Roman" w:hAnsi="Times New Roman" w:eastAsia="微软雅黑" w:cs="Times New Roman"/>
+                <w:bCs/>
+                <w:sz w:val="18"/>
+                <w:szCs w:val="18"/>
+                <w:lang w:eastAsia="zh-CN"/>
+              </w:rPr>
+            </w:pPr>
+            <w:r>
+              <w:rPr>
+                <w:rFonts w:hint="eastAsia" w:ascii="Times New Roman" w:hAnsi="Times New Roman" w:eastAsia="微软雅黑" w:cs="Times New Roman"/>
+                <w:bCs/>
+                <w:sz w:val="18"/>
+                <w:szCs w:val="18"/>
+                <w:lang w:eastAsia="zh-CN"/>
+              </w:rPr>
+              <w:t>{{ cti.location_chinese }}</w:t>
+            </w:r>
+          </w:p>
+        </w:tc>
+      </w:tr>
+      <w:tr>
+        <w:tblPrEx>
+          <w:tblBorders>
+            <w:top w:val="single" w:color="45A3A7" w:sz="18" w:space="0"/>
+            <w:left w:val="none" w:color="auto" w:sz="0" w:space="0"/>
+            <w:bottom w:val="dotted" w:color="45A3A7" w:sz="4" w:space="0"/>
+            <w:right w:val="none" w:color="auto" w:sz="0" w:space="0"/>
+            <w:insideH w:val="dotted" w:color="45A3A7" w:sz="4" w:space="0"/>
+            <w:insideV w:val="dotted" w:color="45A3A7" w:sz="4" w:space="0"/>
+          </w:tblBorders>
+          <w:tblCellMar>
+            <w:top w:w="0" w:type="dxa"/>
+            <w:left w:w="108" w:type="dxa"/>
+            <w:bottom w:w="0" w:type="dxa"/>
+            <w:right w:w="108" w:type="dxa"/>
+          </w:tblCellMar>
+        </w:tblPrEx>
+        <w:trPr>
+          <w:jc w:val="center"/>
+        </w:trPr>
+        <w:tc>
+          <w:tcPr>
+            <w:tcW w:w="9870" w:type="dxa"/>
+            <w:gridSpan w:val="6"/>
+            <w:tcBorders>
+              <w:top w:val="single" w:color="A4A4A4" w:sz="4" w:space="0"/>
+              <w:bottom w:val="single" w:color="A4A4A4" w:sz="4" w:space="0"/>
+            </w:tcBorders>
+            <w:vAlign w:val="center"/>
+          </w:tcPr>
+          <w:p>
+            <w:pPr>
+              <w:keepNext/>
+              <w:spacing w:before="26"/>
+              <w:jc w:val="center"/>
+              <w:rPr>
+                <w:rFonts w:ascii="Times New Roman" w:hAnsi="Times New Roman" w:eastAsia="微软雅黑" w:cs="Times New Roman"/>
+                <w:bCs/>
+                <w:sz w:val="18"/>
+                <w:szCs w:val="18"/>
+                <w:lang w:eastAsia="zh-CN"/>
+              </w:rPr>
+            </w:pPr>
+            <w:r>
+              <w:rPr>
+                <w:rFonts w:hint="eastAsia" w:ascii="Times New Roman" w:hAnsi="Times New Roman" w:eastAsia="微软雅黑" w:cs="Times New Roman"/>
+                <w:bCs/>
+                <w:sz w:val="18"/>
+                <w:szCs w:val="18"/>
+                <w:lang w:eastAsia="zh-CN"/>
+              </w:rPr>
+              <w:t>{%tr endfor %}</w:t>
+            </w:r>
+          </w:p>
+        </w:tc>
+      </w:tr>
+    </w:tbl>
+    <w:p>
+      <w:pPr>
+        <w:pStyle w:val="27"/>
+        <w:rPr>
+          <w:color w:val="auto"/>
+        </w:rPr>
+      </w:pPr>
+      <w:r>
+        <w:rPr>
+          <w:rFonts w:hint="eastAsia"/>
+          <w:color w:val="auto"/>
+        </w:rPr>
+        <w:t>{% endif %}{% endfor %}{% for vus in unknownVarAnalysisStr %}</w:t>
+      </w:r>
+    </w:p>
+    <w:p>
+      <w:pPr>
+        <w:keepNext/>
+        <w:spacing w:before="120" w:beforeLines="50" w:after="120" w:afterLines="50"/>
+        <w:rPr>
+          <w:rFonts w:ascii="Times New Roman" w:hAnsi="Times New Roman" w:eastAsia="微软雅黑" w:cs="Times New Roman"/>
+          <w:b/>
+          <w:sz w:val="24"/>
+          <w:szCs w:val="24"/>
+          <w:lang w:eastAsia="zh-CN"/>
+        </w:rPr>
+      </w:pPr>
+      <w:r>
+        <w:rPr>
+          <w:rFonts w:hint="eastAsia" w:ascii="Times New Roman" w:hAnsi="Times New Roman" w:eastAsia="微软雅黑" w:cs="Times New Roman"/>
+          <w:b/>
+          <w:sz w:val="24"/>
+          <w:szCs w:val="24"/>
+          <w:lang w:eastAsia="zh-CN"/>
+        </w:rPr>
+        <w:t>{{ vus.gene}}</w:t>
+      </w:r>
+    </w:p>
+    <w:tbl>
+      <w:tblPr>
+        <w:tblStyle w:val="16"/>
+        <w:tblpPr w:leftFromText="180" w:rightFromText="180" w:vertAnchor="text" w:tblpXSpec="center" w:tblpY="1"/>
+        <w:tblOverlap w:val="never"/>
+        <w:tblW w:w="9870" w:type="dxa"/>
+        <w:tblInd w:w="0" w:type="dxa"/>
+        <w:tblBorders>
+          <w:top w:val="single" w:color="45A3A7" w:sz="18" w:space="0"/>
+          <w:left w:val="none" w:color="auto" w:sz="0" w:space="0"/>
+          <w:bottom w:val="dotted" w:color="45A3A7" w:sz="4" w:space="0"/>
+          <w:right w:val="none" w:color="auto" w:sz="0" w:space="0"/>
+          <w:insideH w:val="dotted" w:color="45A3A7" w:sz="4" w:space="0"/>
+          <w:insideV w:val="dotted" w:color="45A3A7" w:sz="4" w:space="0"/>
+        </w:tblBorders>
+        <w:tblLayout w:type="fixed"/>
+        <w:tblCellMar>
+          <w:top w:w="0" w:type="dxa"/>
+          <w:left w:w="108" w:type="dxa"/>
+          <w:bottom w:w="0" w:type="dxa"/>
+          <w:right w:w="108" w:type="dxa"/>
+        </w:tblCellMar>
+      </w:tblPr>
+      <w:tblGrid>
+        <w:gridCol w:w="1843"/>
+        <w:gridCol w:w="8027"/>
+      </w:tblGrid>
+      <w:tr>
+        <w:tblPrEx>
+          <w:tblBorders>
+            <w:top w:val="single" w:color="45A3A7" w:sz="18" w:space="0"/>
+            <w:left w:val="none" w:color="auto" w:sz="0" w:space="0"/>
+            <w:bottom w:val="dotted" w:color="45A3A7" w:sz="4" w:space="0"/>
+            <w:right w:val="none" w:color="auto" w:sz="0" w:space="0"/>
+            <w:insideH w:val="dotted" w:color="45A3A7" w:sz="4" w:space="0"/>
+            <w:insideV w:val="dotted" w:color="45A3A7" w:sz="4" w:space="0"/>
+          </w:tblBorders>
+          <w:tblCellMar>
+            <w:top w:w="0" w:type="dxa"/>
+            <w:left w:w="108" w:type="dxa"/>
+            <w:bottom w:w="0" w:type="dxa"/>
+            <w:right w:w="108" w:type="dxa"/>
+          </w:tblCellMar>
+        </w:tblPrEx>
+        <w:trPr>
+          <w:trHeight w:val="329" w:hRule="atLeast"/>
+        </w:trPr>
+        <w:tc>
+          <w:tcPr>
+            <w:tcW w:w="1843" w:type="dxa"/>
+            <w:tcBorders>
+              <w:top w:val="nil"/>
+              <w:left w:val="nil"/>
+              <w:bottom w:val="single" w:color="FFFFFF" w:sz="18" w:space="0"/>
+              <w:right w:val="nil"/>
+            </w:tcBorders>
+            <w:shd w:val="clear" w:color="auto" w:fill="62B541"/>
+            <w:vAlign w:val="center"/>
+          </w:tcPr>
+          <w:p>
+            <w:pPr>
+              <w:keepNext/>
+              <w:rPr>
+                <w:rFonts w:ascii="Times New Roman" w:hAnsi="Times New Roman" w:eastAsia="微软雅黑" w:cs="Times New Roman"/>
+                <w:b/>
+                <w:color w:val="FFFFFF" w:themeColor="background1"/>
+                <w:sz w:val="18"/>
+                <w:szCs w:val="18"/>
+                <w:lang w:eastAsia="zh-CN"/>
+                <w14:textFill>
+                  <w14:solidFill>
+                    <w14:schemeClr w14:val="bg1"/>
+                  </w14:solidFill>
+                </w14:textFill>
+              </w:rPr>
+            </w:pPr>
+            <w:r>
+              <w:rPr>
+                <w:rFonts w:ascii="Times New Roman" w:hAnsi="Times New Roman" w:eastAsia="微软雅黑" w:cs="Times New Roman"/>
+                <w:b/>
+                <w:color w:val="FFFFFF" w:themeColor="background1"/>
+                <w:sz w:val="18"/>
+                <w:szCs w:val="18"/>
+                <w:lang w:eastAsia="zh-CN"/>
+                <w14:textFill>
+                  <w14:solidFill>
+                    <w14:schemeClr w14:val="bg1"/>
+                  </w14:solidFill>
+                </w14:textFill>
+              </w:rPr>
+              <w:t>突变形式</w:t>
+            </w:r>
+          </w:p>
+        </w:tc>
+        <w:tc>
+          <w:tcPr>
+            <w:tcW w:w="8027" w:type="dxa"/>
+            <w:tcBorders>
+              <w:top w:val="single" w:color="A4A4A4" w:sz="4" w:space="0"/>
+              <w:left w:val="nil"/>
+              <w:bottom w:val="single" w:color="A4A4A4" w:sz="4" w:space="0"/>
+              <w:right w:val="nil"/>
+            </w:tcBorders>
+            <w:vAlign w:val="center"/>
+          </w:tcPr>
+          <w:p>
+            <w:pPr>
+              <w:keepNext/>
+              <w:rPr>
+                <w:rFonts w:ascii="Times New Roman" w:hAnsi="Times New Roman" w:eastAsia="微软雅黑" w:cs="Times New Roman"/>
+                <w:sz w:val="18"/>
+                <w:szCs w:val="18"/>
+                <w:lang w:eastAsia="zh-CN"/>
+              </w:rPr>
+            </w:pPr>
+            <w:r>
+              <w:rPr>
+                <w:rFonts w:hint="eastAsia" w:ascii="Times New Roman" w:hAnsi="Times New Roman" w:eastAsia="微软雅黑" w:cs="Times New Roman"/>
+                <w:color w:val="000000"/>
+                <w:sz w:val="18"/>
+                <w:szCs w:val="18"/>
+                <w:lang w:eastAsia="zh-CN"/>
+              </w:rPr>
+              <w:t>{{ vus.ori_variant }}</w:t>
+            </w:r>
+          </w:p>
+        </w:tc>
+      </w:tr>
+      <w:tr>
+        <w:tblPrEx>
+          <w:tblBorders>
+            <w:top w:val="single" w:color="45A3A7" w:sz="18" w:space="0"/>
+            <w:left w:val="none" w:color="auto" w:sz="0" w:space="0"/>
+            <w:bottom w:val="dotted" w:color="45A3A7" w:sz="4" w:space="0"/>
+            <w:right w:val="none" w:color="auto" w:sz="0" w:space="0"/>
+            <w:insideH w:val="dotted" w:color="45A3A7" w:sz="4" w:space="0"/>
+            <w:insideV w:val="dotted" w:color="45A3A7" w:sz="4" w:space="0"/>
+          </w:tblBorders>
+          <w:tblCellMar>
+            <w:top w:w="0" w:type="dxa"/>
+            <w:left w:w="108" w:type="dxa"/>
+            <w:bottom w:w="0" w:type="dxa"/>
+            <w:right w:w="108" w:type="dxa"/>
+          </w:tblCellMar>
+        </w:tblPrEx>
+        <w:tc>
+          <w:tcPr>
+            <w:tcW w:w="1843" w:type="dxa"/>
+            <w:tcBorders>
+              <w:top w:val="single" w:color="FFFFFF" w:sz="18" w:space="0"/>
+              <w:left w:val="nil"/>
+              <w:bottom w:val="single" w:color="FFFFFF" w:sz="18" w:space="0"/>
+              <w:right w:val="nil"/>
+            </w:tcBorders>
+            <w:shd w:val="clear" w:color="auto" w:fill="62B541"/>
+            <w:vAlign w:val="center"/>
+          </w:tcPr>
+          <w:p>
+            <w:pPr>
+              <w:keepNext/>
+              <w:rPr>
+                <w:rFonts w:ascii="Times New Roman" w:hAnsi="Times New Roman" w:eastAsia="微软雅黑" w:cs="Times New Roman"/>
+                <w:b/>
+                <w:color w:val="FFFFFF" w:themeColor="background1"/>
+                <w:sz w:val="18"/>
+                <w:szCs w:val="18"/>
+                <w:lang w:eastAsia="zh-CN"/>
+                <w14:textFill>
+                  <w14:solidFill>
+                    <w14:schemeClr w14:val="bg1"/>
+                  </w14:solidFill>
+                </w14:textFill>
+              </w:rPr>
+            </w:pPr>
+            <w:r>
+              <w:rPr>
+                <w:rFonts w:ascii="Times New Roman" w:hAnsi="Times New Roman" w:eastAsia="微软雅黑" w:cs="Times New Roman"/>
+                <w:b/>
+                <w:color w:val="FFFFFF" w:themeColor="background1"/>
+                <w:sz w:val="18"/>
+                <w:szCs w:val="18"/>
+                <w:lang w:eastAsia="zh-CN"/>
+                <w14:textFill>
+                  <w14:solidFill>
+                    <w14:schemeClr w14:val="bg1"/>
+                  </w14:solidFill>
+                </w14:textFill>
+              </w:rPr>
+              <w:t>突变说明</w:t>
+            </w:r>
+          </w:p>
+        </w:tc>
+        <w:tc>
+          <w:tcPr>
+            <w:tcW w:w="8027" w:type="dxa"/>
+            <w:tcBorders>
+              <w:top w:val="single" w:color="A4A4A4" w:sz="4" w:space="0"/>
+              <w:left w:val="nil"/>
+              <w:bottom w:val="single" w:color="A4A4A4" w:sz="4" w:space="0"/>
+              <w:right w:val="nil"/>
+            </w:tcBorders>
+            <w:vAlign w:val="center"/>
+          </w:tcPr>
+          <w:p>
+            <w:pPr>
+              <w:keepNext/>
+              <w:rPr>
+                <w:rFonts w:ascii="Times New Roman" w:hAnsi="Times New Roman" w:eastAsia="微软雅黑" w:cs="Times New Roman"/>
+                <w:sz w:val="18"/>
+                <w:szCs w:val="18"/>
+                <w:lang w:eastAsia="zh-CN"/>
+              </w:rPr>
+            </w:pPr>
+            <w:r>
+              <w:rPr>
+                <w:rFonts w:hint="eastAsia" w:ascii="Times New Roman" w:hAnsi="Times New Roman" w:eastAsia="微软雅黑" w:cs="Times New Roman"/>
+                <w:color w:val="000000"/>
+                <w:sz w:val="18"/>
+                <w:szCs w:val="18"/>
+                <w:lang w:eastAsia="zh-CN"/>
+              </w:rPr>
+              <w:t>{{ vus.mutDesc }}</w:t>
+            </w:r>
+          </w:p>
+        </w:tc>
+      </w:tr>
+      <w:tr>
+        <w:tblPrEx>
+          <w:tblBorders>
+            <w:top w:val="single" w:color="45A3A7" w:sz="18" w:space="0"/>
+            <w:left w:val="none" w:color="auto" w:sz="0" w:space="0"/>
+            <w:bottom w:val="dotted" w:color="45A3A7" w:sz="4" w:space="0"/>
+            <w:right w:val="none" w:color="auto" w:sz="0" w:space="0"/>
+            <w:insideH w:val="dotted" w:color="45A3A7" w:sz="4" w:space="0"/>
+            <w:insideV w:val="dotted" w:color="45A3A7" w:sz="4" w:space="0"/>
+          </w:tblBorders>
+          <w:tblCellMar>
+            <w:top w:w="0" w:type="dxa"/>
+            <w:left w:w="108" w:type="dxa"/>
+            <w:bottom w:w="0" w:type="dxa"/>
+            <w:right w:w="108" w:type="dxa"/>
+          </w:tblCellMar>
+        </w:tblPrEx>
+        <w:tc>
+          <w:tcPr>
+            <w:tcW w:w="1843" w:type="dxa"/>
+            <w:tcBorders>
+              <w:top w:val="single" w:color="FFFFFF" w:sz="18" w:space="0"/>
+              <w:left w:val="nil"/>
+              <w:bottom w:val="nil"/>
+              <w:right w:val="nil"/>
+            </w:tcBorders>
+            <w:shd w:val="clear" w:color="auto" w:fill="62B541"/>
+            <w:vAlign w:val="center"/>
+          </w:tcPr>
+          <w:p>
+            <w:pPr>
+              <w:keepNext/>
+              <w:rPr>
+                <w:rFonts w:ascii="Times New Roman" w:hAnsi="Times New Roman" w:eastAsia="微软雅黑" w:cs="Times New Roman"/>
+                <w:b/>
+                <w:color w:val="FFFFFF" w:themeColor="background1"/>
+                <w:sz w:val="18"/>
+                <w:szCs w:val="18"/>
+                <w:lang w:eastAsia="zh-CN"/>
+                <w14:textFill>
+                  <w14:solidFill>
+                    <w14:schemeClr w14:val="bg1"/>
+                  </w14:solidFill>
+                </w14:textFill>
+              </w:rPr>
+            </w:pPr>
+            <w:r>
+              <w:rPr>
+                <w:rFonts w:ascii="Times New Roman" w:hAnsi="Times New Roman" w:eastAsia="微软雅黑" w:cs="Times New Roman"/>
+                <w:b/>
+                <w:color w:val="FFFFFF" w:themeColor="background1"/>
+                <w:sz w:val="18"/>
+                <w:szCs w:val="18"/>
+                <w:lang w:eastAsia="zh-CN"/>
+                <w14:textFill>
+                  <w14:solidFill>
+                    <w14:schemeClr w14:val="bg1"/>
+                  </w14:solidFill>
+                </w14:textFill>
+              </w:rPr>
+              <w:t>基因说明</w:t>
+            </w:r>
+          </w:p>
+        </w:tc>
+        <w:tc>
+          <w:tcPr>
+            <w:tcW w:w="8027" w:type="dxa"/>
+            <w:tcBorders>
+              <w:top w:val="single" w:color="A4A4A4" w:sz="4" w:space="0"/>
+              <w:left w:val="nil"/>
+              <w:bottom w:val="single" w:color="A4A4A4" w:sz="4" w:space="0"/>
+              <w:right w:val="nil"/>
+            </w:tcBorders>
+            <w:vAlign w:val="center"/>
+          </w:tcPr>
+          <w:p>
+            <w:pPr>
+              <w:keepNext/>
+              <w:rPr>
+                <w:rFonts w:ascii="Times New Roman" w:hAnsi="Times New Roman" w:eastAsia="微软雅黑" w:cs="Times New Roman"/>
+                <w:sz w:val="18"/>
+                <w:szCs w:val="18"/>
+                <w:lang w:eastAsia="zh-CN"/>
+              </w:rPr>
+            </w:pPr>
+            <w:r>
+              <w:rPr>
+                <w:rFonts w:hint="eastAsia" w:ascii="Times New Roman" w:hAnsi="Times New Roman" w:eastAsia="微软雅黑" w:cs="Times New Roman"/>
+                <w:sz w:val="18"/>
+                <w:szCs w:val="18"/>
+                <w:lang w:eastAsia="zh-CN"/>
+              </w:rPr>
+              <w:t>{{ vus.gene_description_chinese }}</w:t>
+            </w:r>
+          </w:p>
+        </w:tc>
+      </w:tr>
+    </w:tbl>
+    <w:p>
+      <w:pPr>
+        <w:rPr>
+          <w:rFonts w:ascii="Times New Roman" w:hAnsi="Times New Roman" w:eastAsia="微软雅黑" w:cs="Times New Roman"/>
+          <w:b/>
+          <w:sz w:val="24"/>
+          <w:szCs w:val="24"/>
+          <w:lang w:eastAsia="zh-CN"/>
+        </w:rPr>
+      </w:pPr>
+      <w:r>
+        <w:rPr>
+          <w:rFonts w:hint="eastAsia" w:ascii="Times New Roman" w:hAnsi="Times New Roman" w:eastAsia="微软雅黑" w:cs="Times New Roman"/>
+          <w:b/>
+          <w:sz w:val="24"/>
+          <w:szCs w:val="24"/>
+          <w:lang w:eastAsia="zh-CN"/>
+        </w:rPr>
+        <w:t>{% endfor %}{% for tdd in ComplexDrugStr</w:t>
+      </w:r>
+      <w:r>
+        <w:rPr>
+          <w:rFonts w:hint="eastAsia" w:ascii="Times New Roman" w:hAnsi="Times New Roman" w:eastAsia="微软雅黑" w:cs="Times New Roman"/>
+          <w:b/>
+          <w:sz w:val="24"/>
+          <w:szCs w:val="24"/>
+          <w:lang w:val="en-US" w:eastAsia="zh-CN"/>
+        </w:rPr>
+        <w:t xml:space="preserve"> </w:t>
+      </w:r>
+      <w:r>
+        <w:rPr>
+          <w:rFonts w:hint="eastAsia" w:ascii="Times New Roman" w:hAnsi="Times New Roman" w:eastAsia="微软雅黑" w:cs="Times New Roman"/>
+          <w:b/>
+          <w:sz w:val="24"/>
+          <w:szCs w:val="24"/>
+          <w:lang w:eastAsia="zh-CN"/>
+        </w:rPr>
+        <w:t>%}</w:t>
+      </w:r>
+    </w:p>
+    <w:p>
+      <w:pPr>
+        <w:keepNext/>
+        <w:spacing w:before="120" w:beforeLines="50" w:after="120" w:afterLines="50"/>
+        <w:rPr>
+          <w:rFonts w:ascii="Times New Roman" w:hAnsi="Times New Roman" w:eastAsia="微软雅黑" w:cs="Times New Roman"/>
+          <w:b/>
+          <w:sz w:val="24"/>
+          <w:szCs w:val="24"/>
+          <w:lang w:eastAsia="zh-CN"/>
+        </w:rPr>
+      </w:pPr>
+      <w:r>
+        <w:rPr>
+          <w:rFonts w:hint="eastAsia" w:ascii="Times New Roman" w:hAnsi="Times New Roman" w:eastAsia="微软雅黑" w:cs="Times New Roman"/>
+          <w:b/>
+          <w:sz w:val="24"/>
+          <w:szCs w:val="24"/>
+          <w:lang w:eastAsia="zh-CN"/>
+        </w:rPr>
+        <w:t>{{ tdd.comutation }}</w:t>
+      </w:r>
+    </w:p>
+    <w:tbl>
+      <w:tblPr>
+        <w:tblStyle w:val="16"/>
+        <w:tblpPr w:leftFromText="180" w:rightFromText="180" w:vertAnchor="text" w:tblpXSpec="center" w:tblpY="1"/>
+        <w:tblOverlap w:val="never"/>
+        <w:tblW w:w="9870" w:type="dxa"/>
+        <w:jc w:val="center"/>
+        <w:tblBorders>
+          <w:top w:val="single" w:color="45A3A7" w:sz="18" w:space="0"/>
+          <w:left w:val="none" w:color="auto" w:sz="0" w:space="0"/>
+          <w:bottom w:val="dotted" w:color="45A3A7" w:sz="4" w:space="0"/>
+          <w:right w:val="none" w:color="auto" w:sz="0" w:space="0"/>
+          <w:insideH w:val="dotted" w:color="45A3A7" w:sz="4" w:space="0"/>
+          <w:insideV w:val="dotted" w:color="45A3A7" w:sz="4" w:space="0"/>
+        </w:tblBorders>
+        <w:tblLayout w:type="fixed"/>
+        <w:tblCellMar>
+          <w:top w:w="0" w:type="dxa"/>
+          <w:left w:w="108" w:type="dxa"/>
+          <w:bottom w:w="0" w:type="dxa"/>
+          <w:right w:w="108" w:type="dxa"/>
+        </w:tblCellMar>
+      </w:tblPr>
+      <w:tblGrid>
+        <w:gridCol w:w="432"/>
+        <w:gridCol w:w="1191"/>
+        <w:gridCol w:w="8247"/>
+      </w:tblGrid>
+      <w:tr>
+        <w:tblPrEx>
+          <w:tblBorders>
+            <w:top w:val="single" w:color="45A3A7" w:sz="18" w:space="0"/>
+            <w:left w:val="none" w:color="auto" w:sz="0" w:space="0"/>
+            <w:bottom w:val="dotted" w:color="45A3A7" w:sz="4" w:space="0"/>
+            <w:right w:val="none" w:color="auto" w:sz="0" w:space="0"/>
+            <w:insideH w:val="dotted" w:color="45A3A7" w:sz="4" w:space="0"/>
+            <w:insideV w:val="dotted" w:color="45A3A7" w:sz="4" w:space="0"/>
+          </w:tblBorders>
+          <w:tblCellMar>
+            <w:top w:w="0" w:type="dxa"/>
+            <w:left w:w="108" w:type="dxa"/>
+            <w:bottom w:w="0" w:type="dxa"/>
+            <w:right w:w="108" w:type="dxa"/>
+          </w:tblCellMar>
+        </w:tblPrEx>
+        <w:trPr>
+          <w:trHeight w:val="417" w:hRule="atLeast"/>
+          <w:jc w:val="center"/>
+        </w:trPr>
+        <w:tc>
+          <w:tcPr>
+            <w:tcW w:w="1623" w:type="dxa"/>
+            <w:gridSpan w:val="2"/>
+            <w:tcBorders>
+              <w:top w:val="nil"/>
+              <w:left w:val="nil"/>
+              <w:bottom w:val="single" w:color="FFFFFF" w:themeColor="background1" w:sz="18" w:space="0"/>
+              <w:right w:val="nil"/>
+            </w:tcBorders>
+            <w:shd w:val="clear" w:color="auto" w:fill="62B541"/>
+            <w:vAlign w:val="center"/>
+          </w:tcPr>
+          <w:p>
+            <w:pPr>
+              <w:keepNext/>
+              <w:spacing w:before="26"/>
+              <w:jc w:val="center"/>
+              <w:rPr>
+                <w:rFonts w:ascii="Times New Roman" w:hAnsi="Times New Roman" w:eastAsia="微软雅黑" w:cs="Times New Roman"/>
+                <w:b/>
+                <w:color w:val="FFFFFF" w:themeColor="background1"/>
+                <w:sz w:val="18"/>
+                <w:szCs w:val="18"/>
+                <w:lang w:eastAsia="zh-CN"/>
+                <w14:textFill>
+                  <w14:solidFill>
+                    <w14:schemeClr w14:val="bg1"/>
+                  </w14:solidFill>
+                </w14:textFill>
+              </w:rPr>
+            </w:pPr>
+            <w:r>
+              <w:rPr>
+                <w:rFonts w:ascii="Times New Roman" w:hAnsi="Times New Roman" w:eastAsia="微软雅黑" w:cs="Times New Roman"/>
+                <w:b/>
+                <w:color w:val="FFFFFF" w:themeColor="background1"/>
+                <w:sz w:val="18"/>
+                <w:szCs w:val="18"/>
+                <w:lang w:eastAsia="zh-CN"/>
+                <w14:textFill>
+                  <w14:solidFill>
+                    <w14:schemeClr w14:val="bg1"/>
+                  </w14:solidFill>
+                </w14:textFill>
+              </w:rPr>
+              <w:t>突变形式</w:t>
+            </w:r>
+          </w:p>
+        </w:tc>
+        <w:tc>
+          <w:tcPr>
+            <w:tcW w:w="8247" w:type="dxa"/>
+            <w:tcBorders>
+              <w:top w:val="single" w:color="BFBFBF" w:sz="4" w:space="0"/>
+              <w:left w:val="nil"/>
+              <w:bottom w:val="single" w:color="A4A4A4" w:sz="4" w:space="0"/>
+              <w:right w:val="nil"/>
+            </w:tcBorders>
+            <w:vAlign w:val="center"/>
+          </w:tcPr>
+          <w:p>
+            <w:pPr>
+              <w:keepNext/>
+              <w:spacing w:before="26"/>
+              <w:jc w:val="center"/>
+              <w:rPr>
+                <w:rFonts w:ascii="Times New Roman" w:hAnsi="Times New Roman" w:eastAsia="微软雅黑" w:cs="Times New Roman"/>
+                <w:bCs/>
+                <w:sz w:val="18"/>
+                <w:szCs w:val="18"/>
+                <w:lang w:eastAsia="zh-CN"/>
+              </w:rPr>
+            </w:pPr>
+            <w:r>
+              <w:rPr>
+                <w:rFonts w:hint="eastAsia" w:ascii="Times New Roman" w:hAnsi="Times New Roman" w:eastAsia="微软雅黑" w:cs="Times New Roman"/>
+                <w:bCs/>
+                <w:sz w:val="18"/>
+                <w:szCs w:val="18"/>
+                <w:lang w:val="en-US" w:eastAsia="zh-CN"/>
+              </w:rPr>
+              <w:t>-</w:t>
             </w:r>
           </w:p>
         </w:tc>
@@ -21905,4693 +26620,6 @@
     </w:tbl>
     <w:p>
       <w:pPr>
-        <w:pStyle w:val="27"/>
-        <w:rPr>
-          <w:color w:val="auto"/>
-        </w:rPr>
-      </w:pPr>
-      <w:r>
-        <w:rPr>
-          <w:rFonts w:hint="eastAsia"/>
-          <w:color w:val="auto"/>
-        </w:rPr>
-        <w:t>{% endif %}{% endfor %}{% for vus in unknownVarAnalysisStr %}</w:t>
-      </w:r>
-    </w:p>
-    <w:p>
-      <w:pPr>
-        <w:keepNext/>
-        <w:spacing w:before="120" w:beforeLines="50" w:after="120" w:afterLines="50"/>
-        <w:rPr>
-          <w:rFonts w:ascii="Times New Roman" w:hAnsi="Times New Roman" w:eastAsia="微软雅黑" w:cs="Times New Roman"/>
-          <w:b/>
-          <w:sz w:val="24"/>
-          <w:szCs w:val="24"/>
-          <w:lang w:eastAsia="zh-CN"/>
-        </w:rPr>
-      </w:pPr>
-      <w:r>
-        <w:rPr>
-          <w:rFonts w:hint="eastAsia" w:ascii="Times New Roman" w:hAnsi="Times New Roman" w:eastAsia="微软雅黑" w:cs="Times New Roman"/>
-          <w:b/>
-          <w:sz w:val="24"/>
-          <w:szCs w:val="24"/>
-          <w:lang w:eastAsia="zh-CN"/>
-        </w:rPr>
-        <w:t>{{ vus.gene}}</w:t>
-      </w:r>
-    </w:p>
-    <w:tbl>
-      <w:tblPr>
-        <w:tblStyle w:val="16"/>
-        <w:tblpPr w:leftFromText="180" w:rightFromText="180" w:vertAnchor="text" w:tblpXSpec="center" w:tblpY="1"/>
-        <w:tblOverlap w:val="never"/>
-        <w:tblW w:w="9870" w:type="dxa"/>
-        <w:tblInd w:w="0" w:type="dxa"/>
-        <w:tblBorders>
-          <w:top w:val="single" w:color="45A3A7" w:sz="18" w:space="0"/>
-          <w:left w:val="none" w:color="auto" w:sz="0" w:space="0"/>
-          <w:bottom w:val="dotted" w:color="45A3A7" w:sz="4" w:space="0"/>
-          <w:right w:val="none" w:color="auto" w:sz="0" w:space="0"/>
-          <w:insideH w:val="dotted" w:color="45A3A7" w:sz="4" w:space="0"/>
-          <w:insideV w:val="dotted" w:color="45A3A7" w:sz="4" w:space="0"/>
-        </w:tblBorders>
-        <w:tblLayout w:type="fixed"/>
-        <w:tblCellMar>
-          <w:top w:w="0" w:type="dxa"/>
-          <w:left w:w="108" w:type="dxa"/>
-          <w:bottom w:w="0" w:type="dxa"/>
-          <w:right w:w="108" w:type="dxa"/>
-        </w:tblCellMar>
-      </w:tblPr>
-      <w:tblGrid>
-        <w:gridCol w:w="1843"/>
-        <w:gridCol w:w="8027"/>
-      </w:tblGrid>
-      <w:tr>
-        <w:tblPrEx>
-          <w:tblBorders>
-            <w:top w:val="single" w:color="45A3A7" w:sz="18" w:space="0"/>
-            <w:left w:val="none" w:color="auto" w:sz="0" w:space="0"/>
-            <w:bottom w:val="dotted" w:color="45A3A7" w:sz="4" w:space="0"/>
-            <w:right w:val="none" w:color="auto" w:sz="0" w:space="0"/>
-            <w:insideH w:val="dotted" w:color="45A3A7" w:sz="4" w:space="0"/>
-            <w:insideV w:val="dotted" w:color="45A3A7" w:sz="4" w:space="0"/>
-          </w:tblBorders>
-          <w:tblCellMar>
-            <w:top w:w="0" w:type="dxa"/>
-            <w:left w:w="108" w:type="dxa"/>
-            <w:bottom w:w="0" w:type="dxa"/>
-            <w:right w:w="108" w:type="dxa"/>
-          </w:tblCellMar>
-        </w:tblPrEx>
-        <w:trPr>
-          <w:trHeight w:val="329" w:hRule="atLeast"/>
-        </w:trPr>
-        <w:tc>
-          <w:tcPr>
-            <w:tcW w:w="1843" w:type="dxa"/>
-            <w:tcBorders>
-              <w:top w:val="nil"/>
-              <w:left w:val="nil"/>
-              <w:bottom w:val="single" w:color="FFFFFF" w:sz="18" w:space="0"/>
-              <w:right w:val="nil"/>
-            </w:tcBorders>
-            <w:shd w:val="clear" w:color="auto" w:fill="62B541"/>
-            <w:vAlign w:val="center"/>
-          </w:tcPr>
-          <w:p>
-            <w:pPr>
-              <w:keepNext/>
-              <w:rPr>
-                <w:rFonts w:ascii="Times New Roman" w:hAnsi="Times New Roman" w:eastAsia="微软雅黑" w:cs="Times New Roman"/>
-                <w:b/>
-                <w:color w:val="FFFFFF" w:themeColor="background1"/>
-                <w:sz w:val="18"/>
-                <w:szCs w:val="18"/>
-                <w:lang w:eastAsia="zh-CN"/>
-                <w14:textFill>
-                  <w14:solidFill>
-                    <w14:schemeClr w14:val="bg1"/>
-                  </w14:solidFill>
-                </w14:textFill>
-              </w:rPr>
-            </w:pPr>
-            <w:r>
-              <w:rPr>
-                <w:rFonts w:ascii="Times New Roman" w:hAnsi="Times New Roman" w:eastAsia="微软雅黑" w:cs="Times New Roman"/>
-                <w:b/>
-                <w:color w:val="FFFFFF" w:themeColor="background1"/>
-                <w:sz w:val="18"/>
-                <w:szCs w:val="18"/>
-                <w:lang w:eastAsia="zh-CN"/>
-                <w14:textFill>
-                  <w14:solidFill>
-                    <w14:schemeClr w14:val="bg1"/>
-                  </w14:solidFill>
-                </w14:textFill>
-              </w:rPr>
-              <w:t>突变形式</w:t>
-            </w:r>
-          </w:p>
-        </w:tc>
-        <w:tc>
-          <w:tcPr>
-            <w:tcW w:w="8027" w:type="dxa"/>
-            <w:tcBorders>
-              <w:top w:val="single" w:color="A4A4A4" w:sz="4" w:space="0"/>
-              <w:left w:val="nil"/>
-              <w:bottom w:val="single" w:color="A4A4A4" w:sz="4" w:space="0"/>
-              <w:right w:val="nil"/>
-            </w:tcBorders>
-            <w:vAlign w:val="center"/>
-          </w:tcPr>
-          <w:p>
-            <w:pPr>
-              <w:keepNext/>
-              <w:rPr>
-                <w:rFonts w:ascii="Times New Roman" w:hAnsi="Times New Roman" w:eastAsia="微软雅黑" w:cs="Times New Roman"/>
-                <w:sz w:val="18"/>
-                <w:szCs w:val="18"/>
-                <w:lang w:eastAsia="zh-CN"/>
-              </w:rPr>
-            </w:pPr>
-            <w:r>
-              <w:rPr>
-                <w:rFonts w:hint="eastAsia" w:ascii="Times New Roman" w:hAnsi="Times New Roman" w:eastAsia="微软雅黑" w:cs="Times New Roman"/>
-                <w:color w:val="000000"/>
-                <w:sz w:val="18"/>
-                <w:szCs w:val="18"/>
-                <w:lang w:eastAsia="zh-CN"/>
-              </w:rPr>
-              <w:t>{{ vus.ori_variant }}</w:t>
-            </w:r>
-          </w:p>
-        </w:tc>
-      </w:tr>
-      <w:tr>
-        <w:tblPrEx>
-          <w:tblBorders>
-            <w:top w:val="single" w:color="45A3A7" w:sz="18" w:space="0"/>
-            <w:left w:val="none" w:color="auto" w:sz="0" w:space="0"/>
-            <w:bottom w:val="dotted" w:color="45A3A7" w:sz="4" w:space="0"/>
-            <w:right w:val="none" w:color="auto" w:sz="0" w:space="0"/>
-            <w:insideH w:val="dotted" w:color="45A3A7" w:sz="4" w:space="0"/>
-            <w:insideV w:val="dotted" w:color="45A3A7" w:sz="4" w:space="0"/>
-          </w:tblBorders>
-          <w:tblCellMar>
-            <w:top w:w="0" w:type="dxa"/>
-            <w:left w:w="108" w:type="dxa"/>
-            <w:bottom w:w="0" w:type="dxa"/>
-            <w:right w:w="108" w:type="dxa"/>
-          </w:tblCellMar>
-        </w:tblPrEx>
-        <w:tc>
-          <w:tcPr>
-            <w:tcW w:w="1843" w:type="dxa"/>
-            <w:tcBorders>
-              <w:top w:val="single" w:color="FFFFFF" w:sz="18" w:space="0"/>
-              <w:left w:val="nil"/>
-              <w:bottom w:val="single" w:color="FFFFFF" w:sz="18" w:space="0"/>
-              <w:right w:val="nil"/>
-            </w:tcBorders>
-            <w:shd w:val="clear" w:color="auto" w:fill="62B541"/>
-            <w:vAlign w:val="center"/>
-          </w:tcPr>
-          <w:p>
-            <w:pPr>
-              <w:keepNext/>
-              <w:rPr>
-                <w:rFonts w:ascii="Times New Roman" w:hAnsi="Times New Roman" w:eastAsia="微软雅黑" w:cs="Times New Roman"/>
-                <w:b/>
-                <w:color w:val="FFFFFF" w:themeColor="background1"/>
-                <w:sz w:val="18"/>
-                <w:szCs w:val="18"/>
-                <w:lang w:eastAsia="zh-CN"/>
-                <w14:textFill>
-                  <w14:solidFill>
-                    <w14:schemeClr w14:val="bg1"/>
-                  </w14:solidFill>
-                </w14:textFill>
-              </w:rPr>
-            </w:pPr>
-            <w:r>
-              <w:rPr>
-                <w:rFonts w:ascii="Times New Roman" w:hAnsi="Times New Roman" w:eastAsia="微软雅黑" w:cs="Times New Roman"/>
-                <w:b/>
-                <w:color w:val="FFFFFF" w:themeColor="background1"/>
-                <w:sz w:val="18"/>
-                <w:szCs w:val="18"/>
-                <w:lang w:eastAsia="zh-CN"/>
-                <w14:textFill>
-                  <w14:solidFill>
-                    <w14:schemeClr w14:val="bg1"/>
-                  </w14:solidFill>
-                </w14:textFill>
-              </w:rPr>
-              <w:t>突变说明</w:t>
-            </w:r>
-          </w:p>
-        </w:tc>
-        <w:tc>
-          <w:tcPr>
-            <w:tcW w:w="8027" w:type="dxa"/>
-            <w:tcBorders>
-              <w:top w:val="single" w:color="A4A4A4" w:sz="4" w:space="0"/>
-              <w:left w:val="nil"/>
-              <w:bottom w:val="single" w:color="A4A4A4" w:sz="4" w:space="0"/>
-              <w:right w:val="nil"/>
-            </w:tcBorders>
-            <w:vAlign w:val="center"/>
-          </w:tcPr>
-          <w:p>
-            <w:pPr>
-              <w:keepNext/>
-              <w:rPr>
-                <w:rFonts w:ascii="Times New Roman" w:hAnsi="Times New Roman" w:eastAsia="微软雅黑" w:cs="Times New Roman"/>
-                <w:sz w:val="18"/>
-                <w:szCs w:val="18"/>
-                <w:lang w:eastAsia="zh-CN"/>
-              </w:rPr>
-            </w:pPr>
-            <w:r>
-              <w:rPr>
-                <w:rFonts w:hint="eastAsia" w:ascii="Times New Roman" w:hAnsi="Times New Roman" w:eastAsia="微软雅黑" w:cs="Times New Roman"/>
-                <w:color w:val="000000"/>
-                <w:sz w:val="18"/>
-                <w:szCs w:val="18"/>
-                <w:lang w:eastAsia="zh-CN"/>
-              </w:rPr>
-              <w:t>{{ vus.mutDesc }}</w:t>
-            </w:r>
-          </w:p>
-        </w:tc>
-      </w:tr>
-      <w:tr>
-        <w:tblPrEx>
-          <w:tblBorders>
-            <w:top w:val="single" w:color="45A3A7" w:sz="18" w:space="0"/>
-            <w:left w:val="none" w:color="auto" w:sz="0" w:space="0"/>
-            <w:bottom w:val="dotted" w:color="45A3A7" w:sz="4" w:space="0"/>
-            <w:right w:val="none" w:color="auto" w:sz="0" w:space="0"/>
-            <w:insideH w:val="dotted" w:color="45A3A7" w:sz="4" w:space="0"/>
-            <w:insideV w:val="dotted" w:color="45A3A7" w:sz="4" w:space="0"/>
-          </w:tblBorders>
-          <w:tblCellMar>
-            <w:top w:w="0" w:type="dxa"/>
-            <w:left w:w="108" w:type="dxa"/>
-            <w:bottom w:w="0" w:type="dxa"/>
-            <w:right w:w="108" w:type="dxa"/>
-          </w:tblCellMar>
-        </w:tblPrEx>
-        <w:tc>
-          <w:tcPr>
-            <w:tcW w:w="1843" w:type="dxa"/>
-            <w:tcBorders>
-              <w:top w:val="single" w:color="FFFFFF" w:sz="18" w:space="0"/>
-              <w:left w:val="nil"/>
-              <w:bottom w:val="nil"/>
-              <w:right w:val="nil"/>
-            </w:tcBorders>
-            <w:shd w:val="clear" w:color="auto" w:fill="62B541"/>
-            <w:vAlign w:val="center"/>
-          </w:tcPr>
-          <w:p>
-            <w:pPr>
-              <w:keepNext/>
-              <w:rPr>
-                <w:rFonts w:ascii="Times New Roman" w:hAnsi="Times New Roman" w:eastAsia="微软雅黑" w:cs="Times New Roman"/>
-                <w:b/>
-                <w:color w:val="FFFFFF" w:themeColor="background1"/>
-                <w:sz w:val="18"/>
-                <w:szCs w:val="18"/>
-                <w:lang w:eastAsia="zh-CN"/>
-                <w14:textFill>
-                  <w14:solidFill>
-                    <w14:schemeClr w14:val="bg1"/>
-                  </w14:solidFill>
-                </w14:textFill>
-              </w:rPr>
-            </w:pPr>
-            <w:r>
-              <w:rPr>
-                <w:rFonts w:ascii="Times New Roman" w:hAnsi="Times New Roman" w:eastAsia="微软雅黑" w:cs="Times New Roman"/>
-                <w:b/>
-                <w:color w:val="FFFFFF" w:themeColor="background1"/>
-                <w:sz w:val="18"/>
-                <w:szCs w:val="18"/>
-                <w:lang w:eastAsia="zh-CN"/>
-                <w14:textFill>
-                  <w14:solidFill>
-                    <w14:schemeClr w14:val="bg1"/>
-                  </w14:solidFill>
-                </w14:textFill>
-              </w:rPr>
-              <w:t>基因说明</w:t>
-            </w:r>
-          </w:p>
-        </w:tc>
-        <w:tc>
-          <w:tcPr>
-            <w:tcW w:w="8027" w:type="dxa"/>
-            <w:tcBorders>
-              <w:top w:val="single" w:color="A4A4A4" w:sz="4" w:space="0"/>
-              <w:left w:val="nil"/>
-              <w:bottom w:val="single" w:color="A4A4A4" w:sz="4" w:space="0"/>
-              <w:right w:val="nil"/>
-            </w:tcBorders>
-            <w:vAlign w:val="center"/>
-          </w:tcPr>
-          <w:p>
-            <w:pPr>
-              <w:keepNext/>
-              <w:rPr>
-                <w:rFonts w:ascii="Times New Roman" w:hAnsi="Times New Roman" w:eastAsia="微软雅黑" w:cs="Times New Roman"/>
-                <w:sz w:val="18"/>
-                <w:szCs w:val="18"/>
-                <w:lang w:eastAsia="zh-CN"/>
-              </w:rPr>
-            </w:pPr>
-            <w:r>
-              <w:rPr>
-                <w:rFonts w:hint="eastAsia" w:ascii="Times New Roman" w:hAnsi="Times New Roman" w:eastAsia="微软雅黑" w:cs="Times New Roman"/>
-                <w:sz w:val="18"/>
-                <w:szCs w:val="18"/>
-                <w:lang w:eastAsia="zh-CN"/>
-              </w:rPr>
-              <w:t>{{ vus.gene_description_chinese }}</w:t>
-            </w:r>
-          </w:p>
-        </w:tc>
-      </w:tr>
-    </w:tbl>
-    <w:p>
-      <w:pPr>
-        <w:rPr>
-          <w:rFonts w:ascii="Times New Roman" w:hAnsi="Times New Roman" w:eastAsia="微软雅黑" w:cs="Times New Roman"/>
-          <w:b/>
-          <w:sz w:val="24"/>
-          <w:szCs w:val="24"/>
-          <w:lang w:eastAsia="zh-CN"/>
-        </w:rPr>
-      </w:pPr>
-      <w:r>
-        <w:rPr>
-          <w:rFonts w:hint="eastAsia" w:ascii="Times New Roman" w:hAnsi="Times New Roman" w:eastAsia="微软雅黑" w:cs="Times New Roman"/>
-          <w:b/>
-          <w:sz w:val="24"/>
-          <w:szCs w:val="24"/>
-          <w:lang w:eastAsia="zh-CN"/>
-        </w:rPr>
-        <w:t>{% endfor %}{% for tdd in ComplexDrugStr</w:t>
-      </w:r>
-      <w:r>
-        <w:rPr>
-          <w:rFonts w:hint="eastAsia" w:ascii="Times New Roman" w:hAnsi="Times New Roman" w:eastAsia="微软雅黑" w:cs="Times New Roman"/>
-          <w:b/>
-          <w:sz w:val="24"/>
-          <w:szCs w:val="24"/>
-          <w:lang w:val="en-US" w:eastAsia="zh-CN"/>
-        </w:rPr>
-        <w:t xml:space="preserve"> </w:t>
-      </w:r>
-      <w:r>
-        <w:rPr>
-          <w:rFonts w:hint="eastAsia" w:ascii="Times New Roman" w:hAnsi="Times New Roman" w:eastAsia="微软雅黑" w:cs="Times New Roman"/>
-          <w:b/>
-          <w:sz w:val="24"/>
-          <w:szCs w:val="24"/>
-          <w:lang w:eastAsia="zh-CN"/>
-        </w:rPr>
-        <w:t>%}</w:t>
-      </w:r>
-    </w:p>
-    <w:p>
-      <w:pPr>
-        <w:keepNext/>
-        <w:spacing w:before="120" w:beforeLines="50" w:after="120" w:afterLines="50"/>
-        <w:rPr>
-          <w:rFonts w:ascii="Times New Roman" w:hAnsi="Times New Roman" w:eastAsia="微软雅黑" w:cs="Times New Roman"/>
-          <w:b/>
-          <w:sz w:val="24"/>
-          <w:szCs w:val="24"/>
-          <w:lang w:eastAsia="zh-CN"/>
-        </w:rPr>
-      </w:pPr>
-      <w:r>
-        <w:rPr>
-          <w:rFonts w:hint="eastAsia" w:ascii="Times New Roman" w:hAnsi="Times New Roman" w:eastAsia="微软雅黑" w:cs="Times New Roman"/>
-          <w:b/>
-          <w:sz w:val="24"/>
-          <w:szCs w:val="24"/>
-          <w:lang w:eastAsia="zh-CN"/>
-        </w:rPr>
-        <w:t>{{ tdd.comutation }}</w:t>
-      </w:r>
-    </w:p>
-    <w:tbl>
-      <w:tblPr>
-        <w:tblStyle w:val="16"/>
-        <w:tblpPr w:leftFromText="180" w:rightFromText="180" w:vertAnchor="text" w:tblpXSpec="center" w:tblpY="1"/>
-        <w:tblOverlap w:val="never"/>
-        <w:tblW w:w="9870" w:type="dxa"/>
-        <w:jc w:val="center"/>
-        <w:tblBorders>
-          <w:top w:val="single" w:color="45A3A7" w:sz="18" w:space="0"/>
-          <w:left w:val="none" w:color="auto" w:sz="0" w:space="0"/>
-          <w:bottom w:val="dotted" w:color="45A3A7" w:sz="4" w:space="0"/>
-          <w:right w:val="none" w:color="auto" w:sz="0" w:space="0"/>
-          <w:insideH w:val="dotted" w:color="45A3A7" w:sz="4" w:space="0"/>
-          <w:insideV w:val="dotted" w:color="45A3A7" w:sz="4" w:space="0"/>
-        </w:tblBorders>
-        <w:tblLayout w:type="fixed"/>
-        <w:tblCellMar>
-          <w:top w:w="0" w:type="dxa"/>
-          <w:left w:w="108" w:type="dxa"/>
-          <w:bottom w:w="0" w:type="dxa"/>
-          <w:right w:w="108" w:type="dxa"/>
-        </w:tblCellMar>
-      </w:tblPr>
-      <w:tblGrid>
-        <w:gridCol w:w="432"/>
-        <w:gridCol w:w="1191"/>
-        <w:gridCol w:w="8247"/>
-      </w:tblGrid>
-      <w:tr>
-        <w:tblPrEx>
-          <w:tblBorders>
-            <w:top w:val="single" w:color="45A3A7" w:sz="18" w:space="0"/>
-            <w:left w:val="none" w:color="auto" w:sz="0" w:space="0"/>
-            <w:bottom w:val="dotted" w:color="45A3A7" w:sz="4" w:space="0"/>
-            <w:right w:val="none" w:color="auto" w:sz="0" w:space="0"/>
-            <w:insideH w:val="dotted" w:color="45A3A7" w:sz="4" w:space="0"/>
-            <w:insideV w:val="dotted" w:color="45A3A7" w:sz="4" w:space="0"/>
-          </w:tblBorders>
-          <w:tblCellMar>
-            <w:top w:w="0" w:type="dxa"/>
-            <w:left w:w="108" w:type="dxa"/>
-            <w:bottom w:w="0" w:type="dxa"/>
-            <w:right w:w="108" w:type="dxa"/>
-          </w:tblCellMar>
-        </w:tblPrEx>
-        <w:trPr>
-          <w:trHeight w:val="417" w:hRule="atLeast"/>
-          <w:jc w:val="center"/>
-        </w:trPr>
-        <w:tc>
-          <w:tcPr>
-            <w:tcW w:w="1623" w:type="dxa"/>
-            <w:gridSpan w:val="2"/>
-            <w:tcBorders>
-              <w:top w:val="nil"/>
-              <w:left w:val="nil"/>
-              <w:bottom w:val="single" w:color="FFFFFF" w:themeColor="background1" w:sz="18" w:space="0"/>
-              <w:right w:val="nil"/>
-            </w:tcBorders>
-            <w:shd w:val="clear" w:color="auto" w:fill="62B541"/>
-            <w:vAlign w:val="center"/>
-          </w:tcPr>
-          <w:p>
-            <w:pPr>
-              <w:keepNext/>
-              <w:spacing w:before="26"/>
-              <w:jc w:val="center"/>
-              <w:rPr>
-                <w:rFonts w:ascii="Times New Roman" w:hAnsi="Times New Roman" w:eastAsia="微软雅黑" w:cs="Times New Roman"/>
-                <w:b/>
-                <w:color w:val="FFFFFF" w:themeColor="background1"/>
-                <w:sz w:val="18"/>
-                <w:szCs w:val="18"/>
-                <w:lang w:eastAsia="zh-CN"/>
-                <w14:textFill>
-                  <w14:solidFill>
-                    <w14:schemeClr w14:val="bg1"/>
-                  </w14:solidFill>
-                </w14:textFill>
-              </w:rPr>
-            </w:pPr>
-            <w:r>
-              <w:rPr>
-                <w:rFonts w:ascii="Times New Roman" w:hAnsi="Times New Roman" w:eastAsia="微软雅黑" w:cs="Times New Roman"/>
-                <w:b/>
-                <w:color w:val="FFFFFF" w:themeColor="background1"/>
-                <w:sz w:val="18"/>
-                <w:szCs w:val="18"/>
-                <w:lang w:eastAsia="zh-CN"/>
-                <w14:textFill>
-                  <w14:solidFill>
-                    <w14:schemeClr w14:val="bg1"/>
-                  </w14:solidFill>
-                </w14:textFill>
-              </w:rPr>
-              <w:t>突变形式</w:t>
-            </w:r>
-          </w:p>
-        </w:tc>
-        <w:tc>
-          <w:tcPr>
-            <w:tcW w:w="8247" w:type="dxa"/>
-            <w:tcBorders>
-              <w:top w:val="single" w:color="BFBFBF" w:sz="4" w:space="0"/>
-              <w:left w:val="nil"/>
-              <w:bottom w:val="single" w:color="A4A4A4" w:sz="4" w:space="0"/>
-              <w:right w:val="nil"/>
-            </w:tcBorders>
-            <w:vAlign w:val="center"/>
-          </w:tcPr>
-          <w:p>
-            <w:pPr>
-              <w:keepNext/>
-              <w:spacing w:before="26"/>
-              <w:jc w:val="center"/>
-              <w:rPr>
-                <w:rFonts w:ascii="Times New Roman" w:hAnsi="Times New Roman" w:eastAsia="微软雅黑" w:cs="Times New Roman"/>
-                <w:bCs/>
-                <w:sz w:val="18"/>
-                <w:szCs w:val="18"/>
-                <w:lang w:eastAsia="zh-CN"/>
-              </w:rPr>
-            </w:pPr>
-            <w:r>
-              <w:rPr>
-                <w:rFonts w:hint="eastAsia" w:ascii="Times New Roman" w:hAnsi="Times New Roman" w:eastAsia="微软雅黑" w:cs="Times New Roman"/>
-                <w:bCs/>
-                <w:sz w:val="18"/>
-                <w:szCs w:val="18"/>
-                <w:lang w:val="en-US" w:eastAsia="zh-CN"/>
-              </w:rPr>
-              <w:t>-</w:t>
-            </w:r>
-          </w:p>
-        </w:tc>
-      </w:tr>
-      <w:tr>
-        <w:tblPrEx>
-          <w:tblBorders>
-            <w:top w:val="single" w:color="45A3A7" w:sz="18" w:space="0"/>
-            <w:left w:val="none" w:color="auto" w:sz="0" w:space="0"/>
-            <w:bottom w:val="dotted" w:color="45A3A7" w:sz="4" w:space="0"/>
-            <w:right w:val="none" w:color="auto" w:sz="0" w:space="0"/>
-            <w:insideH w:val="dotted" w:color="45A3A7" w:sz="4" w:space="0"/>
-            <w:insideV w:val="dotted" w:color="45A3A7" w:sz="4" w:space="0"/>
-          </w:tblBorders>
-          <w:tblCellMar>
-            <w:top w:w="0" w:type="dxa"/>
-            <w:left w:w="108" w:type="dxa"/>
-            <w:bottom w:w="0" w:type="dxa"/>
-            <w:right w:w="108" w:type="dxa"/>
-          </w:tblCellMar>
-        </w:tblPrEx>
-        <w:trPr>
-          <w:trHeight w:val="494" w:hRule="atLeast"/>
-          <w:jc w:val="center"/>
-        </w:trPr>
-        <w:tc>
-          <w:tcPr>
-            <w:tcW w:w="1623" w:type="dxa"/>
-            <w:gridSpan w:val="2"/>
-            <w:tcBorders>
-              <w:top w:val="single" w:color="FFFFFF" w:themeColor="background1" w:sz="18" w:space="0"/>
-              <w:left w:val="nil"/>
-              <w:bottom w:val="single" w:color="FFFFFF" w:themeColor="background1" w:sz="18" w:space="0"/>
-              <w:right w:val="nil"/>
-            </w:tcBorders>
-            <w:shd w:val="clear" w:color="auto" w:fill="62B541"/>
-            <w:vAlign w:val="center"/>
-          </w:tcPr>
-          <w:p>
-            <w:pPr>
-              <w:keepNext/>
-              <w:spacing w:before="26"/>
-              <w:jc w:val="center"/>
-              <w:rPr>
-                <w:rFonts w:ascii="Times New Roman" w:hAnsi="Times New Roman" w:eastAsia="微软雅黑" w:cs="Times New Roman"/>
-                <w:b/>
-                <w:color w:val="FFFFFF" w:themeColor="background1"/>
-                <w:sz w:val="18"/>
-                <w:szCs w:val="18"/>
-                <w:lang w:eastAsia="zh-CN"/>
-                <w14:textFill>
-                  <w14:solidFill>
-                    <w14:schemeClr w14:val="bg1"/>
-                  </w14:solidFill>
-                </w14:textFill>
-              </w:rPr>
-            </w:pPr>
-            <w:r>
-              <w:rPr>
-                <w:rFonts w:hint="eastAsia" w:ascii="Times New Roman" w:hAnsi="Times New Roman" w:eastAsia="微软雅黑" w:cs="Times New Roman"/>
-                <w:b/>
-                <w:color w:val="FFFFFF" w:themeColor="background1"/>
-                <w:sz w:val="18"/>
-                <w:szCs w:val="18"/>
-                <w:highlight w:val="none"/>
-                <w:lang w:eastAsia="zh-CN"/>
-                <w14:textFill>
-                  <w14:solidFill>
-                    <w14:schemeClr w14:val="bg1"/>
-                  </w14:solidFill>
-                </w14:textFill>
-              </w:rPr>
-              <w:t>{{ tdd.mutFreq</w:t>
-            </w:r>
-            <w:r>
-              <w:rPr>
-                <w:rFonts w:hint="eastAsia" w:ascii="Times New Roman" w:hAnsi="Times New Roman" w:eastAsia="微软雅黑" w:cs="Times New Roman"/>
-                <w:b/>
-                <w:color w:val="FFFFFF" w:themeColor="background1"/>
-                <w:sz w:val="18"/>
-                <w:szCs w:val="18"/>
-                <w:highlight w:val="none"/>
-                <w:lang w:val="en-US" w:eastAsia="zh-CN"/>
-                <w14:textFill>
-                  <w14:solidFill>
-                    <w14:schemeClr w14:val="bg1"/>
-                  </w14:solidFill>
-                </w14:textFill>
-              </w:rPr>
-              <w:t>Type</w:t>
-            </w:r>
-            <w:r>
-              <w:rPr>
-                <w:rFonts w:hint="eastAsia" w:ascii="Times New Roman" w:hAnsi="Times New Roman" w:eastAsia="微软雅黑" w:cs="Times New Roman"/>
-                <w:b/>
-                <w:color w:val="FFFFFF" w:themeColor="background1"/>
-                <w:sz w:val="18"/>
-                <w:szCs w:val="18"/>
-                <w:highlight w:val="none"/>
-                <w:lang w:eastAsia="zh-CN"/>
-                <w14:textFill>
-                  <w14:solidFill>
-                    <w14:schemeClr w14:val="bg1"/>
-                  </w14:solidFill>
-                </w14:textFill>
-              </w:rPr>
-              <w:t xml:space="preserve"> }}</w:t>
-            </w:r>
-          </w:p>
-        </w:tc>
-        <w:tc>
-          <w:tcPr>
-            <w:tcW w:w="8247" w:type="dxa"/>
-            <w:tcBorders>
-              <w:top w:val="single" w:color="A4A4A4" w:sz="4" w:space="0"/>
-              <w:left w:val="nil"/>
-              <w:bottom w:val="single" w:color="A4A4A4" w:sz="4" w:space="0"/>
-              <w:right w:val="nil"/>
-            </w:tcBorders>
-            <w:vAlign w:val="center"/>
-          </w:tcPr>
-          <w:p>
-            <w:pPr>
-              <w:keepNext/>
-              <w:spacing w:before="26"/>
-              <w:jc w:val="center"/>
-              <w:rPr>
-                <w:rFonts w:ascii="Times New Roman" w:hAnsi="Times New Roman" w:eastAsia="微软雅黑" w:cs="Times New Roman"/>
-                <w:bCs/>
-                <w:sz w:val="18"/>
-                <w:szCs w:val="18"/>
-                <w:lang w:eastAsia="zh-CN"/>
-              </w:rPr>
-            </w:pPr>
-            <w:r>
-              <w:rPr>
-                <w:rFonts w:hint="eastAsia" w:ascii="Times New Roman" w:hAnsi="Times New Roman" w:eastAsia="微软雅黑" w:cs="Times New Roman"/>
-                <w:bCs/>
-                <w:sz w:val="18"/>
-                <w:szCs w:val="18"/>
-                <w:lang w:eastAsia="zh-CN"/>
-              </w:rPr>
-              <w:t>{{ tdd.mutFreq }}</w:t>
-            </w:r>
-          </w:p>
-        </w:tc>
-      </w:tr>
-      <w:tr>
-        <w:tblPrEx>
-          <w:tblBorders>
-            <w:top w:val="single" w:color="45A3A7" w:sz="18" w:space="0"/>
-            <w:left w:val="none" w:color="auto" w:sz="0" w:space="0"/>
-            <w:bottom w:val="dotted" w:color="45A3A7" w:sz="4" w:space="0"/>
-            <w:right w:val="none" w:color="auto" w:sz="0" w:space="0"/>
-            <w:insideH w:val="dotted" w:color="45A3A7" w:sz="4" w:space="0"/>
-            <w:insideV w:val="dotted" w:color="45A3A7" w:sz="4" w:space="0"/>
-          </w:tblBorders>
-          <w:tblCellMar>
-            <w:top w:w="0" w:type="dxa"/>
-            <w:left w:w="108" w:type="dxa"/>
-            <w:bottom w:w="0" w:type="dxa"/>
-            <w:right w:w="108" w:type="dxa"/>
-          </w:tblCellMar>
-        </w:tblPrEx>
-        <w:trPr>
-          <w:trHeight w:val="474" w:hRule="atLeast"/>
-          <w:jc w:val="center"/>
-        </w:trPr>
-        <w:tc>
-          <w:tcPr>
-            <w:tcW w:w="432" w:type="dxa"/>
-            <w:vMerge w:val="restart"/>
-            <w:tcBorders>
-              <w:top w:val="single" w:color="FFFFFF" w:themeColor="background1" w:sz="18" w:space="0"/>
-              <w:left w:val="nil"/>
-              <w:bottom w:val="single" w:color="FFFFFF" w:themeColor="background1" w:sz="18" w:space="0"/>
-              <w:right w:val="single" w:color="FFFFFF" w:themeColor="background1" w:sz="18" w:space="0"/>
-            </w:tcBorders>
-            <w:shd w:val="clear" w:color="auto" w:fill="62B541"/>
-            <w:vAlign w:val="center"/>
-          </w:tcPr>
-          <w:p>
-            <w:pPr>
-              <w:spacing w:before="1" w:line="250" w:lineRule="auto"/>
-              <w:jc w:val="center"/>
-              <w:rPr>
-                <w:rFonts w:ascii="Times New Roman" w:hAnsi="Times New Roman" w:eastAsia="微软雅黑" w:cs="Times New Roman"/>
-                <w:sz w:val="18"/>
-                <w:szCs w:val="18"/>
-                <w:lang w:eastAsia="zh-CN"/>
-              </w:rPr>
-            </w:pPr>
-            <w:r>
-              <w:rPr>
-                <w:rFonts w:ascii="Times New Roman" w:hAnsi="Times New Roman" w:eastAsia="微软雅黑" w:cs="Times New Roman"/>
-                <w:b/>
-                <w:color w:val="FFFFFF" w:themeColor="background1"/>
-                <w:sz w:val="18"/>
-                <w:szCs w:val="18"/>
-                <w:lang w:eastAsia="zh-CN"/>
-                <w14:textFill>
-                  <w14:solidFill>
-                    <w14:schemeClr w14:val="bg1"/>
-                  </w14:solidFill>
-                </w14:textFill>
-              </w:rPr>
-              <w:t>潜在获益药物</w:t>
-            </w:r>
-          </w:p>
-        </w:tc>
-        <w:tc>
-          <w:tcPr>
-            <w:tcW w:w="1191" w:type="dxa"/>
-            <w:tcBorders>
-              <w:top w:val="single" w:color="FFFFFF" w:themeColor="background1" w:sz="18" w:space="0"/>
-              <w:left w:val="single" w:color="FFFFFF" w:themeColor="background1" w:sz="18" w:space="0"/>
-              <w:bottom w:val="single" w:color="FFFFFF" w:themeColor="background1" w:sz="18" w:space="0"/>
-              <w:right w:val="nil"/>
-            </w:tcBorders>
-            <w:shd w:val="clear" w:color="auto" w:fill="62B541"/>
-            <w:vAlign w:val="center"/>
-          </w:tcPr>
-          <w:p>
-            <w:pPr>
-              <w:spacing w:before="1" w:line="250" w:lineRule="auto"/>
-              <w:jc w:val="center"/>
-              <w:rPr>
-                <w:rFonts w:ascii="Times New Roman" w:hAnsi="Times New Roman" w:eastAsia="微软雅黑" w:cs="Times New Roman"/>
-                <w:b/>
-                <w:color w:val="FFFFFF" w:themeColor="background1"/>
-                <w:sz w:val="18"/>
-                <w:szCs w:val="18"/>
-                <w:lang w:eastAsia="zh-CN"/>
-                <w14:textFill>
-                  <w14:solidFill>
-                    <w14:schemeClr w14:val="bg1"/>
-                  </w14:solidFill>
-                </w14:textFill>
-              </w:rPr>
-            </w:pPr>
-            <w:r>
-              <w:rPr>
-                <w:rFonts w:ascii="Times New Roman" w:hAnsi="Times New Roman" w:eastAsia="微软雅黑" w:cs="Times New Roman"/>
-                <w:b/>
-                <w:color w:val="FFFFFF" w:themeColor="background1"/>
-                <w:sz w:val="18"/>
-                <w:szCs w:val="18"/>
-                <w:lang w:eastAsia="zh-CN"/>
-                <w14:textFill>
-                  <w14:solidFill>
-                    <w14:schemeClr w14:val="bg1"/>
-                  </w14:solidFill>
-                </w14:textFill>
-              </w:rPr>
-              <w:t>A级</w:t>
-            </w:r>
-          </w:p>
-        </w:tc>
-        <w:tc>
-          <w:tcPr>
-            <w:tcW w:w="8247" w:type="dxa"/>
-            <w:tcBorders>
-              <w:top w:val="single" w:color="A4A4A4" w:sz="4" w:space="0"/>
-              <w:left w:val="nil"/>
-              <w:bottom w:val="single" w:color="A4A4A4" w:sz="4" w:space="0"/>
-              <w:right w:val="nil"/>
-            </w:tcBorders>
-            <w:shd w:val="clear" w:color="auto" w:fill="auto"/>
-            <w:vAlign w:val="center"/>
-          </w:tcPr>
-          <w:p>
-            <w:pPr>
-              <w:spacing w:before="1" w:line="250" w:lineRule="auto"/>
-              <w:jc w:val="center"/>
-              <w:rPr>
-                <w:rFonts w:ascii="Times New Roman" w:hAnsi="Times New Roman" w:eastAsia="微软雅黑" w:cs="Times New Roman"/>
-                <w:b/>
-                <w:color w:val="FFFFFF" w:themeColor="background1"/>
-                <w:sz w:val="18"/>
-                <w:szCs w:val="18"/>
-                <w:lang w:eastAsia="zh-CN"/>
-                <w14:textFill>
-                  <w14:solidFill>
-                    <w14:schemeClr w14:val="bg1"/>
-                  </w14:solidFill>
-                </w14:textFill>
-              </w:rPr>
-            </w:pPr>
-            <w:r>
-              <w:rPr>
-                <w:rFonts w:ascii="Times New Roman" w:hAnsi="Times New Roman" w:eastAsia="微软雅黑" w:cs="Times New Roman"/>
-                <w:sz w:val="18"/>
-                <w:szCs w:val="18"/>
-                <w:lang w:eastAsia="zh-CN"/>
-              </w:rPr>
-              <w:t>{% if tdd.drugaStr == [] %}无{% else%}{% for d in tdd.drugaStr %}{%if loop.last%}</w:t>
-            </w:r>
-            <w:r>
-              <w:rPr>
-                <w:rFonts w:hint="eastAsia" w:ascii="Times New Roman" w:hAnsi="Times New Roman" w:eastAsia="微软雅黑" w:cs="Times New Roman"/>
-                <w:sz w:val="18"/>
-                <w:szCs w:val="18"/>
-                <w:lang w:eastAsia="zh-CN"/>
-              </w:rPr>
-              <w:t>{{ d.nameLevel }}</w:t>
-            </w:r>
-            <w:r>
-              <w:rPr>
-                <w:rFonts w:ascii="Times New Roman" w:hAnsi="Times New Roman" w:eastAsia="微软雅黑" w:cs="Times New Roman"/>
-                <w:sz w:val="18"/>
-                <w:szCs w:val="18"/>
-                <w:lang w:eastAsia="zh-CN"/>
-              </w:rPr>
-              <w:t>{%else%}</w:t>
-            </w:r>
-            <w:r>
-              <w:rPr>
-                <w:rFonts w:hint="eastAsia" w:ascii="Times New Roman" w:hAnsi="Times New Roman" w:eastAsia="微软雅黑" w:cs="Times New Roman"/>
-                <w:sz w:val="18"/>
-                <w:szCs w:val="18"/>
-                <w:lang w:eastAsia="zh-CN"/>
-              </w:rPr>
-              <w:t>{{ d.nameLevel }}</w:t>
-            </w:r>
-            <w:r>
-              <w:rPr>
-                <w:rFonts w:ascii="Times New Roman" w:hAnsi="Times New Roman" w:eastAsia="微软雅黑" w:cs="Times New Roman"/>
-                <w:sz w:val="18"/>
-                <w:szCs w:val="18"/>
-                <w:lang w:eastAsia="zh-CN"/>
-              </w:rPr>
-              <w:t>，{%endif%}{% endfor %}{% endif%}</w:t>
-            </w:r>
-          </w:p>
-        </w:tc>
-      </w:tr>
-      <w:tr>
-        <w:tblPrEx>
-          <w:tblBorders>
-            <w:top w:val="single" w:color="45A3A7" w:sz="18" w:space="0"/>
-            <w:left w:val="none" w:color="auto" w:sz="0" w:space="0"/>
-            <w:bottom w:val="dotted" w:color="45A3A7" w:sz="4" w:space="0"/>
-            <w:right w:val="none" w:color="auto" w:sz="0" w:space="0"/>
-            <w:insideH w:val="dotted" w:color="45A3A7" w:sz="4" w:space="0"/>
-            <w:insideV w:val="dotted" w:color="45A3A7" w:sz="4" w:space="0"/>
-          </w:tblBorders>
-          <w:tblCellMar>
-            <w:top w:w="0" w:type="dxa"/>
-            <w:left w:w="108" w:type="dxa"/>
-            <w:bottom w:w="0" w:type="dxa"/>
-            <w:right w:w="108" w:type="dxa"/>
-          </w:tblCellMar>
-        </w:tblPrEx>
-        <w:trPr>
-          <w:trHeight w:val="474" w:hRule="atLeast"/>
-          <w:jc w:val="center"/>
-        </w:trPr>
-        <w:tc>
-          <w:tcPr>
-            <w:tcW w:w="432" w:type="dxa"/>
-            <w:vMerge w:val="continue"/>
-            <w:tcBorders>
-              <w:top w:val="single" w:color="FFFFFF" w:themeColor="background1" w:sz="18" w:space="0"/>
-              <w:left w:val="nil"/>
-              <w:bottom w:val="single" w:color="FFFFFF" w:themeColor="background1" w:sz="18" w:space="0"/>
-              <w:right w:val="single" w:color="FFFFFF" w:themeColor="background1" w:sz="18" w:space="0"/>
-            </w:tcBorders>
-            <w:shd w:val="clear" w:color="auto" w:fill="62B541"/>
-            <w:vAlign w:val="center"/>
-          </w:tcPr>
-          <w:p>
-            <w:pPr>
-              <w:spacing w:before="1" w:line="250" w:lineRule="auto"/>
-              <w:jc w:val="center"/>
-              <w:rPr>
-                <w:rFonts w:ascii="Times New Roman" w:hAnsi="Times New Roman" w:eastAsia="微软雅黑" w:cs="Times New Roman"/>
-                <w:b/>
-                <w:color w:val="FFFFFF" w:themeColor="background1"/>
-                <w:sz w:val="18"/>
-                <w:szCs w:val="18"/>
-                <w:lang w:eastAsia="zh-CN"/>
-                <w14:textFill>
-                  <w14:solidFill>
-                    <w14:schemeClr w14:val="bg1"/>
-                  </w14:solidFill>
-                </w14:textFill>
-              </w:rPr>
-            </w:pPr>
-          </w:p>
-        </w:tc>
-        <w:tc>
-          <w:tcPr>
-            <w:tcW w:w="1191" w:type="dxa"/>
-            <w:tcBorders>
-              <w:top w:val="single" w:color="FFFFFF" w:themeColor="background1" w:sz="18" w:space="0"/>
-              <w:left w:val="single" w:color="FFFFFF" w:themeColor="background1" w:sz="18" w:space="0"/>
-              <w:bottom w:val="single" w:color="FFFFFF" w:themeColor="background1" w:sz="18" w:space="0"/>
-              <w:right w:val="nil"/>
-            </w:tcBorders>
-            <w:shd w:val="clear" w:color="auto" w:fill="62B541"/>
-            <w:vAlign w:val="center"/>
-          </w:tcPr>
-          <w:p>
-            <w:pPr>
-              <w:spacing w:before="1" w:line="250" w:lineRule="auto"/>
-              <w:jc w:val="center"/>
-              <w:rPr>
-                <w:rFonts w:ascii="Times New Roman" w:hAnsi="Times New Roman" w:eastAsia="微软雅黑" w:cs="Times New Roman"/>
-                <w:b/>
-                <w:color w:val="FFFFFF" w:themeColor="background1"/>
-                <w:sz w:val="18"/>
-                <w:szCs w:val="18"/>
-                <w:lang w:eastAsia="zh-CN"/>
-                <w14:textFill>
-                  <w14:solidFill>
-                    <w14:schemeClr w14:val="bg1"/>
-                  </w14:solidFill>
-                </w14:textFill>
-              </w:rPr>
-            </w:pPr>
-            <w:r>
-              <w:rPr>
-                <w:rFonts w:ascii="Times New Roman" w:hAnsi="Times New Roman" w:eastAsia="微软雅黑" w:cs="Times New Roman"/>
-                <w:b/>
-                <w:color w:val="FFFFFF" w:themeColor="background1"/>
-                <w:sz w:val="18"/>
-                <w:szCs w:val="18"/>
-                <w:lang w:eastAsia="zh-CN"/>
-                <w14:textFill>
-                  <w14:solidFill>
-                    <w14:schemeClr w14:val="bg1"/>
-                  </w14:solidFill>
-                </w14:textFill>
-              </w:rPr>
-              <w:t>B级</w:t>
-            </w:r>
-          </w:p>
-        </w:tc>
-        <w:tc>
-          <w:tcPr>
-            <w:tcW w:w="8247" w:type="dxa"/>
-            <w:tcBorders>
-              <w:top w:val="single" w:color="A4A4A4" w:sz="4" w:space="0"/>
-              <w:left w:val="nil"/>
-              <w:bottom w:val="single" w:color="A4A4A4" w:sz="4" w:space="0"/>
-              <w:right w:val="nil"/>
-            </w:tcBorders>
-            <w:shd w:val="clear" w:color="auto" w:fill="auto"/>
-            <w:vAlign w:val="center"/>
-          </w:tcPr>
-          <w:p>
-            <w:pPr>
-              <w:keepNext/>
-              <w:spacing w:before="26"/>
-              <w:jc w:val="center"/>
-              <w:rPr>
-                <w:rFonts w:ascii="Times New Roman" w:hAnsi="Times New Roman" w:eastAsia="微软雅黑" w:cs="Times New Roman"/>
-                <w:b/>
-                <w:color w:val="FFFFFF" w:themeColor="background1"/>
-                <w:sz w:val="18"/>
-                <w:szCs w:val="18"/>
-                <w:lang w:eastAsia="zh-CN"/>
-                <w14:textFill>
-                  <w14:solidFill>
-                    <w14:schemeClr w14:val="bg1"/>
-                  </w14:solidFill>
-                </w14:textFill>
-              </w:rPr>
-            </w:pPr>
-            <w:r>
-              <w:rPr>
-                <w:rFonts w:ascii="Times New Roman" w:hAnsi="Times New Roman" w:eastAsia="微软雅黑" w:cs="Times New Roman"/>
-                <w:sz w:val="18"/>
-                <w:szCs w:val="18"/>
-                <w:lang w:eastAsia="zh-CN"/>
-              </w:rPr>
-              <w:t>{% if tdd.drugbStr == [] %}无{% else%}{% for d in tdd.drugbStr %}{%if loop.last%}</w:t>
-            </w:r>
-            <w:r>
-              <w:rPr>
-                <w:rFonts w:hint="eastAsia" w:ascii="Times New Roman" w:hAnsi="Times New Roman" w:eastAsia="微软雅黑" w:cs="Times New Roman"/>
-                <w:sz w:val="18"/>
-                <w:szCs w:val="18"/>
-                <w:lang w:eastAsia="zh-CN"/>
-              </w:rPr>
-              <w:t>{{ d.nameLevel }}</w:t>
-            </w:r>
-            <w:r>
-              <w:rPr>
-                <w:rFonts w:ascii="Times New Roman" w:hAnsi="Times New Roman" w:eastAsia="微软雅黑" w:cs="Times New Roman"/>
-                <w:sz w:val="18"/>
-                <w:szCs w:val="18"/>
-                <w:lang w:eastAsia="zh-CN"/>
-              </w:rPr>
-              <w:t>{%else%}</w:t>
-            </w:r>
-            <w:r>
-              <w:rPr>
-                <w:rFonts w:hint="eastAsia" w:ascii="Times New Roman" w:hAnsi="Times New Roman" w:eastAsia="微软雅黑" w:cs="Times New Roman"/>
-                <w:sz w:val="18"/>
-                <w:szCs w:val="18"/>
-                <w:lang w:eastAsia="zh-CN"/>
-              </w:rPr>
-              <w:t>{{ d.nameLevel }}</w:t>
-            </w:r>
-            <w:r>
-              <w:rPr>
-                <w:rFonts w:ascii="Times New Roman" w:hAnsi="Times New Roman" w:eastAsia="微软雅黑" w:cs="Times New Roman"/>
-                <w:sz w:val="18"/>
-                <w:szCs w:val="18"/>
-                <w:lang w:eastAsia="zh-CN"/>
-              </w:rPr>
-              <w:t>，{%endif%}{% endfor %}{% endif%}</w:t>
-            </w:r>
-          </w:p>
-        </w:tc>
-      </w:tr>
-      <w:tr>
-        <w:tblPrEx>
-          <w:tblBorders>
-            <w:top w:val="single" w:color="45A3A7" w:sz="18" w:space="0"/>
-            <w:left w:val="none" w:color="auto" w:sz="0" w:space="0"/>
-            <w:bottom w:val="dotted" w:color="45A3A7" w:sz="4" w:space="0"/>
-            <w:right w:val="none" w:color="auto" w:sz="0" w:space="0"/>
-            <w:insideH w:val="dotted" w:color="45A3A7" w:sz="4" w:space="0"/>
-            <w:insideV w:val="dotted" w:color="45A3A7" w:sz="4" w:space="0"/>
-          </w:tblBorders>
-          <w:tblCellMar>
-            <w:top w:w="0" w:type="dxa"/>
-            <w:left w:w="108" w:type="dxa"/>
-            <w:bottom w:w="0" w:type="dxa"/>
-            <w:right w:w="108" w:type="dxa"/>
-          </w:tblCellMar>
-        </w:tblPrEx>
-        <w:trPr>
-          <w:trHeight w:val="474" w:hRule="atLeast"/>
-          <w:jc w:val="center"/>
-        </w:trPr>
-        <w:tc>
-          <w:tcPr>
-            <w:tcW w:w="432" w:type="dxa"/>
-            <w:vMerge w:val="continue"/>
-            <w:tcBorders>
-              <w:top w:val="single" w:color="FFFFFF" w:themeColor="background1" w:sz="18" w:space="0"/>
-              <w:left w:val="nil"/>
-              <w:bottom w:val="single" w:color="FFFFFF" w:themeColor="background1" w:sz="18" w:space="0"/>
-              <w:right w:val="single" w:color="FFFFFF" w:themeColor="background1" w:sz="18" w:space="0"/>
-            </w:tcBorders>
-            <w:shd w:val="clear" w:color="auto" w:fill="62B541"/>
-            <w:vAlign w:val="center"/>
-          </w:tcPr>
-          <w:p>
-            <w:pPr>
-              <w:spacing w:before="1" w:line="250" w:lineRule="auto"/>
-              <w:jc w:val="center"/>
-              <w:rPr>
-                <w:rFonts w:ascii="Times New Roman" w:hAnsi="Times New Roman" w:eastAsia="微软雅黑" w:cs="Times New Roman"/>
-                <w:b/>
-                <w:color w:val="FFFFFF" w:themeColor="background1"/>
-                <w:sz w:val="18"/>
-                <w:szCs w:val="18"/>
-                <w:lang w:eastAsia="zh-CN"/>
-                <w14:textFill>
-                  <w14:solidFill>
-                    <w14:schemeClr w14:val="bg1"/>
-                  </w14:solidFill>
-                </w14:textFill>
-              </w:rPr>
-            </w:pPr>
-          </w:p>
-        </w:tc>
-        <w:tc>
-          <w:tcPr>
-            <w:tcW w:w="1191" w:type="dxa"/>
-            <w:tcBorders>
-              <w:top w:val="single" w:color="FFFFFF" w:themeColor="background1" w:sz="18" w:space="0"/>
-              <w:left w:val="single" w:color="FFFFFF" w:themeColor="background1" w:sz="18" w:space="0"/>
-              <w:bottom w:val="single" w:color="FFFFFF" w:themeColor="background1" w:sz="18" w:space="0"/>
-              <w:right w:val="nil"/>
-            </w:tcBorders>
-            <w:shd w:val="clear" w:color="auto" w:fill="62B541"/>
-            <w:vAlign w:val="center"/>
-          </w:tcPr>
-          <w:p>
-            <w:pPr>
-              <w:spacing w:before="1" w:line="250" w:lineRule="auto"/>
-              <w:jc w:val="center"/>
-              <w:rPr>
-                <w:rFonts w:ascii="Times New Roman" w:hAnsi="Times New Roman" w:eastAsia="微软雅黑" w:cs="Times New Roman"/>
-                <w:b/>
-                <w:color w:val="FFFFFF" w:themeColor="background1"/>
-                <w:sz w:val="18"/>
-                <w:szCs w:val="18"/>
-                <w:lang w:eastAsia="zh-CN"/>
-                <w14:textFill>
-                  <w14:solidFill>
-                    <w14:schemeClr w14:val="bg1"/>
-                  </w14:solidFill>
-                </w14:textFill>
-              </w:rPr>
-            </w:pPr>
-            <w:r>
-              <w:rPr>
-                <w:rFonts w:ascii="Times New Roman" w:hAnsi="Times New Roman" w:eastAsia="微软雅黑" w:cs="Times New Roman"/>
-                <w:b/>
-                <w:color w:val="FFFFFF" w:themeColor="background1"/>
-                <w:sz w:val="18"/>
-                <w:szCs w:val="18"/>
-                <w:lang w:eastAsia="zh-CN"/>
-                <w14:textFill>
-                  <w14:solidFill>
-                    <w14:schemeClr w14:val="bg1"/>
-                  </w14:solidFill>
-                </w14:textFill>
-              </w:rPr>
-              <w:t>C级</w:t>
-            </w:r>
-          </w:p>
-        </w:tc>
-        <w:tc>
-          <w:tcPr>
-            <w:tcW w:w="8247" w:type="dxa"/>
-            <w:tcBorders>
-              <w:top w:val="single" w:color="A4A4A4" w:sz="4" w:space="0"/>
-              <w:left w:val="nil"/>
-              <w:bottom w:val="single" w:color="A4A4A4" w:sz="4" w:space="0"/>
-              <w:right w:val="nil"/>
-            </w:tcBorders>
-            <w:shd w:val="clear" w:color="auto" w:fill="auto"/>
-            <w:vAlign w:val="center"/>
-          </w:tcPr>
-          <w:p>
-            <w:pPr>
-              <w:keepNext/>
-              <w:spacing w:before="26"/>
-              <w:jc w:val="center"/>
-              <w:rPr>
-                <w:rFonts w:ascii="Times New Roman" w:hAnsi="Times New Roman" w:eastAsia="微软雅黑" w:cs="Times New Roman"/>
-                <w:b/>
-                <w:color w:val="FFFFFF" w:themeColor="background1"/>
-                <w:sz w:val="18"/>
-                <w:szCs w:val="18"/>
-                <w:lang w:eastAsia="zh-CN"/>
-                <w14:textFill>
-                  <w14:solidFill>
-                    <w14:schemeClr w14:val="bg1"/>
-                  </w14:solidFill>
-                </w14:textFill>
-              </w:rPr>
-            </w:pPr>
-            <w:r>
-              <w:rPr>
-                <w:rFonts w:ascii="Times New Roman" w:hAnsi="Times New Roman" w:eastAsia="微软雅黑" w:cs="Times New Roman"/>
-                <w:sz w:val="18"/>
-                <w:szCs w:val="18"/>
-                <w:lang w:eastAsia="zh-CN"/>
-              </w:rPr>
-              <w:t>{% if tdd.drugcStr == [] %}无{% else%}{% for d in tdd.drugcStr %}{%if loop.last%}</w:t>
-            </w:r>
-            <w:r>
-              <w:rPr>
-                <w:rFonts w:hint="eastAsia" w:ascii="Times New Roman" w:hAnsi="Times New Roman" w:eastAsia="微软雅黑" w:cs="Times New Roman"/>
-                <w:sz w:val="18"/>
-                <w:szCs w:val="18"/>
-                <w:lang w:eastAsia="zh-CN"/>
-              </w:rPr>
-              <w:t>{{ d.nameLevel }}</w:t>
-            </w:r>
-            <w:r>
-              <w:rPr>
-                <w:rFonts w:ascii="Times New Roman" w:hAnsi="Times New Roman" w:eastAsia="微软雅黑" w:cs="Times New Roman"/>
-                <w:sz w:val="18"/>
-                <w:szCs w:val="18"/>
-                <w:lang w:eastAsia="zh-CN"/>
-              </w:rPr>
-              <w:t>{%else%}</w:t>
-            </w:r>
-            <w:r>
-              <w:rPr>
-                <w:rFonts w:hint="eastAsia" w:ascii="Times New Roman" w:hAnsi="Times New Roman" w:eastAsia="微软雅黑" w:cs="Times New Roman"/>
-                <w:sz w:val="18"/>
-                <w:szCs w:val="18"/>
-                <w:lang w:eastAsia="zh-CN"/>
-              </w:rPr>
-              <w:t>{{ d.nameLevel }}</w:t>
-            </w:r>
-            <w:r>
-              <w:rPr>
-                <w:rFonts w:ascii="Times New Roman" w:hAnsi="Times New Roman" w:eastAsia="微软雅黑" w:cs="Times New Roman"/>
-                <w:sz w:val="18"/>
-                <w:szCs w:val="18"/>
-                <w:lang w:eastAsia="zh-CN"/>
-              </w:rPr>
-              <w:t>，{%endif%}{% endfor %}{% endif%}</w:t>
-            </w:r>
-          </w:p>
-        </w:tc>
-      </w:tr>
-      <w:tr>
-        <w:tblPrEx>
-          <w:tblBorders>
-            <w:top w:val="single" w:color="45A3A7" w:sz="18" w:space="0"/>
-            <w:left w:val="none" w:color="auto" w:sz="0" w:space="0"/>
-            <w:bottom w:val="dotted" w:color="45A3A7" w:sz="4" w:space="0"/>
-            <w:right w:val="none" w:color="auto" w:sz="0" w:space="0"/>
-            <w:insideH w:val="dotted" w:color="45A3A7" w:sz="4" w:space="0"/>
-            <w:insideV w:val="dotted" w:color="45A3A7" w:sz="4" w:space="0"/>
-          </w:tblBorders>
-          <w:tblCellMar>
-            <w:top w:w="0" w:type="dxa"/>
-            <w:left w:w="108" w:type="dxa"/>
-            <w:bottom w:w="0" w:type="dxa"/>
-            <w:right w:w="108" w:type="dxa"/>
-          </w:tblCellMar>
-        </w:tblPrEx>
-        <w:trPr>
-          <w:trHeight w:val="474" w:hRule="atLeast"/>
-          <w:jc w:val="center"/>
-        </w:trPr>
-        <w:tc>
-          <w:tcPr>
-            <w:tcW w:w="432" w:type="dxa"/>
-            <w:vMerge w:val="continue"/>
-            <w:tcBorders>
-              <w:top w:val="single" w:color="FFFFFF" w:themeColor="background1" w:sz="18" w:space="0"/>
-              <w:left w:val="nil"/>
-              <w:bottom w:val="single" w:color="FFFFFF" w:themeColor="background1" w:sz="18" w:space="0"/>
-              <w:right w:val="single" w:color="FFFFFF" w:themeColor="background1" w:sz="18" w:space="0"/>
-            </w:tcBorders>
-            <w:shd w:val="clear" w:color="auto" w:fill="62B541"/>
-            <w:vAlign w:val="center"/>
-          </w:tcPr>
-          <w:p>
-            <w:pPr>
-              <w:spacing w:before="1" w:line="250" w:lineRule="auto"/>
-              <w:jc w:val="center"/>
-              <w:rPr>
-                <w:rFonts w:ascii="Times New Roman" w:hAnsi="Times New Roman" w:eastAsia="微软雅黑" w:cs="Times New Roman"/>
-                <w:b/>
-                <w:color w:val="FFFFFF" w:themeColor="background1"/>
-                <w:sz w:val="18"/>
-                <w:szCs w:val="18"/>
-                <w:lang w:eastAsia="zh-CN"/>
-                <w14:textFill>
-                  <w14:solidFill>
-                    <w14:schemeClr w14:val="bg1"/>
-                  </w14:solidFill>
-                </w14:textFill>
-              </w:rPr>
-            </w:pPr>
-          </w:p>
-        </w:tc>
-        <w:tc>
-          <w:tcPr>
-            <w:tcW w:w="1191" w:type="dxa"/>
-            <w:tcBorders>
-              <w:top w:val="single" w:color="FFFFFF" w:themeColor="background1" w:sz="18" w:space="0"/>
-              <w:left w:val="single" w:color="FFFFFF" w:themeColor="background1" w:sz="18" w:space="0"/>
-              <w:bottom w:val="single" w:color="FFFFFF" w:themeColor="background1" w:sz="18" w:space="0"/>
-              <w:right w:val="nil"/>
-            </w:tcBorders>
-            <w:shd w:val="clear" w:color="auto" w:fill="62B541"/>
-            <w:vAlign w:val="center"/>
-          </w:tcPr>
-          <w:p>
-            <w:pPr>
-              <w:spacing w:before="1" w:line="250" w:lineRule="auto"/>
-              <w:jc w:val="center"/>
-              <w:rPr>
-                <w:rFonts w:ascii="Times New Roman" w:hAnsi="Times New Roman" w:eastAsia="微软雅黑" w:cs="Times New Roman"/>
-                <w:b/>
-                <w:color w:val="FFFFFF" w:themeColor="background1"/>
-                <w:sz w:val="18"/>
-                <w:szCs w:val="18"/>
-                <w:lang w:eastAsia="zh-CN"/>
-                <w14:textFill>
-                  <w14:solidFill>
-                    <w14:schemeClr w14:val="bg1"/>
-                  </w14:solidFill>
-                </w14:textFill>
-              </w:rPr>
-            </w:pPr>
-            <w:r>
-              <w:rPr>
-                <w:rFonts w:hint="eastAsia" w:ascii="Times New Roman" w:hAnsi="Times New Roman" w:eastAsia="微软雅黑" w:cs="Times New Roman"/>
-                <w:b/>
-                <w:color w:val="FFFFFF" w:themeColor="background1"/>
-                <w:sz w:val="18"/>
-                <w:szCs w:val="18"/>
-                <w:lang w:eastAsia="zh-CN"/>
-                <w14:textFill>
-                  <w14:solidFill>
-                    <w14:schemeClr w14:val="bg1"/>
-                  </w14:solidFill>
-                </w14:textFill>
-              </w:rPr>
-              <w:t>D</w:t>
-            </w:r>
-            <w:r>
-              <w:rPr>
-                <w:rFonts w:ascii="Times New Roman" w:hAnsi="Times New Roman" w:eastAsia="微软雅黑" w:cs="Times New Roman"/>
-                <w:b/>
-                <w:color w:val="FFFFFF" w:themeColor="background1"/>
-                <w:sz w:val="18"/>
-                <w:szCs w:val="18"/>
-                <w:lang w:eastAsia="zh-CN"/>
-                <w14:textFill>
-                  <w14:solidFill>
-                    <w14:schemeClr w14:val="bg1"/>
-                  </w14:solidFill>
-                </w14:textFill>
-              </w:rPr>
-              <w:t>级</w:t>
-            </w:r>
-          </w:p>
-        </w:tc>
-        <w:tc>
-          <w:tcPr>
-            <w:tcW w:w="8247" w:type="dxa"/>
-            <w:tcBorders>
-              <w:top w:val="single" w:color="A4A4A4" w:sz="4" w:space="0"/>
-              <w:left w:val="nil"/>
-              <w:bottom w:val="single" w:color="A4A4A4" w:sz="4" w:space="0"/>
-              <w:right w:val="nil"/>
-            </w:tcBorders>
-            <w:shd w:val="clear" w:color="auto" w:fill="auto"/>
-            <w:vAlign w:val="center"/>
-          </w:tcPr>
-          <w:p>
-            <w:pPr>
-              <w:keepNext/>
-              <w:spacing w:before="26"/>
-              <w:jc w:val="center"/>
-              <w:rPr>
-                <w:rFonts w:ascii="Times New Roman" w:hAnsi="Times New Roman" w:eastAsia="微软雅黑" w:cs="Times New Roman"/>
-                <w:b/>
-                <w:color w:val="FFFFFF" w:themeColor="background1"/>
-                <w:sz w:val="18"/>
-                <w:szCs w:val="18"/>
-                <w:lang w:eastAsia="zh-CN"/>
-                <w14:textFill>
-                  <w14:solidFill>
-                    <w14:schemeClr w14:val="bg1"/>
-                  </w14:solidFill>
-                </w14:textFill>
-              </w:rPr>
-            </w:pPr>
-            <w:r>
-              <w:rPr>
-                <w:rFonts w:ascii="Times New Roman" w:hAnsi="Times New Roman" w:eastAsia="微软雅黑" w:cs="Times New Roman"/>
-                <w:sz w:val="18"/>
-                <w:szCs w:val="18"/>
-                <w:lang w:eastAsia="zh-CN"/>
-              </w:rPr>
-              <w:t>{% if tdd.drug</w:t>
-            </w:r>
-            <w:r>
-              <w:rPr>
-                <w:rFonts w:hint="eastAsia" w:ascii="Times New Roman" w:hAnsi="Times New Roman" w:eastAsia="微软雅黑" w:cs="Times New Roman"/>
-                <w:sz w:val="18"/>
-                <w:szCs w:val="18"/>
-                <w:lang w:eastAsia="zh-CN"/>
-              </w:rPr>
-              <w:t>d</w:t>
-            </w:r>
-            <w:r>
-              <w:rPr>
-                <w:rFonts w:ascii="Times New Roman" w:hAnsi="Times New Roman" w:eastAsia="微软雅黑" w:cs="Times New Roman"/>
-                <w:sz w:val="18"/>
-                <w:szCs w:val="18"/>
-                <w:lang w:eastAsia="zh-CN"/>
-              </w:rPr>
-              <w:t>Str == [] %}无{% else%}{% for d in tdd.drug</w:t>
-            </w:r>
-            <w:r>
-              <w:rPr>
-                <w:rFonts w:hint="eastAsia" w:ascii="Times New Roman" w:hAnsi="Times New Roman" w:eastAsia="微软雅黑" w:cs="Times New Roman"/>
-                <w:sz w:val="18"/>
-                <w:szCs w:val="18"/>
-                <w:lang w:eastAsia="zh-CN"/>
-              </w:rPr>
-              <w:t>d</w:t>
-            </w:r>
-            <w:r>
-              <w:rPr>
-                <w:rFonts w:ascii="Times New Roman" w:hAnsi="Times New Roman" w:eastAsia="微软雅黑" w:cs="Times New Roman"/>
-                <w:sz w:val="18"/>
-                <w:szCs w:val="18"/>
-                <w:lang w:eastAsia="zh-CN"/>
-              </w:rPr>
-              <w:t>Str %}{%if loop.last%}</w:t>
-            </w:r>
-            <w:r>
-              <w:rPr>
-                <w:rFonts w:hint="eastAsia" w:ascii="Times New Roman" w:hAnsi="Times New Roman" w:eastAsia="微软雅黑" w:cs="Times New Roman"/>
-                <w:sz w:val="18"/>
-                <w:szCs w:val="18"/>
-                <w:lang w:eastAsia="zh-CN"/>
-              </w:rPr>
-              <w:t>{{ d.nameLevel }}</w:t>
-            </w:r>
-            <w:r>
-              <w:rPr>
-                <w:rFonts w:ascii="Times New Roman" w:hAnsi="Times New Roman" w:eastAsia="微软雅黑" w:cs="Times New Roman"/>
-                <w:sz w:val="18"/>
-                <w:szCs w:val="18"/>
-                <w:lang w:eastAsia="zh-CN"/>
-              </w:rPr>
-              <w:t>{%else%}</w:t>
-            </w:r>
-            <w:r>
-              <w:rPr>
-                <w:rFonts w:hint="eastAsia" w:ascii="Times New Roman" w:hAnsi="Times New Roman" w:eastAsia="微软雅黑" w:cs="Times New Roman"/>
-                <w:sz w:val="18"/>
-                <w:szCs w:val="18"/>
-                <w:lang w:eastAsia="zh-CN"/>
-              </w:rPr>
-              <w:t>{{ d.nameLevel }}</w:t>
-            </w:r>
-            <w:r>
-              <w:rPr>
-                <w:rFonts w:ascii="Times New Roman" w:hAnsi="Times New Roman" w:eastAsia="微软雅黑" w:cs="Times New Roman"/>
-                <w:sz w:val="18"/>
-                <w:szCs w:val="18"/>
-                <w:lang w:eastAsia="zh-CN"/>
-              </w:rPr>
-              <w:t>，{%endif%}{% endfor %}{% endif%}</w:t>
-            </w:r>
-          </w:p>
-        </w:tc>
-      </w:tr>
-      <w:tr>
-        <w:tblPrEx>
-          <w:tblBorders>
-            <w:top w:val="single" w:color="45A3A7" w:sz="18" w:space="0"/>
-            <w:left w:val="none" w:color="auto" w:sz="0" w:space="0"/>
-            <w:bottom w:val="dotted" w:color="45A3A7" w:sz="4" w:space="0"/>
-            <w:right w:val="none" w:color="auto" w:sz="0" w:space="0"/>
-            <w:insideH w:val="dotted" w:color="45A3A7" w:sz="4" w:space="0"/>
-            <w:insideV w:val="dotted" w:color="45A3A7" w:sz="4" w:space="0"/>
-          </w:tblBorders>
-          <w:tblCellMar>
-            <w:top w:w="0" w:type="dxa"/>
-            <w:left w:w="108" w:type="dxa"/>
-            <w:bottom w:w="0" w:type="dxa"/>
-            <w:right w:w="108" w:type="dxa"/>
-          </w:tblCellMar>
-        </w:tblPrEx>
-        <w:trPr>
-          <w:trHeight w:val="474" w:hRule="atLeast"/>
-          <w:jc w:val="center"/>
-        </w:trPr>
-        <w:tc>
-          <w:tcPr>
-            <w:tcW w:w="432" w:type="dxa"/>
-            <w:vMerge w:val="restart"/>
-            <w:tcBorders>
-              <w:top w:val="single" w:color="FFFFFF" w:themeColor="background1" w:sz="18" w:space="0"/>
-              <w:left w:val="nil"/>
-              <w:right w:val="single" w:color="FFFFFF" w:themeColor="background1" w:sz="18" w:space="0"/>
-            </w:tcBorders>
-            <w:shd w:val="clear" w:color="auto" w:fill="62B541"/>
-            <w:vAlign w:val="center"/>
-          </w:tcPr>
-          <w:p>
-            <w:pPr>
-              <w:keepNext/>
-              <w:spacing w:before="26"/>
-              <w:jc w:val="center"/>
-              <w:rPr>
-                <w:rFonts w:ascii="Times New Roman" w:hAnsi="Times New Roman" w:eastAsia="微软雅黑" w:cs="Times New Roman"/>
-                <w:b/>
-                <w:color w:val="FFFFFF" w:themeColor="background1"/>
-                <w:sz w:val="18"/>
-                <w:szCs w:val="18"/>
-                <w:lang w:eastAsia="zh-CN"/>
-                <w14:textFill>
-                  <w14:solidFill>
-                    <w14:schemeClr w14:val="bg1"/>
-                  </w14:solidFill>
-                </w14:textFill>
-              </w:rPr>
-            </w:pPr>
-            <w:r>
-              <w:rPr>
-                <w:rFonts w:ascii="Times New Roman" w:hAnsi="Times New Roman" w:eastAsia="微软雅黑" w:cs="Times New Roman"/>
-                <w:b/>
-                <w:color w:val="FFFFFF" w:themeColor="background1"/>
-                <w:sz w:val="18"/>
-                <w:szCs w:val="18"/>
-                <w:lang w:eastAsia="zh-CN"/>
-                <w14:textFill>
-                  <w14:solidFill>
-                    <w14:schemeClr w14:val="bg1"/>
-                  </w14:solidFill>
-                </w14:textFill>
-              </w:rPr>
-              <w:t>潜在耐药信息</w:t>
-            </w:r>
-          </w:p>
-        </w:tc>
-        <w:tc>
-          <w:tcPr>
-            <w:tcW w:w="1191" w:type="dxa"/>
-            <w:tcBorders>
-              <w:top w:val="single" w:color="FFFFFF" w:themeColor="background1" w:sz="18" w:space="0"/>
-              <w:left w:val="single" w:color="FFFFFF" w:themeColor="background1" w:sz="18" w:space="0"/>
-              <w:bottom w:val="single" w:color="FFFFFF" w:themeColor="background1" w:sz="18" w:space="0"/>
-              <w:right w:val="nil"/>
-            </w:tcBorders>
-            <w:shd w:val="clear" w:color="auto" w:fill="62B541"/>
-            <w:vAlign w:val="center"/>
-          </w:tcPr>
-          <w:p>
-            <w:pPr>
-              <w:keepNext/>
-              <w:spacing w:before="26"/>
-              <w:jc w:val="center"/>
-              <w:rPr>
-                <w:rFonts w:ascii="Times New Roman" w:hAnsi="Times New Roman" w:eastAsia="微软雅黑" w:cs="Times New Roman"/>
-                <w:b/>
-                <w:color w:val="FFFFFF" w:themeColor="background1"/>
-                <w:sz w:val="18"/>
-                <w:szCs w:val="18"/>
-                <w:lang w:eastAsia="zh-CN"/>
-                <w14:textFill>
-                  <w14:solidFill>
-                    <w14:schemeClr w14:val="bg1"/>
-                  </w14:solidFill>
-                </w14:textFill>
-              </w:rPr>
-            </w:pPr>
-            <w:r>
-              <w:rPr>
-                <w:rFonts w:ascii="Times New Roman" w:hAnsi="Times New Roman" w:eastAsia="微软雅黑" w:cs="Times New Roman"/>
-                <w:b/>
-                <w:color w:val="FFFFFF" w:themeColor="background1"/>
-                <w:sz w:val="18"/>
-                <w:szCs w:val="18"/>
-                <w:lang w:eastAsia="zh-CN"/>
-                <w14:textFill>
-                  <w14:solidFill>
-                    <w14:schemeClr w14:val="bg1"/>
-                  </w14:solidFill>
-                </w14:textFill>
-              </w:rPr>
-              <w:t>A级</w:t>
-            </w:r>
-          </w:p>
-        </w:tc>
-        <w:tc>
-          <w:tcPr>
-            <w:tcW w:w="8247" w:type="dxa"/>
-            <w:tcBorders>
-              <w:top w:val="single" w:color="A4A4A4" w:sz="4" w:space="0"/>
-              <w:left w:val="nil"/>
-              <w:bottom w:val="single" w:color="A4A4A4" w:sz="4" w:space="0"/>
-              <w:right w:val="nil"/>
-            </w:tcBorders>
-            <w:shd w:val="clear" w:color="auto" w:fill="auto"/>
-            <w:vAlign w:val="center"/>
-          </w:tcPr>
-          <w:p>
-            <w:pPr>
-              <w:keepNext/>
-              <w:spacing w:before="26"/>
-              <w:jc w:val="center"/>
-              <w:rPr>
-                <w:rFonts w:ascii="Times New Roman" w:hAnsi="Times New Roman" w:eastAsia="微软雅黑" w:cs="Times New Roman"/>
-                <w:sz w:val="18"/>
-                <w:szCs w:val="18"/>
-                <w:lang w:eastAsia="zh-CN"/>
-              </w:rPr>
-            </w:pPr>
-            <w:r>
-              <w:rPr>
-                <w:rFonts w:ascii="Times New Roman" w:hAnsi="Times New Roman" w:eastAsia="微软雅黑" w:cs="Times New Roman"/>
-                <w:sz w:val="18"/>
-                <w:szCs w:val="18"/>
-                <w:lang w:eastAsia="zh-CN"/>
-              </w:rPr>
-              <w:t>{% if tdd.resistant</w:t>
-            </w:r>
-            <w:r>
-              <w:rPr>
-                <w:rFonts w:hint="eastAsia" w:ascii="Times New Roman" w:hAnsi="Times New Roman" w:eastAsia="微软雅黑" w:cs="Times New Roman"/>
-                <w:sz w:val="18"/>
-                <w:szCs w:val="18"/>
-                <w:lang w:eastAsia="zh-CN"/>
-              </w:rPr>
-              <w:t>a</w:t>
-            </w:r>
-            <w:r>
-              <w:rPr>
-                <w:rFonts w:ascii="Times New Roman" w:hAnsi="Times New Roman" w:eastAsia="微软雅黑" w:cs="Times New Roman"/>
-                <w:sz w:val="18"/>
-                <w:szCs w:val="18"/>
-                <w:lang w:eastAsia="zh-CN"/>
-              </w:rPr>
-              <w:t>Str == [] %}无{% else%}{% for d in tdd.resistant</w:t>
-            </w:r>
-            <w:r>
-              <w:rPr>
-                <w:rFonts w:hint="eastAsia" w:ascii="Times New Roman" w:hAnsi="Times New Roman" w:eastAsia="微软雅黑" w:cs="Times New Roman"/>
-                <w:sz w:val="18"/>
-                <w:szCs w:val="18"/>
-                <w:lang w:eastAsia="zh-CN"/>
-              </w:rPr>
-              <w:t>a</w:t>
-            </w:r>
-            <w:r>
-              <w:rPr>
-                <w:rFonts w:ascii="Times New Roman" w:hAnsi="Times New Roman" w:eastAsia="微软雅黑" w:cs="Times New Roman"/>
-                <w:sz w:val="18"/>
-                <w:szCs w:val="18"/>
-                <w:lang w:eastAsia="zh-CN"/>
-              </w:rPr>
-              <w:t>Str %}{%if loop.last%}</w:t>
-            </w:r>
-            <w:r>
-              <w:rPr>
-                <w:rFonts w:hint="eastAsia" w:ascii="Times New Roman" w:hAnsi="Times New Roman" w:eastAsia="微软雅黑" w:cs="Times New Roman"/>
-                <w:sz w:val="18"/>
-                <w:szCs w:val="18"/>
-                <w:lang w:eastAsia="zh-CN"/>
-              </w:rPr>
-              <w:t>{{ d.nameLevel }}</w:t>
-            </w:r>
-            <w:r>
-              <w:rPr>
-                <w:rFonts w:ascii="Times New Roman" w:hAnsi="Times New Roman" w:eastAsia="微软雅黑" w:cs="Times New Roman"/>
-                <w:sz w:val="18"/>
-                <w:szCs w:val="18"/>
-                <w:lang w:eastAsia="zh-CN"/>
-              </w:rPr>
-              <w:t>{%else%}</w:t>
-            </w:r>
-            <w:r>
-              <w:rPr>
-                <w:rFonts w:hint="eastAsia" w:ascii="Times New Roman" w:hAnsi="Times New Roman" w:eastAsia="微软雅黑" w:cs="Times New Roman"/>
-                <w:sz w:val="18"/>
-                <w:szCs w:val="18"/>
-                <w:lang w:eastAsia="zh-CN"/>
-              </w:rPr>
-              <w:t>{{ d.nameLevel }}</w:t>
-            </w:r>
-            <w:r>
-              <w:rPr>
-                <w:rFonts w:ascii="Times New Roman" w:hAnsi="Times New Roman" w:eastAsia="微软雅黑" w:cs="Times New Roman"/>
-                <w:sz w:val="18"/>
-                <w:szCs w:val="18"/>
-                <w:lang w:eastAsia="zh-CN"/>
-              </w:rPr>
-              <w:t>，{%endif%}{% endfor %}{% endif%}</w:t>
-            </w:r>
-          </w:p>
-        </w:tc>
-      </w:tr>
-      <w:tr>
-        <w:tblPrEx>
-          <w:tblBorders>
-            <w:top w:val="single" w:color="45A3A7" w:sz="18" w:space="0"/>
-            <w:left w:val="none" w:color="auto" w:sz="0" w:space="0"/>
-            <w:bottom w:val="dotted" w:color="45A3A7" w:sz="4" w:space="0"/>
-            <w:right w:val="none" w:color="auto" w:sz="0" w:space="0"/>
-            <w:insideH w:val="dotted" w:color="45A3A7" w:sz="4" w:space="0"/>
-            <w:insideV w:val="dotted" w:color="45A3A7" w:sz="4" w:space="0"/>
-          </w:tblBorders>
-          <w:tblCellMar>
-            <w:top w:w="0" w:type="dxa"/>
-            <w:left w:w="108" w:type="dxa"/>
-            <w:bottom w:w="0" w:type="dxa"/>
-            <w:right w:w="108" w:type="dxa"/>
-          </w:tblCellMar>
-        </w:tblPrEx>
-        <w:trPr>
-          <w:trHeight w:val="474" w:hRule="atLeast"/>
-          <w:jc w:val="center"/>
-        </w:trPr>
-        <w:tc>
-          <w:tcPr>
-            <w:tcW w:w="432" w:type="dxa"/>
-            <w:vMerge w:val="continue"/>
-            <w:tcBorders>
-              <w:left w:val="nil"/>
-              <w:right w:val="single" w:color="FFFFFF" w:themeColor="background1" w:sz="18" w:space="0"/>
-            </w:tcBorders>
-            <w:shd w:val="clear" w:color="auto" w:fill="62B541"/>
-            <w:vAlign w:val="center"/>
-          </w:tcPr>
-          <w:p>
-            <w:pPr>
-              <w:keepNext/>
-              <w:spacing w:before="26"/>
-              <w:jc w:val="center"/>
-              <w:rPr>
-                <w:rFonts w:ascii="Times New Roman" w:hAnsi="Times New Roman" w:eastAsia="微软雅黑" w:cs="Times New Roman"/>
-                <w:b/>
-                <w:color w:val="FFFFFF" w:themeColor="background1"/>
-                <w:sz w:val="18"/>
-                <w:szCs w:val="18"/>
-                <w:lang w:eastAsia="zh-CN"/>
-                <w14:textFill>
-                  <w14:solidFill>
-                    <w14:schemeClr w14:val="bg1"/>
-                  </w14:solidFill>
-                </w14:textFill>
-              </w:rPr>
-            </w:pPr>
-          </w:p>
-        </w:tc>
-        <w:tc>
-          <w:tcPr>
-            <w:tcW w:w="1191" w:type="dxa"/>
-            <w:tcBorders>
-              <w:top w:val="single" w:color="FFFFFF" w:themeColor="background1" w:sz="18" w:space="0"/>
-              <w:left w:val="single" w:color="FFFFFF" w:themeColor="background1" w:sz="18" w:space="0"/>
-              <w:bottom w:val="single" w:color="FFFFFF" w:themeColor="background1" w:sz="18" w:space="0"/>
-              <w:right w:val="nil"/>
-            </w:tcBorders>
-            <w:shd w:val="clear" w:color="auto" w:fill="62B541"/>
-            <w:vAlign w:val="center"/>
-          </w:tcPr>
-          <w:p>
-            <w:pPr>
-              <w:keepNext/>
-              <w:spacing w:before="26"/>
-              <w:jc w:val="center"/>
-              <w:rPr>
-                <w:rFonts w:ascii="Times New Roman" w:hAnsi="Times New Roman" w:eastAsia="微软雅黑" w:cs="Times New Roman"/>
-                <w:b/>
-                <w:color w:val="FFFFFF" w:themeColor="background1"/>
-                <w:sz w:val="18"/>
-                <w:szCs w:val="18"/>
-                <w:lang w:eastAsia="zh-CN"/>
-                <w14:textFill>
-                  <w14:solidFill>
-                    <w14:schemeClr w14:val="bg1"/>
-                  </w14:solidFill>
-                </w14:textFill>
-              </w:rPr>
-            </w:pPr>
-            <w:r>
-              <w:rPr>
-                <w:rFonts w:ascii="Times New Roman" w:hAnsi="Times New Roman" w:eastAsia="微软雅黑" w:cs="Times New Roman"/>
-                <w:b/>
-                <w:color w:val="FFFFFF" w:themeColor="background1"/>
-                <w:sz w:val="18"/>
-                <w:szCs w:val="18"/>
-                <w:lang w:eastAsia="zh-CN"/>
-                <w14:textFill>
-                  <w14:solidFill>
-                    <w14:schemeClr w14:val="bg1"/>
-                  </w14:solidFill>
-                </w14:textFill>
-              </w:rPr>
-              <w:t>B级</w:t>
-            </w:r>
-          </w:p>
-        </w:tc>
-        <w:tc>
-          <w:tcPr>
-            <w:tcW w:w="8247" w:type="dxa"/>
-            <w:tcBorders>
-              <w:top w:val="single" w:color="A4A4A4" w:sz="4" w:space="0"/>
-              <w:left w:val="nil"/>
-              <w:bottom w:val="single" w:color="A4A4A4" w:sz="4" w:space="0"/>
-              <w:right w:val="nil"/>
-            </w:tcBorders>
-            <w:shd w:val="clear" w:color="auto" w:fill="auto"/>
-            <w:vAlign w:val="center"/>
-          </w:tcPr>
-          <w:p>
-            <w:pPr>
-              <w:keepNext/>
-              <w:spacing w:before="26"/>
-              <w:jc w:val="center"/>
-              <w:rPr>
-                <w:rFonts w:ascii="Times New Roman" w:hAnsi="Times New Roman" w:eastAsia="微软雅黑" w:cs="Times New Roman"/>
-                <w:sz w:val="18"/>
-                <w:szCs w:val="18"/>
-                <w:lang w:eastAsia="zh-CN"/>
-              </w:rPr>
-            </w:pPr>
-            <w:r>
-              <w:rPr>
-                <w:rFonts w:ascii="Times New Roman" w:hAnsi="Times New Roman" w:eastAsia="微软雅黑" w:cs="Times New Roman"/>
-                <w:sz w:val="18"/>
-                <w:szCs w:val="18"/>
-                <w:lang w:eastAsia="zh-CN"/>
-              </w:rPr>
-              <w:t>{% if tdd.resistant</w:t>
-            </w:r>
-            <w:r>
-              <w:rPr>
-                <w:rFonts w:hint="eastAsia" w:ascii="Times New Roman" w:hAnsi="Times New Roman" w:eastAsia="微软雅黑" w:cs="Times New Roman"/>
-                <w:sz w:val="18"/>
-                <w:szCs w:val="18"/>
-                <w:lang w:eastAsia="zh-CN"/>
-              </w:rPr>
-              <w:t>b</w:t>
-            </w:r>
-            <w:r>
-              <w:rPr>
-                <w:rFonts w:ascii="Times New Roman" w:hAnsi="Times New Roman" w:eastAsia="微软雅黑" w:cs="Times New Roman"/>
-                <w:sz w:val="18"/>
-                <w:szCs w:val="18"/>
-                <w:lang w:eastAsia="zh-CN"/>
-              </w:rPr>
-              <w:t>Str == [] %}无{% else%}{% for d in tdd.resistant</w:t>
-            </w:r>
-            <w:r>
-              <w:rPr>
-                <w:rFonts w:hint="eastAsia" w:ascii="Times New Roman" w:hAnsi="Times New Roman" w:eastAsia="微软雅黑" w:cs="Times New Roman"/>
-                <w:sz w:val="18"/>
-                <w:szCs w:val="18"/>
-                <w:lang w:eastAsia="zh-CN"/>
-              </w:rPr>
-              <w:t>b</w:t>
-            </w:r>
-            <w:r>
-              <w:rPr>
-                <w:rFonts w:ascii="Times New Roman" w:hAnsi="Times New Roman" w:eastAsia="微软雅黑" w:cs="Times New Roman"/>
-                <w:sz w:val="18"/>
-                <w:szCs w:val="18"/>
-                <w:lang w:eastAsia="zh-CN"/>
-              </w:rPr>
-              <w:t>Str %}{%if loop.last%}</w:t>
-            </w:r>
-            <w:r>
-              <w:rPr>
-                <w:rFonts w:hint="eastAsia" w:ascii="Times New Roman" w:hAnsi="Times New Roman" w:eastAsia="微软雅黑" w:cs="Times New Roman"/>
-                <w:sz w:val="18"/>
-                <w:szCs w:val="18"/>
-                <w:lang w:eastAsia="zh-CN"/>
-              </w:rPr>
-              <w:t>{{ d.nameLevel }}</w:t>
-            </w:r>
-            <w:r>
-              <w:rPr>
-                <w:rFonts w:ascii="Times New Roman" w:hAnsi="Times New Roman" w:eastAsia="微软雅黑" w:cs="Times New Roman"/>
-                <w:sz w:val="18"/>
-                <w:szCs w:val="18"/>
-                <w:lang w:eastAsia="zh-CN"/>
-              </w:rPr>
-              <w:t>{%else%}</w:t>
-            </w:r>
-            <w:r>
-              <w:rPr>
-                <w:rFonts w:hint="eastAsia" w:ascii="Times New Roman" w:hAnsi="Times New Roman" w:eastAsia="微软雅黑" w:cs="Times New Roman"/>
-                <w:sz w:val="18"/>
-                <w:szCs w:val="18"/>
-                <w:lang w:eastAsia="zh-CN"/>
-              </w:rPr>
-              <w:t>{{ d.nameLevel }}</w:t>
-            </w:r>
-            <w:r>
-              <w:rPr>
-                <w:rFonts w:ascii="Times New Roman" w:hAnsi="Times New Roman" w:eastAsia="微软雅黑" w:cs="Times New Roman"/>
-                <w:sz w:val="18"/>
-                <w:szCs w:val="18"/>
-                <w:lang w:eastAsia="zh-CN"/>
-              </w:rPr>
-              <w:t>，{%endif%}{% endfor %}{% endif%}</w:t>
-            </w:r>
-          </w:p>
-        </w:tc>
-      </w:tr>
-      <w:tr>
-        <w:tblPrEx>
-          <w:tblBorders>
-            <w:top w:val="single" w:color="45A3A7" w:sz="18" w:space="0"/>
-            <w:left w:val="none" w:color="auto" w:sz="0" w:space="0"/>
-            <w:bottom w:val="dotted" w:color="45A3A7" w:sz="4" w:space="0"/>
-            <w:right w:val="none" w:color="auto" w:sz="0" w:space="0"/>
-            <w:insideH w:val="dotted" w:color="45A3A7" w:sz="4" w:space="0"/>
-            <w:insideV w:val="dotted" w:color="45A3A7" w:sz="4" w:space="0"/>
-          </w:tblBorders>
-          <w:tblCellMar>
-            <w:top w:w="0" w:type="dxa"/>
-            <w:left w:w="108" w:type="dxa"/>
-            <w:bottom w:w="0" w:type="dxa"/>
-            <w:right w:w="108" w:type="dxa"/>
-          </w:tblCellMar>
-        </w:tblPrEx>
-        <w:trPr>
-          <w:trHeight w:val="474" w:hRule="atLeast"/>
-          <w:jc w:val="center"/>
-        </w:trPr>
-        <w:tc>
-          <w:tcPr>
-            <w:tcW w:w="432" w:type="dxa"/>
-            <w:vMerge w:val="continue"/>
-            <w:tcBorders>
-              <w:left w:val="nil"/>
-              <w:right w:val="single" w:color="FFFFFF" w:themeColor="background1" w:sz="18" w:space="0"/>
-            </w:tcBorders>
-            <w:shd w:val="clear" w:color="auto" w:fill="62B541"/>
-            <w:vAlign w:val="center"/>
-          </w:tcPr>
-          <w:p>
-            <w:pPr>
-              <w:keepNext/>
-              <w:spacing w:before="26"/>
-              <w:jc w:val="center"/>
-              <w:rPr>
-                <w:rFonts w:ascii="Times New Roman" w:hAnsi="Times New Roman" w:eastAsia="微软雅黑" w:cs="Times New Roman"/>
-                <w:b/>
-                <w:color w:val="FFFFFF" w:themeColor="background1"/>
-                <w:sz w:val="18"/>
-                <w:szCs w:val="18"/>
-                <w:lang w:eastAsia="zh-CN"/>
-                <w14:textFill>
-                  <w14:solidFill>
-                    <w14:schemeClr w14:val="bg1"/>
-                  </w14:solidFill>
-                </w14:textFill>
-              </w:rPr>
-            </w:pPr>
-          </w:p>
-        </w:tc>
-        <w:tc>
-          <w:tcPr>
-            <w:tcW w:w="1191" w:type="dxa"/>
-            <w:tcBorders>
-              <w:top w:val="single" w:color="FFFFFF" w:themeColor="background1" w:sz="18" w:space="0"/>
-              <w:left w:val="single" w:color="FFFFFF" w:themeColor="background1" w:sz="18" w:space="0"/>
-              <w:bottom w:val="single" w:color="FFFFFF" w:themeColor="background1" w:sz="18" w:space="0"/>
-              <w:right w:val="nil"/>
-            </w:tcBorders>
-            <w:shd w:val="clear" w:color="auto" w:fill="62B541"/>
-            <w:vAlign w:val="center"/>
-          </w:tcPr>
-          <w:p>
-            <w:pPr>
-              <w:keepNext/>
-              <w:spacing w:before="26"/>
-              <w:jc w:val="center"/>
-              <w:rPr>
-                <w:rFonts w:ascii="Times New Roman" w:hAnsi="Times New Roman" w:eastAsia="微软雅黑" w:cs="Times New Roman"/>
-                <w:b/>
-                <w:color w:val="FFFFFF" w:themeColor="background1"/>
-                <w:sz w:val="18"/>
-                <w:szCs w:val="18"/>
-                <w:lang w:eastAsia="zh-CN"/>
-                <w14:textFill>
-                  <w14:solidFill>
-                    <w14:schemeClr w14:val="bg1"/>
-                  </w14:solidFill>
-                </w14:textFill>
-              </w:rPr>
-            </w:pPr>
-            <w:r>
-              <w:rPr>
-                <w:rFonts w:ascii="Times New Roman" w:hAnsi="Times New Roman" w:eastAsia="微软雅黑" w:cs="Times New Roman"/>
-                <w:b/>
-                <w:color w:val="FFFFFF" w:themeColor="background1"/>
-                <w:sz w:val="18"/>
-                <w:szCs w:val="18"/>
-                <w:lang w:eastAsia="zh-CN"/>
-                <w14:textFill>
-                  <w14:solidFill>
-                    <w14:schemeClr w14:val="bg1"/>
-                  </w14:solidFill>
-                </w14:textFill>
-              </w:rPr>
-              <w:t>C级</w:t>
-            </w:r>
-          </w:p>
-        </w:tc>
-        <w:tc>
-          <w:tcPr>
-            <w:tcW w:w="8247" w:type="dxa"/>
-            <w:tcBorders>
-              <w:top w:val="single" w:color="A4A4A4" w:sz="4" w:space="0"/>
-              <w:left w:val="nil"/>
-              <w:bottom w:val="single" w:color="A4A4A4" w:sz="4" w:space="0"/>
-              <w:right w:val="nil"/>
-            </w:tcBorders>
-            <w:shd w:val="clear" w:color="auto" w:fill="auto"/>
-            <w:vAlign w:val="center"/>
-          </w:tcPr>
-          <w:p>
-            <w:pPr>
-              <w:keepNext/>
-              <w:spacing w:before="26"/>
-              <w:jc w:val="center"/>
-              <w:rPr>
-                <w:rFonts w:ascii="Times New Roman" w:hAnsi="Times New Roman" w:eastAsia="微软雅黑" w:cs="Times New Roman"/>
-                <w:sz w:val="18"/>
-                <w:szCs w:val="18"/>
-                <w:lang w:eastAsia="zh-CN"/>
-              </w:rPr>
-            </w:pPr>
-            <w:r>
-              <w:rPr>
-                <w:rFonts w:ascii="Times New Roman" w:hAnsi="Times New Roman" w:eastAsia="微软雅黑" w:cs="Times New Roman"/>
-                <w:sz w:val="18"/>
-                <w:szCs w:val="18"/>
-                <w:lang w:eastAsia="zh-CN"/>
-              </w:rPr>
-              <w:t>{% if tdd.resistant</w:t>
-            </w:r>
-            <w:r>
-              <w:rPr>
-                <w:rFonts w:hint="eastAsia" w:ascii="Times New Roman" w:hAnsi="Times New Roman" w:eastAsia="微软雅黑" w:cs="Times New Roman"/>
-                <w:sz w:val="18"/>
-                <w:szCs w:val="18"/>
-                <w:lang w:eastAsia="zh-CN"/>
-              </w:rPr>
-              <w:t>c</w:t>
-            </w:r>
-            <w:r>
-              <w:rPr>
-                <w:rFonts w:ascii="Times New Roman" w:hAnsi="Times New Roman" w:eastAsia="微软雅黑" w:cs="Times New Roman"/>
-                <w:sz w:val="18"/>
-                <w:szCs w:val="18"/>
-                <w:lang w:eastAsia="zh-CN"/>
-              </w:rPr>
-              <w:t>Str == [] %}无{% else%}{% for d in tdd.resistant</w:t>
-            </w:r>
-            <w:r>
-              <w:rPr>
-                <w:rFonts w:hint="eastAsia" w:ascii="Times New Roman" w:hAnsi="Times New Roman" w:eastAsia="微软雅黑" w:cs="Times New Roman"/>
-                <w:sz w:val="18"/>
-                <w:szCs w:val="18"/>
-                <w:lang w:eastAsia="zh-CN"/>
-              </w:rPr>
-              <w:t>c</w:t>
-            </w:r>
-            <w:r>
-              <w:rPr>
-                <w:rFonts w:ascii="Times New Roman" w:hAnsi="Times New Roman" w:eastAsia="微软雅黑" w:cs="Times New Roman"/>
-                <w:sz w:val="18"/>
-                <w:szCs w:val="18"/>
-                <w:lang w:eastAsia="zh-CN"/>
-              </w:rPr>
-              <w:t>Str %}{%if loop.last%}</w:t>
-            </w:r>
-            <w:r>
-              <w:rPr>
-                <w:rFonts w:hint="eastAsia" w:ascii="Times New Roman" w:hAnsi="Times New Roman" w:eastAsia="微软雅黑" w:cs="Times New Roman"/>
-                <w:sz w:val="18"/>
-                <w:szCs w:val="18"/>
-                <w:lang w:eastAsia="zh-CN"/>
-              </w:rPr>
-              <w:t>{{ d.nameLevel }}</w:t>
-            </w:r>
-            <w:r>
-              <w:rPr>
-                <w:rFonts w:ascii="Times New Roman" w:hAnsi="Times New Roman" w:eastAsia="微软雅黑" w:cs="Times New Roman"/>
-                <w:sz w:val="18"/>
-                <w:szCs w:val="18"/>
-                <w:lang w:eastAsia="zh-CN"/>
-              </w:rPr>
-              <w:t>{%else%}</w:t>
-            </w:r>
-            <w:r>
-              <w:rPr>
-                <w:rFonts w:hint="eastAsia" w:ascii="Times New Roman" w:hAnsi="Times New Roman" w:eastAsia="微软雅黑" w:cs="Times New Roman"/>
-                <w:sz w:val="18"/>
-                <w:szCs w:val="18"/>
-                <w:lang w:eastAsia="zh-CN"/>
-              </w:rPr>
-              <w:t>{{ d.nameLevel }}</w:t>
-            </w:r>
-            <w:r>
-              <w:rPr>
-                <w:rFonts w:ascii="Times New Roman" w:hAnsi="Times New Roman" w:eastAsia="微软雅黑" w:cs="Times New Roman"/>
-                <w:sz w:val="18"/>
-                <w:szCs w:val="18"/>
-                <w:lang w:eastAsia="zh-CN"/>
-              </w:rPr>
-              <w:t>，{%endif%}{% endfor %}{% endif%}</w:t>
-            </w:r>
-          </w:p>
-        </w:tc>
-      </w:tr>
-      <w:tr>
-        <w:tblPrEx>
-          <w:tblBorders>
-            <w:top w:val="single" w:color="45A3A7" w:sz="18" w:space="0"/>
-            <w:left w:val="none" w:color="auto" w:sz="0" w:space="0"/>
-            <w:bottom w:val="dotted" w:color="45A3A7" w:sz="4" w:space="0"/>
-            <w:right w:val="none" w:color="auto" w:sz="0" w:space="0"/>
-            <w:insideH w:val="dotted" w:color="45A3A7" w:sz="4" w:space="0"/>
-            <w:insideV w:val="dotted" w:color="45A3A7" w:sz="4" w:space="0"/>
-          </w:tblBorders>
-          <w:tblCellMar>
-            <w:top w:w="0" w:type="dxa"/>
-            <w:left w:w="108" w:type="dxa"/>
-            <w:bottom w:w="0" w:type="dxa"/>
-            <w:right w:w="108" w:type="dxa"/>
-          </w:tblCellMar>
-        </w:tblPrEx>
-        <w:trPr>
-          <w:trHeight w:val="474" w:hRule="atLeast"/>
-          <w:jc w:val="center"/>
-        </w:trPr>
-        <w:tc>
-          <w:tcPr>
-            <w:tcW w:w="432" w:type="dxa"/>
-            <w:vMerge w:val="continue"/>
-            <w:tcBorders>
-              <w:left w:val="nil"/>
-              <w:bottom w:val="single" w:color="FFFFFF" w:themeColor="background1" w:sz="18" w:space="0"/>
-              <w:right w:val="single" w:color="FFFFFF" w:themeColor="background1" w:sz="18" w:space="0"/>
-            </w:tcBorders>
-            <w:shd w:val="clear" w:color="auto" w:fill="62B541"/>
-            <w:vAlign w:val="center"/>
-          </w:tcPr>
-          <w:p>
-            <w:pPr>
-              <w:keepNext/>
-              <w:spacing w:before="26"/>
-              <w:jc w:val="center"/>
-              <w:rPr>
-                <w:rFonts w:ascii="Times New Roman" w:hAnsi="Times New Roman" w:eastAsia="微软雅黑" w:cs="Times New Roman"/>
-                <w:b/>
-                <w:color w:val="FFFFFF" w:themeColor="background1"/>
-                <w:sz w:val="18"/>
-                <w:szCs w:val="18"/>
-                <w:lang w:eastAsia="zh-CN"/>
-                <w14:textFill>
-                  <w14:solidFill>
-                    <w14:schemeClr w14:val="bg1"/>
-                  </w14:solidFill>
-                </w14:textFill>
-              </w:rPr>
-            </w:pPr>
-          </w:p>
-        </w:tc>
-        <w:tc>
-          <w:tcPr>
-            <w:tcW w:w="1191" w:type="dxa"/>
-            <w:tcBorders>
-              <w:top w:val="single" w:color="FFFFFF" w:themeColor="background1" w:sz="18" w:space="0"/>
-              <w:left w:val="single" w:color="FFFFFF" w:themeColor="background1" w:sz="18" w:space="0"/>
-              <w:bottom w:val="single" w:color="FFFFFF" w:themeColor="background1" w:sz="18" w:space="0"/>
-              <w:right w:val="nil"/>
-            </w:tcBorders>
-            <w:shd w:val="clear" w:color="auto" w:fill="62B541"/>
-            <w:vAlign w:val="center"/>
-          </w:tcPr>
-          <w:p>
-            <w:pPr>
-              <w:keepNext/>
-              <w:spacing w:before="26"/>
-              <w:jc w:val="center"/>
-              <w:rPr>
-                <w:rFonts w:ascii="Times New Roman" w:hAnsi="Times New Roman" w:eastAsia="微软雅黑" w:cs="Times New Roman"/>
-                <w:b/>
-                <w:color w:val="FFFFFF" w:themeColor="background1"/>
-                <w:sz w:val="18"/>
-                <w:szCs w:val="18"/>
-                <w:lang w:eastAsia="zh-CN"/>
-                <w14:textFill>
-                  <w14:solidFill>
-                    <w14:schemeClr w14:val="bg1"/>
-                  </w14:solidFill>
-                </w14:textFill>
-              </w:rPr>
-            </w:pPr>
-            <w:r>
-              <w:rPr>
-                <w:rFonts w:hint="eastAsia" w:ascii="Times New Roman" w:hAnsi="Times New Roman" w:eastAsia="微软雅黑" w:cs="Times New Roman"/>
-                <w:b/>
-                <w:color w:val="FFFFFF" w:themeColor="background1"/>
-                <w:sz w:val="18"/>
-                <w:szCs w:val="18"/>
-                <w:lang w:eastAsia="zh-CN"/>
-                <w14:textFill>
-                  <w14:solidFill>
-                    <w14:schemeClr w14:val="bg1"/>
-                  </w14:solidFill>
-                </w14:textFill>
-              </w:rPr>
-              <w:t>D</w:t>
-            </w:r>
-            <w:r>
-              <w:rPr>
-                <w:rFonts w:ascii="Times New Roman" w:hAnsi="Times New Roman" w:eastAsia="微软雅黑" w:cs="Times New Roman"/>
-                <w:b/>
-                <w:color w:val="FFFFFF" w:themeColor="background1"/>
-                <w:sz w:val="18"/>
-                <w:szCs w:val="18"/>
-                <w:lang w:eastAsia="zh-CN"/>
-                <w14:textFill>
-                  <w14:solidFill>
-                    <w14:schemeClr w14:val="bg1"/>
-                  </w14:solidFill>
-                </w14:textFill>
-              </w:rPr>
-              <w:t>级</w:t>
-            </w:r>
-          </w:p>
-        </w:tc>
-        <w:tc>
-          <w:tcPr>
-            <w:tcW w:w="8247" w:type="dxa"/>
-            <w:tcBorders>
-              <w:top w:val="single" w:color="A4A4A4" w:sz="4" w:space="0"/>
-              <w:left w:val="nil"/>
-              <w:bottom w:val="single" w:color="A4A4A4" w:sz="4" w:space="0"/>
-              <w:right w:val="nil"/>
-            </w:tcBorders>
-            <w:shd w:val="clear" w:color="auto" w:fill="auto"/>
-            <w:vAlign w:val="center"/>
-          </w:tcPr>
-          <w:p>
-            <w:pPr>
-              <w:keepNext/>
-              <w:spacing w:before="26"/>
-              <w:jc w:val="center"/>
-              <w:rPr>
-                <w:rFonts w:ascii="Times New Roman" w:hAnsi="Times New Roman" w:eastAsia="微软雅黑" w:cs="Times New Roman"/>
-                <w:sz w:val="18"/>
-                <w:szCs w:val="18"/>
-                <w:lang w:eastAsia="zh-CN"/>
-              </w:rPr>
-            </w:pPr>
-            <w:r>
-              <w:rPr>
-                <w:rFonts w:ascii="Times New Roman" w:hAnsi="Times New Roman" w:eastAsia="微软雅黑" w:cs="Times New Roman"/>
-                <w:sz w:val="18"/>
-                <w:szCs w:val="18"/>
-                <w:lang w:eastAsia="zh-CN"/>
-              </w:rPr>
-              <w:t>{% if tdd.resistant</w:t>
-            </w:r>
-            <w:r>
-              <w:rPr>
-                <w:rFonts w:hint="eastAsia" w:ascii="Times New Roman" w:hAnsi="Times New Roman" w:eastAsia="微软雅黑" w:cs="Times New Roman"/>
-                <w:sz w:val="18"/>
-                <w:szCs w:val="18"/>
-                <w:lang w:eastAsia="zh-CN"/>
-              </w:rPr>
-              <w:t>d</w:t>
-            </w:r>
-            <w:r>
-              <w:rPr>
-                <w:rFonts w:ascii="Times New Roman" w:hAnsi="Times New Roman" w:eastAsia="微软雅黑" w:cs="Times New Roman"/>
-                <w:sz w:val="18"/>
-                <w:szCs w:val="18"/>
-                <w:lang w:eastAsia="zh-CN"/>
-              </w:rPr>
-              <w:t>Str == [] %}无{% else%}{% for d in tdd.resistant</w:t>
-            </w:r>
-            <w:r>
-              <w:rPr>
-                <w:rFonts w:hint="eastAsia" w:ascii="Times New Roman" w:hAnsi="Times New Roman" w:eastAsia="微软雅黑" w:cs="Times New Roman"/>
-                <w:sz w:val="18"/>
-                <w:szCs w:val="18"/>
-                <w:lang w:eastAsia="zh-CN"/>
-              </w:rPr>
-              <w:t>d</w:t>
-            </w:r>
-            <w:r>
-              <w:rPr>
-                <w:rFonts w:ascii="Times New Roman" w:hAnsi="Times New Roman" w:eastAsia="微软雅黑" w:cs="Times New Roman"/>
-                <w:sz w:val="18"/>
-                <w:szCs w:val="18"/>
-                <w:lang w:eastAsia="zh-CN"/>
-              </w:rPr>
-              <w:t>Str %}{%if loop.last%}</w:t>
-            </w:r>
-            <w:r>
-              <w:rPr>
-                <w:rFonts w:hint="eastAsia" w:ascii="Times New Roman" w:hAnsi="Times New Roman" w:eastAsia="微软雅黑" w:cs="Times New Roman"/>
-                <w:sz w:val="18"/>
-                <w:szCs w:val="18"/>
-                <w:lang w:eastAsia="zh-CN"/>
-              </w:rPr>
-              <w:t>{{ d.nameLevel }}</w:t>
-            </w:r>
-            <w:r>
-              <w:rPr>
-                <w:rFonts w:ascii="Times New Roman" w:hAnsi="Times New Roman" w:eastAsia="微软雅黑" w:cs="Times New Roman"/>
-                <w:sz w:val="18"/>
-                <w:szCs w:val="18"/>
-                <w:lang w:eastAsia="zh-CN"/>
-              </w:rPr>
-              <w:t>{%else%}</w:t>
-            </w:r>
-            <w:r>
-              <w:rPr>
-                <w:rFonts w:hint="eastAsia" w:ascii="Times New Roman" w:hAnsi="Times New Roman" w:eastAsia="微软雅黑" w:cs="Times New Roman"/>
-                <w:sz w:val="18"/>
-                <w:szCs w:val="18"/>
-                <w:lang w:eastAsia="zh-CN"/>
-              </w:rPr>
-              <w:t>{{ d.nameLevel }}</w:t>
-            </w:r>
-            <w:r>
-              <w:rPr>
-                <w:rFonts w:ascii="Times New Roman" w:hAnsi="Times New Roman" w:eastAsia="微软雅黑" w:cs="Times New Roman"/>
-                <w:sz w:val="18"/>
-                <w:szCs w:val="18"/>
-                <w:lang w:eastAsia="zh-CN"/>
-              </w:rPr>
-              <w:t>，{%endif%}{% endfor %}{% endif%}</w:t>
-            </w:r>
-          </w:p>
-        </w:tc>
-      </w:tr>
-      <w:tr>
-        <w:tblPrEx>
-          <w:tblBorders>
-            <w:top w:val="single" w:color="45A3A7" w:sz="18" w:space="0"/>
-            <w:left w:val="none" w:color="auto" w:sz="0" w:space="0"/>
-            <w:bottom w:val="dotted" w:color="45A3A7" w:sz="4" w:space="0"/>
-            <w:right w:val="none" w:color="auto" w:sz="0" w:space="0"/>
-            <w:insideH w:val="dotted" w:color="45A3A7" w:sz="4" w:space="0"/>
-            <w:insideV w:val="dotted" w:color="45A3A7" w:sz="4" w:space="0"/>
-          </w:tblBorders>
-          <w:tblCellMar>
-            <w:top w:w="0" w:type="dxa"/>
-            <w:left w:w="108" w:type="dxa"/>
-            <w:bottom w:w="0" w:type="dxa"/>
-            <w:right w:w="108" w:type="dxa"/>
-          </w:tblCellMar>
-        </w:tblPrEx>
-        <w:trPr>
-          <w:jc w:val="center"/>
-        </w:trPr>
-        <w:tc>
-          <w:tcPr>
-            <w:tcW w:w="1623" w:type="dxa"/>
-            <w:gridSpan w:val="2"/>
-            <w:tcBorders>
-              <w:top w:val="single" w:color="FFFFFF" w:themeColor="background1" w:sz="18" w:space="0"/>
-              <w:left w:val="nil"/>
-              <w:right w:val="nil"/>
-            </w:tcBorders>
-            <w:shd w:val="clear" w:color="auto" w:fill="62B541"/>
-            <w:vAlign w:val="center"/>
-          </w:tcPr>
-          <w:p>
-            <w:pPr>
-              <w:keepNext/>
-              <w:spacing w:before="26"/>
-              <w:jc w:val="center"/>
-              <w:rPr>
-                <w:rFonts w:ascii="Times New Roman" w:hAnsi="Times New Roman" w:eastAsia="微软雅黑" w:cs="Times New Roman"/>
-                <w:b/>
-                <w:color w:val="FFFFFF" w:themeColor="background1"/>
-                <w:sz w:val="18"/>
-                <w:szCs w:val="18"/>
-                <w:lang w:eastAsia="zh-CN"/>
-                <w14:textFill>
-                  <w14:solidFill>
-                    <w14:schemeClr w14:val="bg1"/>
-                  </w14:solidFill>
-                </w14:textFill>
-              </w:rPr>
-            </w:pPr>
-            <w:r>
-              <w:rPr>
-                <w:rFonts w:hint="eastAsia" w:ascii="Times New Roman" w:hAnsi="Times New Roman" w:eastAsia="微软雅黑" w:cs="Times New Roman"/>
-                <w:b/>
-                <w:color w:val="FFFFFF" w:themeColor="background1"/>
-                <w:sz w:val="18"/>
-                <w:szCs w:val="18"/>
-                <w:lang w:eastAsia="zh-CN"/>
-                <w14:textFill>
-                  <w14:solidFill>
-                    <w14:schemeClr w14:val="bg1"/>
-                  </w14:solidFill>
-                </w14:textFill>
-              </w:rPr>
-              <w:t>基因突变相关说明</w:t>
-            </w:r>
-          </w:p>
-        </w:tc>
-        <w:tc>
-          <w:tcPr>
-            <w:tcW w:w="8247" w:type="dxa"/>
-            <w:tcBorders>
-              <w:top w:val="single" w:color="A4A4A4" w:sz="4" w:space="0"/>
-              <w:left w:val="nil"/>
-              <w:bottom w:val="single" w:color="A4A4A4" w:sz="4" w:space="0"/>
-              <w:right w:val="nil"/>
-            </w:tcBorders>
-            <w:vAlign w:val="center"/>
-          </w:tcPr>
-          <w:p>
-            <w:pPr>
-              <w:keepNext/>
-              <w:spacing w:before="26"/>
-              <w:rPr>
-                <w:rFonts w:ascii="Times New Roman" w:hAnsi="Times New Roman" w:eastAsia="微软雅黑" w:cs="Times New Roman"/>
-                <w:sz w:val="18"/>
-                <w:szCs w:val="18"/>
-                <w:lang w:eastAsia="zh-CN"/>
-              </w:rPr>
-            </w:pPr>
-            <w:r>
-              <w:rPr>
-                <w:rFonts w:hint="eastAsia" w:ascii="Times New Roman" w:hAnsi="Times New Roman" w:eastAsia="微软雅黑" w:cs="Times New Roman"/>
-                <w:sz w:val="18"/>
-                <w:szCs w:val="18"/>
-                <w:lang w:eastAsia="zh-CN"/>
-              </w:rPr>
-              <w:t>{% for md in tdd.medicationDescription %}{% if md.key == '突变说明</w:t>
-            </w:r>
-            <w:r>
-              <w:rPr>
-                <w:rFonts w:ascii="Times New Roman" w:hAnsi="Times New Roman" w:eastAsia="微软雅黑" w:cs="Times New Roman"/>
-                <w:sz w:val="18"/>
-                <w:szCs w:val="18"/>
-                <w:lang w:eastAsia="zh-CN"/>
-              </w:rPr>
-              <w:t>:</w:t>
-            </w:r>
-            <w:r>
-              <w:rPr>
-                <w:rFonts w:hint="eastAsia" w:ascii="Times New Roman" w:hAnsi="Times New Roman" w:eastAsia="微软雅黑" w:cs="Times New Roman"/>
-                <w:sz w:val="18"/>
-                <w:szCs w:val="18"/>
-                <w:lang w:eastAsia="zh-CN"/>
-              </w:rPr>
-              <w:t>' %}</w:t>
-            </w:r>
-            <w:r>
-              <w:rPr>
-                <w:rFonts w:hint="eastAsia" w:ascii="Times New Roman" w:hAnsi="Times New Roman" w:eastAsia="微软雅黑" w:cs="Times New Roman"/>
-                <w:b/>
-                <w:bCs/>
-                <w:sz w:val="18"/>
-                <w:szCs w:val="18"/>
-                <w:lang w:eastAsia="zh-CN"/>
-              </w:rPr>
-              <w:t>{{md.key}}</w:t>
-            </w:r>
-            <w:r>
-              <w:rPr>
-                <w:rFonts w:hint="eastAsia" w:ascii="Times New Roman" w:hAnsi="Times New Roman" w:eastAsia="微软雅黑" w:cs="Times New Roman"/>
-                <w:sz w:val="18"/>
-                <w:szCs w:val="18"/>
-                <w:lang w:eastAsia="zh-CN"/>
-              </w:rPr>
-              <w:t>{{md.value}}{% elif md.value == '' %}{% else%}</w:t>
-            </w:r>
-            <w:r>
-              <w:rPr>
-                <w:rFonts w:hint="eastAsia" w:ascii="Times New Roman" w:hAnsi="Times New Roman" w:eastAsia="微软雅黑" w:cs="Times New Roman"/>
-                <w:b/>
-                <w:bCs/>
-                <w:sz w:val="18"/>
-                <w:szCs w:val="18"/>
-                <w:lang w:eastAsia="zh-CN"/>
-              </w:rPr>
-              <w:t>{{md.key}}</w:t>
-            </w:r>
-            <w:r>
-              <w:rPr>
-                <w:rFonts w:hint="eastAsia" w:ascii="Times New Roman" w:hAnsi="Times New Roman" w:eastAsia="微软雅黑" w:cs="Times New Roman"/>
-                <w:sz w:val="18"/>
-                <w:szCs w:val="18"/>
-                <w:lang w:eastAsia="zh-CN"/>
-              </w:rPr>
-              <w:t>{{md.value}}</w:t>
-            </w:r>
-          </w:p>
-          <w:p>
-            <w:pPr>
-              <w:keepNext/>
-              <w:spacing w:before="26"/>
-              <w:rPr>
-                <w:rFonts w:ascii="Times New Roman" w:hAnsi="Times New Roman" w:eastAsia="微软雅黑" w:cs="Times New Roman"/>
-                <w:sz w:val="18"/>
-                <w:szCs w:val="18"/>
-                <w:lang w:eastAsia="zh-CN"/>
-              </w:rPr>
-            </w:pPr>
-            <w:r>
-              <w:rPr>
-                <w:rFonts w:hint="eastAsia" w:ascii="Times New Roman" w:hAnsi="Times New Roman" w:eastAsia="微软雅黑" w:cs="Times New Roman"/>
-                <w:sz w:val="18"/>
-                <w:szCs w:val="18"/>
-                <w:lang w:eastAsia="zh-CN"/>
-              </w:rPr>
-              <w:t>{% endif %}{% endfor %}</w:t>
-            </w:r>
-          </w:p>
-        </w:tc>
-      </w:tr>
-    </w:tbl>
-    <w:p>
-      <w:pPr>
-        <w:spacing w:before="26"/>
-        <w:rPr>
-          <w:rFonts w:ascii="Times New Roman" w:hAnsi="Times New Roman" w:eastAsia="微软雅黑" w:cs="Times New Roman"/>
-          <w:b/>
-          <w:sz w:val="24"/>
-          <w:szCs w:val="24"/>
-          <w:lang w:eastAsia="zh-CN"/>
-        </w:rPr>
-      </w:pPr>
-      <w:r>
-        <w:rPr>
-          <w:rFonts w:hint="eastAsia" w:ascii="Times New Roman" w:hAnsi="Times New Roman" w:eastAsia="微软雅黑" w:cs="Times New Roman"/>
-          <w:b/>
-          <w:sz w:val="24"/>
-          <w:szCs w:val="24"/>
-          <w:lang w:eastAsia="zh-CN"/>
-        </w:rPr>
-        <w:t>{%if tdd.drugResearchList != [] %}</w:t>
-      </w:r>
-    </w:p>
-    <w:p>
-      <w:pPr>
-        <w:keepNext/>
-        <w:spacing w:before="26"/>
-        <w:rPr>
-          <w:rFonts w:ascii="Times New Roman" w:hAnsi="Times New Roman" w:eastAsia="微软雅黑" w:cs="Times New Roman"/>
-          <w:b/>
-          <w:sz w:val="24"/>
-          <w:lang w:eastAsia="zh-CN"/>
-        </w:rPr>
-      </w:pPr>
-      <w:r>
-        <w:rPr>
-          <w:rFonts w:ascii="Times New Roman" w:hAnsi="Times New Roman" w:eastAsia="微软雅黑" w:cs="Times New Roman"/>
-          <w:b/>
-          <w:sz w:val="24"/>
-          <w:lang w:eastAsia="zh-CN"/>
-        </w:rPr>
-        <w:t>潜在受益药物研究信息：</w:t>
-      </w:r>
-    </w:p>
-    <w:tbl>
-      <w:tblPr>
-        <w:tblStyle w:val="16"/>
-        <w:tblpPr w:leftFromText="180" w:rightFromText="180" w:vertAnchor="text" w:tblpXSpec="center" w:tblpY="1"/>
-        <w:tblOverlap w:val="never"/>
-        <w:tblW w:w="9870" w:type="dxa"/>
-        <w:jc w:val="center"/>
-        <w:tblBorders>
-          <w:top w:val="single" w:color="45A3A7" w:sz="18" w:space="0"/>
-          <w:left w:val="none" w:color="auto" w:sz="0" w:space="0"/>
-          <w:bottom w:val="dotted" w:color="45A3A7" w:sz="4" w:space="0"/>
-          <w:right w:val="none" w:color="auto" w:sz="0" w:space="0"/>
-          <w:insideH w:val="dotted" w:color="45A3A7" w:sz="4" w:space="0"/>
-          <w:insideV w:val="dotted" w:color="45A3A7" w:sz="4" w:space="0"/>
-        </w:tblBorders>
-        <w:tblLayout w:type="fixed"/>
-        <w:tblCellMar>
-          <w:top w:w="0" w:type="dxa"/>
-          <w:left w:w="108" w:type="dxa"/>
-          <w:bottom w:w="0" w:type="dxa"/>
-          <w:right w:w="108" w:type="dxa"/>
-        </w:tblCellMar>
-      </w:tblPr>
-      <w:tblGrid>
-        <w:gridCol w:w="1526"/>
-        <w:gridCol w:w="1417"/>
-        <w:gridCol w:w="1232"/>
-        <w:gridCol w:w="5695"/>
-      </w:tblGrid>
-      <w:tr>
-        <w:tblPrEx>
-          <w:tblBorders>
-            <w:top w:val="single" w:color="45A3A7" w:sz="18" w:space="0"/>
-            <w:left w:val="none" w:color="auto" w:sz="0" w:space="0"/>
-            <w:bottom w:val="dotted" w:color="45A3A7" w:sz="4" w:space="0"/>
-            <w:right w:val="none" w:color="auto" w:sz="0" w:space="0"/>
-            <w:insideH w:val="dotted" w:color="45A3A7" w:sz="4" w:space="0"/>
-            <w:insideV w:val="dotted" w:color="45A3A7" w:sz="4" w:space="0"/>
-          </w:tblBorders>
-          <w:tblCellMar>
-            <w:top w:w="0" w:type="dxa"/>
-            <w:left w:w="108" w:type="dxa"/>
-            <w:bottom w:w="0" w:type="dxa"/>
-            <w:right w:w="108" w:type="dxa"/>
-          </w:tblCellMar>
-        </w:tblPrEx>
-        <w:trPr>
-          <w:trHeight w:val="417" w:hRule="atLeast"/>
-          <w:jc w:val="center"/>
-        </w:trPr>
-        <w:tc>
-          <w:tcPr>
-            <w:tcW w:w="1526" w:type="dxa"/>
-            <w:tcBorders>
-              <w:top w:val="nil"/>
-              <w:left w:val="nil"/>
-              <w:bottom w:val="nil"/>
-              <w:right w:val="single" w:color="FFFFFF" w:sz="18" w:space="0"/>
-            </w:tcBorders>
-            <w:shd w:val="clear" w:color="auto" w:fill="62B541"/>
-            <w:vAlign w:val="center"/>
-          </w:tcPr>
-          <w:p>
-            <w:pPr>
-              <w:keepNext/>
-              <w:jc w:val="center"/>
-              <w:rPr>
-                <w:rFonts w:ascii="Times New Roman" w:hAnsi="Times New Roman" w:eastAsia="微软雅黑" w:cs="Times New Roman"/>
-                <w:b/>
-                <w:color w:val="FFFFFF" w:themeColor="background1"/>
-                <w:sz w:val="18"/>
-                <w:szCs w:val="18"/>
-                <w:lang w:eastAsia="zh-CN"/>
-                <w14:textFill>
-                  <w14:solidFill>
-                    <w14:schemeClr w14:val="bg1"/>
-                  </w14:solidFill>
-                </w14:textFill>
-              </w:rPr>
-            </w:pPr>
-            <w:r>
-              <w:rPr>
-                <w:rFonts w:ascii="Times New Roman" w:hAnsi="Times New Roman" w:eastAsia="微软雅黑" w:cs="Times New Roman"/>
-                <w:b/>
-                <w:color w:val="FFFFFF" w:themeColor="background1"/>
-                <w:sz w:val="18"/>
-                <w:szCs w:val="18"/>
-                <w:lang w:eastAsia="zh-CN"/>
-                <w14:textFill>
-                  <w14:solidFill>
-                    <w14:schemeClr w14:val="bg1"/>
-                  </w14:solidFill>
-                </w14:textFill>
-              </w:rPr>
-              <w:t>药物名称</w:t>
-            </w:r>
-          </w:p>
-        </w:tc>
-        <w:tc>
-          <w:tcPr>
-            <w:tcW w:w="1417" w:type="dxa"/>
-            <w:tcBorders>
-              <w:top w:val="nil"/>
-              <w:left w:val="single" w:color="FFFFFF" w:sz="18" w:space="0"/>
-              <w:bottom w:val="nil"/>
-              <w:right w:val="single" w:color="FFFFFF" w:sz="18" w:space="0"/>
-            </w:tcBorders>
-            <w:shd w:val="clear" w:color="auto" w:fill="62B541"/>
-            <w:vAlign w:val="center"/>
-          </w:tcPr>
-          <w:p>
-            <w:pPr>
-              <w:keepNext/>
-              <w:jc w:val="center"/>
-              <w:rPr>
-                <w:rFonts w:ascii="Times New Roman" w:hAnsi="Times New Roman" w:eastAsia="微软雅黑" w:cs="Times New Roman"/>
-                <w:b/>
-                <w:color w:val="FFFFFF" w:themeColor="background1"/>
-                <w:sz w:val="18"/>
-                <w:szCs w:val="18"/>
-                <w:lang w:eastAsia="zh-CN"/>
-                <w14:textFill>
-                  <w14:solidFill>
-                    <w14:schemeClr w14:val="bg1"/>
-                  </w14:solidFill>
-                </w14:textFill>
-              </w:rPr>
-            </w:pPr>
-            <w:r>
-              <w:rPr>
-                <w:rFonts w:ascii="Times New Roman" w:hAnsi="Times New Roman" w:eastAsia="微软雅黑" w:cs="Times New Roman"/>
-                <w:b/>
-                <w:color w:val="FFFFFF" w:themeColor="background1"/>
-                <w:sz w:val="18"/>
-                <w:szCs w:val="18"/>
-                <w:lang w:eastAsia="zh-CN"/>
-                <w14:textFill>
-                  <w14:solidFill>
-                    <w14:schemeClr w14:val="bg1"/>
-                  </w14:solidFill>
-                </w14:textFill>
-              </w:rPr>
-              <w:t>相关疾病</w:t>
-            </w:r>
-          </w:p>
-        </w:tc>
-        <w:tc>
-          <w:tcPr>
-            <w:tcW w:w="1232" w:type="dxa"/>
-            <w:tcBorders>
-              <w:top w:val="nil"/>
-              <w:left w:val="single" w:color="FFFFFF" w:sz="18" w:space="0"/>
-              <w:bottom w:val="nil"/>
-              <w:right w:val="single" w:color="FFFFFF" w:sz="18" w:space="0"/>
-            </w:tcBorders>
-            <w:shd w:val="clear" w:color="auto" w:fill="62B541"/>
-            <w:vAlign w:val="center"/>
-          </w:tcPr>
-          <w:p>
-            <w:pPr>
-              <w:keepNext/>
-              <w:jc w:val="center"/>
-              <w:rPr>
-                <w:rFonts w:ascii="Times New Roman" w:hAnsi="Times New Roman" w:eastAsia="微软雅黑" w:cs="Times New Roman"/>
-                <w:b/>
-                <w:color w:val="FFFFFF" w:themeColor="background1"/>
-                <w:sz w:val="18"/>
-                <w:szCs w:val="18"/>
-                <w:lang w:eastAsia="zh-CN"/>
-                <w14:textFill>
-                  <w14:solidFill>
-                    <w14:schemeClr w14:val="bg1"/>
-                  </w14:solidFill>
-                </w14:textFill>
-              </w:rPr>
-            </w:pPr>
-            <w:r>
-              <w:rPr>
-                <w:rFonts w:ascii="Times New Roman" w:hAnsi="Times New Roman" w:eastAsia="微软雅黑" w:cs="Times New Roman"/>
-                <w:b/>
-                <w:color w:val="FFFFFF" w:themeColor="background1"/>
-                <w:sz w:val="18"/>
-                <w:szCs w:val="18"/>
-                <w:lang w:eastAsia="zh-CN"/>
-                <w14:textFill>
-                  <w14:solidFill>
-                    <w14:schemeClr w14:val="bg1"/>
-                  </w14:solidFill>
-                </w14:textFill>
-              </w:rPr>
-              <w:t>证据</w:t>
-            </w:r>
-            <w:r>
-              <w:rPr>
-                <w:rFonts w:hint="eastAsia" w:ascii="Times New Roman" w:hAnsi="Times New Roman" w:eastAsia="微软雅黑" w:cs="Times New Roman"/>
-                <w:b/>
-                <w:color w:val="FFFFFF" w:themeColor="background1"/>
-                <w:sz w:val="18"/>
-                <w:szCs w:val="18"/>
-                <w:lang w:eastAsia="zh-CN"/>
-                <w14:textFill>
-                  <w14:solidFill>
-                    <w14:schemeClr w14:val="bg1"/>
-                  </w14:solidFill>
-                </w14:textFill>
-              </w:rPr>
-              <w:t>等级</w:t>
-            </w:r>
-          </w:p>
-        </w:tc>
-        <w:tc>
-          <w:tcPr>
-            <w:tcW w:w="5695" w:type="dxa"/>
-            <w:tcBorders>
-              <w:top w:val="nil"/>
-              <w:left w:val="single" w:color="FFFFFF" w:sz="18" w:space="0"/>
-              <w:bottom w:val="nil"/>
-              <w:right w:val="nil"/>
-            </w:tcBorders>
-            <w:shd w:val="clear" w:color="auto" w:fill="62B541"/>
-            <w:vAlign w:val="center"/>
-          </w:tcPr>
-          <w:p>
-            <w:pPr>
-              <w:keepNext/>
-              <w:jc w:val="center"/>
-              <w:rPr>
-                <w:rFonts w:ascii="Times New Roman" w:hAnsi="Times New Roman" w:eastAsia="微软雅黑" w:cs="Times New Roman"/>
-                <w:b/>
-                <w:color w:val="FFFFFF" w:themeColor="background1"/>
-                <w:sz w:val="18"/>
-                <w:szCs w:val="18"/>
-                <w:lang w:eastAsia="zh-CN"/>
-                <w14:textFill>
-                  <w14:solidFill>
-                    <w14:schemeClr w14:val="bg1"/>
-                  </w14:solidFill>
-                </w14:textFill>
-              </w:rPr>
-            </w:pPr>
-            <w:r>
-              <w:rPr>
-                <w:rFonts w:ascii="Times New Roman" w:hAnsi="Times New Roman" w:eastAsia="微软雅黑" w:cs="Times New Roman"/>
-                <w:b/>
-                <w:color w:val="FFFFFF" w:themeColor="background1"/>
-                <w:sz w:val="18"/>
-                <w:szCs w:val="18"/>
-                <w:lang w:eastAsia="zh-CN"/>
-                <w14:textFill>
-                  <w14:solidFill>
-                    <w14:schemeClr w14:val="bg1"/>
-                  </w14:solidFill>
-                </w14:textFill>
-              </w:rPr>
-              <w:t>循证医学信息</w:t>
-            </w:r>
-          </w:p>
-        </w:tc>
-      </w:tr>
-      <w:tr>
-        <w:tblPrEx>
-          <w:tblBorders>
-            <w:top w:val="single" w:color="45A3A7" w:sz="18" w:space="0"/>
-            <w:left w:val="none" w:color="auto" w:sz="0" w:space="0"/>
-            <w:bottom w:val="dotted" w:color="45A3A7" w:sz="4" w:space="0"/>
-            <w:right w:val="none" w:color="auto" w:sz="0" w:space="0"/>
-            <w:insideH w:val="dotted" w:color="45A3A7" w:sz="4" w:space="0"/>
-            <w:insideV w:val="dotted" w:color="45A3A7" w:sz="4" w:space="0"/>
-          </w:tblBorders>
-          <w:tblCellMar>
-            <w:top w:w="0" w:type="dxa"/>
-            <w:left w:w="108" w:type="dxa"/>
-            <w:bottom w:w="0" w:type="dxa"/>
-            <w:right w:w="108" w:type="dxa"/>
-          </w:tblCellMar>
-        </w:tblPrEx>
-        <w:trPr>
-          <w:trHeight w:val="494" w:hRule="atLeast"/>
-          <w:jc w:val="center"/>
-        </w:trPr>
-        <w:tc>
-          <w:tcPr>
-            <w:tcW w:w="9870" w:type="dxa"/>
-            <w:gridSpan w:val="4"/>
-            <w:tcBorders>
-              <w:top w:val="nil"/>
-              <w:left w:val="nil"/>
-              <w:bottom w:val="single" w:color="A4A4A4" w:sz="4" w:space="0"/>
-              <w:right w:val="nil"/>
-            </w:tcBorders>
-            <w:vAlign w:val="center"/>
-          </w:tcPr>
-          <w:p>
-            <w:pPr>
-              <w:keepNext/>
-              <w:spacing w:before="26"/>
-              <w:jc w:val="center"/>
-              <w:rPr>
-                <w:rFonts w:ascii="Times New Roman" w:hAnsi="Times New Roman" w:eastAsia="微软雅黑" w:cs="Times New Roman"/>
-                <w:bCs/>
-                <w:sz w:val="18"/>
-                <w:szCs w:val="18"/>
-                <w:highlight w:val="yellow"/>
-                <w:lang w:eastAsia="zh-CN"/>
-              </w:rPr>
-            </w:pPr>
-            <w:r>
-              <w:rPr>
-                <w:rFonts w:hint="eastAsia" w:ascii="Times New Roman" w:hAnsi="Times New Roman" w:eastAsia="微软雅黑" w:cs="Times New Roman"/>
-                <w:b/>
-                <w:sz w:val="18"/>
-                <w:szCs w:val="18"/>
-                <w:lang w:eastAsia="zh-CN"/>
-              </w:rPr>
-              <w:t>{%tr for dis in tdd.drugResearchList %}</w:t>
-            </w:r>
-          </w:p>
-        </w:tc>
-      </w:tr>
-      <w:tr>
-        <w:tblPrEx>
-          <w:tblBorders>
-            <w:top w:val="single" w:color="45A3A7" w:sz="18" w:space="0"/>
-            <w:left w:val="none" w:color="auto" w:sz="0" w:space="0"/>
-            <w:bottom w:val="dotted" w:color="45A3A7" w:sz="4" w:space="0"/>
-            <w:right w:val="none" w:color="auto" w:sz="0" w:space="0"/>
-            <w:insideH w:val="dotted" w:color="45A3A7" w:sz="4" w:space="0"/>
-            <w:insideV w:val="dotted" w:color="45A3A7" w:sz="4" w:space="0"/>
-          </w:tblBorders>
-          <w:tblCellMar>
-            <w:top w:w="0" w:type="dxa"/>
-            <w:left w:w="108" w:type="dxa"/>
-            <w:bottom w:w="0" w:type="dxa"/>
-            <w:right w:w="108" w:type="dxa"/>
-          </w:tblCellMar>
-        </w:tblPrEx>
-        <w:trPr>
-          <w:trHeight w:val="494" w:hRule="atLeast"/>
-          <w:jc w:val="center"/>
-        </w:trPr>
-        <w:tc>
-          <w:tcPr>
-            <w:tcW w:w="1526" w:type="dxa"/>
-            <w:tcBorders>
-              <w:top w:val="single" w:color="A4A4A4" w:sz="4" w:space="0"/>
-              <w:left w:val="nil"/>
-              <w:bottom w:val="single" w:color="A4A4A4" w:sz="4" w:space="0"/>
-              <w:right w:val="single" w:color="A4A4A4" w:sz="4" w:space="0"/>
-            </w:tcBorders>
-            <w:vAlign w:val="center"/>
-          </w:tcPr>
-          <w:p>
-            <w:pPr>
-              <w:spacing w:before="1" w:line="249" w:lineRule="auto"/>
-              <w:ind w:right="131"/>
-              <w:jc w:val="center"/>
-              <w:rPr>
-                <w:rFonts w:ascii="Times New Roman" w:hAnsi="Times New Roman" w:eastAsia="微软雅黑" w:cs="Times New Roman"/>
-                <w:b/>
-                <w:sz w:val="18"/>
-                <w:szCs w:val="18"/>
-                <w:highlight w:val="yellow"/>
-              </w:rPr>
-            </w:pPr>
-            <w:r>
-              <w:rPr>
-                <w:rFonts w:ascii="Times New Roman" w:hAnsi="Times New Roman" w:eastAsia="微软雅黑" w:cs="Times New Roman"/>
-                <w:sz w:val="18"/>
-                <w:szCs w:val="18"/>
-                <w:lang w:eastAsia="zh-CN"/>
-              </w:rPr>
-              <w:t>{{</w:t>
-            </w:r>
-            <w:r>
-              <w:rPr>
-                <w:rFonts w:ascii="Times New Roman" w:hAnsi="Times New Roman" w:eastAsia="微软雅黑" w:cs="Times New Roman"/>
-                <w:bCs/>
-                <w:sz w:val="18"/>
-                <w:szCs w:val="18"/>
-                <w:lang w:eastAsia="zh-CN"/>
-              </w:rPr>
-              <w:t>dis.drug_name_chinese</w:t>
-            </w:r>
-            <w:r>
-              <w:rPr>
-                <w:rFonts w:hint="eastAsia" w:ascii="Times New Roman" w:hAnsi="Times New Roman" w:eastAsia="微软雅黑" w:cs="Times New Roman"/>
-                <w:bCs/>
-                <w:sz w:val="18"/>
-                <w:szCs w:val="18"/>
-                <w:lang w:eastAsia="zh-CN"/>
-              </w:rPr>
-              <w:t>3</w:t>
-            </w:r>
-            <w:r>
-              <w:rPr>
-                <w:rFonts w:ascii="Times New Roman" w:hAnsi="Times New Roman" w:eastAsia="微软雅黑" w:cs="Times New Roman"/>
-                <w:sz w:val="18"/>
-                <w:szCs w:val="18"/>
-                <w:lang w:eastAsia="zh-CN"/>
-              </w:rPr>
-              <w:t xml:space="preserve"> }}</w:t>
-            </w:r>
-          </w:p>
-        </w:tc>
-        <w:tc>
-          <w:tcPr>
-            <w:tcW w:w="1417" w:type="dxa"/>
-            <w:tcBorders>
-              <w:top w:val="single" w:color="A4A4A4" w:sz="4" w:space="0"/>
-              <w:left w:val="single" w:color="A4A4A4" w:sz="4" w:space="0"/>
-              <w:bottom w:val="single" w:color="A4A4A4" w:sz="4" w:space="0"/>
-              <w:right w:val="single" w:color="A4A4A4" w:sz="4" w:space="0"/>
-            </w:tcBorders>
-            <w:vAlign w:val="center"/>
-          </w:tcPr>
-          <w:p>
-            <w:pPr>
-              <w:keepNext/>
-              <w:spacing w:before="26"/>
-              <w:jc w:val="center"/>
-              <w:rPr>
-                <w:rFonts w:ascii="Times New Roman" w:hAnsi="Times New Roman" w:eastAsia="微软雅黑" w:cs="Times New Roman"/>
-                <w:bCs/>
-                <w:sz w:val="18"/>
-                <w:szCs w:val="18"/>
-                <w:highlight w:val="yellow"/>
-                <w:lang w:eastAsia="zh-CN"/>
-              </w:rPr>
-            </w:pPr>
-            <w:r>
-              <w:rPr>
-                <w:rFonts w:hint="eastAsia" w:ascii="Times New Roman" w:hAnsi="Times New Roman" w:eastAsia="微软雅黑" w:cs="Times New Roman"/>
-                <w:sz w:val="18"/>
-                <w:szCs w:val="18"/>
-                <w:lang w:eastAsia="zh-CN"/>
-              </w:rPr>
-              <w:t>{{dis.</w:t>
-            </w:r>
-            <w:r>
-              <w:rPr>
-                <w:rFonts w:hint="eastAsia" w:ascii="Times New Roman" w:hAnsi="Times New Roman" w:eastAsia="微软雅黑" w:cs="Times New Roman"/>
-                <w:bCs/>
-                <w:sz w:val="18"/>
-                <w:szCs w:val="18"/>
-                <w:lang w:eastAsia="zh-CN"/>
-              </w:rPr>
-              <w:t>disease_name_chinese</w:t>
-            </w:r>
-            <w:r>
-              <w:rPr>
-                <w:rFonts w:hint="eastAsia" w:ascii="Times New Roman" w:hAnsi="Times New Roman" w:eastAsia="微软雅黑" w:cs="Times New Roman"/>
-                <w:sz w:val="18"/>
-                <w:szCs w:val="18"/>
-                <w:lang w:eastAsia="zh-CN"/>
-              </w:rPr>
-              <w:t>}}</w:t>
-            </w:r>
-          </w:p>
-        </w:tc>
-        <w:tc>
-          <w:tcPr>
-            <w:tcW w:w="1232" w:type="dxa"/>
-            <w:tcBorders>
-              <w:top w:val="single" w:color="A4A4A4" w:sz="4" w:space="0"/>
-              <w:left w:val="single" w:color="A4A4A4" w:sz="4" w:space="0"/>
-              <w:bottom w:val="single" w:color="A4A4A4" w:sz="4" w:space="0"/>
-              <w:right w:val="single" w:color="A4A4A4" w:sz="4" w:space="0"/>
-            </w:tcBorders>
-            <w:vAlign w:val="center"/>
-          </w:tcPr>
-          <w:p>
-            <w:pPr>
-              <w:keepNext/>
-              <w:spacing w:before="26"/>
-              <w:jc w:val="center"/>
-              <w:rPr>
-                <w:rFonts w:ascii="Times New Roman" w:hAnsi="Times New Roman" w:eastAsia="微软雅黑" w:cs="Times New Roman"/>
-                <w:bCs/>
-                <w:sz w:val="18"/>
-                <w:szCs w:val="18"/>
-                <w:highlight w:val="yellow"/>
-                <w:lang w:eastAsia="zh-CN"/>
-              </w:rPr>
-            </w:pPr>
-            <w:r>
-              <w:rPr>
-                <w:rFonts w:hint="eastAsia" w:ascii="Times New Roman" w:hAnsi="Times New Roman" w:eastAsia="微软雅黑" w:cs="Times New Roman"/>
-                <w:sz w:val="18"/>
-                <w:szCs w:val="18"/>
-                <w:lang w:eastAsia="zh-CN"/>
-              </w:rPr>
-              <w:t>{{</w:t>
-            </w:r>
-            <w:r>
-              <w:rPr>
-                <w:rFonts w:hint="eastAsia" w:ascii="Times New Roman" w:hAnsi="Times New Roman" w:eastAsia="微软雅黑" w:cs="Times New Roman"/>
-                <w:bCs/>
-                <w:sz w:val="18"/>
-                <w:szCs w:val="18"/>
-                <w:lang w:eastAsia="zh-CN"/>
-              </w:rPr>
-              <w:t>dis.evidence_phase_chinese</w:t>
-            </w:r>
-            <w:r>
-              <w:rPr>
-                <w:rFonts w:hint="eastAsia" w:ascii="Times New Roman" w:hAnsi="Times New Roman" w:eastAsia="微软雅黑" w:cs="Times New Roman"/>
-                <w:sz w:val="18"/>
-                <w:szCs w:val="18"/>
-                <w:lang w:eastAsia="zh-CN"/>
-              </w:rPr>
-              <w:t>}}</w:t>
-            </w:r>
-          </w:p>
-        </w:tc>
-        <w:tc>
-          <w:tcPr>
-            <w:tcW w:w="5695" w:type="dxa"/>
-            <w:tcBorders>
-              <w:top w:val="single" w:color="A4A4A4" w:sz="4" w:space="0"/>
-              <w:left w:val="single" w:color="A4A4A4" w:sz="4" w:space="0"/>
-              <w:bottom w:val="single" w:color="A4A4A4" w:sz="4" w:space="0"/>
-              <w:right w:val="nil"/>
-            </w:tcBorders>
-            <w:vAlign w:val="center"/>
-          </w:tcPr>
-          <w:p>
-            <w:pPr>
-              <w:keepNext/>
-              <w:spacing w:before="26"/>
-              <w:jc w:val="center"/>
-              <w:rPr>
-                <w:rFonts w:ascii="Times New Roman" w:hAnsi="Times New Roman" w:eastAsia="微软雅黑" w:cs="Times New Roman"/>
-                <w:bCs/>
-                <w:sz w:val="18"/>
-                <w:szCs w:val="18"/>
-                <w:highlight w:val="yellow"/>
-                <w:lang w:eastAsia="zh-CN"/>
-              </w:rPr>
-            </w:pPr>
-            <w:r>
-              <w:rPr>
-                <w:rFonts w:hint="eastAsia" w:ascii="Times New Roman" w:hAnsi="Times New Roman" w:eastAsia="微软雅黑" w:cs="Times New Roman"/>
-                <w:sz w:val="18"/>
-                <w:szCs w:val="18"/>
-                <w:lang w:eastAsia="zh-CN"/>
-              </w:rPr>
-              <w:t>{{</w:t>
-            </w:r>
-            <w:r>
-              <w:rPr>
-                <w:rFonts w:hint="eastAsia" w:ascii="Times New Roman" w:hAnsi="Times New Roman" w:eastAsia="微软雅黑" w:cs="Times New Roman"/>
-                <w:bCs/>
-                <w:sz w:val="18"/>
-                <w:szCs w:val="18"/>
-                <w:lang w:eastAsia="zh-CN"/>
-              </w:rPr>
-              <w:t>dis.annotation_chinese</w:t>
-            </w:r>
-            <w:r>
-              <w:rPr>
-                <w:rFonts w:hint="eastAsia" w:ascii="Times New Roman" w:hAnsi="Times New Roman" w:eastAsia="微软雅黑" w:cs="Times New Roman"/>
-                <w:sz w:val="18"/>
-                <w:szCs w:val="18"/>
-                <w:lang w:eastAsia="zh-CN"/>
-              </w:rPr>
-              <w:t>}}</w:t>
-            </w:r>
-          </w:p>
-        </w:tc>
-      </w:tr>
-      <w:tr>
-        <w:tblPrEx>
-          <w:tblBorders>
-            <w:top w:val="single" w:color="45A3A7" w:sz="18" w:space="0"/>
-            <w:left w:val="none" w:color="auto" w:sz="0" w:space="0"/>
-            <w:bottom w:val="dotted" w:color="45A3A7" w:sz="4" w:space="0"/>
-            <w:right w:val="none" w:color="auto" w:sz="0" w:space="0"/>
-            <w:insideH w:val="dotted" w:color="45A3A7" w:sz="4" w:space="0"/>
-            <w:insideV w:val="dotted" w:color="45A3A7" w:sz="4" w:space="0"/>
-          </w:tblBorders>
-          <w:tblCellMar>
-            <w:top w:w="0" w:type="dxa"/>
-            <w:left w:w="108" w:type="dxa"/>
-            <w:bottom w:w="0" w:type="dxa"/>
-            <w:right w:w="108" w:type="dxa"/>
-          </w:tblCellMar>
-        </w:tblPrEx>
-        <w:trPr>
-          <w:trHeight w:val="494" w:hRule="atLeast"/>
-          <w:jc w:val="center"/>
-        </w:trPr>
-        <w:tc>
-          <w:tcPr>
-            <w:tcW w:w="9870" w:type="dxa"/>
-            <w:gridSpan w:val="4"/>
-            <w:tcBorders>
-              <w:top w:val="single" w:color="A4A4A4" w:sz="4" w:space="0"/>
-              <w:left w:val="nil"/>
-              <w:bottom w:val="single" w:color="A4A4A4" w:sz="4" w:space="0"/>
-              <w:right w:val="nil"/>
-            </w:tcBorders>
-            <w:vAlign w:val="center"/>
-          </w:tcPr>
-          <w:p>
-            <w:pPr>
-              <w:keepNext/>
-              <w:spacing w:before="26"/>
-              <w:jc w:val="center"/>
-              <w:rPr>
-                <w:rFonts w:ascii="Times New Roman" w:hAnsi="Times New Roman" w:eastAsia="微软雅黑" w:cs="Times New Roman"/>
-                <w:bCs/>
-                <w:sz w:val="18"/>
-                <w:szCs w:val="18"/>
-                <w:lang w:eastAsia="zh-CN"/>
-              </w:rPr>
-            </w:pPr>
-            <w:r>
-              <w:rPr>
-                <w:rFonts w:hint="eastAsia" w:ascii="Times New Roman" w:hAnsi="Times New Roman" w:eastAsia="微软雅黑" w:cs="Times New Roman"/>
-                <w:b/>
-                <w:sz w:val="18"/>
-                <w:szCs w:val="18"/>
-                <w:lang w:eastAsia="zh-CN"/>
-              </w:rPr>
-              <w:t>{%tr endfor %}</w:t>
-            </w:r>
-          </w:p>
-        </w:tc>
-      </w:tr>
-    </w:tbl>
-    <w:p>
-      <w:pPr>
-        <w:spacing w:before="26"/>
-        <w:rPr>
-          <w:rFonts w:ascii="Times New Roman" w:hAnsi="Times New Roman" w:eastAsia="微软雅黑" w:cs="Times New Roman"/>
-          <w:b/>
-          <w:sz w:val="24"/>
-          <w:szCs w:val="24"/>
-          <w:lang w:eastAsia="zh-CN"/>
-        </w:rPr>
-      </w:pPr>
-      <w:r>
-        <w:rPr>
-          <w:rFonts w:hint="eastAsia" w:ascii="Times New Roman" w:hAnsi="Times New Roman" w:eastAsia="微软雅黑" w:cs="Times New Roman"/>
-          <w:b/>
-          <w:sz w:val="24"/>
-          <w:szCs w:val="24"/>
-          <w:lang w:eastAsia="zh-CN"/>
-        </w:rPr>
-        <w:t>{% endif %}{%if tdd.potentialDrugList != [] %}</w:t>
-      </w:r>
-    </w:p>
-    <w:p>
-      <w:pPr>
-        <w:keepNext/>
-        <w:spacing w:before="26"/>
-        <w:rPr>
-          <w:rFonts w:ascii="Times New Roman" w:hAnsi="Times New Roman" w:eastAsia="微软雅黑" w:cs="Times New Roman"/>
-          <w:b/>
-          <w:sz w:val="24"/>
-          <w:lang w:eastAsia="zh-CN"/>
-        </w:rPr>
-      </w:pPr>
-      <w:r>
-        <w:rPr>
-          <w:rFonts w:hint="eastAsia" w:ascii="Times New Roman" w:hAnsi="Times New Roman" w:eastAsia="微软雅黑" w:cs="Times New Roman"/>
-          <w:b/>
-          <w:sz w:val="24"/>
-          <w:lang w:eastAsia="zh-CN"/>
-        </w:rPr>
-        <w:t>潜在耐药研究信息：</w:t>
-      </w:r>
-    </w:p>
-    <w:tbl>
-      <w:tblPr>
-        <w:tblStyle w:val="16"/>
-        <w:tblpPr w:leftFromText="180" w:rightFromText="180" w:vertAnchor="text" w:tblpXSpec="center" w:tblpY="1"/>
-        <w:tblOverlap w:val="never"/>
-        <w:tblW w:w="9870" w:type="dxa"/>
-        <w:jc w:val="center"/>
-        <w:tblBorders>
-          <w:top w:val="single" w:color="45A3A7" w:sz="18" w:space="0"/>
-          <w:left w:val="none" w:color="auto" w:sz="0" w:space="0"/>
-          <w:bottom w:val="dotted" w:color="45A3A7" w:sz="4" w:space="0"/>
-          <w:right w:val="none" w:color="auto" w:sz="0" w:space="0"/>
-          <w:insideH w:val="dotted" w:color="45A3A7" w:sz="4" w:space="0"/>
-          <w:insideV w:val="dotted" w:color="45A3A7" w:sz="4" w:space="0"/>
-        </w:tblBorders>
-        <w:tblLayout w:type="fixed"/>
-        <w:tblCellMar>
-          <w:top w:w="0" w:type="dxa"/>
-          <w:left w:w="108" w:type="dxa"/>
-          <w:bottom w:w="0" w:type="dxa"/>
-          <w:right w:w="108" w:type="dxa"/>
-        </w:tblCellMar>
-      </w:tblPr>
-      <w:tblGrid>
-        <w:gridCol w:w="1526"/>
-        <w:gridCol w:w="1417"/>
-        <w:gridCol w:w="1261"/>
-        <w:gridCol w:w="5666"/>
-      </w:tblGrid>
-      <w:tr>
-        <w:tblPrEx>
-          <w:tblBorders>
-            <w:top w:val="single" w:color="45A3A7" w:sz="18" w:space="0"/>
-            <w:left w:val="none" w:color="auto" w:sz="0" w:space="0"/>
-            <w:bottom w:val="dotted" w:color="45A3A7" w:sz="4" w:space="0"/>
-            <w:right w:val="none" w:color="auto" w:sz="0" w:space="0"/>
-            <w:insideH w:val="dotted" w:color="45A3A7" w:sz="4" w:space="0"/>
-            <w:insideV w:val="dotted" w:color="45A3A7" w:sz="4" w:space="0"/>
-          </w:tblBorders>
-          <w:tblCellMar>
-            <w:top w:w="0" w:type="dxa"/>
-            <w:left w:w="108" w:type="dxa"/>
-            <w:bottom w:w="0" w:type="dxa"/>
-            <w:right w:w="108" w:type="dxa"/>
-          </w:tblCellMar>
-        </w:tblPrEx>
-        <w:trPr>
-          <w:trHeight w:val="417" w:hRule="atLeast"/>
-          <w:jc w:val="center"/>
-        </w:trPr>
-        <w:tc>
-          <w:tcPr>
-            <w:tcW w:w="1526" w:type="dxa"/>
-            <w:tcBorders>
-              <w:top w:val="nil"/>
-              <w:left w:val="nil"/>
-              <w:bottom w:val="nil"/>
-              <w:right w:val="single" w:color="FFFFFF" w:sz="18" w:space="0"/>
-            </w:tcBorders>
-            <w:shd w:val="clear" w:color="auto" w:fill="62B541"/>
-            <w:vAlign w:val="center"/>
-          </w:tcPr>
-          <w:p>
-            <w:pPr>
-              <w:keepNext/>
-              <w:jc w:val="center"/>
-              <w:rPr>
-                <w:rFonts w:ascii="Times New Roman" w:hAnsi="Times New Roman" w:eastAsia="微软雅黑" w:cs="Times New Roman"/>
-                <w:b/>
-                <w:color w:val="FFFFFF" w:themeColor="background1"/>
-                <w:sz w:val="18"/>
-                <w:szCs w:val="18"/>
-                <w:lang w:eastAsia="zh-CN"/>
-                <w14:textFill>
-                  <w14:solidFill>
-                    <w14:schemeClr w14:val="bg1"/>
-                  </w14:solidFill>
-                </w14:textFill>
-              </w:rPr>
-            </w:pPr>
-            <w:r>
-              <w:rPr>
-                <w:rFonts w:ascii="Times New Roman" w:hAnsi="Times New Roman" w:eastAsia="微软雅黑" w:cs="Times New Roman"/>
-                <w:b/>
-                <w:color w:val="FFFFFF" w:themeColor="background1"/>
-                <w:sz w:val="18"/>
-                <w:szCs w:val="18"/>
-                <w:lang w:eastAsia="zh-CN"/>
-                <w14:textFill>
-                  <w14:solidFill>
-                    <w14:schemeClr w14:val="bg1"/>
-                  </w14:solidFill>
-                </w14:textFill>
-              </w:rPr>
-              <w:t>药物名称</w:t>
-            </w:r>
-          </w:p>
-        </w:tc>
-        <w:tc>
-          <w:tcPr>
-            <w:tcW w:w="1417" w:type="dxa"/>
-            <w:tcBorders>
-              <w:top w:val="nil"/>
-              <w:left w:val="single" w:color="FFFFFF" w:sz="18" w:space="0"/>
-              <w:bottom w:val="nil"/>
-              <w:right w:val="single" w:color="FFFFFF" w:sz="18" w:space="0"/>
-            </w:tcBorders>
-            <w:shd w:val="clear" w:color="auto" w:fill="62B541"/>
-            <w:vAlign w:val="center"/>
-          </w:tcPr>
-          <w:p>
-            <w:pPr>
-              <w:keepNext/>
-              <w:jc w:val="center"/>
-              <w:rPr>
-                <w:rFonts w:ascii="Times New Roman" w:hAnsi="Times New Roman" w:eastAsia="微软雅黑" w:cs="Times New Roman"/>
-                <w:b/>
-                <w:color w:val="FFFFFF" w:themeColor="background1"/>
-                <w:sz w:val="18"/>
-                <w:szCs w:val="18"/>
-                <w:lang w:eastAsia="zh-CN"/>
-                <w14:textFill>
-                  <w14:solidFill>
-                    <w14:schemeClr w14:val="bg1"/>
-                  </w14:solidFill>
-                </w14:textFill>
-              </w:rPr>
-            </w:pPr>
-            <w:r>
-              <w:rPr>
-                <w:rFonts w:ascii="Times New Roman" w:hAnsi="Times New Roman" w:eastAsia="微软雅黑" w:cs="Times New Roman"/>
-                <w:b/>
-                <w:color w:val="FFFFFF" w:themeColor="background1"/>
-                <w:sz w:val="18"/>
-                <w:szCs w:val="18"/>
-                <w:lang w:eastAsia="zh-CN"/>
-                <w14:textFill>
-                  <w14:solidFill>
-                    <w14:schemeClr w14:val="bg1"/>
-                  </w14:solidFill>
-                </w14:textFill>
-              </w:rPr>
-              <w:t>相关疾病</w:t>
-            </w:r>
-          </w:p>
-        </w:tc>
-        <w:tc>
-          <w:tcPr>
-            <w:tcW w:w="1261" w:type="dxa"/>
-            <w:tcBorders>
-              <w:top w:val="nil"/>
-              <w:left w:val="single" w:color="FFFFFF" w:sz="18" w:space="0"/>
-              <w:bottom w:val="nil"/>
-              <w:right w:val="single" w:color="FFFFFF" w:sz="18" w:space="0"/>
-            </w:tcBorders>
-            <w:shd w:val="clear" w:color="auto" w:fill="62B541"/>
-            <w:vAlign w:val="center"/>
-          </w:tcPr>
-          <w:p>
-            <w:pPr>
-              <w:keepNext/>
-              <w:jc w:val="center"/>
-              <w:rPr>
-                <w:rFonts w:ascii="Times New Roman" w:hAnsi="Times New Roman" w:eastAsia="微软雅黑" w:cs="Times New Roman"/>
-                <w:b/>
-                <w:color w:val="FFFFFF" w:themeColor="background1"/>
-                <w:sz w:val="18"/>
-                <w:szCs w:val="18"/>
-                <w:lang w:eastAsia="zh-CN"/>
-                <w14:textFill>
-                  <w14:solidFill>
-                    <w14:schemeClr w14:val="bg1"/>
-                  </w14:solidFill>
-                </w14:textFill>
-              </w:rPr>
-            </w:pPr>
-            <w:r>
-              <w:rPr>
-                <w:rFonts w:ascii="Times New Roman" w:hAnsi="Times New Roman" w:eastAsia="微软雅黑" w:cs="Times New Roman"/>
-                <w:b/>
-                <w:color w:val="FFFFFF" w:themeColor="background1"/>
-                <w:sz w:val="18"/>
-                <w:szCs w:val="18"/>
-                <w:lang w:eastAsia="zh-CN"/>
-                <w14:textFill>
-                  <w14:solidFill>
-                    <w14:schemeClr w14:val="bg1"/>
-                  </w14:solidFill>
-                </w14:textFill>
-              </w:rPr>
-              <w:t>证据</w:t>
-            </w:r>
-            <w:r>
-              <w:rPr>
-                <w:rFonts w:hint="eastAsia" w:ascii="Times New Roman" w:hAnsi="Times New Roman" w:eastAsia="微软雅黑" w:cs="Times New Roman"/>
-                <w:b/>
-                <w:color w:val="FFFFFF" w:themeColor="background1"/>
-                <w:sz w:val="18"/>
-                <w:szCs w:val="18"/>
-                <w:lang w:eastAsia="zh-CN"/>
-                <w14:textFill>
-                  <w14:solidFill>
-                    <w14:schemeClr w14:val="bg1"/>
-                  </w14:solidFill>
-                </w14:textFill>
-              </w:rPr>
-              <w:t>等级</w:t>
-            </w:r>
-          </w:p>
-        </w:tc>
-        <w:tc>
-          <w:tcPr>
-            <w:tcW w:w="5666" w:type="dxa"/>
-            <w:tcBorders>
-              <w:top w:val="nil"/>
-              <w:left w:val="single" w:color="FFFFFF" w:sz="18" w:space="0"/>
-              <w:bottom w:val="nil"/>
-              <w:right w:val="nil"/>
-            </w:tcBorders>
-            <w:shd w:val="clear" w:color="auto" w:fill="62B541"/>
-            <w:vAlign w:val="center"/>
-          </w:tcPr>
-          <w:p>
-            <w:pPr>
-              <w:keepNext/>
-              <w:jc w:val="center"/>
-              <w:rPr>
-                <w:rFonts w:ascii="Times New Roman" w:hAnsi="Times New Roman" w:eastAsia="微软雅黑" w:cs="Times New Roman"/>
-                <w:b/>
-                <w:color w:val="FFFFFF" w:themeColor="background1"/>
-                <w:sz w:val="18"/>
-                <w:szCs w:val="18"/>
-                <w:lang w:eastAsia="zh-CN"/>
-                <w14:textFill>
-                  <w14:solidFill>
-                    <w14:schemeClr w14:val="bg1"/>
-                  </w14:solidFill>
-                </w14:textFill>
-              </w:rPr>
-            </w:pPr>
-            <w:r>
-              <w:rPr>
-                <w:rFonts w:ascii="Times New Roman" w:hAnsi="Times New Roman" w:eastAsia="微软雅黑" w:cs="Times New Roman"/>
-                <w:b/>
-                <w:color w:val="FFFFFF" w:themeColor="background1"/>
-                <w:sz w:val="18"/>
-                <w:szCs w:val="18"/>
-                <w:lang w:eastAsia="zh-CN"/>
-                <w14:textFill>
-                  <w14:solidFill>
-                    <w14:schemeClr w14:val="bg1"/>
-                  </w14:solidFill>
-                </w14:textFill>
-              </w:rPr>
-              <w:t>循证医学信息</w:t>
-            </w:r>
-          </w:p>
-        </w:tc>
-      </w:tr>
-      <w:tr>
-        <w:tblPrEx>
-          <w:tblBorders>
-            <w:top w:val="single" w:color="45A3A7" w:sz="18" w:space="0"/>
-            <w:left w:val="none" w:color="auto" w:sz="0" w:space="0"/>
-            <w:bottom w:val="dotted" w:color="45A3A7" w:sz="4" w:space="0"/>
-            <w:right w:val="none" w:color="auto" w:sz="0" w:space="0"/>
-            <w:insideH w:val="dotted" w:color="45A3A7" w:sz="4" w:space="0"/>
-            <w:insideV w:val="dotted" w:color="45A3A7" w:sz="4" w:space="0"/>
-          </w:tblBorders>
-          <w:tblCellMar>
-            <w:top w:w="0" w:type="dxa"/>
-            <w:left w:w="108" w:type="dxa"/>
-            <w:bottom w:w="0" w:type="dxa"/>
-            <w:right w:w="108" w:type="dxa"/>
-          </w:tblCellMar>
-        </w:tblPrEx>
-        <w:trPr>
-          <w:trHeight w:val="494" w:hRule="atLeast"/>
-          <w:jc w:val="center"/>
-        </w:trPr>
-        <w:tc>
-          <w:tcPr>
-            <w:tcW w:w="9870" w:type="dxa"/>
-            <w:gridSpan w:val="4"/>
-            <w:tcBorders>
-              <w:top w:val="nil"/>
-              <w:left w:val="nil"/>
-              <w:bottom w:val="single" w:color="A4A4A4" w:sz="4" w:space="0"/>
-              <w:right w:val="nil"/>
-            </w:tcBorders>
-            <w:vAlign w:val="center"/>
-          </w:tcPr>
-          <w:p>
-            <w:pPr>
-              <w:keepNext/>
-              <w:spacing w:before="26"/>
-              <w:jc w:val="center"/>
-              <w:rPr>
-                <w:rFonts w:ascii="Times New Roman" w:hAnsi="Times New Roman" w:eastAsia="微软雅黑" w:cs="Times New Roman"/>
-                <w:bCs/>
-                <w:sz w:val="18"/>
-                <w:szCs w:val="18"/>
-                <w:highlight w:val="yellow"/>
-                <w:lang w:eastAsia="zh-CN"/>
-              </w:rPr>
-            </w:pPr>
-            <w:r>
-              <w:rPr>
-                <w:rFonts w:hint="eastAsia" w:ascii="Times New Roman" w:hAnsi="Times New Roman" w:eastAsia="微软雅黑" w:cs="Times New Roman"/>
-                <w:b/>
-                <w:sz w:val="18"/>
-                <w:szCs w:val="18"/>
-                <w:lang w:eastAsia="zh-CN"/>
-              </w:rPr>
-              <w:t>{%tr for dis in tdd.</w:t>
-            </w:r>
-            <w:r>
-              <w:rPr>
-                <w:rFonts w:ascii="Times New Roman" w:hAnsi="Times New Roman" w:eastAsia="微软雅黑" w:cs="Times New Roman"/>
-                <w:b/>
-                <w:sz w:val="18"/>
-                <w:szCs w:val="18"/>
-                <w:lang w:eastAsia="zh-CN"/>
-              </w:rPr>
-              <w:t>potentialDrugList</w:t>
-            </w:r>
-            <w:r>
-              <w:rPr>
-                <w:rFonts w:hint="eastAsia" w:ascii="Times New Roman" w:hAnsi="Times New Roman" w:eastAsia="微软雅黑" w:cs="Times New Roman"/>
-                <w:b/>
-                <w:sz w:val="18"/>
-                <w:szCs w:val="18"/>
-                <w:lang w:eastAsia="zh-CN"/>
-              </w:rPr>
-              <w:t xml:space="preserve"> %}</w:t>
-            </w:r>
-          </w:p>
-        </w:tc>
-      </w:tr>
-      <w:tr>
-        <w:tblPrEx>
-          <w:tblBorders>
-            <w:top w:val="single" w:color="45A3A7" w:sz="18" w:space="0"/>
-            <w:left w:val="none" w:color="auto" w:sz="0" w:space="0"/>
-            <w:bottom w:val="dotted" w:color="45A3A7" w:sz="4" w:space="0"/>
-            <w:right w:val="none" w:color="auto" w:sz="0" w:space="0"/>
-            <w:insideH w:val="dotted" w:color="45A3A7" w:sz="4" w:space="0"/>
-            <w:insideV w:val="dotted" w:color="45A3A7" w:sz="4" w:space="0"/>
-          </w:tblBorders>
-          <w:tblCellMar>
-            <w:top w:w="0" w:type="dxa"/>
-            <w:left w:w="108" w:type="dxa"/>
-            <w:bottom w:w="0" w:type="dxa"/>
-            <w:right w:w="108" w:type="dxa"/>
-          </w:tblCellMar>
-        </w:tblPrEx>
-        <w:trPr>
-          <w:trHeight w:val="494" w:hRule="atLeast"/>
-          <w:jc w:val="center"/>
-        </w:trPr>
-        <w:tc>
-          <w:tcPr>
-            <w:tcW w:w="1526" w:type="dxa"/>
-            <w:tcBorders>
-              <w:top w:val="single" w:color="A4A4A4" w:sz="4" w:space="0"/>
-              <w:left w:val="nil"/>
-              <w:bottom w:val="single" w:color="A4A4A4" w:sz="4" w:space="0"/>
-              <w:right w:val="single" w:color="A4A4A4" w:sz="4" w:space="0"/>
-            </w:tcBorders>
-            <w:vAlign w:val="center"/>
-          </w:tcPr>
-          <w:p>
-            <w:pPr>
-              <w:spacing w:before="1" w:line="249" w:lineRule="auto"/>
-              <w:ind w:right="131"/>
-              <w:jc w:val="center"/>
-              <w:rPr>
-                <w:rFonts w:ascii="Times New Roman" w:hAnsi="Times New Roman" w:eastAsia="微软雅黑" w:cs="Times New Roman"/>
-                <w:b/>
-                <w:sz w:val="18"/>
-                <w:szCs w:val="18"/>
-                <w:highlight w:val="yellow"/>
-              </w:rPr>
-            </w:pPr>
-            <w:r>
-              <w:rPr>
-                <w:rFonts w:ascii="Times New Roman" w:hAnsi="Times New Roman" w:eastAsia="微软雅黑" w:cs="Times New Roman"/>
-                <w:sz w:val="18"/>
-                <w:szCs w:val="18"/>
-                <w:lang w:eastAsia="zh-CN"/>
-              </w:rPr>
-              <w:t>{{</w:t>
-            </w:r>
-            <w:r>
-              <w:rPr>
-                <w:rFonts w:ascii="Times New Roman" w:hAnsi="Times New Roman" w:eastAsia="微软雅黑" w:cs="Times New Roman"/>
-                <w:bCs/>
-                <w:sz w:val="18"/>
-                <w:szCs w:val="18"/>
-                <w:lang w:eastAsia="zh-CN"/>
-              </w:rPr>
-              <w:t>dis.drug_name_chinese</w:t>
-            </w:r>
-            <w:r>
-              <w:rPr>
-                <w:rFonts w:hint="eastAsia" w:ascii="Times New Roman" w:hAnsi="Times New Roman" w:eastAsia="微软雅黑" w:cs="Times New Roman"/>
-                <w:bCs/>
-                <w:sz w:val="18"/>
-                <w:szCs w:val="18"/>
-                <w:lang w:eastAsia="zh-CN"/>
-              </w:rPr>
-              <w:t>3</w:t>
-            </w:r>
-            <w:r>
-              <w:rPr>
-                <w:rFonts w:ascii="Times New Roman" w:hAnsi="Times New Roman" w:eastAsia="微软雅黑" w:cs="Times New Roman"/>
-                <w:sz w:val="18"/>
-                <w:szCs w:val="18"/>
-                <w:lang w:eastAsia="zh-CN"/>
-              </w:rPr>
-              <w:t xml:space="preserve"> }}</w:t>
-            </w:r>
-          </w:p>
-        </w:tc>
-        <w:tc>
-          <w:tcPr>
-            <w:tcW w:w="1417" w:type="dxa"/>
-            <w:tcBorders>
-              <w:top w:val="single" w:color="A4A4A4" w:sz="4" w:space="0"/>
-              <w:left w:val="single" w:color="A4A4A4" w:sz="4" w:space="0"/>
-              <w:bottom w:val="single" w:color="A4A4A4" w:sz="4" w:space="0"/>
-              <w:right w:val="single" w:color="A4A4A4" w:sz="4" w:space="0"/>
-            </w:tcBorders>
-            <w:vAlign w:val="center"/>
-          </w:tcPr>
-          <w:p>
-            <w:pPr>
-              <w:keepNext/>
-              <w:spacing w:before="26"/>
-              <w:jc w:val="center"/>
-              <w:rPr>
-                <w:rFonts w:ascii="Times New Roman" w:hAnsi="Times New Roman" w:eastAsia="微软雅黑" w:cs="Times New Roman"/>
-                <w:bCs/>
-                <w:sz w:val="18"/>
-                <w:szCs w:val="18"/>
-                <w:highlight w:val="yellow"/>
-                <w:lang w:eastAsia="zh-CN"/>
-              </w:rPr>
-            </w:pPr>
-            <w:r>
-              <w:rPr>
-                <w:rFonts w:hint="eastAsia" w:ascii="Times New Roman" w:hAnsi="Times New Roman" w:eastAsia="微软雅黑" w:cs="Times New Roman"/>
-                <w:sz w:val="18"/>
-                <w:szCs w:val="18"/>
-                <w:lang w:eastAsia="zh-CN"/>
-              </w:rPr>
-              <w:t>{{dis.</w:t>
-            </w:r>
-            <w:r>
-              <w:rPr>
-                <w:rFonts w:hint="eastAsia" w:ascii="Times New Roman" w:hAnsi="Times New Roman" w:eastAsia="微软雅黑" w:cs="Times New Roman"/>
-                <w:bCs/>
-                <w:sz w:val="18"/>
-                <w:szCs w:val="18"/>
-                <w:lang w:eastAsia="zh-CN"/>
-              </w:rPr>
-              <w:t>disease_name_chinese</w:t>
-            </w:r>
-            <w:r>
-              <w:rPr>
-                <w:rFonts w:hint="eastAsia" w:ascii="Times New Roman" w:hAnsi="Times New Roman" w:eastAsia="微软雅黑" w:cs="Times New Roman"/>
-                <w:sz w:val="18"/>
-                <w:szCs w:val="18"/>
-                <w:lang w:eastAsia="zh-CN"/>
-              </w:rPr>
-              <w:t>}}</w:t>
-            </w:r>
-          </w:p>
-        </w:tc>
-        <w:tc>
-          <w:tcPr>
-            <w:tcW w:w="1261" w:type="dxa"/>
-            <w:tcBorders>
-              <w:top w:val="single" w:color="A4A4A4" w:sz="4" w:space="0"/>
-              <w:left w:val="single" w:color="A4A4A4" w:sz="4" w:space="0"/>
-              <w:bottom w:val="single" w:color="A4A4A4" w:sz="4" w:space="0"/>
-              <w:right w:val="single" w:color="A4A4A4" w:sz="4" w:space="0"/>
-            </w:tcBorders>
-            <w:vAlign w:val="center"/>
-          </w:tcPr>
-          <w:p>
-            <w:pPr>
-              <w:keepNext/>
-              <w:spacing w:before="26"/>
-              <w:jc w:val="center"/>
-              <w:rPr>
-                <w:rFonts w:ascii="Times New Roman" w:hAnsi="Times New Roman" w:eastAsia="微软雅黑" w:cs="Times New Roman"/>
-                <w:bCs/>
-                <w:sz w:val="18"/>
-                <w:szCs w:val="18"/>
-                <w:highlight w:val="yellow"/>
-                <w:lang w:eastAsia="zh-CN"/>
-              </w:rPr>
-            </w:pPr>
-            <w:r>
-              <w:rPr>
-                <w:rFonts w:hint="eastAsia" w:ascii="Times New Roman" w:hAnsi="Times New Roman" w:eastAsia="微软雅黑" w:cs="Times New Roman"/>
-                <w:sz w:val="18"/>
-                <w:szCs w:val="18"/>
-                <w:lang w:eastAsia="zh-CN"/>
-              </w:rPr>
-              <w:t>{{</w:t>
-            </w:r>
-            <w:r>
-              <w:rPr>
-                <w:rFonts w:hint="eastAsia" w:ascii="Times New Roman" w:hAnsi="Times New Roman" w:eastAsia="微软雅黑" w:cs="Times New Roman"/>
-                <w:bCs/>
-                <w:sz w:val="18"/>
-                <w:szCs w:val="18"/>
-                <w:lang w:eastAsia="zh-CN"/>
-              </w:rPr>
-              <w:t>dis.evidence_phase_chinese</w:t>
-            </w:r>
-            <w:r>
-              <w:rPr>
-                <w:rFonts w:hint="eastAsia" w:ascii="Times New Roman" w:hAnsi="Times New Roman" w:eastAsia="微软雅黑" w:cs="Times New Roman"/>
-                <w:sz w:val="18"/>
-                <w:szCs w:val="18"/>
-                <w:lang w:eastAsia="zh-CN"/>
-              </w:rPr>
-              <w:t>}}</w:t>
-            </w:r>
-          </w:p>
-        </w:tc>
-        <w:tc>
-          <w:tcPr>
-            <w:tcW w:w="5666" w:type="dxa"/>
-            <w:tcBorders>
-              <w:top w:val="single" w:color="A4A4A4" w:sz="4" w:space="0"/>
-              <w:left w:val="single" w:color="A4A4A4" w:sz="4" w:space="0"/>
-              <w:bottom w:val="single" w:color="A4A4A4" w:sz="4" w:space="0"/>
-              <w:right w:val="nil"/>
-            </w:tcBorders>
-            <w:vAlign w:val="center"/>
-          </w:tcPr>
-          <w:p>
-            <w:pPr>
-              <w:keepNext/>
-              <w:spacing w:before="26"/>
-              <w:jc w:val="center"/>
-              <w:rPr>
-                <w:rFonts w:ascii="Times New Roman" w:hAnsi="Times New Roman" w:eastAsia="微软雅黑" w:cs="Times New Roman"/>
-                <w:bCs/>
-                <w:sz w:val="18"/>
-                <w:szCs w:val="18"/>
-                <w:highlight w:val="yellow"/>
-                <w:lang w:eastAsia="zh-CN"/>
-              </w:rPr>
-            </w:pPr>
-            <w:r>
-              <w:rPr>
-                <w:rFonts w:hint="eastAsia" w:ascii="Times New Roman" w:hAnsi="Times New Roman" w:eastAsia="微软雅黑" w:cs="Times New Roman"/>
-                <w:sz w:val="18"/>
-                <w:szCs w:val="18"/>
-                <w:lang w:eastAsia="zh-CN"/>
-              </w:rPr>
-              <w:t>{{</w:t>
-            </w:r>
-            <w:r>
-              <w:rPr>
-                <w:rFonts w:hint="eastAsia" w:ascii="Times New Roman" w:hAnsi="Times New Roman" w:eastAsia="微软雅黑" w:cs="Times New Roman"/>
-                <w:bCs/>
-                <w:sz w:val="18"/>
-                <w:szCs w:val="18"/>
-                <w:lang w:eastAsia="zh-CN"/>
-              </w:rPr>
-              <w:t>dis.annotation_chinese</w:t>
-            </w:r>
-            <w:r>
-              <w:rPr>
-                <w:rFonts w:hint="eastAsia" w:ascii="Times New Roman" w:hAnsi="Times New Roman" w:eastAsia="微软雅黑" w:cs="Times New Roman"/>
-                <w:sz w:val="18"/>
-                <w:szCs w:val="18"/>
-                <w:lang w:eastAsia="zh-CN"/>
-              </w:rPr>
-              <w:t>}}</w:t>
-            </w:r>
-          </w:p>
-        </w:tc>
-      </w:tr>
-      <w:tr>
-        <w:tblPrEx>
-          <w:tblBorders>
-            <w:top w:val="single" w:color="45A3A7" w:sz="18" w:space="0"/>
-            <w:left w:val="none" w:color="auto" w:sz="0" w:space="0"/>
-            <w:bottom w:val="dotted" w:color="45A3A7" w:sz="4" w:space="0"/>
-            <w:right w:val="none" w:color="auto" w:sz="0" w:space="0"/>
-            <w:insideH w:val="dotted" w:color="45A3A7" w:sz="4" w:space="0"/>
-            <w:insideV w:val="dotted" w:color="45A3A7" w:sz="4" w:space="0"/>
-          </w:tblBorders>
-          <w:tblCellMar>
-            <w:top w:w="0" w:type="dxa"/>
-            <w:left w:w="108" w:type="dxa"/>
-            <w:bottom w:w="0" w:type="dxa"/>
-            <w:right w:w="108" w:type="dxa"/>
-          </w:tblCellMar>
-        </w:tblPrEx>
-        <w:trPr>
-          <w:trHeight w:val="494" w:hRule="atLeast"/>
-          <w:jc w:val="center"/>
-        </w:trPr>
-        <w:tc>
-          <w:tcPr>
-            <w:tcW w:w="9870" w:type="dxa"/>
-            <w:gridSpan w:val="4"/>
-            <w:tcBorders>
-              <w:top w:val="single" w:color="A4A4A4" w:sz="4" w:space="0"/>
-              <w:left w:val="nil"/>
-              <w:bottom w:val="single" w:color="A4A4A4" w:sz="4" w:space="0"/>
-              <w:right w:val="nil"/>
-            </w:tcBorders>
-            <w:vAlign w:val="center"/>
-          </w:tcPr>
-          <w:p>
-            <w:pPr>
-              <w:keepNext/>
-              <w:spacing w:before="26"/>
-              <w:jc w:val="center"/>
-              <w:rPr>
-                <w:rFonts w:ascii="Times New Roman" w:hAnsi="Times New Roman" w:eastAsia="微软雅黑" w:cs="Times New Roman"/>
-                <w:bCs/>
-                <w:sz w:val="18"/>
-                <w:szCs w:val="18"/>
-                <w:lang w:eastAsia="zh-CN"/>
-              </w:rPr>
-            </w:pPr>
-            <w:r>
-              <w:rPr>
-                <w:rFonts w:hint="eastAsia" w:ascii="Times New Roman" w:hAnsi="Times New Roman" w:eastAsia="微软雅黑" w:cs="Times New Roman"/>
-                <w:b/>
-                <w:sz w:val="18"/>
-                <w:szCs w:val="18"/>
-                <w:lang w:eastAsia="zh-CN"/>
-              </w:rPr>
-              <w:t>{%tr endfor %}</w:t>
-            </w:r>
-          </w:p>
-        </w:tc>
-      </w:tr>
-    </w:tbl>
-    <w:p>
-      <w:pPr>
-        <w:spacing w:before="26"/>
-        <w:rPr>
-          <w:rFonts w:ascii="Times New Roman" w:hAnsi="Times New Roman" w:eastAsia="微软雅黑" w:cs="Times New Roman"/>
-          <w:b/>
-          <w:sz w:val="24"/>
-          <w:szCs w:val="24"/>
-          <w:lang w:eastAsia="zh-CN"/>
-        </w:rPr>
-      </w:pPr>
-      <w:r>
-        <w:rPr>
-          <w:rFonts w:hint="eastAsia" w:ascii="Times New Roman" w:hAnsi="Times New Roman" w:eastAsia="微软雅黑" w:cs="Times New Roman"/>
-          <w:b/>
-          <w:sz w:val="24"/>
-          <w:szCs w:val="24"/>
-          <w:lang w:eastAsia="zh-CN"/>
-        </w:rPr>
-        <w:t>{% endif %}{%if tdd.clinicalTrialInformationStr!= [] %}</w:t>
-      </w:r>
-    </w:p>
-    <w:p>
-      <w:pPr>
-        <w:keepNext/>
-        <w:spacing w:before="26"/>
-        <w:rPr>
-          <w:rFonts w:ascii="Times New Roman" w:hAnsi="Times New Roman" w:eastAsia="微软雅黑" w:cs="Times New Roman"/>
-          <w:b/>
-          <w:sz w:val="24"/>
-          <w:lang w:eastAsia="zh-CN"/>
-        </w:rPr>
-      </w:pPr>
-      <w:r>
-        <w:rPr>
-          <w:rFonts w:hint="eastAsia" w:ascii="Times New Roman" w:hAnsi="Times New Roman" w:eastAsia="微软雅黑" w:cs="Times New Roman"/>
-          <w:b/>
-          <w:sz w:val="24"/>
-          <w:lang w:eastAsia="zh-CN"/>
-        </w:rPr>
-        <w:t>临床试验信息</w:t>
-      </w:r>
-    </w:p>
-    <w:tbl>
-      <w:tblPr>
-        <w:tblStyle w:val="16"/>
-        <w:tblpPr w:leftFromText="180" w:rightFromText="180" w:vertAnchor="text" w:tblpXSpec="center" w:tblpY="1"/>
-        <w:tblOverlap w:val="never"/>
-        <w:tblW w:w="9870" w:type="dxa"/>
-        <w:jc w:val="center"/>
-        <w:tblBorders>
-          <w:top w:val="single" w:color="45A3A7" w:sz="18" w:space="0"/>
-          <w:left w:val="none" w:color="auto" w:sz="0" w:space="0"/>
-          <w:bottom w:val="dotted" w:color="45A3A7" w:sz="4" w:space="0"/>
-          <w:right w:val="none" w:color="auto" w:sz="0" w:space="0"/>
-          <w:insideH w:val="dotted" w:color="45A3A7" w:sz="4" w:space="0"/>
-          <w:insideV w:val="dotted" w:color="45A3A7" w:sz="4" w:space="0"/>
-        </w:tblBorders>
-        <w:tblLayout w:type="fixed"/>
-        <w:tblCellMar>
-          <w:top w:w="0" w:type="dxa"/>
-          <w:left w:w="108" w:type="dxa"/>
-          <w:bottom w:w="0" w:type="dxa"/>
-          <w:right w:w="108" w:type="dxa"/>
-        </w:tblCellMar>
-      </w:tblPr>
-      <w:tblGrid>
-        <w:gridCol w:w="1645"/>
-        <w:gridCol w:w="3884"/>
-        <w:gridCol w:w="1246"/>
-        <w:gridCol w:w="1035"/>
-        <w:gridCol w:w="1204"/>
-        <w:gridCol w:w="856"/>
-      </w:tblGrid>
-      <w:tr>
-        <w:tblPrEx>
-          <w:tblBorders>
-            <w:top w:val="single" w:color="45A3A7" w:sz="18" w:space="0"/>
-            <w:left w:val="none" w:color="auto" w:sz="0" w:space="0"/>
-            <w:bottom w:val="dotted" w:color="45A3A7" w:sz="4" w:space="0"/>
-            <w:right w:val="none" w:color="auto" w:sz="0" w:space="0"/>
-            <w:insideH w:val="dotted" w:color="45A3A7" w:sz="4" w:space="0"/>
-            <w:insideV w:val="dotted" w:color="45A3A7" w:sz="4" w:space="0"/>
-          </w:tblBorders>
-          <w:tblCellMar>
-            <w:top w:w="0" w:type="dxa"/>
-            <w:left w:w="108" w:type="dxa"/>
-            <w:bottom w:w="0" w:type="dxa"/>
-            <w:right w:w="108" w:type="dxa"/>
-          </w:tblCellMar>
-        </w:tblPrEx>
-        <w:trPr>
-          <w:trHeight w:val="420" w:hRule="atLeast"/>
-          <w:jc w:val="center"/>
-        </w:trPr>
-        <w:tc>
-          <w:tcPr>
-            <w:tcW w:w="1645" w:type="dxa"/>
-            <w:tcBorders>
-              <w:top w:val="nil"/>
-              <w:left w:val="nil"/>
-              <w:bottom w:val="nil"/>
-              <w:right w:val="single" w:color="FFFFFF" w:sz="18" w:space="0"/>
-            </w:tcBorders>
-            <w:shd w:val="clear" w:color="auto" w:fill="62B541"/>
-            <w:vAlign w:val="center"/>
-          </w:tcPr>
-          <w:p>
-            <w:pPr>
-              <w:keepNext/>
-              <w:spacing w:before="26"/>
-              <w:jc w:val="center"/>
-              <w:rPr>
-                <w:rFonts w:ascii="Times New Roman" w:hAnsi="Times New Roman" w:eastAsia="微软雅黑" w:cs="Times New Roman"/>
-                <w:b/>
-                <w:color w:val="FFFFFF" w:themeColor="background1"/>
-                <w:sz w:val="18"/>
-                <w:szCs w:val="18"/>
-                <w:lang w:eastAsia="zh-CN"/>
-                <w14:textFill>
-                  <w14:solidFill>
-                    <w14:schemeClr w14:val="bg1"/>
-                  </w14:solidFill>
-                </w14:textFill>
-              </w:rPr>
-            </w:pPr>
-            <w:r>
-              <w:rPr>
-                <w:rFonts w:ascii="Times New Roman" w:hAnsi="Times New Roman" w:eastAsia="微软雅黑" w:cs="Times New Roman"/>
-                <w:b/>
-                <w:color w:val="FFFFFF" w:themeColor="background1"/>
-                <w:sz w:val="18"/>
-                <w:szCs w:val="18"/>
-                <w:lang w:eastAsia="zh-CN"/>
-                <w14:textFill>
-                  <w14:solidFill>
-                    <w14:schemeClr w14:val="bg1"/>
-                  </w14:solidFill>
-                </w14:textFill>
-              </w:rPr>
-              <w:t>ID</w:t>
-            </w:r>
-          </w:p>
-        </w:tc>
-        <w:tc>
-          <w:tcPr>
-            <w:tcW w:w="3884" w:type="dxa"/>
-            <w:tcBorders>
-              <w:top w:val="nil"/>
-              <w:left w:val="single" w:color="FFFFFF" w:sz="18" w:space="0"/>
-              <w:bottom w:val="nil"/>
-              <w:right w:val="single" w:color="FFFFFF" w:sz="18" w:space="0"/>
-            </w:tcBorders>
-            <w:shd w:val="clear" w:color="auto" w:fill="62B541"/>
-            <w:vAlign w:val="center"/>
-          </w:tcPr>
-          <w:p>
-            <w:pPr>
-              <w:keepNext/>
-              <w:spacing w:before="26"/>
-              <w:jc w:val="center"/>
-              <w:rPr>
-                <w:rFonts w:ascii="Times New Roman" w:hAnsi="Times New Roman" w:eastAsia="微软雅黑" w:cs="Times New Roman"/>
-                <w:b/>
-                <w:color w:val="FFFFFF" w:themeColor="background1"/>
-                <w:sz w:val="18"/>
-                <w:szCs w:val="18"/>
-                <w:lang w:eastAsia="zh-CN"/>
-                <w14:textFill>
-                  <w14:solidFill>
-                    <w14:schemeClr w14:val="bg1"/>
-                  </w14:solidFill>
-                </w14:textFill>
-              </w:rPr>
-            </w:pPr>
-            <w:r>
-              <w:rPr>
-                <w:rFonts w:ascii="Times New Roman" w:hAnsi="Times New Roman" w:eastAsia="微软雅黑" w:cs="Times New Roman"/>
-                <w:b/>
-                <w:color w:val="FFFFFF" w:themeColor="background1"/>
-                <w:sz w:val="18"/>
-                <w:szCs w:val="18"/>
-                <w:lang w:eastAsia="zh-CN"/>
-                <w14:textFill>
-                  <w14:solidFill>
-                    <w14:schemeClr w14:val="bg1"/>
-                  </w14:solidFill>
-                </w14:textFill>
-              </w:rPr>
-              <w:t>临床试验名称</w:t>
-            </w:r>
-          </w:p>
-        </w:tc>
-        <w:tc>
-          <w:tcPr>
-            <w:tcW w:w="1246" w:type="dxa"/>
-            <w:tcBorders>
-              <w:top w:val="nil"/>
-              <w:left w:val="single" w:color="FFFFFF" w:sz="18" w:space="0"/>
-              <w:bottom w:val="nil"/>
-              <w:right w:val="single" w:color="FFFFFF" w:sz="18" w:space="0"/>
-            </w:tcBorders>
-            <w:shd w:val="clear" w:color="auto" w:fill="62B541"/>
-            <w:vAlign w:val="center"/>
-          </w:tcPr>
-          <w:p>
-            <w:pPr>
-              <w:keepNext/>
-              <w:spacing w:before="26"/>
-              <w:jc w:val="center"/>
-              <w:rPr>
-                <w:rFonts w:ascii="Times New Roman" w:hAnsi="Times New Roman" w:eastAsia="微软雅黑" w:cs="Times New Roman"/>
-                <w:b/>
-                <w:color w:val="FFFFFF" w:themeColor="background1"/>
-                <w:sz w:val="18"/>
-                <w:szCs w:val="18"/>
-                <w:lang w:eastAsia="zh-CN"/>
-                <w14:textFill>
-                  <w14:solidFill>
-                    <w14:schemeClr w14:val="bg1"/>
-                  </w14:solidFill>
-                </w14:textFill>
-              </w:rPr>
-            </w:pPr>
-            <w:r>
-              <w:rPr>
-                <w:rFonts w:ascii="Times New Roman" w:hAnsi="Times New Roman" w:eastAsia="微软雅黑" w:cs="Times New Roman"/>
-                <w:b/>
-                <w:color w:val="FFFFFF" w:themeColor="background1"/>
-                <w:sz w:val="18"/>
-                <w:szCs w:val="18"/>
-                <w:lang w:eastAsia="zh-CN"/>
-                <w14:textFill>
-                  <w14:solidFill>
-                    <w14:schemeClr w14:val="bg1"/>
-                  </w14:solidFill>
-                </w14:textFill>
-              </w:rPr>
-              <w:t>肿瘤类型</w:t>
-            </w:r>
-          </w:p>
-        </w:tc>
-        <w:tc>
-          <w:tcPr>
-            <w:tcW w:w="1035" w:type="dxa"/>
-            <w:tcBorders>
-              <w:top w:val="nil"/>
-              <w:left w:val="single" w:color="FFFFFF" w:sz="18" w:space="0"/>
-              <w:bottom w:val="nil"/>
-              <w:right w:val="single" w:color="FFFFFF" w:sz="18" w:space="0"/>
-            </w:tcBorders>
-            <w:shd w:val="clear" w:color="auto" w:fill="62B541"/>
-            <w:vAlign w:val="center"/>
-          </w:tcPr>
-          <w:p>
-            <w:pPr>
-              <w:keepNext/>
-              <w:spacing w:before="26"/>
-              <w:jc w:val="center"/>
-              <w:rPr>
-                <w:rFonts w:ascii="Times New Roman" w:hAnsi="Times New Roman" w:eastAsia="微软雅黑" w:cs="Times New Roman"/>
-                <w:b/>
-                <w:color w:val="FFFFFF" w:themeColor="background1"/>
-                <w:sz w:val="18"/>
-                <w:szCs w:val="18"/>
-                <w:lang w:eastAsia="zh-CN"/>
-                <w14:textFill>
-                  <w14:solidFill>
-                    <w14:schemeClr w14:val="bg1"/>
-                  </w14:solidFill>
-                </w14:textFill>
-              </w:rPr>
-            </w:pPr>
-            <w:r>
-              <w:rPr>
-                <w:rFonts w:ascii="Times New Roman" w:hAnsi="Times New Roman" w:eastAsia="微软雅黑" w:cs="Times New Roman"/>
-                <w:b/>
-                <w:color w:val="FFFFFF" w:themeColor="background1"/>
-                <w:sz w:val="18"/>
-                <w:szCs w:val="18"/>
-                <w:lang w:eastAsia="zh-CN"/>
-                <w14:textFill>
-                  <w14:solidFill>
-                    <w14:schemeClr w14:val="bg1"/>
-                  </w14:solidFill>
-                </w14:textFill>
-              </w:rPr>
-              <w:t>阶段</w:t>
-            </w:r>
-          </w:p>
-        </w:tc>
-        <w:tc>
-          <w:tcPr>
-            <w:tcW w:w="1204" w:type="dxa"/>
-            <w:tcBorders>
-              <w:top w:val="nil"/>
-              <w:left w:val="single" w:color="FFFFFF" w:sz="18" w:space="0"/>
-              <w:bottom w:val="nil"/>
-              <w:right w:val="single" w:color="FFFFFF" w:sz="18" w:space="0"/>
-            </w:tcBorders>
-            <w:shd w:val="clear" w:color="auto" w:fill="62BC41"/>
-            <w:vAlign w:val="center"/>
-          </w:tcPr>
-          <w:p>
-            <w:pPr>
-              <w:keepNext/>
-              <w:spacing w:before="26"/>
-              <w:jc w:val="center"/>
-              <w:rPr>
-                <w:rFonts w:ascii="Times New Roman" w:hAnsi="Times New Roman" w:eastAsia="微软雅黑" w:cs="Times New Roman"/>
-                <w:b/>
-                <w:color w:val="FFFFFF" w:themeColor="background1"/>
-                <w:sz w:val="18"/>
-                <w:szCs w:val="18"/>
-                <w:lang w:eastAsia="zh-CN"/>
-                <w14:textFill>
-                  <w14:solidFill>
-                    <w14:schemeClr w14:val="bg1"/>
-                  </w14:solidFill>
-                </w14:textFill>
-              </w:rPr>
-            </w:pPr>
-            <w:r>
-              <w:rPr>
-                <w:rFonts w:ascii="Times New Roman" w:hAnsi="Times New Roman" w:eastAsia="微软雅黑" w:cs="Times New Roman"/>
-                <w:b/>
-                <w:color w:val="FFFFFF" w:themeColor="background1"/>
-                <w:sz w:val="18"/>
-                <w:szCs w:val="18"/>
-                <w:lang w:eastAsia="zh-CN"/>
-                <w14:textFill>
-                  <w14:solidFill>
-                    <w14:schemeClr w14:val="bg1"/>
-                  </w14:solidFill>
-                </w14:textFill>
-              </w:rPr>
-              <w:t>药物</w:t>
-            </w:r>
-          </w:p>
-        </w:tc>
-        <w:tc>
-          <w:tcPr>
-            <w:tcW w:w="856" w:type="dxa"/>
-            <w:tcBorders>
-              <w:top w:val="nil"/>
-              <w:left w:val="single" w:color="FFFFFF" w:sz="18" w:space="0"/>
-              <w:bottom w:val="nil"/>
-              <w:right w:val="nil"/>
-            </w:tcBorders>
-            <w:shd w:val="clear" w:color="auto" w:fill="62BC41"/>
-            <w:vAlign w:val="center"/>
-          </w:tcPr>
-          <w:p>
-            <w:pPr>
-              <w:keepNext/>
-              <w:spacing w:before="26"/>
-              <w:jc w:val="center"/>
-              <w:rPr>
-                <w:rFonts w:ascii="Times New Roman" w:hAnsi="Times New Roman" w:eastAsia="微软雅黑" w:cs="Times New Roman"/>
-                <w:b/>
-                <w:color w:val="FFFFFF" w:themeColor="background1"/>
-                <w:sz w:val="18"/>
-                <w:szCs w:val="18"/>
-                <w:lang w:eastAsia="zh-CN"/>
-                <w14:textFill>
-                  <w14:solidFill>
-                    <w14:schemeClr w14:val="bg1"/>
-                  </w14:solidFill>
-                </w14:textFill>
-              </w:rPr>
-            </w:pPr>
-            <w:r>
-              <w:rPr>
-                <w:rFonts w:ascii="Times New Roman" w:hAnsi="Times New Roman" w:eastAsia="微软雅黑" w:cs="Times New Roman"/>
-                <w:b/>
-                <w:color w:val="FFFFFF" w:themeColor="background1"/>
-                <w:sz w:val="18"/>
-                <w:szCs w:val="18"/>
-                <w:lang w:eastAsia="zh-CN"/>
-                <w14:textFill>
-                  <w14:solidFill>
-                    <w14:schemeClr w14:val="bg1"/>
-                  </w14:solidFill>
-                </w14:textFill>
-              </w:rPr>
-              <w:t>地点</w:t>
-            </w:r>
-          </w:p>
-        </w:tc>
-      </w:tr>
-      <w:tr>
-        <w:tblPrEx>
-          <w:tblBorders>
-            <w:top w:val="single" w:color="45A3A7" w:sz="18" w:space="0"/>
-            <w:left w:val="none" w:color="auto" w:sz="0" w:space="0"/>
-            <w:bottom w:val="dotted" w:color="45A3A7" w:sz="4" w:space="0"/>
-            <w:right w:val="none" w:color="auto" w:sz="0" w:space="0"/>
-            <w:insideH w:val="dotted" w:color="45A3A7" w:sz="4" w:space="0"/>
-            <w:insideV w:val="dotted" w:color="45A3A7" w:sz="4" w:space="0"/>
-          </w:tblBorders>
-          <w:tblCellMar>
-            <w:top w:w="0" w:type="dxa"/>
-            <w:left w:w="108" w:type="dxa"/>
-            <w:bottom w:w="0" w:type="dxa"/>
-            <w:right w:w="108" w:type="dxa"/>
-          </w:tblCellMar>
-        </w:tblPrEx>
-        <w:trPr>
-          <w:jc w:val="center"/>
-        </w:trPr>
-        <w:tc>
-          <w:tcPr>
-            <w:tcW w:w="9870" w:type="dxa"/>
-            <w:gridSpan w:val="6"/>
-            <w:tcBorders>
-              <w:top w:val="nil"/>
-              <w:bottom w:val="single" w:color="A4A4A4" w:sz="4" w:space="0"/>
-            </w:tcBorders>
-            <w:vAlign w:val="center"/>
-          </w:tcPr>
-          <w:p>
-            <w:pPr>
-              <w:keepNext/>
-              <w:spacing w:before="26"/>
-              <w:jc w:val="center"/>
-              <w:rPr>
-                <w:rFonts w:ascii="Times New Roman" w:hAnsi="Times New Roman" w:eastAsia="微软雅黑" w:cs="Times New Roman"/>
-                <w:bCs/>
-                <w:sz w:val="18"/>
-                <w:szCs w:val="18"/>
-                <w:lang w:eastAsia="zh-CN"/>
-              </w:rPr>
-            </w:pPr>
-            <w:r>
-              <w:rPr>
-                <w:rFonts w:hint="eastAsia" w:ascii="Times New Roman" w:hAnsi="Times New Roman" w:eastAsia="微软雅黑" w:cs="Times New Roman"/>
-                <w:b/>
-                <w:sz w:val="18"/>
-                <w:szCs w:val="18"/>
-                <w:lang w:eastAsia="zh-CN"/>
-              </w:rPr>
-              <w:t>{%tr for cti in tdd.clinicalTrialInformationStr %}</w:t>
-            </w:r>
-          </w:p>
-        </w:tc>
-      </w:tr>
-      <w:tr>
-        <w:tblPrEx>
-          <w:tblBorders>
-            <w:top w:val="single" w:color="45A3A7" w:sz="18" w:space="0"/>
-            <w:left w:val="none" w:color="auto" w:sz="0" w:space="0"/>
-            <w:bottom w:val="dotted" w:color="45A3A7" w:sz="4" w:space="0"/>
-            <w:right w:val="none" w:color="auto" w:sz="0" w:space="0"/>
-            <w:insideH w:val="dotted" w:color="45A3A7" w:sz="4" w:space="0"/>
-            <w:insideV w:val="dotted" w:color="45A3A7" w:sz="4" w:space="0"/>
-          </w:tblBorders>
-          <w:tblCellMar>
-            <w:top w:w="0" w:type="dxa"/>
-            <w:left w:w="108" w:type="dxa"/>
-            <w:bottom w:w="0" w:type="dxa"/>
-            <w:right w:w="108" w:type="dxa"/>
-          </w:tblCellMar>
-        </w:tblPrEx>
-        <w:trPr>
-          <w:jc w:val="center"/>
-        </w:trPr>
-        <w:tc>
-          <w:tcPr>
-            <w:tcW w:w="1645" w:type="dxa"/>
-            <w:tcBorders>
-              <w:top w:val="single" w:color="A4A4A4" w:sz="4" w:space="0"/>
-              <w:bottom w:val="single" w:color="A4A4A4" w:sz="4" w:space="0"/>
-              <w:right w:val="single" w:color="A4A4A4" w:sz="4" w:space="0"/>
-            </w:tcBorders>
-            <w:vAlign w:val="center"/>
-          </w:tcPr>
-          <w:p>
-            <w:pPr>
-              <w:keepNext/>
-              <w:spacing w:before="26"/>
-              <w:jc w:val="center"/>
-              <w:rPr>
-                <w:rFonts w:ascii="Times New Roman" w:hAnsi="Times New Roman" w:eastAsia="微软雅黑" w:cs="Times New Roman"/>
-                <w:bCs/>
-                <w:sz w:val="18"/>
-                <w:szCs w:val="18"/>
-                <w:lang w:eastAsia="zh-CN"/>
-              </w:rPr>
-            </w:pPr>
-            <w:r>
-              <w:rPr>
-                <w:rFonts w:hint="eastAsia" w:ascii="Times New Roman" w:hAnsi="Times New Roman" w:eastAsia="微软雅黑" w:cs="Times New Roman"/>
-                <w:bCs/>
-                <w:sz w:val="18"/>
-                <w:szCs w:val="18"/>
-                <w:lang w:eastAsia="zh-CN"/>
-              </w:rPr>
-              <w:t>{{ cti.clinical_trial_id }}</w:t>
-            </w:r>
-          </w:p>
-        </w:tc>
-        <w:tc>
-          <w:tcPr>
-            <w:tcW w:w="3884" w:type="dxa"/>
-            <w:tcBorders>
-              <w:top w:val="single" w:color="A4A4A4" w:sz="4" w:space="0"/>
-              <w:left w:val="single" w:color="A4A4A4" w:sz="4" w:space="0"/>
-              <w:bottom w:val="single" w:color="A4A4A4" w:sz="4" w:space="0"/>
-              <w:right w:val="single" w:color="A4A4A4" w:sz="4" w:space="0"/>
-            </w:tcBorders>
-            <w:vAlign w:val="center"/>
-          </w:tcPr>
-          <w:p>
-            <w:pPr>
-              <w:keepNext/>
-              <w:jc w:val="center"/>
-              <w:rPr>
-                <w:rFonts w:ascii="Times New Roman" w:hAnsi="Times New Roman" w:eastAsia="微软雅黑" w:cs="Times New Roman"/>
-                <w:bCs/>
-                <w:sz w:val="18"/>
-                <w:szCs w:val="18"/>
-                <w:lang w:eastAsia="zh-CN"/>
-              </w:rPr>
-            </w:pPr>
-            <w:r>
-              <w:rPr>
-                <w:rFonts w:hint="eastAsia" w:ascii="Times New Roman" w:hAnsi="Times New Roman" w:eastAsia="微软雅黑" w:cs="Times New Roman"/>
-                <w:bCs/>
-                <w:sz w:val="18"/>
-                <w:szCs w:val="18"/>
-                <w:lang w:eastAsia="zh-CN"/>
-              </w:rPr>
-              <w:t>{{ cti.title_chinese }}</w:t>
-            </w:r>
-          </w:p>
-        </w:tc>
-        <w:tc>
-          <w:tcPr>
-            <w:tcW w:w="1246" w:type="dxa"/>
-            <w:tcBorders>
-              <w:top w:val="single" w:color="A4A4A4" w:sz="4" w:space="0"/>
-              <w:left w:val="single" w:color="A4A4A4" w:sz="4" w:space="0"/>
-              <w:bottom w:val="single" w:color="A4A4A4" w:sz="4" w:space="0"/>
-              <w:right w:val="single" w:color="A4A4A4" w:sz="4" w:space="0"/>
-            </w:tcBorders>
-            <w:vAlign w:val="center"/>
-          </w:tcPr>
-          <w:p>
-            <w:pPr>
-              <w:keepNext/>
-              <w:spacing w:before="26"/>
-              <w:jc w:val="center"/>
-              <w:rPr>
-                <w:rFonts w:ascii="Times New Roman" w:hAnsi="Times New Roman" w:eastAsia="微软雅黑" w:cs="Times New Roman"/>
-                <w:bCs/>
-                <w:sz w:val="18"/>
-                <w:szCs w:val="18"/>
-                <w:lang w:eastAsia="zh-CN"/>
-              </w:rPr>
-            </w:pPr>
-            <w:r>
-              <w:rPr>
-                <w:rFonts w:hint="eastAsia" w:ascii="Times New Roman" w:hAnsi="Times New Roman" w:eastAsia="微软雅黑" w:cs="Times New Roman"/>
-                <w:bCs/>
-                <w:sz w:val="18"/>
-                <w:szCs w:val="18"/>
-                <w:lang w:eastAsia="zh-CN"/>
-              </w:rPr>
-              <w:t>{{ cti.condition_chinese }}</w:t>
-            </w:r>
-          </w:p>
-        </w:tc>
-        <w:tc>
-          <w:tcPr>
-            <w:tcW w:w="1035" w:type="dxa"/>
-            <w:tcBorders>
-              <w:top w:val="single" w:color="A4A4A4" w:sz="4" w:space="0"/>
-              <w:left w:val="single" w:color="A4A4A4" w:sz="4" w:space="0"/>
-              <w:bottom w:val="single" w:color="A4A4A4" w:sz="4" w:space="0"/>
-              <w:right w:val="single" w:color="A4A4A4" w:sz="4" w:space="0"/>
-            </w:tcBorders>
-            <w:vAlign w:val="center"/>
-          </w:tcPr>
-          <w:p>
-            <w:pPr>
-              <w:keepNext/>
-              <w:spacing w:before="26"/>
-              <w:jc w:val="center"/>
-              <w:rPr>
-                <w:rFonts w:ascii="Times New Roman" w:hAnsi="Times New Roman" w:eastAsia="微软雅黑" w:cs="Times New Roman"/>
-                <w:bCs/>
-                <w:sz w:val="18"/>
-                <w:szCs w:val="18"/>
-                <w:lang w:eastAsia="zh-CN"/>
-              </w:rPr>
-            </w:pPr>
-            <w:r>
-              <w:rPr>
-                <w:rFonts w:hint="eastAsia" w:ascii="Times New Roman" w:hAnsi="Times New Roman" w:eastAsia="微软雅黑" w:cs="Times New Roman"/>
-                <w:bCs/>
-                <w:sz w:val="18"/>
-                <w:szCs w:val="18"/>
-                <w:lang w:eastAsia="zh-CN"/>
-              </w:rPr>
-              <w:t>{{ cti.phase }}</w:t>
-            </w:r>
-          </w:p>
-        </w:tc>
-        <w:tc>
-          <w:tcPr>
-            <w:tcW w:w="1204" w:type="dxa"/>
-            <w:tcBorders>
-              <w:top w:val="single" w:color="A4A4A4" w:sz="4" w:space="0"/>
-              <w:left w:val="single" w:color="A4A4A4" w:sz="4" w:space="0"/>
-              <w:bottom w:val="single" w:color="A4A4A4" w:sz="4" w:space="0"/>
-              <w:right w:val="single" w:color="A4A4A4" w:sz="4" w:space="0"/>
-            </w:tcBorders>
-            <w:vAlign w:val="center"/>
-          </w:tcPr>
-          <w:p>
-            <w:pPr>
-              <w:spacing w:before="1" w:line="249" w:lineRule="auto"/>
-              <w:ind w:right="131"/>
-              <w:jc w:val="center"/>
-              <w:rPr>
-                <w:rFonts w:ascii="Times New Roman" w:hAnsi="Times New Roman" w:eastAsia="微软雅黑" w:cs="Times New Roman"/>
-                <w:sz w:val="18"/>
-                <w:szCs w:val="18"/>
-                <w:lang w:eastAsia="zh-CN"/>
-              </w:rPr>
-            </w:pPr>
-            <w:r>
-              <w:rPr>
-                <w:rFonts w:hint="eastAsia" w:ascii="Times New Roman" w:hAnsi="Times New Roman" w:eastAsia="微软雅黑" w:cs="Times New Roman"/>
-                <w:sz w:val="18"/>
-                <w:szCs w:val="18"/>
-                <w:lang w:eastAsia="zh-CN"/>
-              </w:rPr>
-              <w:t xml:space="preserve">{% for d in </w:t>
-            </w:r>
-            <w:r>
-              <w:rPr>
-                <w:rFonts w:hint="eastAsia" w:ascii="Times New Roman" w:hAnsi="Times New Roman" w:eastAsia="微软雅黑" w:cs="Times New Roman"/>
-                <w:bCs/>
-                <w:sz w:val="18"/>
-                <w:szCs w:val="18"/>
-                <w:lang w:eastAsia="zh-CN"/>
-              </w:rPr>
-              <w:t>cti.drug_name_chinese</w:t>
-            </w:r>
-            <w:r>
-              <w:rPr>
-                <w:rFonts w:hint="eastAsia" w:ascii="Times New Roman" w:hAnsi="Times New Roman" w:eastAsia="微软雅黑" w:cs="Times New Roman"/>
-                <w:sz w:val="18"/>
-                <w:szCs w:val="18"/>
-                <w:lang w:eastAsia="zh-CN"/>
-              </w:rPr>
-              <w:t xml:space="preserve"> %}{%if loop.last%}{{ d.name }}{%else%}{{ d.name }}</w:t>
-            </w:r>
-          </w:p>
-          <w:p>
-            <w:pPr>
-              <w:keepNext/>
-              <w:jc w:val="center"/>
-              <w:rPr>
-                <w:rFonts w:ascii="Times New Roman" w:hAnsi="Times New Roman" w:eastAsia="微软雅黑" w:cs="Times New Roman"/>
-                <w:sz w:val="18"/>
-                <w:szCs w:val="18"/>
-                <w:lang w:eastAsia="zh-CN"/>
-              </w:rPr>
-            </w:pPr>
-            <w:r>
-              <w:rPr>
-                <w:rFonts w:hint="eastAsia" w:ascii="Times New Roman" w:hAnsi="Times New Roman" w:eastAsia="微软雅黑" w:cs="Times New Roman"/>
-                <w:sz w:val="18"/>
-                <w:szCs w:val="18"/>
-                <w:lang w:eastAsia="zh-CN"/>
-              </w:rPr>
-              <w:t>{%endif%}{% endfor %}</w:t>
-            </w:r>
-          </w:p>
-        </w:tc>
-        <w:tc>
-          <w:tcPr>
-            <w:tcW w:w="856" w:type="dxa"/>
-            <w:tcBorders>
-              <w:top w:val="single" w:color="A4A4A4" w:sz="4" w:space="0"/>
-              <w:left w:val="single" w:color="A4A4A4" w:sz="4" w:space="0"/>
-              <w:bottom w:val="single" w:color="A4A4A4" w:sz="4" w:space="0"/>
-            </w:tcBorders>
-            <w:vAlign w:val="center"/>
-          </w:tcPr>
-          <w:p>
-            <w:pPr>
-              <w:keepNext/>
-              <w:spacing w:before="26"/>
-              <w:jc w:val="center"/>
-              <w:rPr>
-                <w:rFonts w:ascii="Times New Roman" w:hAnsi="Times New Roman" w:eastAsia="微软雅黑" w:cs="Times New Roman"/>
-                <w:bCs/>
-                <w:sz w:val="18"/>
-                <w:szCs w:val="18"/>
-                <w:lang w:eastAsia="zh-CN"/>
-              </w:rPr>
-            </w:pPr>
-            <w:r>
-              <w:rPr>
-                <w:rFonts w:hint="eastAsia" w:ascii="Times New Roman" w:hAnsi="Times New Roman" w:eastAsia="微软雅黑" w:cs="Times New Roman"/>
-                <w:bCs/>
-                <w:sz w:val="18"/>
-                <w:szCs w:val="18"/>
-                <w:lang w:eastAsia="zh-CN"/>
-              </w:rPr>
-              <w:t>{{ cti.location_chinese }}</w:t>
-            </w:r>
-          </w:p>
-        </w:tc>
-      </w:tr>
-      <w:tr>
-        <w:tblPrEx>
-          <w:tblBorders>
-            <w:top w:val="single" w:color="45A3A7" w:sz="18" w:space="0"/>
-            <w:left w:val="none" w:color="auto" w:sz="0" w:space="0"/>
-            <w:bottom w:val="dotted" w:color="45A3A7" w:sz="4" w:space="0"/>
-            <w:right w:val="none" w:color="auto" w:sz="0" w:space="0"/>
-            <w:insideH w:val="dotted" w:color="45A3A7" w:sz="4" w:space="0"/>
-            <w:insideV w:val="dotted" w:color="45A3A7" w:sz="4" w:space="0"/>
-          </w:tblBorders>
-          <w:tblCellMar>
-            <w:top w:w="0" w:type="dxa"/>
-            <w:left w:w="108" w:type="dxa"/>
-            <w:bottom w:w="0" w:type="dxa"/>
-            <w:right w:w="108" w:type="dxa"/>
-          </w:tblCellMar>
-        </w:tblPrEx>
-        <w:trPr>
-          <w:jc w:val="center"/>
-        </w:trPr>
-        <w:tc>
-          <w:tcPr>
-            <w:tcW w:w="9870" w:type="dxa"/>
-            <w:gridSpan w:val="6"/>
-            <w:tcBorders>
-              <w:top w:val="single" w:color="A4A4A4" w:sz="4" w:space="0"/>
-              <w:bottom w:val="single" w:color="A4A4A4" w:sz="4" w:space="0"/>
-            </w:tcBorders>
-            <w:vAlign w:val="center"/>
-          </w:tcPr>
-          <w:p>
-            <w:pPr>
-              <w:keepNext/>
-              <w:spacing w:before="26"/>
-              <w:jc w:val="center"/>
-              <w:rPr>
-                <w:rFonts w:ascii="Times New Roman" w:hAnsi="Times New Roman" w:eastAsia="微软雅黑" w:cs="Times New Roman"/>
-                <w:bCs/>
-                <w:sz w:val="18"/>
-                <w:szCs w:val="18"/>
-                <w:lang w:eastAsia="zh-CN"/>
-              </w:rPr>
-            </w:pPr>
-            <w:r>
-              <w:rPr>
-                <w:rFonts w:hint="eastAsia" w:ascii="Times New Roman" w:hAnsi="Times New Roman" w:eastAsia="微软雅黑" w:cs="Times New Roman"/>
-                <w:bCs/>
-                <w:sz w:val="18"/>
-                <w:szCs w:val="18"/>
-                <w:lang w:eastAsia="zh-CN"/>
-              </w:rPr>
-              <w:t>{%tr endfor %}</w:t>
-            </w:r>
-          </w:p>
-        </w:tc>
-      </w:tr>
-    </w:tbl>
-    <w:p>
-      <w:pPr>
         <w:spacing w:before="26"/>
         <w:rPr>
           <w:rFonts w:ascii="Times New Roman" w:hAnsi="Times New Roman" w:eastAsia="微软雅黑" w:cs="Times New Roman"/>
@@ -26740,12 +26768,6 @@
             <w:insideH w:val="single" w:color="A4A4A4" w:sz="4" w:space="0"/>
             <w:insideV w:val="single" w:color="A4A4A4" w:sz="4" w:space="0"/>
           </w:tblBorders>
-          <w:tblCellMar>
-            <w:top w:w="0" w:type="dxa"/>
-            <w:left w:w="108" w:type="dxa"/>
-            <w:bottom w:w="0" w:type="dxa"/>
-            <w:right w:w="108" w:type="dxa"/>
-          </w:tblCellMar>
         </w:tblPrEx>
         <w:trPr>
           <w:trHeight w:val="462" w:hRule="atLeast"/>
@@ -27733,14 +27755,14 @@
         </w:rPr>
       </w:pPr>
       <w:bookmarkStart w:id="87" w:name="_Toc1707_WPSOffice_Level1"/>
-      <w:bookmarkStart w:id="88" w:name="_Toc16594"/>
-      <w:bookmarkStart w:id="89" w:name="_Toc28240"/>
+      <w:bookmarkStart w:id="88" w:name="_Toc28240"/>
+      <w:bookmarkStart w:id="89" w:name="_Toc13196_WPSOffice_Level1"/>
       <w:bookmarkStart w:id="90" w:name="_Toc18680"/>
       <w:bookmarkStart w:id="91" w:name="_Toc21764_WPSOffice_Level1"/>
-      <w:bookmarkStart w:id="92" w:name="_Toc13196_WPSOffice_Level1"/>
-      <w:bookmarkStart w:id="93" w:name="_Toc12505"/>
-      <w:bookmarkStart w:id="94" w:name="_Toc27302"/>
-      <w:bookmarkStart w:id="95" w:name="_Toc2409"/>
+      <w:bookmarkStart w:id="92" w:name="_Toc2409"/>
+      <w:bookmarkStart w:id="93" w:name="_Toc16594"/>
+      <w:bookmarkStart w:id="94" w:name="_Toc12505"/>
+      <w:bookmarkStart w:id="95" w:name="_Toc27302"/>
       <w:r>
         <w:rPr>
           <w:rFonts w:hint="eastAsia"/>
@@ -27768,14 +27790,14 @@
           <w:lang w:eastAsia="zh-CN"/>
         </w:rPr>
       </w:pPr>
-      <w:bookmarkStart w:id="96" w:name="_Toc16347"/>
-      <w:bookmarkStart w:id="97" w:name="_Toc1707_WPSOffice_Level2"/>
-      <w:bookmarkStart w:id="98" w:name="_Toc149837267"/>
-      <w:bookmarkStart w:id="99" w:name="_Toc6150"/>
-      <w:bookmarkStart w:id="100" w:name="_Toc29437"/>
-      <w:bookmarkStart w:id="101" w:name="_Toc21764_WPSOffice_Level2"/>
-      <w:bookmarkStart w:id="102" w:name="_Toc14132"/>
-      <w:bookmarkStart w:id="103" w:name="_Toc26649"/>
+      <w:bookmarkStart w:id="96" w:name="_Toc21764_WPSOffice_Level2"/>
+      <w:bookmarkStart w:id="97" w:name="_Toc29437"/>
+      <w:bookmarkStart w:id="98" w:name="_Toc16347"/>
+      <w:bookmarkStart w:id="99" w:name="_Toc149837267"/>
+      <w:bookmarkStart w:id="100" w:name="_Toc1707_WPSOffice_Level2"/>
+      <w:bookmarkStart w:id="101" w:name="_Toc6150"/>
+      <w:bookmarkStart w:id="102" w:name="_Toc26649"/>
+      <w:bookmarkStart w:id="103" w:name="_Toc14132"/>
       <w:r>
         <w:rPr>
           <w:color w:val="auto"/>
@@ -28768,12 +28790,6 @@
             <w:insideH w:val="single" w:color="A4A4A4" w:sz="4" w:space="0"/>
             <w:insideV w:val="single" w:color="A4A4A4" w:sz="4" w:space="0"/>
           </w:tblBorders>
-          <w:tblCellMar>
-            <w:top w:w="0" w:type="dxa"/>
-            <w:left w:w="0" w:type="dxa"/>
-            <w:bottom w:w="0" w:type="dxa"/>
-            <w:right w:w="0" w:type="dxa"/>
-          </w:tblCellMar>
         </w:tblPrEx>
         <w:trPr>
           <w:trHeight w:val="510" w:hRule="atLeast"/>
@@ -29868,8 +29884,8 @@
           </w14:shadow>
         </w:rPr>
       </w:pPr>
-      <w:bookmarkStart w:id="104" w:name="_Toc32388"/>
-      <w:bookmarkStart w:id="105" w:name="_Toc4129"/>
+      <w:bookmarkStart w:id="104" w:name="_Toc4129"/>
+      <w:bookmarkStart w:id="105" w:name="_Toc32388"/>
       <w:r>
         <w:rPr>
           <w:rStyle w:val="36"/>
@@ -29932,13 +29948,13 @@
         </w:rPr>
       </w:pPr>
       <w:bookmarkStart w:id="106" w:name="_Toc32005"/>
-      <w:bookmarkStart w:id="107" w:name="_Toc15840_WPSOffice_Level1"/>
-      <w:bookmarkStart w:id="108" w:name="_Toc3674"/>
-      <w:bookmarkStart w:id="109" w:name="_Toc9066"/>
-      <w:bookmarkStart w:id="110" w:name="_Toc31127"/>
-      <w:bookmarkStart w:id="111" w:name="_Toc9914"/>
-      <w:bookmarkStart w:id="112" w:name="_Toc24085_WPSOffice_Level1"/>
-      <w:bookmarkStart w:id="113" w:name="_Toc14255_WPSOffice_Level1"/>
+      <w:bookmarkStart w:id="107" w:name="_Toc9066"/>
+      <w:bookmarkStart w:id="108" w:name="_Toc9914"/>
+      <w:bookmarkStart w:id="109" w:name="_Toc3674"/>
+      <w:bookmarkStart w:id="110" w:name="_Toc15840_WPSOffice_Level1"/>
+      <w:bookmarkStart w:id="111" w:name="_Toc24085_WPSOffice_Level1"/>
+      <w:bookmarkStart w:id="112" w:name="_Toc14255_WPSOffice_Level1"/>
+      <w:bookmarkStart w:id="113" w:name="_Toc31127"/>
       <w:r>
         <w:rPr>
           <w:rFonts w:hint="eastAsia" w:ascii="Times New Roman" w:hAnsi="Times New Roman"/>
@@ -32446,13 +32462,13 @@
           <w:lang w:eastAsia="zh-CN"/>
         </w:rPr>
       </w:pPr>
-      <w:bookmarkStart w:id="114" w:name="_Toc11812"/>
-      <w:bookmarkStart w:id="115" w:name="_Toc11193_WPSOffice_Level1"/>
-      <w:bookmarkStart w:id="116" w:name="_Toc28810_WPSOffice_Level1"/>
-      <w:bookmarkStart w:id="117" w:name="_Toc20303"/>
+      <w:bookmarkStart w:id="114" w:name="_Toc11193_WPSOffice_Level1"/>
+      <w:bookmarkStart w:id="115" w:name="_Toc11812"/>
+      <w:bookmarkStart w:id="116" w:name="_Toc1779"/>
+      <w:bookmarkStart w:id="117" w:name="_Toc4979"/>
       <w:bookmarkStart w:id="118" w:name="_Toc11896_WPSOffice_Level1"/>
-      <w:bookmarkStart w:id="119" w:name="_Toc4979"/>
-      <w:bookmarkStart w:id="120" w:name="_Toc1779"/>
+      <w:bookmarkStart w:id="119" w:name="_Toc28810_WPSOffice_Level1"/>
+      <w:bookmarkStart w:id="120" w:name="_Toc20303"/>
       <w:r>
         <w:br w:type="page"/>
       </w:r>
@@ -33179,17 +33195,17 @@
           <w:lang w:eastAsia="zh-CN"/>
         </w:rPr>
       </w:pPr>
-      <w:bookmarkStart w:id="123" w:name="_Toc27070"/>
-      <w:bookmarkStart w:id="124" w:name="_Toc28910_WPSOffice_Level1"/>
-      <w:bookmarkStart w:id="125" w:name="_Toc29730"/>
-      <w:bookmarkStart w:id="126" w:name="_Toc28537"/>
-      <w:bookmarkStart w:id="127" w:name="_Toc19099"/>
-      <w:bookmarkStart w:id="128" w:name="_Toc16368_WPSOffice_Level1"/>
-      <w:bookmarkStart w:id="129" w:name="_Toc7549"/>
-      <w:bookmarkStart w:id="130" w:name="_Toc8182"/>
-      <w:bookmarkStart w:id="131" w:name="_Toc22484_WPSOffice_Level1"/>
-      <w:bookmarkStart w:id="132" w:name="_Toc7542"/>
-      <w:bookmarkStart w:id="133" w:name="_Toc6864"/>
+      <w:bookmarkStart w:id="123" w:name="_Toc7549"/>
+      <w:bookmarkStart w:id="124" w:name="_Toc7542"/>
+      <w:bookmarkStart w:id="125" w:name="_Toc19099"/>
+      <w:bookmarkStart w:id="126" w:name="_Toc6864"/>
+      <w:bookmarkStart w:id="127" w:name="_Toc28910_WPSOffice_Level1"/>
+      <w:bookmarkStart w:id="128" w:name="_Toc22484_WPSOffice_Level1"/>
+      <w:bookmarkStart w:id="129" w:name="_Toc28537"/>
+      <w:bookmarkStart w:id="130" w:name="_Toc27070"/>
+      <w:bookmarkStart w:id="131" w:name="_Toc8182"/>
+      <w:bookmarkStart w:id="132" w:name="_Toc16368_WPSOffice_Level1"/>
+      <w:bookmarkStart w:id="133" w:name="_Toc29730"/>
       <w:r>
         <w:rPr>
           <w:rFonts w:hint="eastAsia" w:ascii="Times New Roman" w:hAnsi="Times New Roman"/>
@@ -33252,6 +33268,12 @@
             <w:insideH w:val="single" w:color="auto" w:sz="4" w:space="0"/>
             <w:insideV w:val="single" w:color="auto" w:sz="4" w:space="0"/>
           </w:tblBorders>
+          <w:tblCellMar>
+            <w:top w:w="0" w:type="dxa"/>
+            <w:left w:w="108" w:type="dxa"/>
+            <w:bottom w:w="0" w:type="dxa"/>
+            <w:right w:w="108" w:type="dxa"/>
+          </w:tblCellMar>
         </w:tblPrEx>
         <w:trPr>
           <w:jc w:val="center"/>
@@ -33273,9 +33295,9 @@
                 <w:szCs w:val="21"/>
               </w:rPr>
             </w:pPr>
-            <w:bookmarkStart w:id="134" w:name="_Toc28454_WPSOffice_Level1"/>
+            <w:bookmarkStart w:id="134" w:name="_Toc26985_WPSOffice_Level1"/>
             <w:bookmarkStart w:id="135" w:name="_Toc20170_WPSOffice_Level1"/>
-            <w:bookmarkStart w:id="136" w:name="_Toc26985_WPSOffice_Level1"/>
+            <w:bookmarkStart w:id="136" w:name="_Toc28454_WPSOffice_Level1"/>
             <w:r>
               <w:rPr>
                 <w:rFonts w:hint="eastAsia" w:ascii="Times New Roman" w:hAnsi="Times New Roman" w:eastAsia="微软雅黑" w:cs="Times New Roman"/>
@@ -33646,16 +33668,16 @@
         </w:rPr>
       </w:pPr>
       <w:bookmarkStart w:id="137" w:name="_Toc759"/>
-      <w:bookmarkStart w:id="138" w:name="_Toc20502"/>
+      <w:bookmarkStart w:id="138" w:name="_Toc15114"/>
       <w:bookmarkStart w:id="139" w:name="_Toc3409"/>
-      <w:bookmarkStart w:id="140" w:name="_Toc15114"/>
-      <w:bookmarkStart w:id="141" w:name="_Toc107825570"/>
-      <w:bookmarkStart w:id="142" w:name="_Toc27034"/>
-      <w:bookmarkStart w:id="143" w:name="_Toc8911"/>
-      <w:bookmarkStart w:id="144" w:name="_Toc27809"/>
-      <w:bookmarkStart w:id="145" w:name="_Toc15630"/>
-      <w:bookmarkStart w:id="146" w:name="_Toc4503"/>
-      <w:bookmarkStart w:id="147" w:name="_Toc11901"/>
+      <w:bookmarkStart w:id="140" w:name="_Toc20502"/>
+      <w:bookmarkStart w:id="141" w:name="_Toc27034"/>
+      <w:bookmarkStart w:id="142" w:name="_Toc8911"/>
+      <w:bookmarkStart w:id="143" w:name="_Toc107825570"/>
+      <w:bookmarkStart w:id="144" w:name="_Toc15630"/>
+      <w:bookmarkStart w:id="145" w:name="_Toc11901"/>
+      <w:bookmarkStart w:id="146" w:name="_Toc27809"/>
+      <w:bookmarkStart w:id="147" w:name="_Toc4503"/>
       <w:bookmarkStart w:id="148" w:name="_Toc19584_WPSOffice_Level1"/>
       <w:bookmarkStart w:id="149" w:name="_Toc22623"/>
       <w:bookmarkStart w:id="150" w:name="_Toc22162_WPSOffice_Level1"/>
@@ -34125,19 +34147,7 @@
           <w:szCs w:val="21"/>
           <w:lang w:eastAsia="zh-CN"/>
         </w:rPr>
-        <w:t>11.肿瘤发展或治疗过程中可能出现获得性基因变异，从而使癌症的突变谱发生变化，同时肿瘤也可能存在肿瘤间和肿瘤内的异质性。</w:t>
-      </w:r>
-      <w:bookmarkStart w:id="156" w:name="_GoBack"/>
-      <w:bookmarkEnd w:id="156"/>
-      <w:r>
-        <w:rPr>
-          <w:rFonts w:hint="eastAsia" w:ascii="Times New Roman" w:hAnsi="Times New Roman" w:eastAsia="微软雅黑" w:cs="Times New Roman"/>
-          <w:bCs/>
-          <w:sz w:val="21"/>
-          <w:szCs w:val="21"/>
-          <w:lang w:eastAsia="zh-CN"/>
-        </w:rPr>
-        <w:t>{% endif %}</w:t>
+        <w:t>11.肿瘤发展或治疗过程中可能出现获得性基因变异，从而使癌症的突变谱发生变化，同时肿瘤也可能存在肿瘤间和肿瘤内的异质性。{% endif %}</w:t>
       </w:r>
     </w:p>
     <w:p>

--- a/WebContent/docx/实体瘤86基因报告-单样本-重庆分子.docx
+++ b/WebContent/docx/实体瘤86基因报告-单样本-重庆分子.docx
@@ -3455,17 +3455,17 @@
           </w14:shadow>
         </w:rPr>
       </w:pPr>
-      <w:bookmarkStart w:id="0" w:name="_Toc24397"/>
-      <w:bookmarkStart w:id="1" w:name="_Toc10446"/>
-      <w:bookmarkStart w:id="2" w:name="_Toc12688"/>
+      <w:bookmarkStart w:id="0" w:name="_Toc27500"/>
+      <w:bookmarkStart w:id="1" w:name="_Toc30143_WPSOffice_Level1"/>
+      <w:bookmarkStart w:id="2" w:name="_Toc21009_WPSOffice_Level1"/>
       <w:bookmarkStart w:id="3" w:name="_Toc24178_WPSOffice_Level1"/>
-      <w:bookmarkStart w:id="4" w:name="_Toc27500"/>
-      <w:bookmarkStart w:id="5" w:name="_Toc21669"/>
-      <w:bookmarkStart w:id="6" w:name="_Toc28303"/>
-      <w:bookmarkStart w:id="7" w:name="_Toc21009_WPSOffice_Level1"/>
-      <w:bookmarkStart w:id="8" w:name="_Toc13806"/>
-      <w:bookmarkStart w:id="9" w:name="_Toc30143_WPSOffice_Level1"/>
-      <w:bookmarkStart w:id="10" w:name="_Toc32054"/>
+      <w:bookmarkStart w:id="4" w:name="_Toc12688"/>
+      <w:bookmarkStart w:id="5" w:name="_Toc24397"/>
+      <w:bookmarkStart w:id="6" w:name="_Toc10446"/>
+      <w:bookmarkStart w:id="7" w:name="_Toc21669"/>
+      <w:bookmarkStart w:id="8" w:name="_Toc28303"/>
+      <w:bookmarkStart w:id="9" w:name="_Toc32054"/>
+      <w:bookmarkStart w:id="10" w:name="_Toc13806"/>
       <w:r>
         <w:rPr>
           <w:rFonts w:ascii="Times New Roman" w:hAnsi="Times New Roman"/>
@@ -3687,7 +3687,6 @@
             <w:insideH w:val="single" w:color="BEBEBE" w:themeColor="background1" w:themeShade="BF" w:sz="4" w:space="0"/>
             <w:insideV w:val="single" w:color="BEBEBE" w:themeColor="background1" w:themeShade="BF" w:sz="4" w:space="0"/>
           </w:tblBorders>
-          <w:shd w:val="clear" w:color="auto" w:fill="FFFFFF" w:themeFill="background1"/>
           <w:tblCellMar>
             <w:top w:w="0" w:type="dxa"/>
             <w:left w:w="108" w:type="dxa"/>
@@ -3874,7 +3873,6 @@
             <w:insideH w:val="single" w:color="BEBEBE" w:themeColor="background1" w:themeShade="BF" w:sz="4" w:space="0"/>
             <w:insideV w:val="single" w:color="BEBEBE" w:themeColor="background1" w:themeShade="BF" w:sz="4" w:space="0"/>
           </w:tblBorders>
-          <w:shd w:val="clear" w:color="auto" w:fill="FFFFFF" w:themeFill="background1"/>
           <w:tblCellMar>
             <w:top w:w="0" w:type="dxa"/>
             <w:left w:w="108" w:type="dxa"/>
@@ -4021,7 +4019,6 @@
             <w:insideH w:val="single" w:color="BEBEBE" w:themeColor="background1" w:themeShade="BF" w:sz="4" w:space="0"/>
             <w:insideV w:val="single" w:color="BEBEBE" w:themeColor="background1" w:themeShade="BF" w:sz="4" w:space="0"/>
           </w:tblBorders>
-          <w:shd w:val="clear" w:color="auto" w:fill="FFFFFF" w:themeFill="background1"/>
           <w:tblCellMar>
             <w:top w:w="0" w:type="dxa"/>
             <w:left w:w="108" w:type="dxa"/>
@@ -4210,13 +4207,13 @@
       <w:bookmarkStart w:id="11" w:name="_Toc13931"/>
       <w:bookmarkStart w:id="12" w:name="_Toc7021_WPSOffice_Level1"/>
       <w:bookmarkStart w:id="13" w:name="_Toc15297"/>
-      <w:bookmarkStart w:id="14" w:name="_Toc18062_WPSOffice_Level1"/>
+      <w:bookmarkStart w:id="14" w:name="_Toc11015_WPSOffice_Level1"/>
       <w:bookmarkStart w:id="15" w:name="_Toc10518"/>
-      <w:bookmarkStart w:id="16" w:name="_Toc11015_WPSOffice_Level1"/>
-      <w:bookmarkStart w:id="17" w:name="_Toc19594"/>
-      <w:bookmarkStart w:id="18" w:name="_Toc11465"/>
-      <w:bookmarkStart w:id="19" w:name="_Toc17451"/>
-      <w:bookmarkStart w:id="20" w:name="_Toc13416"/>
+      <w:bookmarkStart w:id="16" w:name="_Toc18062_WPSOffice_Level1"/>
+      <w:bookmarkStart w:id="17" w:name="_Toc11465"/>
+      <w:bookmarkStart w:id="18" w:name="_Toc19594"/>
+      <w:bookmarkStart w:id="19" w:name="_Toc13416"/>
+      <w:bookmarkStart w:id="20" w:name="_Toc17451"/>
       <w:bookmarkStart w:id="21" w:name="_Toc3823"/>
       <w:r>
         <w:rPr>
@@ -4391,13 +4388,13 @@
           </w14:shadow>
         </w:rPr>
       </w:pPr>
-      <w:bookmarkStart w:id="23" w:name="_Toc2563"/>
-      <w:bookmarkStart w:id="24" w:name="_Toc6221_WPSOffice_Level1"/>
-      <w:bookmarkStart w:id="25" w:name="_Toc1410"/>
-      <w:bookmarkStart w:id="26" w:name="_Toc23369_WPSOffice_Level1"/>
-      <w:bookmarkStart w:id="27" w:name="_Toc25920"/>
+      <w:bookmarkStart w:id="23" w:name="_Toc23369_WPSOffice_Level1"/>
+      <w:bookmarkStart w:id="24" w:name="_Toc2563"/>
+      <w:bookmarkStart w:id="25" w:name="_Toc6221_WPSOffice_Level1"/>
+      <w:bookmarkStart w:id="26" w:name="_Toc1410"/>
+      <w:bookmarkStart w:id="27" w:name="_Toc4088"/>
       <w:bookmarkStart w:id="28" w:name="_Toc3871"/>
-      <w:bookmarkStart w:id="29" w:name="_Toc4088"/>
+      <w:bookmarkStart w:id="29" w:name="_Toc25920"/>
       <w:bookmarkStart w:id="30" w:name="_Toc18058"/>
       <w:bookmarkStart w:id="31" w:name="_Toc19624"/>
       <w:bookmarkStart w:id="32" w:name="_Toc11387"/>
@@ -4469,9 +4466,9 @@
           <w:lang w:eastAsia="zh-CN"/>
         </w:rPr>
       </w:pPr>
-      <w:bookmarkStart w:id="33" w:name="_Toc29503"/>
-      <w:bookmarkStart w:id="34" w:name="_Toc149837254"/>
-      <w:bookmarkStart w:id="35" w:name="_Toc24467"/>
+      <w:bookmarkStart w:id="33" w:name="_Toc24467"/>
+      <w:bookmarkStart w:id="34" w:name="_Toc29503"/>
+      <w:bookmarkStart w:id="35" w:name="_Toc149837254"/>
       <w:r>
         <w:rPr>
           <w:rFonts w:hint="eastAsia"/>
@@ -4523,6 +4520,12 @@
             <w:insideH w:val="single" w:color="A4A4A4" w:sz="4" w:space="0"/>
             <w:insideV w:val="single" w:color="A4A4A4" w:sz="4" w:space="0"/>
           </w:tblBorders>
+          <w:tblCellMar>
+            <w:top w:w="0" w:type="dxa"/>
+            <w:left w:w="0" w:type="dxa"/>
+            <w:bottom w:w="0" w:type="dxa"/>
+            <w:right w:w="0" w:type="dxa"/>
+          </w:tblCellMar>
         </w:tblPrEx>
         <w:trPr>
           <w:trHeight w:val="490" w:hRule="atLeast"/>
@@ -4554,8 +4557,8 @@
                 </w14:textFill>
               </w:rPr>
             </w:pPr>
-            <w:bookmarkStart w:id="36" w:name="_Toc21059"/>
-            <w:bookmarkStart w:id="37" w:name="_Toc14270"/>
+            <w:bookmarkStart w:id="36" w:name="_Toc14270"/>
+            <w:bookmarkStart w:id="37" w:name="_Toc21059"/>
             <w:r>
               <w:rPr>
                 <w:rFonts w:hint="eastAsia" w:cs="黑体"/>
@@ -5708,16 +5711,16 @@
           <w:lang w:eastAsia="zh-CN"/>
         </w:rPr>
       </w:pPr>
-      <w:bookmarkStart w:id="38" w:name="_Toc149837255"/>
-      <w:bookmarkStart w:id="39" w:name="_Toc19430"/>
-      <w:bookmarkStart w:id="40" w:name="_Toc31847"/>
-      <w:bookmarkStart w:id="41" w:name="_Toc20136_WPSOffice_Level1"/>
-      <w:bookmarkStart w:id="42" w:name="_Toc19184"/>
+      <w:bookmarkStart w:id="38" w:name="_Toc19430"/>
+      <w:bookmarkStart w:id="39" w:name="_Toc31847"/>
+      <w:bookmarkStart w:id="40" w:name="_Toc149837255"/>
+      <w:bookmarkStart w:id="41" w:name="_Toc19184"/>
+      <w:bookmarkStart w:id="42" w:name="_Toc20136_WPSOffice_Level1"/>
       <w:bookmarkStart w:id="43" w:name="_Toc12381"/>
-      <w:bookmarkStart w:id="44" w:name="_Toc14062"/>
+      <w:bookmarkStart w:id="44" w:name="_Toc19898_WPSOffice_Level1"/>
       <w:bookmarkStart w:id="45" w:name="_Toc2781"/>
       <w:bookmarkStart w:id="46" w:name="_Toc284"/>
-      <w:bookmarkStart w:id="47" w:name="_Toc19898_WPSOffice_Level1"/>
+      <w:bookmarkStart w:id="47" w:name="_Toc14062"/>
       <w:bookmarkStart w:id="48" w:name="_Toc22132"/>
       <w:r>
         <w:rPr>
@@ -7340,18 +7343,7 @@
           <w:szCs w:val="18"/>
           <w:lang w:eastAsia="zh-CN"/>
         </w:rPr>
-        <w:t xml:space="preserve"> %}乳腺癌{% endif %}靶向药物</w:t>
-      </w:r>
-      <w:bookmarkStart w:id="156" w:name="_GoBack"/>
-      <w:bookmarkEnd w:id="156"/>
-      <w:r>
-        <w:rPr>
-          <w:rFonts w:hint="eastAsia" w:ascii="Times New Roman" w:hAnsi="Times New Roman" w:eastAsia="微软雅黑" w:cs="Times New Roman"/>
-          <w:sz w:val="18"/>
-          <w:szCs w:val="18"/>
-          <w:lang w:eastAsia="zh-CN"/>
-        </w:rPr>
-        <w:t>密切相关的基因突变。{% endif %}</w:t>
+        <w:t xml:space="preserve"> %}乳腺癌{% endif %}靶向药物密切相关的基因突变。{% endif %}</w:t>
       </w:r>
     </w:p>
     <w:p>
@@ -7502,6 +7494,12 @@
             <w:insideH w:val="single" w:color="auto" w:sz="4" w:space="0"/>
             <w:insideV w:val="none" w:color="auto" w:sz="0" w:space="0"/>
           </w:tblBorders>
+          <w:tblCellMar>
+            <w:top w:w="0" w:type="dxa"/>
+            <w:left w:w="108" w:type="dxa"/>
+            <w:bottom w:w="0" w:type="dxa"/>
+            <w:right w:w="108" w:type="dxa"/>
+          </w:tblCellMar>
         </w:tblPrEx>
         <w:tc>
           <w:tcPr>
@@ -7970,10 +7968,10 @@
         </w:rPr>
       </w:pPr>
       <w:bookmarkStart w:id="51" w:name="_Toc19400"/>
-      <w:bookmarkStart w:id="52" w:name="_Toc149826007"/>
-      <w:bookmarkStart w:id="53" w:name="_Toc11621"/>
-      <w:bookmarkStart w:id="54" w:name="_Toc149832732"/>
-      <w:bookmarkStart w:id="55" w:name="_Toc26774"/>
+      <w:bookmarkStart w:id="52" w:name="_Toc11621"/>
+      <w:bookmarkStart w:id="53" w:name="_Toc26774"/>
+      <w:bookmarkStart w:id="54" w:name="_Toc149826007"/>
+      <w:bookmarkStart w:id="55" w:name="_Toc149832732"/>
       <w:r>
         <w:rPr>
           <w:rFonts w:hint="eastAsia"/>
@@ -8283,18 +8281,34 @@
             </w:pPr>
             <w:r>
               <w:rPr>
-                <w:rFonts w:ascii="Times New Roman" w:hAnsi="Times New Roman" w:eastAsia="微软雅黑" w:cs="Times New Roman"/>
+                <w:rFonts w:hint="eastAsia" w:ascii="Times New Roman" w:hAnsi="Times New Roman" w:eastAsia="微软雅黑" w:cs="Times New Roman"/>
                 <w:b/>
                 <w:color w:val="FFFFFF" w:themeColor="background1"/>
                 <w:sz w:val="21"/>
                 <w:szCs w:val="21"/>
+                <w:lang w:val="en-US" w:eastAsia="zh-CN"/>
                 <w14:textFill>
                   <w14:solidFill>
                     <w14:schemeClr w14:val="bg1"/>
                   </w14:solidFill>
                 </w14:textFill>
               </w:rPr>
-              <w:t>突变基因</w:t>
+              <w:t>检测</w:t>
+            </w:r>
+            <w:r>
+              <w:rPr>
+                <w:rFonts w:ascii="Times New Roman" w:hAnsi="Times New Roman" w:eastAsia="微软雅黑" w:cs="Times New Roman"/>
+                <w:b/>
+                <w:color w:val="FFFFFF" w:themeColor="background1"/>
+                <w:sz w:val="21"/>
+                <w:szCs w:val="21"/>
+                <w14:textFill>
+                  <w14:solidFill>
+                    <w14:schemeClr w14:val="bg1"/>
+                  </w14:solidFill>
+                </w14:textFill>
+              </w:rPr>
+              <w:t>基因</w:t>
             </w:r>
           </w:p>
         </w:tc>
@@ -10684,7 +10698,7 @@
         </w:tc>
         <w:tc>
           <w:tcPr>
-            <w:tcW w:w="535" w:type="pct"/>
+            <w:tcW w:w="1077" w:type="dxa"/>
             <w:tcBorders>
               <w:top w:val="nil"/>
               <w:left w:val="single" w:color="A4A4A4" w:themeColor="background1" w:themeShade="A5" w:sz="4" w:space="0"/>
@@ -10696,7 +10710,7 @@
           </w:tcPr>
           <w:p>
             <w:pPr>
-              <w:ind w:left="162" w:right="163"/>
+              <w:ind w:left="162" w:leftChars="0" w:right="163" w:rightChars="0"/>
               <w:jc w:val="center"/>
               <w:rPr>
                 <w:rFonts w:ascii="Times New Roman" w:hAnsi="Times New Roman" w:eastAsia="微软雅黑" w:cs="Times New Roman"/>
@@ -10708,19 +10722,39 @@
             </w:pPr>
             <w:r>
               <w:rPr>
-                <w:rFonts w:hint="eastAsia" w:ascii="Times New Roman" w:hAnsi="Times New Roman" w:eastAsia="微软雅黑" w:cs="Times New Roman"/>
+                <w:rFonts w:hint="default" w:ascii="Times New Roman" w:hAnsi="Times New Roman" w:eastAsia="微软雅黑" w:cs="Times New Roman"/>
                 <w:b/>
                 <w:sz w:val="21"/>
                 <w:szCs w:val="21"/>
                 <w:lang w:eastAsia="zh-CN"/>
               </w:rPr>
-              <w:t>{{ tip.comutation }}</w:t>
+              <w:t>{{ tip.comutation</w:t>
+            </w:r>
+            <w:r>
+              <w:rPr>
+                <w:rFonts w:hint="eastAsia" w:ascii="Times New Roman" w:hAnsi="Times New Roman" w:eastAsia="微软雅黑" w:cs="Times New Roman"/>
+                <w:b/>
+                <w:sz w:val="21"/>
+                <w:szCs w:val="21"/>
+                <w:lang w:val="en-US" w:eastAsia="zh-CN"/>
+              </w:rPr>
+              <w:t>1</w:t>
+            </w:r>
+            <w:r>
+              <w:rPr>
+                <w:rFonts w:hint="default" w:ascii="Times New Roman" w:hAnsi="Times New Roman" w:eastAsia="微软雅黑" w:cs="Times New Roman"/>
+                <w:b/>
+                <w:sz w:val="21"/>
+                <w:szCs w:val="21"/>
+                <w:lang w:eastAsia="zh-CN"/>
+              </w:rPr>
+              <w:t xml:space="preserve"> }}</w:t>
             </w:r>
           </w:p>
         </w:tc>
         <w:tc>
           <w:tcPr>
-            <w:tcW w:w="759" w:type="pct"/>
+            <w:tcW w:w="1529" w:type="dxa"/>
             <w:tcBorders>
               <w:top w:val="nil"/>
               <w:left w:val="single" w:color="A4A4A4" w:themeColor="background1" w:themeShade="A5" w:sz="4" w:space="0"/>
@@ -10733,7 +10767,7 @@
           <w:p>
             <w:pPr>
               <w:spacing w:before="2"/>
-              <w:ind w:left="116" w:right="116"/>
+              <w:ind w:left="116" w:leftChars="0" w:right="116" w:rightChars="0"/>
               <w:jc w:val="center"/>
               <w:rPr>
                 <w:rFonts w:ascii="Times New Roman" w:hAnsi="Times New Roman" w:eastAsia="微软雅黑" w:cs="Times New Roman"/>
@@ -10744,12 +10778,12 @@
             </w:pPr>
             <w:r>
               <w:rPr>
-                <w:rFonts w:hint="eastAsia" w:ascii="Times New Roman" w:hAnsi="Times New Roman" w:eastAsia="微软雅黑" w:cs="Times New Roman"/>
-                <w:sz w:val="21"/>
-                <w:szCs w:val="21"/>
-                <w:lang w:val="en-US" w:eastAsia="zh-CN"/>
-              </w:rPr>
-              <w:t>-</w:t>
+                <w:rFonts w:hint="default" w:ascii="Times New Roman" w:hAnsi="Times New Roman" w:eastAsia="微软雅黑" w:cs="Times New Roman"/>
+                <w:sz w:val="21"/>
+                <w:szCs w:val="21"/>
+                <w:lang w:eastAsia="zh-CN"/>
+              </w:rPr>
+              <w:t>{{ tip.comutation }}</w:t>
             </w:r>
           </w:p>
         </w:tc>
@@ -12081,6 +12115,12 @@
             <w:insideH w:val="single" w:color="A4A4A4" w:sz="4" w:space="0"/>
             <w:insideV w:val="single" w:color="A4A4A4" w:sz="4" w:space="0"/>
           </w:tblBorders>
+          <w:tblCellMar>
+            <w:top w:w="0" w:type="dxa"/>
+            <w:left w:w="0" w:type="dxa"/>
+            <w:bottom w:w="0" w:type="dxa"/>
+            <w:right w:w="0" w:type="dxa"/>
+          </w:tblCellMar>
         </w:tblPrEx>
         <w:trPr>
           <w:trHeight w:val="1404" w:hRule="atLeast"/>
@@ -13451,8 +13491,8 @@
         <w:br w:type="page"/>
       </w:r>
       <w:bookmarkEnd w:id="58"/>
-      <w:bookmarkStart w:id="60" w:name="_Toc149837261"/>
-      <w:bookmarkStart w:id="61" w:name="_Toc15033"/>
+      <w:bookmarkStart w:id="60" w:name="_Toc15033"/>
+      <w:bookmarkStart w:id="61" w:name="_Toc149837261"/>
       <w:r>
         <w:rPr>
           <w:rFonts w:hint="eastAsia" w:ascii="Times New Roman" w:hAnsi="Times New Roman" w:eastAsia="微软雅黑" w:cs="Times New Roman"/>
@@ -14100,9 +14140,9 @@
           <w:lang w:eastAsia="zh-CN"/>
         </w:rPr>
       </w:pPr>
-      <w:bookmarkStart w:id="63" w:name="_Toc149837262"/>
+      <w:bookmarkStart w:id="63" w:name="_Toc9700"/>
       <w:bookmarkStart w:id="64" w:name="_Toc28063"/>
-      <w:bookmarkStart w:id="65" w:name="_Toc9700"/>
+      <w:bookmarkStart w:id="65" w:name="_Toc149837262"/>
       <w:r>
         <w:rPr>
           <w:rFonts w:hint="eastAsia"/>
@@ -18026,18 +18066,18 @@
           </w14:shadow>
         </w:rPr>
       </w:pPr>
-      <w:bookmarkStart w:id="66" w:name="_Toc149837263"/>
-      <w:bookmarkStart w:id="67" w:name="_Toc23846_WPSOffice_Level1"/>
-      <w:bookmarkStart w:id="68" w:name="_Toc32443_WPSOffice_Level1"/>
-      <w:bookmarkStart w:id="69" w:name="_Toc4331_WPSOffice_Level1"/>
-      <w:bookmarkStart w:id="70" w:name="_Toc180"/>
-      <w:bookmarkStart w:id="71" w:name="_Toc5533"/>
-      <w:bookmarkStart w:id="72" w:name="_Toc25727"/>
-      <w:bookmarkStart w:id="73" w:name="_Toc23903"/>
-      <w:bookmarkStart w:id="74" w:name="_Toc30705"/>
-      <w:bookmarkStart w:id="75" w:name="_Toc29383"/>
-      <w:bookmarkStart w:id="76" w:name="_Toc6784"/>
-      <w:bookmarkStart w:id="77" w:name="_Toc20694"/>
+      <w:bookmarkStart w:id="66" w:name="_Toc23903"/>
+      <w:bookmarkStart w:id="67" w:name="_Toc25727"/>
+      <w:bookmarkStart w:id="68" w:name="_Toc180"/>
+      <w:bookmarkStart w:id="69" w:name="_Toc5533"/>
+      <w:bookmarkStart w:id="70" w:name="_Toc23846_WPSOffice_Level1"/>
+      <w:bookmarkStart w:id="71" w:name="_Toc32443_WPSOffice_Level1"/>
+      <w:bookmarkStart w:id="72" w:name="_Toc4331_WPSOffice_Level1"/>
+      <w:bookmarkStart w:id="73" w:name="_Toc30705"/>
+      <w:bookmarkStart w:id="74" w:name="_Toc149837263"/>
+      <w:bookmarkStart w:id="75" w:name="_Toc20694"/>
+      <w:bookmarkStart w:id="76" w:name="_Toc29383"/>
+      <w:bookmarkStart w:id="77" w:name="_Toc6784"/>
       <w:bookmarkStart w:id="78" w:name="_Toc32468"/>
       <w:bookmarkStart w:id="79" w:name="_Toc26395"/>
       <w:r>
@@ -20369,12 +20409,6 @@
             <w:insideH w:val="dotted" w:color="45A3A7" w:sz="4" w:space="0"/>
             <w:insideV w:val="dotted" w:color="45A3A7" w:sz="4" w:space="0"/>
           </w:tblBorders>
-          <w:tblCellMar>
-            <w:top w:w="0" w:type="dxa"/>
-            <w:left w:w="108" w:type="dxa"/>
-            <w:bottom w:w="0" w:type="dxa"/>
-            <w:right w:w="108" w:type="dxa"/>
-          </w:tblCellMar>
         </w:tblPrEx>
         <w:trPr>
           <w:trHeight w:val="417" w:hRule="atLeast"/>
@@ -22851,7 +22885,29 @@
           <w:szCs w:val="24"/>
           <w:lang w:eastAsia="zh-CN"/>
         </w:rPr>
-        <w:t>{{ tdd.comutation }}</w:t>
+        <w:t>{{ tdd.comutation</w:t>
+      </w:r>
+      <w:r>
+        <w:rPr>
+          <w:rFonts w:hint="eastAsia" w:ascii="Times New Roman" w:hAnsi="Times New Roman" w:eastAsia="微软雅黑" w:cs="Times New Roman"/>
+          <w:b/>
+          <w:sz w:val="24"/>
+          <w:szCs w:val="24"/>
+          <w:lang w:val="en-US" w:eastAsia="zh-CN"/>
+        </w:rPr>
+        <w:t>1</w:t>
+      </w:r>
+      <w:bookmarkStart w:id="156" w:name="_GoBack"/>
+      <w:bookmarkEnd w:id="156"/>
+      <w:r>
+        <w:rPr>
+          <w:rFonts w:hint="eastAsia" w:ascii="Times New Roman" w:hAnsi="Times New Roman" w:eastAsia="微软雅黑" w:cs="Times New Roman"/>
+          <w:b/>
+          <w:sz w:val="24"/>
+          <w:szCs w:val="24"/>
+          <w:lang w:eastAsia="zh-CN"/>
+        </w:rPr>
+        <w:t xml:space="preserve"> }}</w:t>
       </w:r>
     </w:p>
     <w:tbl>
@@ -22892,12 +22948,6 @@
             <w:insideH w:val="dotted" w:color="45A3A7" w:sz="4" w:space="0"/>
             <w:insideV w:val="dotted" w:color="45A3A7" w:sz="4" w:space="0"/>
           </w:tblBorders>
-          <w:tblCellMar>
-            <w:top w:w="0" w:type="dxa"/>
-            <w:left w:w="108" w:type="dxa"/>
-            <w:bottom w:w="0" w:type="dxa"/>
-            <w:right w:w="108" w:type="dxa"/>
-          </w:tblCellMar>
         </w:tblPrEx>
         <w:trPr>
           <w:trHeight w:val="417" w:hRule="atLeast"/>
@@ -22985,7 +23035,7 @@
                 <w:szCs w:val="18"/>
                 <w:lang w:val="en-US" w:eastAsia="zh-CN"/>
               </w:rPr>
-              <w:t>-</w:t>
+              <w:t>{{tdd.comutation}}</w:t>
             </w:r>
           </w:p>
         </w:tc>
@@ -27188,8 +27238,8 @@
           <w:lang w:eastAsia="zh-CN"/>
         </w:rPr>
       </w:pPr>
-      <w:bookmarkStart w:id="84" w:name="_Toc15349"/>
-      <w:bookmarkStart w:id="85" w:name="_Toc28121"/>
+      <w:bookmarkStart w:id="84" w:name="_Toc28121"/>
+      <w:bookmarkStart w:id="85" w:name="_Toc15349"/>
       <w:r>
         <w:rPr>
           <w:rFonts w:hint="eastAsia" w:ascii="Times New Roman" w:hAnsi="Times New Roman"/>
@@ -28259,13 +28309,13 @@
       </w:pPr>
       <w:bookmarkStart w:id="87" w:name="_Toc1707_WPSOffice_Level1"/>
       <w:bookmarkStart w:id="88" w:name="_Toc28240"/>
-      <w:bookmarkStart w:id="89" w:name="_Toc13196_WPSOffice_Level1"/>
-      <w:bookmarkStart w:id="90" w:name="_Toc21764_WPSOffice_Level1"/>
-      <w:bookmarkStart w:id="91" w:name="_Toc16594"/>
-      <w:bookmarkStart w:id="92" w:name="_Toc18680"/>
-      <w:bookmarkStart w:id="93" w:name="_Toc12505"/>
-      <w:bookmarkStart w:id="94" w:name="_Toc2409"/>
-      <w:bookmarkStart w:id="95" w:name="_Toc27302"/>
+      <w:bookmarkStart w:id="89" w:name="_Toc21764_WPSOffice_Level1"/>
+      <w:bookmarkStart w:id="90" w:name="_Toc12505"/>
+      <w:bookmarkStart w:id="91" w:name="_Toc18680"/>
+      <w:bookmarkStart w:id="92" w:name="_Toc2409"/>
+      <w:bookmarkStart w:id="93" w:name="_Toc27302"/>
+      <w:bookmarkStart w:id="94" w:name="_Toc16594"/>
+      <w:bookmarkStart w:id="95" w:name="_Toc13196_WPSOffice_Level1"/>
       <w:r>
         <w:rPr>
           <w:rFonts w:hint="eastAsia"/>
@@ -28293,13 +28343,13 @@
           <w:lang w:eastAsia="zh-CN"/>
         </w:rPr>
       </w:pPr>
-      <w:bookmarkStart w:id="96" w:name="_Toc21764_WPSOffice_Level2"/>
-      <w:bookmarkStart w:id="97" w:name="_Toc26649"/>
-      <w:bookmarkStart w:id="98" w:name="_Toc14132"/>
-      <w:bookmarkStart w:id="99" w:name="_Toc29437"/>
-      <w:bookmarkStart w:id="100" w:name="_Toc6150"/>
-      <w:bookmarkStart w:id="101" w:name="_Toc1707_WPSOffice_Level2"/>
-      <w:bookmarkStart w:id="102" w:name="_Toc16347"/>
+      <w:bookmarkStart w:id="96" w:name="_Toc29437"/>
+      <w:bookmarkStart w:id="97" w:name="_Toc6150"/>
+      <w:bookmarkStart w:id="98" w:name="_Toc21764_WPSOffice_Level2"/>
+      <w:bookmarkStart w:id="99" w:name="_Toc16347"/>
+      <w:bookmarkStart w:id="100" w:name="_Toc26649"/>
+      <w:bookmarkStart w:id="101" w:name="_Toc14132"/>
+      <w:bookmarkStart w:id="102" w:name="_Toc1707_WPSOffice_Level2"/>
       <w:bookmarkStart w:id="103" w:name="_Toc149837267"/>
       <w:r>
         <w:rPr>
@@ -28370,6 +28420,12 @@
             <w:insideH w:val="none" w:color="auto" w:sz="0" w:space="0"/>
             <w:insideV w:val="none" w:color="auto" w:sz="0" w:space="0"/>
           </w:tblBorders>
+          <w:tblCellMar>
+            <w:top w:w="0" w:type="dxa"/>
+            <w:left w:w="108" w:type="dxa"/>
+            <w:bottom w:w="0" w:type="dxa"/>
+            <w:right w:w="108" w:type="dxa"/>
+          </w:tblCellMar>
         </w:tblPrEx>
         <w:trPr>
           <w:trHeight w:val="321" w:hRule="atLeast"/>
@@ -30387,8 +30443,8 @@
           </w14:shadow>
         </w:rPr>
       </w:pPr>
-      <w:bookmarkStart w:id="104" w:name="_Toc32388"/>
-      <w:bookmarkStart w:id="105" w:name="_Toc4129"/>
+      <w:bookmarkStart w:id="104" w:name="_Toc4129"/>
+      <w:bookmarkStart w:id="105" w:name="_Toc32388"/>
       <w:r>
         <w:rPr>
           <w:rStyle w:val="36"/>
@@ -30450,13 +30506,13 @@
           <w:lang w:val="en-US" w:eastAsia="zh-CN"/>
         </w:rPr>
       </w:pPr>
-      <w:bookmarkStart w:id="106" w:name="_Toc3674"/>
-      <w:bookmarkStart w:id="107" w:name="_Toc15840_WPSOffice_Level1"/>
+      <w:bookmarkStart w:id="106" w:name="_Toc31127"/>
+      <w:bookmarkStart w:id="107" w:name="_Toc24085_WPSOffice_Level1"/>
       <w:bookmarkStart w:id="108" w:name="_Toc32005"/>
-      <w:bookmarkStart w:id="109" w:name="_Toc31127"/>
-      <w:bookmarkStart w:id="110" w:name="_Toc24085_WPSOffice_Level1"/>
-      <w:bookmarkStart w:id="111" w:name="_Toc9066"/>
-      <w:bookmarkStart w:id="112" w:name="_Toc14255_WPSOffice_Level1"/>
+      <w:bookmarkStart w:id="109" w:name="_Toc14255_WPSOffice_Level1"/>
+      <w:bookmarkStart w:id="110" w:name="_Toc15840_WPSOffice_Level1"/>
+      <w:bookmarkStart w:id="111" w:name="_Toc3674"/>
+      <w:bookmarkStart w:id="112" w:name="_Toc9066"/>
       <w:bookmarkStart w:id="113" w:name="_Toc9914"/>
       <w:r>
         <w:rPr>
@@ -32969,8 +33025,8 @@
       <w:bookmarkStart w:id="115" w:name="_Toc1779"/>
       <w:bookmarkStart w:id="116" w:name="_Toc20303"/>
       <w:bookmarkStart w:id="117" w:name="_Toc4979"/>
-      <w:bookmarkStart w:id="118" w:name="_Toc11193_WPSOffice_Level1"/>
-      <w:bookmarkStart w:id="119" w:name="_Toc28810_WPSOffice_Level1"/>
+      <w:bookmarkStart w:id="118" w:name="_Toc28810_WPSOffice_Level1"/>
+      <w:bookmarkStart w:id="119" w:name="_Toc11193_WPSOffice_Level1"/>
       <w:bookmarkStart w:id="120" w:name="_Toc11812"/>
       <w:r>
         <w:br w:type="page"/>
@@ -33698,14 +33754,14 @@
           <w:lang w:eastAsia="zh-CN"/>
         </w:rPr>
       </w:pPr>
-      <w:bookmarkStart w:id="123" w:name="_Toc16368_WPSOffice_Level1"/>
-      <w:bookmarkStart w:id="124" w:name="_Toc6864"/>
-      <w:bookmarkStart w:id="125" w:name="_Toc28537"/>
+      <w:bookmarkStart w:id="123" w:name="_Toc6864"/>
+      <w:bookmarkStart w:id="124" w:name="_Toc28537"/>
+      <w:bookmarkStart w:id="125" w:name="_Toc16368_WPSOffice_Level1"/>
       <w:bookmarkStart w:id="126" w:name="_Toc28910_WPSOffice_Level1"/>
       <w:bookmarkStart w:id="127" w:name="_Toc19099"/>
       <w:bookmarkStart w:id="128" w:name="_Toc7542"/>
-      <w:bookmarkStart w:id="129" w:name="_Toc27070"/>
-      <w:bookmarkStart w:id="130" w:name="_Toc8182"/>
+      <w:bookmarkStart w:id="129" w:name="_Toc8182"/>
+      <w:bookmarkStart w:id="130" w:name="_Toc27070"/>
       <w:bookmarkStart w:id="131" w:name="_Toc7549"/>
       <w:bookmarkStart w:id="132" w:name="_Toc29730"/>
       <w:bookmarkStart w:id="133" w:name="_Toc22484_WPSOffice_Level1"/>
@@ -33799,8 +33855,8 @@
               </w:rPr>
             </w:pPr>
             <w:bookmarkStart w:id="134" w:name="_Toc26985_WPSOffice_Level1"/>
-            <w:bookmarkStart w:id="135" w:name="_Toc20170_WPSOffice_Level1"/>
-            <w:bookmarkStart w:id="136" w:name="_Toc28454_WPSOffice_Level1"/>
+            <w:bookmarkStart w:id="135" w:name="_Toc28454_WPSOffice_Level1"/>
+            <w:bookmarkStart w:id="136" w:name="_Toc20170_WPSOffice_Level1"/>
             <w:r>
               <w:rPr>
                 <w:rFonts w:hint="eastAsia" w:ascii="Times New Roman" w:hAnsi="Times New Roman" w:eastAsia="微软雅黑" w:cs="Times New Roman"/>
@@ -34170,23 +34226,23 @@
           <w:lang w:eastAsia="zh-CN"/>
         </w:rPr>
       </w:pPr>
-      <w:bookmarkStart w:id="137" w:name="_Toc3409"/>
+      <w:bookmarkStart w:id="137" w:name="_Toc15114"/>
       <w:bookmarkStart w:id="138" w:name="_Toc20502"/>
-      <w:bookmarkStart w:id="139" w:name="_Toc15114"/>
-      <w:bookmarkStart w:id="140" w:name="_Toc759"/>
+      <w:bookmarkStart w:id="139" w:name="_Toc759"/>
+      <w:bookmarkStart w:id="140" w:name="_Toc3409"/>
       <w:bookmarkStart w:id="141" w:name="_Toc8911"/>
-      <w:bookmarkStart w:id="142" w:name="_Toc107825570"/>
-      <w:bookmarkStart w:id="143" w:name="_Toc27034"/>
+      <w:bookmarkStart w:id="142" w:name="_Toc27034"/>
+      <w:bookmarkStart w:id="143" w:name="_Toc107825570"/>
       <w:bookmarkStart w:id="144" w:name="_Toc15630"/>
       <w:bookmarkStart w:id="145" w:name="_Toc27809"/>
       <w:bookmarkStart w:id="146" w:name="_Toc11901"/>
       <w:bookmarkStart w:id="147" w:name="_Toc4503"/>
       <w:bookmarkStart w:id="148" w:name="_Toc14611_WPSOffice_Level1"/>
-      <w:bookmarkStart w:id="149" w:name="_Toc17792_WPSOffice_Level2"/>
-      <w:bookmarkStart w:id="150" w:name="_Toc19584_WPSOffice_Level1"/>
-      <w:bookmarkStart w:id="151" w:name="_Toc13275"/>
-      <w:bookmarkStart w:id="152" w:name="_Toc22162_WPSOffice_Level1"/>
-      <w:bookmarkStart w:id="153" w:name="_Toc22623"/>
+      <w:bookmarkStart w:id="149" w:name="_Toc22162_WPSOffice_Level1"/>
+      <w:bookmarkStart w:id="150" w:name="_Toc17792_WPSOffice_Level2"/>
+      <w:bookmarkStart w:id="151" w:name="_Toc22623"/>
+      <w:bookmarkStart w:id="152" w:name="_Toc19584_WPSOffice_Level1"/>
+      <w:bookmarkStart w:id="153" w:name="_Toc13275"/>
       <w:r>
         <w:rPr>
           <w:rFonts w:hint="eastAsia"/>

--- a/WebContent/docx/实体瘤86基因报告-单样本-重庆分子.docx
+++ b/WebContent/docx/实体瘤86基因报告-单样本-重庆分子.docx
@@ -3455,14 +3455,14 @@
           </w14:shadow>
         </w:rPr>
       </w:pPr>
-      <w:bookmarkStart w:id="0" w:name="_Toc27500"/>
-      <w:bookmarkStart w:id="1" w:name="_Toc30143_WPSOffice_Level1"/>
-      <w:bookmarkStart w:id="2" w:name="_Toc21009_WPSOffice_Level1"/>
-      <w:bookmarkStart w:id="3" w:name="_Toc24178_WPSOffice_Level1"/>
-      <w:bookmarkStart w:id="4" w:name="_Toc12688"/>
-      <w:bookmarkStart w:id="5" w:name="_Toc24397"/>
+      <w:bookmarkStart w:id="0" w:name="_Toc30143_WPSOffice_Level1"/>
+      <w:bookmarkStart w:id="1" w:name="_Toc21009_WPSOffice_Level1"/>
+      <w:bookmarkStart w:id="2" w:name="_Toc24178_WPSOffice_Level1"/>
+      <w:bookmarkStart w:id="3" w:name="_Toc12688"/>
+      <w:bookmarkStart w:id="4" w:name="_Toc24397"/>
+      <w:bookmarkStart w:id="5" w:name="_Toc21669"/>
       <w:bookmarkStart w:id="6" w:name="_Toc10446"/>
-      <w:bookmarkStart w:id="7" w:name="_Toc21669"/>
+      <w:bookmarkStart w:id="7" w:name="_Toc27500"/>
       <w:bookmarkStart w:id="8" w:name="_Toc28303"/>
       <w:bookmarkStart w:id="9" w:name="_Toc32054"/>
       <w:bookmarkStart w:id="10" w:name="_Toc13806"/>
@@ -3687,6 +3687,7 @@
             <w:insideH w:val="single" w:color="BEBEBE" w:themeColor="background1" w:themeShade="BF" w:sz="4" w:space="0"/>
             <w:insideV w:val="single" w:color="BEBEBE" w:themeColor="background1" w:themeShade="BF" w:sz="4" w:space="0"/>
           </w:tblBorders>
+          <w:shd w:val="clear" w:color="auto" w:fill="FFFFFF" w:themeFill="background1"/>
           <w:tblCellMar>
             <w:top w:w="0" w:type="dxa"/>
             <w:left w:w="108" w:type="dxa"/>
@@ -3873,6 +3874,7 @@
             <w:insideH w:val="single" w:color="BEBEBE" w:themeColor="background1" w:themeShade="BF" w:sz="4" w:space="0"/>
             <w:insideV w:val="single" w:color="BEBEBE" w:themeColor="background1" w:themeShade="BF" w:sz="4" w:space="0"/>
           </w:tblBorders>
+          <w:shd w:val="clear" w:color="auto" w:fill="FFFFFF" w:themeFill="background1"/>
           <w:tblCellMar>
             <w:top w:w="0" w:type="dxa"/>
             <w:left w:w="108" w:type="dxa"/>
@@ -4019,6 +4021,7 @@
             <w:insideH w:val="single" w:color="BEBEBE" w:themeColor="background1" w:themeShade="BF" w:sz="4" w:space="0"/>
             <w:insideV w:val="single" w:color="BEBEBE" w:themeColor="background1" w:themeShade="BF" w:sz="4" w:space="0"/>
           </w:tblBorders>
+          <w:shd w:val="clear" w:color="auto" w:fill="FFFFFF" w:themeFill="background1"/>
           <w:tblCellMar>
             <w:top w:w="0" w:type="dxa"/>
             <w:left w:w="108" w:type="dxa"/>
@@ -4205,9 +4208,9 @@
         </w:rPr>
       </w:pPr>
       <w:bookmarkStart w:id="11" w:name="_Toc13931"/>
-      <w:bookmarkStart w:id="12" w:name="_Toc7021_WPSOffice_Level1"/>
-      <w:bookmarkStart w:id="13" w:name="_Toc15297"/>
-      <w:bookmarkStart w:id="14" w:name="_Toc11015_WPSOffice_Level1"/>
+      <w:bookmarkStart w:id="12" w:name="_Toc11015_WPSOffice_Level1"/>
+      <w:bookmarkStart w:id="13" w:name="_Toc7021_WPSOffice_Level1"/>
+      <w:bookmarkStart w:id="14" w:name="_Toc15297"/>
       <w:bookmarkStart w:id="15" w:name="_Toc10518"/>
       <w:bookmarkStart w:id="16" w:name="_Toc18062_WPSOffice_Level1"/>
       <w:bookmarkStart w:id="17" w:name="_Toc11465"/>
@@ -4389,13 +4392,13 @@
         </w:rPr>
       </w:pPr>
       <w:bookmarkStart w:id="23" w:name="_Toc23369_WPSOffice_Level1"/>
-      <w:bookmarkStart w:id="24" w:name="_Toc2563"/>
-      <w:bookmarkStart w:id="25" w:name="_Toc6221_WPSOffice_Level1"/>
-      <w:bookmarkStart w:id="26" w:name="_Toc1410"/>
-      <w:bookmarkStart w:id="27" w:name="_Toc4088"/>
-      <w:bookmarkStart w:id="28" w:name="_Toc3871"/>
-      <w:bookmarkStart w:id="29" w:name="_Toc25920"/>
-      <w:bookmarkStart w:id="30" w:name="_Toc18058"/>
+      <w:bookmarkStart w:id="24" w:name="_Toc1410"/>
+      <w:bookmarkStart w:id="25" w:name="_Toc25920"/>
+      <w:bookmarkStart w:id="26" w:name="_Toc6221_WPSOffice_Level1"/>
+      <w:bookmarkStart w:id="27" w:name="_Toc2563"/>
+      <w:bookmarkStart w:id="28" w:name="_Toc18058"/>
+      <w:bookmarkStart w:id="29" w:name="_Toc4088"/>
+      <w:bookmarkStart w:id="30" w:name="_Toc3871"/>
       <w:bookmarkStart w:id="31" w:name="_Toc19624"/>
       <w:bookmarkStart w:id="32" w:name="_Toc11387"/>
       <w:r>
@@ -5711,16 +5714,16 @@
           <w:lang w:eastAsia="zh-CN"/>
         </w:rPr>
       </w:pPr>
-      <w:bookmarkStart w:id="38" w:name="_Toc19430"/>
+      <w:bookmarkStart w:id="38" w:name="_Toc149837255"/>
       <w:bookmarkStart w:id="39" w:name="_Toc31847"/>
-      <w:bookmarkStart w:id="40" w:name="_Toc149837255"/>
-      <w:bookmarkStart w:id="41" w:name="_Toc19184"/>
-      <w:bookmarkStart w:id="42" w:name="_Toc20136_WPSOffice_Level1"/>
-      <w:bookmarkStart w:id="43" w:name="_Toc12381"/>
-      <w:bookmarkStart w:id="44" w:name="_Toc19898_WPSOffice_Level1"/>
-      <w:bookmarkStart w:id="45" w:name="_Toc2781"/>
-      <w:bookmarkStart w:id="46" w:name="_Toc284"/>
-      <w:bookmarkStart w:id="47" w:name="_Toc14062"/>
+      <w:bookmarkStart w:id="40" w:name="_Toc19430"/>
+      <w:bookmarkStart w:id="41" w:name="_Toc20136_WPSOffice_Level1"/>
+      <w:bookmarkStart w:id="42" w:name="_Toc284"/>
+      <w:bookmarkStart w:id="43" w:name="_Toc2781"/>
+      <w:bookmarkStart w:id="44" w:name="_Toc14062"/>
+      <w:bookmarkStart w:id="45" w:name="_Toc19184"/>
+      <w:bookmarkStart w:id="46" w:name="_Toc12381"/>
+      <w:bookmarkStart w:id="47" w:name="_Toc19898_WPSOffice_Level1"/>
       <w:bookmarkStart w:id="48" w:name="_Toc22132"/>
       <w:r>
         <w:rPr>
@@ -7967,10 +7970,10 @@
           <w:lang w:eastAsia="zh-CN"/>
         </w:rPr>
       </w:pPr>
-      <w:bookmarkStart w:id="51" w:name="_Toc19400"/>
-      <w:bookmarkStart w:id="52" w:name="_Toc11621"/>
-      <w:bookmarkStart w:id="53" w:name="_Toc26774"/>
-      <w:bookmarkStart w:id="54" w:name="_Toc149826007"/>
+      <w:bookmarkStart w:id="51" w:name="_Toc11621"/>
+      <w:bookmarkStart w:id="52" w:name="_Toc149826007"/>
+      <w:bookmarkStart w:id="53" w:name="_Toc19400"/>
+      <w:bookmarkStart w:id="54" w:name="_Toc26774"/>
       <w:bookmarkStart w:id="55" w:name="_Toc149832732"/>
       <w:r>
         <w:rPr>
@@ -13491,8 +13494,8 @@
         <w:br w:type="page"/>
       </w:r>
       <w:bookmarkEnd w:id="58"/>
-      <w:bookmarkStart w:id="60" w:name="_Toc15033"/>
-      <w:bookmarkStart w:id="61" w:name="_Toc149837261"/>
+      <w:bookmarkStart w:id="60" w:name="_Toc149837261"/>
+      <w:bookmarkStart w:id="61" w:name="_Toc15033"/>
       <w:r>
         <w:rPr>
           <w:rFonts w:hint="eastAsia" w:ascii="Times New Roman" w:hAnsi="Times New Roman" w:eastAsia="微软雅黑" w:cs="Times New Roman"/>
@@ -14217,12 +14220,6 @@
             <w:insideH w:val="dotted" w:color="033F86" w:sz="4" w:space="0"/>
             <w:insideV w:val="dotted" w:color="033F86" w:sz="4" w:space="0"/>
           </w:tblBorders>
-          <w:tblCellMar>
-            <w:top w:w="0" w:type="dxa"/>
-            <w:left w:w="108" w:type="dxa"/>
-            <w:bottom w:w="0" w:type="dxa"/>
-            <w:right w:w="108" w:type="dxa"/>
-          </w:tblCellMar>
         </w:tblPrEx>
         <w:trPr>
           <w:jc w:val="center"/>
@@ -14624,12 +14621,6 @@
             <w:insideH w:val="dotted" w:color="033F86" w:sz="4" w:space="0"/>
             <w:insideV w:val="dotted" w:color="033F86" w:sz="4" w:space="0"/>
           </w:tblBorders>
-          <w:tblCellMar>
-            <w:top w:w="0" w:type="dxa"/>
-            <w:left w:w="108" w:type="dxa"/>
-            <w:bottom w:w="0" w:type="dxa"/>
-            <w:right w:w="108" w:type="dxa"/>
-          </w:tblCellMar>
         </w:tblPrEx>
         <w:trPr>
           <w:trHeight w:val="388" w:hRule="exact"/>
@@ -18066,15 +18057,15 @@
           </w14:shadow>
         </w:rPr>
       </w:pPr>
-      <w:bookmarkStart w:id="66" w:name="_Toc23903"/>
-      <w:bookmarkStart w:id="67" w:name="_Toc25727"/>
-      <w:bookmarkStart w:id="68" w:name="_Toc180"/>
-      <w:bookmarkStart w:id="69" w:name="_Toc5533"/>
-      <w:bookmarkStart w:id="70" w:name="_Toc23846_WPSOffice_Level1"/>
-      <w:bookmarkStart w:id="71" w:name="_Toc32443_WPSOffice_Level1"/>
-      <w:bookmarkStart w:id="72" w:name="_Toc4331_WPSOffice_Level1"/>
-      <w:bookmarkStart w:id="73" w:name="_Toc30705"/>
-      <w:bookmarkStart w:id="74" w:name="_Toc149837263"/>
+      <w:bookmarkStart w:id="66" w:name="_Toc25727"/>
+      <w:bookmarkStart w:id="67" w:name="_Toc32443_WPSOffice_Level1"/>
+      <w:bookmarkStart w:id="68" w:name="_Toc5533"/>
+      <w:bookmarkStart w:id="69" w:name="_Toc4331_WPSOffice_Level1"/>
+      <w:bookmarkStart w:id="70" w:name="_Toc149837263"/>
+      <w:bookmarkStart w:id="71" w:name="_Toc23846_WPSOffice_Level1"/>
+      <w:bookmarkStart w:id="72" w:name="_Toc30705"/>
+      <w:bookmarkStart w:id="73" w:name="_Toc23903"/>
+      <w:bookmarkStart w:id="74" w:name="_Toc180"/>
       <w:bookmarkStart w:id="75" w:name="_Toc20694"/>
       <w:bookmarkStart w:id="76" w:name="_Toc29383"/>
       <w:bookmarkStart w:id="77" w:name="_Toc6784"/>
@@ -20409,6 +20400,12 @@
             <w:insideH w:val="dotted" w:color="45A3A7" w:sz="4" w:space="0"/>
             <w:insideV w:val="dotted" w:color="45A3A7" w:sz="4" w:space="0"/>
           </w:tblBorders>
+          <w:tblCellMar>
+            <w:top w:w="0" w:type="dxa"/>
+            <w:left w:w="108" w:type="dxa"/>
+            <w:bottom w:w="0" w:type="dxa"/>
+            <w:right w:w="108" w:type="dxa"/>
+          </w:tblCellMar>
         </w:tblPrEx>
         <w:trPr>
           <w:trHeight w:val="417" w:hRule="atLeast"/>
@@ -22897,8 +22894,6 @@
         </w:rPr>
         <w:t>1</w:t>
       </w:r>
-      <w:bookmarkStart w:id="156" w:name="_GoBack"/>
-      <w:bookmarkEnd w:id="156"/>
       <w:r>
         <w:rPr>
           <w:rFonts w:hint="eastAsia" w:ascii="Times New Roman" w:hAnsi="Times New Roman" w:eastAsia="微软雅黑" w:cs="Times New Roman"/>
@@ -22948,6 +22943,12 @@
             <w:insideH w:val="dotted" w:color="45A3A7" w:sz="4" w:space="0"/>
             <w:insideV w:val="dotted" w:color="45A3A7" w:sz="4" w:space="0"/>
           </w:tblBorders>
+          <w:tblCellMar>
+            <w:top w:w="0" w:type="dxa"/>
+            <w:left w:w="108" w:type="dxa"/>
+            <w:bottom w:w="0" w:type="dxa"/>
+            <w:right w:w="108" w:type="dxa"/>
+          </w:tblCellMar>
         </w:tblPrEx>
         <w:trPr>
           <w:trHeight w:val="417" w:hRule="atLeast"/>
@@ -27315,12 +27316,6 @@
             <w:insideH w:val="single" w:color="A4A4A4" w:sz="4" w:space="0"/>
             <w:insideV w:val="single" w:color="A4A4A4" w:sz="4" w:space="0"/>
           </w:tblBorders>
-          <w:tblCellMar>
-            <w:top w:w="0" w:type="dxa"/>
-            <w:left w:w="108" w:type="dxa"/>
-            <w:bottom w:w="0" w:type="dxa"/>
-            <w:right w:w="108" w:type="dxa"/>
-          </w:tblCellMar>
         </w:tblPrEx>
         <w:trPr>
           <w:trHeight w:val="462" w:hRule="atLeast"/>
@@ -28307,13 +28302,13 @@
           </w14:textFill>
         </w:rPr>
       </w:pPr>
-      <w:bookmarkStart w:id="87" w:name="_Toc1707_WPSOffice_Level1"/>
-      <w:bookmarkStart w:id="88" w:name="_Toc28240"/>
-      <w:bookmarkStart w:id="89" w:name="_Toc21764_WPSOffice_Level1"/>
-      <w:bookmarkStart w:id="90" w:name="_Toc12505"/>
-      <w:bookmarkStart w:id="91" w:name="_Toc18680"/>
-      <w:bookmarkStart w:id="92" w:name="_Toc2409"/>
-      <w:bookmarkStart w:id="93" w:name="_Toc27302"/>
+      <w:bookmarkStart w:id="87" w:name="_Toc21764_WPSOffice_Level1"/>
+      <w:bookmarkStart w:id="88" w:name="_Toc1707_WPSOffice_Level1"/>
+      <w:bookmarkStart w:id="89" w:name="_Toc12505"/>
+      <w:bookmarkStart w:id="90" w:name="_Toc28240"/>
+      <w:bookmarkStart w:id="91" w:name="_Toc27302"/>
+      <w:bookmarkStart w:id="92" w:name="_Toc18680"/>
+      <w:bookmarkStart w:id="93" w:name="_Toc2409"/>
       <w:bookmarkStart w:id="94" w:name="_Toc16594"/>
       <w:bookmarkStart w:id="95" w:name="_Toc13196_WPSOffice_Level1"/>
       <w:r>
@@ -28343,14 +28338,14 @@
           <w:lang w:eastAsia="zh-CN"/>
         </w:rPr>
       </w:pPr>
-      <w:bookmarkStart w:id="96" w:name="_Toc29437"/>
-      <w:bookmarkStart w:id="97" w:name="_Toc6150"/>
-      <w:bookmarkStart w:id="98" w:name="_Toc21764_WPSOffice_Level2"/>
-      <w:bookmarkStart w:id="99" w:name="_Toc16347"/>
-      <w:bookmarkStart w:id="100" w:name="_Toc26649"/>
-      <w:bookmarkStart w:id="101" w:name="_Toc14132"/>
-      <w:bookmarkStart w:id="102" w:name="_Toc1707_WPSOffice_Level2"/>
-      <w:bookmarkStart w:id="103" w:name="_Toc149837267"/>
+      <w:bookmarkStart w:id="96" w:name="_Toc16347"/>
+      <w:bookmarkStart w:id="97" w:name="_Toc1707_WPSOffice_Level2"/>
+      <w:bookmarkStart w:id="98" w:name="_Toc6150"/>
+      <w:bookmarkStart w:id="99" w:name="_Toc14132"/>
+      <w:bookmarkStart w:id="100" w:name="_Toc149837267"/>
+      <w:bookmarkStart w:id="101" w:name="_Toc29437"/>
+      <w:bookmarkStart w:id="102" w:name="_Toc21764_WPSOffice_Level2"/>
+      <w:bookmarkStart w:id="103" w:name="_Toc26649"/>
       <w:r>
         <w:rPr>
           <w:color w:val="auto"/>
@@ -30443,8 +30438,8 @@
           </w14:shadow>
         </w:rPr>
       </w:pPr>
-      <w:bookmarkStart w:id="104" w:name="_Toc4129"/>
-      <w:bookmarkStart w:id="105" w:name="_Toc32388"/>
+      <w:bookmarkStart w:id="104" w:name="_Toc32388"/>
+      <w:bookmarkStart w:id="105" w:name="_Toc4129"/>
       <w:r>
         <w:rPr>
           <w:rStyle w:val="36"/>
@@ -30509,11 +30504,11 @@
       <w:bookmarkStart w:id="106" w:name="_Toc31127"/>
       <w:bookmarkStart w:id="107" w:name="_Toc24085_WPSOffice_Level1"/>
       <w:bookmarkStart w:id="108" w:name="_Toc32005"/>
-      <w:bookmarkStart w:id="109" w:name="_Toc14255_WPSOffice_Level1"/>
-      <w:bookmarkStart w:id="110" w:name="_Toc15840_WPSOffice_Level1"/>
-      <w:bookmarkStart w:id="111" w:name="_Toc3674"/>
+      <w:bookmarkStart w:id="109" w:name="_Toc9914"/>
+      <w:bookmarkStart w:id="110" w:name="_Toc3674"/>
+      <w:bookmarkStart w:id="111" w:name="_Toc14255_WPSOffice_Level1"/>
       <w:bookmarkStart w:id="112" w:name="_Toc9066"/>
-      <w:bookmarkStart w:id="113" w:name="_Toc9914"/>
+      <w:bookmarkStart w:id="113" w:name="_Toc15840_WPSOffice_Level1"/>
       <w:r>
         <w:rPr>
           <w:rFonts w:hint="eastAsia" w:ascii="Times New Roman" w:hAnsi="Times New Roman"/>
@@ -33022,12 +33017,12 @@
         </w:rPr>
       </w:pPr>
       <w:bookmarkStart w:id="114" w:name="_Toc11896_WPSOffice_Level1"/>
-      <w:bookmarkStart w:id="115" w:name="_Toc1779"/>
+      <w:bookmarkStart w:id="115" w:name="_Toc11812"/>
       <w:bookmarkStart w:id="116" w:name="_Toc20303"/>
       <w:bookmarkStart w:id="117" w:name="_Toc4979"/>
-      <w:bookmarkStart w:id="118" w:name="_Toc28810_WPSOffice_Level1"/>
-      <w:bookmarkStart w:id="119" w:name="_Toc11193_WPSOffice_Level1"/>
-      <w:bookmarkStart w:id="120" w:name="_Toc11812"/>
+      <w:bookmarkStart w:id="118" w:name="_Toc1779"/>
+      <w:bookmarkStart w:id="119" w:name="_Toc28810_WPSOffice_Level1"/>
+      <w:bookmarkStart w:id="120" w:name="_Toc11193_WPSOffice_Level1"/>
       <w:r>
         <w:br w:type="page"/>
       </w:r>
@@ -33756,15 +33751,15 @@
       </w:pPr>
       <w:bookmarkStart w:id="123" w:name="_Toc6864"/>
       <w:bookmarkStart w:id="124" w:name="_Toc28537"/>
-      <w:bookmarkStart w:id="125" w:name="_Toc16368_WPSOffice_Level1"/>
-      <w:bookmarkStart w:id="126" w:name="_Toc28910_WPSOffice_Level1"/>
-      <w:bookmarkStart w:id="127" w:name="_Toc19099"/>
+      <w:bookmarkStart w:id="125" w:name="_Toc22484_WPSOffice_Level1"/>
+      <w:bookmarkStart w:id="126" w:name="_Toc19099"/>
+      <w:bookmarkStart w:id="127" w:name="_Toc7549"/>
       <w:bookmarkStart w:id="128" w:name="_Toc7542"/>
       <w:bookmarkStart w:id="129" w:name="_Toc8182"/>
-      <w:bookmarkStart w:id="130" w:name="_Toc27070"/>
-      <w:bookmarkStart w:id="131" w:name="_Toc7549"/>
-      <w:bookmarkStart w:id="132" w:name="_Toc29730"/>
-      <w:bookmarkStart w:id="133" w:name="_Toc22484_WPSOffice_Level1"/>
+      <w:bookmarkStart w:id="130" w:name="_Toc28910_WPSOffice_Level1"/>
+      <w:bookmarkStart w:id="131" w:name="_Toc16368_WPSOffice_Level1"/>
+      <w:bookmarkStart w:id="132" w:name="_Toc27070"/>
+      <w:bookmarkStart w:id="133" w:name="_Toc29730"/>
       <w:r>
         <w:rPr>
           <w:rFonts w:hint="eastAsia" w:ascii="Times New Roman" w:hAnsi="Times New Roman"/>
@@ -34228,21 +34223,21 @@
       </w:pPr>
       <w:bookmarkStart w:id="137" w:name="_Toc15114"/>
       <w:bookmarkStart w:id="138" w:name="_Toc20502"/>
-      <w:bookmarkStart w:id="139" w:name="_Toc759"/>
-      <w:bookmarkStart w:id="140" w:name="_Toc3409"/>
-      <w:bookmarkStart w:id="141" w:name="_Toc8911"/>
-      <w:bookmarkStart w:id="142" w:name="_Toc27034"/>
-      <w:bookmarkStart w:id="143" w:name="_Toc107825570"/>
-      <w:bookmarkStart w:id="144" w:name="_Toc15630"/>
-      <w:bookmarkStart w:id="145" w:name="_Toc27809"/>
+      <w:bookmarkStart w:id="139" w:name="_Toc3409"/>
+      <w:bookmarkStart w:id="140" w:name="_Toc759"/>
+      <w:bookmarkStart w:id="141" w:name="_Toc27034"/>
+      <w:bookmarkStart w:id="142" w:name="_Toc107825570"/>
+      <w:bookmarkStart w:id="143" w:name="_Toc8911"/>
+      <w:bookmarkStart w:id="144" w:name="_Toc27809"/>
+      <w:bookmarkStart w:id="145" w:name="_Toc15630"/>
       <w:bookmarkStart w:id="146" w:name="_Toc11901"/>
       <w:bookmarkStart w:id="147" w:name="_Toc4503"/>
       <w:bookmarkStart w:id="148" w:name="_Toc14611_WPSOffice_Level1"/>
-      <w:bookmarkStart w:id="149" w:name="_Toc22162_WPSOffice_Level1"/>
-      <w:bookmarkStart w:id="150" w:name="_Toc17792_WPSOffice_Level2"/>
-      <w:bookmarkStart w:id="151" w:name="_Toc22623"/>
-      <w:bookmarkStart w:id="152" w:name="_Toc19584_WPSOffice_Level1"/>
-      <w:bookmarkStart w:id="153" w:name="_Toc13275"/>
+      <w:bookmarkStart w:id="149" w:name="_Toc22623"/>
+      <w:bookmarkStart w:id="150" w:name="_Toc19584_WPSOffice_Level1"/>
+      <w:bookmarkStart w:id="151" w:name="_Toc17792_WPSOffice_Level2"/>
+      <w:bookmarkStart w:id="152" w:name="_Toc13275"/>
+      <w:bookmarkStart w:id="153" w:name="_Toc22162_WPSOffice_Level1"/>
       <w:r>
         <w:rPr>
           <w:rFonts w:hint="eastAsia"/>
@@ -34454,7 +34449,7 @@
         <w:ind w:firstLine="420" w:firstLineChars="200"/>
         <w:jc w:val="both"/>
         <w:rPr>
-          <w:rFonts w:ascii="Times New Roman" w:hAnsi="Times New Roman" w:eastAsia="微软雅黑" w:cs="Times New Roman"/>
+          <w:rFonts w:hint="eastAsia" w:ascii="Times New Roman" w:hAnsi="Times New Roman" w:eastAsia="微软雅黑" w:cs="Times New Roman"/>
           <w:bCs/>
           <w:sz w:val="21"/>
           <w:szCs w:val="21"/>
@@ -34478,22 +34473,22 @@
         <w:ind w:firstLine="420" w:firstLineChars="200"/>
         <w:jc w:val="both"/>
         <w:rPr>
-          <w:rFonts w:ascii="Times New Roman" w:hAnsi="Times New Roman" w:eastAsia="微软雅黑" w:cs="Times New Roman"/>
-          <w:bCs/>
-          <w:sz w:val="21"/>
-          <w:szCs w:val="21"/>
-          <w:lang w:eastAsia="zh-CN"/>
-        </w:rPr>
-      </w:pPr>
-      <w:r>
-        <w:rPr>
           <w:rFonts w:hint="eastAsia" w:ascii="Times New Roman" w:hAnsi="Times New Roman" w:eastAsia="微软雅黑" w:cs="Times New Roman"/>
           <w:bCs/>
           <w:sz w:val="21"/>
           <w:szCs w:val="21"/>
           <w:lang w:eastAsia="zh-CN"/>
         </w:rPr>
-        <w:t>5.肿瘤是一种复杂的系统性疾病，评定是否为恶性肿瘤需要由临床医生综合多种检查结果进行判定。本检测不能用于确认或排除恶性肿瘤的存在。</w:t>
+      </w:pPr>
+      <w:r>
+        <w:rPr>
+          <w:rFonts w:hint="eastAsia" w:ascii="Times New Roman" w:hAnsi="Times New Roman" w:eastAsia="微软雅黑" w:cs="Times New Roman"/>
+          <w:bCs/>
+          <w:sz w:val="21"/>
+          <w:szCs w:val="21"/>
+          <w:lang w:eastAsia="zh-CN"/>
+        </w:rPr>
+        <w:t>5.NGS检测得到的拷贝数可能会被所检测DNA样本中含有的正常细胞DNA所稀释，因此并不代表每个细胞内所含有的基因拷贝数。</w:t>
       </w:r>
     </w:p>
     <w:p>
@@ -34515,9 +34510,19 @@
           <w:bCs/>
           <w:sz w:val="21"/>
           <w:szCs w:val="21"/>
-          <w:lang w:eastAsia="zh-CN"/>
-        </w:rPr>
-        <w:t>6.部分患者不存在明确的靶向药物对应的基因突变，所以并非所有受检者都可以找到对应靶向药物或明确耐药机制。</w:t>
+          <w:lang w:val="en-US" w:eastAsia="zh-CN"/>
+        </w:rPr>
+        <w:t>6</w:t>
+      </w:r>
+      <w:r>
+        <w:rPr>
+          <w:rFonts w:hint="eastAsia" w:ascii="Times New Roman" w:hAnsi="Times New Roman" w:eastAsia="微软雅黑" w:cs="Times New Roman"/>
+          <w:bCs/>
+          <w:sz w:val="21"/>
+          <w:szCs w:val="21"/>
+          <w:lang w:eastAsia="zh-CN"/>
+        </w:rPr>
+        <w:t>.肿瘤是一种复杂的系统性疾病，评定是否为恶性肿瘤需要由临床医生综合多种检查结果进行判定。本检测不能用于确认或排除恶性肿瘤的存在。</w:t>
       </w:r>
     </w:p>
     <w:p>
@@ -34539,9 +34544,19 @@
           <w:bCs/>
           <w:sz w:val="21"/>
           <w:szCs w:val="21"/>
-          <w:lang w:eastAsia="zh-CN"/>
-        </w:rPr>
-        <w:t>7.检测范围外的基因变异和/或药物间相互作用等非基因变异因素均可能影响药物效果等临床表型。</w:t>
+          <w:lang w:val="en-US" w:eastAsia="zh-CN"/>
+        </w:rPr>
+        <w:t>7</w:t>
+      </w:r>
+      <w:r>
+        <w:rPr>
+          <w:rFonts w:hint="eastAsia" w:ascii="Times New Roman" w:hAnsi="Times New Roman" w:eastAsia="微软雅黑" w:cs="Times New Roman"/>
+          <w:bCs/>
+          <w:sz w:val="21"/>
+          <w:szCs w:val="21"/>
+          <w:lang w:eastAsia="zh-CN"/>
+        </w:rPr>
+        <w:t>.部分患者不存在明确的靶向药物对应的基因突变，所以并非所有受检者都可以找到对应靶向药物或明确耐药机制。</w:t>
       </w:r>
     </w:p>
     <w:p>
@@ -34563,9 +34578,19 @@
           <w:bCs/>
           <w:sz w:val="21"/>
           <w:szCs w:val="21"/>
-          <w:lang w:eastAsia="zh-CN"/>
-        </w:rPr>
-        <w:t>8.变异检出的敏感性受到送检样本中恶性肿瘤细胞比例的影响。{% if summaryOfRresults.type == “tissue” %}</w:t>
+          <w:lang w:val="en-US" w:eastAsia="zh-CN"/>
+        </w:rPr>
+        <w:t>8</w:t>
+      </w:r>
+      <w:r>
+        <w:rPr>
+          <w:rFonts w:hint="eastAsia" w:ascii="Times New Roman" w:hAnsi="Times New Roman" w:eastAsia="微软雅黑" w:cs="Times New Roman"/>
+          <w:bCs/>
+          <w:sz w:val="21"/>
+          <w:szCs w:val="21"/>
+          <w:lang w:eastAsia="zh-CN"/>
+        </w:rPr>
+        <w:t>.检测范围外的基因变异和/或药物间相互作用等非基因变异因素均可能影响药物效果等临床表型。</w:t>
       </w:r>
     </w:p>
     <w:p>
@@ -34587,9 +34612,19 @@
           <w:bCs/>
           <w:sz w:val="21"/>
           <w:szCs w:val="21"/>
-          <w:lang w:eastAsia="zh-CN"/>
-        </w:rPr>
-        <w:t>9.本检测仅包括肿瘤组织，未包括对照样本。变异是否为体细胞突变来源是基于数据库和变异丰度的算法综合预测，不能完全排除胚系突变来源的可能性。</w:t>
+          <w:lang w:val="en-US" w:eastAsia="zh-CN"/>
+        </w:rPr>
+        <w:t>9</w:t>
+      </w:r>
+      <w:r>
+        <w:rPr>
+          <w:rFonts w:hint="eastAsia" w:ascii="Times New Roman" w:hAnsi="Times New Roman" w:eastAsia="微软雅黑" w:cs="Times New Roman"/>
+          <w:bCs/>
+          <w:sz w:val="21"/>
+          <w:szCs w:val="21"/>
+          <w:lang w:eastAsia="zh-CN"/>
+        </w:rPr>
+        <w:t>.变异检出的敏感性受到送检样本中恶性肿瘤细胞比例的影响。{% if summaryOfRresults.type == “tissue” %}</w:t>
       </w:r>
     </w:p>
     <w:p>
@@ -34598,23 +34633,13 @@
         <w:ind w:firstLine="420" w:firstLineChars="200"/>
         <w:jc w:val="both"/>
         <w:rPr>
-          <w:rFonts w:hint="eastAsia" w:ascii="Times New Roman" w:hAnsi="Times New Roman" w:eastAsia="微软雅黑" w:cs="Times New Roman"/>
+          <w:rFonts w:ascii="Times New Roman" w:hAnsi="Times New Roman" w:eastAsia="微软雅黑" w:cs="Times New Roman"/>
           <w:bCs/>
           <w:sz w:val="21"/>
           <w:szCs w:val="21"/>
           <w:lang w:eastAsia="zh-CN"/>
         </w:rPr>
       </w:pPr>
-      <w:r>
-        <w:rPr>
-          <w:rFonts w:hint="eastAsia" w:ascii="Times New Roman" w:hAnsi="Times New Roman" w:eastAsia="微软雅黑" w:cs="Times New Roman"/>
-          <w:bCs/>
-          <w:sz w:val="21"/>
-          <w:szCs w:val="21"/>
-          <w:lang w:eastAsia="zh-CN"/>
-        </w:rPr>
-        <w:t>10.肿瘤发展或治疗过程中可能出现获得性基因变异，从而使癌症的突变谱发生变化，同时肿瘤也可能存在肿瘤间和肿瘤内的异质性。{% endif %}{% if summaryOfRresults.type == “</w:t>
-      </w:r>
       <w:r>
         <w:rPr>
           <w:rFonts w:hint="eastAsia" w:ascii="Times New Roman" w:hAnsi="Times New Roman" w:eastAsia="微软雅黑" w:cs="Times New Roman"/>
@@ -34623,7 +34648,7 @@
           <w:szCs w:val="21"/>
           <w:lang w:val="en-US" w:eastAsia="zh-CN"/>
         </w:rPr>
-        <w:t>blood</w:t>
+        <w:t>10</w:t>
       </w:r>
       <w:r>
         <w:rPr>
@@ -34633,7 +34658,7 @@
           <w:szCs w:val="21"/>
           <w:lang w:eastAsia="zh-CN"/>
         </w:rPr>
-        <w:t>” %}</w:t>
+        <w:t>.本检测仅包括肿瘤组织，未包括对照样本。变异是否为体细胞突变来源是基于数据库和变异丰度的算法综合预测，不能完全排除胚系突变来源的可能性。</w:t>
       </w:r>
     </w:p>
     <w:p>
@@ -34642,22 +34667,62 @@
         <w:ind w:firstLine="420" w:firstLineChars="200"/>
         <w:jc w:val="both"/>
         <w:rPr>
-          <w:rFonts w:ascii="Times New Roman" w:hAnsi="Times New Roman" w:eastAsia="微软雅黑" w:cs="Times New Roman"/>
-          <w:bCs/>
-          <w:sz w:val="21"/>
-          <w:szCs w:val="21"/>
-          <w:lang w:eastAsia="zh-CN"/>
-        </w:rPr>
-      </w:pPr>
-      <w:r>
-        <w:rPr>
           <w:rFonts w:hint="eastAsia" w:ascii="Times New Roman" w:hAnsi="Times New Roman" w:eastAsia="微软雅黑" w:cs="Times New Roman"/>
           <w:bCs/>
           <w:sz w:val="21"/>
           <w:szCs w:val="21"/>
           <w:lang w:eastAsia="zh-CN"/>
         </w:rPr>
-        <w:t>9.外周血游离DNA(cfDNA)主要来自于正常细胞，其中的循环肿瘤DNA(ctDNA)占比一般极低。由于ctDNA占比受到肿瘤分期、肿瘤全身负荷、转移部位及当前治疗状况等多种因素的影响，ctDNA变异丰度与组织中的变异丰度不具备直接关联性；血浆中循环 DNA 源自病灶部位细胞释放入血液，并非所有病变细胞的变异都能释放入血，因此血浆中可检测到的变异可能无法完全反映病灶部位全部细胞变异情况。</w:t>
+      </w:pPr>
+      <w:r>
+        <w:rPr>
+          <w:rFonts w:hint="eastAsia" w:ascii="Times New Roman" w:hAnsi="Times New Roman" w:eastAsia="微软雅黑" w:cs="Times New Roman"/>
+          <w:bCs/>
+          <w:sz w:val="21"/>
+          <w:szCs w:val="21"/>
+          <w:lang w:eastAsia="zh-CN"/>
+        </w:rPr>
+        <w:t>1</w:t>
+      </w:r>
+      <w:r>
+        <w:rPr>
+          <w:rFonts w:hint="eastAsia" w:ascii="Times New Roman" w:hAnsi="Times New Roman" w:eastAsia="微软雅黑" w:cs="Times New Roman"/>
+          <w:bCs/>
+          <w:sz w:val="21"/>
+          <w:szCs w:val="21"/>
+          <w:lang w:val="en-US" w:eastAsia="zh-CN"/>
+        </w:rPr>
+        <w:t>1</w:t>
+      </w:r>
+      <w:r>
+        <w:rPr>
+          <w:rFonts w:hint="eastAsia" w:ascii="Times New Roman" w:hAnsi="Times New Roman" w:eastAsia="微软雅黑" w:cs="Times New Roman"/>
+          <w:bCs/>
+          <w:sz w:val="21"/>
+          <w:szCs w:val="21"/>
+          <w:lang w:eastAsia="zh-CN"/>
+        </w:rPr>
+        <w:t>.肿瘤发展或治疗过程中可能出现获得性基因变异，从而使癌症的突变谱发生变化，同时肿瘤也可能存在肿瘤间和肿瘤内的异质性。{% endif %}{% if summaryOfRresults.type == “</w:t>
+      </w:r>
+      <w:r>
+        <w:rPr>
+          <w:rFonts w:hint="eastAsia" w:ascii="Times New Roman" w:hAnsi="Times New Roman" w:eastAsia="微软雅黑" w:cs="Times New Roman"/>
+          <w:bCs/>
+          <w:sz w:val="21"/>
+          <w:szCs w:val="21"/>
+          <w:lang w:val="en-US" w:eastAsia="zh-CN"/>
+        </w:rPr>
+        <w:t>blood</w:t>
+      </w:r>
+      <w:r>
+        <w:rPr>
+          <w:rFonts w:hint="eastAsia" w:ascii="Times New Roman" w:hAnsi="Times New Roman" w:eastAsia="微软雅黑" w:cs="Times New Roman"/>
+          <w:bCs/>
+          <w:sz w:val="21"/>
+          <w:szCs w:val="21"/>
+          <w:lang w:eastAsia="zh-CN"/>
+        </w:rPr>
+        <w:t>” %}</w:t>
       </w:r>
     </w:p>
     <w:p>
@@ -34679,9 +34744,19 @@
           <w:bCs/>
           <w:sz w:val="21"/>
           <w:szCs w:val="21"/>
-          <w:lang w:eastAsia="zh-CN"/>
-        </w:rPr>
-        <w:t>10.本检测仅包括cfDNA样本，未包括对照样本。变异是否为体细胞突变来源是基于数据库和变异丰度的算法综合预测，不能完全排除胚系突变来源或克隆性造血来源的可能性。</w:t>
+          <w:lang w:val="en-US" w:eastAsia="zh-CN"/>
+        </w:rPr>
+        <w:t>10</w:t>
+      </w:r>
+      <w:r>
+        <w:rPr>
+          <w:rFonts w:hint="eastAsia" w:ascii="Times New Roman" w:hAnsi="Times New Roman" w:eastAsia="微软雅黑" w:cs="Times New Roman"/>
+          <w:bCs/>
+          <w:sz w:val="21"/>
+          <w:szCs w:val="21"/>
+          <w:lang w:eastAsia="zh-CN"/>
+        </w:rPr>
+        <w:t>.外周血游离DNA(cfDNA)主要来自于正常细胞，其中的循环肿瘤DNA(ctDNA)占比一般极低。由于ctDNA占比受到肿瘤分期、肿瘤全身负荷、转移部位及当前治疗状况等多种因素的影响，ctDNA变异丰度与组织中的变异丰度不具备直接关联性；血浆中循环 DNA 源自病灶部位细胞释放入血液，并非所有病变细胞的变异都能释放入血，因此血浆中可检测到的变异可能无法完全反映病灶部位全部细胞变异情况。</w:t>
       </w:r>
     </w:p>
     <w:p>
@@ -34690,6 +34765,50 @@
         <w:ind w:firstLine="420" w:firstLineChars="200"/>
         <w:jc w:val="both"/>
         <w:rPr>
+          <w:rFonts w:ascii="Times New Roman" w:hAnsi="Times New Roman" w:eastAsia="微软雅黑" w:cs="Times New Roman"/>
+          <w:bCs/>
+          <w:sz w:val="21"/>
+          <w:szCs w:val="21"/>
+          <w:lang w:eastAsia="zh-CN"/>
+        </w:rPr>
+      </w:pPr>
+      <w:r>
+        <w:rPr>
+          <w:rFonts w:hint="eastAsia" w:ascii="Times New Roman" w:hAnsi="Times New Roman" w:eastAsia="微软雅黑" w:cs="Times New Roman"/>
+          <w:bCs/>
+          <w:sz w:val="21"/>
+          <w:szCs w:val="21"/>
+          <w:lang w:eastAsia="zh-CN"/>
+        </w:rPr>
+        <w:t>1</w:t>
+      </w:r>
+      <w:r>
+        <w:rPr>
+          <w:rFonts w:hint="eastAsia" w:ascii="Times New Roman" w:hAnsi="Times New Roman" w:eastAsia="微软雅黑" w:cs="Times New Roman"/>
+          <w:bCs/>
+          <w:sz w:val="21"/>
+          <w:szCs w:val="21"/>
+          <w:lang w:val="en-US" w:eastAsia="zh-CN"/>
+        </w:rPr>
+        <w:t>1</w:t>
+      </w:r>
+      <w:r>
+        <w:rPr>
+          <w:rFonts w:hint="eastAsia" w:ascii="Times New Roman" w:hAnsi="Times New Roman" w:eastAsia="微软雅黑" w:cs="Times New Roman"/>
+          <w:bCs/>
+          <w:sz w:val="21"/>
+          <w:szCs w:val="21"/>
+          <w:lang w:eastAsia="zh-CN"/>
+        </w:rPr>
+        <w:t>.本检测仅包括cfDNA样本，未包括对照样本。变异是否为体细胞突变来源是基于数据库和变异丰度的算法综合预测，不能完全排除胚系突变来源或克隆性造血来源的可能性。</w:t>
+      </w:r>
+    </w:p>
+    <w:p>
+      <w:pPr>
+        <w:spacing w:line="276" w:lineRule="auto"/>
+        <w:ind w:firstLine="420" w:firstLineChars="200"/>
+        <w:jc w:val="both"/>
+        <w:rPr>
           <w:rFonts w:hint="eastAsia" w:ascii="Times New Roman" w:hAnsi="Times New Roman" w:eastAsia="微软雅黑" w:cs="Times New Roman"/>
           <w:bCs/>
           <w:sz w:val="21"/>
@@ -34706,8 +34825,30 @@
           <w:szCs w:val="21"/>
           <w:lang w:eastAsia="zh-CN"/>
         </w:rPr>
-        <w:t>11.肿瘤发展或治疗过程中可能出现获得性基因变异，从而使癌症的突变谱发生变化，同时肿瘤也可能存在肿瘤间和肿瘤内的异质性。{% endif %}</w:t>
-      </w:r>
+        <w:t>1</w:t>
+      </w:r>
+      <w:r>
+        <w:rPr>
+          <w:rFonts w:hint="eastAsia" w:ascii="Times New Roman" w:hAnsi="Times New Roman" w:eastAsia="微软雅黑" w:cs="Times New Roman"/>
+          <w:bCs/>
+          <w:sz w:val="21"/>
+          <w:szCs w:val="21"/>
+          <w:lang w:val="en-US" w:eastAsia="zh-CN"/>
+        </w:rPr>
+        <w:t>2</w:t>
+      </w:r>
+      <w:r>
+        <w:rPr>
+          <w:rFonts w:hint="eastAsia" w:ascii="Times New Roman" w:hAnsi="Times New Roman" w:eastAsia="微软雅黑" w:cs="Times New Roman"/>
+          <w:bCs/>
+          <w:sz w:val="21"/>
+          <w:szCs w:val="21"/>
+          <w:lang w:eastAsia="zh-CN"/>
+        </w:rPr>
+        <w:t>.肿瘤发展或治疗过程中可能出现获得性基因变异，从而使癌症的突变谱发生变化，同时肿瘤也可能存在肿瘤间和肿瘤内的异质性。{% endif %}</w:t>
+      </w:r>
+      <w:bookmarkStart w:id="156" w:name="_GoBack"/>
+      <w:bookmarkEnd w:id="156"/>
     </w:p>
     <w:p>
       <w:pPr>

--- a/WebContent/docx/实体瘤86基因报告-单样本-重庆分子.docx
+++ b/WebContent/docx/实体瘤86基因报告-单样本-重庆分子.docx
@@ -3455,17 +3455,17 @@
           </w14:shadow>
         </w:rPr>
       </w:pPr>
-      <w:bookmarkStart w:id="0" w:name="_Toc30143_WPSOffice_Level1"/>
-      <w:bookmarkStart w:id="1" w:name="_Toc21009_WPSOffice_Level1"/>
-      <w:bookmarkStart w:id="2" w:name="_Toc24178_WPSOffice_Level1"/>
-      <w:bookmarkStart w:id="3" w:name="_Toc12688"/>
-      <w:bookmarkStart w:id="4" w:name="_Toc24397"/>
-      <w:bookmarkStart w:id="5" w:name="_Toc21669"/>
+      <w:bookmarkStart w:id="0" w:name="_Toc12688"/>
+      <w:bookmarkStart w:id="1" w:name="_Toc21669"/>
+      <w:bookmarkStart w:id="2" w:name="_Toc32054"/>
+      <w:bookmarkStart w:id="3" w:name="_Toc21009_WPSOffice_Level1"/>
+      <w:bookmarkStart w:id="4" w:name="_Toc24178_WPSOffice_Level1"/>
+      <w:bookmarkStart w:id="5" w:name="_Toc24397"/>
       <w:bookmarkStart w:id="6" w:name="_Toc10446"/>
-      <w:bookmarkStart w:id="7" w:name="_Toc27500"/>
-      <w:bookmarkStart w:id="8" w:name="_Toc28303"/>
-      <w:bookmarkStart w:id="9" w:name="_Toc32054"/>
-      <w:bookmarkStart w:id="10" w:name="_Toc13806"/>
+      <w:bookmarkStart w:id="7" w:name="_Toc30143_WPSOffice_Level1"/>
+      <w:bookmarkStart w:id="8" w:name="_Toc13806"/>
+      <w:bookmarkStart w:id="9" w:name="_Toc27500"/>
+      <w:bookmarkStart w:id="10" w:name="_Toc28303"/>
       <w:r>
         <w:rPr>
           <w:rFonts w:ascii="Times New Roman" w:hAnsi="Times New Roman"/>
@@ -4021,7 +4021,6 @@
             <w:insideH w:val="single" w:color="BEBEBE" w:themeColor="background1" w:themeShade="BF" w:sz="4" w:space="0"/>
             <w:insideV w:val="single" w:color="BEBEBE" w:themeColor="background1" w:themeShade="BF" w:sz="4" w:space="0"/>
           </w:tblBorders>
-          <w:shd w:val="clear" w:color="auto" w:fill="FFFFFF" w:themeFill="background1"/>
           <w:tblCellMar>
             <w:top w:w="0" w:type="dxa"/>
             <w:left w:w="108" w:type="dxa"/>
@@ -4207,16 +4206,16 @@
           </w14:shadow>
         </w:rPr>
       </w:pPr>
-      <w:bookmarkStart w:id="11" w:name="_Toc13931"/>
-      <w:bookmarkStart w:id="12" w:name="_Toc11015_WPSOffice_Level1"/>
-      <w:bookmarkStart w:id="13" w:name="_Toc7021_WPSOffice_Level1"/>
-      <w:bookmarkStart w:id="14" w:name="_Toc15297"/>
-      <w:bookmarkStart w:id="15" w:name="_Toc10518"/>
-      <w:bookmarkStart w:id="16" w:name="_Toc18062_WPSOffice_Level1"/>
-      <w:bookmarkStart w:id="17" w:name="_Toc11465"/>
-      <w:bookmarkStart w:id="18" w:name="_Toc19594"/>
-      <w:bookmarkStart w:id="19" w:name="_Toc13416"/>
-      <w:bookmarkStart w:id="20" w:name="_Toc17451"/>
+      <w:bookmarkStart w:id="11" w:name="_Toc11465"/>
+      <w:bookmarkStart w:id="12" w:name="_Toc17451"/>
+      <w:bookmarkStart w:id="13" w:name="_Toc13931"/>
+      <w:bookmarkStart w:id="14" w:name="_Toc7021_WPSOffice_Level1"/>
+      <w:bookmarkStart w:id="15" w:name="_Toc18062_WPSOffice_Level1"/>
+      <w:bookmarkStart w:id="16" w:name="_Toc19594"/>
+      <w:bookmarkStart w:id="17" w:name="_Toc11015_WPSOffice_Level1"/>
+      <w:bookmarkStart w:id="18" w:name="_Toc15297"/>
+      <w:bookmarkStart w:id="19" w:name="_Toc10518"/>
+      <w:bookmarkStart w:id="20" w:name="_Toc13416"/>
       <w:bookmarkStart w:id="21" w:name="_Toc3823"/>
       <w:r>
         <w:rPr>
@@ -4391,16 +4390,16 @@
           </w14:shadow>
         </w:rPr>
       </w:pPr>
-      <w:bookmarkStart w:id="23" w:name="_Toc23369_WPSOffice_Level1"/>
-      <w:bookmarkStart w:id="24" w:name="_Toc1410"/>
-      <w:bookmarkStart w:id="25" w:name="_Toc25920"/>
-      <w:bookmarkStart w:id="26" w:name="_Toc6221_WPSOffice_Level1"/>
-      <w:bookmarkStart w:id="27" w:name="_Toc2563"/>
-      <w:bookmarkStart w:id="28" w:name="_Toc18058"/>
+      <w:bookmarkStart w:id="23" w:name="_Toc6221_WPSOffice_Level1"/>
+      <w:bookmarkStart w:id="24" w:name="_Toc3871"/>
+      <w:bookmarkStart w:id="25" w:name="_Toc1410"/>
+      <w:bookmarkStart w:id="26" w:name="_Toc2563"/>
+      <w:bookmarkStart w:id="27" w:name="_Toc18058"/>
+      <w:bookmarkStart w:id="28" w:name="_Toc25920"/>
       <w:bookmarkStart w:id="29" w:name="_Toc4088"/>
-      <w:bookmarkStart w:id="30" w:name="_Toc3871"/>
-      <w:bookmarkStart w:id="31" w:name="_Toc19624"/>
-      <w:bookmarkStart w:id="32" w:name="_Toc11387"/>
+      <w:bookmarkStart w:id="30" w:name="_Toc23369_WPSOffice_Level1"/>
+      <w:bookmarkStart w:id="31" w:name="_Toc11387"/>
+      <w:bookmarkStart w:id="32" w:name="_Toc19624"/>
       <w:r>
         <w:rPr>
           <w:rFonts w:hint="eastAsia" w:ascii="Times New Roman" w:hAnsi="Times New Roman"/>
@@ -4560,8 +4559,8 @@
                 </w14:textFill>
               </w:rPr>
             </w:pPr>
-            <w:bookmarkStart w:id="36" w:name="_Toc14270"/>
-            <w:bookmarkStart w:id="37" w:name="_Toc21059"/>
+            <w:bookmarkStart w:id="36" w:name="_Toc21059"/>
+            <w:bookmarkStart w:id="37" w:name="_Toc14270"/>
             <w:r>
               <w:rPr>
                 <w:rFonts w:hint="eastAsia" w:cs="黑体"/>
@@ -5715,16 +5714,16 @@
         </w:rPr>
       </w:pPr>
       <w:bookmarkStart w:id="38" w:name="_Toc149837255"/>
-      <w:bookmarkStart w:id="39" w:name="_Toc31847"/>
-      <w:bookmarkStart w:id="40" w:name="_Toc19430"/>
-      <w:bookmarkStart w:id="41" w:name="_Toc20136_WPSOffice_Level1"/>
+      <w:bookmarkStart w:id="39" w:name="_Toc19430"/>
+      <w:bookmarkStart w:id="40" w:name="_Toc31847"/>
+      <w:bookmarkStart w:id="41" w:name="_Toc22132"/>
       <w:bookmarkStart w:id="42" w:name="_Toc284"/>
-      <w:bookmarkStart w:id="43" w:name="_Toc2781"/>
+      <w:bookmarkStart w:id="43" w:name="_Toc12381"/>
       <w:bookmarkStart w:id="44" w:name="_Toc14062"/>
-      <w:bookmarkStart w:id="45" w:name="_Toc19184"/>
-      <w:bookmarkStart w:id="46" w:name="_Toc12381"/>
-      <w:bookmarkStart w:id="47" w:name="_Toc19898_WPSOffice_Level1"/>
-      <w:bookmarkStart w:id="48" w:name="_Toc22132"/>
+      <w:bookmarkStart w:id="45" w:name="_Toc2781"/>
+      <w:bookmarkStart w:id="46" w:name="_Toc19184"/>
+      <w:bookmarkStart w:id="47" w:name="_Toc20136_WPSOffice_Level1"/>
+      <w:bookmarkStart w:id="48" w:name="_Toc19898_WPSOffice_Level1"/>
       <w:r>
         <w:rPr>
           <w:rFonts w:hint="eastAsia"/>
@@ -7970,9 +7969,9 @@
           <w:lang w:eastAsia="zh-CN"/>
         </w:rPr>
       </w:pPr>
-      <w:bookmarkStart w:id="51" w:name="_Toc11621"/>
-      <w:bookmarkStart w:id="52" w:name="_Toc149826007"/>
-      <w:bookmarkStart w:id="53" w:name="_Toc19400"/>
+      <w:bookmarkStart w:id="51" w:name="_Toc19400"/>
+      <w:bookmarkStart w:id="52" w:name="_Toc11621"/>
+      <w:bookmarkStart w:id="53" w:name="_Toc149826007"/>
       <w:bookmarkStart w:id="54" w:name="_Toc26774"/>
       <w:bookmarkStart w:id="55" w:name="_Toc149832732"/>
       <w:r>
@@ -8193,12 +8192,6 @@
             <w:insideH w:val="single" w:color="A4A4A4" w:sz="4" w:space="0"/>
             <w:insideV w:val="single" w:color="A4A4A4" w:sz="4" w:space="0"/>
           </w:tblBorders>
-          <w:tblCellMar>
-            <w:top w:w="0" w:type="dxa"/>
-            <w:left w:w="0" w:type="dxa"/>
-            <w:bottom w:w="0" w:type="dxa"/>
-            <w:right w:w="0" w:type="dxa"/>
-          </w:tblCellMar>
         </w:tblPrEx>
         <w:trPr>
           <w:trHeight w:val="510" w:hRule="atLeast"/>
@@ -13494,8 +13487,8 @@
         <w:br w:type="page"/>
       </w:r>
       <w:bookmarkEnd w:id="58"/>
-      <w:bookmarkStart w:id="60" w:name="_Toc149837261"/>
-      <w:bookmarkStart w:id="61" w:name="_Toc15033"/>
+      <w:bookmarkStart w:id="60" w:name="_Toc15033"/>
+      <w:bookmarkStart w:id="61" w:name="_Toc149837261"/>
       <w:r>
         <w:rPr>
           <w:rFonts w:hint="eastAsia" w:ascii="Times New Roman" w:hAnsi="Times New Roman" w:eastAsia="微软雅黑" w:cs="Times New Roman"/>
@@ -14144,8 +14137,8 @@
         </w:rPr>
       </w:pPr>
       <w:bookmarkStart w:id="63" w:name="_Toc9700"/>
-      <w:bookmarkStart w:id="64" w:name="_Toc28063"/>
-      <w:bookmarkStart w:id="65" w:name="_Toc149837262"/>
+      <w:bookmarkStart w:id="64" w:name="_Toc149837262"/>
+      <w:bookmarkStart w:id="65" w:name="_Toc28063"/>
       <w:r>
         <w:rPr>
           <w:rFonts w:hint="eastAsia"/>
@@ -14220,6 +14213,12 @@
             <w:insideH w:val="dotted" w:color="033F86" w:sz="4" w:space="0"/>
             <w:insideV w:val="dotted" w:color="033F86" w:sz="4" w:space="0"/>
           </w:tblBorders>
+          <w:tblCellMar>
+            <w:top w:w="0" w:type="dxa"/>
+            <w:left w:w="108" w:type="dxa"/>
+            <w:bottom w:w="0" w:type="dxa"/>
+            <w:right w:w="108" w:type="dxa"/>
+          </w:tblCellMar>
         </w:tblPrEx>
         <w:trPr>
           <w:jc w:val="center"/>
@@ -14621,6 +14620,12 @@
             <w:insideH w:val="dotted" w:color="033F86" w:sz="4" w:space="0"/>
             <w:insideV w:val="dotted" w:color="033F86" w:sz="4" w:space="0"/>
           </w:tblBorders>
+          <w:tblCellMar>
+            <w:top w:w="0" w:type="dxa"/>
+            <w:left w:w="108" w:type="dxa"/>
+            <w:bottom w:w="0" w:type="dxa"/>
+            <w:right w:w="108" w:type="dxa"/>
+          </w:tblCellMar>
         </w:tblPrEx>
         <w:trPr>
           <w:trHeight w:val="388" w:hRule="exact"/>
@@ -18057,19 +18062,19 @@
           </w14:shadow>
         </w:rPr>
       </w:pPr>
-      <w:bookmarkStart w:id="66" w:name="_Toc25727"/>
-      <w:bookmarkStart w:id="67" w:name="_Toc32443_WPSOffice_Level1"/>
-      <w:bookmarkStart w:id="68" w:name="_Toc5533"/>
-      <w:bookmarkStart w:id="69" w:name="_Toc4331_WPSOffice_Level1"/>
-      <w:bookmarkStart w:id="70" w:name="_Toc149837263"/>
-      <w:bookmarkStart w:id="71" w:name="_Toc23846_WPSOffice_Level1"/>
-      <w:bookmarkStart w:id="72" w:name="_Toc30705"/>
-      <w:bookmarkStart w:id="73" w:name="_Toc23903"/>
-      <w:bookmarkStart w:id="74" w:name="_Toc180"/>
+      <w:bookmarkStart w:id="66" w:name="_Toc32443_WPSOffice_Level1"/>
+      <w:bookmarkStart w:id="67" w:name="_Toc5533"/>
+      <w:bookmarkStart w:id="68" w:name="_Toc4331_WPSOffice_Level1"/>
+      <w:bookmarkStart w:id="69" w:name="_Toc149837263"/>
+      <w:bookmarkStart w:id="70" w:name="_Toc25727"/>
+      <w:bookmarkStart w:id="71" w:name="_Toc23903"/>
+      <w:bookmarkStart w:id="72" w:name="_Toc180"/>
+      <w:bookmarkStart w:id="73" w:name="_Toc30705"/>
+      <w:bookmarkStart w:id="74" w:name="_Toc23846_WPSOffice_Level1"/>
       <w:bookmarkStart w:id="75" w:name="_Toc20694"/>
-      <w:bookmarkStart w:id="76" w:name="_Toc29383"/>
-      <w:bookmarkStart w:id="77" w:name="_Toc6784"/>
-      <w:bookmarkStart w:id="78" w:name="_Toc32468"/>
+      <w:bookmarkStart w:id="76" w:name="_Toc32468"/>
+      <w:bookmarkStart w:id="77" w:name="_Toc29383"/>
+      <w:bookmarkStart w:id="78" w:name="_Toc6784"/>
       <w:bookmarkStart w:id="79" w:name="_Toc26395"/>
       <w:r>
         <w:rPr>
@@ -25780,12 +25785,6 @@
             <w:insideH w:val="dotted" w:color="45A3A7" w:sz="4" w:space="0"/>
             <w:insideV w:val="dotted" w:color="45A3A7" w:sz="4" w:space="0"/>
           </w:tblBorders>
-          <w:tblCellMar>
-            <w:top w:w="0" w:type="dxa"/>
-            <w:left w:w="108" w:type="dxa"/>
-            <w:bottom w:w="0" w:type="dxa"/>
-            <w:right w:w="108" w:type="dxa"/>
-          </w:tblCellMar>
         </w:tblPrEx>
         <w:trPr>
           <w:trHeight w:val="417" w:hRule="atLeast"/>
@@ -27239,8 +27238,8 @@
           <w:lang w:eastAsia="zh-CN"/>
         </w:rPr>
       </w:pPr>
-      <w:bookmarkStart w:id="84" w:name="_Toc28121"/>
-      <w:bookmarkStart w:id="85" w:name="_Toc15349"/>
+      <w:bookmarkStart w:id="84" w:name="_Toc15349"/>
+      <w:bookmarkStart w:id="85" w:name="_Toc28121"/>
       <w:r>
         <w:rPr>
           <w:rFonts w:hint="eastAsia" w:ascii="Times New Roman" w:hAnsi="Times New Roman"/>
@@ -27316,6 +27315,12 @@
             <w:insideH w:val="single" w:color="A4A4A4" w:sz="4" w:space="0"/>
             <w:insideV w:val="single" w:color="A4A4A4" w:sz="4" w:space="0"/>
           </w:tblBorders>
+          <w:tblCellMar>
+            <w:top w:w="0" w:type="dxa"/>
+            <w:left w:w="108" w:type="dxa"/>
+            <w:bottom w:w="0" w:type="dxa"/>
+            <w:right w:w="108" w:type="dxa"/>
+          </w:tblCellMar>
         </w:tblPrEx>
         <w:trPr>
           <w:trHeight w:val="462" w:hRule="atLeast"/>
@@ -28302,15 +28307,15 @@
           </w14:textFill>
         </w:rPr>
       </w:pPr>
-      <w:bookmarkStart w:id="87" w:name="_Toc21764_WPSOffice_Level1"/>
-      <w:bookmarkStart w:id="88" w:name="_Toc1707_WPSOffice_Level1"/>
-      <w:bookmarkStart w:id="89" w:name="_Toc12505"/>
-      <w:bookmarkStart w:id="90" w:name="_Toc28240"/>
-      <w:bookmarkStart w:id="91" w:name="_Toc27302"/>
+      <w:bookmarkStart w:id="87" w:name="_Toc27302"/>
+      <w:bookmarkStart w:id="88" w:name="_Toc21764_WPSOffice_Level1"/>
+      <w:bookmarkStart w:id="89" w:name="_Toc1707_WPSOffice_Level1"/>
+      <w:bookmarkStart w:id="90" w:name="_Toc12505"/>
+      <w:bookmarkStart w:id="91" w:name="_Toc28240"/>
       <w:bookmarkStart w:id="92" w:name="_Toc18680"/>
-      <w:bookmarkStart w:id="93" w:name="_Toc2409"/>
-      <w:bookmarkStart w:id="94" w:name="_Toc16594"/>
-      <w:bookmarkStart w:id="95" w:name="_Toc13196_WPSOffice_Level1"/>
+      <w:bookmarkStart w:id="93" w:name="_Toc16594"/>
+      <w:bookmarkStart w:id="94" w:name="_Toc13196_WPSOffice_Level1"/>
+      <w:bookmarkStart w:id="95" w:name="_Toc2409"/>
       <w:r>
         <w:rPr>
           <w:rFonts w:hint="eastAsia"/>
@@ -28338,14 +28343,14 @@
           <w:lang w:eastAsia="zh-CN"/>
         </w:rPr>
       </w:pPr>
-      <w:bookmarkStart w:id="96" w:name="_Toc16347"/>
-      <w:bookmarkStart w:id="97" w:name="_Toc1707_WPSOffice_Level2"/>
-      <w:bookmarkStart w:id="98" w:name="_Toc6150"/>
-      <w:bookmarkStart w:id="99" w:name="_Toc14132"/>
-      <w:bookmarkStart w:id="100" w:name="_Toc149837267"/>
-      <w:bookmarkStart w:id="101" w:name="_Toc29437"/>
-      <w:bookmarkStart w:id="102" w:name="_Toc21764_WPSOffice_Level2"/>
-      <w:bookmarkStart w:id="103" w:name="_Toc26649"/>
+      <w:bookmarkStart w:id="96" w:name="_Toc26649"/>
+      <w:bookmarkStart w:id="97" w:name="_Toc29437"/>
+      <w:bookmarkStart w:id="98" w:name="_Toc14132"/>
+      <w:bookmarkStart w:id="99" w:name="_Toc16347"/>
+      <w:bookmarkStart w:id="100" w:name="_Toc1707_WPSOffice_Level2"/>
+      <w:bookmarkStart w:id="101" w:name="_Toc6150"/>
+      <w:bookmarkStart w:id="102" w:name="_Toc149837267"/>
+      <w:bookmarkStart w:id="103" w:name="_Toc21764_WPSOffice_Level2"/>
       <w:r>
         <w:rPr>
           <w:color w:val="auto"/>
@@ -30438,8 +30443,8 @@
           </w14:shadow>
         </w:rPr>
       </w:pPr>
-      <w:bookmarkStart w:id="104" w:name="_Toc32388"/>
-      <w:bookmarkStart w:id="105" w:name="_Toc4129"/>
+      <w:bookmarkStart w:id="104" w:name="_Toc4129"/>
+      <w:bookmarkStart w:id="105" w:name="_Toc32388"/>
       <w:r>
         <w:rPr>
           <w:rStyle w:val="36"/>
@@ -30502,12 +30507,12 @@
         </w:rPr>
       </w:pPr>
       <w:bookmarkStart w:id="106" w:name="_Toc31127"/>
-      <w:bookmarkStart w:id="107" w:name="_Toc24085_WPSOffice_Level1"/>
-      <w:bookmarkStart w:id="108" w:name="_Toc32005"/>
-      <w:bookmarkStart w:id="109" w:name="_Toc9914"/>
-      <w:bookmarkStart w:id="110" w:name="_Toc3674"/>
-      <w:bookmarkStart w:id="111" w:name="_Toc14255_WPSOffice_Level1"/>
-      <w:bookmarkStart w:id="112" w:name="_Toc9066"/>
+      <w:bookmarkStart w:id="107" w:name="_Toc3674"/>
+      <w:bookmarkStart w:id="108" w:name="_Toc9914"/>
+      <w:bookmarkStart w:id="109" w:name="_Toc24085_WPSOffice_Level1"/>
+      <w:bookmarkStart w:id="110" w:name="_Toc14255_WPSOffice_Level1"/>
+      <w:bookmarkStart w:id="111" w:name="_Toc9066"/>
+      <w:bookmarkStart w:id="112" w:name="_Toc32005"/>
       <w:bookmarkStart w:id="113" w:name="_Toc15840_WPSOffice_Level1"/>
       <w:r>
         <w:rPr>
@@ -33016,13 +33021,13 @@
           <w:lang w:eastAsia="zh-CN"/>
         </w:rPr>
       </w:pPr>
-      <w:bookmarkStart w:id="114" w:name="_Toc11896_WPSOffice_Level1"/>
-      <w:bookmarkStart w:id="115" w:name="_Toc11812"/>
-      <w:bookmarkStart w:id="116" w:name="_Toc20303"/>
-      <w:bookmarkStart w:id="117" w:name="_Toc4979"/>
-      <w:bookmarkStart w:id="118" w:name="_Toc1779"/>
-      <w:bookmarkStart w:id="119" w:name="_Toc28810_WPSOffice_Level1"/>
-      <w:bookmarkStart w:id="120" w:name="_Toc11193_WPSOffice_Level1"/>
+      <w:bookmarkStart w:id="114" w:name="_Toc4979"/>
+      <w:bookmarkStart w:id="115" w:name="_Toc1779"/>
+      <w:bookmarkStart w:id="116" w:name="_Toc11193_WPSOffice_Level1"/>
+      <w:bookmarkStart w:id="117" w:name="_Toc11896_WPSOffice_Level1"/>
+      <w:bookmarkStart w:id="118" w:name="_Toc11812"/>
+      <w:bookmarkStart w:id="119" w:name="_Toc20303"/>
+      <w:bookmarkStart w:id="120" w:name="_Toc28810_WPSOffice_Level1"/>
       <w:r>
         <w:br w:type="page"/>
       </w:r>
@@ -33059,8 +33064,8 @@
           <w:lang w:eastAsia="zh-CN"/>
         </w:rPr>
       </w:pPr>
-      <w:bookmarkStart w:id="121" w:name="_Toc21183"/>
-      <w:bookmarkStart w:id="122" w:name="_Toc9171"/>
+      <w:bookmarkStart w:id="121" w:name="_Toc9171"/>
+      <w:bookmarkStart w:id="122" w:name="_Toc21183"/>
       <w:r>
         <w:rPr>
           <w:rFonts w:hint="eastAsia" w:ascii="Times New Roman" w:hAnsi="Times New Roman"/>
@@ -33752,14 +33757,14 @@
       <w:bookmarkStart w:id="123" w:name="_Toc6864"/>
       <w:bookmarkStart w:id="124" w:name="_Toc28537"/>
       <w:bookmarkStart w:id="125" w:name="_Toc22484_WPSOffice_Level1"/>
-      <w:bookmarkStart w:id="126" w:name="_Toc19099"/>
-      <w:bookmarkStart w:id="127" w:name="_Toc7549"/>
-      <w:bookmarkStart w:id="128" w:name="_Toc7542"/>
-      <w:bookmarkStart w:id="129" w:name="_Toc8182"/>
-      <w:bookmarkStart w:id="130" w:name="_Toc28910_WPSOffice_Level1"/>
-      <w:bookmarkStart w:id="131" w:name="_Toc16368_WPSOffice_Level1"/>
-      <w:bookmarkStart w:id="132" w:name="_Toc27070"/>
-      <w:bookmarkStart w:id="133" w:name="_Toc29730"/>
+      <w:bookmarkStart w:id="126" w:name="_Toc29730"/>
+      <w:bookmarkStart w:id="127" w:name="_Toc27070"/>
+      <w:bookmarkStart w:id="128" w:name="_Toc19099"/>
+      <w:bookmarkStart w:id="129" w:name="_Toc7549"/>
+      <w:bookmarkStart w:id="130" w:name="_Toc7542"/>
+      <w:bookmarkStart w:id="131" w:name="_Toc8182"/>
+      <w:bookmarkStart w:id="132" w:name="_Toc28910_WPSOffice_Level1"/>
+      <w:bookmarkStart w:id="133" w:name="_Toc16368_WPSOffice_Level1"/>
       <w:r>
         <w:rPr>
           <w:rFonts w:hint="eastAsia" w:ascii="Times New Roman" w:hAnsi="Times New Roman"/>
@@ -33781,103 +33786,206 @@
       <w:bookmarkEnd w:id="132"/>
       <w:bookmarkEnd w:id="133"/>
     </w:p>
+    <w:p>
+      <w:pPr>
+        <w:spacing w:line="259" w:lineRule="exact"/>
+        <w:ind w:left="3328" w:right="3328"/>
+        <w:jc w:val="center"/>
+        <w:rPr>
+          <w:rFonts w:hint="default" w:ascii="Times New Roman" w:hAnsi="Times New Roman" w:eastAsia="微软雅黑" w:cs="Times New Roman"/>
+          <w:sz w:val="18"/>
+          <w:szCs w:val="18"/>
+          <w:lang w:eastAsia="zh-CN"/>
+        </w:rPr>
+      </w:pPr>
+      <w:bookmarkStart w:id="134" w:name="_Toc11193_WPSOffice_Level2"/>
+      <w:bookmarkStart w:id="135" w:name="_Toc31515_WPSOffice_Level2"/>
+      <w:bookmarkStart w:id="136" w:name="_Toc3488_WPSOffice_Level2"/>
+      <w:bookmarkStart w:id="137" w:name="_Toc19280_WPSOffice_Level2"/>
+      <w:bookmarkStart w:id="138" w:name="_Toc17111_WPSOffice_Level2"/>
+      <w:bookmarkStart w:id="139" w:name="_Toc6931_WPSOffice_Level2"/>
+      <w:bookmarkStart w:id="140" w:name="_Toc6304_WPSOffice_Level2"/>
+      <w:bookmarkStart w:id="141" w:name="_Toc26985_WPSOffice_Level1"/>
+      <w:bookmarkStart w:id="142" w:name="_Toc28454_WPSOffice_Level1"/>
+      <w:bookmarkStart w:id="143" w:name="_Toc20170_WPSOffice_Level1"/>
+      <w:r>
+        <w:rPr>
+          <w:rFonts w:hint="default" w:ascii="Times New Roman" w:hAnsi="Times New Roman" w:eastAsia="微软雅黑" w:cs="Times New Roman"/>
+          <w:sz w:val="18"/>
+          <w:szCs w:val="18"/>
+          <w:lang w:eastAsia="zh-CN"/>
+        </w:rPr>
+        <w:t>{%</w:t>
+      </w:r>
+      <w:r>
+        <w:rPr>
+          <w:rFonts w:hint="eastAsia" w:ascii="Times New Roman" w:hAnsi="Times New Roman" w:eastAsia="微软雅黑" w:cs="Times New Roman"/>
+          <w:sz w:val="18"/>
+          <w:szCs w:val="18"/>
+          <w:lang w:val="en-US" w:eastAsia="zh-CN"/>
+        </w:rPr>
+        <w:t xml:space="preserve"> for gene_table in</w:t>
+      </w:r>
+      <w:r>
+        <w:rPr>
+          <w:rFonts w:hint="default" w:ascii="Times New Roman" w:hAnsi="Times New Roman" w:eastAsia="微软雅黑" w:cs="Times New Roman"/>
+          <w:sz w:val="18"/>
+          <w:szCs w:val="18"/>
+          <w:lang w:eastAsia="zh-CN"/>
+        </w:rPr>
+        <w:t xml:space="preserve"> gene</w:t>
+      </w:r>
+      <w:r>
+        <w:rPr>
+          <w:rFonts w:hint="eastAsia" w:ascii="Times New Roman" w:hAnsi="Times New Roman" w:eastAsia="微软雅黑" w:cs="Times New Roman"/>
+          <w:sz w:val="18"/>
+          <w:szCs w:val="18"/>
+          <w:lang w:val="en-US" w:eastAsia="zh-CN"/>
+        </w:rPr>
+        <w:t>.conf_genes</w:t>
+      </w:r>
+      <w:r>
+        <w:rPr>
+          <w:rFonts w:hint="default" w:ascii="Times New Roman" w:hAnsi="Times New Roman" w:eastAsia="微软雅黑" w:cs="Times New Roman"/>
+          <w:sz w:val="18"/>
+          <w:szCs w:val="18"/>
+          <w:lang w:eastAsia="zh-CN"/>
+        </w:rPr>
+        <w:t>.</w:t>
+      </w:r>
+      <w:r>
+        <w:rPr>
+          <w:rFonts w:hint="eastAsia" w:ascii="Times New Roman" w:hAnsi="Times New Roman" w:eastAsia="微软雅黑" w:cs="Times New Roman"/>
+          <w:sz w:val="18"/>
+          <w:szCs w:val="18"/>
+          <w:lang w:val="en-US" w:eastAsia="zh-CN"/>
+        </w:rPr>
+        <w:t>gene_tables</w:t>
+      </w:r>
+      <w:r>
+        <w:rPr>
+          <w:rFonts w:hint="default" w:ascii="Times New Roman" w:hAnsi="Times New Roman" w:eastAsia="微软雅黑" w:cs="Times New Roman"/>
+          <w:sz w:val="18"/>
+          <w:szCs w:val="18"/>
+          <w:lang w:eastAsia="zh-CN"/>
+        </w:rPr>
+        <w:t>%}</w:t>
+      </w:r>
+      <w:bookmarkEnd w:id="134"/>
+      <w:bookmarkEnd w:id="135"/>
+      <w:bookmarkEnd w:id="136"/>
+      <w:bookmarkEnd w:id="137"/>
+      <w:bookmarkEnd w:id="138"/>
+      <w:bookmarkEnd w:id="139"/>
+      <w:bookmarkEnd w:id="140"/>
+    </w:p>
+    <w:p>
+      <w:pPr>
+        <w:spacing w:line="259" w:lineRule="exact"/>
+        <w:ind w:left="3328" w:right="3328"/>
+        <w:jc w:val="center"/>
+        <w:rPr>
+          <w:rFonts w:hint="eastAsia" w:ascii="微软雅黑" w:hAnsi="微软雅黑" w:eastAsia="微软雅黑" w:cs="微软雅黑"/>
+          <w:b/>
+          <w:bCs/>
+          <w:sz w:val="21"/>
+          <w:szCs w:val="21"/>
+          <w:lang w:val="en-US" w:eastAsia="zh-CN"/>
+        </w:rPr>
+      </w:pPr>
+      <w:r>
+        <w:rPr>
+          <w:rFonts w:hint="eastAsia" w:ascii="微软雅黑" w:hAnsi="微软雅黑" w:eastAsia="微软雅黑" w:cs="微软雅黑"/>
+          <w:b/>
+          <w:bCs/>
+          <w:sz w:val="21"/>
+          <w:szCs w:val="21"/>
+          <w:lang w:val="en-US" w:eastAsia="zh-CN"/>
+        </w:rPr>
+        <w:t>{{gene_table.title}}</w:t>
+      </w:r>
+    </w:p>
     <w:tbl>
       <w:tblPr>
-        <w:tblStyle w:val="17"/>
-        <w:tblpPr w:leftFromText="180" w:rightFromText="180" w:vertAnchor="text" w:horzAnchor="page" w:tblpXSpec="center" w:tblpY="248"/>
-        <w:tblOverlap w:val="never"/>
-        <w:tblW w:w="0" w:type="auto"/>
+        <w:tblStyle w:val="23"/>
+        <w:tblW w:w="9864" w:type="dxa"/>
         <w:jc w:val="center"/>
         <w:tblBorders>
-          <w:top w:val="single" w:color="auto" w:sz="4" w:space="0"/>
-          <w:left w:val="single" w:color="auto" w:sz="4" w:space="0"/>
-          <w:bottom w:val="single" w:color="auto" w:sz="4" w:space="0"/>
-          <w:right w:val="single" w:color="auto" w:sz="4" w:space="0"/>
-          <w:insideH w:val="single" w:color="auto" w:sz="4" w:space="0"/>
-          <w:insideV w:val="single" w:color="auto" w:sz="4" w:space="0"/>
+          <w:top w:val="single" w:color="A4A4A4" w:sz="4" w:space="0"/>
+          <w:left w:val="none" w:color="auto" w:sz="0" w:space="0"/>
+          <w:bottom w:val="single" w:color="A4A4A4" w:sz="4" w:space="0"/>
+          <w:right w:val="none" w:color="auto" w:sz="0" w:space="0"/>
+          <w:insideH w:val="single" w:color="A4A4A4" w:sz="4" w:space="0"/>
+          <w:insideV w:val="single" w:color="A4A4A4" w:sz="4" w:space="0"/>
         </w:tblBorders>
-        <w:tblLayout w:type="autofit"/>
+        <w:tblLayout w:type="fixed"/>
         <w:tblCellMar>
           <w:top w:w="0" w:type="dxa"/>
-          <w:left w:w="108" w:type="dxa"/>
+          <w:left w:w="0" w:type="dxa"/>
           <w:bottom w:w="0" w:type="dxa"/>
-          <w:right w:w="108" w:type="dxa"/>
+          <w:right w:w="0" w:type="dxa"/>
         </w:tblCellMar>
       </w:tblPr>
       <w:tblGrid>
-        <w:gridCol w:w="1681"/>
-        <w:gridCol w:w="1681"/>
-        <w:gridCol w:w="1681"/>
-        <w:gridCol w:w="1681"/>
-        <w:gridCol w:w="1681"/>
-        <w:gridCol w:w="1681"/>
+        <w:gridCol w:w="3288"/>
+        <w:gridCol w:w="3288"/>
+        <w:gridCol w:w="3288"/>
       </w:tblGrid>
       <w:tr>
         <w:tblPrEx>
           <w:tblBorders>
-            <w:top w:val="single" w:color="auto" w:sz="4" w:space="0"/>
-            <w:left w:val="single" w:color="auto" w:sz="4" w:space="0"/>
-            <w:bottom w:val="single" w:color="auto" w:sz="4" w:space="0"/>
-            <w:right w:val="single" w:color="auto" w:sz="4" w:space="0"/>
-            <w:insideH w:val="single" w:color="auto" w:sz="4" w:space="0"/>
-            <w:insideV w:val="single" w:color="auto" w:sz="4" w:space="0"/>
+            <w:top w:val="single" w:color="A4A4A4" w:sz="4" w:space="0"/>
+            <w:left w:val="none" w:color="auto" w:sz="0" w:space="0"/>
+            <w:bottom w:val="single" w:color="A4A4A4" w:sz="4" w:space="0"/>
+            <w:right w:val="none" w:color="auto" w:sz="0" w:space="0"/>
+            <w:insideH w:val="single" w:color="A4A4A4" w:sz="4" w:space="0"/>
+            <w:insideV w:val="single" w:color="A4A4A4" w:sz="4" w:space="0"/>
           </w:tblBorders>
           <w:tblCellMar>
             <w:top w:w="0" w:type="dxa"/>
-            <w:left w:w="108" w:type="dxa"/>
+            <w:left w:w="0" w:type="dxa"/>
             <w:bottom w:w="0" w:type="dxa"/>
-            <w:right w:w="108" w:type="dxa"/>
+            <w:right w:w="0" w:type="dxa"/>
           </w:tblCellMar>
         </w:tblPrEx>
         <w:trPr>
+          <w:trHeight w:val="227" w:hRule="atLeast"/>
           <w:jc w:val="center"/>
         </w:trPr>
         <w:tc>
           <w:tcPr>
-            <w:tcW w:w="10086" w:type="dxa"/>
-            <w:gridSpan w:val="6"/>
+            <w:tcW w:w="9864" w:type="dxa"/>
+            <w:gridSpan w:val="3"/>
+            <w:tcBorders>
+              <w:top w:val="single" w:color="A1A1A1" w:sz="4" w:space="0"/>
+              <w:bottom w:val="single" w:color="A1A1A1" w:sz="4" w:space="0"/>
+            </w:tcBorders>
             <w:vAlign w:val="center"/>
           </w:tcPr>
           <w:p>
             <w:pPr>
               <w:widowControl/>
-              <w:jc w:val="both"/>
-              <w:rPr>
-                <w:rFonts w:ascii="Times New Roman" w:hAnsi="Times New Roman" w:eastAsia="微软雅黑" w:cs="Times New Roman"/>
+              <w:jc w:val="center"/>
+              <w:textAlignment w:val="center"/>
+              <w:rPr>
+                <w:rFonts w:hint="default" w:ascii="Times New Roman" w:hAnsi="Times New Roman" w:eastAsia="微软雅黑" w:cs="Times New Roman"/>
                 <w:i/>
-                <w:sz w:val="21"/>
-                <w:szCs w:val="21"/>
-              </w:rPr>
-            </w:pPr>
-            <w:bookmarkStart w:id="134" w:name="_Toc26985_WPSOffice_Level1"/>
-            <w:bookmarkStart w:id="135" w:name="_Toc28454_WPSOffice_Level1"/>
-            <w:bookmarkStart w:id="136" w:name="_Toc20170_WPSOffice_Level1"/>
-            <w:r>
-              <w:rPr>
-                <w:rFonts w:hint="eastAsia" w:ascii="Times New Roman" w:hAnsi="Times New Roman" w:eastAsia="微软雅黑" w:cs="Times New Roman"/>
-                <w:sz w:val="18"/>
-                <w:szCs w:val="18"/>
-                <w:lang w:eastAsia="zh-CN"/>
-              </w:rPr>
-              <w:t xml:space="preserve">{%tr for Gene in </w:t>
-            </w:r>
-            <w:r>
-              <w:rPr>
-                <w:rFonts w:hint="eastAsia" w:ascii="Times New Roman" w:hAnsi="Times New Roman" w:eastAsia="微软雅黑" w:cs="Times New Roman"/>
-                <w:sz w:val="18"/>
-                <w:szCs w:val="18"/>
-                <w:lang w:eastAsia="zh-CN" w:bidi="ar"/>
-              </w:rPr>
-              <w:t>gene.genes</w:t>
-            </w:r>
-            <w:r>
-              <w:rPr>
-                <w:rFonts w:hint="eastAsia" w:ascii="Times New Roman" w:hAnsi="Times New Roman" w:eastAsia="微软雅黑" w:cs="Times New Roman"/>
-                <w:sz w:val="18"/>
-                <w:szCs w:val="18"/>
-                <w:lang w:eastAsia="zh-CN"/>
-              </w:rPr>
-              <w:t xml:space="preserve"> | red(6,18,True) %}</w:t>
+                <w:iCs/>
+                <w:sz w:val="18"/>
+                <w:szCs w:val="18"/>
+                <w:lang w:val="en-US" w:eastAsia="zh-CN"/>
+              </w:rPr>
+            </w:pPr>
+            <w:r>
+              <w:rPr>
+                <w:rFonts w:hint="eastAsia" w:ascii="Times New Roman" w:hAnsi="Times New Roman" w:eastAsia="微软雅黑" w:cs="Times New Roman"/>
+                <w:i/>
+                <w:iCs/>
+                <w:sz w:val="18"/>
+                <w:szCs w:val="18"/>
+                <w:lang w:val="en-US" w:eastAsia="zh-CN"/>
+              </w:rPr>
+              <w:t>{%tr for genes in gene_table.genes%}</w:t>
             </w:r>
           </w:p>
         </w:tc>
@@ -33885,194 +33993,125 @@
       <w:tr>
         <w:tblPrEx>
           <w:tblBorders>
-            <w:top w:val="single" w:color="auto" w:sz="4" w:space="0"/>
-            <w:left w:val="single" w:color="auto" w:sz="4" w:space="0"/>
-            <w:bottom w:val="single" w:color="auto" w:sz="4" w:space="0"/>
-            <w:right w:val="single" w:color="auto" w:sz="4" w:space="0"/>
-            <w:insideH w:val="single" w:color="auto" w:sz="4" w:space="0"/>
-            <w:insideV w:val="single" w:color="auto" w:sz="4" w:space="0"/>
+            <w:top w:val="single" w:color="A4A4A4" w:sz="4" w:space="0"/>
+            <w:left w:val="none" w:color="auto" w:sz="0" w:space="0"/>
+            <w:bottom w:val="single" w:color="A4A4A4" w:sz="4" w:space="0"/>
+            <w:right w:val="none" w:color="auto" w:sz="0" w:space="0"/>
+            <w:insideH w:val="single" w:color="A4A4A4" w:sz="4" w:space="0"/>
+            <w:insideV w:val="single" w:color="A4A4A4" w:sz="4" w:space="0"/>
           </w:tblBorders>
           <w:tblCellMar>
             <w:top w:w="0" w:type="dxa"/>
-            <w:left w:w="108" w:type="dxa"/>
+            <w:left w:w="0" w:type="dxa"/>
             <w:bottom w:w="0" w:type="dxa"/>
-            <w:right w:w="108" w:type="dxa"/>
+            <w:right w:w="0" w:type="dxa"/>
           </w:tblCellMar>
         </w:tblPrEx>
         <w:trPr>
+          <w:trHeight w:val="90" w:hRule="atLeast"/>
           <w:jc w:val="center"/>
         </w:trPr>
         <w:tc>
           <w:tcPr>
-            <w:tcW w:w="1681" w:type="dxa"/>
+            <w:tcW w:w="3288" w:type="dxa"/>
+            <w:tcBorders>
+              <w:top w:val="single" w:color="A1A1A1" w:sz="4" w:space="0"/>
+            </w:tcBorders>
             <w:vAlign w:val="center"/>
           </w:tcPr>
           <w:p>
             <w:pPr>
               <w:widowControl/>
               <w:jc w:val="center"/>
-              <w:rPr>
-                <w:rFonts w:ascii="Times New Roman" w:hAnsi="Times New Roman" w:eastAsia="微软雅黑" w:cs="Times New Roman"/>
+              <w:textAlignment w:val="center"/>
+              <w:rPr>
+                <w:rFonts w:hint="default" w:ascii="Times New Roman" w:hAnsi="Times New Roman" w:eastAsia="微软雅黑" w:cs="Times New Roman"/>
                 <w:i/>
-                <w:sz w:val="21"/>
-                <w:szCs w:val="21"/>
-                <w:lang w:eastAsia="zh-CN"/>
+                <w:iCs/>
+                <w:sz w:val="18"/>
+                <w:szCs w:val="18"/>
               </w:rPr>
             </w:pPr>
             <w:r>
               <w:rPr>
                 <w:rFonts w:hint="eastAsia" w:ascii="Times New Roman" w:hAnsi="Times New Roman" w:eastAsia="微软雅黑" w:cs="Times New Roman"/>
                 <w:i/>
-                <w:sz w:val="21"/>
-                <w:szCs w:val="21"/>
-                <w:lang w:eastAsia="zh-CN"/>
-              </w:rPr>
-              <w:t>{{r Gene[0] }}</w:t>
+                <w:iCs/>
+                <w:sz w:val="18"/>
+                <w:szCs w:val="18"/>
+                <w:lang w:val="en-US" w:eastAsia="zh-CN"/>
+              </w:rPr>
+              <w:t>{%tc for gene in genes%}</w:t>
             </w:r>
           </w:p>
         </w:tc>
         <w:tc>
           <w:tcPr>
-            <w:tcW w:w="1681" w:type="dxa"/>
+            <w:tcW w:w="3288" w:type="dxa"/>
+            <w:tcBorders>
+              <w:top w:val="single" w:color="A1A1A1" w:sz="4" w:space="0"/>
+            </w:tcBorders>
             <w:vAlign w:val="center"/>
           </w:tcPr>
           <w:p>
             <w:pPr>
               <w:widowControl/>
               <w:jc w:val="center"/>
-              <w:rPr>
-                <w:rFonts w:ascii="Times New Roman" w:hAnsi="Times New Roman" w:eastAsia="微软雅黑" w:cs="Times New Roman"/>
+              <w:textAlignment w:val="center"/>
+              <w:rPr>
+                <w:rFonts w:hint="default" w:ascii="Times New Roman" w:hAnsi="Times New Roman" w:eastAsia="微软雅黑" w:cs="Times New Roman"/>
                 <w:i/>
-                <w:sz w:val="21"/>
-                <w:szCs w:val="21"/>
-                <w:lang w:eastAsia="zh-CN"/>
+                <w:iCs/>
+                <w:sz w:val="18"/>
+                <w:szCs w:val="18"/>
+                <w:lang w:val="en-US" w:eastAsia="zh-CN"/>
               </w:rPr>
             </w:pPr>
             <w:r>
               <w:rPr>
                 <w:rFonts w:hint="eastAsia" w:ascii="Times New Roman" w:hAnsi="Times New Roman" w:eastAsia="微软雅黑" w:cs="Times New Roman"/>
                 <w:i/>
-                <w:sz w:val="21"/>
-                <w:szCs w:val="21"/>
-                <w:lang w:eastAsia="zh-CN"/>
-              </w:rPr>
-              <w:t>{{r Gene[1] }}</w:t>
+                <w:iCs/>
+                <w:sz w:val="18"/>
+                <w:szCs w:val="18"/>
+                <w:lang w:val="en-US" w:eastAsia="zh-CN"/>
+              </w:rPr>
+              <w:t>{{r gene}}</w:t>
             </w:r>
           </w:p>
         </w:tc>
         <w:tc>
           <w:tcPr>
-            <w:tcW w:w="1681" w:type="dxa"/>
+            <w:tcW w:w="3288" w:type="dxa"/>
+            <w:tcBorders>
+              <w:top w:val="single" w:color="A1A1A1" w:sz="4" w:space="0"/>
+            </w:tcBorders>
             <w:vAlign w:val="center"/>
           </w:tcPr>
           <w:p>
             <w:pPr>
               <w:widowControl/>
               <w:jc w:val="center"/>
-              <w:rPr>
-                <w:rFonts w:ascii="Times New Roman" w:hAnsi="Times New Roman" w:eastAsia="微软雅黑" w:cs="Times New Roman"/>
+              <w:textAlignment w:val="center"/>
+              <w:rPr>
+                <w:rFonts w:hint="default" w:ascii="Times New Roman" w:hAnsi="Times New Roman" w:eastAsia="微软雅黑" w:cs="Times New Roman"/>
                 <w:i/>
-                <w:sz w:val="21"/>
-                <w:szCs w:val="21"/>
-                <w:lang w:eastAsia="zh-CN"/>
+                <w:iCs/>
+                <w:sz w:val="18"/>
+                <w:szCs w:val="18"/>
+                <w:lang w:val="en-US" w:eastAsia="zh-CN"/>
               </w:rPr>
             </w:pPr>
             <w:r>
               <w:rPr>
                 <w:rFonts w:hint="eastAsia" w:ascii="Times New Roman" w:hAnsi="Times New Roman" w:eastAsia="微软雅黑" w:cs="Times New Roman"/>
                 <w:i/>
-                <w:sz w:val="21"/>
-                <w:szCs w:val="21"/>
-                <w:lang w:eastAsia="zh-CN"/>
-              </w:rPr>
-              <w:t>{{r Gene[2] }}</w:t>
-            </w:r>
-          </w:p>
-        </w:tc>
-        <w:tc>
-          <w:tcPr>
-            <w:tcW w:w="1681" w:type="dxa"/>
-            <w:vAlign w:val="center"/>
-          </w:tcPr>
-          <w:p>
-            <w:pPr>
-              <w:widowControl/>
-              <w:jc w:val="center"/>
-              <w:rPr>
-                <w:rFonts w:ascii="Times New Roman" w:hAnsi="Times New Roman" w:eastAsia="微软雅黑" w:cs="Times New Roman"/>
-                <w:i/>
-                <w:sz w:val="21"/>
-                <w:szCs w:val="21"/>
-                <w:lang w:eastAsia="zh-CN"/>
-              </w:rPr>
-            </w:pPr>
-            <w:r>
-              <w:rPr>
-                <w:rFonts w:hint="eastAsia" w:ascii="Times New Roman" w:hAnsi="Times New Roman" w:eastAsia="微软雅黑" w:cs="Times New Roman"/>
-                <w:i/>
-                <w:sz w:val="21"/>
-                <w:szCs w:val="21"/>
-                <w:lang w:eastAsia="zh-CN"/>
-              </w:rPr>
-              <w:t>{{r Gene[3] }}</w:t>
-            </w:r>
-          </w:p>
-        </w:tc>
-        <w:tc>
-          <w:tcPr>
-            <w:tcW w:w="1681" w:type="dxa"/>
-            <w:vAlign w:val="center"/>
-          </w:tcPr>
-          <w:p>
-            <w:pPr>
-              <w:widowControl/>
-              <w:jc w:val="center"/>
-              <w:rPr>
-                <w:rFonts w:ascii="Times New Roman" w:hAnsi="Times New Roman" w:eastAsia="微软雅黑" w:cs="Times New Roman"/>
-                <w:i/>
-                <w:sz w:val="21"/>
-                <w:szCs w:val="21"/>
-                <w:lang w:eastAsia="zh-CN"/>
-              </w:rPr>
-            </w:pPr>
-            <w:r>
-              <w:rPr>
-                <w:rFonts w:hint="eastAsia" w:ascii="Times New Roman" w:hAnsi="Times New Roman" w:eastAsia="微软雅黑" w:cs="Times New Roman"/>
-                <w:i/>
-                <w:sz w:val="21"/>
-                <w:szCs w:val="21"/>
-                <w:lang w:eastAsia="zh-CN"/>
-              </w:rPr>
-              <w:t>{{r Gene[4] }}</w:t>
-            </w:r>
-          </w:p>
-        </w:tc>
-        <w:tc>
-          <w:tcPr>
-            <w:tcW w:w="1681" w:type="dxa"/>
-            <w:vAlign w:val="center"/>
-          </w:tcPr>
-          <w:p>
-            <w:pPr>
-              <w:widowControl/>
-              <w:jc w:val="center"/>
-              <w:rPr>
-                <w:rFonts w:ascii="Times New Roman" w:hAnsi="Times New Roman" w:eastAsia="微软雅黑" w:cs="Times New Roman"/>
-                <w:i/>
-                <w:sz w:val="21"/>
-                <w:szCs w:val="21"/>
-                <w:lang w:eastAsia="zh-CN"/>
-              </w:rPr>
-            </w:pPr>
-            <w:r>
-              <w:rPr>
-                <w:rFonts w:hint="eastAsia" w:ascii="Times New Roman" w:hAnsi="Times New Roman" w:eastAsia="微软雅黑" w:cs="Times New Roman"/>
-                <w:i/>
-                <w:sz w:val="21"/>
-                <w:szCs w:val="21"/>
-                <w:lang w:eastAsia="zh-CN"/>
-              </w:rPr>
-              <w:t>{{r Gene[5] }}</w:t>
+                <w:iCs/>
+                <w:sz w:val="18"/>
+                <w:szCs w:val="18"/>
+                <w:lang w:val="en-US" w:eastAsia="zh-CN"/>
+              </w:rPr>
+              <w:t>{%tc endfor %}</w:t>
             </w:r>
           </w:p>
         </w:tc>
@@ -34080,49 +34119,53 @@
       <w:tr>
         <w:tblPrEx>
           <w:tblBorders>
-            <w:top w:val="single" w:color="auto" w:sz="4" w:space="0"/>
-            <w:left w:val="single" w:color="auto" w:sz="4" w:space="0"/>
-            <w:bottom w:val="single" w:color="auto" w:sz="4" w:space="0"/>
-            <w:right w:val="single" w:color="auto" w:sz="4" w:space="0"/>
-            <w:insideH w:val="single" w:color="auto" w:sz="4" w:space="0"/>
-            <w:insideV w:val="single" w:color="auto" w:sz="4" w:space="0"/>
+            <w:top w:val="single" w:color="A4A4A4" w:sz="4" w:space="0"/>
+            <w:left w:val="none" w:color="auto" w:sz="0" w:space="0"/>
+            <w:bottom w:val="single" w:color="A4A4A4" w:sz="4" w:space="0"/>
+            <w:right w:val="none" w:color="auto" w:sz="0" w:space="0"/>
+            <w:insideH w:val="single" w:color="A4A4A4" w:sz="4" w:space="0"/>
+            <w:insideV w:val="single" w:color="A4A4A4" w:sz="4" w:space="0"/>
           </w:tblBorders>
           <w:tblCellMar>
             <w:top w:w="0" w:type="dxa"/>
-            <w:left w:w="108" w:type="dxa"/>
+            <w:left w:w="0" w:type="dxa"/>
             <w:bottom w:w="0" w:type="dxa"/>
-            <w:right w:w="108" w:type="dxa"/>
+            <w:right w:w="0" w:type="dxa"/>
           </w:tblCellMar>
         </w:tblPrEx>
         <w:trPr>
+          <w:trHeight w:val="227" w:hRule="atLeast"/>
           <w:jc w:val="center"/>
         </w:trPr>
         <w:tc>
           <w:tcPr>
-            <w:tcW w:w="10086" w:type="dxa"/>
-            <w:gridSpan w:val="6"/>
+            <w:tcW w:w="9864" w:type="dxa"/>
+            <w:gridSpan w:val="3"/>
             <w:vAlign w:val="center"/>
           </w:tcPr>
           <w:p>
             <w:pPr>
-              <w:spacing w:line="276" w:lineRule="auto"/>
-              <w:jc w:val="both"/>
-              <w:rPr>
-                <w:rFonts w:ascii="Times New Roman" w:hAnsi="Times New Roman" w:eastAsia="微软雅黑" w:cs="Times New Roman"/>
-                <w:bCs/>
-                <w:sz w:val="21"/>
-                <w:szCs w:val="21"/>
-                <w:lang w:eastAsia="zh-CN"/>
-              </w:rPr>
-            </w:pPr>
-            <w:r>
-              <w:rPr>
-                <w:rFonts w:hint="eastAsia" w:ascii="Times New Roman" w:hAnsi="Times New Roman" w:eastAsia="微软雅黑" w:cs="Times New Roman"/>
-                <w:sz w:val="18"/>
-                <w:szCs w:val="18"/>
-                <w:lang w:eastAsia="zh-CN"/>
-              </w:rPr>
-              <w:t>{%tr endfor%}</w:t>
+              <w:widowControl/>
+              <w:jc w:val="center"/>
+              <w:rPr>
+                <w:rFonts w:hint="default" w:ascii="Times New Roman" w:hAnsi="Times New Roman" w:eastAsia="微软雅黑" w:cs="Times New Roman"/>
+                <w:i/>
+                <w:iCs/>
+                <w:sz w:val="18"/>
+                <w:szCs w:val="18"/>
+                <w:lang w:val="en-US" w:eastAsia="zh-CN"/>
+              </w:rPr>
+            </w:pPr>
+            <w:r>
+              <w:rPr>
+                <w:rFonts w:hint="eastAsia" w:ascii="Times New Roman" w:hAnsi="Times New Roman" w:eastAsia="微软雅黑" w:cs="Times New Roman"/>
+                <w:i/>
+                <w:iCs/>
+                <w:sz w:val="18"/>
+                <w:szCs w:val="18"/>
+                <w:lang w:val="en-US" w:eastAsia="zh-CN"/>
+              </w:rPr>
+              <w:t>{%tr endfor %}</w:t>
             </w:r>
           </w:p>
         </w:tc>
@@ -34134,6 +34177,19 @@
           <w:lang w:eastAsia="zh-CN"/>
         </w:rPr>
       </w:pPr>
+      <w:r>
+        <w:rPr>
+          <w:rFonts w:hint="eastAsia" w:ascii="Times New Roman" w:hAnsi="Times New Roman" w:eastAsia="微软雅黑" w:cs="Times New Roman"/>
+          <w:b/>
+          <w:bCs/>
+          <w:sz w:val="18"/>
+          <w:szCs w:val="18"/>
+          <w:lang w:val="en-US" w:eastAsia="zh-CN"/>
+        </w:rPr>
+        <w:t>{% endfor %}</w:t>
+      </w:r>
+      <w:bookmarkStart w:id="163" w:name="_GoBack"/>
+      <w:bookmarkEnd w:id="163"/>
       <w:r>
         <w:rPr>
           <w:rFonts w:ascii="Times New Roman" w:hAnsi="Times New Roman" w:eastAsia="微软雅黑" w:cs="Times New Roman"/>
@@ -34203,9 +34259,9 @@
         <w:br w:type="page"/>
       </w:r>
     </w:p>
-    <w:bookmarkEnd w:id="134"/>
-    <w:bookmarkEnd w:id="135"/>
-    <w:bookmarkEnd w:id="136"/>
+    <w:bookmarkEnd w:id="141"/>
+    <w:bookmarkEnd w:id="142"/>
+    <w:bookmarkEnd w:id="143"/>
     <w:p>
       <w:pPr>
         <w:pStyle w:val="3"/>
@@ -34221,23 +34277,23 @@
           <w:lang w:eastAsia="zh-CN"/>
         </w:rPr>
       </w:pPr>
-      <w:bookmarkStart w:id="137" w:name="_Toc15114"/>
-      <w:bookmarkStart w:id="138" w:name="_Toc20502"/>
-      <w:bookmarkStart w:id="139" w:name="_Toc3409"/>
-      <w:bookmarkStart w:id="140" w:name="_Toc759"/>
-      <w:bookmarkStart w:id="141" w:name="_Toc27034"/>
-      <w:bookmarkStart w:id="142" w:name="_Toc107825570"/>
-      <w:bookmarkStart w:id="143" w:name="_Toc8911"/>
-      <w:bookmarkStart w:id="144" w:name="_Toc27809"/>
-      <w:bookmarkStart w:id="145" w:name="_Toc15630"/>
-      <w:bookmarkStart w:id="146" w:name="_Toc11901"/>
-      <w:bookmarkStart w:id="147" w:name="_Toc4503"/>
-      <w:bookmarkStart w:id="148" w:name="_Toc14611_WPSOffice_Level1"/>
-      <w:bookmarkStart w:id="149" w:name="_Toc22623"/>
-      <w:bookmarkStart w:id="150" w:name="_Toc19584_WPSOffice_Level1"/>
-      <w:bookmarkStart w:id="151" w:name="_Toc17792_WPSOffice_Level2"/>
-      <w:bookmarkStart w:id="152" w:name="_Toc13275"/>
-      <w:bookmarkStart w:id="153" w:name="_Toc22162_WPSOffice_Level1"/>
+      <w:bookmarkStart w:id="144" w:name="_Toc20502"/>
+      <w:bookmarkStart w:id="145" w:name="_Toc3409"/>
+      <w:bookmarkStart w:id="146" w:name="_Toc15114"/>
+      <w:bookmarkStart w:id="147" w:name="_Toc759"/>
+      <w:bookmarkStart w:id="148" w:name="_Toc8911"/>
+      <w:bookmarkStart w:id="149" w:name="_Toc107825570"/>
+      <w:bookmarkStart w:id="150" w:name="_Toc27034"/>
+      <w:bookmarkStart w:id="151" w:name="_Toc4503"/>
+      <w:bookmarkStart w:id="152" w:name="_Toc15630"/>
+      <w:bookmarkStart w:id="153" w:name="_Toc11901"/>
+      <w:bookmarkStart w:id="154" w:name="_Toc27809"/>
+      <w:bookmarkStart w:id="155" w:name="_Toc17792_WPSOffice_Level2"/>
+      <w:bookmarkStart w:id="156" w:name="_Toc19584_WPSOffice_Level1"/>
+      <w:bookmarkStart w:id="157" w:name="_Toc13275"/>
+      <w:bookmarkStart w:id="158" w:name="_Toc14611_WPSOffice_Level1"/>
+      <w:bookmarkStart w:id="159" w:name="_Toc22623"/>
+      <w:bookmarkStart w:id="160" w:name="_Toc22162_WPSOffice_Level1"/>
       <w:r>
         <w:rPr>
           <w:rFonts w:hint="eastAsia"/>
@@ -34248,10 +34304,10 @@
         </w:rPr>
         <w:t>检测方法与局限性</w:t>
       </w:r>
-      <w:bookmarkEnd w:id="137"/>
-      <w:bookmarkEnd w:id="138"/>
-      <w:bookmarkEnd w:id="139"/>
-      <w:bookmarkEnd w:id="140"/>
+      <w:bookmarkEnd w:id="144"/>
+      <w:bookmarkEnd w:id="145"/>
+      <w:bookmarkEnd w:id="146"/>
+      <w:bookmarkEnd w:id="147"/>
     </w:p>
     <w:p>
       <w:pPr>
@@ -34847,8 +34903,6 @@
         </w:rPr>
         <w:t>.肿瘤发展或治疗过程中可能出现获得性基因变异，从而使癌症的突变谱发生变化，同时肿瘤也可能存在肿瘤间和肿瘤内的异质性。{% endif %}</w:t>
       </w:r>
-      <w:bookmarkStart w:id="156" w:name="_GoBack"/>
-      <w:bookmarkEnd w:id="156"/>
     </w:p>
     <w:p>
       <w:pPr>
@@ -34873,9 +34927,9 @@
         <w:br w:type="page"/>
       </w:r>
     </w:p>
-    <w:bookmarkEnd w:id="141"/>
-    <w:bookmarkEnd w:id="142"/>
-    <w:bookmarkEnd w:id="143"/>
+    <w:bookmarkEnd w:id="148"/>
+    <w:bookmarkEnd w:id="149"/>
+    <w:bookmarkEnd w:id="150"/>
     <w:p>
       <w:pPr>
         <w:pStyle w:val="3"/>
@@ -34908,8 +34962,8 @@
           <w:lang w:eastAsia="zh-CN"/>
         </w:rPr>
       </w:pPr>
-      <w:bookmarkStart w:id="154" w:name="_Toc26861"/>
-      <w:bookmarkStart w:id="155" w:name="_Toc13979"/>
+      <w:bookmarkStart w:id="161" w:name="_Toc26861"/>
+      <w:bookmarkStart w:id="162" w:name="_Toc13979"/>
       <w:r>
         <w:rPr>
           <w:rFonts w:hint="eastAsia" w:ascii="Times New Roman" w:hAnsi="Times New Roman"/>
@@ -34919,19 +34973,19 @@
         </w:rPr>
         <w:t>参考文献</w:t>
       </w:r>
-      <w:bookmarkEnd w:id="144"/>
-      <w:bookmarkEnd w:id="145"/>
-      <w:bookmarkEnd w:id="146"/>
-      <w:bookmarkEnd w:id="147"/>
+      <w:bookmarkEnd w:id="151"/>
+      <w:bookmarkEnd w:id="152"/>
+      <w:bookmarkEnd w:id="153"/>
       <w:bookmarkEnd w:id="154"/>
-      <w:bookmarkEnd w:id="155"/>
+      <w:bookmarkEnd w:id="161"/>
+      <w:bookmarkEnd w:id="162"/>
     </w:p>
-    <w:bookmarkEnd w:id="148"/>
-    <w:bookmarkEnd w:id="149"/>
-    <w:bookmarkEnd w:id="150"/>
-    <w:bookmarkEnd w:id="151"/>
-    <w:bookmarkEnd w:id="152"/>
-    <w:bookmarkEnd w:id="153"/>
+    <w:bookmarkEnd w:id="155"/>
+    <w:bookmarkEnd w:id="156"/>
+    <w:bookmarkEnd w:id="157"/>
+    <w:bookmarkEnd w:id="158"/>
+    <w:bookmarkEnd w:id="159"/>
+    <w:bookmarkEnd w:id="160"/>
     <w:p>
       <w:pPr>
         <w:keepNext w:val="0"/>

--- a/WebContent/docx/实体瘤86基因报告-单样本-重庆分子.docx
+++ b/WebContent/docx/实体瘤86基因报告-单样本-重庆分子.docx
@@ -3455,17 +3455,17 @@
           </w14:shadow>
         </w:rPr>
       </w:pPr>
-      <w:bookmarkStart w:id="0" w:name="_Toc12688"/>
-      <w:bookmarkStart w:id="1" w:name="_Toc21669"/>
-      <w:bookmarkStart w:id="2" w:name="_Toc32054"/>
-      <w:bookmarkStart w:id="3" w:name="_Toc21009_WPSOffice_Level1"/>
-      <w:bookmarkStart w:id="4" w:name="_Toc24178_WPSOffice_Level1"/>
-      <w:bookmarkStart w:id="5" w:name="_Toc24397"/>
+      <w:bookmarkStart w:id="0" w:name="_Toc30143_WPSOffice_Level1"/>
+      <w:bookmarkStart w:id="1" w:name="_Toc21009_WPSOffice_Level1"/>
+      <w:bookmarkStart w:id="2" w:name="_Toc24178_WPSOffice_Level1"/>
+      <w:bookmarkStart w:id="3" w:name="_Toc12688"/>
+      <w:bookmarkStart w:id="4" w:name="_Toc24397"/>
+      <w:bookmarkStart w:id="5" w:name="_Toc21669"/>
       <w:bookmarkStart w:id="6" w:name="_Toc10446"/>
-      <w:bookmarkStart w:id="7" w:name="_Toc30143_WPSOffice_Level1"/>
-      <w:bookmarkStart w:id="8" w:name="_Toc13806"/>
-      <w:bookmarkStart w:id="9" w:name="_Toc27500"/>
-      <w:bookmarkStart w:id="10" w:name="_Toc28303"/>
+      <w:bookmarkStart w:id="7" w:name="_Toc27500"/>
+      <w:bookmarkStart w:id="8" w:name="_Toc28303"/>
+      <w:bookmarkStart w:id="9" w:name="_Toc32054"/>
+      <w:bookmarkStart w:id="10" w:name="_Toc13806"/>
       <w:r>
         <w:rPr>
           <w:rFonts w:ascii="Times New Roman" w:hAnsi="Times New Roman"/>
@@ -4021,6 +4021,7 @@
             <w:insideH w:val="single" w:color="BEBEBE" w:themeColor="background1" w:themeShade="BF" w:sz="4" w:space="0"/>
             <w:insideV w:val="single" w:color="BEBEBE" w:themeColor="background1" w:themeShade="BF" w:sz="4" w:space="0"/>
           </w:tblBorders>
+          <w:shd w:val="clear" w:color="auto" w:fill="FFFFFF" w:themeFill="background1"/>
           <w:tblCellMar>
             <w:top w:w="0" w:type="dxa"/>
             <w:left w:w="108" w:type="dxa"/>
@@ -4206,16 +4207,16 @@
           </w14:shadow>
         </w:rPr>
       </w:pPr>
-      <w:bookmarkStart w:id="11" w:name="_Toc11465"/>
-      <w:bookmarkStart w:id="12" w:name="_Toc17451"/>
-      <w:bookmarkStart w:id="13" w:name="_Toc13931"/>
-      <w:bookmarkStart w:id="14" w:name="_Toc7021_WPSOffice_Level1"/>
-      <w:bookmarkStart w:id="15" w:name="_Toc18062_WPSOffice_Level1"/>
-      <w:bookmarkStart w:id="16" w:name="_Toc19594"/>
-      <w:bookmarkStart w:id="17" w:name="_Toc11015_WPSOffice_Level1"/>
-      <w:bookmarkStart w:id="18" w:name="_Toc15297"/>
-      <w:bookmarkStart w:id="19" w:name="_Toc10518"/>
-      <w:bookmarkStart w:id="20" w:name="_Toc13416"/>
+      <w:bookmarkStart w:id="11" w:name="_Toc13931"/>
+      <w:bookmarkStart w:id="12" w:name="_Toc11015_WPSOffice_Level1"/>
+      <w:bookmarkStart w:id="13" w:name="_Toc7021_WPSOffice_Level1"/>
+      <w:bookmarkStart w:id="14" w:name="_Toc15297"/>
+      <w:bookmarkStart w:id="15" w:name="_Toc10518"/>
+      <w:bookmarkStart w:id="16" w:name="_Toc18062_WPSOffice_Level1"/>
+      <w:bookmarkStart w:id="17" w:name="_Toc11465"/>
+      <w:bookmarkStart w:id="18" w:name="_Toc19594"/>
+      <w:bookmarkStart w:id="19" w:name="_Toc13416"/>
+      <w:bookmarkStart w:id="20" w:name="_Toc17451"/>
       <w:bookmarkStart w:id="21" w:name="_Toc3823"/>
       <w:r>
         <w:rPr>
@@ -4390,16 +4391,16 @@
           </w14:shadow>
         </w:rPr>
       </w:pPr>
-      <w:bookmarkStart w:id="23" w:name="_Toc6221_WPSOffice_Level1"/>
-      <w:bookmarkStart w:id="24" w:name="_Toc3871"/>
-      <w:bookmarkStart w:id="25" w:name="_Toc1410"/>
-      <w:bookmarkStart w:id="26" w:name="_Toc2563"/>
-      <w:bookmarkStart w:id="27" w:name="_Toc18058"/>
-      <w:bookmarkStart w:id="28" w:name="_Toc25920"/>
+      <w:bookmarkStart w:id="23" w:name="_Toc23369_WPSOffice_Level1"/>
+      <w:bookmarkStart w:id="24" w:name="_Toc1410"/>
+      <w:bookmarkStart w:id="25" w:name="_Toc25920"/>
+      <w:bookmarkStart w:id="26" w:name="_Toc6221_WPSOffice_Level1"/>
+      <w:bookmarkStart w:id="27" w:name="_Toc2563"/>
+      <w:bookmarkStart w:id="28" w:name="_Toc18058"/>
       <w:bookmarkStart w:id="29" w:name="_Toc4088"/>
-      <w:bookmarkStart w:id="30" w:name="_Toc23369_WPSOffice_Level1"/>
-      <w:bookmarkStart w:id="31" w:name="_Toc11387"/>
-      <w:bookmarkStart w:id="32" w:name="_Toc19624"/>
+      <w:bookmarkStart w:id="30" w:name="_Toc3871"/>
+      <w:bookmarkStart w:id="31" w:name="_Toc19624"/>
+      <w:bookmarkStart w:id="32" w:name="_Toc11387"/>
       <w:r>
         <w:rPr>
           <w:rFonts w:hint="eastAsia" w:ascii="Times New Roman" w:hAnsi="Times New Roman"/>
@@ -4559,8 +4560,8 @@
                 </w14:textFill>
               </w:rPr>
             </w:pPr>
-            <w:bookmarkStart w:id="36" w:name="_Toc21059"/>
-            <w:bookmarkStart w:id="37" w:name="_Toc14270"/>
+            <w:bookmarkStart w:id="36" w:name="_Toc14270"/>
+            <w:bookmarkStart w:id="37" w:name="_Toc21059"/>
             <w:r>
               <w:rPr>
                 <w:rFonts w:hint="eastAsia" w:cs="黑体"/>
@@ -5714,16 +5715,16 @@
         </w:rPr>
       </w:pPr>
       <w:bookmarkStart w:id="38" w:name="_Toc149837255"/>
-      <w:bookmarkStart w:id="39" w:name="_Toc19430"/>
-      <w:bookmarkStart w:id="40" w:name="_Toc31847"/>
-      <w:bookmarkStart w:id="41" w:name="_Toc22132"/>
+      <w:bookmarkStart w:id="39" w:name="_Toc31847"/>
+      <w:bookmarkStart w:id="40" w:name="_Toc19430"/>
+      <w:bookmarkStart w:id="41" w:name="_Toc20136_WPSOffice_Level1"/>
       <w:bookmarkStart w:id="42" w:name="_Toc284"/>
-      <w:bookmarkStart w:id="43" w:name="_Toc12381"/>
+      <w:bookmarkStart w:id="43" w:name="_Toc2781"/>
       <w:bookmarkStart w:id="44" w:name="_Toc14062"/>
-      <w:bookmarkStart w:id="45" w:name="_Toc2781"/>
-      <w:bookmarkStart w:id="46" w:name="_Toc19184"/>
-      <w:bookmarkStart w:id="47" w:name="_Toc20136_WPSOffice_Level1"/>
-      <w:bookmarkStart w:id="48" w:name="_Toc19898_WPSOffice_Level1"/>
+      <w:bookmarkStart w:id="45" w:name="_Toc19184"/>
+      <w:bookmarkStart w:id="46" w:name="_Toc12381"/>
+      <w:bookmarkStart w:id="47" w:name="_Toc19898_WPSOffice_Level1"/>
+      <w:bookmarkStart w:id="48" w:name="_Toc22132"/>
       <w:r>
         <w:rPr>
           <w:rFonts w:hint="eastAsia"/>
@@ -7969,9 +7970,9 @@
           <w:lang w:eastAsia="zh-CN"/>
         </w:rPr>
       </w:pPr>
-      <w:bookmarkStart w:id="51" w:name="_Toc19400"/>
-      <w:bookmarkStart w:id="52" w:name="_Toc11621"/>
-      <w:bookmarkStart w:id="53" w:name="_Toc149826007"/>
+      <w:bookmarkStart w:id="51" w:name="_Toc11621"/>
+      <w:bookmarkStart w:id="52" w:name="_Toc149826007"/>
+      <w:bookmarkStart w:id="53" w:name="_Toc19400"/>
       <w:bookmarkStart w:id="54" w:name="_Toc26774"/>
       <w:bookmarkStart w:id="55" w:name="_Toc149832732"/>
       <w:r>
@@ -8192,6 +8193,12 @@
             <w:insideH w:val="single" w:color="A4A4A4" w:sz="4" w:space="0"/>
             <w:insideV w:val="single" w:color="A4A4A4" w:sz="4" w:space="0"/>
           </w:tblBorders>
+          <w:tblCellMar>
+            <w:top w:w="0" w:type="dxa"/>
+            <w:left w:w="0" w:type="dxa"/>
+            <w:bottom w:w="0" w:type="dxa"/>
+            <w:right w:w="0" w:type="dxa"/>
+          </w:tblCellMar>
         </w:tblPrEx>
         <w:trPr>
           <w:trHeight w:val="510" w:hRule="atLeast"/>
@@ -13487,8 +13494,8 @@
         <w:br w:type="page"/>
       </w:r>
       <w:bookmarkEnd w:id="58"/>
-      <w:bookmarkStart w:id="60" w:name="_Toc15033"/>
-      <w:bookmarkStart w:id="61" w:name="_Toc149837261"/>
+      <w:bookmarkStart w:id="60" w:name="_Toc149837261"/>
+      <w:bookmarkStart w:id="61" w:name="_Toc15033"/>
       <w:r>
         <w:rPr>
           <w:rFonts w:hint="eastAsia" w:ascii="Times New Roman" w:hAnsi="Times New Roman" w:eastAsia="微软雅黑" w:cs="Times New Roman"/>
@@ -14137,8 +14144,8 @@
         </w:rPr>
       </w:pPr>
       <w:bookmarkStart w:id="63" w:name="_Toc9700"/>
-      <w:bookmarkStart w:id="64" w:name="_Toc149837262"/>
-      <w:bookmarkStart w:id="65" w:name="_Toc28063"/>
+      <w:bookmarkStart w:id="64" w:name="_Toc28063"/>
+      <w:bookmarkStart w:id="65" w:name="_Toc149837262"/>
       <w:r>
         <w:rPr>
           <w:rFonts w:hint="eastAsia"/>
@@ -14213,12 +14220,6 @@
             <w:insideH w:val="dotted" w:color="033F86" w:sz="4" w:space="0"/>
             <w:insideV w:val="dotted" w:color="033F86" w:sz="4" w:space="0"/>
           </w:tblBorders>
-          <w:tblCellMar>
-            <w:top w:w="0" w:type="dxa"/>
-            <w:left w:w="108" w:type="dxa"/>
-            <w:bottom w:w="0" w:type="dxa"/>
-            <w:right w:w="108" w:type="dxa"/>
-          </w:tblCellMar>
         </w:tblPrEx>
         <w:trPr>
           <w:jc w:val="center"/>
@@ -14620,12 +14621,6 @@
             <w:insideH w:val="dotted" w:color="033F86" w:sz="4" w:space="0"/>
             <w:insideV w:val="dotted" w:color="033F86" w:sz="4" w:space="0"/>
           </w:tblBorders>
-          <w:tblCellMar>
-            <w:top w:w="0" w:type="dxa"/>
-            <w:left w:w="108" w:type="dxa"/>
-            <w:bottom w:w="0" w:type="dxa"/>
-            <w:right w:w="108" w:type="dxa"/>
-          </w:tblCellMar>
         </w:tblPrEx>
         <w:trPr>
           <w:trHeight w:val="388" w:hRule="exact"/>
@@ -18062,19 +18057,19 @@
           </w14:shadow>
         </w:rPr>
       </w:pPr>
-      <w:bookmarkStart w:id="66" w:name="_Toc32443_WPSOffice_Level1"/>
-      <w:bookmarkStart w:id="67" w:name="_Toc5533"/>
-      <w:bookmarkStart w:id="68" w:name="_Toc4331_WPSOffice_Level1"/>
-      <w:bookmarkStart w:id="69" w:name="_Toc149837263"/>
-      <w:bookmarkStart w:id="70" w:name="_Toc25727"/>
-      <w:bookmarkStart w:id="71" w:name="_Toc23903"/>
-      <w:bookmarkStart w:id="72" w:name="_Toc180"/>
-      <w:bookmarkStart w:id="73" w:name="_Toc30705"/>
-      <w:bookmarkStart w:id="74" w:name="_Toc23846_WPSOffice_Level1"/>
+      <w:bookmarkStart w:id="66" w:name="_Toc25727"/>
+      <w:bookmarkStart w:id="67" w:name="_Toc32443_WPSOffice_Level1"/>
+      <w:bookmarkStart w:id="68" w:name="_Toc5533"/>
+      <w:bookmarkStart w:id="69" w:name="_Toc4331_WPSOffice_Level1"/>
+      <w:bookmarkStart w:id="70" w:name="_Toc149837263"/>
+      <w:bookmarkStart w:id="71" w:name="_Toc23846_WPSOffice_Level1"/>
+      <w:bookmarkStart w:id="72" w:name="_Toc30705"/>
+      <w:bookmarkStart w:id="73" w:name="_Toc23903"/>
+      <w:bookmarkStart w:id="74" w:name="_Toc180"/>
       <w:bookmarkStart w:id="75" w:name="_Toc20694"/>
-      <w:bookmarkStart w:id="76" w:name="_Toc32468"/>
-      <w:bookmarkStart w:id="77" w:name="_Toc29383"/>
-      <w:bookmarkStart w:id="78" w:name="_Toc6784"/>
+      <w:bookmarkStart w:id="76" w:name="_Toc29383"/>
+      <w:bookmarkStart w:id="77" w:name="_Toc6784"/>
+      <w:bookmarkStart w:id="78" w:name="_Toc32468"/>
       <w:bookmarkStart w:id="79" w:name="_Toc26395"/>
       <w:r>
         <w:rPr>
@@ -25785,6 +25780,12 @@
             <w:insideH w:val="dotted" w:color="45A3A7" w:sz="4" w:space="0"/>
             <w:insideV w:val="dotted" w:color="45A3A7" w:sz="4" w:space="0"/>
           </w:tblBorders>
+          <w:tblCellMar>
+            <w:top w:w="0" w:type="dxa"/>
+            <w:left w:w="108" w:type="dxa"/>
+            <w:bottom w:w="0" w:type="dxa"/>
+            <w:right w:w="108" w:type="dxa"/>
+          </w:tblCellMar>
         </w:tblPrEx>
         <w:trPr>
           <w:trHeight w:val="417" w:hRule="atLeast"/>
@@ -27238,8 +27239,8 @@
           <w:lang w:eastAsia="zh-CN"/>
         </w:rPr>
       </w:pPr>
-      <w:bookmarkStart w:id="84" w:name="_Toc15349"/>
-      <w:bookmarkStart w:id="85" w:name="_Toc28121"/>
+      <w:bookmarkStart w:id="84" w:name="_Toc28121"/>
+      <w:bookmarkStart w:id="85" w:name="_Toc15349"/>
       <w:r>
         <w:rPr>
           <w:rFonts w:hint="eastAsia" w:ascii="Times New Roman" w:hAnsi="Times New Roman"/>
@@ -27315,12 +27316,6 @@
             <w:insideH w:val="single" w:color="A4A4A4" w:sz="4" w:space="0"/>
             <w:insideV w:val="single" w:color="A4A4A4" w:sz="4" w:space="0"/>
           </w:tblBorders>
-          <w:tblCellMar>
-            <w:top w:w="0" w:type="dxa"/>
-            <w:left w:w="108" w:type="dxa"/>
-            <w:bottom w:w="0" w:type="dxa"/>
-            <w:right w:w="108" w:type="dxa"/>
-          </w:tblCellMar>
         </w:tblPrEx>
         <w:trPr>
           <w:trHeight w:val="462" w:hRule="atLeast"/>
@@ -28307,15 +28302,15 @@
           </w14:textFill>
         </w:rPr>
       </w:pPr>
-      <w:bookmarkStart w:id="87" w:name="_Toc27302"/>
-      <w:bookmarkStart w:id="88" w:name="_Toc21764_WPSOffice_Level1"/>
-      <w:bookmarkStart w:id="89" w:name="_Toc1707_WPSOffice_Level1"/>
-      <w:bookmarkStart w:id="90" w:name="_Toc12505"/>
-      <w:bookmarkStart w:id="91" w:name="_Toc28240"/>
+      <w:bookmarkStart w:id="87" w:name="_Toc21764_WPSOffice_Level1"/>
+      <w:bookmarkStart w:id="88" w:name="_Toc1707_WPSOffice_Level1"/>
+      <w:bookmarkStart w:id="89" w:name="_Toc12505"/>
+      <w:bookmarkStart w:id="90" w:name="_Toc28240"/>
+      <w:bookmarkStart w:id="91" w:name="_Toc27302"/>
       <w:bookmarkStart w:id="92" w:name="_Toc18680"/>
-      <w:bookmarkStart w:id="93" w:name="_Toc16594"/>
-      <w:bookmarkStart w:id="94" w:name="_Toc13196_WPSOffice_Level1"/>
-      <w:bookmarkStart w:id="95" w:name="_Toc2409"/>
+      <w:bookmarkStart w:id="93" w:name="_Toc2409"/>
+      <w:bookmarkStart w:id="94" w:name="_Toc16594"/>
+      <w:bookmarkStart w:id="95" w:name="_Toc13196_WPSOffice_Level1"/>
       <w:r>
         <w:rPr>
           <w:rFonts w:hint="eastAsia"/>
@@ -28343,14 +28338,14 @@
           <w:lang w:eastAsia="zh-CN"/>
         </w:rPr>
       </w:pPr>
-      <w:bookmarkStart w:id="96" w:name="_Toc26649"/>
-      <w:bookmarkStart w:id="97" w:name="_Toc29437"/>
-      <w:bookmarkStart w:id="98" w:name="_Toc14132"/>
-      <w:bookmarkStart w:id="99" w:name="_Toc16347"/>
-      <w:bookmarkStart w:id="100" w:name="_Toc1707_WPSOffice_Level2"/>
-      <w:bookmarkStart w:id="101" w:name="_Toc6150"/>
-      <w:bookmarkStart w:id="102" w:name="_Toc149837267"/>
-      <w:bookmarkStart w:id="103" w:name="_Toc21764_WPSOffice_Level2"/>
+      <w:bookmarkStart w:id="96" w:name="_Toc16347"/>
+      <w:bookmarkStart w:id="97" w:name="_Toc1707_WPSOffice_Level2"/>
+      <w:bookmarkStart w:id="98" w:name="_Toc6150"/>
+      <w:bookmarkStart w:id="99" w:name="_Toc14132"/>
+      <w:bookmarkStart w:id="100" w:name="_Toc149837267"/>
+      <w:bookmarkStart w:id="101" w:name="_Toc29437"/>
+      <w:bookmarkStart w:id="102" w:name="_Toc21764_WPSOffice_Level2"/>
+      <w:bookmarkStart w:id="103" w:name="_Toc26649"/>
       <w:r>
         <w:rPr>
           <w:color w:val="auto"/>
@@ -30443,8 +30438,8 @@
           </w14:shadow>
         </w:rPr>
       </w:pPr>
-      <w:bookmarkStart w:id="104" w:name="_Toc4129"/>
-      <w:bookmarkStart w:id="105" w:name="_Toc32388"/>
+      <w:bookmarkStart w:id="104" w:name="_Toc32388"/>
+      <w:bookmarkStart w:id="105" w:name="_Toc4129"/>
       <w:r>
         <w:rPr>
           <w:rStyle w:val="36"/>
@@ -30507,12 +30502,12 @@
         </w:rPr>
       </w:pPr>
       <w:bookmarkStart w:id="106" w:name="_Toc31127"/>
-      <w:bookmarkStart w:id="107" w:name="_Toc3674"/>
-      <w:bookmarkStart w:id="108" w:name="_Toc9914"/>
-      <w:bookmarkStart w:id="109" w:name="_Toc24085_WPSOffice_Level1"/>
-      <w:bookmarkStart w:id="110" w:name="_Toc14255_WPSOffice_Level1"/>
-      <w:bookmarkStart w:id="111" w:name="_Toc9066"/>
-      <w:bookmarkStart w:id="112" w:name="_Toc32005"/>
+      <w:bookmarkStart w:id="107" w:name="_Toc24085_WPSOffice_Level1"/>
+      <w:bookmarkStart w:id="108" w:name="_Toc32005"/>
+      <w:bookmarkStart w:id="109" w:name="_Toc9914"/>
+      <w:bookmarkStart w:id="110" w:name="_Toc3674"/>
+      <w:bookmarkStart w:id="111" w:name="_Toc14255_WPSOffice_Level1"/>
+      <w:bookmarkStart w:id="112" w:name="_Toc9066"/>
       <w:bookmarkStart w:id="113" w:name="_Toc15840_WPSOffice_Level1"/>
       <w:r>
         <w:rPr>
@@ -33021,13 +33016,13 @@
           <w:lang w:eastAsia="zh-CN"/>
         </w:rPr>
       </w:pPr>
-      <w:bookmarkStart w:id="114" w:name="_Toc4979"/>
-      <w:bookmarkStart w:id="115" w:name="_Toc1779"/>
-      <w:bookmarkStart w:id="116" w:name="_Toc11193_WPSOffice_Level1"/>
-      <w:bookmarkStart w:id="117" w:name="_Toc11896_WPSOffice_Level1"/>
-      <w:bookmarkStart w:id="118" w:name="_Toc11812"/>
-      <w:bookmarkStart w:id="119" w:name="_Toc20303"/>
-      <w:bookmarkStart w:id="120" w:name="_Toc28810_WPSOffice_Level1"/>
+      <w:bookmarkStart w:id="114" w:name="_Toc11896_WPSOffice_Level1"/>
+      <w:bookmarkStart w:id="115" w:name="_Toc11812"/>
+      <w:bookmarkStart w:id="116" w:name="_Toc20303"/>
+      <w:bookmarkStart w:id="117" w:name="_Toc4979"/>
+      <w:bookmarkStart w:id="118" w:name="_Toc1779"/>
+      <w:bookmarkStart w:id="119" w:name="_Toc28810_WPSOffice_Level1"/>
+      <w:bookmarkStart w:id="120" w:name="_Toc11193_WPSOffice_Level1"/>
       <w:r>
         <w:br w:type="page"/>
       </w:r>
@@ -33064,8 +33059,8 @@
           <w:lang w:eastAsia="zh-CN"/>
         </w:rPr>
       </w:pPr>
-      <w:bookmarkStart w:id="121" w:name="_Toc9171"/>
-      <w:bookmarkStart w:id="122" w:name="_Toc21183"/>
+      <w:bookmarkStart w:id="121" w:name="_Toc21183"/>
+      <w:bookmarkStart w:id="122" w:name="_Toc9171"/>
       <w:r>
         <w:rPr>
           <w:rFonts w:hint="eastAsia" w:ascii="Times New Roman" w:hAnsi="Times New Roman"/>
@@ -33757,14 +33752,14 @@
       <w:bookmarkStart w:id="123" w:name="_Toc6864"/>
       <w:bookmarkStart w:id="124" w:name="_Toc28537"/>
       <w:bookmarkStart w:id="125" w:name="_Toc22484_WPSOffice_Level1"/>
-      <w:bookmarkStart w:id="126" w:name="_Toc29730"/>
-      <w:bookmarkStart w:id="127" w:name="_Toc27070"/>
-      <w:bookmarkStart w:id="128" w:name="_Toc19099"/>
-      <w:bookmarkStart w:id="129" w:name="_Toc7549"/>
-      <w:bookmarkStart w:id="130" w:name="_Toc7542"/>
-      <w:bookmarkStart w:id="131" w:name="_Toc8182"/>
-      <w:bookmarkStart w:id="132" w:name="_Toc28910_WPSOffice_Level1"/>
-      <w:bookmarkStart w:id="133" w:name="_Toc16368_WPSOffice_Level1"/>
+      <w:bookmarkStart w:id="126" w:name="_Toc19099"/>
+      <w:bookmarkStart w:id="127" w:name="_Toc7549"/>
+      <w:bookmarkStart w:id="128" w:name="_Toc7542"/>
+      <w:bookmarkStart w:id="129" w:name="_Toc8182"/>
+      <w:bookmarkStart w:id="130" w:name="_Toc28910_WPSOffice_Level1"/>
+      <w:bookmarkStart w:id="131" w:name="_Toc16368_WPSOffice_Level1"/>
+      <w:bookmarkStart w:id="132" w:name="_Toc27070"/>
+      <w:bookmarkStart w:id="133" w:name="_Toc29730"/>
       <w:r>
         <w:rPr>
           <w:rFonts w:hint="eastAsia" w:ascii="Times New Roman" w:hAnsi="Times New Roman"/>
@@ -33786,206 +33781,103 @@
       <w:bookmarkEnd w:id="132"/>
       <w:bookmarkEnd w:id="133"/>
     </w:p>
-    <w:p>
-      <w:pPr>
-        <w:spacing w:line="259" w:lineRule="exact"/>
-        <w:ind w:left="3328" w:right="3328"/>
-        <w:jc w:val="center"/>
-        <w:rPr>
-          <w:rFonts w:hint="default" w:ascii="Times New Roman" w:hAnsi="Times New Roman" w:eastAsia="微软雅黑" w:cs="Times New Roman"/>
-          <w:sz w:val="18"/>
-          <w:szCs w:val="18"/>
-          <w:lang w:eastAsia="zh-CN"/>
-        </w:rPr>
-      </w:pPr>
-      <w:bookmarkStart w:id="134" w:name="_Toc11193_WPSOffice_Level2"/>
-      <w:bookmarkStart w:id="135" w:name="_Toc31515_WPSOffice_Level2"/>
-      <w:bookmarkStart w:id="136" w:name="_Toc3488_WPSOffice_Level2"/>
-      <w:bookmarkStart w:id="137" w:name="_Toc19280_WPSOffice_Level2"/>
-      <w:bookmarkStart w:id="138" w:name="_Toc17111_WPSOffice_Level2"/>
-      <w:bookmarkStart w:id="139" w:name="_Toc6931_WPSOffice_Level2"/>
-      <w:bookmarkStart w:id="140" w:name="_Toc6304_WPSOffice_Level2"/>
-      <w:bookmarkStart w:id="141" w:name="_Toc26985_WPSOffice_Level1"/>
-      <w:bookmarkStart w:id="142" w:name="_Toc28454_WPSOffice_Level1"/>
-      <w:bookmarkStart w:id="143" w:name="_Toc20170_WPSOffice_Level1"/>
-      <w:r>
-        <w:rPr>
-          <w:rFonts w:hint="default" w:ascii="Times New Roman" w:hAnsi="Times New Roman" w:eastAsia="微软雅黑" w:cs="Times New Roman"/>
-          <w:sz w:val="18"/>
-          <w:szCs w:val="18"/>
-          <w:lang w:eastAsia="zh-CN"/>
-        </w:rPr>
-        <w:t>{%</w:t>
-      </w:r>
-      <w:r>
-        <w:rPr>
-          <w:rFonts w:hint="eastAsia" w:ascii="Times New Roman" w:hAnsi="Times New Roman" w:eastAsia="微软雅黑" w:cs="Times New Roman"/>
-          <w:sz w:val="18"/>
-          <w:szCs w:val="18"/>
-          <w:lang w:val="en-US" w:eastAsia="zh-CN"/>
-        </w:rPr>
-        <w:t xml:space="preserve"> for gene_table in</w:t>
-      </w:r>
-      <w:r>
-        <w:rPr>
-          <w:rFonts w:hint="default" w:ascii="Times New Roman" w:hAnsi="Times New Roman" w:eastAsia="微软雅黑" w:cs="Times New Roman"/>
-          <w:sz w:val="18"/>
-          <w:szCs w:val="18"/>
-          <w:lang w:eastAsia="zh-CN"/>
-        </w:rPr>
-        <w:t xml:space="preserve"> gene</w:t>
-      </w:r>
-      <w:r>
-        <w:rPr>
-          <w:rFonts w:hint="eastAsia" w:ascii="Times New Roman" w:hAnsi="Times New Roman" w:eastAsia="微软雅黑" w:cs="Times New Roman"/>
-          <w:sz w:val="18"/>
-          <w:szCs w:val="18"/>
-          <w:lang w:val="en-US" w:eastAsia="zh-CN"/>
-        </w:rPr>
-        <w:t>.conf_genes</w:t>
-      </w:r>
-      <w:r>
-        <w:rPr>
-          <w:rFonts w:hint="default" w:ascii="Times New Roman" w:hAnsi="Times New Roman" w:eastAsia="微软雅黑" w:cs="Times New Roman"/>
-          <w:sz w:val="18"/>
-          <w:szCs w:val="18"/>
-          <w:lang w:eastAsia="zh-CN"/>
-        </w:rPr>
-        <w:t>.</w:t>
-      </w:r>
-      <w:r>
-        <w:rPr>
-          <w:rFonts w:hint="eastAsia" w:ascii="Times New Roman" w:hAnsi="Times New Roman" w:eastAsia="微软雅黑" w:cs="Times New Roman"/>
-          <w:sz w:val="18"/>
-          <w:szCs w:val="18"/>
-          <w:lang w:val="en-US" w:eastAsia="zh-CN"/>
-        </w:rPr>
-        <w:t>gene_tables</w:t>
-      </w:r>
-      <w:r>
-        <w:rPr>
-          <w:rFonts w:hint="default" w:ascii="Times New Roman" w:hAnsi="Times New Roman" w:eastAsia="微软雅黑" w:cs="Times New Roman"/>
-          <w:sz w:val="18"/>
-          <w:szCs w:val="18"/>
-          <w:lang w:eastAsia="zh-CN"/>
-        </w:rPr>
-        <w:t>%}</w:t>
-      </w:r>
-      <w:bookmarkEnd w:id="134"/>
-      <w:bookmarkEnd w:id="135"/>
-      <w:bookmarkEnd w:id="136"/>
-      <w:bookmarkEnd w:id="137"/>
-      <w:bookmarkEnd w:id="138"/>
-      <w:bookmarkEnd w:id="139"/>
-      <w:bookmarkEnd w:id="140"/>
-    </w:p>
-    <w:p>
-      <w:pPr>
-        <w:spacing w:line="259" w:lineRule="exact"/>
-        <w:ind w:left="3328" w:right="3328"/>
-        <w:jc w:val="center"/>
-        <w:rPr>
-          <w:rFonts w:hint="eastAsia" w:ascii="微软雅黑" w:hAnsi="微软雅黑" w:eastAsia="微软雅黑" w:cs="微软雅黑"/>
-          <w:b/>
-          <w:bCs/>
-          <w:sz w:val="21"/>
-          <w:szCs w:val="21"/>
-          <w:lang w:val="en-US" w:eastAsia="zh-CN"/>
-        </w:rPr>
-      </w:pPr>
-      <w:r>
-        <w:rPr>
-          <w:rFonts w:hint="eastAsia" w:ascii="微软雅黑" w:hAnsi="微软雅黑" w:eastAsia="微软雅黑" w:cs="微软雅黑"/>
-          <w:b/>
-          <w:bCs/>
-          <w:sz w:val="21"/>
-          <w:szCs w:val="21"/>
-          <w:lang w:val="en-US" w:eastAsia="zh-CN"/>
-        </w:rPr>
-        <w:t>{{gene_table.title}}</w:t>
-      </w:r>
-    </w:p>
     <w:tbl>
       <w:tblPr>
-        <w:tblStyle w:val="23"/>
-        <w:tblW w:w="9864" w:type="dxa"/>
+        <w:tblStyle w:val="17"/>
+        <w:tblpPr w:leftFromText="180" w:rightFromText="180" w:vertAnchor="text" w:horzAnchor="page" w:tblpXSpec="center" w:tblpY="248"/>
+        <w:tblOverlap w:val="never"/>
+        <w:tblW w:w="0" w:type="auto"/>
         <w:jc w:val="center"/>
         <w:tblBorders>
-          <w:top w:val="single" w:color="A4A4A4" w:sz="4" w:space="0"/>
-          <w:left w:val="none" w:color="auto" w:sz="0" w:space="0"/>
-          <w:bottom w:val="single" w:color="A4A4A4" w:sz="4" w:space="0"/>
-          <w:right w:val="none" w:color="auto" w:sz="0" w:space="0"/>
-          <w:insideH w:val="single" w:color="A4A4A4" w:sz="4" w:space="0"/>
-          <w:insideV w:val="single" w:color="A4A4A4" w:sz="4" w:space="0"/>
+          <w:top w:val="single" w:color="auto" w:sz="4" w:space="0"/>
+          <w:left w:val="single" w:color="auto" w:sz="4" w:space="0"/>
+          <w:bottom w:val="single" w:color="auto" w:sz="4" w:space="0"/>
+          <w:right w:val="single" w:color="auto" w:sz="4" w:space="0"/>
+          <w:insideH w:val="single" w:color="auto" w:sz="4" w:space="0"/>
+          <w:insideV w:val="single" w:color="auto" w:sz="4" w:space="0"/>
         </w:tblBorders>
-        <w:tblLayout w:type="fixed"/>
+        <w:tblLayout w:type="autofit"/>
         <w:tblCellMar>
           <w:top w:w="0" w:type="dxa"/>
-          <w:left w:w="0" w:type="dxa"/>
+          <w:left w:w="108" w:type="dxa"/>
           <w:bottom w:w="0" w:type="dxa"/>
-          <w:right w:w="0" w:type="dxa"/>
+          <w:right w:w="108" w:type="dxa"/>
         </w:tblCellMar>
       </w:tblPr>
       <w:tblGrid>
-        <w:gridCol w:w="3288"/>
-        <w:gridCol w:w="3288"/>
-        <w:gridCol w:w="3288"/>
+        <w:gridCol w:w="1681"/>
+        <w:gridCol w:w="1681"/>
+        <w:gridCol w:w="1681"/>
+        <w:gridCol w:w="1681"/>
+        <w:gridCol w:w="1681"/>
+        <w:gridCol w:w="1681"/>
       </w:tblGrid>
       <w:tr>
         <w:tblPrEx>
           <w:tblBorders>
-            <w:top w:val="single" w:color="A4A4A4" w:sz="4" w:space="0"/>
-            <w:left w:val="none" w:color="auto" w:sz="0" w:space="0"/>
-            <w:bottom w:val="single" w:color="A4A4A4" w:sz="4" w:space="0"/>
-            <w:right w:val="none" w:color="auto" w:sz="0" w:space="0"/>
-            <w:insideH w:val="single" w:color="A4A4A4" w:sz="4" w:space="0"/>
-            <w:insideV w:val="single" w:color="A4A4A4" w:sz="4" w:space="0"/>
+            <w:top w:val="single" w:color="auto" w:sz="4" w:space="0"/>
+            <w:left w:val="single" w:color="auto" w:sz="4" w:space="0"/>
+            <w:bottom w:val="single" w:color="auto" w:sz="4" w:space="0"/>
+            <w:right w:val="single" w:color="auto" w:sz="4" w:space="0"/>
+            <w:insideH w:val="single" w:color="auto" w:sz="4" w:space="0"/>
+            <w:insideV w:val="single" w:color="auto" w:sz="4" w:space="0"/>
           </w:tblBorders>
           <w:tblCellMar>
             <w:top w:w="0" w:type="dxa"/>
-            <w:left w:w="0" w:type="dxa"/>
+            <w:left w:w="108" w:type="dxa"/>
             <w:bottom w:w="0" w:type="dxa"/>
-            <w:right w:w="0" w:type="dxa"/>
+            <w:right w:w="108" w:type="dxa"/>
           </w:tblCellMar>
         </w:tblPrEx>
         <w:trPr>
-          <w:trHeight w:val="227" w:hRule="atLeast"/>
           <w:jc w:val="center"/>
         </w:trPr>
         <w:tc>
           <w:tcPr>
-            <w:tcW w:w="9864" w:type="dxa"/>
-            <w:gridSpan w:val="3"/>
-            <w:tcBorders>
-              <w:top w:val="single" w:color="A1A1A1" w:sz="4" w:space="0"/>
-              <w:bottom w:val="single" w:color="A1A1A1" w:sz="4" w:space="0"/>
-            </w:tcBorders>
+            <w:tcW w:w="10086" w:type="dxa"/>
+            <w:gridSpan w:val="6"/>
             <w:vAlign w:val="center"/>
           </w:tcPr>
           <w:p>
             <w:pPr>
               <w:widowControl/>
-              <w:jc w:val="center"/>
-              <w:textAlignment w:val="center"/>
-              <w:rPr>
-                <w:rFonts w:hint="default" w:ascii="Times New Roman" w:hAnsi="Times New Roman" w:eastAsia="微软雅黑" w:cs="Times New Roman"/>
+              <w:jc w:val="both"/>
+              <w:rPr>
+                <w:rFonts w:ascii="Times New Roman" w:hAnsi="Times New Roman" w:eastAsia="微软雅黑" w:cs="Times New Roman"/>
                 <w:i/>
-                <w:iCs/>
-                <w:sz w:val="18"/>
-                <w:szCs w:val="18"/>
-                <w:lang w:val="en-US" w:eastAsia="zh-CN"/>
-              </w:rPr>
-            </w:pPr>
-            <w:r>
-              <w:rPr>
-                <w:rFonts w:hint="eastAsia" w:ascii="Times New Roman" w:hAnsi="Times New Roman" w:eastAsia="微软雅黑" w:cs="Times New Roman"/>
-                <w:i/>
-                <w:iCs/>
-                <w:sz w:val="18"/>
-                <w:szCs w:val="18"/>
-                <w:lang w:val="en-US" w:eastAsia="zh-CN"/>
-              </w:rPr>
-              <w:t>{%tr for genes in gene_table.genes%}</w:t>
+                <w:sz w:val="21"/>
+                <w:szCs w:val="21"/>
+              </w:rPr>
+            </w:pPr>
+            <w:bookmarkStart w:id="134" w:name="_Toc26985_WPSOffice_Level1"/>
+            <w:bookmarkStart w:id="135" w:name="_Toc28454_WPSOffice_Level1"/>
+            <w:bookmarkStart w:id="136" w:name="_Toc20170_WPSOffice_Level1"/>
+            <w:r>
+              <w:rPr>
+                <w:rFonts w:hint="eastAsia" w:ascii="Times New Roman" w:hAnsi="Times New Roman" w:eastAsia="微软雅黑" w:cs="Times New Roman"/>
+                <w:sz w:val="18"/>
+                <w:szCs w:val="18"/>
+                <w:lang w:eastAsia="zh-CN"/>
+              </w:rPr>
+              <w:t xml:space="preserve">{%tr for Gene in </w:t>
+            </w:r>
+            <w:r>
+              <w:rPr>
+                <w:rFonts w:hint="eastAsia" w:ascii="Times New Roman" w:hAnsi="Times New Roman" w:eastAsia="微软雅黑" w:cs="Times New Roman"/>
+                <w:sz w:val="18"/>
+                <w:szCs w:val="18"/>
+                <w:lang w:eastAsia="zh-CN" w:bidi="ar"/>
+              </w:rPr>
+              <w:t>gene.genes</w:t>
+            </w:r>
+            <w:r>
+              <w:rPr>
+                <w:rFonts w:hint="eastAsia" w:ascii="Times New Roman" w:hAnsi="Times New Roman" w:eastAsia="微软雅黑" w:cs="Times New Roman"/>
+                <w:sz w:val="18"/>
+                <w:szCs w:val="18"/>
+                <w:lang w:eastAsia="zh-CN"/>
+              </w:rPr>
+              <w:t xml:space="preserve"> | red(6,18,True) %}</w:t>
             </w:r>
           </w:p>
         </w:tc>
@@ -33993,125 +33885,194 @@
       <w:tr>
         <w:tblPrEx>
           <w:tblBorders>
-            <w:top w:val="single" w:color="A4A4A4" w:sz="4" w:space="0"/>
-            <w:left w:val="none" w:color="auto" w:sz="0" w:space="0"/>
-            <w:bottom w:val="single" w:color="A4A4A4" w:sz="4" w:space="0"/>
-            <w:right w:val="none" w:color="auto" w:sz="0" w:space="0"/>
-            <w:insideH w:val="single" w:color="A4A4A4" w:sz="4" w:space="0"/>
-            <w:insideV w:val="single" w:color="A4A4A4" w:sz="4" w:space="0"/>
+            <w:top w:val="single" w:color="auto" w:sz="4" w:space="0"/>
+            <w:left w:val="single" w:color="auto" w:sz="4" w:space="0"/>
+            <w:bottom w:val="single" w:color="auto" w:sz="4" w:space="0"/>
+            <w:right w:val="single" w:color="auto" w:sz="4" w:space="0"/>
+            <w:insideH w:val="single" w:color="auto" w:sz="4" w:space="0"/>
+            <w:insideV w:val="single" w:color="auto" w:sz="4" w:space="0"/>
           </w:tblBorders>
           <w:tblCellMar>
             <w:top w:w="0" w:type="dxa"/>
-            <w:left w:w="0" w:type="dxa"/>
+            <w:left w:w="108" w:type="dxa"/>
             <w:bottom w:w="0" w:type="dxa"/>
-            <w:right w:w="0" w:type="dxa"/>
+            <w:right w:w="108" w:type="dxa"/>
           </w:tblCellMar>
         </w:tblPrEx>
         <w:trPr>
-          <w:trHeight w:val="90" w:hRule="atLeast"/>
           <w:jc w:val="center"/>
         </w:trPr>
         <w:tc>
           <w:tcPr>
-            <w:tcW w:w="3288" w:type="dxa"/>
-            <w:tcBorders>
-              <w:top w:val="single" w:color="A1A1A1" w:sz="4" w:space="0"/>
-            </w:tcBorders>
+            <w:tcW w:w="1681" w:type="dxa"/>
             <w:vAlign w:val="center"/>
           </w:tcPr>
           <w:p>
             <w:pPr>
               <w:widowControl/>
               <w:jc w:val="center"/>
-              <w:textAlignment w:val="center"/>
-              <w:rPr>
-                <w:rFonts w:hint="default" w:ascii="Times New Roman" w:hAnsi="Times New Roman" w:eastAsia="微软雅黑" w:cs="Times New Roman"/>
+              <w:rPr>
+                <w:rFonts w:ascii="Times New Roman" w:hAnsi="Times New Roman" w:eastAsia="微软雅黑" w:cs="Times New Roman"/>
                 <w:i/>
-                <w:iCs/>
-                <w:sz w:val="18"/>
-                <w:szCs w:val="18"/>
+                <w:sz w:val="21"/>
+                <w:szCs w:val="21"/>
+                <w:lang w:eastAsia="zh-CN"/>
               </w:rPr>
             </w:pPr>
             <w:r>
               <w:rPr>
                 <w:rFonts w:hint="eastAsia" w:ascii="Times New Roman" w:hAnsi="Times New Roman" w:eastAsia="微软雅黑" w:cs="Times New Roman"/>
                 <w:i/>
-                <w:iCs/>
-                <w:sz w:val="18"/>
-                <w:szCs w:val="18"/>
-                <w:lang w:val="en-US" w:eastAsia="zh-CN"/>
-              </w:rPr>
-              <w:t>{%tc for gene in genes%}</w:t>
+                <w:sz w:val="21"/>
+                <w:szCs w:val="21"/>
+                <w:lang w:eastAsia="zh-CN"/>
+              </w:rPr>
+              <w:t>{{r Gene[0] }}</w:t>
             </w:r>
           </w:p>
         </w:tc>
         <w:tc>
           <w:tcPr>
-            <w:tcW w:w="3288" w:type="dxa"/>
-            <w:tcBorders>
-              <w:top w:val="single" w:color="A1A1A1" w:sz="4" w:space="0"/>
-            </w:tcBorders>
+            <w:tcW w:w="1681" w:type="dxa"/>
             <w:vAlign w:val="center"/>
           </w:tcPr>
           <w:p>
             <w:pPr>
               <w:widowControl/>
               <w:jc w:val="center"/>
-              <w:textAlignment w:val="center"/>
-              <w:rPr>
-                <w:rFonts w:hint="default" w:ascii="Times New Roman" w:hAnsi="Times New Roman" w:eastAsia="微软雅黑" w:cs="Times New Roman"/>
+              <w:rPr>
+                <w:rFonts w:ascii="Times New Roman" w:hAnsi="Times New Roman" w:eastAsia="微软雅黑" w:cs="Times New Roman"/>
                 <w:i/>
-                <w:iCs/>
-                <w:sz w:val="18"/>
-                <w:szCs w:val="18"/>
-                <w:lang w:val="en-US" w:eastAsia="zh-CN"/>
+                <w:sz w:val="21"/>
+                <w:szCs w:val="21"/>
+                <w:lang w:eastAsia="zh-CN"/>
               </w:rPr>
             </w:pPr>
             <w:r>
               <w:rPr>
                 <w:rFonts w:hint="eastAsia" w:ascii="Times New Roman" w:hAnsi="Times New Roman" w:eastAsia="微软雅黑" w:cs="Times New Roman"/>
                 <w:i/>
-                <w:iCs/>
-                <w:sz w:val="18"/>
-                <w:szCs w:val="18"/>
-                <w:lang w:val="en-US" w:eastAsia="zh-CN"/>
-              </w:rPr>
-              <w:t>{{r gene}}</w:t>
+                <w:sz w:val="21"/>
+                <w:szCs w:val="21"/>
+                <w:lang w:eastAsia="zh-CN"/>
+              </w:rPr>
+              <w:t>{{r Gene[1] }}</w:t>
             </w:r>
           </w:p>
         </w:tc>
         <w:tc>
           <w:tcPr>
-            <w:tcW w:w="3288" w:type="dxa"/>
-            <w:tcBorders>
-              <w:top w:val="single" w:color="A1A1A1" w:sz="4" w:space="0"/>
-            </w:tcBorders>
+            <w:tcW w:w="1681" w:type="dxa"/>
             <w:vAlign w:val="center"/>
           </w:tcPr>
           <w:p>
             <w:pPr>
               <w:widowControl/>
               <w:jc w:val="center"/>
-              <w:textAlignment w:val="center"/>
-              <w:rPr>
-                <w:rFonts w:hint="default" w:ascii="Times New Roman" w:hAnsi="Times New Roman" w:eastAsia="微软雅黑" w:cs="Times New Roman"/>
+              <w:rPr>
+                <w:rFonts w:ascii="Times New Roman" w:hAnsi="Times New Roman" w:eastAsia="微软雅黑" w:cs="Times New Roman"/>
                 <w:i/>
-                <w:iCs/>
-                <w:sz w:val="18"/>
-                <w:szCs w:val="18"/>
-                <w:lang w:val="en-US" w:eastAsia="zh-CN"/>
+                <w:sz w:val="21"/>
+                <w:szCs w:val="21"/>
+                <w:lang w:eastAsia="zh-CN"/>
               </w:rPr>
             </w:pPr>
             <w:r>
               <w:rPr>
                 <w:rFonts w:hint="eastAsia" w:ascii="Times New Roman" w:hAnsi="Times New Roman" w:eastAsia="微软雅黑" w:cs="Times New Roman"/>
                 <w:i/>
-                <w:iCs/>
-                <w:sz w:val="18"/>
-                <w:szCs w:val="18"/>
-                <w:lang w:val="en-US" w:eastAsia="zh-CN"/>
-              </w:rPr>
-              <w:t>{%tc endfor %}</w:t>
+                <w:sz w:val="21"/>
+                <w:szCs w:val="21"/>
+                <w:lang w:eastAsia="zh-CN"/>
+              </w:rPr>
+              <w:t>{{r Gene[2] }}</w:t>
+            </w:r>
+          </w:p>
+        </w:tc>
+        <w:tc>
+          <w:tcPr>
+            <w:tcW w:w="1681" w:type="dxa"/>
+            <w:vAlign w:val="center"/>
+          </w:tcPr>
+          <w:p>
+            <w:pPr>
+              <w:widowControl/>
+              <w:jc w:val="center"/>
+              <w:rPr>
+                <w:rFonts w:ascii="Times New Roman" w:hAnsi="Times New Roman" w:eastAsia="微软雅黑" w:cs="Times New Roman"/>
+                <w:i/>
+                <w:sz w:val="21"/>
+                <w:szCs w:val="21"/>
+                <w:lang w:eastAsia="zh-CN"/>
+              </w:rPr>
+            </w:pPr>
+            <w:r>
+              <w:rPr>
+                <w:rFonts w:hint="eastAsia" w:ascii="Times New Roman" w:hAnsi="Times New Roman" w:eastAsia="微软雅黑" w:cs="Times New Roman"/>
+                <w:i/>
+                <w:sz w:val="21"/>
+                <w:szCs w:val="21"/>
+                <w:lang w:eastAsia="zh-CN"/>
+              </w:rPr>
+              <w:t>{{r Gene[3] }}</w:t>
+            </w:r>
+          </w:p>
+        </w:tc>
+        <w:tc>
+          <w:tcPr>
+            <w:tcW w:w="1681" w:type="dxa"/>
+            <w:vAlign w:val="center"/>
+          </w:tcPr>
+          <w:p>
+            <w:pPr>
+              <w:widowControl/>
+              <w:jc w:val="center"/>
+              <w:rPr>
+                <w:rFonts w:ascii="Times New Roman" w:hAnsi="Times New Roman" w:eastAsia="微软雅黑" w:cs="Times New Roman"/>
+                <w:i/>
+                <w:sz w:val="21"/>
+                <w:szCs w:val="21"/>
+                <w:lang w:eastAsia="zh-CN"/>
+              </w:rPr>
+            </w:pPr>
+            <w:r>
+              <w:rPr>
+                <w:rFonts w:hint="eastAsia" w:ascii="Times New Roman" w:hAnsi="Times New Roman" w:eastAsia="微软雅黑" w:cs="Times New Roman"/>
+                <w:i/>
+                <w:sz w:val="21"/>
+                <w:szCs w:val="21"/>
+                <w:lang w:eastAsia="zh-CN"/>
+              </w:rPr>
+              <w:t>{{r Gene[4] }}</w:t>
+            </w:r>
+          </w:p>
+        </w:tc>
+        <w:tc>
+          <w:tcPr>
+            <w:tcW w:w="1681" w:type="dxa"/>
+            <w:vAlign w:val="center"/>
+          </w:tcPr>
+          <w:p>
+            <w:pPr>
+              <w:widowControl/>
+              <w:jc w:val="center"/>
+              <w:rPr>
+                <w:rFonts w:ascii="Times New Roman" w:hAnsi="Times New Roman" w:eastAsia="微软雅黑" w:cs="Times New Roman"/>
+                <w:i/>
+                <w:sz w:val="21"/>
+                <w:szCs w:val="21"/>
+                <w:lang w:eastAsia="zh-CN"/>
+              </w:rPr>
+            </w:pPr>
+            <w:r>
+              <w:rPr>
+                <w:rFonts w:hint="eastAsia" w:ascii="Times New Roman" w:hAnsi="Times New Roman" w:eastAsia="微软雅黑" w:cs="Times New Roman"/>
+                <w:i/>
+                <w:sz w:val="21"/>
+                <w:szCs w:val="21"/>
+                <w:lang w:eastAsia="zh-CN"/>
+              </w:rPr>
+              <w:t>{{r Gene[5] }}</w:t>
             </w:r>
           </w:p>
         </w:tc>
@@ -34119,53 +34080,49 @@
       <w:tr>
         <w:tblPrEx>
           <w:tblBorders>
-            <w:top w:val="single" w:color="A4A4A4" w:sz="4" w:space="0"/>
-            <w:left w:val="none" w:color="auto" w:sz="0" w:space="0"/>
-            <w:bottom w:val="single" w:color="A4A4A4" w:sz="4" w:space="0"/>
-            <w:right w:val="none" w:color="auto" w:sz="0" w:space="0"/>
-            <w:insideH w:val="single" w:color="A4A4A4" w:sz="4" w:space="0"/>
-            <w:insideV w:val="single" w:color="A4A4A4" w:sz="4" w:space="0"/>
+            <w:top w:val="single" w:color="auto" w:sz="4" w:space="0"/>
+            <w:left w:val="single" w:color="auto" w:sz="4" w:space="0"/>
+            <w:bottom w:val="single" w:color="auto" w:sz="4" w:space="0"/>
+            <w:right w:val="single" w:color="auto" w:sz="4" w:space="0"/>
+            <w:insideH w:val="single" w:color="auto" w:sz="4" w:space="0"/>
+            <w:insideV w:val="single" w:color="auto" w:sz="4" w:space="0"/>
           </w:tblBorders>
           <w:tblCellMar>
             <w:top w:w="0" w:type="dxa"/>
-            <w:left w:w="0" w:type="dxa"/>
+            <w:left w:w="108" w:type="dxa"/>
             <w:bottom w:w="0" w:type="dxa"/>
-            <w:right w:w="0" w:type="dxa"/>
+            <w:right w:w="108" w:type="dxa"/>
           </w:tblCellMar>
         </w:tblPrEx>
         <w:trPr>
-          <w:trHeight w:val="227" w:hRule="atLeast"/>
           <w:jc w:val="center"/>
         </w:trPr>
         <w:tc>
           <w:tcPr>
-            <w:tcW w:w="9864" w:type="dxa"/>
-            <w:gridSpan w:val="3"/>
+            <w:tcW w:w="10086" w:type="dxa"/>
+            <w:gridSpan w:val="6"/>
             <w:vAlign w:val="center"/>
           </w:tcPr>
           <w:p>
             <w:pPr>
-              <w:widowControl/>
-              <w:jc w:val="center"/>
-              <w:rPr>
-                <w:rFonts w:hint="default" w:ascii="Times New Roman" w:hAnsi="Times New Roman" w:eastAsia="微软雅黑" w:cs="Times New Roman"/>
-                <w:i/>
-                <w:iCs/>
-                <w:sz w:val="18"/>
-                <w:szCs w:val="18"/>
-                <w:lang w:val="en-US" w:eastAsia="zh-CN"/>
-              </w:rPr>
-            </w:pPr>
-            <w:r>
-              <w:rPr>
-                <w:rFonts w:hint="eastAsia" w:ascii="Times New Roman" w:hAnsi="Times New Roman" w:eastAsia="微软雅黑" w:cs="Times New Roman"/>
-                <w:i/>
-                <w:iCs/>
-                <w:sz w:val="18"/>
-                <w:szCs w:val="18"/>
-                <w:lang w:val="en-US" w:eastAsia="zh-CN"/>
-              </w:rPr>
-              <w:t>{%tr endfor %}</w:t>
+              <w:spacing w:line="276" w:lineRule="auto"/>
+              <w:jc w:val="both"/>
+              <w:rPr>
+                <w:rFonts w:ascii="Times New Roman" w:hAnsi="Times New Roman" w:eastAsia="微软雅黑" w:cs="Times New Roman"/>
+                <w:bCs/>
+                <w:sz w:val="21"/>
+                <w:szCs w:val="21"/>
+                <w:lang w:eastAsia="zh-CN"/>
+              </w:rPr>
+            </w:pPr>
+            <w:r>
+              <w:rPr>
+                <w:rFonts w:hint="eastAsia" w:ascii="Times New Roman" w:hAnsi="Times New Roman" w:eastAsia="微软雅黑" w:cs="Times New Roman"/>
+                <w:sz w:val="18"/>
+                <w:szCs w:val="18"/>
+                <w:lang w:eastAsia="zh-CN"/>
+              </w:rPr>
+              <w:t>{%tr endfor%}</w:t>
             </w:r>
           </w:p>
         </w:tc>
@@ -34177,19 +34134,6 @@
           <w:lang w:eastAsia="zh-CN"/>
         </w:rPr>
       </w:pPr>
-      <w:r>
-        <w:rPr>
-          <w:rFonts w:hint="eastAsia" w:ascii="Times New Roman" w:hAnsi="Times New Roman" w:eastAsia="微软雅黑" w:cs="Times New Roman"/>
-          <w:b/>
-          <w:bCs/>
-          <w:sz w:val="18"/>
-          <w:szCs w:val="18"/>
-          <w:lang w:val="en-US" w:eastAsia="zh-CN"/>
-        </w:rPr>
-        <w:t>{% endfor %}</w:t>
-      </w:r>
-      <w:bookmarkStart w:id="163" w:name="_GoBack"/>
-      <w:bookmarkEnd w:id="163"/>
       <w:r>
         <w:rPr>
           <w:rFonts w:ascii="Times New Roman" w:hAnsi="Times New Roman" w:eastAsia="微软雅黑" w:cs="Times New Roman"/>
@@ -34259,9 +34203,9 @@
         <w:br w:type="page"/>
       </w:r>
     </w:p>
-    <w:bookmarkEnd w:id="141"/>
-    <w:bookmarkEnd w:id="142"/>
-    <w:bookmarkEnd w:id="143"/>
+    <w:bookmarkEnd w:id="134"/>
+    <w:bookmarkEnd w:id="135"/>
+    <w:bookmarkEnd w:id="136"/>
     <w:p>
       <w:pPr>
         <w:pStyle w:val="3"/>
@@ -34277,23 +34221,23 @@
           <w:lang w:eastAsia="zh-CN"/>
         </w:rPr>
       </w:pPr>
-      <w:bookmarkStart w:id="144" w:name="_Toc20502"/>
-      <w:bookmarkStart w:id="145" w:name="_Toc3409"/>
-      <w:bookmarkStart w:id="146" w:name="_Toc15114"/>
-      <w:bookmarkStart w:id="147" w:name="_Toc759"/>
-      <w:bookmarkStart w:id="148" w:name="_Toc8911"/>
-      <w:bookmarkStart w:id="149" w:name="_Toc107825570"/>
-      <w:bookmarkStart w:id="150" w:name="_Toc27034"/>
-      <w:bookmarkStart w:id="151" w:name="_Toc4503"/>
-      <w:bookmarkStart w:id="152" w:name="_Toc15630"/>
-      <w:bookmarkStart w:id="153" w:name="_Toc11901"/>
-      <w:bookmarkStart w:id="154" w:name="_Toc27809"/>
-      <w:bookmarkStart w:id="155" w:name="_Toc17792_WPSOffice_Level2"/>
-      <w:bookmarkStart w:id="156" w:name="_Toc19584_WPSOffice_Level1"/>
-      <w:bookmarkStart w:id="157" w:name="_Toc13275"/>
-      <w:bookmarkStart w:id="158" w:name="_Toc14611_WPSOffice_Level1"/>
-      <w:bookmarkStart w:id="159" w:name="_Toc22623"/>
-      <w:bookmarkStart w:id="160" w:name="_Toc22162_WPSOffice_Level1"/>
+      <w:bookmarkStart w:id="137" w:name="_Toc15114"/>
+      <w:bookmarkStart w:id="138" w:name="_Toc20502"/>
+      <w:bookmarkStart w:id="139" w:name="_Toc3409"/>
+      <w:bookmarkStart w:id="140" w:name="_Toc759"/>
+      <w:bookmarkStart w:id="141" w:name="_Toc27034"/>
+      <w:bookmarkStart w:id="142" w:name="_Toc107825570"/>
+      <w:bookmarkStart w:id="143" w:name="_Toc8911"/>
+      <w:bookmarkStart w:id="144" w:name="_Toc27809"/>
+      <w:bookmarkStart w:id="145" w:name="_Toc15630"/>
+      <w:bookmarkStart w:id="146" w:name="_Toc11901"/>
+      <w:bookmarkStart w:id="147" w:name="_Toc4503"/>
+      <w:bookmarkStart w:id="148" w:name="_Toc14611_WPSOffice_Level1"/>
+      <w:bookmarkStart w:id="149" w:name="_Toc22623"/>
+      <w:bookmarkStart w:id="150" w:name="_Toc19584_WPSOffice_Level1"/>
+      <w:bookmarkStart w:id="151" w:name="_Toc17792_WPSOffice_Level2"/>
+      <w:bookmarkStart w:id="152" w:name="_Toc13275"/>
+      <w:bookmarkStart w:id="153" w:name="_Toc22162_WPSOffice_Level1"/>
       <w:r>
         <w:rPr>
           <w:rFonts w:hint="eastAsia"/>
@@ -34304,10 +34248,10 @@
         </w:rPr>
         <w:t>检测方法与局限性</w:t>
       </w:r>
-      <w:bookmarkEnd w:id="144"/>
-      <w:bookmarkEnd w:id="145"/>
-      <w:bookmarkEnd w:id="146"/>
-      <w:bookmarkEnd w:id="147"/>
+      <w:bookmarkEnd w:id="137"/>
+      <w:bookmarkEnd w:id="138"/>
+      <w:bookmarkEnd w:id="139"/>
+      <w:bookmarkEnd w:id="140"/>
     </w:p>
     <w:p>
       <w:pPr>
@@ -34903,6 +34847,8 @@
         </w:rPr>
         <w:t>.肿瘤发展或治疗过程中可能出现获得性基因变异，从而使癌症的突变谱发生变化，同时肿瘤也可能存在肿瘤间和肿瘤内的异质性。{% endif %}</w:t>
       </w:r>
+      <w:bookmarkStart w:id="156" w:name="_GoBack"/>
+      <w:bookmarkEnd w:id="156"/>
     </w:p>
     <w:p>
       <w:pPr>
@@ -34927,9 +34873,9 @@
         <w:br w:type="page"/>
       </w:r>
     </w:p>
-    <w:bookmarkEnd w:id="148"/>
-    <w:bookmarkEnd w:id="149"/>
-    <w:bookmarkEnd w:id="150"/>
+    <w:bookmarkEnd w:id="141"/>
+    <w:bookmarkEnd w:id="142"/>
+    <w:bookmarkEnd w:id="143"/>
     <w:p>
       <w:pPr>
         <w:pStyle w:val="3"/>
@@ -34962,8 +34908,8 @@
           <w:lang w:eastAsia="zh-CN"/>
         </w:rPr>
       </w:pPr>
-      <w:bookmarkStart w:id="161" w:name="_Toc26861"/>
-      <w:bookmarkStart w:id="162" w:name="_Toc13979"/>
+      <w:bookmarkStart w:id="154" w:name="_Toc26861"/>
+      <w:bookmarkStart w:id="155" w:name="_Toc13979"/>
       <w:r>
         <w:rPr>
           <w:rFonts w:hint="eastAsia" w:ascii="Times New Roman" w:hAnsi="Times New Roman"/>
@@ -34973,19 +34919,19 @@
         </w:rPr>
         <w:t>参考文献</w:t>
       </w:r>
-      <w:bookmarkEnd w:id="151"/>
-      <w:bookmarkEnd w:id="152"/>
-      <w:bookmarkEnd w:id="153"/>
+      <w:bookmarkEnd w:id="144"/>
+      <w:bookmarkEnd w:id="145"/>
+      <w:bookmarkEnd w:id="146"/>
+      <w:bookmarkEnd w:id="147"/>
       <w:bookmarkEnd w:id="154"/>
-      <w:bookmarkEnd w:id="161"/>
-      <w:bookmarkEnd w:id="162"/>
+      <w:bookmarkEnd w:id="155"/>
     </w:p>
-    <w:bookmarkEnd w:id="155"/>
-    <w:bookmarkEnd w:id="156"/>
-    <w:bookmarkEnd w:id="157"/>
-    <w:bookmarkEnd w:id="158"/>
-    <w:bookmarkEnd w:id="159"/>
-    <w:bookmarkEnd w:id="160"/>
+    <w:bookmarkEnd w:id="148"/>
+    <w:bookmarkEnd w:id="149"/>
+    <w:bookmarkEnd w:id="150"/>
+    <w:bookmarkEnd w:id="151"/>
+    <w:bookmarkEnd w:id="152"/>
+    <w:bookmarkEnd w:id="153"/>
     <w:p>
       <w:pPr>
         <w:keepNext w:val="0"/>

--- a/WebContent/docx/实体瘤86基因报告-单样本-重庆分子.docx
+++ b/WebContent/docx/实体瘤86基因报告-单样本-重庆分子.docx
@@ -3455,17 +3455,17 @@
           </w14:shadow>
         </w:rPr>
       </w:pPr>
-      <w:bookmarkStart w:id="0" w:name="_Toc12688"/>
-      <w:bookmarkStart w:id="1" w:name="_Toc21669"/>
-      <w:bookmarkStart w:id="2" w:name="_Toc32054"/>
-      <w:bookmarkStart w:id="3" w:name="_Toc21009_WPSOffice_Level1"/>
+      <w:bookmarkStart w:id="0" w:name="_Toc13806"/>
+      <w:bookmarkStart w:id="1" w:name="_Toc21009_WPSOffice_Level1"/>
+      <w:bookmarkStart w:id="2" w:name="_Toc12688"/>
+      <w:bookmarkStart w:id="3" w:name="_Toc32054"/>
       <w:bookmarkStart w:id="4" w:name="_Toc24178_WPSOffice_Level1"/>
       <w:bookmarkStart w:id="5" w:name="_Toc24397"/>
       <w:bookmarkStart w:id="6" w:name="_Toc10446"/>
-      <w:bookmarkStart w:id="7" w:name="_Toc30143_WPSOffice_Level1"/>
-      <w:bookmarkStart w:id="8" w:name="_Toc13806"/>
+      <w:bookmarkStart w:id="7" w:name="_Toc28303"/>
+      <w:bookmarkStart w:id="8" w:name="_Toc30143_WPSOffice_Level1"/>
       <w:bookmarkStart w:id="9" w:name="_Toc27500"/>
-      <w:bookmarkStart w:id="10" w:name="_Toc28303"/>
+      <w:bookmarkStart w:id="10" w:name="_Toc21669"/>
       <w:r>
         <w:rPr>
           <w:rFonts w:ascii="Times New Roman" w:hAnsi="Times New Roman"/>
@@ -3687,7 +3687,6 @@
             <w:insideH w:val="single" w:color="BEBEBE" w:themeColor="background1" w:themeShade="BF" w:sz="4" w:space="0"/>
             <w:insideV w:val="single" w:color="BEBEBE" w:themeColor="background1" w:themeShade="BF" w:sz="4" w:space="0"/>
           </w:tblBorders>
-          <w:shd w:val="clear" w:color="auto" w:fill="FFFFFF" w:themeFill="background1"/>
           <w:tblCellMar>
             <w:top w:w="0" w:type="dxa"/>
             <w:left w:w="108" w:type="dxa"/>
@@ -3826,41 +3825,10 @@
                 <w:sz w:val="21"/>
                 <w:lang w:eastAsia="zh-CN"/>
               </w:rPr>
-              <w:t xml:space="preserve">{% if summaryOfRresults.type == </w:t>
-            </w:r>
-            <w:r>
-              <w:rPr>
-                <w:rFonts w:ascii="Times New Roman" w:hAnsi="Times New Roman" w:eastAsia="微软雅黑" w:cs="黑体"/>
-                <w:sz w:val="21"/>
-                <w:lang w:eastAsia="zh-CN"/>
-              </w:rPr>
-              <w:t>“tissue”</w:t>
-            </w:r>
-            <w:r>
-              <w:rPr>
-                <w:rFonts w:hint="eastAsia" w:ascii="Times New Roman" w:hAnsi="Times New Roman" w:eastAsia="微软雅黑" w:cs="黑体"/>
-                <w:sz w:val="21"/>
-                <w:lang w:eastAsia="zh-CN"/>
-              </w:rPr>
-              <w:t xml:space="preserve"> %}石蜡样本{% else %}</w:t>
-            </w:r>
-            <w:r>
-              <w:rPr>
-                <w:rFonts w:hint="eastAsia" w:ascii="微软雅黑" w:hAnsi="微软雅黑" w:eastAsia="微软雅黑" w:cs="微软雅黑"/>
-                <w:sz w:val="21"/>
-                <w:szCs w:val="21"/>
-                <w:lang w:val="en-US" w:eastAsia="zh-CN" w:bidi="ar"/>
-              </w:rPr>
-              <w:t>血液</w:t>
-            </w:r>
-            <w:r>
-              <w:rPr>
-                <w:rFonts w:hint="eastAsia" w:ascii="Times New Roman" w:hAnsi="Times New Roman" w:eastAsia="微软雅黑" w:cs="黑体"/>
-                <w:sz w:val="21"/>
-                <w:lang w:eastAsia="zh-CN"/>
-              </w:rPr>
-              <w:t>{% endif %}</w:t>
-            </w:r>
+              <w:t>{% if type == "tissue" %}{%if "胸腹水" in specimentype %}胸腹水{% else %}石蜡样本{% endif %}{% elif type == "blood" %}{%if "胸腹水(上清)" in specimentype %}胸腹水(上清){% else %}血液{% endif %}{% endif %}</w:t>
+            </w:r>
+            <w:bookmarkStart w:id="163" w:name="_GoBack"/>
+            <w:bookmarkEnd w:id="163"/>
           </w:p>
         </w:tc>
       </w:tr>
@@ -3874,7 +3842,6 @@
             <w:insideH w:val="single" w:color="BEBEBE" w:themeColor="background1" w:themeShade="BF" w:sz="4" w:space="0"/>
             <w:insideV w:val="single" w:color="BEBEBE" w:themeColor="background1" w:themeShade="BF" w:sz="4" w:space="0"/>
           </w:tblBorders>
-          <w:shd w:val="clear" w:color="auto" w:fill="FFFFFF" w:themeFill="background1"/>
           <w:tblCellMar>
             <w:top w:w="0" w:type="dxa"/>
             <w:left w:w="108" w:type="dxa"/>
@@ -4206,16 +4173,16 @@
           </w14:shadow>
         </w:rPr>
       </w:pPr>
-      <w:bookmarkStart w:id="11" w:name="_Toc11465"/>
-      <w:bookmarkStart w:id="12" w:name="_Toc17451"/>
-      <w:bookmarkStart w:id="13" w:name="_Toc13931"/>
-      <w:bookmarkStart w:id="14" w:name="_Toc7021_WPSOffice_Level1"/>
-      <w:bookmarkStart w:id="15" w:name="_Toc18062_WPSOffice_Level1"/>
+      <w:bookmarkStart w:id="11" w:name="_Toc7021_WPSOffice_Level1"/>
+      <w:bookmarkStart w:id="12" w:name="_Toc11465"/>
+      <w:bookmarkStart w:id="13" w:name="_Toc17451"/>
+      <w:bookmarkStart w:id="14" w:name="_Toc11015_WPSOffice_Level1"/>
+      <w:bookmarkStart w:id="15" w:name="_Toc10518"/>
       <w:bookmarkStart w:id="16" w:name="_Toc19594"/>
-      <w:bookmarkStart w:id="17" w:name="_Toc11015_WPSOffice_Level1"/>
-      <w:bookmarkStart w:id="18" w:name="_Toc15297"/>
-      <w:bookmarkStart w:id="19" w:name="_Toc10518"/>
-      <w:bookmarkStart w:id="20" w:name="_Toc13416"/>
+      <w:bookmarkStart w:id="17" w:name="_Toc15297"/>
+      <w:bookmarkStart w:id="18" w:name="_Toc13416"/>
+      <w:bookmarkStart w:id="19" w:name="_Toc18062_WPSOffice_Level1"/>
+      <w:bookmarkStart w:id="20" w:name="_Toc13931"/>
       <w:bookmarkStart w:id="21" w:name="_Toc3823"/>
       <w:r>
         <w:rPr>
@@ -4390,16 +4357,16 @@
           </w14:shadow>
         </w:rPr>
       </w:pPr>
-      <w:bookmarkStart w:id="23" w:name="_Toc6221_WPSOffice_Level1"/>
-      <w:bookmarkStart w:id="24" w:name="_Toc3871"/>
-      <w:bookmarkStart w:id="25" w:name="_Toc1410"/>
-      <w:bookmarkStart w:id="26" w:name="_Toc2563"/>
-      <w:bookmarkStart w:id="27" w:name="_Toc18058"/>
-      <w:bookmarkStart w:id="28" w:name="_Toc25920"/>
+      <w:bookmarkStart w:id="23" w:name="_Toc2563"/>
+      <w:bookmarkStart w:id="24" w:name="_Toc6221_WPSOffice_Level1"/>
+      <w:bookmarkStart w:id="25" w:name="_Toc23369_WPSOffice_Level1"/>
+      <w:bookmarkStart w:id="26" w:name="_Toc18058"/>
+      <w:bookmarkStart w:id="27" w:name="_Toc1410"/>
+      <w:bookmarkStart w:id="28" w:name="_Toc3871"/>
       <w:bookmarkStart w:id="29" w:name="_Toc4088"/>
-      <w:bookmarkStart w:id="30" w:name="_Toc23369_WPSOffice_Level1"/>
-      <w:bookmarkStart w:id="31" w:name="_Toc11387"/>
-      <w:bookmarkStart w:id="32" w:name="_Toc19624"/>
+      <w:bookmarkStart w:id="30" w:name="_Toc25920"/>
+      <w:bookmarkStart w:id="31" w:name="_Toc19624"/>
+      <w:bookmarkStart w:id="32" w:name="_Toc11387"/>
       <w:r>
         <w:rPr>
           <w:rFonts w:hint="eastAsia" w:ascii="Times New Roman" w:hAnsi="Times New Roman"/>
@@ -4468,9 +4435,9 @@
           <w:lang w:eastAsia="zh-CN"/>
         </w:rPr>
       </w:pPr>
-      <w:bookmarkStart w:id="33" w:name="_Toc24467"/>
-      <w:bookmarkStart w:id="34" w:name="_Toc29503"/>
-      <w:bookmarkStart w:id="35" w:name="_Toc149837254"/>
+      <w:bookmarkStart w:id="33" w:name="_Toc29503"/>
+      <w:bookmarkStart w:id="34" w:name="_Toc149837254"/>
+      <w:bookmarkStart w:id="35" w:name="_Toc24467"/>
       <w:r>
         <w:rPr>
           <w:rFonts w:hint="eastAsia"/>
@@ -5716,14 +5683,14 @@
       <w:bookmarkStart w:id="38" w:name="_Toc149837255"/>
       <w:bookmarkStart w:id="39" w:name="_Toc19430"/>
       <w:bookmarkStart w:id="40" w:name="_Toc31847"/>
-      <w:bookmarkStart w:id="41" w:name="_Toc22132"/>
-      <w:bookmarkStart w:id="42" w:name="_Toc284"/>
-      <w:bookmarkStart w:id="43" w:name="_Toc12381"/>
-      <w:bookmarkStart w:id="44" w:name="_Toc14062"/>
-      <w:bookmarkStart w:id="45" w:name="_Toc2781"/>
-      <w:bookmarkStart w:id="46" w:name="_Toc19184"/>
-      <w:bookmarkStart w:id="47" w:name="_Toc20136_WPSOffice_Level1"/>
-      <w:bookmarkStart w:id="48" w:name="_Toc19898_WPSOffice_Level1"/>
+      <w:bookmarkStart w:id="41" w:name="_Toc20136_WPSOffice_Level1"/>
+      <w:bookmarkStart w:id="42" w:name="_Toc19898_WPSOffice_Level1"/>
+      <w:bookmarkStart w:id="43" w:name="_Toc19184"/>
+      <w:bookmarkStart w:id="44" w:name="_Toc12381"/>
+      <w:bookmarkStart w:id="45" w:name="_Toc14062"/>
+      <w:bookmarkStart w:id="46" w:name="_Toc284"/>
+      <w:bookmarkStart w:id="47" w:name="_Toc22132"/>
+      <w:bookmarkStart w:id="48" w:name="_Toc2781"/>
       <w:r>
         <w:rPr>
           <w:rFonts w:hint="eastAsia"/>
@@ -7924,8 +7891,8 @@
           </w14:shadow>
         </w:rPr>
       </w:pPr>
-      <w:bookmarkStart w:id="49" w:name="_Toc30153"/>
-      <w:bookmarkStart w:id="50" w:name="_Toc18773"/>
+      <w:bookmarkStart w:id="49" w:name="_Toc18773"/>
+      <w:bookmarkStart w:id="50" w:name="_Toc30153"/>
       <w:r>
         <w:rPr>
           <w:rStyle w:val="36"/>
@@ -7969,11 +7936,11 @@
           <w:lang w:eastAsia="zh-CN"/>
         </w:rPr>
       </w:pPr>
-      <w:bookmarkStart w:id="51" w:name="_Toc19400"/>
-      <w:bookmarkStart w:id="52" w:name="_Toc11621"/>
-      <w:bookmarkStart w:id="53" w:name="_Toc149826007"/>
-      <w:bookmarkStart w:id="54" w:name="_Toc26774"/>
-      <w:bookmarkStart w:id="55" w:name="_Toc149832732"/>
+      <w:bookmarkStart w:id="51" w:name="_Toc11621"/>
+      <w:bookmarkStart w:id="52" w:name="_Toc149826007"/>
+      <w:bookmarkStart w:id="53" w:name="_Toc26774"/>
+      <w:bookmarkStart w:id="54" w:name="_Toc149832732"/>
+      <w:bookmarkStart w:id="55" w:name="_Toc19400"/>
       <w:r>
         <w:rPr>
           <w:rFonts w:hint="eastAsia"/>
@@ -8192,6 +8159,12 @@
             <w:insideH w:val="single" w:color="A4A4A4" w:sz="4" w:space="0"/>
             <w:insideV w:val="single" w:color="A4A4A4" w:sz="4" w:space="0"/>
           </w:tblBorders>
+          <w:tblCellMar>
+            <w:top w:w="0" w:type="dxa"/>
+            <w:left w:w="0" w:type="dxa"/>
+            <w:bottom w:w="0" w:type="dxa"/>
+            <w:right w:w="0" w:type="dxa"/>
+          </w:tblCellMar>
         </w:tblPrEx>
         <w:trPr>
           <w:trHeight w:val="510" w:hRule="atLeast"/>
@@ -12911,8 +12884,8 @@
           <w:lang w:eastAsia="zh-CN"/>
         </w:rPr>
       </w:pPr>
-      <w:bookmarkStart w:id="56" w:name="_Toc28239"/>
-      <w:bookmarkStart w:id="57" w:name="_Toc149837260"/>
+      <w:bookmarkStart w:id="56" w:name="_Toc149837260"/>
+      <w:bookmarkStart w:id="57" w:name="_Toc28239"/>
       <w:bookmarkStart w:id="58" w:name="_Toc7307_WPSOffice_Level3"/>
       <w:r>
         <w:rPr>
@@ -13590,12 +13563,6 @@
             <w:insideH w:val="single" w:color="A4A4A4" w:sz="4" w:space="0"/>
             <w:insideV w:val="single" w:color="A4A4A4" w:sz="4" w:space="0"/>
           </w:tblBorders>
-          <w:tblCellMar>
-            <w:top w:w="0" w:type="dxa"/>
-            <w:left w:w="108" w:type="dxa"/>
-            <w:bottom w:w="0" w:type="dxa"/>
-            <w:right w:w="108" w:type="dxa"/>
-          </w:tblCellMar>
         </w:tblPrEx>
         <w:trPr>
           <w:trHeight w:val="510" w:hRule="atLeast"/>
@@ -14136,9 +14103,9 @@
           <w:lang w:eastAsia="zh-CN"/>
         </w:rPr>
       </w:pPr>
-      <w:bookmarkStart w:id="63" w:name="_Toc9700"/>
-      <w:bookmarkStart w:id="64" w:name="_Toc149837262"/>
-      <w:bookmarkStart w:id="65" w:name="_Toc28063"/>
+      <w:bookmarkStart w:id="63" w:name="_Toc149837262"/>
+      <w:bookmarkStart w:id="64" w:name="_Toc28063"/>
+      <w:bookmarkStart w:id="65" w:name="_Toc9700"/>
       <w:r>
         <w:rPr>
           <w:rFonts w:hint="eastAsia"/>
@@ -18062,18 +18029,18 @@
           </w14:shadow>
         </w:rPr>
       </w:pPr>
-      <w:bookmarkStart w:id="66" w:name="_Toc32443_WPSOffice_Level1"/>
-      <w:bookmarkStart w:id="67" w:name="_Toc5533"/>
-      <w:bookmarkStart w:id="68" w:name="_Toc4331_WPSOffice_Level1"/>
-      <w:bookmarkStart w:id="69" w:name="_Toc149837263"/>
-      <w:bookmarkStart w:id="70" w:name="_Toc25727"/>
-      <w:bookmarkStart w:id="71" w:name="_Toc23903"/>
-      <w:bookmarkStart w:id="72" w:name="_Toc180"/>
+      <w:bookmarkStart w:id="66" w:name="_Toc5533"/>
+      <w:bookmarkStart w:id="67" w:name="_Toc4331_WPSOffice_Level1"/>
+      <w:bookmarkStart w:id="68" w:name="_Toc149837263"/>
+      <w:bookmarkStart w:id="69" w:name="_Toc32443_WPSOffice_Level1"/>
+      <w:bookmarkStart w:id="70" w:name="_Toc180"/>
+      <w:bookmarkStart w:id="71" w:name="_Toc25727"/>
+      <w:bookmarkStart w:id="72" w:name="_Toc23903"/>
       <w:bookmarkStart w:id="73" w:name="_Toc30705"/>
       <w:bookmarkStart w:id="74" w:name="_Toc23846_WPSOffice_Level1"/>
       <w:bookmarkStart w:id="75" w:name="_Toc20694"/>
-      <w:bookmarkStart w:id="76" w:name="_Toc32468"/>
-      <w:bookmarkStart w:id="77" w:name="_Toc29383"/>
+      <w:bookmarkStart w:id="76" w:name="_Toc29383"/>
+      <w:bookmarkStart w:id="77" w:name="_Toc32468"/>
       <w:bookmarkStart w:id="78" w:name="_Toc6784"/>
       <w:bookmarkStart w:id="79" w:name="_Toc26395"/>
       <w:r>
@@ -18134,9 +18101,9 @@
           <w:lang w:eastAsia="zh-CN"/>
         </w:rPr>
       </w:pPr>
-      <w:bookmarkStart w:id="80" w:name="_Toc11938"/>
-      <w:bookmarkStart w:id="81" w:name="_Toc20136"/>
-      <w:bookmarkStart w:id="82" w:name="_Toc32302"/>
+      <w:bookmarkStart w:id="80" w:name="_Toc20136"/>
+      <w:bookmarkStart w:id="81" w:name="_Toc32302"/>
+      <w:bookmarkStart w:id="82" w:name="_Toc11938"/>
       <w:bookmarkStart w:id="83" w:name="_Toc149837264"/>
       <w:r>
         <w:rPr>
@@ -25785,6 +25752,12 @@
             <w:insideH w:val="dotted" w:color="45A3A7" w:sz="4" w:space="0"/>
             <w:insideV w:val="dotted" w:color="45A3A7" w:sz="4" w:space="0"/>
           </w:tblBorders>
+          <w:tblCellMar>
+            <w:top w:w="0" w:type="dxa"/>
+            <w:left w:w="108" w:type="dxa"/>
+            <w:bottom w:w="0" w:type="dxa"/>
+            <w:right w:w="108" w:type="dxa"/>
+          </w:tblCellMar>
         </w:tblPrEx>
         <w:trPr>
           <w:trHeight w:val="417" w:hRule="atLeast"/>
@@ -28307,15 +28280,15 @@
           </w14:textFill>
         </w:rPr>
       </w:pPr>
-      <w:bookmarkStart w:id="87" w:name="_Toc27302"/>
-      <w:bookmarkStart w:id="88" w:name="_Toc21764_WPSOffice_Level1"/>
-      <w:bookmarkStart w:id="89" w:name="_Toc1707_WPSOffice_Level1"/>
-      <w:bookmarkStart w:id="90" w:name="_Toc12505"/>
-      <w:bookmarkStart w:id="91" w:name="_Toc28240"/>
-      <w:bookmarkStart w:id="92" w:name="_Toc18680"/>
-      <w:bookmarkStart w:id="93" w:name="_Toc16594"/>
-      <w:bookmarkStart w:id="94" w:name="_Toc13196_WPSOffice_Level1"/>
-      <w:bookmarkStart w:id="95" w:name="_Toc2409"/>
+      <w:bookmarkStart w:id="87" w:name="_Toc12505"/>
+      <w:bookmarkStart w:id="88" w:name="_Toc2409"/>
+      <w:bookmarkStart w:id="89" w:name="_Toc13196_WPSOffice_Level1"/>
+      <w:bookmarkStart w:id="90" w:name="_Toc21764_WPSOffice_Level1"/>
+      <w:bookmarkStart w:id="91" w:name="_Toc16594"/>
+      <w:bookmarkStart w:id="92" w:name="_Toc1707_WPSOffice_Level1"/>
+      <w:bookmarkStart w:id="93" w:name="_Toc28240"/>
+      <w:bookmarkStart w:id="94" w:name="_Toc18680"/>
+      <w:bookmarkStart w:id="95" w:name="_Toc27302"/>
       <w:r>
         <w:rPr>
           <w:rFonts w:hint="eastAsia"/>
@@ -28343,13 +28316,13 @@
           <w:lang w:eastAsia="zh-CN"/>
         </w:rPr>
       </w:pPr>
-      <w:bookmarkStart w:id="96" w:name="_Toc26649"/>
-      <w:bookmarkStart w:id="97" w:name="_Toc29437"/>
+      <w:bookmarkStart w:id="96" w:name="_Toc29437"/>
+      <w:bookmarkStart w:id="97" w:name="_Toc16347"/>
       <w:bookmarkStart w:id="98" w:name="_Toc14132"/>
-      <w:bookmarkStart w:id="99" w:name="_Toc16347"/>
-      <w:bookmarkStart w:id="100" w:name="_Toc1707_WPSOffice_Level2"/>
-      <w:bookmarkStart w:id="101" w:name="_Toc6150"/>
-      <w:bookmarkStart w:id="102" w:name="_Toc149837267"/>
+      <w:bookmarkStart w:id="99" w:name="_Toc1707_WPSOffice_Level2"/>
+      <w:bookmarkStart w:id="100" w:name="_Toc6150"/>
+      <w:bookmarkStart w:id="101" w:name="_Toc149837267"/>
+      <w:bookmarkStart w:id="102" w:name="_Toc26649"/>
       <w:bookmarkStart w:id="103" w:name="_Toc21764_WPSOffice_Level2"/>
       <w:r>
         <w:rPr>
@@ -28420,12 +28393,6 @@
             <w:insideH w:val="none" w:color="auto" w:sz="0" w:space="0"/>
             <w:insideV w:val="none" w:color="auto" w:sz="0" w:space="0"/>
           </w:tblBorders>
-          <w:tblCellMar>
-            <w:top w:w="0" w:type="dxa"/>
-            <w:left w:w="108" w:type="dxa"/>
-            <w:bottom w:w="0" w:type="dxa"/>
-            <w:right w:w="108" w:type="dxa"/>
-          </w:tblCellMar>
         </w:tblPrEx>
         <w:trPr>
           <w:trHeight w:val="321" w:hRule="atLeast"/>
@@ -30506,14 +30473,14 @@
           <w:lang w:val="en-US" w:eastAsia="zh-CN"/>
         </w:rPr>
       </w:pPr>
-      <w:bookmarkStart w:id="106" w:name="_Toc31127"/>
-      <w:bookmarkStart w:id="107" w:name="_Toc3674"/>
-      <w:bookmarkStart w:id="108" w:name="_Toc9914"/>
-      <w:bookmarkStart w:id="109" w:name="_Toc24085_WPSOffice_Level1"/>
-      <w:bookmarkStart w:id="110" w:name="_Toc14255_WPSOffice_Level1"/>
-      <w:bookmarkStart w:id="111" w:name="_Toc9066"/>
-      <w:bookmarkStart w:id="112" w:name="_Toc32005"/>
-      <w:bookmarkStart w:id="113" w:name="_Toc15840_WPSOffice_Level1"/>
+      <w:bookmarkStart w:id="106" w:name="_Toc3674"/>
+      <w:bookmarkStart w:id="107" w:name="_Toc9914"/>
+      <w:bookmarkStart w:id="108" w:name="_Toc32005"/>
+      <w:bookmarkStart w:id="109" w:name="_Toc14255_WPSOffice_Level1"/>
+      <w:bookmarkStart w:id="110" w:name="_Toc9066"/>
+      <w:bookmarkStart w:id="111" w:name="_Toc15840_WPSOffice_Level1"/>
+      <w:bookmarkStart w:id="112" w:name="_Toc31127"/>
+      <w:bookmarkStart w:id="113" w:name="_Toc24085_WPSOffice_Level1"/>
       <w:r>
         <w:rPr>
           <w:rFonts w:hint="eastAsia" w:ascii="Times New Roman" w:hAnsi="Times New Roman"/>
@@ -33022,12 +32989,12 @@
         </w:rPr>
       </w:pPr>
       <w:bookmarkStart w:id="114" w:name="_Toc4979"/>
-      <w:bookmarkStart w:id="115" w:name="_Toc1779"/>
-      <w:bookmarkStart w:id="116" w:name="_Toc11193_WPSOffice_Level1"/>
+      <w:bookmarkStart w:id="115" w:name="_Toc11193_WPSOffice_Level1"/>
+      <w:bookmarkStart w:id="116" w:name="_Toc28810_WPSOffice_Level1"/>
       <w:bookmarkStart w:id="117" w:name="_Toc11896_WPSOffice_Level1"/>
-      <w:bookmarkStart w:id="118" w:name="_Toc11812"/>
-      <w:bookmarkStart w:id="119" w:name="_Toc20303"/>
-      <w:bookmarkStart w:id="120" w:name="_Toc28810_WPSOffice_Level1"/>
+      <w:bookmarkStart w:id="118" w:name="_Toc20303"/>
+      <w:bookmarkStart w:id="119" w:name="_Toc11812"/>
+      <w:bookmarkStart w:id="120" w:name="_Toc1779"/>
       <w:r>
         <w:br w:type="page"/>
       </w:r>
@@ -33064,8 +33031,8 @@
           <w:lang w:eastAsia="zh-CN"/>
         </w:rPr>
       </w:pPr>
-      <w:bookmarkStart w:id="121" w:name="_Toc9171"/>
-      <w:bookmarkStart w:id="122" w:name="_Toc21183"/>
+      <w:bookmarkStart w:id="121" w:name="_Toc21183"/>
+      <w:bookmarkStart w:id="122" w:name="_Toc9171"/>
       <w:r>
         <w:rPr>
           <w:rFonts w:hint="eastAsia" w:ascii="Times New Roman" w:hAnsi="Times New Roman"/>
@@ -33754,17 +33721,17 @@
           <w:lang w:eastAsia="zh-CN"/>
         </w:rPr>
       </w:pPr>
-      <w:bookmarkStart w:id="123" w:name="_Toc6864"/>
-      <w:bookmarkStart w:id="124" w:name="_Toc28537"/>
-      <w:bookmarkStart w:id="125" w:name="_Toc22484_WPSOffice_Level1"/>
-      <w:bookmarkStart w:id="126" w:name="_Toc29730"/>
-      <w:bookmarkStart w:id="127" w:name="_Toc27070"/>
-      <w:bookmarkStart w:id="128" w:name="_Toc19099"/>
-      <w:bookmarkStart w:id="129" w:name="_Toc7549"/>
-      <w:bookmarkStart w:id="130" w:name="_Toc7542"/>
-      <w:bookmarkStart w:id="131" w:name="_Toc8182"/>
-      <w:bookmarkStart w:id="132" w:name="_Toc28910_WPSOffice_Level1"/>
-      <w:bookmarkStart w:id="133" w:name="_Toc16368_WPSOffice_Level1"/>
+      <w:bookmarkStart w:id="123" w:name="_Toc28910_WPSOffice_Level1"/>
+      <w:bookmarkStart w:id="124" w:name="_Toc19099"/>
+      <w:bookmarkStart w:id="125" w:name="_Toc7542"/>
+      <w:bookmarkStart w:id="126" w:name="_Toc16368_WPSOffice_Level1"/>
+      <w:bookmarkStart w:id="127" w:name="_Toc8182"/>
+      <w:bookmarkStart w:id="128" w:name="_Toc27070"/>
+      <w:bookmarkStart w:id="129" w:name="_Toc6864"/>
+      <w:bookmarkStart w:id="130" w:name="_Toc29730"/>
+      <w:bookmarkStart w:id="131" w:name="_Toc7549"/>
+      <w:bookmarkStart w:id="132" w:name="_Toc28537"/>
+      <w:bookmarkStart w:id="133" w:name="_Toc22484_WPSOffice_Level1"/>
       <w:r>
         <w:rPr>
           <w:rFonts w:hint="eastAsia" w:ascii="Times New Roman" w:hAnsi="Times New Roman"/>
@@ -33798,13 +33765,13 @@
           <w:lang w:eastAsia="zh-CN"/>
         </w:rPr>
       </w:pPr>
-      <w:bookmarkStart w:id="134" w:name="_Toc11193_WPSOffice_Level2"/>
-      <w:bookmarkStart w:id="135" w:name="_Toc31515_WPSOffice_Level2"/>
-      <w:bookmarkStart w:id="136" w:name="_Toc3488_WPSOffice_Level2"/>
-      <w:bookmarkStart w:id="137" w:name="_Toc19280_WPSOffice_Level2"/>
-      <w:bookmarkStart w:id="138" w:name="_Toc17111_WPSOffice_Level2"/>
+      <w:bookmarkStart w:id="134" w:name="_Toc31515_WPSOffice_Level2"/>
+      <w:bookmarkStart w:id="135" w:name="_Toc17111_WPSOffice_Level2"/>
+      <w:bookmarkStart w:id="136" w:name="_Toc6304_WPSOffice_Level2"/>
+      <w:bookmarkStart w:id="137" w:name="_Toc3488_WPSOffice_Level2"/>
+      <w:bookmarkStart w:id="138" w:name="_Toc11193_WPSOffice_Level2"/>
       <w:bookmarkStart w:id="139" w:name="_Toc6931_WPSOffice_Level2"/>
-      <w:bookmarkStart w:id="140" w:name="_Toc6304_WPSOffice_Level2"/>
+      <w:bookmarkStart w:id="140" w:name="_Toc19280_WPSOffice_Level2"/>
       <w:bookmarkStart w:id="141" w:name="_Toc26985_WPSOffice_Level1"/>
       <w:bookmarkStart w:id="142" w:name="_Toc28454_WPSOffice_Level1"/>
       <w:bookmarkStart w:id="143" w:name="_Toc20170_WPSOffice_Level1"/>
@@ -34188,8 +34155,6 @@
         </w:rPr>
         <w:t>{% endfor %}</w:t>
       </w:r>
-      <w:bookmarkStart w:id="163" w:name="_GoBack"/>
-      <w:bookmarkEnd w:id="163"/>
       <w:r>
         <w:rPr>
           <w:rFonts w:ascii="Times New Roman" w:hAnsi="Times New Roman" w:eastAsia="微软雅黑" w:cs="Times New Roman"/>
@@ -34277,23 +34242,23 @@
           <w:lang w:eastAsia="zh-CN"/>
         </w:rPr>
       </w:pPr>
-      <w:bookmarkStart w:id="144" w:name="_Toc20502"/>
-      <w:bookmarkStart w:id="145" w:name="_Toc3409"/>
-      <w:bookmarkStart w:id="146" w:name="_Toc15114"/>
-      <w:bookmarkStart w:id="147" w:name="_Toc759"/>
-      <w:bookmarkStart w:id="148" w:name="_Toc8911"/>
-      <w:bookmarkStart w:id="149" w:name="_Toc107825570"/>
+      <w:bookmarkStart w:id="144" w:name="_Toc3409"/>
+      <w:bookmarkStart w:id="145" w:name="_Toc759"/>
+      <w:bookmarkStart w:id="146" w:name="_Toc20502"/>
+      <w:bookmarkStart w:id="147" w:name="_Toc15114"/>
+      <w:bookmarkStart w:id="148" w:name="_Toc107825570"/>
+      <w:bookmarkStart w:id="149" w:name="_Toc8911"/>
       <w:bookmarkStart w:id="150" w:name="_Toc27034"/>
-      <w:bookmarkStart w:id="151" w:name="_Toc4503"/>
-      <w:bookmarkStart w:id="152" w:name="_Toc15630"/>
+      <w:bookmarkStart w:id="151" w:name="_Toc15630"/>
+      <w:bookmarkStart w:id="152" w:name="_Toc4503"/>
       <w:bookmarkStart w:id="153" w:name="_Toc11901"/>
       <w:bookmarkStart w:id="154" w:name="_Toc27809"/>
-      <w:bookmarkStart w:id="155" w:name="_Toc17792_WPSOffice_Level2"/>
-      <w:bookmarkStart w:id="156" w:name="_Toc19584_WPSOffice_Level1"/>
-      <w:bookmarkStart w:id="157" w:name="_Toc13275"/>
-      <w:bookmarkStart w:id="158" w:name="_Toc14611_WPSOffice_Level1"/>
-      <w:bookmarkStart w:id="159" w:name="_Toc22623"/>
-      <w:bookmarkStart w:id="160" w:name="_Toc22162_WPSOffice_Level1"/>
+      <w:bookmarkStart w:id="155" w:name="_Toc14611_WPSOffice_Level1"/>
+      <w:bookmarkStart w:id="156" w:name="_Toc13275"/>
+      <w:bookmarkStart w:id="157" w:name="_Toc22623"/>
+      <w:bookmarkStart w:id="158" w:name="_Toc19584_WPSOffice_Level1"/>
+      <w:bookmarkStart w:id="159" w:name="_Toc22162_WPSOffice_Level1"/>
+      <w:bookmarkStart w:id="160" w:name="_Toc17792_WPSOffice_Level2"/>
       <w:r>
         <w:rPr>
           <w:rFonts w:hint="eastAsia"/>
@@ -34962,8 +34927,8 @@
           <w:lang w:eastAsia="zh-CN"/>
         </w:rPr>
       </w:pPr>
-      <w:bookmarkStart w:id="161" w:name="_Toc26861"/>
-      <w:bookmarkStart w:id="162" w:name="_Toc13979"/>
+      <w:bookmarkStart w:id="161" w:name="_Toc13979"/>
+      <w:bookmarkStart w:id="162" w:name="_Toc26861"/>
       <w:r>
         <w:rPr>
           <w:rFonts w:hint="eastAsia" w:ascii="Times New Roman" w:hAnsi="Times New Roman"/>

--- a/WebContent/docx/实体瘤86基因报告-单样本-重庆分子.docx
+++ b/WebContent/docx/实体瘤86基因报告-单样本-重庆分子.docx
@@ -338,12 +338,6 @@
             <w:insideH w:val="single" w:color="auto" w:sz="4" w:space="0"/>
             <w:insideV w:val="single" w:color="auto" w:sz="4" w:space="0"/>
           </w:tblBorders>
-          <w:tblCellMar>
-            <w:top w:w="0" w:type="dxa"/>
-            <w:left w:w="108" w:type="dxa"/>
-            <w:bottom w:w="0" w:type="dxa"/>
-            <w:right w:w="108" w:type="dxa"/>
-          </w:tblCellMar>
         </w:tblPrEx>
         <w:trPr>
           <w:trHeight w:val="667" w:hRule="atLeast"/>
@@ -3455,17 +3449,17 @@
           </w14:shadow>
         </w:rPr>
       </w:pPr>
-      <w:bookmarkStart w:id="0" w:name="_Toc13806"/>
-      <w:bookmarkStart w:id="1" w:name="_Toc21009_WPSOffice_Level1"/>
-      <w:bookmarkStart w:id="2" w:name="_Toc12688"/>
+      <w:bookmarkStart w:id="0" w:name="_Toc10446"/>
+      <w:bookmarkStart w:id="1" w:name="_Toc12688"/>
+      <w:bookmarkStart w:id="2" w:name="_Toc21669"/>
       <w:bookmarkStart w:id="3" w:name="_Toc32054"/>
-      <w:bookmarkStart w:id="4" w:name="_Toc24178_WPSOffice_Level1"/>
-      <w:bookmarkStart w:id="5" w:name="_Toc24397"/>
-      <w:bookmarkStart w:id="6" w:name="_Toc10446"/>
-      <w:bookmarkStart w:id="7" w:name="_Toc28303"/>
-      <w:bookmarkStart w:id="8" w:name="_Toc30143_WPSOffice_Level1"/>
-      <w:bookmarkStart w:id="9" w:name="_Toc27500"/>
-      <w:bookmarkStart w:id="10" w:name="_Toc21669"/>
+      <w:bookmarkStart w:id="4" w:name="_Toc21009_WPSOffice_Level1"/>
+      <w:bookmarkStart w:id="5" w:name="_Toc30143_WPSOffice_Level1"/>
+      <w:bookmarkStart w:id="6" w:name="_Toc13806"/>
+      <w:bookmarkStart w:id="7" w:name="_Toc27500"/>
+      <w:bookmarkStart w:id="8" w:name="_Toc24178_WPSOffice_Level1"/>
+      <w:bookmarkStart w:id="9" w:name="_Toc24397"/>
+      <w:bookmarkStart w:id="10" w:name="_Toc28303"/>
       <w:r>
         <w:rPr>
           <w:rFonts w:ascii="Times New Roman" w:hAnsi="Times New Roman"/>
@@ -3687,6 +3681,7 @@
             <w:insideH w:val="single" w:color="BEBEBE" w:themeColor="background1" w:themeShade="BF" w:sz="4" w:space="0"/>
             <w:insideV w:val="single" w:color="BEBEBE" w:themeColor="background1" w:themeShade="BF" w:sz="4" w:space="0"/>
           </w:tblBorders>
+          <w:shd w:val="clear" w:color="auto" w:fill="FFFFFF" w:themeFill="background1"/>
           <w:tblCellMar>
             <w:top w:w="0" w:type="dxa"/>
             <w:left w:w="108" w:type="dxa"/>
@@ -3827,8 +3822,6 @@
               </w:rPr>
               <w:t>{% if type == "tissue" %}{%if "胸腹水" in specimentype %}胸腹水{% else %}石蜡样本{% endif %}{% elif type == "blood" %}{%if "胸腹水(上清)" in specimentype %}胸腹水(上清){% else %}血液{% endif %}{% endif %}</w:t>
             </w:r>
-            <w:bookmarkStart w:id="163" w:name="_GoBack"/>
-            <w:bookmarkEnd w:id="163"/>
           </w:p>
         </w:tc>
       </w:tr>
@@ -3842,6 +3835,7 @@
             <w:insideH w:val="single" w:color="BEBEBE" w:themeColor="background1" w:themeShade="BF" w:sz="4" w:space="0"/>
             <w:insideV w:val="single" w:color="BEBEBE" w:themeColor="background1" w:themeShade="BF" w:sz="4" w:space="0"/>
           </w:tblBorders>
+          <w:shd w:val="clear" w:color="auto" w:fill="FFFFFF" w:themeFill="background1"/>
           <w:tblCellMar>
             <w:top w:w="0" w:type="dxa"/>
             <w:left w:w="108" w:type="dxa"/>
@@ -3988,6 +3982,7 @@
             <w:insideH w:val="single" w:color="BEBEBE" w:themeColor="background1" w:themeShade="BF" w:sz="4" w:space="0"/>
             <w:insideV w:val="single" w:color="BEBEBE" w:themeColor="background1" w:themeShade="BF" w:sz="4" w:space="0"/>
           </w:tblBorders>
+          <w:shd w:val="clear" w:color="auto" w:fill="FFFFFF" w:themeFill="background1"/>
           <w:tblCellMar>
             <w:top w:w="0" w:type="dxa"/>
             <w:left w:w="108" w:type="dxa"/>
@@ -4173,16 +4168,16 @@
           </w14:shadow>
         </w:rPr>
       </w:pPr>
-      <w:bookmarkStart w:id="11" w:name="_Toc7021_WPSOffice_Level1"/>
-      <w:bookmarkStart w:id="12" w:name="_Toc11465"/>
-      <w:bookmarkStart w:id="13" w:name="_Toc17451"/>
-      <w:bookmarkStart w:id="14" w:name="_Toc11015_WPSOffice_Level1"/>
-      <w:bookmarkStart w:id="15" w:name="_Toc10518"/>
+      <w:bookmarkStart w:id="11" w:name="_Toc18062_WPSOffice_Level1"/>
+      <w:bookmarkStart w:id="12" w:name="_Toc17451"/>
+      <w:bookmarkStart w:id="13" w:name="_Toc15297"/>
+      <w:bookmarkStart w:id="14" w:name="_Toc11465"/>
+      <w:bookmarkStart w:id="15" w:name="_Toc13931"/>
       <w:bookmarkStart w:id="16" w:name="_Toc19594"/>
-      <w:bookmarkStart w:id="17" w:name="_Toc15297"/>
-      <w:bookmarkStart w:id="18" w:name="_Toc13416"/>
-      <w:bookmarkStart w:id="19" w:name="_Toc18062_WPSOffice_Level1"/>
-      <w:bookmarkStart w:id="20" w:name="_Toc13931"/>
+      <w:bookmarkStart w:id="17" w:name="_Toc11015_WPSOffice_Level1"/>
+      <w:bookmarkStart w:id="18" w:name="_Toc7021_WPSOffice_Level1"/>
+      <w:bookmarkStart w:id="19" w:name="_Toc10518"/>
+      <w:bookmarkStart w:id="20" w:name="_Toc13416"/>
       <w:bookmarkStart w:id="21" w:name="_Toc3823"/>
       <w:r>
         <w:rPr>
@@ -4357,14 +4352,14 @@
           </w14:shadow>
         </w:rPr>
       </w:pPr>
-      <w:bookmarkStart w:id="23" w:name="_Toc2563"/>
-      <w:bookmarkStart w:id="24" w:name="_Toc6221_WPSOffice_Level1"/>
-      <w:bookmarkStart w:id="25" w:name="_Toc23369_WPSOffice_Level1"/>
-      <w:bookmarkStart w:id="26" w:name="_Toc18058"/>
-      <w:bookmarkStart w:id="27" w:name="_Toc1410"/>
-      <w:bookmarkStart w:id="28" w:name="_Toc3871"/>
+      <w:bookmarkStart w:id="23" w:name="_Toc6221_WPSOffice_Level1"/>
+      <w:bookmarkStart w:id="24" w:name="_Toc3871"/>
+      <w:bookmarkStart w:id="25" w:name="_Toc2563"/>
+      <w:bookmarkStart w:id="26" w:name="_Toc1410"/>
+      <w:bookmarkStart w:id="27" w:name="_Toc25920"/>
+      <w:bookmarkStart w:id="28" w:name="_Toc23369_WPSOffice_Level1"/>
       <w:bookmarkStart w:id="29" w:name="_Toc4088"/>
-      <w:bookmarkStart w:id="30" w:name="_Toc25920"/>
+      <w:bookmarkStart w:id="30" w:name="_Toc18058"/>
       <w:bookmarkStart w:id="31" w:name="_Toc19624"/>
       <w:bookmarkStart w:id="32" w:name="_Toc11387"/>
       <w:r>
@@ -4435,9 +4430,9 @@
           <w:lang w:eastAsia="zh-CN"/>
         </w:rPr>
       </w:pPr>
-      <w:bookmarkStart w:id="33" w:name="_Toc29503"/>
-      <w:bookmarkStart w:id="34" w:name="_Toc149837254"/>
-      <w:bookmarkStart w:id="35" w:name="_Toc24467"/>
+      <w:bookmarkStart w:id="33" w:name="_Toc24467"/>
+      <w:bookmarkStart w:id="34" w:name="_Toc29503"/>
+      <w:bookmarkStart w:id="35" w:name="_Toc149837254"/>
       <w:r>
         <w:rPr>
           <w:rFonts w:hint="eastAsia"/>
@@ -4526,8 +4521,8 @@
                 </w14:textFill>
               </w:rPr>
             </w:pPr>
-            <w:bookmarkStart w:id="36" w:name="_Toc21059"/>
-            <w:bookmarkStart w:id="37" w:name="_Toc14270"/>
+            <w:bookmarkStart w:id="36" w:name="_Toc14270"/>
+            <w:bookmarkStart w:id="37" w:name="_Toc21059"/>
             <w:r>
               <w:rPr>
                 <w:rFonts w:hint="eastAsia" w:cs="黑体"/>
@@ -5683,14 +5678,14 @@
       <w:bookmarkStart w:id="38" w:name="_Toc149837255"/>
       <w:bookmarkStart w:id="39" w:name="_Toc19430"/>
       <w:bookmarkStart w:id="40" w:name="_Toc31847"/>
-      <w:bookmarkStart w:id="41" w:name="_Toc20136_WPSOffice_Level1"/>
-      <w:bookmarkStart w:id="42" w:name="_Toc19898_WPSOffice_Level1"/>
-      <w:bookmarkStart w:id="43" w:name="_Toc19184"/>
-      <w:bookmarkStart w:id="44" w:name="_Toc12381"/>
-      <w:bookmarkStart w:id="45" w:name="_Toc14062"/>
-      <w:bookmarkStart w:id="46" w:name="_Toc284"/>
-      <w:bookmarkStart w:id="47" w:name="_Toc22132"/>
-      <w:bookmarkStart w:id="48" w:name="_Toc2781"/>
+      <w:bookmarkStart w:id="41" w:name="_Toc14062"/>
+      <w:bookmarkStart w:id="42" w:name="_Toc12381"/>
+      <w:bookmarkStart w:id="43" w:name="_Toc20136_WPSOffice_Level1"/>
+      <w:bookmarkStart w:id="44" w:name="_Toc284"/>
+      <w:bookmarkStart w:id="45" w:name="_Toc2781"/>
+      <w:bookmarkStart w:id="46" w:name="_Toc19184"/>
+      <w:bookmarkStart w:id="47" w:name="_Toc19898_WPSOffice_Level1"/>
+      <w:bookmarkStart w:id="48" w:name="_Toc22132"/>
       <w:r>
         <w:rPr>
           <w:rFonts w:hint="eastAsia"/>
@@ -5926,8 +5921,7 @@
       </w:tblPr>
       <w:tblGrid>
         <w:gridCol w:w="2004"/>
-        <w:gridCol w:w="1859"/>
-        <w:gridCol w:w="3953"/>
+        <w:gridCol w:w="5812"/>
         <w:gridCol w:w="2043"/>
       </w:tblGrid>
       <w:tr>
@@ -5952,7 +5946,7 @@
         </w:trPr>
         <w:tc>
           <w:tcPr>
-            <w:tcW w:w="2017" w:type="dxa"/>
+            <w:tcW w:w="2004" w:type="dxa"/>
             <w:tcBorders>
               <w:top w:val="nil"/>
               <w:bottom w:val="nil"/>
@@ -5991,7 +5985,7 @@
         </w:tc>
         <w:tc>
           <w:tcPr>
-            <w:tcW w:w="1871" w:type="dxa"/>
+            <w:tcW w:w="5812" w:type="dxa"/>
             <w:tcBorders>
               <w:top w:val="nil"/>
               <w:left w:val="single" w:color="FFFFFF" w:sz="18" w:space="0"/>
@@ -6025,53 +6019,13 @@
                 <w:szCs w:val="21"/>
                 <w:lang w:eastAsia="zh-CN" w:bidi="ar"/>
               </w:rPr>
-              <w:t>变异类型</w:t>
+              <w:t>检测结果</w:t>
             </w:r>
           </w:p>
         </w:tc>
         <w:tc>
           <w:tcPr>
-            <w:tcW w:w="3981" w:type="dxa"/>
-            <w:tcBorders>
-              <w:top w:val="nil"/>
-              <w:left w:val="single" w:color="FFFFFF" w:sz="18" w:space="0"/>
-              <w:bottom w:val="nil"/>
-              <w:right w:val="single" w:color="FFFFFF" w:sz="18" w:space="0"/>
-            </w:tcBorders>
-            <w:shd w:val="clear" w:color="auto" w:fill="61BB41"/>
-            <w:vAlign w:val="center"/>
-          </w:tcPr>
-          <w:p>
-            <w:pPr>
-              <w:widowControl/>
-              <w:jc w:val="center"/>
-              <w:textAlignment w:val="center"/>
-              <w:rPr>
-                <w:rFonts w:ascii="微软雅黑" w:hAnsi="微软雅黑" w:eastAsia="微软雅黑" w:cs="微软雅黑"/>
-                <w:b/>
-                <w:bCs/>
-                <w:color w:val="FFFFFF"/>
-                <w:sz w:val="21"/>
-                <w:szCs w:val="21"/>
-              </w:rPr>
-            </w:pPr>
-            <w:r>
-              <w:rPr>
-                <w:rFonts w:hint="eastAsia" w:ascii="微软雅黑" w:hAnsi="微软雅黑" w:eastAsia="微软雅黑" w:cs="微软雅黑"/>
-                <w:b/>
-                <w:bCs/>
-                <w:color w:val="FFFFFF"/>
-                <w:sz w:val="21"/>
-                <w:szCs w:val="21"/>
-                <w:lang w:eastAsia="zh-CN" w:bidi="ar"/>
-              </w:rPr>
-              <w:t>检测结果</w:t>
-            </w:r>
-          </w:p>
-        </w:tc>
-        <w:tc>
-          <w:tcPr>
-            <w:tcW w:w="2056" w:type="dxa"/>
+            <w:tcW w:w="2043" w:type="dxa"/>
             <w:tcBorders>
               <w:top w:val="nil"/>
               <w:left w:val="single" w:color="FFFFFF" w:sz="18" w:space="0"/>
@@ -6131,8 +6085,8 @@
         </w:trPr>
         <w:tc>
           <w:tcPr>
-            <w:tcW w:w="9925" w:type="dxa"/>
-            <w:gridSpan w:val="4"/>
+            <w:tcW w:w="9859" w:type="dxa"/>
+            <w:gridSpan w:val="3"/>
             <w:tcBorders>
               <w:top w:val="nil"/>
               <w:bottom w:val="single" w:color="A4A4A4" w:sz="4" w:space="0"/>
@@ -6159,6 +6113,217 @@
                 <w:lang w:eastAsia="zh-CN"/>
               </w:rPr>
               <w:t>{%tr for it in importantTargetedGeneFilter %}</w:t>
+            </w:r>
+          </w:p>
+        </w:tc>
+      </w:tr>
+      <w:tr>
+        <w:tblPrEx>
+          <w:tblBorders>
+            <w:top w:val="single" w:color="A4A4A4" w:sz="4" w:space="0"/>
+            <w:left w:val="none" w:color="auto" w:sz="0" w:space="0"/>
+            <w:bottom w:val="single" w:color="A4A4A4" w:sz="4" w:space="0"/>
+            <w:right w:val="none" w:color="auto" w:sz="0" w:space="0"/>
+            <w:insideH w:val="single" w:color="A4A4A4" w:sz="4" w:space="0"/>
+            <w:insideV w:val="single" w:color="A4A4A4" w:sz="4" w:space="0"/>
+          </w:tblBorders>
+        </w:tblPrEx>
+        <w:trPr>
+          <w:trHeight w:val="397" w:hRule="atLeast"/>
+        </w:trPr>
+        <w:tc>
+          <w:tcPr>
+            <w:tcW w:w="2004" w:type="dxa"/>
+            <w:tcBorders>
+              <w:top w:val="single" w:color="A4A4A4" w:sz="4" w:space="0"/>
+            </w:tcBorders>
+            <w:shd w:val="clear" w:color="auto" w:fill="auto"/>
+            <w:noWrap/>
+            <w:vAlign w:val="center"/>
+          </w:tcPr>
+          <w:p>
+            <w:pPr>
+              <w:jc w:val="center"/>
+              <w:rPr>
+                <w:rFonts w:ascii="微软雅黑" w:hAnsi="微软雅黑" w:eastAsia="微软雅黑" w:cs="微软雅黑"/>
+                <w:color w:val="000000"/>
+                <w:sz w:val="21"/>
+                <w:szCs w:val="21"/>
+              </w:rPr>
+            </w:pPr>
+            <w:r>
+              <w:rPr>
+                <w:rFonts w:hint="eastAsia" w:ascii="Times New Roman" w:hAnsi="Times New Roman" w:eastAsia="微软雅黑" w:cs="Times New Roman"/>
+                <w:sz w:val="21"/>
+                <w:szCs w:val="21"/>
+                <w:lang w:eastAsia="zh-CN"/>
+              </w:rPr>
+              <w:t>{{ it.gene }}</w:t>
+            </w:r>
+          </w:p>
+        </w:tc>
+        <w:tc>
+          <w:tcPr>
+            <w:tcW w:w="5812" w:type="dxa"/>
+            <w:tcBorders>
+              <w:top w:val="single" w:color="A4A4A4" w:sz="4" w:space="0"/>
+            </w:tcBorders>
+            <w:shd w:val="clear" w:color="auto" w:fill="auto"/>
+            <w:noWrap/>
+            <w:vAlign w:val="center"/>
+          </w:tcPr>
+          <w:p>
+            <w:pPr>
+              <w:widowControl/>
+              <w:jc w:val="center"/>
+              <w:textAlignment w:val="center"/>
+              <w:rPr>
+                <w:rFonts w:ascii="Times New Roman" w:hAnsi="Times New Roman" w:eastAsia="微软雅黑" w:cs="Times New Roman"/>
+                <w:sz w:val="21"/>
+                <w:szCs w:val="21"/>
+                <w:lang w:eastAsia="zh-CN"/>
+              </w:rPr>
+            </w:pPr>
+            <w:r>
+              <w:rPr>
+                <w:rFonts w:hint="eastAsia" w:ascii="Times New Roman" w:hAnsi="Times New Roman" w:eastAsia="微软雅黑" w:cs="Times New Roman"/>
+                <w:sz w:val="21"/>
+                <w:szCs w:val="21"/>
+                <w:lang w:eastAsia="zh-CN"/>
+              </w:rPr>
+              <w:t>{% if it.ori_variantList == [] %}未检测到与用药相关突变{%else%}{% for i in it.ori_variantList %}{%if loop.last%}</w:t>
+            </w:r>
+            <w:r>
+              <w:rPr>
+                <w:rFonts w:hint="eastAsia" w:ascii="Times New Roman" w:hAnsi="Times New Roman" w:eastAsia="微软雅黑" w:cs="Times New Roman"/>
+                <w:color w:val="FF0000"/>
+                <w:sz w:val="21"/>
+                <w:szCs w:val="21"/>
+                <w:lang w:eastAsia="zh-CN"/>
+              </w:rPr>
+              <w:t>{{ i }}</w:t>
+            </w:r>
+            <w:r>
+              <w:rPr>
+                <w:rFonts w:hint="eastAsia" w:ascii="Times New Roman" w:hAnsi="Times New Roman" w:eastAsia="微软雅黑" w:cs="Times New Roman"/>
+                <w:sz w:val="21"/>
+                <w:szCs w:val="21"/>
+                <w:lang w:eastAsia="zh-CN"/>
+              </w:rPr>
+              <w:t>{%else%}</w:t>
+            </w:r>
+            <w:r>
+              <w:rPr>
+                <w:rFonts w:hint="eastAsia" w:ascii="Times New Roman" w:hAnsi="Times New Roman" w:eastAsia="微软雅黑" w:cs="Times New Roman"/>
+                <w:color w:val="FF0000"/>
+                <w:sz w:val="21"/>
+                <w:szCs w:val="21"/>
+                <w:lang w:eastAsia="zh-CN"/>
+              </w:rPr>
+              <w:t>{{ i }}</w:t>
+            </w:r>
+          </w:p>
+          <w:p>
+            <w:pPr>
+              <w:widowControl/>
+              <w:jc w:val="center"/>
+              <w:textAlignment w:val="center"/>
+              <w:rPr>
+                <w:rFonts w:ascii="微软雅黑" w:hAnsi="微软雅黑" w:eastAsia="微软雅黑" w:cs="微软雅黑"/>
+                <w:color w:val="000000"/>
+                <w:sz w:val="21"/>
+                <w:szCs w:val="21"/>
+              </w:rPr>
+            </w:pPr>
+            <w:r>
+              <w:rPr>
+                <w:rFonts w:hint="eastAsia" w:ascii="Times New Roman" w:hAnsi="Times New Roman" w:eastAsia="微软雅黑" w:cs="Times New Roman"/>
+                <w:sz w:val="21"/>
+                <w:szCs w:val="21"/>
+                <w:lang w:eastAsia="zh-CN"/>
+              </w:rPr>
+              <w:t>{%endif%}{% endfor%}{%endif%}</w:t>
+            </w:r>
+          </w:p>
+        </w:tc>
+        <w:tc>
+          <w:tcPr>
+            <w:tcW w:w="2043" w:type="dxa"/>
+            <w:tcBorders>
+              <w:top w:val="single" w:color="A4A4A4" w:sz="4" w:space="0"/>
+            </w:tcBorders>
+            <w:shd w:val="clear" w:color="auto" w:fill="auto"/>
+            <w:vAlign w:val="center"/>
+          </w:tcPr>
+          <w:p>
+            <w:pPr>
+              <w:widowControl/>
+              <w:jc w:val="center"/>
+              <w:textAlignment w:val="center"/>
+              <w:rPr>
+                <w:rFonts w:ascii="Times New Roman" w:hAnsi="Times New Roman" w:eastAsia="微软雅黑" w:cs="Times New Roman"/>
+                <w:sz w:val="21"/>
+                <w:szCs w:val="21"/>
+                <w:lang w:eastAsia="zh-CN"/>
+              </w:rPr>
+            </w:pPr>
+            <w:r>
+              <w:rPr>
+                <w:rFonts w:hint="eastAsia" w:ascii="Times New Roman" w:hAnsi="Times New Roman" w:eastAsia="微软雅黑" w:cs="Times New Roman"/>
+                <w:sz w:val="21"/>
+                <w:szCs w:val="21"/>
+                <w:lang w:eastAsia="zh-CN"/>
+              </w:rPr>
+              <w:t>{% if it.mutFreqList == [] %}-{%else%}{% for i in it.mutFreqList %}{%if loop.last%}</w:t>
+            </w:r>
+            <w:r>
+              <w:rPr>
+                <w:rFonts w:hint="eastAsia" w:ascii="Times New Roman" w:hAnsi="Times New Roman" w:eastAsia="微软雅黑" w:cs="Times New Roman"/>
+                <w:color w:val="FF0000"/>
+                <w:sz w:val="21"/>
+                <w:szCs w:val="21"/>
+                <w:lang w:eastAsia="zh-CN"/>
+              </w:rPr>
+              <w:t>{{ i }}</w:t>
+            </w:r>
+            <w:r>
+              <w:rPr>
+                <w:rFonts w:hint="eastAsia" w:ascii="Times New Roman" w:hAnsi="Times New Roman" w:eastAsia="微软雅黑" w:cs="Times New Roman"/>
+                <w:sz w:val="21"/>
+                <w:szCs w:val="21"/>
+                <w:lang w:eastAsia="zh-CN"/>
+              </w:rPr>
+              <w:t>{%else%}</w:t>
+            </w:r>
+            <w:r>
+              <w:rPr>
+                <w:rFonts w:hint="eastAsia" w:ascii="Times New Roman" w:hAnsi="Times New Roman" w:eastAsia="微软雅黑" w:cs="Times New Roman"/>
+                <w:color w:val="FF0000"/>
+                <w:sz w:val="21"/>
+                <w:szCs w:val="21"/>
+                <w:lang w:eastAsia="zh-CN"/>
+              </w:rPr>
+              <w:t>{{ i }}</w:t>
+            </w:r>
+          </w:p>
+          <w:p>
+            <w:pPr>
+              <w:jc w:val="center"/>
+              <w:rPr>
+                <w:rFonts w:ascii="微软雅黑" w:hAnsi="微软雅黑" w:eastAsia="微软雅黑" w:cs="微软雅黑"/>
+                <w:color w:val="000000"/>
+                <w:sz w:val="21"/>
+                <w:szCs w:val="21"/>
+              </w:rPr>
+            </w:pPr>
+            <w:r>
+              <w:rPr>
+                <w:rFonts w:hint="eastAsia" w:ascii="Times New Roman" w:hAnsi="Times New Roman" w:eastAsia="微软雅黑" w:cs="Times New Roman"/>
+                <w:sz w:val="21"/>
+                <w:szCs w:val="21"/>
+                <w:lang w:eastAsia="zh-CN"/>
+              </w:rPr>
+              <w:t>{%endif%}{% endfor%}{%endif%}</w:t>
             </w:r>
           </w:p>
         </w:tc>
@@ -6185,10 +6350,8 @@
         </w:trPr>
         <w:tc>
           <w:tcPr>
-            <w:tcW w:w="2017" w:type="dxa"/>
-            <w:tcBorders>
-              <w:top w:val="single" w:color="A4A4A4" w:sz="4" w:space="0"/>
-            </w:tcBorders>
+            <w:tcW w:w="9859" w:type="dxa"/>
+            <w:gridSpan w:val="3"/>
             <w:shd w:val="clear" w:color="auto" w:fill="auto"/>
             <w:noWrap/>
             <w:vAlign w:val="center"/>
@@ -6210,48 +6373,165 @@
                 <w:szCs w:val="21"/>
                 <w:lang w:eastAsia="zh-CN"/>
               </w:rPr>
-              <w:t>{{ it.gene }}</w:t>
+              <w:t>{%tr endfor %}</w:t>
+            </w:r>
+          </w:p>
+        </w:tc>
+      </w:tr>
+    </w:tbl>
+    <w:p>
+      <w:pPr>
+        <w:rPr>
+          <w:rFonts w:ascii="Times New Roman" w:hAnsi="Times New Roman" w:eastAsia="微软雅黑" w:cs="Times New Roman"/>
+          <w:sz w:val="18"/>
+          <w:szCs w:val="18"/>
+          <w:lang w:eastAsia="zh-CN"/>
+        </w:rPr>
+      </w:pPr>
+      <w:r>
+        <w:rPr>
+          <w:rFonts w:hint="eastAsia" w:ascii="Times New Roman" w:hAnsi="Times New Roman" w:eastAsia="微软雅黑" w:cs="Times New Roman"/>
+          <w:sz w:val="18"/>
+          <w:szCs w:val="18"/>
+          <w:lang w:eastAsia="zh-CN"/>
+        </w:rPr>
+        <w:t>{%else%}</w:t>
+      </w:r>
+    </w:p>
+    <w:tbl>
+      <w:tblPr>
+        <w:tblStyle w:val="16"/>
+        <w:tblW w:w="9859" w:type="dxa"/>
+        <w:tblInd w:w="96" w:type="dxa"/>
+        <w:tblBorders>
+          <w:top w:val="single" w:color="A4A4A4" w:sz="4" w:space="0"/>
+          <w:left w:val="none" w:color="auto" w:sz="0" w:space="0"/>
+          <w:bottom w:val="single" w:color="A4A4A4" w:sz="4" w:space="0"/>
+          <w:right w:val="none" w:color="auto" w:sz="0" w:space="0"/>
+          <w:insideH w:val="single" w:color="A4A4A4" w:sz="4" w:space="0"/>
+          <w:insideV w:val="single" w:color="A4A4A4" w:sz="4" w:space="0"/>
+        </w:tblBorders>
+        <w:tblLayout w:type="fixed"/>
+        <w:tblCellMar>
+          <w:top w:w="0" w:type="dxa"/>
+          <w:left w:w="108" w:type="dxa"/>
+          <w:bottom w:w="0" w:type="dxa"/>
+          <w:right w:w="108" w:type="dxa"/>
+        </w:tblCellMar>
+      </w:tblPr>
+      <w:tblGrid>
+        <w:gridCol w:w="2004"/>
+        <w:gridCol w:w="4515"/>
+        <w:gridCol w:w="3340"/>
+      </w:tblGrid>
+      <w:tr>
+        <w:tblPrEx>
+          <w:tblBorders>
+            <w:top w:val="single" w:color="A4A4A4" w:sz="4" w:space="0"/>
+            <w:left w:val="none" w:color="auto" w:sz="0" w:space="0"/>
+            <w:bottom w:val="single" w:color="A4A4A4" w:sz="4" w:space="0"/>
+            <w:right w:val="none" w:color="auto" w:sz="0" w:space="0"/>
+            <w:insideH w:val="single" w:color="A4A4A4" w:sz="4" w:space="0"/>
+            <w:insideV w:val="single" w:color="A4A4A4" w:sz="4" w:space="0"/>
+          </w:tblBorders>
+          <w:tblCellMar>
+            <w:top w:w="0" w:type="dxa"/>
+            <w:left w:w="108" w:type="dxa"/>
+            <w:bottom w:w="0" w:type="dxa"/>
+            <w:right w:w="108" w:type="dxa"/>
+          </w:tblCellMar>
+        </w:tblPrEx>
+        <w:trPr>
+          <w:trHeight w:val="510" w:hRule="atLeast"/>
+        </w:trPr>
+        <w:tc>
+          <w:tcPr>
+            <w:tcW w:w="2004" w:type="dxa"/>
+            <w:tcBorders>
+              <w:top w:val="nil"/>
+              <w:bottom w:val="nil"/>
+              <w:right w:val="single" w:color="FFFFFF" w:sz="18" w:space="0"/>
+            </w:tcBorders>
+            <w:shd w:val="clear" w:color="auto" w:fill="61BB41"/>
+            <w:vAlign w:val="center"/>
+          </w:tcPr>
+          <w:p>
+            <w:pPr>
+              <w:widowControl/>
+              <w:jc w:val="center"/>
+              <w:textAlignment w:val="center"/>
+              <w:rPr>
+                <w:rFonts w:ascii="微软雅黑" w:hAnsi="微软雅黑" w:eastAsia="微软雅黑" w:cs="微软雅黑"/>
+                <w:b/>
+                <w:bCs/>
+                <w:color w:val="FFFFFF"/>
+                <w:sz w:val="21"/>
+                <w:szCs w:val="21"/>
+              </w:rPr>
+            </w:pPr>
+            <w:r>
+              <w:rPr>
+                <w:rFonts w:hint="eastAsia" w:ascii="微软雅黑" w:hAnsi="微软雅黑" w:eastAsia="微软雅黑" w:cs="微软雅黑"/>
+                <w:b/>
+                <w:bCs/>
+                <w:color w:val="FFFFFF"/>
+                <w:sz w:val="21"/>
+                <w:szCs w:val="21"/>
+                <w:lang w:eastAsia="zh-CN" w:bidi="ar"/>
+              </w:rPr>
+              <w:t>基因</w:t>
             </w:r>
           </w:p>
         </w:tc>
         <w:tc>
           <w:tcPr>
-            <w:tcW w:w="1871" w:type="dxa"/>
+            <w:tcW w:w="4515" w:type="dxa"/>
             <w:tcBorders>
-              <w:top w:val="single" w:color="A4A4A4" w:sz="4" w:space="0"/>
+              <w:top w:val="nil"/>
+              <w:left w:val="single" w:color="FFFFFF" w:sz="18" w:space="0"/>
+              <w:bottom w:val="nil"/>
+              <w:right w:val="single" w:color="FFFFFF" w:sz="18" w:space="0"/>
             </w:tcBorders>
-            <w:shd w:val="clear" w:color="auto" w:fill="auto"/>
-            <w:noWrap/>
+            <w:shd w:val="clear" w:color="auto" w:fill="61BB41"/>
             <w:vAlign w:val="center"/>
           </w:tcPr>
           <w:p>
             <w:pPr>
+              <w:widowControl/>
               <w:jc w:val="center"/>
+              <w:textAlignment w:val="center"/>
               <w:rPr>
                 <w:rFonts w:ascii="微软雅黑" w:hAnsi="微软雅黑" w:eastAsia="微软雅黑" w:cs="微软雅黑"/>
-                <w:color w:val="000000"/>
-                <w:sz w:val="21"/>
-                <w:szCs w:val="21"/>
-              </w:rPr>
-            </w:pPr>
-            <w:r>
-              <w:rPr>
-                <w:rFonts w:hint="eastAsia" w:ascii="Times New Roman" w:hAnsi="Times New Roman" w:eastAsia="微软雅黑" w:cs="Times New Roman"/>
-                <w:sz w:val="21"/>
-                <w:szCs w:val="21"/>
-                <w:lang w:eastAsia="zh-CN"/>
-              </w:rPr>
-              <w:t>{{ it.info }}</w:t>
+                <w:b/>
+                <w:bCs/>
+                <w:color w:val="FFFFFF"/>
+                <w:sz w:val="21"/>
+                <w:szCs w:val="21"/>
+              </w:rPr>
+            </w:pPr>
+            <w:r>
+              <w:rPr>
+                <w:rFonts w:hint="eastAsia" w:ascii="微软雅黑" w:hAnsi="微软雅黑" w:eastAsia="微软雅黑" w:cs="微软雅黑"/>
+                <w:b/>
+                <w:bCs/>
+                <w:color w:val="FFFFFF"/>
+                <w:sz w:val="21"/>
+                <w:szCs w:val="21"/>
+                <w:lang w:eastAsia="zh-CN" w:bidi="ar"/>
+              </w:rPr>
+              <w:t>检测结果</w:t>
             </w:r>
           </w:p>
         </w:tc>
         <w:tc>
           <w:tcPr>
-            <w:tcW w:w="3981" w:type="dxa"/>
+            <w:tcW w:w="3340" w:type="dxa"/>
             <w:tcBorders>
-              <w:top w:val="single" w:color="A4A4A4" w:sz="4" w:space="0"/>
+              <w:top w:val="nil"/>
+              <w:left w:val="single" w:color="FFFFFF" w:sz="18" w:space="0"/>
+              <w:bottom w:val="nil"/>
             </w:tcBorders>
-            <w:shd w:val="clear" w:color="auto" w:fill="auto"/>
+            <w:shd w:val="clear" w:color="auto" w:fill="61BB41"/>
             <w:vAlign w:val="center"/>
           </w:tcPr>
           <w:p>
@@ -6260,152 +6540,26 @@
               <w:jc w:val="center"/>
               <w:textAlignment w:val="center"/>
               <w:rPr>
-                <w:rFonts w:ascii="Times New Roman" w:hAnsi="Times New Roman" w:eastAsia="微软雅黑" w:cs="Times New Roman"/>
-                <w:sz w:val="21"/>
-                <w:szCs w:val="21"/>
-                <w:lang w:eastAsia="zh-CN"/>
-              </w:rPr>
-            </w:pPr>
-            <w:r>
-              <w:rPr>
-                <w:rFonts w:hint="eastAsia" w:ascii="Times New Roman" w:hAnsi="Times New Roman" w:eastAsia="微软雅黑" w:cs="Times New Roman"/>
-                <w:sz w:val="21"/>
-                <w:szCs w:val="21"/>
-                <w:lang w:eastAsia="zh-CN"/>
-              </w:rPr>
-              <w:t>{% if it.ori_variantList == [] %}未检测到与用药相关突变{%else%}{% for i in it.ori_variantList %}{%if loop.last%}</w:t>
-            </w:r>
-            <w:r>
-              <w:rPr>
-                <w:rFonts w:hint="eastAsia" w:ascii="Times New Roman" w:hAnsi="Times New Roman" w:eastAsia="微软雅黑" w:cs="Times New Roman"/>
-                <w:color w:val="FF0000"/>
-                <w:sz w:val="21"/>
-                <w:szCs w:val="21"/>
-                <w:lang w:eastAsia="zh-CN"/>
-              </w:rPr>
-              <w:t>{{ i }}</w:t>
-            </w:r>
-            <w:r>
-              <w:rPr>
-                <w:rFonts w:hint="eastAsia" w:ascii="Times New Roman" w:hAnsi="Times New Roman" w:eastAsia="微软雅黑" w:cs="Times New Roman"/>
-                <w:sz w:val="21"/>
-                <w:szCs w:val="21"/>
-                <w:lang w:eastAsia="zh-CN"/>
-              </w:rPr>
-              <w:t>{%else%}</w:t>
-            </w:r>
-            <w:r>
-              <w:rPr>
-                <w:rFonts w:hint="eastAsia" w:ascii="Times New Roman" w:hAnsi="Times New Roman" w:eastAsia="微软雅黑" w:cs="Times New Roman"/>
-                <w:color w:val="FF0000"/>
-                <w:sz w:val="21"/>
-                <w:szCs w:val="21"/>
-                <w:lang w:eastAsia="zh-CN"/>
-              </w:rPr>
-              <w:t>{{ i }}</w:t>
-            </w:r>
-          </w:p>
-          <w:p>
-            <w:pPr>
-              <w:widowControl/>
-              <w:jc w:val="center"/>
-              <w:textAlignment w:val="center"/>
-              <w:rPr>
                 <w:rFonts w:ascii="微软雅黑" w:hAnsi="微软雅黑" w:eastAsia="微软雅黑" w:cs="微软雅黑"/>
-                <w:color w:val="000000"/>
-                <w:sz w:val="21"/>
-                <w:szCs w:val="21"/>
-              </w:rPr>
-            </w:pPr>
-            <w:r>
-              <w:rPr>
-                <w:rFonts w:hint="eastAsia" w:ascii="Times New Roman" w:hAnsi="Times New Roman" w:eastAsia="微软雅黑" w:cs="Times New Roman"/>
-                <w:sz w:val="21"/>
-                <w:szCs w:val="21"/>
-                <w:lang w:eastAsia="zh-CN"/>
-              </w:rPr>
-              <w:t>{%endif%}{% endfor%}{%endif%}</w:t>
-            </w:r>
-          </w:p>
-        </w:tc>
-        <w:tc>
-          <w:tcPr>
-            <w:tcW w:w="2056" w:type="dxa"/>
-            <w:tcBorders>
-              <w:top w:val="single" w:color="A4A4A4" w:sz="4" w:space="0"/>
-            </w:tcBorders>
-            <w:shd w:val="clear" w:color="auto" w:fill="auto"/>
-            <w:vAlign w:val="center"/>
-          </w:tcPr>
-          <w:p>
-            <w:pPr>
-              <w:widowControl/>
-              <w:jc w:val="center"/>
-              <w:textAlignment w:val="center"/>
-              <w:rPr>
-                <w:rFonts w:ascii="Times New Roman" w:hAnsi="Times New Roman" w:eastAsia="微软雅黑" w:cs="Times New Roman"/>
-                <w:sz w:val="21"/>
-                <w:szCs w:val="21"/>
-                <w:lang w:eastAsia="zh-CN"/>
-              </w:rPr>
-            </w:pPr>
-            <w:r>
-              <w:rPr>
-                <w:rFonts w:hint="eastAsia" w:ascii="Times New Roman" w:hAnsi="Times New Roman" w:eastAsia="微软雅黑" w:cs="Times New Roman"/>
-                <w:sz w:val="21"/>
-                <w:szCs w:val="21"/>
-                <w:lang w:eastAsia="zh-CN"/>
-              </w:rPr>
-              <w:t>{% if it.mutFreqList == [] %}-{%else%}{% for i in it.mutFreqList %}{%if loop.last%}</w:t>
-            </w:r>
-            <w:r>
-              <w:rPr>
-                <w:rFonts w:hint="eastAsia" w:ascii="Times New Roman" w:hAnsi="Times New Roman" w:eastAsia="微软雅黑" w:cs="Times New Roman"/>
-                <w:color w:val="FF0000"/>
-                <w:sz w:val="21"/>
-                <w:szCs w:val="21"/>
-                <w:lang w:eastAsia="zh-CN"/>
-              </w:rPr>
-              <w:t>{{ i }}</w:t>
-            </w:r>
-            <w:r>
-              <w:rPr>
-                <w:rFonts w:hint="eastAsia" w:ascii="Times New Roman" w:hAnsi="Times New Roman" w:eastAsia="微软雅黑" w:cs="Times New Roman"/>
-                <w:sz w:val="21"/>
-                <w:szCs w:val="21"/>
-                <w:lang w:eastAsia="zh-CN"/>
-              </w:rPr>
-              <w:t>{%else%}</w:t>
-            </w:r>
-            <w:r>
-              <w:rPr>
-                <w:rFonts w:hint="eastAsia" w:ascii="Times New Roman" w:hAnsi="Times New Roman" w:eastAsia="微软雅黑" w:cs="Times New Roman"/>
-                <w:color w:val="FF0000"/>
-                <w:sz w:val="21"/>
-                <w:szCs w:val="21"/>
-                <w:lang w:eastAsia="zh-CN"/>
-              </w:rPr>
-              <w:t>{{ i }}</w:t>
-            </w:r>
-          </w:p>
-          <w:p>
-            <w:pPr>
-              <w:jc w:val="center"/>
-              <w:rPr>
-                <w:rFonts w:ascii="微软雅黑" w:hAnsi="微软雅黑" w:eastAsia="微软雅黑" w:cs="微软雅黑"/>
-                <w:color w:val="000000"/>
-                <w:sz w:val="21"/>
-                <w:szCs w:val="21"/>
-              </w:rPr>
-            </w:pPr>
-            <w:r>
-              <w:rPr>
-                <w:rFonts w:hint="eastAsia" w:ascii="Times New Roman" w:hAnsi="Times New Roman" w:eastAsia="微软雅黑" w:cs="Times New Roman"/>
-                <w:sz w:val="21"/>
-                <w:szCs w:val="21"/>
-                <w:lang w:eastAsia="zh-CN"/>
-              </w:rPr>
-              <w:t>{%endif%}{% endfor%}{%endif%}</w:t>
+                <w:b/>
+                <w:bCs/>
+                <w:color w:val="FFFFFF"/>
+                <w:sz w:val="21"/>
+                <w:szCs w:val="21"/>
+                <w:lang w:eastAsia="zh-CN"/>
+              </w:rPr>
+            </w:pPr>
+            <w:r>
+              <w:rPr>
+                <w:rFonts w:hint="eastAsia" w:ascii="微软雅黑" w:hAnsi="微软雅黑" w:eastAsia="微软雅黑" w:cs="微软雅黑"/>
+                <w:b/>
+                <w:bCs/>
+                <w:color w:val="FFFFFF"/>
+                <w:sz w:val="21"/>
+                <w:szCs w:val="21"/>
+                <w:lang w:eastAsia="zh-CN" w:bidi="ar"/>
+              </w:rPr>
+              <w:t>变异丰度/拷贝数/融合reads数</w:t>
             </w:r>
           </w:p>
         </w:tc>
@@ -6432,8 +6586,12 @@
         </w:trPr>
         <w:tc>
           <w:tcPr>
-            <w:tcW w:w="9925" w:type="dxa"/>
-            <w:gridSpan w:val="4"/>
+            <w:tcW w:w="9859" w:type="dxa"/>
+            <w:gridSpan w:val="3"/>
+            <w:tcBorders>
+              <w:top w:val="nil"/>
+              <w:bottom w:val="single" w:color="A4A4A4" w:sz="4" w:space="0"/>
+            </w:tcBorders>
             <w:shd w:val="clear" w:color="auto" w:fill="auto"/>
             <w:noWrap/>
             <w:vAlign w:val="center"/>
@@ -6455,234 +6613,7 @@
                 <w:szCs w:val="21"/>
                 <w:lang w:eastAsia="zh-CN"/>
               </w:rPr>
-              <w:t>{%tr endfor %}</w:t>
-            </w:r>
-          </w:p>
-        </w:tc>
-      </w:tr>
-    </w:tbl>
-    <w:p>
-      <w:pPr>
-        <w:rPr>
-          <w:rFonts w:ascii="Times New Roman" w:hAnsi="Times New Roman" w:eastAsia="微软雅黑" w:cs="Times New Roman"/>
-          <w:sz w:val="18"/>
-          <w:szCs w:val="18"/>
-          <w:lang w:eastAsia="zh-CN"/>
-        </w:rPr>
-      </w:pPr>
-      <w:r>
-        <w:rPr>
-          <w:rFonts w:hint="eastAsia" w:ascii="Times New Roman" w:hAnsi="Times New Roman" w:eastAsia="微软雅黑" w:cs="Times New Roman"/>
-          <w:sz w:val="18"/>
-          <w:szCs w:val="18"/>
-          <w:lang w:eastAsia="zh-CN"/>
-        </w:rPr>
-        <w:t>{%else%}</w:t>
-      </w:r>
-    </w:p>
-    <w:tbl>
-      <w:tblPr>
-        <w:tblStyle w:val="16"/>
-        <w:tblW w:w="9859" w:type="dxa"/>
-        <w:tblInd w:w="96" w:type="dxa"/>
-        <w:tblBorders>
-          <w:top w:val="single" w:color="A4A4A4" w:sz="4" w:space="0"/>
-          <w:left w:val="none" w:color="auto" w:sz="0" w:space="0"/>
-          <w:bottom w:val="single" w:color="A4A4A4" w:sz="4" w:space="0"/>
-          <w:right w:val="none" w:color="auto" w:sz="0" w:space="0"/>
-          <w:insideH w:val="single" w:color="A4A4A4" w:sz="4" w:space="0"/>
-          <w:insideV w:val="single" w:color="A4A4A4" w:sz="4" w:space="0"/>
-        </w:tblBorders>
-        <w:tblLayout w:type="fixed"/>
-        <w:tblCellMar>
-          <w:top w:w="0" w:type="dxa"/>
-          <w:left w:w="108" w:type="dxa"/>
-          <w:bottom w:w="0" w:type="dxa"/>
-          <w:right w:w="108" w:type="dxa"/>
-        </w:tblCellMar>
-      </w:tblPr>
-      <w:tblGrid>
-        <w:gridCol w:w="2004"/>
-        <w:gridCol w:w="1859"/>
-        <w:gridCol w:w="2656"/>
-        <w:gridCol w:w="3340"/>
-      </w:tblGrid>
-      <w:tr>
-        <w:tblPrEx>
-          <w:tblBorders>
-            <w:top w:val="single" w:color="A4A4A4" w:sz="4" w:space="0"/>
-            <w:left w:val="none" w:color="auto" w:sz="0" w:space="0"/>
-            <w:bottom w:val="single" w:color="A4A4A4" w:sz="4" w:space="0"/>
-            <w:right w:val="none" w:color="auto" w:sz="0" w:space="0"/>
-            <w:insideH w:val="single" w:color="A4A4A4" w:sz="4" w:space="0"/>
-            <w:insideV w:val="single" w:color="A4A4A4" w:sz="4" w:space="0"/>
-          </w:tblBorders>
-          <w:tblCellMar>
-            <w:top w:w="0" w:type="dxa"/>
-            <w:left w:w="108" w:type="dxa"/>
-            <w:bottom w:w="0" w:type="dxa"/>
-            <w:right w:w="108" w:type="dxa"/>
-          </w:tblCellMar>
-        </w:tblPrEx>
-        <w:trPr>
-          <w:trHeight w:val="510" w:hRule="atLeast"/>
-        </w:trPr>
-        <w:tc>
-          <w:tcPr>
-            <w:tcW w:w="2017" w:type="dxa"/>
-            <w:tcBorders>
-              <w:top w:val="nil"/>
-              <w:bottom w:val="nil"/>
-              <w:right w:val="single" w:color="FFFFFF" w:sz="18" w:space="0"/>
-            </w:tcBorders>
-            <w:shd w:val="clear" w:color="auto" w:fill="61BB41"/>
-            <w:vAlign w:val="center"/>
-          </w:tcPr>
-          <w:p>
-            <w:pPr>
-              <w:widowControl/>
-              <w:jc w:val="center"/>
-              <w:textAlignment w:val="center"/>
-              <w:rPr>
-                <w:rFonts w:ascii="微软雅黑" w:hAnsi="微软雅黑" w:eastAsia="微软雅黑" w:cs="微软雅黑"/>
-                <w:b/>
-                <w:bCs/>
-                <w:color w:val="FFFFFF"/>
-                <w:sz w:val="21"/>
-                <w:szCs w:val="21"/>
-              </w:rPr>
-            </w:pPr>
-            <w:r>
-              <w:rPr>
-                <w:rFonts w:hint="eastAsia" w:ascii="微软雅黑" w:hAnsi="微软雅黑" w:eastAsia="微软雅黑" w:cs="微软雅黑"/>
-                <w:b/>
-                <w:bCs/>
-                <w:color w:val="FFFFFF"/>
-                <w:sz w:val="21"/>
-                <w:szCs w:val="21"/>
-                <w:lang w:eastAsia="zh-CN" w:bidi="ar"/>
-              </w:rPr>
-              <w:t>基因</w:t>
-            </w:r>
-          </w:p>
-        </w:tc>
-        <w:tc>
-          <w:tcPr>
-            <w:tcW w:w="1871" w:type="dxa"/>
-            <w:tcBorders>
-              <w:top w:val="nil"/>
-              <w:left w:val="single" w:color="FFFFFF" w:sz="18" w:space="0"/>
-              <w:bottom w:val="nil"/>
-              <w:right w:val="single" w:color="FFFFFF" w:sz="18" w:space="0"/>
-            </w:tcBorders>
-            <w:shd w:val="clear" w:color="auto" w:fill="61BB41"/>
-            <w:vAlign w:val="center"/>
-          </w:tcPr>
-          <w:p>
-            <w:pPr>
-              <w:widowControl/>
-              <w:jc w:val="center"/>
-              <w:textAlignment w:val="center"/>
-              <w:rPr>
-                <w:rFonts w:ascii="微软雅黑" w:hAnsi="微软雅黑" w:eastAsia="微软雅黑" w:cs="微软雅黑"/>
-                <w:b/>
-                <w:bCs/>
-                <w:color w:val="FFFFFF"/>
-                <w:sz w:val="21"/>
-                <w:szCs w:val="21"/>
-              </w:rPr>
-            </w:pPr>
-            <w:r>
-              <w:rPr>
-                <w:rFonts w:hint="eastAsia" w:ascii="微软雅黑" w:hAnsi="微软雅黑" w:eastAsia="微软雅黑" w:cs="微软雅黑"/>
-                <w:b/>
-                <w:bCs/>
-                <w:color w:val="FFFFFF"/>
-                <w:sz w:val="21"/>
-                <w:szCs w:val="21"/>
-                <w:lang w:eastAsia="zh-CN" w:bidi="ar"/>
-              </w:rPr>
-              <w:t>变异类型</w:t>
-            </w:r>
-          </w:p>
-        </w:tc>
-        <w:tc>
-          <w:tcPr>
-            <w:tcW w:w="2674" w:type="dxa"/>
-            <w:tcBorders>
-              <w:top w:val="nil"/>
-              <w:left w:val="single" w:color="FFFFFF" w:sz="18" w:space="0"/>
-              <w:bottom w:val="nil"/>
-              <w:right w:val="single" w:color="FFFFFF" w:sz="18" w:space="0"/>
-            </w:tcBorders>
-            <w:shd w:val="clear" w:color="auto" w:fill="61BB41"/>
-            <w:vAlign w:val="center"/>
-          </w:tcPr>
-          <w:p>
-            <w:pPr>
-              <w:widowControl/>
-              <w:jc w:val="center"/>
-              <w:textAlignment w:val="center"/>
-              <w:rPr>
-                <w:rFonts w:ascii="微软雅黑" w:hAnsi="微软雅黑" w:eastAsia="微软雅黑" w:cs="微软雅黑"/>
-                <w:b/>
-                <w:bCs/>
-                <w:color w:val="FFFFFF"/>
-                <w:sz w:val="21"/>
-                <w:szCs w:val="21"/>
-              </w:rPr>
-            </w:pPr>
-            <w:r>
-              <w:rPr>
-                <w:rFonts w:hint="eastAsia" w:ascii="微软雅黑" w:hAnsi="微软雅黑" w:eastAsia="微软雅黑" w:cs="微软雅黑"/>
-                <w:b/>
-                <w:bCs/>
-                <w:color w:val="FFFFFF"/>
-                <w:sz w:val="21"/>
-                <w:szCs w:val="21"/>
-                <w:lang w:eastAsia="zh-CN" w:bidi="ar"/>
-              </w:rPr>
-              <w:t>检测结果</w:t>
-            </w:r>
-          </w:p>
-        </w:tc>
-        <w:tc>
-          <w:tcPr>
-            <w:tcW w:w="3363" w:type="dxa"/>
-            <w:tcBorders>
-              <w:top w:val="nil"/>
-              <w:left w:val="single" w:color="FFFFFF" w:sz="18" w:space="0"/>
-              <w:bottom w:val="nil"/>
-            </w:tcBorders>
-            <w:shd w:val="clear" w:color="auto" w:fill="61BB41"/>
-            <w:vAlign w:val="center"/>
-          </w:tcPr>
-          <w:p>
-            <w:pPr>
-              <w:widowControl/>
-              <w:jc w:val="center"/>
-              <w:textAlignment w:val="center"/>
-              <w:rPr>
-                <w:rFonts w:ascii="微软雅黑" w:hAnsi="微软雅黑" w:eastAsia="微软雅黑" w:cs="微软雅黑"/>
-                <w:b/>
-                <w:bCs/>
-                <w:color w:val="FFFFFF"/>
-                <w:sz w:val="21"/>
-                <w:szCs w:val="21"/>
-                <w:lang w:eastAsia="zh-CN"/>
-              </w:rPr>
-            </w:pPr>
-            <w:r>
-              <w:rPr>
-                <w:rFonts w:hint="eastAsia" w:ascii="微软雅黑" w:hAnsi="微软雅黑" w:eastAsia="微软雅黑" w:cs="微软雅黑"/>
-                <w:b/>
-                <w:bCs/>
-                <w:color w:val="FFFFFF"/>
-                <w:sz w:val="21"/>
-                <w:szCs w:val="21"/>
-                <w:lang w:eastAsia="zh-CN" w:bidi="ar"/>
-              </w:rPr>
-              <w:t>变异丰度/拷贝数/融合reads数</w:t>
+              <w:t>{%tr for it in importantTargetedGeneFilter %}</w:t>
             </w:r>
           </w:p>
         </w:tc>
@@ -6709,11 +6640,9 @@
         </w:trPr>
         <w:tc>
           <w:tcPr>
-            <w:tcW w:w="9925" w:type="dxa"/>
-            <w:gridSpan w:val="4"/>
+            <w:tcW w:w="2004" w:type="dxa"/>
             <w:tcBorders>
-              <w:top w:val="nil"/>
-              <w:bottom w:val="single" w:color="A4A4A4" w:sz="4" w:space="0"/>
+              <w:top w:val="single" w:color="A4A4A4" w:sz="4" w:space="0"/>
             </w:tcBorders>
             <w:shd w:val="clear" w:color="auto" w:fill="auto"/>
             <w:noWrap/>
@@ -6736,7 +6665,172 @@
                 <w:szCs w:val="21"/>
                 <w:lang w:eastAsia="zh-CN"/>
               </w:rPr>
-              <w:t>{%tr for it in importantTargetedGeneFilter %}</w:t>
+              <w:t>{{ it.gene }}</w:t>
+            </w:r>
+          </w:p>
+        </w:tc>
+        <w:tc>
+          <w:tcPr>
+            <w:tcW w:w="4515" w:type="dxa"/>
+            <w:tcBorders>
+              <w:top w:val="single" w:color="A4A4A4" w:sz="4" w:space="0"/>
+            </w:tcBorders>
+            <w:shd w:val="clear" w:color="auto" w:fill="auto"/>
+            <w:noWrap/>
+            <w:vAlign w:val="center"/>
+          </w:tcPr>
+          <w:p>
+            <w:pPr>
+              <w:widowControl/>
+              <w:jc w:val="center"/>
+              <w:textAlignment w:val="center"/>
+              <w:rPr>
+                <w:rFonts w:ascii="Times New Roman" w:hAnsi="Times New Roman" w:eastAsia="微软雅黑" w:cs="Times New Roman"/>
+                <w:sz w:val="21"/>
+                <w:szCs w:val="21"/>
+                <w:lang w:eastAsia="zh-CN"/>
+              </w:rPr>
+            </w:pPr>
+            <w:r>
+              <w:rPr>
+                <w:rFonts w:hint="eastAsia" w:ascii="Times New Roman" w:hAnsi="Times New Roman" w:eastAsia="微软雅黑" w:cs="Times New Roman"/>
+                <w:sz w:val="21"/>
+                <w:szCs w:val="21"/>
+                <w:lang w:eastAsia="zh-CN"/>
+              </w:rPr>
+              <w:t>{% if it.ori_variantList == [] %}未检测到与用药相关突变{%else%}{% for i in it.ori_variantList %}{%if loop.last%}</w:t>
+            </w:r>
+            <w:r>
+              <w:rPr>
+                <w:rFonts w:hint="eastAsia" w:ascii="Times New Roman" w:hAnsi="Times New Roman" w:eastAsia="微软雅黑" w:cs="Times New Roman"/>
+                <w:color w:val="FF0000"/>
+                <w:sz w:val="21"/>
+                <w:szCs w:val="21"/>
+                <w:lang w:eastAsia="zh-CN"/>
+              </w:rPr>
+              <w:t>{{ i }}</w:t>
+            </w:r>
+            <w:r>
+              <w:rPr>
+                <w:rFonts w:hint="eastAsia" w:ascii="Times New Roman" w:hAnsi="Times New Roman" w:eastAsia="微软雅黑" w:cs="Times New Roman"/>
+                <w:sz w:val="21"/>
+                <w:szCs w:val="21"/>
+                <w:lang w:eastAsia="zh-CN"/>
+              </w:rPr>
+              <w:t>{%else%}</w:t>
+            </w:r>
+            <w:r>
+              <w:rPr>
+                <w:rFonts w:hint="eastAsia" w:ascii="Times New Roman" w:hAnsi="Times New Roman" w:eastAsia="微软雅黑" w:cs="Times New Roman"/>
+                <w:color w:val="FF0000"/>
+                <w:sz w:val="21"/>
+                <w:szCs w:val="21"/>
+                <w:lang w:eastAsia="zh-CN"/>
+              </w:rPr>
+              <w:t>{{ i }}</w:t>
+            </w:r>
+          </w:p>
+          <w:p>
+            <w:pPr>
+              <w:widowControl/>
+              <w:jc w:val="center"/>
+              <w:textAlignment w:val="center"/>
+              <w:rPr>
+                <w:rFonts w:ascii="微软雅黑" w:hAnsi="微软雅黑" w:eastAsia="微软雅黑" w:cs="微软雅黑"/>
+                <w:color w:val="000000"/>
+                <w:sz w:val="21"/>
+                <w:szCs w:val="21"/>
+              </w:rPr>
+            </w:pPr>
+            <w:r>
+              <w:rPr>
+                <w:rFonts w:hint="eastAsia" w:ascii="Times New Roman" w:hAnsi="Times New Roman" w:eastAsia="微软雅黑" w:cs="Times New Roman"/>
+                <w:sz w:val="21"/>
+                <w:szCs w:val="21"/>
+                <w:lang w:eastAsia="zh-CN"/>
+              </w:rPr>
+              <w:t>{%endif%}{% endfor%}{%endif%}</w:t>
+            </w:r>
+          </w:p>
+        </w:tc>
+        <w:tc>
+          <w:tcPr>
+            <w:tcW w:w="3340" w:type="dxa"/>
+            <w:tcBorders>
+              <w:top w:val="single" w:color="A4A4A4" w:sz="4" w:space="0"/>
+            </w:tcBorders>
+            <w:shd w:val="clear" w:color="auto" w:fill="auto"/>
+            <w:vAlign w:val="center"/>
+          </w:tcPr>
+          <w:p>
+            <w:pPr>
+              <w:widowControl/>
+              <w:jc w:val="center"/>
+              <w:textAlignment w:val="center"/>
+              <w:rPr>
+                <w:rFonts w:ascii="Times New Roman" w:hAnsi="Times New Roman" w:eastAsia="微软雅黑" w:cs="Times New Roman"/>
+                <w:sz w:val="21"/>
+                <w:szCs w:val="21"/>
+                <w:lang w:eastAsia="zh-CN"/>
+              </w:rPr>
+            </w:pPr>
+            <w:r>
+              <w:rPr>
+                <w:rFonts w:hint="eastAsia" w:ascii="Times New Roman" w:hAnsi="Times New Roman" w:eastAsia="微软雅黑" w:cs="Times New Roman"/>
+                <w:sz w:val="21"/>
+                <w:szCs w:val="21"/>
+                <w:lang w:eastAsia="zh-CN"/>
+              </w:rPr>
+              <w:t>{% if it.mutFreqList == [] %}-{%else%}{% for i in it.mutFreqList %}{%if loop.last%}</w:t>
+            </w:r>
+            <w:r>
+              <w:rPr>
+                <w:rFonts w:hint="eastAsia" w:ascii="Times New Roman" w:hAnsi="Times New Roman" w:eastAsia="微软雅黑" w:cs="Times New Roman"/>
+                <w:color w:val="FF0000"/>
+                <w:sz w:val="21"/>
+                <w:szCs w:val="21"/>
+                <w:lang w:eastAsia="zh-CN"/>
+              </w:rPr>
+              <w:t>{{ i }}</w:t>
+            </w:r>
+            <w:r>
+              <w:rPr>
+                <w:rFonts w:hint="eastAsia" w:ascii="Times New Roman" w:hAnsi="Times New Roman" w:eastAsia="微软雅黑" w:cs="Times New Roman"/>
+                <w:sz w:val="21"/>
+                <w:szCs w:val="21"/>
+                <w:lang w:eastAsia="zh-CN"/>
+              </w:rPr>
+              <w:t>{%else%}</w:t>
+            </w:r>
+            <w:r>
+              <w:rPr>
+                <w:rFonts w:hint="eastAsia" w:ascii="Times New Roman" w:hAnsi="Times New Roman" w:eastAsia="微软雅黑" w:cs="Times New Roman"/>
+                <w:color w:val="FF0000"/>
+                <w:sz w:val="21"/>
+                <w:szCs w:val="21"/>
+                <w:lang w:eastAsia="zh-CN"/>
+              </w:rPr>
+              <w:t>{{ i }}</w:t>
+            </w:r>
+          </w:p>
+          <w:p>
+            <w:pPr>
+              <w:jc w:val="center"/>
+              <w:rPr>
+                <w:rFonts w:ascii="微软雅黑" w:hAnsi="微软雅黑" w:eastAsia="微软雅黑" w:cs="微软雅黑"/>
+                <w:color w:val="000000"/>
+                <w:sz w:val="21"/>
+                <w:szCs w:val="21"/>
+              </w:rPr>
+            </w:pPr>
+            <w:r>
+              <w:rPr>
+                <w:rFonts w:hint="eastAsia" w:ascii="Times New Roman" w:hAnsi="Times New Roman" w:eastAsia="微软雅黑" w:cs="Times New Roman"/>
+                <w:sz w:val="21"/>
+                <w:szCs w:val="21"/>
+                <w:lang w:eastAsia="zh-CN"/>
+              </w:rPr>
+              <w:t>{%endif%}{% endfor%}{%endif%}</w:t>
             </w:r>
           </w:p>
         </w:tc>
@@ -6763,255 +6857,8 @@
         </w:trPr>
         <w:tc>
           <w:tcPr>
-            <w:tcW w:w="2017" w:type="dxa"/>
-            <w:tcBorders>
-              <w:top w:val="single" w:color="A4A4A4" w:sz="4" w:space="0"/>
-            </w:tcBorders>
-            <w:shd w:val="clear" w:color="auto" w:fill="auto"/>
-            <w:noWrap/>
-            <w:vAlign w:val="center"/>
-          </w:tcPr>
-          <w:p>
-            <w:pPr>
-              <w:jc w:val="center"/>
-              <w:rPr>
-                <w:rFonts w:ascii="微软雅黑" w:hAnsi="微软雅黑" w:eastAsia="微软雅黑" w:cs="微软雅黑"/>
-                <w:color w:val="000000"/>
-                <w:sz w:val="21"/>
-                <w:szCs w:val="21"/>
-              </w:rPr>
-            </w:pPr>
-            <w:r>
-              <w:rPr>
-                <w:rFonts w:hint="eastAsia" w:ascii="Times New Roman" w:hAnsi="Times New Roman" w:eastAsia="微软雅黑" w:cs="Times New Roman"/>
-                <w:sz w:val="21"/>
-                <w:szCs w:val="21"/>
-                <w:lang w:eastAsia="zh-CN"/>
-              </w:rPr>
-              <w:t>{{ it.gene }}</w:t>
-            </w:r>
-          </w:p>
-        </w:tc>
-        <w:tc>
-          <w:tcPr>
-            <w:tcW w:w="1871" w:type="dxa"/>
-            <w:tcBorders>
-              <w:top w:val="single" w:color="A4A4A4" w:sz="4" w:space="0"/>
-            </w:tcBorders>
-            <w:shd w:val="clear" w:color="auto" w:fill="auto"/>
-            <w:noWrap/>
-            <w:vAlign w:val="center"/>
-          </w:tcPr>
-          <w:p>
-            <w:pPr>
-              <w:jc w:val="center"/>
-              <w:rPr>
-                <w:rFonts w:ascii="微软雅黑" w:hAnsi="微软雅黑" w:eastAsia="微软雅黑" w:cs="微软雅黑"/>
-                <w:color w:val="000000"/>
-                <w:sz w:val="21"/>
-                <w:szCs w:val="21"/>
-              </w:rPr>
-            </w:pPr>
-            <w:r>
-              <w:rPr>
-                <w:rFonts w:hint="eastAsia" w:ascii="Times New Roman" w:hAnsi="Times New Roman" w:eastAsia="微软雅黑" w:cs="Times New Roman"/>
-                <w:sz w:val="21"/>
-                <w:szCs w:val="21"/>
-                <w:lang w:eastAsia="zh-CN"/>
-              </w:rPr>
-              <w:t>{{ it.info }}</w:t>
-            </w:r>
-          </w:p>
-        </w:tc>
-        <w:tc>
-          <w:tcPr>
-            <w:tcW w:w="2674" w:type="dxa"/>
-            <w:tcBorders>
-              <w:top w:val="single" w:color="A4A4A4" w:sz="4" w:space="0"/>
-            </w:tcBorders>
-            <w:shd w:val="clear" w:color="auto" w:fill="auto"/>
-            <w:vAlign w:val="center"/>
-          </w:tcPr>
-          <w:p>
-            <w:pPr>
-              <w:widowControl/>
-              <w:jc w:val="center"/>
-              <w:textAlignment w:val="center"/>
-              <w:rPr>
-                <w:rFonts w:ascii="Times New Roman" w:hAnsi="Times New Roman" w:eastAsia="微软雅黑" w:cs="Times New Roman"/>
-                <w:sz w:val="21"/>
-                <w:szCs w:val="21"/>
-                <w:lang w:eastAsia="zh-CN"/>
-              </w:rPr>
-            </w:pPr>
-            <w:r>
-              <w:rPr>
-                <w:rFonts w:hint="eastAsia" w:ascii="Times New Roman" w:hAnsi="Times New Roman" w:eastAsia="微软雅黑" w:cs="Times New Roman"/>
-                <w:sz w:val="21"/>
-                <w:szCs w:val="21"/>
-                <w:lang w:eastAsia="zh-CN"/>
-              </w:rPr>
-              <w:t>{% if it.ori_variantList == [] %}未检测到与用药相关突变{%else%}{% for i in it.ori_variantList %}{%if loop.last%}</w:t>
-            </w:r>
-            <w:r>
-              <w:rPr>
-                <w:rFonts w:hint="eastAsia" w:ascii="Times New Roman" w:hAnsi="Times New Roman" w:eastAsia="微软雅黑" w:cs="Times New Roman"/>
-                <w:color w:val="FF0000"/>
-                <w:sz w:val="21"/>
-                <w:szCs w:val="21"/>
-                <w:lang w:eastAsia="zh-CN"/>
-              </w:rPr>
-              <w:t>{{ i }}</w:t>
-            </w:r>
-            <w:r>
-              <w:rPr>
-                <w:rFonts w:hint="eastAsia" w:ascii="Times New Roman" w:hAnsi="Times New Roman" w:eastAsia="微软雅黑" w:cs="Times New Roman"/>
-                <w:sz w:val="21"/>
-                <w:szCs w:val="21"/>
-                <w:lang w:eastAsia="zh-CN"/>
-              </w:rPr>
-              <w:t>{%else%}</w:t>
-            </w:r>
-            <w:r>
-              <w:rPr>
-                <w:rFonts w:hint="eastAsia" w:ascii="Times New Roman" w:hAnsi="Times New Roman" w:eastAsia="微软雅黑" w:cs="Times New Roman"/>
-                <w:color w:val="FF0000"/>
-                <w:sz w:val="21"/>
-                <w:szCs w:val="21"/>
-                <w:lang w:eastAsia="zh-CN"/>
-              </w:rPr>
-              <w:t>{{ i }}</w:t>
-            </w:r>
-          </w:p>
-          <w:p>
-            <w:pPr>
-              <w:widowControl/>
-              <w:jc w:val="center"/>
-              <w:textAlignment w:val="center"/>
-              <w:rPr>
-                <w:rFonts w:ascii="微软雅黑" w:hAnsi="微软雅黑" w:eastAsia="微软雅黑" w:cs="微软雅黑"/>
-                <w:color w:val="000000"/>
-                <w:sz w:val="21"/>
-                <w:szCs w:val="21"/>
-              </w:rPr>
-            </w:pPr>
-            <w:r>
-              <w:rPr>
-                <w:rFonts w:hint="eastAsia" w:ascii="Times New Roman" w:hAnsi="Times New Roman" w:eastAsia="微软雅黑" w:cs="Times New Roman"/>
-                <w:sz w:val="21"/>
-                <w:szCs w:val="21"/>
-                <w:lang w:eastAsia="zh-CN"/>
-              </w:rPr>
-              <w:t>{%endif%}{% endfor%}{%endif%}</w:t>
-            </w:r>
-          </w:p>
-        </w:tc>
-        <w:tc>
-          <w:tcPr>
-            <w:tcW w:w="3363" w:type="dxa"/>
-            <w:tcBorders>
-              <w:top w:val="single" w:color="A4A4A4" w:sz="4" w:space="0"/>
-            </w:tcBorders>
-            <w:shd w:val="clear" w:color="auto" w:fill="auto"/>
-            <w:vAlign w:val="center"/>
-          </w:tcPr>
-          <w:p>
-            <w:pPr>
-              <w:widowControl/>
-              <w:jc w:val="center"/>
-              <w:textAlignment w:val="center"/>
-              <w:rPr>
-                <w:rFonts w:ascii="Times New Roman" w:hAnsi="Times New Roman" w:eastAsia="微软雅黑" w:cs="Times New Roman"/>
-                <w:sz w:val="21"/>
-                <w:szCs w:val="21"/>
-                <w:lang w:eastAsia="zh-CN"/>
-              </w:rPr>
-            </w:pPr>
-            <w:r>
-              <w:rPr>
-                <w:rFonts w:hint="eastAsia" w:ascii="Times New Roman" w:hAnsi="Times New Roman" w:eastAsia="微软雅黑" w:cs="Times New Roman"/>
-                <w:sz w:val="21"/>
-                <w:szCs w:val="21"/>
-                <w:lang w:eastAsia="zh-CN"/>
-              </w:rPr>
-              <w:t>{% if it.mutFreqList == [] %}-{%else%}{% for i in it.mutFreqList %}{%if loop.last%}</w:t>
-            </w:r>
-            <w:r>
-              <w:rPr>
-                <w:rFonts w:hint="eastAsia" w:ascii="Times New Roman" w:hAnsi="Times New Roman" w:eastAsia="微软雅黑" w:cs="Times New Roman"/>
-                <w:color w:val="FF0000"/>
-                <w:sz w:val="21"/>
-                <w:szCs w:val="21"/>
-                <w:lang w:eastAsia="zh-CN"/>
-              </w:rPr>
-              <w:t>{{ i }}</w:t>
-            </w:r>
-            <w:r>
-              <w:rPr>
-                <w:rFonts w:hint="eastAsia" w:ascii="Times New Roman" w:hAnsi="Times New Roman" w:eastAsia="微软雅黑" w:cs="Times New Roman"/>
-                <w:sz w:val="21"/>
-                <w:szCs w:val="21"/>
-                <w:lang w:eastAsia="zh-CN"/>
-              </w:rPr>
-              <w:t>{%else%}</w:t>
-            </w:r>
-            <w:r>
-              <w:rPr>
-                <w:rFonts w:hint="eastAsia" w:ascii="Times New Roman" w:hAnsi="Times New Roman" w:eastAsia="微软雅黑" w:cs="Times New Roman"/>
-                <w:color w:val="FF0000"/>
-                <w:sz w:val="21"/>
-                <w:szCs w:val="21"/>
-                <w:lang w:eastAsia="zh-CN"/>
-              </w:rPr>
-              <w:t>{{ i }}</w:t>
-            </w:r>
-          </w:p>
-          <w:p>
-            <w:pPr>
-              <w:jc w:val="center"/>
-              <w:rPr>
-                <w:rFonts w:ascii="微软雅黑" w:hAnsi="微软雅黑" w:eastAsia="微软雅黑" w:cs="微软雅黑"/>
-                <w:color w:val="000000"/>
-                <w:sz w:val="21"/>
-                <w:szCs w:val="21"/>
-              </w:rPr>
-            </w:pPr>
-            <w:r>
-              <w:rPr>
-                <w:rFonts w:hint="eastAsia" w:ascii="Times New Roman" w:hAnsi="Times New Roman" w:eastAsia="微软雅黑" w:cs="Times New Roman"/>
-                <w:sz w:val="21"/>
-                <w:szCs w:val="21"/>
-                <w:lang w:eastAsia="zh-CN"/>
-              </w:rPr>
-              <w:t>{%endif%}{% endfor%}{%endif%}</w:t>
-            </w:r>
-          </w:p>
-        </w:tc>
-      </w:tr>
-      <w:tr>
-        <w:tblPrEx>
-          <w:tblBorders>
-            <w:top w:val="single" w:color="A4A4A4" w:sz="4" w:space="0"/>
-            <w:left w:val="none" w:color="auto" w:sz="0" w:space="0"/>
-            <w:bottom w:val="single" w:color="A4A4A4" w:sz="4" w:space="0"/>
-            <w:right w:val="none" w:color="auto" w:sz="0" w:space="0"/>
-            <w:insideH w:val="single" w:color="A4A4A4" w:sz="4" w:space="0"/>
-            <w:insideV w:val="single" w:color="A4A4A4" w:sz="4" w:space="0"/>
-          </w:tblBorders>
-          <w:tblCellMar>
-            <w:top w:w="0" w:type="dxa"/>
-            <w:left w:w="108" w:type="dxa"/>
-            <w:bottom w:w="0" w:type="dxa"/>
-            <w:right w:w="108" w:type="dxa"/>
-          </w:tblCellMar>
-        </w:tblPrEx>
-        <w:trPr>
-          <w:trHeight w:val="397" w:hRule="atLeast"/>
-        </w:trPr>
-        <w:tc>
-          <w:tcPr>
-            <w:tcW w:w="9925" w:type="dxa"/>
-            <w:gridSpan w:val="4"/>
+            <w:tcW w:w="9859" w:type="dxa"/>
+            <w:gridSpan w:val="3"/>
             <w:shd w:val="clear" w:color="auto" w:fill="auto"/>
             <w:noWrap/>
             <w:vAlign w:val="center"/>
@@ -7375,48 +7222,13 @@
         <w:ind w:left="425" w:hanging="425"/>
         <w:textAlignment w:val="auto"/>
         <w:rPr>
-          <w:rFonts w:ascii="Times New Roman" w:hAnsi="Times New Roman" w:eastAsia="微软雅黑" w:cs="Times New Roman"/>
-          <w:sz w:val="18"/>
-          <w:lang w:eastAsia="zh-CN"/>
-        </w:rPr>
-      </w:pPr>
-      <w:r>
-        <w:rPr>
           <w:rFonts w:hint="eastAsia" w:ascii="Times New Roman" w:hAnsi="Times New Roman" w:eastAsia="微软雅黑" w:cs="Times New Roman"/>
           <w:sz w:val="18"/>
           <w:lang w:eastAsia="zh-CN"/>
         </w:rPr>
-        <w:t>以上基因的检测范围涵盖但不限于上表中列出的变异类型。</w:t>
-      </w:r>
-    </w:p>
-    <w:p>
-      <w:pPr>
-        <w:keepNext w:val="0"/>
-        <w:keepLines w:val="0"/>
-        <w:pageBreakBefore w:val="0"/>
-        <w:widowControl w:val="0"/>
-        <w:numPr>
-          <w:ilvl w:val="0"/>
-          <w:numId w:val="6"/>
-        </w:numPr>
-        <w:kinsoku/>
-        <w:wordWrap/>
-        <w:overflowPunct/>
-        <w:topLinePunct w:val="0"/>
-        <w:autoSpaceDE/>
-        <w:autoSpaceDN/>
-        <w:bidi w:val="0"/>
-        <w:adjustRightInd/>
-        <w:snapToGrid/>
-        <w:spacing w:line="216" w:lineRule="auto"/>
-        <w:ind w:left="425" w:hanging="425"/>
-        <w:textAlignment w:val="auto"/>
-        <w:rPr>
-          <w:rFonts w:hint="eastAsia" w:ascii="Times New Roman" w:hAnsi="Times New Roman" w:eastAsia="微软雅黑" w:cs="Times New Roman"/>
-          <w:sz w:val="18"/>
-          <w:lang w:eastAsia="zh-CN"/>
-        </w:rPr>
       </w:pPr>
+      <w:bookmarkStart w:id="163" w:name="_GoBack"/>
+      <w:bookmarkEnd w:id="163"/>
       <w:r>
         <w:rPr>
           <w:rFonts w:hint="eastAsia" w:ascii="Times New Roman" w:hAnsi="Times New Roman" w:eastAsia="微软雅黑" w:cs="Times New Roman"/>
@@ -7936,10 +7748,10 @@
           <w:lang w:eastAsia="zh-CN"/>
         </w:rPr>
       </w:pPr>
-      <w:bookmarkStart w:id="51" w:name="_Toc11621"/>
-      <w:bookmarkStart w:id="52" w:name="_Toc149826007"/>
-      <w:bookmarkStart w:id="53" w:name="_Toc26774"/>
-      <w:bookmarkStart w:id="54" w:name="_Toc149832732"/>
+      <w:bookmarkStart w:id="51" w:name="_Toc26774"/>
+      <w:bookmarkStart w:id="52" w:name="_Toc149832732"/>
+      <w:bookmarkStart w:id="53" w:name="_Toc149826007"/>
+      <w:bookmarkStart w:id="54" w:name="_Toc11621"/>
       <w:bookmarkStart w:id="55" w:name="_Toc19400"/>
       <w:r>
         <w:rPr>
@@ -13563,6 +13375,12 @@
             <w:insideH w:val="single" w:color="A4A4A4" w:sz="4" w:space="0"/>
             <w:insideV w:val="single" w:color="A4A4A4" w:sz="4" w:space="0"/>
           </w:tblBorders>
+          <w:tblCellMar>
+            <w:top w:w="0" w:type="dxa"/>
+            <w:left w:w="108" w:type="dxa"/>
+            <w:bottom w:w="0" w:type="dxa"/>
+            <w:right w:w="108" w:type="dxa"/>
+          </w:tblCellMar>
         </w:tblPrEx>
         <w:trPr>
           <w:trHeight w:val="510" w:hRule="atLeast"/>
@@ -14103,9 +13921,9 @@
           <w:lang w:eastAsia="zh-CN"/>
         </w:rPr>
       </w:pPr>
-      <w:bookmarkStart w:id="63" w:name="_Toc149837262"/>
-      <w:bookmarkStart w:id="64" w:name="_Toc28063"/>
-      <w:bookmarkStart w:id="65" w:name="_Toc9700"/>
+      <w:bookmarkStart w:id="63" w:name="_Toc28063"/>
+      <w:bookmarkStart w:id="64" w:name="_Toc9700"/>
+      <w:bookmarkStart w:id="65" w:name="_Toc149837262"/>
       <w:r>
         <w:rPr>
           <w:rFonts w:hint="eastAsia"/>
@@ -18029,19 +17847,19 @@
           </w14:shadow>
         </w:rPr>
       </w:pPr>
-      <w:bookmarkStart w:id="66" w:name="_Toc5533"/>
-      <w:bookmarkStart w:id="67" w:name="_Toc4331_WPSOffice_Level1"/>
+      <w:bookmarkStart w:id="66" w:name="_Toc23846_WPSOffice_Level1"/>
+      <w:bookmarkStart w:id="67" w:name="_Toc5533"/>
       <w:bookmarkStart w:id="68" w:name="_Toc149837263"/>
       <w:bookmarkStart w:id="69" w:name="_Toc32443_WPSOffice_Level1"/>
-      <w:bookmarkStart w:id="70" w:name="_Toc180"/>
+      <w:bookmarkStart w:id="70" w:name="_Toc4331_WPSOffice_Level1"/>
       <w:bookmarkStart w:id="71" w:name="_Toc25727"/>
       <w:bookmarkStart w:id="72" w:name="_Toc23903"/>
-      <w:bookmarkStart w:id="73" w:name="_Toc30705"/>
-      <w:bookmarkStart w:id="74" w:name="_Toc23846_WPSOffice_Level1"/>
-      <w:bookmarkStart w:id="75" w:name="_Toc20694"/>
-      <w:bookmarkStart w:id="76" w:name="_Toc29383"/>
-      <w:bookmarkStart w:id="77" w:name="_Toc32468"/>
-      <w:bookmarkStart w:id="78" w:name="_Toc6784"/>
+      <w:bookmarkStart w:id="73" w:name="_Toc180"/>
+      <w:bookmarkStart w:id="74" w:name="_Toc30705"/>
+      <w:bookmarkStart w:id="75" w:name="_Toc29383"/>
+      <w:bookmarkStart w:id="76" w:name="_Toc6784"/>
+      <w:bookmarkStart w:id="77" w:name="_Toc20694"/>
+      <w:bookmarkStart w:id="78" w:name="_Toc32468"/>
       <w:bookmarkStart w:id="79" w:name="_Toc26395"/>
       <w:r>
         <w:rPr>
@@ -18101,9 +17919,9 @@
           <w:lang w:eastAsia="zh-CN"/>
         </w:rPr>
       </w:pPr>
-      <w:bookmarkStart w:id="80" w:name="_Toc20136"/>
-      <w:bookmarkStart w:id="81" w:name="_Toc32302"/>
-      <w:bookmarkStart w:id="82" w:name="_Toc11938"/>
+      <w:bookmarkStart w:id="80" w:name="_Toc11938"/>
+      <w:bookmarkStart w:id="81" w:name="_Toc20136"/>
+      <w:bookmarkStart w:id="82" w:name="_Toc32302"/>
       <w:bookmarkStart w:id="83" w:name="_Toc149837264"/>
       <w:r>
         <w:rPr>
@@ -18208,12 +18026,6 @@
             <w:insideH w:val="dotted" w:color="45A3A7" w:sz="4" w:space="0"/>
             <w:insideV w:val="dotted" w:color="45A3A7" w:sz="4" w:space="0"/>
           </w:tblBorders>
-          <w:tblCellMar>
-            <w:top w:w="0" w:type="dxa"/>
-            <w:left w:w="108" w:type="dxa"/>
-            <w:bottom w:w="0" w:type="dxa"/>
-            <w:right w:w="108" w:type="dxa"/>
-          </w:tblCellMar>
         </w:tblPrEx>
         <w:trPr>
           <w:trHeight w:val="417" w:hRule="atLeast"/>
@@ -28281,14 +28093,14 @@
         </w:rPr>
       </w:pPr>
       <w:bookmarkStart w:id="87" w:name="_Toc12505"/>
-      <w:bookmarkStart w:id="88" w:name="_Toc2409"/>
-      <w:bookmarkStart w:id="89" w:name="_Toc13196_WPSOffice_Level1"/>
+      <w:bookmarkStart w:id="88" w:name="_Toc1707_WPSOffice_Level1"/>
+      <w:bookmarkStart w:id="89" w:name="_Toc27302"/>
       <w:bookmarkStart w:id="90" w:name="_Toc21764_WPSOffice_Level1"/>
-      <w:bookmarkStart w:id="91" w:name="_Toc16594"/>
-      <w:bookmarkStart w:id="92" w:name="_Toc1707_WPSOffice_Level1"/>
-      <w:bookmarkStart w:id="93" w:name="_Toc28240"/>
-      <w:bookmarkStart w:id="94" w:name="_Toc18680"/>
-      <w:bookmarkStart w:id="95" w:name="_Toc27302"/>
+      <w:bookmarkStart w:id="91" w:name="_Toc28240"/>
+      <w:bookmarkStart w:id="92" w:name="_Toc18680"/>
+      <w:bookmarkStart w:id="93" w:name="_Toc16594"/>
+      <w:bookmarkStart w:id="94" w:name="_Toc2409"/>
+      <w:bookmarkStart w:id="95" w:name="_Toc13196_WPSOffice_Level1"/>
       <w:r>
         <w:rPr>
           <w:rFonts w:hint="eastAsia"/>
@@ -28316,14 +28128,14 @@
           <w:lang w:eastAsia="zh-CN"/>
         </w:rPr>
       </w:pPr>
-      <w:bookmarkStart w:id="96" w:name="_Toc29437"/>
+      <w:bookmarkStart w:id="96" w:name="_Toc14132"/>
       <w:bookmarkStart w:id="97" w:name="_Toc16347"/>
-      <w:bookmarkStart w:id="98" w:name="_Toc14132"/>
-      <w:bookmarkStart w:id="99" w:name="_Toc1707_WPSOffice_Level2"/>
-      <w:bookmarkStart w:id="100" w:name="_Toc6150"/>
-      <w:bookmarkStart w:id="101" w:name="_Toc149837267"/>
-      <w:bookmarkStart w:id="102" w:name="_Toc26649"/>
-      <w:bookmarkStart w:id="103" w:name="_Toc21764_WPSOffice_Level2"/>
+      <w:bookmarkStart w:id="98" w:name="_Toc26649"/>
+      <w:bookmarkStart w:id="99" w:name="_Toc149837267"/>
+      <w:bookmarkStart w:id="100" w:name="_Toc1707_WPSOffice_Level2"/>
+      <w:bookmarkStart w:id="101" w:name="_Toc21764_WPSOffice_Level2"/>
+      <w:bookmarkStart w:id="102" w:name="_Toc29437"/>
+      <w:bookmarkStart w:id="103" w:name="_Toc6150"/>
       <w:r>
         <w:rPr>
           <w:color w:val="auto"/>
@@ -28393,6 +28205,12 @@
             <w:insideH w:val="none" w:color="auto" w:sz="0" w:space="0"/>
             <w:insideV w:val="none" w:color="auto" w:sz="0" w:space="0"/>
           </w:tblBorders>
+          <w:tblCellMar>
+            <w:top w:w="0" w:type="dxa"/>
+            <w:left w:w="108" w:type="dxa"/>
+            <w:bottom w:w="0" w:type="dxa"/>
+            <w:right w:w="108" w:type="dxa"/>
+          </w:tblCellMar>
         </w:tblPrEx>
         <w:trPr>
           <w:trHeight w:val="321" w:hRule="atLeast"/>
@@ -30473,14 +30291,14 @@
           <w:lang w:val="en-US" w:eastAsia="zh-CN"/>
         </w:rPr>
       </w:pPr>
-      <w:bookmarkStart w:id="106" w:name="_Toc3674"/>
-      <w:bookmarkStart w:id="107" w:name="_Toc9914"/>
+      <w:bookmarkStart w:id="106" w:name="_Toc9914"/>
+      <w:bookmarkStart w:id="107" w:name="_Toc9066"/>
       <w:bookmarkStart w:id="108" w:name="_Toc32005"/>
-      <w:bookmarkStart w:id="109" w:name="_Toc14255_WPSOffice_Level1"/>
-      <w:bookmarkStart w:id="110" w:name="_Toc9066"/>
-      <w:bookmarkStart w:id="111" w:name="_Toc15840_WPSOffice_Level1"/>
-      <w:bookmarkStart w:id="112" w:name="_Toc31127"/>
-      <w:bookmarkStart w:id="113" w:name="_Toc24085_WPSOffice_Level1"/>
+      <w:bookmarkStart w:id="109" w:name="_Toc15840_WPSOffice_Level1"/>
+      <w:bookmarkStart w:id="110" w:name="_Toc31127"/>
+      <w:bookmarkStart w:id="111" w:name="_Toc3674"/>
+      <w:bookmarkStart w:id="112" w:name="_Toc24085_WPSOffice_Level1"/>
+      <w:bookmarkStart w:id="113" w:name="_Toc14255_WPSOffice_Level1"/>
       <w:r>
         <w:rPr>
           <w:rFonts w:hint="eastAsia" w:ascii="Times New Roman" w:hAnsi="Times New Roman"/>
@@ -32988,13 +32806,13 @@
           <w:lang w:eastAsia="zh-CN"/>
         </w:rPr>
       </w:pPr>
-      <w:bookmarkStart w:id="114" w:name="_Toc4979"/>
-      <w:bookmarkStart w:id="115" w:name="_Toc11193_WPSOffice_Level1"/>
+      <w:bookmarkStart w:id="114" w:name="_Toc11193_WPSOffice_Level1"/>
+      <w:bookmarkStart w:id="115" w:name="_Toc11896_WPSOffice_Level1"/>
       <w:bookmarkStart w:id="116" w:name="_Toc28810_WPSOffice_Level1"/>
-      <w:bookmarkStart w:id="117" w:name="_Toc11896_WPSOffice_Level1"/>
-      <w:bookmarkStart w:id="118" w:name="_Toc20303"/>
+      <w:bookmarkStart w:id="117" w:name="_Toc20303"/>
+      <w:bookmarkStart w:id="118" w:name="_Toc1779"/>
       <w:bookmarkStart w:id="119" w:name="_Toc11812"/>
-      <w:bookmarkStart w:id="120" w:name="_Toc1779"/>
+      <w:bookmarkStart w:id="120" w:name="_Toc4979"/>
       <w:r>
         <w:br w:type="page"/>
       </w:r>
@@ -33721,16 +33539,16 @@
           <w:lang w:eastAsia="zh-CN"/>
         </w:rPr>
       </w:pPr>
-      <w:bookmarkStart w:id="123" w:name="_Toc28910_WPSOffice_Level1"/>
-      <w:bookmarkStart w:id="124" w:name="_Toc19099"/>
-      <w:bookmarkStart w:id="125" w:name="_Toc7542"/>
-      <w:bookmarkStart w:id="126" w:name="_Toc16368_WPSOffice_Level1"/>
-      <w:bookmarkStart w:id="127" w:name="_Toc8182"/>
-      <w:bookmarkStart w:id="128" w:name="_Toc27070"/>
-      <w:bookmarkStart w:id="129" w:name="_Toc6864"/>
-      <w:bookmarkStart w:id="130" w:name="_Toc29730"/>
-      <w:bookmarkStart w:id="131" w:name="_Toc7549"/>
-      <w:bookmarkStart w:id="132" w:name="_Toc28537"/>
+      <w:bookmarkStart w:id="123" w:name="_Toc7549"/>
+      <w:bookmarkStart w:id="124" w:name="_Toc29730"/>
+      <w:bookmarkStart w:id="125" w:name="_Toc8182"/>
+      <w:bookmarkStart w:id="126" w:name="_Toc6864"/>
+      <w:bookmarkStart w:id="127" w:name="_Toc27070"/>
+      <w:bookmarkStart w:id="128" w:name="_Toc28537"/>
+      <w:bookmarkStart w:id="129" w:name="_Toc19099"/>
+      <w:bookmarkStart w:id="130" w:name="_Toc7542"/>
+      <w:bookmarkStart w:id="131" w:name="_Toc28910_WPSOffice_Level1"/>
+      <w:bookmarkStart w:id="132" w:name="_Toc16368_WPSOffice_Level1"/>
       <w:bookmarkStart w:id="133" w:name="_Toc22484_WPSOffice_Level1"/>
       <w:r>
         <w:rPr>
@@ -33765,13 +33583,13 @@
           <w:lang w:eastAsia="zh-CN"/>
         </w:rPr>
       </w:pPr>
-      <w:bookmarkStart w:id="134" w:name="_Toc31515_WPSOffice_Level2"/>
+      <w:bookmarkStart w:id="134" w:name="_Toc19280_WPSOffice_Level2"/>
       <w:bookmarkStart w:id="135" w:name="_Toc17111_WPSOffice_Level2"/>
-      <w:bookmarkStart w:id="136" w:name="_Toc6304_WPSOffice_Level2"/>
-      <w:bookmarkStart w:id="137" w:name="_Toc3488_WPSOffice_Level2"/>
+      <w:bookmarkStart w:id="136" w:name="_Toc6931_WPSOffice_Level2"/>
+      <w:bookmarkStart w:id="137" w:name="_Toc31515_WPSOffice_Level2"/>
       <w:bookmarkStart w:id="138" w:name="_Toc11193_WPSOffice_Level2"/>
-      <w:bookmarkStart w:id="139" w:name="_Toc6931_WPSOffice_Level2"/>
-      <w:bookmarkStart w:id="140" w:name="_Toc19280_WPSOffice_Level2"/>
+      <w:bookmarkStart w:id="139" w:name="_Toc3488_WPSOffice_Level2"/>
+      <w:bookmarkStart w:id="140" w:name="_Toc6304_WPSOffice_Level2"/>
       <w:bookmarkStart w:id="141" w:name="_Toc26985_WPSOffice_Level1"/>
       <w:bookmarkStart w:id="142" w:name="_Toc28454_WPSOffice_Level1"/>
       <w:bookmarkStart w:id="143" w:name="_Toc20170_WPSOffice_Level1"/>
@@ -34243,22 +34061,22 @@
         </w:rPr>
       </w:pPr>
       <w:bookmarkStart w:id="144" w:name="_Toc3409"/>
-      <w:bookmarkStart w:id="145" w:name="_Toc759"/>
-      <w:bookmarkStart w:id="146" w:name="_Toc20502"/>
-      <w:bookmarkStart w:id="147" w:name="_Toc15114"/>
-      <w:bookmarkStart w:id="148" w:name="_Toc107825570"/>
+      <w:bookmarkStart w:id="145" w:name="_Toc20502"/>
+      <w:bookmarkStart w:id="146" w:name="_Toc15114"/>
+      <w:bookmarkStart w:id="147" w:name="_Toc759"/>
+      <w:bookmarkStart w:id="148" w:name="_Toc27034"/>
       <w:bookmarkStart w:id="149" w:name="_Toc8911"/>
-      <w:bookmarkStart w:id="150" w:name="_Toc27034"/>
-      <w:bookmarkStart w:id="151" w:name="_Toc15630"/>
-      <w:bookmarkStart w:id="152" w:name="_Toc4503"/>
-      <w:bookmarkStart w:id="153" w:name="_Toc11901"/>
+      <w:bookmarkStart w:id="150" w:name="_Toc107825570"/>
+      <w:bookmarkStart w:id="151" w:name="_Toc11901"/>
+      <w:bookmarkStart w:id="152" w:name="_Toc15630"/>
+      <w:bookmarkStart w:id="153" w:name="_Toc4503"/>
       <w:bookmarkStart w:id="154" w:name="_Toc27809"/>
-      <w:bookmarkStart w:id="155" w:name="_Toc14611_WPSOffice_Level1"/>
-      <w:bookmarkStart w:id="156" w:name="_Toc13275"/>
-      <w:bookmarkStart w:id="157" w:name="_Toc22623"/>
-      <w:bookmarkStart w:id="158" w:name="_Toc19584_WPSOffice_Level1"/>
-      <w:bookmarkStart w:id="159" w:name="_Toc22162_WPSOffice_Level1"/>
-      <w:bookmarkStart w:id="160" w:name="_Toc17792_WPSOffice_Level2"/>
+      <w:bookmarkStart w:id="155" w:name="_Toc17792_WPSOffice_Level2"/>
+      <w:bookmarkStart w:id="156" w:name="_Toc19584_WPSOffice_Level1"/>
+      <w:bookmarkStart w:id="157" w:name="_Toc14611_WPSOffice_Level1"/>
+      <w:bookmarkStart w:id="158" w:name="_Toc22162_WPSOffice_Level1"/>
+      <w:bookmarkStart w:id="159" w:name="_Toc22623"/>
+      <w:bookmarkStart w:id="160" w:name="_Toc13275"/>
       <w:r>
         <w:rPr>
           <w:rFonts w:hint="eastAsia"/>
@@ -34927,8 +34745,8 @@
           <w:lang w:eastAsia="zh-CN"/>
         </w:rPr>
       </w:pPr>
-      <w:bookmarkStart w:id="161" w:name="_Toc13979"/>
-      <w:bookmarkStart w:id="162" w:name="_Toc26861"/>
+      <w:bookmarkStart w:id="161" w:name="_Toc26861"/>
+      <w:bookmarkStart w:id="162" w:name="_Toc13979"/>
       <w:r>
         <w:rPr>
           <w:rFonts w:hint="eastAsia" w:ascii="Times New Roman" w:hAnsi="Times New Roman"/>
